--- a/черновик отчет по практике 2026.docx
+++ b/черновик отчет по практике 2026.docx
@@ -185,21 +185,8 @@
           <w:vertAlign w:val="superscript"/>
           <w:lang w:eastAsia="ru-RU"/>
         </w:rPr>
-        <w:t xml:space="preserve"> (наименование высшей школы / филиала / </w:t>
-      </w:r>
-      <w:proofErr w:type="gramStart"/>
-      <w:r>
-        <w:rPr>
-          <w:rFonts w:eastAsia="Times New Roman" w:cs="Times New Roman"/>
-          <w:color w:val="auto"/>
-          <w:sz w:val="26"/>
-          <w:szCs w:val="26"/>
-          <w:vertAlign w:val="superscript"/>
-          <w:lang w:eastAsia="ru-RU"/>
-        </w:rPr>
-        <w:t>института )</w:t>
-      </w:r>
-      <w:proofErr w:type="gramEnd"/>
+        <w:t xml:space="preserve"> (наименование высшей школы / филиала / института )</w:t>
+      </w:r>
     </w:p>
     <w:p>
       <w:pPr>
@@ -783,16 +770,7 @@
                 <w:sz w:val="26"/>
                 <w:szCs w:val="26"/>
               </w:rPr>
-              <w:t xml:space="preserve"> с «</w:t>
-            </w:r>
-            <w:proofErr w:type="gramStart"/>
-            <w:r>
-              <w:rPr>
-                <w:color w:val="auto"/>
-                <w:sz w:val="26"/>
-                <w:szCs w:val="26"/>
-              </w:rPr>
-              <w:t xml:space="preserve">08»  </w:t>
+              <w:t xml:space="preserve"> с «08»  </w:t>
             </w:r>
             <w:r>
               <w:rPr>
@@ -801,17 +779,7 @@
                 <w:szCs w:val="26"/>
                 <w:u w:val="single"/>
               </w:rPr>
-              <w:t>сентября</w:t>
-            </w:r>
-            <w:proofErr w:type="gramEnd"/>
-            <w:r>
-              <w:rPr>
-                <w:color w:val="auto"/>
-                <w:sz w:val="26"/>
-                <w:szCs w:val="26"/>
-                <w:u w:val="single"/>
-              </w:rPr>
-              <w:t xml:space="preserve"> </w:t>
+              <w:t xml:space="preserve">сентября </w:t>
             </w:r>
             <w:r>
               <w:rPr>
@@ -5350,7 +5318,21 @@
         <w:rPr>
           <w:lang w:eastAsia="ru-RU"/>
         </w:rPr>
-        <w:t>Актуальность задачи (безопасность автономной навигации, арктическая специфика, импортозамещение)</w:t>
+        <w:t xml:space="preserve">Развитие беспилотных транспортных систем и модернизация логистической инфраструктуры Арктической зоны Российской Федерации являются приоритетными направлениями технологического суверенитета страны. В Архангельской области ведутся активные работы по внедрению морских </w:t>
+      </w:r>
+      <w:proofErr w:type="spellStart"/>
+      <w:r>
+        <w:rPr>
+          <w:lang w:eastAsia="ru-RU"/>
+        </w:rPr>
+        <w:t>безэкипажных</w:t>
+      </w:r>
+      <w:proofErr w:type="spellEnd"/>
+      <w:r>
+        <w:rPr>
+          <w:lang w:eastAsia="ru-RU"/>
+        </w:rPr>
+        <w:t xml:space="preserve"> катеров (БЭК) для регулярного снабжения удалённых населённых пунктов и мониторинга акваторий. Однако переход к полной автономности судовождения требует создания высоконадежных систем бортового технического зрения, способных работать в специфических условиях северных широт.</w:t>
       </w:r>
     </w:p>
     <w:p>
@@ -5364,7 +5346,47 @@
         <w:rPr>
           <w:lang w:eastAsia="ru-RU"/>
         </w:rPr>
-        <w:t>Формулировка проблемы</w:t>
+        <w:t xml:space="preserve">Актуальность работы обусловлена необходимостью обеспечения безопасности навигации в условиях стохастической водной среды, характеризующейся отсутствием структурированной дорожной инфраструктуры. Для акватории реки Северная Двина характерны сложные оптические условия: зеркальные блики, туман, низкий угол стояния солнца и интенсивное движение маломерных судов. </w:t>
+      </w:r>
+      <w:r>
+        <w:rPr>
+          <w:lang w:eastAsia="ru-RU"/>
+        </w:rPr>
+        <w:t xml:space="preserve">Традиционные промышленные решения на базе активных сенсоров, таких как </w:t>
+      </w:r>
+      <w:proofErr w:type="spellStart"/>
+      <w:r>
+        <w:rPr>
+          <w:lang w:eastAsia="ru-RU"/>
+        </w:rPr>
+        <w:t>лидары</w:t>
+      </w:r>
+      <w:proofErr w:type="spellEnd"/>
+      <w:r>
+        <w:rPr>
+          <w:lang w:eastAsia="ru-RU"/>
+        </w:rPr>
+        <w:t xml:space="preserve"> и радары, сталкиваются с существенными ограничениями в речной среде: рассеиванием лучей в тумане, помехами от брызг и «слепыми зонами» вблизи корпуса судна. </w:t>
+      </w:r>
+      <w:r>
+        <w:rPr>
+          <w:lang w:eastAsia="ru-RU"/>
+        </w:rPr>
+        <w:t xml:space="preserve">Использование пассивного технического зрения на основе мультисенсорного </w:t>
+      </w:r>
+      <w:proofErr w:type="spellStart"/>
+      <w:r>
+        <w:rPr>
+          <w:lang w:eastAsia="ru-RU"/>
+        </w:rPr>
+        <w:t>пайплайна</w:t>
+      </w:r>
+      <w:proofErr w:type="spellEnd"/>
+      <w:r>
+        <w:rPr>
+          <w:lang w:eastAsia="ru-RU"/>
+        </w:rPr>
+        <w:t xml:space="preserve"> открывает возможности для получения детальной семантической информации при значительно меньших массогабаритных и экономических затратах, что критически важно для малых БЭК. Кроме того, задача импортозамещения требует разработки отечественных программных комплексов и формирования уникальных верифицированных наборов данных, адаптированных под российскую навигационную инфраструктуру.</w:t>
       </w:r>
     </w:p>
     <w:p>
@@ -5378,7 +5400,49 @@
         <w:rPr>
           <w:lang w:eastAsia="ru-RU"/>
         </w:rPr>
-        <w:t>Предлагаемое решение</w:t>
+        <w:t>Проблема заключается в отсутствии открытых аннотированных наборов данных (</w:t>
+      </w:r>
+      <w:proofErr w:type="spellStart"/>
+      <w:r>
+        <w:rPr>
+          <w:lang w:eastAsia="ru-RU"/>
+        </w:rPr>
+        <w:t>датасетов</w:t>
+      </w:r>
+      <w:proofErr w:type="spellEnd"/>
+      <w:r>
+        <w:rPr>
+          <w:lang w:eastAsia="ru-RU"/>
+        </w:rPr>
+        <w:t xml:space="preserve">) и формализованных протоколов разметки, учитывающих специфику северных рек России, таких как наличие топляков, навигационных створов и особенностей ледохода. Существующие международные </w:t>
+      </w:r>
+      <w:proofErr w:type="spellStart"/>
+      <w:r>
+        <w:rPr>
+          <w:lang w:eastAsia="ru-RU"/>
+        </w:rPr>
+        <w:t>датасеты</w:t>
+      </w:r>
+      <w:proofErr w:type="spellEnd"/>
+      <w:r>
+        <w:rPr>
+          <w:lang w:eastAsia="ru-RU"/>
+        </w:rPr>
+        <w:t xml:space="preserve"> (MaSTr1325, </w:t>
+      </w:r>
+      <w:proofErr w:type="spellStart"/>
+      <w:r>
+        <w:rPr>
+          <w:lang w:eastAsia="ru-RU"/>
+        </w:rPr>
+        <w:t>LaRS</w:t>
+      </w:r>
+      <w:proofErr w:type="spellEnd"/>
+      <w:r>
+        <w:rPr>
+          <w:lang w:eastAsia="ru-RU"/>
+        </w:rPr>
+        <w:t>) не в полной мере отражают условия Арктики, а стандартные методы семантической сегментации не обеспечивают разделения отдельных экземпляров объектов и их устойчивого трекинга в плотном трафике.</w:t>
       </w:r>
     </w:p>
     <w:p>
@@ -5392,7 +5456,134 @@
         <w:rPr>
           <w:lang w:eastAsia="ru-RU"/>
         </w:rPr>
-        <w:t>Цель и задачи проекта</w:t>
+        <w:lastRenderedPageBreak/>
+        <w:t xml:space="preserve">В качестве решения в данной работе предлагается проектирование и реализация мультисенсорного конвейера обработки данных на базе вычислителя NVIDIA </w:t>
+      </w:r>
+      <w:proofErr w:type="spellStart"/>
+      <w:r>
+        <w:rPr>
+          <w:lang w:eastAsia="ru-RU"/>
+        </w:rPr>
+        <w:t>Jetson</w:t>
+      </w:r>
+      <w:proofErr w:type="spellEnd"/>
+      <w:r>
+        <w:rPr>
+          <w:lang w:eastAsia="ru-RU"/>
+        </w:rPr>
+        <w:t xml:space="preserve"> </w:t>
+      </w:r>
+      <w:proofErr w:type="spellStart"/>
+      <w:r>
+        <w:rPr>
+          <w:lang w:eastAsia="ru-RU"/>
+        </w:rPr>
+        <w:t>Orin</w:t>
+      </w:r>
+      <w:proofErr w:type="spellEnd"/>
+      <w:r>
+        <w:rPr>
+          <w:lang w:eastAsia="ru-RU"/>
+        </w:rPr>
+        <w:t xml:space="preserve"> </w:t>
+      </w:r>
+      <w:proofErr w:type="spellStart"/>
+      <w:r>
+        <w:rPr>
+          <w:lang w:eastAsia="ru-RU"/>
+        </w:rPr>
+        <w:t>Nano</w:t>
+      </w:r>
+      <w:proofErr w:type="spellEnd"/>
+      <w:r>
+        <w:rPr>
+          <w:lang w:eastAsia="ru-RU"/>
+        </w:rPr>
+        <w:t xml:space="preserve"> 8 GB. Система базируется на парадигме видео-</w:t>
+      </w:r>
+      <w:proofErr w:type="spellStart"/>
+      <w:r>
+        <w:rPr>
+          <w:lang w:eastAsia="ru-RU"/>
+        </w:rPr>
+        <w:t>паноптической</w:t>
+      </w:r>
+      <w:proofErr w:type="spellEnd"/>
+      <w:r>
+        <w:rPr>
+          <w:lang w:eastAsia="ru-RU"/>
+        </w:rPr>
+        <w:t xml:space="preserve"> сегментации (Video </w:t>
+      </w:r>
+      <w:proofErr w:type="spellStart"/>
+      <w:r>
+        <w:rPr>
+          <w:lang w:eastAsia="ru-RU"/>
+        </w:rPr>
+        <w:t>Panoptic</w:t>
+      </w:r>
+      <w:proofErr w:type="spellEnd"/>
+      <w:r>
+        <w:rPr>
+          <w:lang w:eastAsia="ru-RU"/>
+        </w:rPr>
+        <w:t xml:space="preserve"> </w:t>
+      </w:r>
+      <w:proofErr w:type="spellStart"/>
+      <w:r>
+        <w:rPr>
+          <w:lang w:eastAsia="ru-RU"/>
+        </w:rPr>
+        <w:t>Segmentation</w:t>
+      </w:r>
+      <w:proofErr w:type="spellEnd"/>
+      <w:r>
+        <w:rPr>
+          <w:lang w:eastAsia="ru-RU"/>
+        </w:rPr>
+        <w:t xml:space="preserve">, VPS), которая объединяет семантический анализ фона и </w:t>
+      </w:r>
+      <w:proofErr w:type="spellStart"/>
+      <w:r>
+        <w:rPr>
+          <w:lang w:eastAsia="ru-RU"/>
+        </w:rPr>
+        <w:t>попиксельное</w:t>
+      </w:r>
+      <w:proofErr w:type="spellEnd"/>
+      <w:r>
+        <w:rPr>
+          <w:lang w:eastAsia="ru-RU"/>
+        </w:rPr>
+        <w:t xml:space="preserve"> выделение динамических объектов с сохранением их идентификаторов (Track ID) во времени. Для обучения моделей сформирован оригинальный </w:t>
+      </w:r>
+      <w:proofErr w:type="spellStart"/>
+      <w:r>
+        <w:rPr>
+          <w:lang w:eastAsia="ru-RU"/>
+        </w:rPr>
+        <w:t>датасет</w:t>
+      </w:r>
+      <w:proofErr w:type="spellEnd"/>
+      <w:r>
+        <w:rPr>
+          <w:lang w:eastAsia="ru-RU"/>
+        </w:rPr>
+        <w:t xml:space="preserve">, собранный в дельте реки Северная Двина и дополненный синтетическими данными из симулятора </w:t>
+      </w:r>
+      <w:proofErr w:type="spellStart"/>
+      <w:r>
+        <w:rPr>
+          <w:lang w:eastAsia="ru-RU"/>
+        </w:rPr>
+        <w:t>Gazebo</w:t>
+      </w:r>
+      <w:proofErr w:type="spellEnd"/>
+      <w:r>
+        <w:rPr>
+          <w:lang w:eastAsia="ru-RU"/>
+        </w:rPr>
+        <w:t xml:space="preserve"> VRX. Методология разметки VPS реализована в среде CVAT с применением регламента Z-индексации и обработки визуальных артефактов.</w:t>
       </w:r>
     </w:p>
     <w:p>
@@ -5406,7 +5597,402 @@
         <w:rPr>
           <w:lang w:eastAsia="ru-RU"/>
         </w:rPr>
-        <w:t>Структура отчёта</w:t>
+        <w:t xml:space="preserve">Целью работы является разработка программного модуля детектирования надводных препятствий для </w:t>
+      </w:r>
+      <w:proofErr w:type="spellStart"/>
+      <w:r>
+        <w:rPr>
+          <w:lang w:eastAsia="ru-RU"/>
+        </w:rPr>
+        <w:t>безэкипажного</w:t>
+      </w:r>
+      <w:proofErr w:type="spellEnd"/>
+      <w:r>
+        <w:rPr>
+          <w:lang w:eastAsia="ru-RU"/>
+        </w:rPr>
+        <w:t xml:space="preserve"> катера на основе интеллектуальной обработки мультисенсорных данных в условиях речной навигации северных широт.</w:t>
+      </w:r>
+    </w:p>
+    <w:p>
+      <w:pPr>
+        <w:pStyle w:val="a8"/>
+        <w:rPr>
+          <w:lang w:eastAsia="ru-RU"/>
+        </w:rPr>
+      </w:pPr>
+      <w:r>
+        <w:rPr>
+          <w:lang w:eastAsia="ru-RU"/>
+        </w:rPr>
+        <w:t>Для достижения поставленной цели необходимо решить следующие задачи:</w:t>
+      </w:r>
+    </w:p>
+    <w:p>
+      <w:pPr>
+        <w:pStyle w:val="a8"/>
+        <w:numPr>
+          <w:ilvl w:val="0"/>
+          <w:numId w:val="22"/>
+        </w:numPr>
+        <w:ind w:left="0" w:firstLine="709"/>
+        <w:rPr>
+          <w:lang w:eastAsia="ru-RU"/>
+        </w:rPr>
+      </w:pPr>
+      <w:r>
+        <w:rPr>
+          <w:lang w:eastAsia="ru-RU"/>
+        </w:rPr>
+        <w:t>Провести комплексный анализ предметной области, включая обзор существующих сенсорных стеков, алгоритмов компьютерного зрения и доступных наборов данных для морской навигации.</w:t>
+      </w:r>
+    </w:p>
+    <w:p>
+      <w:pPr>
+        <w:pStyle w:val="a8"/>
+        <w:numPr>
+          <w:ilvl w:val="0"/>
+          <w:numId w:val="22"/>
+        </w:numPr>
+        <w:ind w:left="0" w:firstLine="709"/>
+        <w:rPr>
+          <w:lang w:eastAsia="ru-RU"/>
+        </w:rPr>
+      </w:pPr>
+      <w:r>
+        <w:rPr>
+          <w:lang w:eastAsia="ru-RU"/>
+        </w:rPr>
+        <w:t xml:space="preserve">Спроектировать архитектуру системы технического зрения на базе мультисенсорной конфигурации и мобильного вычислителя NVIDIA </w:t>
+      </w:r>
+      <w:proofErr w:type="spellStart"/>
+      <w:r>
+        <w:rPr>
+          <w:lang w:eastAsia="ru-RU"/>
+        </w:rPr>
+        <w:t>Jetson</w:t>
+      </w:r>
+      <w:proofErr w:type="spellEnd"/>
+      <w:r>
+        <w:rPr>
+          <w:lang w:eastAsia="ru-RU"/>
+        </w:rPr>
+        <w:t xml:space="preserve"> </w:t>
+      </w:r>
+      <w:proofErr w:type="spellStart"/>
+      <w:r>
+        <w:rPr>
+          <w:lang w:eastAsia="ru-RU"/>
+        </w:rPr>
+        <w:t>Orin</w:t>
+      </w:r>
+      <w:proofErr w:type="spellEnd"/>
+      <w:r>
+        <w:rPr>
+          <w:lang w:eastAsia="ru-RU"/>
+        </w:rPr>
+        <w:t xml:space="preserve"> </w:t>
+      </w:r>
+      <w:proofErr w:type="spellStart"/>
+      <w:r>
+        <w:rPr>
+          <w:lang w:eastAsia="ru-RU"/>
+        </w:rPr>
+        <w:t>Nano</w:t>
+      </w:r>
+      <w:proofErr w:type="spellEnd"/>
+      <w:r>
+        <w:rPr>
+          <w:lang w:eastAsia="ru-RU"/>
+        </w:rPr>
+        <w:t xml:space="preserve"> 8 GB.</w:t>
+      </w:r>
+    </w:p>
+    <w:p>
+      <w:pPr>
+        <w:pStyle w:val="a8"/>
+        <w:numPr>
+          <w:ilvl w:val="0"/>
+          <w:numId w:val="22"/>
+        </w:numPr>
+        <w:ind w:left="0" w:firstLine="709"/>
+        <w:rPr>
+          <w:lang w:eastAsia="ru-RU"/>
+        </w:rPr>
+      </w:pPr>
+      <w:r>
+        <w:rPr>
+          <w:lang w:eastAsia="ru-RU"/>
+        </w:rPr>
+        <w:t xml:space="preserve">Осуществить сбор натурных данных в акватории р. Северная Двина и реализовать </w:t>
+      </w:r>
+      <w:proofErr w:type="spellStart"/>
+      <w:r>
+        <w:rPr>
+          <w:lang w:eastAsia="ru-RU"/>
+        </w:rPr>
+        <w:t>пайплайн</w:t>
+      </w:r>
+      <w:proofErr w:type="spellEnd"/>
+      <w:r>
+        <w:rPr>
+          <w:lang w:eastAsia="ru-RU"/>
+        </w:rPr>
+        <w:t xml:space="preserve"> их предварительной обработки.</w:t>
+      </w:r>
+    </w:p>
+    <w:p>
+      <w:pPr>
+        <w:pStyle w:val="a8"/>
+        <w:numPr>
+          <w:ilvl w:val="0"/>
+          <w:numId w:val="22"/>
+        </w:numPr>
+        <w:ind w:left="0" w:firstLine="709"/>
+        <w:rPr>
+          <w:lang w:eastAsia="ru-RU"/>
+        </w:rPr>
+      </w:pPr>
+      <w:r>
+        <w:rPr>
+          <w:lang w:eastAsia="ru-RU"/>
+        </w:rPr>
+        <w:t xml:space="preserve">Разработать методологию и регламент </w:t>
+      </w:r>
+      <w:proofErr w:type="spellStart"/>
+      <w:r>
+        <w:rPr>
+          <w:lang w:eastAsia="ru-RU"/>
+        </w:rPr>
+        <w:t>паноптической</w:t>
+      </w:r>
+      <w:proofErr w:type="spellEnd"/>
+      <w:r>
+        <w:rPr>
+          <w:lang w:eastAsia="ru-RU"/>
+        </w:rPr>
+        <w:t xml:space="preserve"> </w:t>
+      </w:r>
+      <w:proofErr w:type="spellStart"/>
+      <w:r>
+        <w:rPr>
+          <w:lang w:eastAsia="ru-RU"/>
+        </w:rPr>
+        <w:t>видеоаннотации</w:t>
+      </w:r>
+      <w:proofErr w:type="spellEnd"/>
+      <w:r>
+        <w:rPr>
+          <w:lang w:eastAsia="ru-RU"/>
+        </w:rPr>
+        <w:t xml:space="preserve"> данных в среде CVAT, учитывающий специфику речной инфраструктуры и требования к сохранению Track ID объектов.</w:t>
+      </w:r>
+    </w:p>
+    <w:p>
+      <w:pPr>
+        <w:pStyle w:val="a8"/>
+        <w:numPr>
+          <w:ilvl w:val="0"/>
+          <w:numId w:val="22"/>
+        </w:numPr>
+        <w:ind w:left="0" w:firstLine="709"/>
+        <w:rPr>
+          <w:lang w:eastAsia="ru-RU"/>
+        </w:rPr>
+      </w:pPr>
+      <w:r>
+        <w:rPr>
+          <w:lang w:eastAsia="ru-RU"/>
+        </w:rPr>
+        <w:t xml:space="preserve">Провести сравнительный анализ и обучение </w:t>
+      </w:r>
+      <w:proofErr w:type="spellStart"/>
+      <w:r>
+        <w:rPr>
+          <w:lang w:eastAsia="ru-RU"/>
+        </w:rPr>
+        <w:t>нейросетевых</w:t>
+      </w:r>
+      <w:proofErr w:type="spellEnd"/>
+      <w:r>
+        <w:rPr>
+          <w:lang w:eastAsia="ru-RU"/>
+        </w:rPr>
+        <w:t xml:space="preserve"> моделей сегментации на верифицированных выборках; выбрать наилучшую архитектуру в качестве </w:t>
+      </w:r>
+      <w:proofErr w:type="spellStart"/>
+      <w:r>
+        <w:rPr>
+          <w:lang w:eastAsia="ru-RU"/>
+        </w:rPr>
+        <w:t>baseline</w:t>
+      </w:r>
+      <w:proofErr w:type="spellEnd"/>
+      <w:r>
+        <w:rPr>
+          <w:lang w:eastAsia="ru-RU"/>
+        </w:rPr>
+        <w:t>-решения для VPS-</w:t>
+      </w:r>
+      <w:proofErr w:type="spellStart"/>
+      <w:r>
+        <w:rPr>
+          <w:lang w:eastAsia="ru-RU"/>
+        </w:rPr>
+        <w:t>пайплайна</w:t>
+      </w:r>
+      <w:proofErr w:type="spellEnd"/>
+      <w:r>
+        <w:rPr>
+          <w:lang w:eastAsia="ru-RU"/>
+        </w:rPr>
+        <w:t>.</w:t>
+      </w:r>
+      <w:r>
+        <w:rPr>
+          <w:lang w:eastAsia="ru-RU"/>
+        </w:rPr>
+        <w:t xml:space="preserve"> </w:t>
+      </w:r>
+    </w:p>
+    <w:p>
+      <w:pPr>
+        <w:pStyle w:val="a8"/>
+        <w:numPr>
+          <w:ilvl w:val="0"/>
+          <w:numId w:val="22"/>
+        </w:numPr>
+        <w:ind w:left="0" w:firstLine="709"/>
+        <w:rPr>
+          <w:lang w:eastAsia="ru-RU"/>
+        </w:rPr>
+      </w:pPr>
+      <w:r>
+        <w:rPr>
+          <w:lang w:eastAsia="ru-RU"/>
+        </w:rPr>
+        <w:t xml:space="preserve">Выполнить интеграцию разработанных модулей в единый </w:t>
+      </w:r>
+      <w:proofErr w:type="spellStart"/>
+      <w:r>
+        <w:rPr>
+          <w:lang w:eastAsia="ru-RU"/>
+        </w:rPr>
+        <w:t>инференс-пайплайн</w:t>
+      </w:r>
+      <w:proofErr w:type="spellEnd"/>
+      <w:r>
+        <w:rPr>
+          <w:lang w:eastAsia="ru-RU"/>
+        </w:rPr>
+        <w:t xml:space="preserve"> и провести испытания в </w:t>
+      </w:r>
+      <w:proofErr w:type="spellStart"/>
+      <w:r>
+        <w:rPr>
+          <w:lang w:eastAsia="ru-RU"/>
+        </w:rPr>
+        <w:t>симуляционной</w:t>
+      </w:r>
+      <w:proofErr w:type="spellEnd"/>
+      <w:r>
+        <w:rPr>
+          <w:lang w:eastAsia="ru-RU"/>
+        </w:rPr>
+        <w:t xml:space="preserve"> среде </w:t>
+      </w:r>
+      <w:proofErr w:type="spellStart"/>
+      <w:r>
+        <w:rPr>
+          <w:lang w:eastAsia="ru-RU"/>
+        </w:rPr>
+        <w:t>Gazebo</w:t>
+      </w:r>
+      <w:proofErr w:type="spellEnd"/>
+      <w:r>
+        <w:rPr>
+          <w:lang w:eastAsia="ru-RU"/>
+        </w:rPr>
+        <w:t xml:space="preserve"> VRX.</w:t>
+      </w:r>
+    </w:p>
+    <w:p>
+      <w:pPr>
+        <w:pStyle w:val="a8"/>
+        <w:rPr>
+          <w:lang w:eastAsia="ru-RU"/>
+        </w:rPr>
+      </w:pPr>
+      <w:r>
+        <w:rPr>
+          <w:lang w:eastAsia="ru-RU"/>
+        </w:rPr>
+        <w:t xml:space="preserve">Структура отчёта. Работа состоит из введения, пяти глав и заключения. В первой главе проводится анализ предметной области и существующих решений в </w:t>
+      </w:r>
+      <w:r>
+        <w:rPr>
+          <w:lang w:eastAsia="ru-RU"/>
+        </w:rPr>
+        <w:lastRenderedPageBreak/>
+        <w:t xml:space="preserve">сфере USV. Вторая глава посвящена обоснованию архитектуры системы и выбору аппаратных и программных средств. Третья глава описывает методологию сбора и подготовки данных, включая методологию разметки VPS в среде CVAT, сравнение инструментов аннотации, а также формирование синтетических данных в симуляторе </w:t>
+      </w:r>
+      <w:proofErr w:type="spellStart"/>
+      <w:r>
+        <w:rPr>
+          <w:lang w:eastAsia="ru-RU"/>
+        </w:rPr>
+        <w:t>Gazebo</w:t>
+      </w:r>
+      <w:proofErr w:type="spellEnd"/>
+      <w:r>
+        <w:rPr>
+          <w:lang w:eastAsia="ru-RU"/>
+        </w:rPr>
+        <w:t xml:space="preserve"> VRX. В четвёртой главе рассматриваются вопросы выбора, настройки и обучения </w:t>
+      </w:r>
+      <w:proofErr w:type="spellStart"/>
+      <w:r>
+        <w:rPr>
+          <w:lang w:eastAsia="ru-RU"/>
+        </w:rPr>
+        <w:t>нейросетевых</w:t>
+      </w:r>
+      <w:proofErr w:type="spellEnd"/>
+      <w:r>
+        <w:rPr>
+          <w:lang w:eastAsia="ru-RU"/>
+        </w:rPr>
+        <w:t xml:space="preserve"> моделей. Пятая глава содержит описание процесса интеграции системы в </w:t>
+      </w:r>
+      <w:proofErr w:type="spellStart"/>
+      <w:r>
+        <w:rPr>
+          <w:lang w:eastAsia="ru-RU"/>
+        </w:rPr>
+        <w:t>инференс-пайплайн</w:t>
+      </w:r>
+      <w:proofErr w:type="spellEnd"/>
+      <w:r>
+        <w:rPr>
+          <w:lang w:eastAsia="ru-RU"/>
+        </w:rPr>
+        <w:t xml:space="preserve"> и результаты демонстрации работы алгоритмов.</w:t>
+      </w:r>
+    </w:p>
+    <w:p>
+      <w:pPr>
+        <w:pStyle w:val="a8"/>
+        <w:rPr>
+          <w:lang w:eastAsia="ru-RU"/>
+        </w:rPr>
+      </w:pPr>
+      <w:r>
+        <w:rPr>
+          <w:lang w:eastAsia="ru-RU"/>
+        </w:rPr>
+        <w:pict w14:anchorId="14B20758">
+          <v:rect id="_x0000_i1025" style="width:0;height:1.5pt" o:hralign="center" o:hrstd="t" o:hr="t" fillcolor="#a0a0a0" stroked="f"/>
+        </w:pict>
       </w:r>
     </w:p>
     <w:p>
@@ -9559,9 +10145,285 @@
     <w:p>
       <w:pPr>
         <w:pStyle w:val="a8"/>
+        <w:rPr>
+          <w:lang w:eastAsia="ru-RU"/>
+        </w:rPr>
+      </w:pPr>
+      <w:r>
+        <w:rPr>
+          <w:lang w:eastAsia="ru-RU"/>
+        </w:rPr>
+        <w:t>Использованные источники</w:t>
+      </w:r>
+    </w:p>
+    <w:p>
+      <w:pPr>
+        <w:pStyle w:val="a8"/>
+        <w:rPr>
+          <w:lang w:eastAsia="ru-RU"/>
+        </w:rPr>
+      </w:pPr>
+      <w:r>
+        <w:rPr>
+          <w:lang w:eastAsia="ru-RU"/>
+        </w:rPr>
+        <w:t xml:space="preserve">Информационно-аналитическое агентство </w:t>
+      </w:r>
+      <w:proofErr w:type="spellStart"/>
+      <w:r>
+        <w:rPr>
+          <w:lang w:eastAsia="ru-RU"/>
+        </w:rPr>
+        <w:t>PortNews</w:t>
+      </w:r>
+      <w:proofErr w:type="spellEnd"/>
+      <w:r>
+        <w:rPr>
+          <w:lang w:eastAsia="ru-RU"/>
+        </w:rPr>
+        <w:t>. В Архангельской области в 2026 году запустят грузовые беспилотные катера. https://portnews.ru/news/385137/. 202</w:t>
+      </w:r>
+      <w:r>
+        <w:rPr>
+          <w:lang w:eastAsia="ru-RU"/>
+        </w:rPr>
+        <w:t>5</w:t>
+      </w:r>
+      <w:r>
+        <w:rPr>
+          <w:lang w:eastAsia="ru-RU"/>
+        </w:rPr>
+        <w:t xml:space="preserve">. </w:t>
+      </w:r>
+      <w:proofErr w:type="spellStart"/>
+      <w:r>
+        <w:rPr>
+          <w:lang w:eastAsia="ru-RU"/>
+        </w:rPr>
+        <w:t>Фонтанка.ру</w:t>
+      </w:r>
+      <w:proofErr w:type="spellEnd"/>
+      <w:r>
+        <w:rPr>
+          <w:lang w:eastAsia="ru-RU"/>
+        </w:rPr>
+        <w:t xml:space="preserve">. Беспилотный катер «Бриз» связал Архангельск и Соловки. https://www.fontanka.ru/2025/11/19/76129930/. </w:t>
+      </w:r>
+      <w:r>
+        <w:rPr>
+          <w:lang w:val="en-US" w:eastAsia="ru-RU"/>
+        </w:rPr>
+        <w:t xml:space="preserve">2024. </w:t>
+      </w:r>
+      <w:proofErr w:type="spellStart"/>
+      <w:r>
+        <w:rPr>
+          <w:lang w:val="en-US" w:eastAsia="ru-RU"/>
+        </w:rPr>
+        <w:t>Bovcon</w:t>
+      </w:r>
+      <w:proofErr w:type="spellEnd"/>
+      <w:r>
+        <w:rPr>
+          <w:lang w:val="en-US" w:eastAsia="ru-RU"/>
+        </w:rPr>
+        <w:t xml:space="preserve"> B., </w:t>
+      </w:r>
+      <w:proofErr w:type="spellStart"/>
+      <w:r>
+        <w:rPr>
+          <w:lang w:val="en-US" w:eastAsia="ru-RU"/>
+        </w:rPr>
+        <w:t>Muhovič</w:t>
+      </w:r>
+      <w:proofErr w:type="spellEnd"/>
+      <w:r>
+        <w:rPr>
+          <w:lang w:val="en-US" w:eastAsia="ru-RU"/>
+        </w:rPr>
+        <w:t xml:space="preserve"> J., </w:t>
+      </w:r>
+      <w:proofErr w:type="spellStart"/>
+      <w:r>
+        <w:rPr>
+          <w:lang w:val="en-US" w:eastAsia="ru-RU"/>
+        </w:rPr>
+        <w:t>Perš</w:t>
+      </w:r>
+      <w:proofErr w:type="spellEnd"/>
+      <w:r>
+        <w:rPr>
+          <w:lang w:val="en-US" w:eastAsia="ru-RU"/>
+        </w:rPr>
+        <w:t xml:space="preserve"> J., Kristan M. The MaSTr1325 dataset for training deep USV obstacle detection models. Proceedings of the IEEE/RSJ International Conference on Intelligent Robots and Systems (IROS). DOI: 10.1109/IROS40897.2019.8967909. 2019. </w:t>
+      </w:r>
+      <w:proofErr w:type="spellStart"/>
+      <w:r>
+        <w:rPr>
+          <w:lang w:val="en-US" w:eastAsia="ru-RU"/>
+        </w:rPr>
+        <w:t>Bovcon</w:t>
+      </w:r>
+      <w:proofErr w:type="spellEnd"/>
+      <w:r>
+        <w:rPr>
+          <w:lang w:val="en-US" w:eastAsia="ru-RU"/>
+        </w:rPr>
+        <w:t xml:space="preserve"> B., </w:t>
+      </w:r>
+      <w:proofErr w:type="spellStart"/>
+      <w:r>
+        <w:rPr>
+          <w:lang w:val="en-US" w:eastAsia="ru-RU"/>
+        </w:rPr>
+        <w:t>Muhovič</w:t>
+      </w:r>
+      <w:proofErr w:type="spellEnd"/>
+      <w:r>
+        <w:rPr>
+          <w:lang w:val="en-US" w:eastAsia="ru-RU"/>
+        </w:rPr>
+        <w:t xml:space="preserve"> J., </w:t>
+      </w:r>
+      <w:proofErr w:type="spellStart"/>
+      <w:r>
+        <w:rPr>
+          <w:lang w:val="en-US" w:eastAsia="ru-RU"/>
+        </w:rPr>
+        <w:t>Perš</w:t>
+      </w:r>
+      <w:proofErr w:type="spellEnd"/>
+      <w:r>
+        <w:rPr>
+          <w:lang w:val="en-US" w:eastAsia="ru-RU"/>
+        </w:rPr>
+        <w:t xml:space="preserve"> J., Kristan M. MODD2: A Comprehensive Marine Object Detection Dataset. Proceedings of the IEEE/RSJ International Conference on Intelligent Robots and Systems (IROS). DOI: 10.1109/IROS.2018.8593664. 2018. </w:t>
+      </w:r>
+      <w:proofErr w:type="spellStart"/>
+      <w:r>
+        <w:rPr>
+          <w:lang w:val="en-US" w:eastAsia="ru-RU"/>
+        </w:rPr>
+        <w:t>Žust</w:t>
+      </w:r>
+      <w:proofErr w:type="spellEnd"/>
+      <w:r>
+        <w:rPr>
+          <w:lang w:val="en-US" w:eastAsia="ru-RU"/>
+        </w:rPr>
+        <w:t xml:space="preserve"> L., </w:t>
+      </w:r>
+      <w:proofErr w:type="spellStart"/>
+      <w:r>
+        <w:rPr>
+          <w:lang w:val="en-US" w:eastAsia="ru-RU"/>
+        </w:rPr>
+        <w:t>Perš</w:t>
+      </w:r>
+      <w:proofErr w:type="spellEnd"/>
+      <w:r>
+        <w:rPr>
+          <w:lang w:val="en-US" w:eastAsia="ru-RU"/>
+        </w:rPr>
+        <w:t xml:space="preserve"> J., Kristan M. </w:t>
+      </w:r>
+      <w:proofErr w:type="spellStart"/>
+      <w:r>
+        <w:rPr>
+          <w:lang w:val="en-US" w:eastAsia="ru-RU"/>
+        </w:rPr>
+        <w:t>LaRS</w:t>
+      </w:r>
+      <w:proofErr w:type="spellEnd"/>
+      <w:r>
+        <w:rPr>
+          <w:lang w:val="en-US" w:eastAsia="ru-RU"/>
+        </w:rPr>
+        <w:t xml:space="preserve">: A Diverse Panoptic Maritime Obstacle Detection Dataset and Benchmark. Proceedings of the IEEE/CVF International Conference on Computer Vision (ICCV). 2023. </w:t>
+      </w:r>
+      <w:proofErr w:type="spellStart"/>
+      <w:r>
+        <w:rPr>
+          <w:lang w:val="en-US" w:eastAsia="ru-RU"/>
+        </w:rPr>
+        <w:t>Jocher</w:t>
+      </w:r>
+      <w:proofErr w:type="spellEnd"/>
+      <w:r>
+        <w:rPr>
+          <w:lang w:val="en-US" w:eastAsia="ru-RU"/>
+        </w:rPr>
+        <w:t xml:space="preserve"> G., Chaurasia A., Qiu J. </w:t>
+      </w:r>
+      <w:proofErr w:type="spellStart"/>
+      <w:r>
+        <w:rPr>
+          <w:lang w:val="en-US" w:eastAsia="ru-RU"/>
+        </w:rPr>
+        <w:t>Ultralytics</w:t>
+      </w:r>
+      <w:proofErr w:type="spellEnd"/>
+      <w:r>
+        <w:rPr>
+          <w:lang w:val="en-US" w:eastAsia="ru-RU"/>
+        </w:rPr>
+        <w:t xml:space="preserve"> YOLO. https://github.com/ultralytics/ultralytics. 2023. Qiao D., Guo Y., Li W. et al. Marine Vision-Based Situational Awareness Using Discriminative Deep Learning: A Survey. Journal of Marine Science and Engineering. DOI: 10.3390/jmse9040397. 2021. Steccanella L. et al. Waterline and obstacle detection in images from low-cost autonomous boats for environmental monitoring. Robotics and Autonomous Systems. </w:t>
+      </w:r>
+      <w:r>
+        <w:rPr>
+          <w:lang w:eastAsia="ru-RU"/>
+        </w:rPr>
+        <w:t xml:space="preserve">DOI: 10.1016/j.robot.2019.103346. 2020. Скороход Б.А., Стаценко А.В., Фатеев С.И. Алгоритмы видеонаблюдения и маневрирования автономных морских судов. Известия </w:t>
+      </w:r>
+      <w:proofErr w:type="spellStart"/>
+      <w:r>
+        <w:rPr>
+          <w:lang w:eastAsia="ru-RU"/>
+        </w:rPr>
+        <w:t>ТулГУ</w:t>
+      </w:r>
+      <w:proofErr w:type="spellEnd"/>
+      <w:r>
+        <w:rPr>
+          <w:lang w:eastAsia="ru-RU"/>
+        </w:rPr>
+        <w:t xml:space="preserve">. 2024. Лазарева И.М., </w:t>
+      </w:r>
+      <w:proofErr w:type="spellStart"/>
+      <w:r>
+        <w:rPr>
+          <w:lang w:eastAsia="ru-RU"/>
+        </w:rPr>
+        <w:t>Шелегов</w:t>
+      </w:r>
+      <w:proofErr w:type="spellEnd"/>
+      <w:r>
+        <w:rPr>
+          <w:lang w:eastAsia="ru-RU"/>
+        </w:rPr>
+        <w:t xml:space="preserve"> Г.С. Использование методов машинного обучения для оценки ледовой обстановки на реках Мурманской области по данным спутников Sentinel-1. Конференция «Современные проблемы ДЗЗ из космоса». 2024. Зеленина Л.И., </w:t>
+      </w:r>
+      <w:proofErr w:type="spellStart"/>
+      <w:r>
+        <w:rPr>
+          <w:lang w:eastAsia="ru-RU"/>
+        </w:rPr>
+        <w:t>Хаймина</w:t>
+      </w:r>
+      <w:proofErr w:type="spellEnd"/>
+      <w:r>
+        <w:rPr>
+          <w:lang w:eastAsia="ru-RU"/>
+        </w:rPr>
+        <w:t xml:space="preserve"> Л.Э., Деменкова Е.А. и др. Разработка методики моделирования изменения ледяного покрова Арктики. Современные наукоемкие технологии. 2020.</w:t>
+      </w:r>
+    </w:p>
+    <w:p>
+      <w:pPr>
+        <w:pStyle w:val="a8"/>
         <w:ind w:firstLine="0"/>
         <w:rPr>
-          <w:lang w:val="en-US" w:eastAsia="ru-RU"/>
+          <w:lang w:eastAsia="ru-RU"/>
         </w:rPr>
       </w:pPr>
     </w:p>
@@ -11718,6 +12580,209 @@
     </w:lvl>
   </w:abstractNum>
   <w:abstractNum w:abstractNumId="13" w15:restartNumberingAfterBreak="0">
+    <w:nsid w:val="66576166"/>
+    <w:multiLevelType w:val="multilevel"/>
+    <w:tmpl w:val="C2409B8C"/>
+    <w:lvl w:ilvl="0">
+      <w:start w:val="1"/>
+      <w:numFmt w:val="decimal"/>
+      <w:lvlText w:val="%1."/>
+      <w:lvlJc w:val="left"/>
+      <w:pPr>
+        <w:tabs>
+          <w:tab w:val="num" w:pos="720"/>
+        </w:tabs>
+        <w:ind w:left="720" w:hanging="360"/>
+      </w:pPr>
+    </w:lvl>
+    <w:lvl w:ilvl="1" w:tentative="1">
+      <w:start w:val="1"/>
+      <w:numFmt w:val="decimal"/>
+      <w:lvlText w:val="%2."/>
+      <w:lvlJc w:val="left"/>
+      <w:pPr>
+        <w:tabs>
+          <w:tab w:val="num" w:pos="1440"/>
+        </w:tabs>
+        <w:ind w:left="1440" w:hanging="360"/>
+      </w:pPr>
+    </w:lvl>
+    <w:lvl w:ilvl="2" w:tentative="1">
+      <w:start w:val="1"/>
+      <w:numFmt w:val="decimal"/>
+      <w:lvlText w:val="%3."/>
+      <w:lvlJc w:val="left"/>
+      <w:pPr>
+        <w:tabs>
+          <w:tab w:val="num" w:pos="2160"/>
+        </w:tabs>
+        <w:ind w:left="2160" w:hanging="360"/>
+      </w:pPr>
+    </w:lvl>
+    <w:lvl w:ilvl="3" w:tentative="1">
+      <w:start w:val="1"/>
+      <w:numFmt w:val="decimal"/>
+      <w:lvlText w:val="%4."/>
+      <w:lvlJc w:val="left"/>
+      <w:pPr>
+        <w:tabs>
+          <w:tab w:val="num" w:pos="2880"/>
+        </w:tabs>
+        <w:ind w:left="2880" w:hanging="360"/>
+      </w:pPr>
+    </w:lvl>
+    <w:lvl w:ilvl="4" w:tentative="1">
+      <w:start w:val="1"/>
+      <w:numFmt w:val="decimal"/>
+      <w:lvlText w:val="%5."/>
+      <w:lvlJc w:val="left"/>
+      <w:pPr>
+        <w:tabs>
+          <w:tab w:val="num" w:pos="3600"/>
+        </w:tabs>
+        <w:ind w:left="3600" w:hanging="360"/>
+      </w:pPr>
+    </w:lvl>
+    <w:lvl w:ilvl="5" w:tentative="1">
+      <w:start w:val="1"/>
+      <w:numFmt w:val="decimal"/>
+      <w:lvlText w:val="%6."/>
+      <w:lvlJc w:val="left"/>
+      <w:pPr>
+        <w:tabs>
+          <w:tab w:val="num" w:pos="4320"/>
+        </w:tabs>
+        <w:ind w:left="4320" w:hanging="360"/>
+      </w:pPr>
+    </w:lvl>
+    <w:lvl w:ilvl="6" w:tentative="1">
+      <w:start w:val="1"/>
+      <w:numFmt w:val="decimal"/>
+      <w:lvlText w:val="%7."/>
+      <w:lvlJc w:val="left"/>
+      <w:pPr>
+        <w:tabs>
+          <w:tab w:val="num" w:pos="5040"/>
+        </w:tabs>
+        <w:ind w:left="5040" w:hanging="360"/>
+      </w:pPr>
+    </w:lvl>
+    <w:lvl w:ilvl="7" w:tentative="1">
+      <w:start w:val="1"/>
+      <w:numFmt w:val="decimal"/>
+      <w:lvlText w:val="%8."/>
+      <w:lvlJc w:val="left"/>
+      <w:pPr>
+        <w:tabs>
+          <w:tab w:val="num" w:pos="5760"/>
+        </w:tabs>
+        <w:ind w:left="5760" w:hanging="360"/>
+      </w:pPr>
+    </w:lvl>
+    <w:lvl w:ilvl="8" w:tentative="1">
+      <w:start w:val="1"/>
+      <w:numFmt w:val="decimal"/>
+      <w:lvlText w:val="%9."/>
+      <w:lvlJc w:val="left"/>
+      <w:pPr>
+        <w:tabs>
+          <w:tab w:val="num" w:pos="6480"/>
+        </w:tabs>
+        <w:ind w:left="6480" w:hanging="360"/>
+      </w:pPr>
+    </w:lvl>
+  </w:abstractNum>
+  <w:abstractNum w:abstractNumId="14" w15:restartNumberingAfterBreak="0">
+    <w:nsid w:val="6EE04E5A"/>
+    <w:multiLevelType w:val="hybridMultilevel"/>
+    <w:tmpl w:val="E9B2CF86"/>
+    <w:lvl w:ilvl="0" w:tplc="3FC48BC2">
+      <w:start w:val="1"/>
+      <w:numFmt w:val="decimal"/>
+      <w:suff w:val="space"/>
+      <w:lvlText w:val="%1."/>
+      <w:lvlJc w:val="left"/>
+      <w:pPr>
+        <w:ind w:left="1069" w:hanging="360"/>
+      </w:pPr>
+      <w:rPr>
+        <w:rFonts w:hint="default"/>
+      </w:rPr>
+    </w:lvl>
+    <w:lvl w:ilvl="1" w:tplc="04190019" w:tentative="1">
+      <w:start w:val="1"/>
+      <w:numFmt w:val="lowerLetter"/>
+      <w:lvlText w:val="%2."/>
+      <w:lvlJc w:val="left"/>
+      <w:pPr>
+        <w:ind w:left="2149" w:hanging="360"/>
+      </w:pPr>
+    </w:lvl>
+    <w:lvl w:ilvl="2" w:tplc="0419001B" w:tentative="1">
+      <w:start w:val="1"/>
+      <w:numFmt w:val="lowerRoman"/>
+      <w:lvlText w:val="%3."/>
+      <w:lvlJc w:val="right"/>
+      <w:pPr>
+        <w:ind w:left="2869" w:hanging="180"/>
+      </w:pPr>
+    </w:lvl>
+    <w:lvl w:ilvl="3" w:tplc="0419000F" w:tentative="1">
+      <w:start w:val="1"/>
+      <w:numFmt w:val="decimal"/>
+      <w:lvlText w:val="%4."/>
+      <w:lvlJc w:val="left"/>
+      <w:pPr>
+        <w:ind w:left="3589" w:hanging="360"/>
+      </w:pPr>
+    </w:lvl>
+    <w:lvl w:ilvl="4" w:tplc="04190019" w:tentative="1">
+      <w:start w:val="1"/>
+      <w:numFmt w:val="lowerLetter"/>
+      <w:lvlText w:val="%5."/>
+      <w:lvlJc w:val="left"/>
+      <w:pPr>
+        <w:ind w:left="4309" w:hanging="360"/>
+      </w:pPr>
+    </w:lvl>
+    <w:lvl w:ilvl="5" w:tplc="0419001B" w:tentative="1">
+      <w:start w:val="1"/>
+      <w:numFmt w:val="lowerRoman"/>
+      <w:lvlText w:val="%6."/>
+      <w:lvlJc w:val="right"/>
+      <w:pPr>
+        <w:ind w:left="5029" w:hanging="180"/>
+      </w:pPr>
+    </w:lvl>
+    <w:lvl w:ilvl="6" w:tplc="0419000F" w:tentative="1">
+      <w:start w:val="1"/>
+      <w:numFmt w:val="decimal"/>
+      <w:lvlText w:val="%7."/>
+      <w:lvlJc w:val="left"/>
+      <w:pPr>
+        <w:ind w:left="5749" w:hanging="360"/>
+      </w:pPr>
+    </w:lvl>
+    <w:lvl w:ilvl="7" w:tplc="04190019" w:tentative="1">
+      <w:start w:val="1"/>
+      <w:numFmt w:val="lowerLetter"/>
+      <w:lvlText w:val="%8."/>
+      <w:lvlJc w:val="left"/>
+      <w:pPr>
+        <w:ind w:left="6469" w:hanging="360"/>
+      </w:pPr>
+    </w:lvl>
+    <w:lvl w:ilvl="8" w:tplc="0419001B" w:tentative="1">
+      <w:start w:val="1"/>
+      <w:numFmt w:val="lowerRoman"/>
+      <w:lvlText w:val="%9."/>
+      <w:lvlJc w:val="right"/>
+      <w:pPr>
+        <w:ind w:left="7189" w:hanging="180"/>
+      </w:pPr>
+    </w:lvl>
+  </w:abstractNum>
+  <w:abstractNum w:abstractNumId="15" w15:restartNumberingAfterBreak="0">
     <w:nsid w:val="70AC3BF6"/>
     <w:multiLevelType w:val="multilevel"/>
     <w:tmpl w:val="78689012"/>
@@ -11833,7 +12898,7 @@
       </w:rPr>
     </w:lvl>
   </w:abstractNum>
-  <w:abstractNum w:abstractNumId="14" w15:restartNumberingAfterBreak="0">
+  <w:abstractNum w:abstractNumId="16" w15:restartNumberingAfterBreak="0">
     <w:nsid w:val="77832CBE"/>
     <w:multiLevelType w:val="hybridMultilevel"/>
     <w:tmpl w:val="44B2B662"/>
@@ -11922,7 +12987,7 @@
       </w:pPr>
     </w:lvl>
   </w:abstractNum>
-  <w:abstractNum w:abstractNumId="15" w15:restartNumberingAfterBreak="0">
+  <w:abstractNum w:abstractNumId="17" w15:restartNumberingAfterBreak="0">
     <w:nsid w:val="7B291D6B"/>
     <w:multiLevelType w:val="multilevel"/>
     <w:tmpl w:val="A580AB7C"/>
@@ -12071,7 +13136,7 @@
       </w:rPr>
     </w:lvl>
   </w:abstractNum>
-  <w:abstractNum w:abstractNumId="16" w15:restartNumberingAfterBreak="0">
+  <w:abstractNum w:abstractNumId="18" w15:restartNumberingAfterBreak="0">
     <w:nsid w:val="7FE54FDD"/>
     <w:multiLevelType w:val="multilevel"/>
     <w:tmpl w:val="A4141810"/>
@@ -12187,7 +13252,7 @@
     </w:lvl>
   </w:abstractNum>
   <w:num w:numId="1" w16cid:durableId="1595164528">
-    <w:abstractNumId w:val="14"/>
+    <w:abstractNumId w:val="16"/>
     <w:lvlOverride w:ilvl="0">
       <w:startOverride w:val="1"/>
     </w:lvlOverride>
@@ -12220,10 +13285,10 @@
     <w:abstractNumId w:val="11"/>
   </w:num>
   <w:num w:numId="3" w16cid:durableId="399327835">
-    <w:abstractNumId w:val="16"/>
+    <w:abstractNumId w:val="18"/>
   </w:num>
   <w:num w:numId="4" w16cid:durableId="46147625">
-    <w:abstractNumId w:val="13"/>
+    <w:abstractNumId w:val="15"/>
   </w:num>
   <w:num w:numId="5" w16cid:durableId="2014724889">
     <w:abstractNumId w:val="7"/>
@@ -12532,7 +13597,16 @@
     <w:abstractNumId w:val="4"/>
   </w:num>
   <w:num w:numId="19" w16cid:durableId="1728606600">
-    <w:abstractNumId w:val="15"/>
+    <w:abstractNumId w:val="17"/>
+  </w:num>
+  <w:num w:numId="20" w16cid:durableId="231474493">
+    <w:abstractNumId w:val="13"/>
+  </w:num>
+  <w:num w:numId="21" w16cid:durableId="1135026407">
+    <w:abstractNumId w:val="16"/>
+  </w:num>
+  <w:num w:numId="22" w16cid:durableId="946037305">
+    <w:abstractNumId w:val="14"/>
   </w:num>
   <w:numIdMacAtCleanup w:val="12"/>
 </w:numbering>
@@ -14118,6 +15192,42 @@
       <w:szCs w:val="20"/>
     </w:rPr>
   </w:style>
+  <w:style w:type="paragraph" w:styleId="aff1">
+    <w:name w:val="annotation subject"/>
+    <w:basedOn w:val="af3"/>
+    <w:next w:val="af3"/>
+    <w:link w:val="aff2"/>
+    <w:uiPriority w:val="99"/>
+    <w:semiHidden/>
+    <w:unhideWhenUsed/>
+    <w:rsid w:val="00296251"/>
+    <w:pPr>
+      <w:ind w:firstLine="709"/>
+      <w:jc w:val="both"/>
+    </w:pPr>
+    <w:rPr>
+      <w:rFonts w:ascii="Times New Roman" w:hAnsi="Times New Roman"/>
+      <w:b/>
+      <w:bCs/>
+      <w:color w:val="000000" w:themeColor="text1"/>
+    </w:rPr>
+  </w:style>
+  <w:style w:type="character" w:customStyle="1" w:styleId="aff2">
+    <w:name w:val="Тема примечания Знак"/>
+    <w:basedOn w:val="af4"/>
+    <w:link w:val="aff1"/>
+    <w:uiPriority w:val="99"/>
+    <w:semiHidden/>
+    <w:rsid w:val="00296251"/>
+    <w:rPr>
+      <w:rFonts w:ascii="Times New Roman" w:hAnsi="Times New Roman"/>
+      <w:b/>
+      <w:bCs/>
+      <w:color w:val="000000" w:themeColor="text1"/>
+      <w:sz w:val="20"/>
+      <w:szCs w:val="20"/>
+    </w:rPr>
+  </w:style>
 </w:styles>
 </file>
 

--- a/черновик отчет по практике 2026.docx
+++ b/черновик отчет по практике 2026.docx
@@ -185,8 +185,21 @@
           <w:vertAlign w:val="superscript"/>
           <w:lang w:eastAsia="ru-RU"/>
         </w:rPr>
-        <w:t xml:space="preserve"> (наименование высшей школы / филиала / института )</w:t>
-      </w:r>
+        <w:t xml:space="preserve"> (наименование высшей школы / филиала / </w:t>
+      </w:r>
+      <w:proofErr w:type="gramStart"/>
+      <w:r>
+        <w:rPr>
+          <w:rFonts w:eastAsia="Times New Roman" w:cs="Times New Roman"/>
+          <w:color w:val="auto"/>
+          <w:sz w:val="26"/>
+          <w:szCs w:val="26"/>
+          <w:vertAlign w:val="superscript"/>
+          <w:lang w:eastAsia="ru-RU"/>
+        </w:rPr>
+        <w:t>института )</w:t>
+      </w:r>
+      <w:proofErr w:type="gramEnd"/>
     </w:p>
     <w:p>
       <w:pPr>
@@ -770,7 +783,16 @@
                 <w:sz w:val="26"/>
                 <w:szCs w:val="26"/>
               </w:rPr>
-              <w:t xml:space="preserve"> с «08»  </w:t>
+              <w:t xml:space="preserve"> с «</w:t>
+            </w:r>
+            <w:proofErr w:type="gramStart"/>
+            <w:r>
+              <w:rPr>
+                <w:color w:val="auto"/>
+                <w:sz w:val="26"/>
+                <w:szCs w:val="26"/>
+              </w:rPr>
+              <w:t xml:space="preserve">08»  </w:t>
             </w:r>
             <w:r>
               <w:rPr>
@@ -779,7 +801,17 @@
                 <w:szCs w:val="26"/>
                 <w:u w:val="single"/>
               </w:rPr>
-              <w:t xml:space="preserve">сентября </w:t>
+              <w:t>сентября</w:t>
+            </w:r>
+            <w:proofErr w:type="gramEnd"/>
+            <w:r>
+              <w:rPr>
+                <w:color w:val="auto"/>
+                <w:sz w:val="26"/>
+                <w:szCs w:val="26"/>
+                <w:u w:val="single"/>
+              </w:rPr>
+              <w:t xml:space="preserve"> </w:t>
             </w:r>
             <w:r>
               <w:rPr>
@@ -6034,13 +6066,6 @@
       <w:r>
         <w:t xml:space="preserve"> Беспилотные надводные суда: понятие и область применения </w:t>
       </w:r>
-      <w:r>
-        <w:rPr>
-          <w:i/>
-          <w:iCs/>
-        </w:rPr>
-        <w:t>(Тр. 2)</w:t>
-      </w:r>
     </w:p>
     <w:p>
       <w:pPr>
@@ -6056,24 +6081,6 @@
       <w:r>
         <w:t xml:space="preserve"> Особенности водной среды в сравнении с наземной навигацией </w:t>
       </w:r>
-      <w:r>
-        <w:rPr>
-          <w:i/>
-          <w:iCs/>
-        </w:rPr>
-        <w:t>(Тр. 2)</w:t>
-      </w:r>
-      <w:r>
-        <w:t xml:space="preserve"> </w:t>
-      </w:r>
-    </w:p>
-    <w:p>
-      <w:pPr>
-        <w:pStyle w:val="a8"/>
-      </w:pPr>
-      <w:r>
-        <w:t>Источник: отчёт по практике 2025.docx</w:t>
-      </w:r>
     </w:p>
     <w:p>
       <w:pPr>
@@ -6089,24 +6096,6 @@
       <w:r>
         <w:t xml:space="preserve"> Обзор существующих решений (мировые и российские кейсы) </w:t>
       </w:r>
-      <w:r>
-        <w:rPr>
-          <w:i/>
-          <w:iCs/>
-        </w:rPr>
-        <w:t>(Тр. 2)</w:t>
-      </w:r>
-      <w:r>
-        <w:t xml:space="preserve"> </w:t>
-      </w:r>
-    </w:p>
-    <w:p>
-      <w:pPr>
-        <w:pStyle w:val="a8"/>
-      </w:pPr>
-      <w:r>
-        <w:t>Источник: отчёт по практике 2025.docx</w:t>
-      </w:r>
     </w:p>
     <w:p>
       <w:pPr>
@@ -6122,27 +6111,6 @@
       <w:r>
         <w:t xml:space="preserve"> Сравнение с аналогами по выделенным характеристикам </w:t>
       </w:r>
-      <w:r>
-        <w:rPr>
-          <w:i/>
-          <w:iCs/>
-        </w:rPr>
-        <w:t>(Тр. 8)</w:t>
-      </w:r>
-      <w:r>
-        <w:t xml:space="preserve"> </w:t>
-      </w:r>
-    </w:p>
-    <w:p>
-      <w:pPr>
-        <w:pStyle w:val="a8"/>
-        <w:rPr>
-          <w:szCs w:val="24"/>
-        </w:rPr>
-      </w:pPr>
-      <w:r>
-        <w:t>[ВСТАВИТЬ: Таблица 1 — Сравнение систем-аналогов]</w:t>
-      </w:r>
     </w:p>
     <w:p>
       <w:pPr>
@@ -6156,36 +6124,7 @@
         <w:t>1.5</w:t>
       </w:r>
       <w:r>
-        <w:t xml:space="preserve"> Целевая аудитория и сценарии применения </w:t>
-      </w:r>
-      <w:r>
-        <w:rPr>
-          <w:i/>
-          <w:iCs/>
-        </w:rPr>
-        <w:t>(Тр. 6, 7)</w:t>
-      </w:r>
-      <w:r>
-        <w:t xml:space="preserve"> </w:t>
-      </w:r>
-    </w:p>
-    <w:p>
-      <w:pPr>
-        <w:pStyle w:val="a8"/>
-        <w:rPr>
-          <w:szCs w:val="24"/>
-        </w:rPr>
-      </w:pPr>
-      <w:r>
-        <w:t xml:space="preserve">[ВСТАВИТЬ: Рисунок 1 — </w:t>
-      </w:r>
-      <w:proofErr w:type="spellStart"/>
-      <w:r>
-        <w:t>Use-case</w:t>
-      </w:r>
-      <w:proofErr w:type="spellEnd"/>
-      <w:r>
-        <w:t xml:space="preserve"> диаграмма]</w:t>
+        <w:t xml:space="preserve"> Целевая аудитория и сценарии применения  </w:t>
       </w:r>
     </w:p>
     <w:p>

--- a/черновик отчет по практике 2026.docx
+++ b/черновик отчет по практике 2026.docx
@@ -185,21 +185,8 @@
           <w:vertAlign w:val="superscript"/>
           <w:lang w:eastAsia="ru-RU"/>
         </w:rPr>
-        <w:t xml:space="preserve"> (наименование высшей школы / филиала / </w:t>
-      </w:r>
-      <w:proofErr w:type="gramStart"/>
-      <w:r>
-        <w:rPr>
-          <w:rFonts w:eastAsia="Times New Roman" w:cs="Times New Roman"/>
-          <w:color w:val="auto"/>
-          <w:sz w:val="26"/>
-          <w:szCs w:val="26"/>
-          <w:vertAlign w:val="superscript"/>
-          <w:lang w:eastAsia="ru-RU"/>
-        </w:rPr>
-        <w:t>института )</w:t>
-      </w:r>
-      <w:proofErr w:type="gramEnd"/>
+        <w:t xml:space="preserve"> (наименование высшей школы / филиала / института )</w:t>
+      </w:r>
     </w:p>
     <w:p>
       <w:pPr>
@@ -783,16 +770,7 @@
                 <w:sz w:val="26"/>
                 <w:szCs w:val="26"/>
               </w:rPr>
-              <w:t xml:space="preserve"> с «</w:t>
-            </w:r>
-            <w:proofErr w:type="gramStart"/>
-            <w:r>
-              <w:rPr>
-                <w:color w:val="auto"/>
-                <w:sz w:val="26"/>
-                <w:szCs w:val="26"/>
-              </w:rPr>
-              <w:t xml:space="preserve">08»  </w:t>
+              <w:t xml:space="preserve"> с «08»  </w:t>
             </w:r>
             <w:r>
               <w:rPr>
@@ -801,17 +779,7 @@
                 <w:szCs w:val="26"/>
                 <w:u w:val="single"/>
               </w:rPr>
-              <w:t>сентября</w:t>
-            </w:r>
-            <w:proofErr w:type="gramEnd"/>
-            <w:r>
-              <w:rPr>
-                <w:color w:val="auto"/>
-                <w:sz w:val="26"/>
-                <w:szCs w:val="26"/>
-                <w:u w:val="single"/>
-              </w:rPr>
-              <w:t xml:space="preserve"> </w:t>
+              <w:t xml:space="preserve">сентября </w:t>
             </w:r>
             <w:r>
               <w:rPr>
@@ -993,25 +961,7 @@
                 <w:sz w:val="26"/>
                 <w:szCs w:val="26"/>
               </w:rPr>
-              <w:t xml:space="preserve">  </w:t>
-            </w:r>
-            <w:proofErr w:type="spellStart"/>
-            <w:r>
-              <w:rPr>
-                <w:color w:val="auto"/>
-                <w:sz w:val="26"/>
-                <w:szCs w:val="26"/>
-              </w:rPr>
-              <w:t>Загидуллин</w:t>
-            </w:r>
-            <w:proofErr w:type="spellEnd"/>
-            <w:r>
-              <w:rPr>
-                <w:color w:val="auto"/>
-                <w:sz w:val="26"/>
-                <w:szCs w:val="26"/>
-              </w:rPr>
-              <w:t xml:space="preserve"> Евгений Александрович</w:t>
+              <w:t xml:space="preserve">  Загидуллин Евгений Александрович</w:t>
             </w:r>
           </w:p>
           <w:p>
@@ -1478,25 +1428,7 @@
                 <w:sz w:val="26"/>
                 <w:szCs w:val="26"/>
               </w:rPr>
-              <w:t xml:space="preserve">Абрамова Л.В., доцент, </w:t>
-            </w:r>
-            <w:proofErr w:type="spellStart"/>
-            <w:r>
-              <w:rPr>
-                <w:color w:val="auto"/>
-                <w:sz w:val="26"/>
-                <w:szCs w:val="26"/>
-              </w:rPr>
-              <w:t>к.с-х.н</w:t>
-            </w:r>
-            <w:proofErr w:type="spellEnd"/>
-            <w:r>
-              <w:rPr>
-                <w:color w:val="auto"/>
-                <w:sz w:val="26"/>
-                <w:szCs w:val="26"/>
-              </w:rPr>
-              <w:t xml:space="preserve">.              </w:t>
+              <w:t xml:space="preserve">Абрамова Л.В., доцент, к.с-х.н.              </w:t>
             </w:r>
           </w:p>
         </w:tc>
@@ -2233,23 +2165,13 @@
                 <w:vertAlign w:val="superscript"/>
               </w:rPr>
             </w:pPr>
-            <w:proofErr w:type="spellStart"/>
             <w:r>
               <w:rPr>
                 <w:color w:val="auto"/>
                 <w:sz w:val="26"/>
                 <w:szCs w:val="26"/>
               </w:rPr>
-              <w:t>Загидуллин</w:t>
-            </w:r>
-            <w:proofErr w:type="spellEnd"/>
-            <w:r>
-              <w:rPr>
-                <w:color w:val="auto"/>
-                <w:sz w:val="26"/>
-                <w:szCs w:val="26"/>
-              </w:rPr>
-              <w:t xml:space="preserve"> Евгений Александрович</w:t>
+              <w:t>Загидуллин Евгений Александрович</w:t>
             </w:r>
           </w:p>
         </w:tc>
@@ -5350,21 +5272,7 @@
         <w:rPr>
           <w:lang w:eastAsia="ru-RU"/>
         </w:rPr>
-        <w:t xml:space="preserve">Развитие беспилотных транспортных систем и модернизация логистической инфраструктуры Арктической зоны Российской Федерации являются приоритетными направлениями технологического суверенитета страны. В Архангельской области ведутся активные работы по внедрению морских </w:t>
-      </w:r>
-      <w:proofErr w:type="spellStart"/>
-      <w:r>
-        <w:rPr>
-          <w:lang w:eastAsia="ru-RU"/>
-        </w:rPr>
-        <w:t>безэкипажных</w:t>
-      </w:r>
-      <w:proofErr w:type="spellEnd"/>
-      <w:r>
-        <w:rPr>
-          <w:lang w:eastAsia="ru-RU"/>
-        </w:rPr>
-        <w:t xml:space="preserve"> катеров (БЭК) для регулярного снабжения удалённых населённых пунктов и мониторинга акваторий. Однако переход к полной автономности судовождения требует создания высоконадежных систем бортового технического зрения, способных работать в специфических условиях северных широт.</w:t>
+        <w:t>Развитие беспилотных транспортных систем и модернизация логистической инфраструктуры Арктической зоны Российской Федерации являются приоритетными направлениями технологического суверенитета страны. В Архангельской области ведутся активные работы по внедрению морских безэкипажных катеров (БЭК) для регулярного снабжения удалённых населённых пунктов и мониторинга акваторий. Однако переход к полной автономности судовождения требует создания высоконадежных систем бортового технического зрения, способных работать в специфических условиях северных широт.</w:t>
       </w:r>
     </w:p>
     <w:p>
@@ -5384,41 +5292,13 @@
         <w:rPr>
           <w:lang w:eastAsia="ru-RU"/>
         </w:rPr>
-        <w:t xml:space="preserve">Традиционные промышленные решения на базе активных сенсоров, таких как </w:t>
-      </w:r>
-      <w:proofErr w:type="spellStart"/>
-      <w:r>
-        <w:rPr>
-          <w:lang w:eastAsia="ru-RU"/>
-        </w:rPr>
-        <w:t>лидары</w:t>
-      </w:r>
-      <w:proofErr w:type="spellEnd"/>
-      <w:r>
-        <w:rPr>
-          <w:lang w:eastAsia="ru-RU"/>
-        </w:rPr>
-        <w:t xml:space="preserve"> и радары, сталкиваются с существенными ограничениями в речной среде: рассеиванием лучей в тумане, помехами от брызг и «слепыми зонами» вблизи корпуса судна. </w:t>
-      </w:r>
-      <w:r>
-        <w:rPr>
-          <w:lang w:eastAsia="ru-RU"/>
-        </w:rPr>
-        <w:t xml:space="preserve">Использование пассивного технического зрения на основе мультисенсорного </w:t>
-      </w:r>
-      <w:proofErr w:type="spellStart"/>
-      <w:r>
-        <w:rPr>
-          <w:lang w:eastAsia="ru-RU"/>
-        </w:rPr>
-        <w:t>пайплайна</w:t>
-      </w:r>
-      <w:proofErr w:type="spellEnd"/>
-      <w:r>
-        <w:rPr>
-          <w:lang w:eastAsia="ru-RU"/>
-        </w:rPr>
-        <w:t xml:space="preserve"> открывает возможности для получения детальной семантической информации при значительно меньших массогабаритных и экономических затратах, что критически важно для малых БЭК. Кроме того, задача импортозамещения требует разработки отечественных программных комплексов и формирования уникальных верифицированных наборов данных, адаптированных под российскую навигационную инфраструктуру.</w:t>
+        <w:t xml:space="preserve">Традиционные промышленные решения на базе активных сенсоров, таких как лидары и радары, сталкиваются с существенными ограничениями в речной среде: рассеиванием лучей в тумане, помехами от брызг и «слепыми зонами» вблизи корпуса судна. </w:t>
+      </w:r>
+      <w:r>
+        <w:rPr>
+          <w:lang w:eastAsia="ru-RU"/>
+        </w:rPr>
+        <w:t>Использование пассивного технического зрения на основе мультисенсорного пайплайна открывает возможности для получения детальной семантической информации при значительно меньших массогабаритных и экономических затратах, что критически важно для малых БЭК. Кроме того, задача импортозамещения требует разработки отечественных программных комплексов и формирования уникальных верифицированных наборов данных, адаптированных под российскую навигационную инфраструктуру.</w:t>
       </w:r>
     </w:p>
     <w:p>
@@ -5432,49 +5312,7 @@
         <w:rPr>
           <w:lang w:eastAsia="ru-RU"/>
         </w:rPr>
-        <w:t>Проблема заключается в отсутствии открытых аннотированных наборов данных (</w:t>
-      </w:r>
-      <w:proofErr w:type="spellStart"/>
-      <w:r>
-        <w:rPr>
-          <w:lang w:eastAsia="ru-RU"/>
-        </w:rPr>
-        <w:t>датасетов</w:t>
-      </w:r>
-      <w:proofErr w:type="spellEnd"/>
-      <w:r>
-        <w:rPr>
-          <w:lang w:eastAsia="ru-RU"/>
-        </w:rPr>
-        <w:t xml:space="preserve">) и формализованных протоколов разметки, учитывающих специфику северных рек России, таких как наличие топляков, навигационных створов и особенностей ледохода. Существующие международные </w:t>
-      </w:r>
-      <w:proofErr w:type="spellStart"/>
-      <w:r>
-        <w:rPr>
-          <w:lang w:eastAsia="ru-RU"/>
-        </w:rPr>
-        <w:t>датасеты</w:t>
-      </w:r>
-      <w:proofErr w:type="spellEnd"/>
-      <w:r>
-        <w:rPr>
-          <w:lang w:eastAsia="ru-RU"/>
-        </w:rPr>
-        <w:t xml:space="preserve"> (MaSTr1325, </w:t>
-      </w:r>
-      <w:proofErr w:type="spellStart"/>
-      <w:r>
-        <w:rPr>
-          <w:lang w:eastAsia="ru-RU"/>
-        </w:rPr>
-        <w:t>LaRS</w:t>
-      </w:r>
-      <w:proofErr w:type="spellEnd"/>
-      <w:r>
-        <w:rPr>
-          <w:lang w:eastAsia="ru-RU"/>
-        </w:rPr>
-        <w:t>) не в полной мере отражают условия Арктики, а стандартные методы семантической сегментации не обеспечивают разделения отдельных экземпляров объектов и их устойчивого трекинга в плотном трафике.</w:t>
+        <w:t>Проблема заключается в отсутствии открытых аннотированных наборов данных (датасетов) и формализованных протоколов разметки, учитывающих специфику северных рек России, таких как наличие топляков, навигационных створов и особенностей ледохода. Существующие международные датасеты (MaSTr1325, LaRS) не в полной мере отражают условия Арктики, а стандартные методы семантической сегментации не обеспечивают разделения отдельных экземпляров объектов и их устойчивого трекинга в плотном трафике.</w:t>
       </w:r>
     </w:p>
     <w:p>
@@ -5489,133 +5327,7 @@
           <w:lang w:eastAsia="ru-RU"/>
         </w:rPr>
         <w:lastRenderedPageBreak/>
-        <w:t xml:space="preserve">В качестве решения в данной работе предлагается проектирование и реализация мультисенсорного конвейера обработки данных на базе вычислителя NVIDIA </w:t>
-      </w:r>
-      <w:proofErr w:type="spellStart"/>
-      <w:r>
-        <w:rPr>
-          <w:lang w:eastAsia="ru-RU"/>
-        </w:rPr>
-        <w:t>Jetson</w:t>
-      </w:r>
-      <w:proofErr w:type="spellEnd"/>
-      <w:r>
-        <w:rPr>
-          <w:lang w:eastAsia="ru-RU"/>
-        </w:rPr>
-        <w:t xml:space="preserve"> </w:t>
-      </w:r>
-      <w:proofErr w:type="spellStart"/>
-      <w:r>
-        <w:rPr>
-          <w:lang w:eastAsia="ru-RU"/>
-        </w:rPr>
-        <w:t>Orin</w:t>
-      </w:r>
-      <w:proofErr w:type="spellEnd"/>
-      <w:r>
-        <w:rPr>
-          <w:lang w:eastAsia="ru-RU"/>
-        </w:rPr>
-        <w:t xml:space="preserve"> </w:t>
-      </w:r>
-      <w:proofErr w:type="spellStart"/>
-      <w:r>
-        <w:rPr>
-          <w:lang w:eastAsia="ru-RU"/>
-        </w:rPr>
-        <w:t>Nano</w:t>
-      </w:r>
-      <w:proofErr w:type="spellEnd"/>
-      <w:r>
-        <w:rPr>
-          <w:lang w:eastAsia="ru-RU"/>
-        </w:rPr>
-        <w:t xml:space="preserve"> 8 GB. Система базируется на парадигме видео-</w:t>
-      </w:r>
-      <w:proofErr w:type="spellStart"/>
-      <w:r>
-        <w:rPr>
-          <w:lang w:eastAsia="ru-RU"/>
-        </w:rPr>
-        <w:t>паноптической</w:t>
-      </w:r>
-      <w:proofErr w:type="spellEnd"/>
-      <w:r>
-        <w:rPr>
-          <w:lang w:eastAsia="ru-RU"/>
-        </w:rPr>
-        <w:t xml:space="preserve"> сегментации (Video </w:t>
-      </w:r>
-      <w:proofErr w:type="spellStart"/>
-      <w:r>
-        <w:rPr>
-          <w:lang w:eastAsia="ru-RU"/>
-        </w:rPr>
-        <w:t>Panoptic</w:t>
-      </w:r>
-      <w:proofErr w:type="spellEnd"/>
-      <w:r>
-        <w:rPr>
-          <w:lang w:eastAsia="ru-RU"/>
-        </w:rPr>
-        <w:t xml:space="preserve"> </w:t>
-      </w:r>
-      <w:proofErr w:type="spellStart"/>
-      <w:r>
-        <w:rPr>
-          <w:lang w:eastAsia="ru-RU"/>
-        </w:rPr>
-        <w:t>Segmentation</w:t>
-      </w:r>
-      <w:proofErr w:type="spellEnd"/>
-      <w:r>
-        <w:rPr>
-          <w:lang w:eastAsia="ru-RU"/>
-        </w:rPr>
-        <w:t xml:space="preserve">, VPS), которая объединяет семантический анализ фона и </w:t>
-      </w:r>
-      <w:proofErr w:type="spellStart"/>
-      <w:r>
-        <w:rPr>
-          <w:lang w:eastAsia="ru-RU"/>
-        </w:rPr>
-        <w:t>попиксельное</w:t>
-      </w:r>
-      <w:proofErr w:type="spellEnd"/>
-      <w:r>
-        <w:rPr>
-          <w:lang w:eastAsia="ru-RU"/>
-        </w:rPr>
-        <w:t xml:space="preserve"> выделение динамических объектов с сохранением их идентификаторов (Track ID) во времени. Для обучения моделей сформирован оригинальный </w:t>
-      </w:r>
-      <w:proofErr w:type="spellStart"/>
-      <w:r>
-        <w:rPr>
-          <w:lang w:eastAsia="ru-RU"/>
-        </w:rPr>
-        <w:t>датасет</w:t>
-      </w:r>
-      <w:proofErr w:type="spellEnd"/>
-      <w:r>
-        <w:rPr>
-          <w:lang w:eastAsia="ru-RU"/>
-        </w:rPr>
-        <w:t xml:space="preserve">, собранный в дельте реки Северная Двина и дополненный синтетическими данными из симулятора </w:t>
-      </w:r>
-      <w:proofErr w:type="spellStart"/>
-      <w:r>
-        <w:rPr>
-          <w:lang w:eastAsia="ru-RU"/>
-        </w:rPr>
-        <w:t>Gazebo</w:t>
-      </w:r>
-      <w:proofErr w:type="spellEnd"/>
-      <w:r>
-        <w:rPr>
-          <w:lang w:eastAsia="ru-RU"/>
-        </w:rPr>
-        <w:t xml:space="preserve"> VRX. Методология разметки VPS реализована в среде CVAT с применением регламента Z-индексации и обработки визуальных артефактов.</w:t>
+        <w:t>В качестве решения в данной работе предлагается проектирование и реализация мультисенсорного конвейера обработки данных на базе вычислителя NVIDIA Jetson Orin Nano 8 GB. Система базируется на парадигме видео-паноптической сегментации (Video Panoptic Segmentation, VPS), которая объединяет семантический анализ фона и попиксельное выделение динамических объектов с сохранением их идентификаторов (Track ID) во времени. Для обучения моделей сформирован оригинальный датасет, собранный в дельте реки Северная Двина и дополненный синтетическими данными из симулятора Gazebo VRX. Методология разметки VPS реализована в среде CVAT с применением регламента Z-индексации и обработки визуальных артефактов.</w:t>
       </w:r>
     </w:p>
     <w:p>
@@ -5629,21 +5341,7 @@
         <w:rPr>
           <w:lang w:eastAsia="ru-RU"/>
         </w:rPr>
-        <w:t xml:space="preserve">Целью работы является разработка программного модуля детектирования надводных препятствий для </w:t>
-      </w:r>
-      <w:proofErr w:type="spellStart"/>
-      <w:r>
-        <w:rPr>
-          <w:lang w:eastAsia="ru-RU"/>
-        </w:rPr>
-        <w:t>безэкипажного</w:t>
-      </w:r>
-      <w:proofErr w:type="spellEnd"/>
-      <w:r>
-        <w:rPr>
-          <w:lang w:eastAsia="ru-RU"/>
-        </w:rPr>
-        <w:t xml:space="preserve"> катера на основе интеллектуальной обработки мультисенсорных данных в условиях речной навигации северных широт.</w:t>
+        <w:t>Целью работы является разработка программного модуля детектирования надводных препятствий для безэкипажного катера на основе интеллектуальной обработки мультисенсорных данных в условиях речной навигации северных широт.</w:t>
       </w:r>
     </w:p>
     <w:p>
@@ -5695,49 +5393,7 @@
         <w:rPr>
           <w:lang w:eastAsia="ru-RU"/>
         </w:rPr>
-        <w:t xml:space="preserve">Спроектировать архитектуру системы технического зрения на базе мультисенсорной конфигурации и мобильного вычислителя NVIDIA </w:t>
-      </w:r>
-      <w:proofErr w:type="spellStart"/>
-      <w:r>
-        <w:rPr>
-          <w:lang w:eastAsia="ru-RU"/>
-        </w:rPr>
-        <w:t>Jetson</w:t>
-      </w:r>
-      <w:proofErr w:type="spellEnd"/>
-      <w:r>
-        <w:rPr>
-          <w:lang w:eastAsia="ru-RU"/>
-        </w:rPr>
-        <w:t xml:space="preserve"> </w:t>
-      </w:r>
-      <w:proofErr w:type="spellStart"/>
-      <w:r>
-        <w:rPr>
-          <w:lang w:eastAsia="ru-RU"/>
-        </w:rPr>
-        <w:t>Orin</w:t>
-      </w:r>
-      <w:proofErr w:type="spellEnd"/>
-      <w:r>
-        <w:rPr>
-          <w:lang w:eastAsia="ru-RU"/>
-        </w:rPr>
-        <w:t xml:space="preserve"> </w:t>
-      </w:r>
-      <w:proofErr w:type="spellStart"/>
-      <w:r>
-        <w:rPr>
-          <w:lang w:eastAsia="ru-RU"/>
-        </w:rPr>
-        <w:t>Nano</w:t>
-      </w:r>
-      <w:proofErr w:type="spellEnd"/>
-      <w:r>
-        <w:rPr>
-          <w:lang w:eastAsia="ru-RU"/>
-        </w:rPr>
-        <w:t xml:space="preserve"> 8 GB.</w:t>
+        <w:t>Спроектировать архитектуру системы технического зрения на базе мультисенсорной конфигурации и мобильного вычислителя NVIDIA Jetson Orin Nano 8 GB.</w:t>
       </w:r>
     </w:p>
     <w:p>
@@ -5756,21 +5412,7 @@
         <w:rPr>
           <w:lang w:eastAsia="ru-RU"/>
         </w:rPr>
-        <w:t xml:space="preserve">Осуществить сбор натурных данных в акватории р. Северная Двина и реализовать </w:t>
-      </w:r>
-      <w:proofErr w:type="spellStart"/>
-      <w:r>
-        <w:rPr>
-          <w:lang w:eastAsia="ru-RU"/>
-        </w:rPr>
-        <w:t>пайплайн</w:t>
-      </w:r>
-      <w:proofErr w:type="spellEnd"/>
-      <w:r>
-        <w:rPr>
-          <w:lang w:eastAsia="ru-RU"/>
-        </w:rPr>
-        <w:t xml:space="preserve"> их предварительной обработки.</w:t>
+        <w:t>Осуществить сбор натурных данных в акватории р. Северная Двина и реализовать пайплайн их предварительной обработки.</w:t>
       </w:r>
     </w:p>
     <w:p>
@@ -5789,35 +5431,7 @@
         <w:rPr>
           <w:lang w:eastAsia="ru-RU"/>
         </w:rPr>
-        <w:t xml:space="preserve">Разработать методологию и регламент </w:t>
-      </w:r>
-      <w:proofErr w:type="spellStart"/>
-      <w:r>
-        <w:rPr>
-          <w:lang w:eastAsia="ru-RU"/>
-        </w:rPr>
-        <w:t>паноптической</w:t>
-      </w:r>
-      <w:proofErr w:type="spellEnd"/>
-      <w:r>
-        <w:rPr>
-          <w:lang w:eastAsia="ru-RU"/>
-        </w:rPr>
-        <w:t xml:space="preserve"> </w:t>
-      </w:r>
-      <w:proofErr w:type="spellStart"/>
-      <w:r>
-        <w:rPr>
-          <w:lang w:eastAsia="ru-RU"/>
-        </w:rPr>
-        <w:t>видеоаннотации</w:t>
-      </w:r>
-      <w:proofErr w:type="spellEnd"/>
-      <w:r>
-        <w:rPr>
-          <w:lang w:eastAsia="ru-RU"/>
-        </w:rPr>
-        <w:t xml:space="preserve"> данных в среде CVAT, учитывающий специфику речной инфраструктуры и требования к сохранению Track ID объектов.</w:t>
+        <w:t>Разработать методологию и регламент паноптической видеоаннотации данных в среде CVAT, учитывающий специфику речной инфраструктуры и требования к сохранению Track ID объектов.</w:t>
       </w:r>
     </w:p>
     <w:p>
@@ -5836,55 +5450,7 @@
         <w:rPr>
           <w:lang w:eastAsia="ru-RU"/>
         </w:rPr>
-        <w:t xml:space="preserve">Провести сравнительный анализ и обучение </w:t>
-      </w:r>
-      <w:proofErr w:type="spellStart"/>
-      <w:r>
-        <w:rPr>
-          <w:lang w:eastAsia="ru-RU"/>
-        </w:rPr>
-        <w:t>нейросетевых</w:t>
-      </w:r>
-      <w:proofErr w:type="spellEnd"/>
-      <w:r>
-        <w:rPr>
-          <w:lang w:eastAsia="ru-RU"/>
-        </w:rPr>
-        <w:t xml:space="preserve"> моделей сегментации на верифицированных выборках; выбрать наилучшую архитектуру в качестве </w:t>
-      </w:r>
-      <w:proofErr w:type="spellStart"/>
-      <w:r>
-        <w:rPr>
-          <w:lang w:eastAsia="ru-RU"/>
-        </w:rPr>
-        <w:t>baseline</w:t>
-      </w:r>
-      <w:proofErr w:type="spellEnd"/>
-      <w:r>
-        <w:rPr>
-          <w:lang w:eastAsia="ru-RU"/>
-        </w:rPr>
-        <w:t>-решения для VPS-</w:t>
-      </w:r>
-      <w:proofErr w:type="spellStart"/>
-      <w:r>
-        <w:rPr>
-          <w:lang w:eastAsia="ru-RU"/>
-        </w:rPr>
-        <w:t>пайплайна</w:t>
-      </w:r>
-      <w:proofErr w:type="spellEnd"/>
-      <w:r>
-        <w:rPr>
-          <w:lang w:eastAsia="ru-RU"/>
-        </w:rPr>
-        <w:t>.</w:t>
-      </w:r>
-      <w:r>
-        <w:rPr>
-          <w:lang w:eastAsia="ru-RU"/>
-        </w:rPr>
-        <w:t xml:space="preserve"> </w:t>
+        <w:t xml:space="preserve">Провести сравнительный анализ и обучение нейросетевых моделей сегментации на верифицированных выборках; выбрать наилучшую архитектуру в качестве baseline-решения для VPS-пайплайна. </w:t>
       </w:r>
     </w:p>
     <w:p>
@@ -5903,49 +5469,7 @@
         <w:rPr>
           <w:lang w:eastAsia="ru-RU"/>
         </w:rPr>
-        <w:t xml:space="preserve">Выполнить интеграцию разработанных модулей в единый </w:t>
-      </w:r>
-      <w:proofErr w:type="spellStart"/>
-      <w:r>
-        <w:rPr>
-          <w:lang w:eastAsia="ru-RU"/>
-        </w:rPr>
-        <w:t>инференс-пайплайн</w:t>
-      </w:r>
-      <w:proofErr w:type="spellEnd"/>
-      <w:r>
-        <w:rPr>
-          <w:lang w:eastAsia="ru-RU"/>
-        </w:rPr>
-        <w:t xml:space="preserve"> и провести испытания в </w:t>
-      </w:r>
-      <w:proofErr w:type="spellStart"/>
-      <w:r>
-        <w:rPr>
-          <w:lang w:eastAsia="ru-RU"/>
-        </w:rPr>
-        <w:t>симуляционной</w:t>
-      </w:r>
-      <w:proofErr w:type="spellEnd"/>
-      <w:r>
-        <w:rPr>
-          <w:lang w:eastAsia="ru-RU"/>
-        </w:rPr>
-        <w:t xml:space="preserve"> среде </w:t>
-      </w:r>
-      <w:proofErr w:type="spellStart"/>
-      <w:r>
-        <w:rPr>
-          <w:lang w:eastAsia="ru-RU"/>
-        </w:rPr>
-        <w:t>Gazebo</w:t>
-      </w:r>
-      <w:proofErr w:type="spellEnd"/>
-      <w:r>
-        <w:rPr>
-          <w:lang w:eastAsia="ru-RU"/>
-        </w:rPr>
-        <w:t xml:space="preserve"> VRX.</w:t>
+        <w:t>Выполнить интеграцию разработанных модулей в единый инференс-пайплайн и провести испытания в симуляционной среде Gazebo VRX.</w:t>
       </w:r>
     </w:p>
     <w:p>
@@ -5966,49 +5490,7 @@
           <w:lang w:eastAsia="ru-RU"/>
         </w:rPr>
         <w:lastRenderedPageBreak/>
-        <w:t xml:space="preserve">сфере USV. Вторая глава посвящена обоснованию архитектуры системы и выбору аппаратных и программных средств. Третья глава описывает методологию сбора и подготовки данных, включая методологию разметки VPS в среде CVAT, сравнение инструментов аннотации, а также формирование синтетических данных в симуляторе </w:t>
-      </w:r>
-      <w:proofErr w:type="spellStart"/>
-      <w:r>
-        <w:rPr>
-          <w:lang w:eastAsia="ru-RU"/>
-        </w:rPr>
-        <w:t>Gazebo</w:t>
-      </w:r>
-      <w:proofErr w:type="spellEnd"/>
-      <w:r>
-        <w:rPr>
-          <w:lang w:eastAsia="ru-RU"/>
-        </w:rPr>
-        <w:t xml:space="preserve"> VRX. В четвёртой главе рассматриваются вопросы выбора, настройки и обучения </w:t>
-      </w:r>
-      <w:proofErr w:type="spellStart"/>
-      <w:r>
-        <w:rPr>
-          <w:lang w:eastAsia="ru-RU"/>
-        </w:rPr>
-        <w:t>нейросетевых</w:t>
-      </w:r>
-      <w:proofErr w:type="spellEnd"/>
-      <w:r>
-        <w:rPr>
-          <w:lang w:eastAsia="ru-RU"/>
-        </w:rPr>
-        <w:t xml:space="preserve"> моделей. Пятая глава содержит описание процесса интеграции системы в </w:t>
-      </w:r>
-      <w:proofErr w:type="spellStart"/>
-      <w:r>
-        <w:rPr>
-          <w:lang w:eastAsia="ru-RU"/>
-        </w:rPr>
-        <w:t>инференс-пайплайн</w:t>
-      </w:r>
-      <w:proofErr w:type="spellEnd"/>
-      <w:r>
-        <w:rPr>
-          <w:lang w:eastAsia="ru-RU"/>
-        </w:rPr>
-        <w:t xml:space="preserve"> и результаты демонстрации работы алгоритмов.</w:t>
+        <w:t>сфере USV. Вторая глава посвящена обоснованию архитектуры системы и выбору аппаратных и программных средств. Третья глава описывает методологию сбора и подготовки данных, включая методологию разметки VPS в среде CVAT, сравнение инструментов аннотации, а также формирование синтетических данных в симуляторе Gazebo VRX. В четвёртой главе рассматриваются вопросы выбора, настройки и обучения нейросетевых моделей. Пятая глава содержит описание процесса интеграции системы в инференс-пайплайн и результаты демонстрации работы алгоритмов.</w:t>
       </w:r>
     </w:p>
     <w:p>
@@ -6175,17 +5657,6 @@
         </w:rPr>
         <w:t xml:space="preserve"> Описание решения и ключевые функции системы </w:t>
       </w:r>
-      <w:r>
-        <w:rPr>
-          <w:rFonts w:eastAsia="Times New Roman" w:cs="Times New Roman"/>
-          <w:i/>
-          <w:iCs/>
-          <w:color w:val="auto"/>
-          <w:szCs w:val="24"/>
-          <w:lang w:eastAsia="ru-RU"/>
-        </w:rPr>
-        <w:t>(Тр. 3, 5)</w:t>
-      </w:r>
     </w:p>
     <w:p>
       <w:pPr>
@@ -6222,26 +5693,6 @@
         </w:rPr>
         <w:t xml:space="preserve"> Анализ и выбор аппаратного обеспечения </w:t>
       </w:r>
-      <w:r>
-        <w:rPr>
-          <w:rFonts w:eastAsia="Times New Roman" w:cs="Times New Roman"/>
-          <w:i/>
-          <w:iCs/>
-          <w:color w:val="auto"/>
-          <w:szCs w:val="24"/>
-          <w:lang w:eastAsia="ru-RU"/>
-        </w:rPr>
-        <w:t>(Тр. 9)</w:t>
-      </w:r>
-      <w:r>
-        <w:rPr>
-          <w:rFonts w:eastAsia="Times New Roman" w:cs="Times New Roman"/>
-          <w:color w:val="auto"/>
-          <w:szCs w:val="24"/>
-          <w:lang w:eastAsia="ru-RU"/>
-        </w:rPr>
-        <w:t xml:space="preserve"> </w:t>
-      </w:r>
     </w:p>
     <w:p>
       <w:pPr>
@@ -6369,45 +5820,8 @@
           <w:szCs w:val="24"/>
           <w:lang w:eastAsia="ru-RU"/>
         </w:rPr>
-        <w:t xml:space="preserve">Источник: смета 11-03-2026, чаты </w:t>
-      </w:r>
-      <w:proofErr w:type="spellStart"/>
-      <w:r>
-        <w:rPr>
-          <w:rFonts w:eastAsia="Times New Roman" w:cs="Times New Roman"/>
-          <w:i/>
-          <w:iCs/>
-          <w:color w:val="auto"/>
-          <w:szCs w:val="24"/>
-          <w:lang w:eastAsia="ru-RU"/>
-        </w:rPr>
-        <w:t>Perplexity</w:t>
-      </w:r>
-      <w:proofErr w:type="spellEnd"/>
-      <w:r>
-        <w:rPr>
-          <w:rFonts w:eastAsia="Times New Roman" w:cs="Times New Roman"/>
-          <w:i/>
-          <w:iCs/>
-          <w:color w:val="auto"/>
-          <w:szCs w:val="24"/>
-          <w:lang w:eastAsia="ru-RU"/>
-        </w:rPr>
-        <w:t>/</w:t>
-      </w:r>
-      <w:proofErr w:type="spellStart"/>
-      <w:r>
-        <w:rPr>
-          <w:rFonts w:eastAsia="Times New Roman" w:cs="Times New Roman"/>
-          <w:i/>
-          <w:iCs/>
-          <w:color w:val="auto"/>
-          <w:szCs w:val="24"/>
-          <w:lang w:eastAsia="ru-RU"/>
-        </w:rPr>
-        <w:t>Gemini</w:t>
-      </w:r>
-      <w:proofErr w:type="spellEnd"/>
+        <w:t>Источник: смета 11-03-2026, чаты Perplexity/Gemini</w:t>
+      </w:r>
     </w:p>
     <w:p>
       <w:pPr>
@@ -6509,67 +5923,7 @@
           <w:szCs w:val="24"/>
           <w:lang w:eastAsia="ru-RU"/>
         </w:rPr>
-        <w:t xml:space="preserve">2.2.5 Итоговая аппаратная конфигурация (3 камеры + GPS + IMU + </w:t>
-      </w:r>
-      <w:proofErr w:type="spellStart"/>
-      <w:r>
-        <w:rPr>
-          <w:rFonts w:eastAsia="Times New Roman" w:cs="Times New Roman"/>
-          <w:color w:val="auto"/>
-          <w:szCs w:val="24"/>
-          <w:lang w:eastAsia="ru-RU"/>
-        </w:rPr>
-        <w:t>Jetson</w:t>
-      </w:r>
-      <w:proofErr w:type="spellEnd"/>
-      <w:r>
-        <w:rPr>
-          <w:rFonts w:eastAsia="Times New Roman" w:cs="Times New Roman"/>
-          <w:color w:val="auto"/>
-          <w:szCs w:val="24"/>
-          <w:lang w:eastAsia="ru-RU"/>
-        </w:rPr>
-        <w:t xml:space="preserve"> </w:t>
-      </w:r>
-      <w:proofErr w:type="spellStart"/>
-      <w:r>
-        <w:rPr>
-          <w:rFonts w:eastAsia="Times New Roman" w:cs="Times New Roman"/>
-          <w:color w:val="auto"/>
-          <w:szCs w:val="24"/>
-          <w:lang w:eastAsia="ru-RU"/>
-        </w:rPr>
-        <w:t>Orin</w:t>
-      </w:r>
-      <w:proofErr w:type="spellEnd"/>
-      <w:r>
-        <w:rPr>
-          <w:rFonts w:eastAsia="Times New Roman" w:cs="Times New Roman"/>
-          <w:color w:val="auto"/>
-          <w:szCs w:val="24"/>
-          <w:lang w:eastAsia="ru-RU"/>
-        </w:rPr>
-        <w:t xml:space="preserve"> </w:t>
-      </w:r>
-      <w:proofErr w:type="spellStart"/>
-      <w:r>
-        <w:rPr>
-          <w:rFonts w:eastAsia="Times New Roman" w:cs="Times New Roman"/>
-          <w:color w:val="auto"/>
-          <w:szCs w:val="24"/>
-          <w:lang w:eastAsia="ru-RU"/>
-        </w:rPr>
-        <w:t>Nano</w:t>
-      </w:r>
-      <w:proofErr w:type="spellEnd"/>
-      <w:r>
-        <w:rPr>
-          <w:rFonts w:eastAsia="Times New Roman" w:cs="Times New Roman"/>
-          <w:color w:val="auto"/>
-          <w:szCs w:val="24"/>
-          <w:lang w:eastAsia="ru-RU"/>
-        </w:rPr>
-        <w:t xml:space="preserve"> 8 GB)</w:t>
+        <w:t>2.2.5 Итоговая аппаратная конфигурация (3 камеры + GPS + IMU + Jetson Orin Nano 8 GB)</w:t>
       </w:r>
     </w:p>
     <w:p>
@@ -6607,26 +5961,6 @@
         </w:rPr>
         <w:t xml:space="preserve"> Выбор программных средств и обоснование </w:t>
       </w:r>
-      <w:r>
-        <w:rPr>
-          <w:rFonts w:eastAsia="Times New Roman" w:cs="Times New Roman"/>
-          <w:i/>
-          <w:iCs/>
-          <w:color w:val="auto"/>
-          <w:szCs w:val="24"/>
-          <w:lang w:eastAsia="ru-RU"/>
-        </w:rPr>
-        <w:t>(Тр. 9)</w:t>
-      </w:r>
-      <w:r>
-        <w:rPr>
-          <w:rFonts w:eastAsia="Times New Roman" w:cs="Times New Roman"/>
-          <w:color w:val="auto"/>
-          <w:szCs w:val="24"/>
-          <w:lang w:eastAsia="ru-RU"/>
-        </w:rPr>
-        <w:t xml:space="preserve"> </w:t>
-      </w:r>
     </w:p>
     <w:p>
       <w:pPr>
@@ -6650,9 +5984,17 @@
           <w:szCs w:val="24"/>
           <w:lang w:val="en-US" w:eastAsia="ru-RU"/>
         </w:rPr>
-        <w:t xml:space="preserve">Python, </w:t>
-      </w:r>
-      <w:proofErr w:type="spellStart"/>
+        <w:t xml:space="preserve">Python, PyTorch, Ultralytics YOLO, CVAT, Hydra, ZeroTier </w:t>
+      </w:r>
+      <w:r>
+        <w:rPr>
+          <w:rFonts w:eastAsia="Times New Roman" w:cs="Times New Roman"/>
+          <w:color w:val="auto"/>
+          <w:szCs w:val="24"/>
+          <w:lang w:eastAsia="ru-RU"/>
+        </w:rPr>
+        <w:t>и</w:t>
+      </w:r>
       <w:r>
         <w:rPr>
           <w:rFonts w:eastAsia="Times New Roman" w:cs="Times New Roman"/>
@@ -6660,56 +6002,6 @@
           <w:szCs w:val="24"/>
           <w:lang w:val="en-US" w:eastAsia="ru-RU"/>
         </w:rPr>
-        <w:t>PyTorch</w:t>
-      </w:r>
-      <w:proofErr w:type="spellEnd"/>
-      <w:r>
-        <w:rPr>
-          <w:rFonts w:eastAsia="Times New Roman" w:cs="Times New Roman"/>
-          <w:color w:val="auto"/>
-          <w:szCs w:val="24"/>
-          <w:lang w:val="en-US" w:eastAsia="ru-RU"/>
-        </w:rPr>
-        <w:t xml:space="preserve">, </w:t>
-      </w:r>
-      <w:proofErr w:type="spellStart"/>
-      <w:r>
-        <w:rPr>
-          <w:rFonts w:eastAsia="Times New Roman" w:cs="Times New Roman"/>
-          <w:color w:val="auto"/>
-          <w:szCs w:val="24"/>
-          <w:lang w:val="en-US" w:eastAsia="ru-RU"/>
-        </w:rPr>
-        <w:t>Ultralytics</w:t>
-      </w:r>
-      <w:proofErr w:type="spellEnd"/>
-      <w:r>
-        <w:rPr>
-          <w:rFonts w:eastAsia="Times New Roman" w:cs="Times New Roman"/>
-          <w:color w:val="auto"/>
-          <w:szCs w:val="24"/>
-          <w:lang w:val="en-US" w:eastAsia="ru-RU"/>
-        </w:rPr>
-        <w:t xml:space="preserve"> YOLO, CVAT, Hydra, </w:t>
-      </w:r>
-      <w:proofErr w:type="spellStart"/>
-      <w:r>
-        <w:rPr>
-          <w:rFonts w:eastAsia="Times New Roman" w:cs="Times New Roman"/>
-          <w:color w:val="auto"/>
-          <w:szCs w:val="24"/>
-          <w:lang w:val="en-US" w:eastAsia="ru-RU"/>
-        </w:rPr>
-        <w:t>ZeroTier</w:t>
-      </w:r>
-      <w:proofErr w:type="spellEnd"/>
-      <w:r>
-        <w:rPr>
-          <w:rFonts w:eastAsia="Times New Roman" w:cs="Times New Roman"/>
-          <w:color w:val="auto"/>
-          <w:szCs w:val="24"/>
-          <w:lang w:val="en-US" w:eastAsia="ru-RU"/>
-        </w:rPr>
         <w:t xml:space="preserve"> </w:t>
       </w:r>
       <w:r>
@@ -6719,28 +6011,8 @@
           <w:szCs w:val="24"/>
           <w:lang w:eastAsia="ru-RU"/>
         </w:rPr>
-        <w:t>и</w:t>
-      </w:r>
-      <w:r>
-        <w:rPr>
-          <w:rFonts w:eastAsia="Times New Roman" w:cs="Times New Roman"/>
-          <w:color w:val="auto"/>
-          <w:szCs w:val="24"/>
-          <w:lang w:val="en-US" w:eastAsia="ru-RU"/>
-        </w:rPr>
-        <w:t xml:space="preserve"> </w:t>
-      </w:r>
-      <w:proofErr w:type="spellStart"/>
-      <w:r>
-        <w:rPr>
-          <w:rFonts w:eastAsia="Times New Roman" w:cs="Times New Roman"/>
-          <w:color w:val="auto"/>
-          <w:szCs w:val="24"/>
-          <w:lang w:eastAsia="ru-RU"/>
-        </w:rPr>
         <w:t>др</w:t>
       </w:r>
-      <w:proofErr w:type="spellEnd"/>
       <w:r>
         <w:rPr>
           <w:rFonts w:eastAsia="Times New Roman" w:cs="Times New Roman"/>
@@ -6784,47 +6056,7 @@
           <w:szCs w:val="24"/>
           <w:lang w:eastAsia="ru-RU"/>
         </w:rPr>
-        <w:t xml:space="preserve"> Архитектура </w:t>
-      </w:r>
-      <w:proofErr w:type="spellStart"/>
-      <w:r>
-        <w:rPr>
-          <w:rFonts w:eastAsia="Times New Roman" w:cs="Times New Roman"/>
-          <w:color w:val="auto"/>
-          <w:szCs w:val="24"/>
-          <w:lang w:eastAsia="ru-RU"/>
-        </w:rPr>
-        <w:t>пайплайна</w:t>
-      </w:r>
-      <w:proofErr w:type="spellEnd"/>
-      <w:r>
-        <w:rPr>
-          <w:rFonts w:eastAsia="Times New Roman" w:cs="Times New Roman"/>
-          <w:color w:val="auto"/>
-          <w:szCs w:val="24"/>
-          <w:lang w:eastAsia="ru-RU"/>
-        </w:rPr>
-        <w:t xml:space="preserve"> системы </w:t>
-      </w:r>
-      <w:r>
-        <w:rPr>
-          <w:rFonts w:eastAsia="Times New Roman" w:cs="Times New Roman"/>
-          <w:i/>
-          <w:iCs/>
-          <w:color w:val="auto"/>
-          <w:szCs w:val="24"/>
-          <w:lang w:eastAsia="ru-RU"/>
-        </w:rPr>
-        <w:t>(Тр. 10)</w:t>
-      </w:r>
-      <w:r>
-        <w:rPr>
-          <w:rFonts w:eastAsia="Times New Roman" w:cs="Times New Roman"/>
-          <w:color w:val="auto"/>
-          <w:szCs w:val="24"/>
-          <w:lang w:eastAsia="ru-RU"/>
-        </w:rPr>
-        <w:t xml:space="preserve"> </w:t>
+        <w:t xml:space="preserve"> Архитектура пайплайна системы  </w:t>
       </w:r>
     </w:p>
     <w:p>
@@ -6877,29 +6109,7 @@
           <w:szCs w:val="20"/>
           <w:lang w:eastAsia="ru-RU"/>
         </w:rPr>
-        <w:t xml:space="preserve">[ВСТАВИТЬ: Рисунок 2 — Общая архитектура </w:t>
-      </w:r>
-      <w:proofErr w:type="spellStart"/>
-      <w:r>
-        <w:rPr>
-          <w:rFonts w:ascii="Courier New" w:eastAsia="Times New Roman" w:hAnsi="Courier New" w:cs="Courier New"/>
-          <w:color w:val="auto"/>
-          <w:sz w:val="20"/>
-          <w:szCs w:val="20"/>
-          <w:lang w:eastAsia="ru-RU"/>
-        </w:rPr>
-        <w:t>пайплайна</w:t>
-      </w:r>
-      <w:proofErr w:type="spellEnd"/>
-      <w:r>
-        <w:rPr>
-          <w:rFonts w:ascii="Courier New" w:eastAsia="Times New Roman" w:hAnsi="Courier New" w:cs="Courier New"/>
-          <w:color w:val="auto"/>
-          <w:sz w:val="20"/>
-          <w:szCs w:val="20"/>
-          <w:lang w:eastAsia="ru-RU"/>
-        </w:rPr>
-        <w:t xml:space="preserve"> (блок-схема)]</w:t>
+        <w:t>[ВСТАВИТЬ: Рисунок 2 — Общая архитектура пайплайна (блок-схема)]</w:t>
       </w:r>
     </w:p>
     <w:p>
@@ -7070,21 +6280,8 @@
           <w:szCs w:val="24"/>
           <w:lang w:eastAsia="ru-RU"/>
         </w:rPr>
-        <w:t xml:space="preserve">Источник: Документация по созданию </w:t>
-      </w:r>
-      <w:proofErr w:type="spellStart"/>
-      <w:r>
-        <w:rPr>
-          <w:rFonts w:eastAsia="Times New Roman" w:cs="Times New Roman"/>
-          <w:i/>
-          <w:iCs/>
-          <w:color w:val="auto"/>
-          <w:szCs w:val="24"/>
-          <w:lang w:eastAsia="ru-RU"/>
-        </w:rPr>
-        <w:t>датасета</w:t>
-      </w:r>
-      <w:proofErr w:type="spellEnd"/>
+        <w:t>Источник: Документация по созданию датасета</w:t>
+      </w:r>
     </w:p>
     <w:p>
       <w:pPr>
@@ -7108,27 +6305,7 @@
           <w:szCs w:val="24"/>
           <w:lang w:eastAsia="ru-RU"/>
         </w:rPr>
-        <w:t xml:space="preserve">3.2.2 Предобработка (синхронизация потоков, нарезка, ручная выборка, </w:t>
-      </w:r>
-      <w:proofErr w:type="spellStart"/>
-      <w:r>
-        <w:rPr>
-          <w:rFonts w:eastAsia="Times New Roman" w:cs="Times New Roman"/>
-          <w:color w:val="auto"/>
-          <w:szCs w:val="24"/>
-          <w:lang w:eastAsia="ru-RU"/>
-        </w:rPr>
-        <w:t>ignore</w:t>
-      </w:r>
-      <w:proofErr w:type="spellEnd"/>
-      <w:r>
-        <w:rPr>
-          <w:rFonts w:eastAsia="Times New Roman" w:cs="Times New Roman"/>
-          <w:color w:val="auto"/>
-          <w:szCs w:val="24"/>
-          <w:lang w:eastAsia="ru-RU"/>
-        </w:rPr>
-        <w:t xml:space="preserve">-маски) </w:t>
+        <w:t xml:space="preserve">3.2.2 Предобработка (синхронизация потоков, нарезка, ручная выборка, ignore-маски) </w:t>
       </w:r>
     </w:p>
     <w:p>
@@ -7155,69 +6332,8 @@
           <w:szCs w:val="24"/>
           <w:lang w:eastAsia="ru-RU"/>
         </w:rPr>
-        <w:t xml:space="preserve">Источник: Документация по созданию </w:t>
-      </w:r>
-      <w:proofErr w:type="spellStart"/>
-      <w:r>
-        <w:rPr>
-          <w:rFonts w:eastAsia="Times New Roman" w:cs="Times New Roman"/>
-          <w:i/>
-          <w:iCs/>
-          <w:color w:val="auto"/>
-          <w:szCs w:val="24"/>
-          <w:lang w:eastAsia="ru-RU"/>
-        </w:rPr>
-        <w:t>датасета</w:t>
-      </w:r>
-      <w:proofErr w:type="spellEnd"/>
-      <w:r>
-        <w:rPr>
-          <w:rFonts w:eastAsia="Times New Roman" w:cs="Times New Roman"/>
-          <w:i/>
-          <w:iCs/>
-          <w:color w:val="auto"/>
-          <w:szCs w:val="24"/>
-          <w:lang w:eastAsia="ru-RU"/>
-        </w:rPr>
-        <w:t xml:space="preserve">; Технический отчёт ветка </w:t>
-      </w:r>
-      <w:proofErr w:type="spellStart"/>
-      <w:r>
-        <w:rPr>
-          <w:rFonts w:eastAsia="Times New Roman" w:cs="Times New Roman"/>
-          <w:i/>
-          <w:iCs/>
-          <w:color w:val="auto"/>
-          <w:szCs w:val="24"/>
-          <w:lang w:eastAsia="ru-RU"/>
-        </w:rPr>
-        <w:t>feat</w:t>
-      </w:r>
-      <w:proofErr w:type="spellEnd"/>
-      <w:r>
-        <w:rPr>
-          <w:rFonts w:eastAsia="Times New Roman" w:cs="Times New Roman"/>
-          <w:i/>
-          <w:iCs/>
-          <w:color w:val="auto"/>
-          <w:szCs w:val="24"/>
-          <w:lang w:eastAsia="ru-RU"/>
-        </w:rPr>
-        <w:t>/</w:t>
-      </w:r>
-      <w:proofErr w:type="spellStart"/>
-      <w:r>
-        <w:rPr>
-          <w:rFonts w:eastAsia="Times New Roman" w:cs="Times New Roman"/>
-          <w:i/>
-          <w:iCs/>
-          <w:color w:val="auto"/>
-          <w:szCs w:val="24"/>
-          <w:lang w:eastAsia="ru-RU"/>
-        </w:rPr>
-        <w:t>synchronization</w:t>
-      </w:r>
-      <w:proofErr w:type="spellEnd"/>
+        <w:t>Источник: Документация по созданию датасета; Технический отчёт ветка feat/synchronization</w:t>
+      </w:r>
     </w:p>
     <w:p>
       <w:pPr>
@@ -7242,29 +6358,7 @@
           <w:szCs w:val="20"/>
           <w:lang w:eastAsia="ru-RU"/>
         </w:rPr>
-        <w:t xml:space="preserve">[ВСТАВИТЬ: Таблица 3 — Статистика </w:t>
-      </w:r>
-      <w:proofErr w:type="spellStart"/>
-      <w:r>
-        <w:rPr>
-          <w:rFonts w:ascii="Courier New" w:eastAsia="Times New Roman" w:hAnsi="Courier New" w:cs="Courier New"/>
-          <w:color w:val="auto"/>
-          <w:sz w:val="20"/>
-          <w:szCs w:val="20"/>
-          <w:lang w:eastAsia="ru-RU"/>
-        </w:rPr>
-        <w:t>датасета</w:t>
-      </w:r>
-      <w:proofErr w:type="spellEnd"/>
-      <w:r>
-        <w:rPr>
-          <w:rFonts w:ascii="Courier New" w:eastAsia="Times New Roman" w:hAnsi="Courier New" w:cs="Courier New"/>
-          <w:color w:val="auto"/>
-          <w:sz w:val="20"/>
-          <w:szCs w:val="20"/>
-          <w:lang w:eastAsia="ru-RU"/>
-        </w:rPr>
-        <w:t xml:space="preserve"> по классам и сплитам]</w:t>
+        <w:t>[ВСТАВИТЬ: Таблица 3 — Статистика датасета по классам и сплитам]</w:t>
       </w:r>
     </w:p>
     <w:p>
@@ -7316,93 +6410,8 @@
           <w:szCs w:val="24"/>
           <w:lang w:eastAsia="ru-RU"/>
         </w:rPr>
-        <w:t xml:space="preserve">Источник: записи ТГ + чаты </w:t>
-      </w:r>
-      <w:proofErr w:type="spellStart"/>
-      <w:r>
-        <w:rPr>
-          <w:rFonts w:eastAsia="Times New Roman" w:cs="Times New Roman"/>
-          <w:i/>
-          <w:iCs/>
-          <w:color w:val="auto"/>
-          <w:szCs w:val="24"/>
-          <w:lang w:eastAsia="ru-RU"/>
-        </w:rPr>
-        <w:t>Gemini</w:t>
-      </w:r>
-      <w:proofErr w:type="spellEnd"/>
-      <w:r>
-        <w:rPr>
-          <w:rFonts w:eastAsia="Times New Roman" w:cs="Times New Roman"/>
-          <w:i/>
-          <w:iCs/>
-          <w:color w:val="auto"/>
-          <w:szCs w:val="24"/>
-          <w:lang w:eastAsia="ru-RU"/>
-        </w:rPr>
-        <w:t>/</w:t>
-      </w:r>
-      <w:proofErr w:type="spellStart"/>
-      <w:r>
-        <w:rPr>
-          <w:rFonts w:eastAsia="Times New Roman" w:cs="Times New Roman"/>
-          <w:i/>
-          <w:iCs/>
-          <w:color w:val="auto"/>
-          <w:szCs w:val="24"/>
-          <w:lang w:eastAsia="ru-RU"/>
-        </w:rPr>
-        <w:t>Perplexity</w:t>
-      </w:r>
-      <w:proofErr w:type="spellEnd"/>
-      <w:r>
-        <w:rPr>
-          <w:rFonts w:eastAsia="Times New Roman" w:cs="Times New Roman"/>
-          <w:i/>
-          <w:iCs/>
-          <w:color w:val="auto"/>
-          <w:szCs w:val="24"/>
-          <w:lang w:eastAsia="ru-RU"/>
-        </w:rPr>
-        <w:t xml:space="preserve">; настройка </w:t>
-      </w:r>
-      <w:proofErr w:type="spellStart"/>
-      <w:r>
-        <w:rPr>
-          <w:rFonts w:eastAsia="Times New Roman" w:cs="Times New Roman"/>
-          <w:i/>
-          <w:iCs/>
-          <w:color w:val="auto"/>
-          <w:szCs w:val="24"/>
-          <w:lang w:eastAsia="ru-RU"/>
-        </w:rPr>
-        <w:t>self-hosted</w:t>
-      </w:r>
-      <w:proofErr w:type="spellEnd"/>
-      <w:r>
-        <w:rPr>
-          <w:rFonts w:eastAsia="Times New Roman" w:cs="Times New Roman"/>
-          <w:i/>
-          <w:iCs/>
-          <w:color w:val="auto"/>
-          <w:szCs w:val="24"/>
-          <w:lang w:eastAsia="ru-RU"/>
-        </w:rPr>
-        <w:t xml:space="preserve"> CVAT через </w:t>
-      </w:r>
-      <w:proofErr w:type="spellStart"/>
-      <w:r>
-        <w:rPr>
-          <w:rFonts w:eastAsia="Times New Roman" w:cs="Times New Roman"/>
-          <w:i/>
-          <w:iCs/>
-          <w:color w:val="auto"/>
-          <w:szCs w:val="24"/>
-          <w:lang w:eastAsia="ru-RU"/>
-        </w:rPr>
-        <w:t>ZeroTier</w:t>
-      </w:r>
-      <w:proofErr w:type="spellEnd"/>
+        <w:t>Источник: записи ТГ + чаты Gemini/Perplexity; настройка self-hosted CVAT через ZeroTier</w:t>
+      </w:r>
     </w:p>
     <w:p>
       <w:pPr>
@@ -7427,29 +6436,7 @@
           <w:szCs w:val="20"/>
           <w:lang w:eastAsia="ru-RU"/>
         </w:rPr>
-        <w:t xml:space="preserve">[ВСТАВИТЬ: Таблица 4 — Сравнение инструментов разметки (CVAT, Label Studio, </w:t>
-      </w:r>
-      <w:proofErr w:type="spellStart"/>
-      <w:r>
-        <w:rPr>
-          <w:rFonts w:ascii="Courier New" w:eastAsia="Times New Roman" w:hAnsi="Courier New" w:cs="Courier New"/>
-          <w:color w:val="auto"/>
-          <w:sz w:val="20"/>
-          <w:szCs w:val="20"/>
-          <w:lang w:eastAsia="ru-RU"/>
-        </w:rPr>
-        <w:t>Roboflow</w:t>
-      </w:r>
-      <w:proofErr w:type="spellEnd"/>
-      <w:r>
-        <w:rPr>
-          <w:rFonts w:ascii="Courier New" w:eastAsia="Times New Roman" w:hAnsi="Courier New" w:cs="Courier New"/>
-          <w:color w:val="auto"/>
-          <w:sz w:val="20"/>
-          <w:szCs w:val="20"/>
-          <w:lang w:eastAsia="ru-RU"/>
-        </w:rPr>
-        <w:t xml:space="preserve"> и др.)]</w:t>
+        <w:t>[ВСТАВИТЬ: Таблица 4 — Сравнение инструментов разметки (CVAT, Label Studio, Roboflow и др.)]</w:t>
       </w:r>
     </w:p>
     <w:p>
@@ -7474,67 +6461,7 @@
           <w:szCs w:val="24"/>
           <w:lang w:eastAsia="ru-RU"/>
         </w:rPr>
-        <w:t>3.2.4 Методология разметки VPS (таксономия, Z-</w:t>
-      </w:r>
-      <w:proofErr w:type="spellStart"/>
-      <w:r>
-        <w:rPr>
-          <w:rFonts w:eastAsia="Times New Roman" w:cs="Times New Roman"/>
-          <w:color w:val="auto"/>
-          <w:szCs w:val="24"/>
-          <w:lang w:eastAsia="ru-RU"/>
-        </w:rPr>
-        <w:t>order</w:t>
-      </w:r>
-      <w:proofErr w:type="spellEnd"/>
-      <w:r>
-        <w:rPr>
-          <w:rFonts w:eastAsia="Times New Roman" w:cs="Times New Roman"/>
-          <w:color w:val="auto"/>
-          <w:szCs w:val="24"/>
-          <w:lang w:eastAsia="ru-RU"/>
-        </w:rPr>
-        <w:t xml:space="preserve">, трекинг, </w:t>
-      </w:r>
-      <w:proofErr w:type="spellStart"/>
-      <w:r>
-        <w:rPr>
-          <w:rFonts w:eastAsia="Times New Roman" w:cs="Times New Roman"/>
-          <w:color w:val="auto"/>
-          <w:szCs w:val="24"/>
-          <w:lang w:eastAsia="ru-RU"/>
-        </w:rPr>
-        <w:t>edge</w:t>
-      </w:r>
-      <w:proofErr w:type="spellEnd"/>
-      <w:r>
-        <w:rPr>
-          <w:rFonts w:eastAsia="Times New Roman" w:cs="Times New Roman"/>
-          <w:color w:val="auto"/>
-          <w:szCs w:val="24"/>
-          <w:lang w:eastAsia="ru-RU"/>
-        </w:rPr>
-        <w:t xml:space="preserve"> </w:t>
-      </w:r>
-      <w:proofErr w:type="spellStart"/>
-      <w:r>
-        <w:rPr>
-          <w:rFonts w:eastAsia="Times New Roman" w:cs="Times New Roman"/>
-          <w:color w:val="auto"/>
-          <w:szCs w:val="24"/>
-          <w:lang w:eastAsia="ru-RU"/>
-        </w:rPr>
-        <w:t>cases</w:t>
-      </w:r>
-      <w:proofErr w:type="spellEnd"/>
-      <w:r>
-        <w:rPr>
-          <w:rFonts w:eastAsia="Times New Roman" w:cs="Times New Roman"/>
-          <w:color w:val="auto"/>
-          <w:szCs w:val="24"/>
-          <w:lang w:eastAsia="ru-RU"/>
-        </w:rPr>
-        <w:t xml:space="preserve">) </w:t>
+        <w:t xml:space="preserve">3.2.4 Методология разметки VPS (таксономия, Z-order, трекинг, edge cases) </w:t>
       </w:r>
     </w:p>
     <w:p>
@@ -7561,79 +6488,7 @@
           <w:szCs w:val="24"/>
           <w:lang w:eastAsia="ru-RU"/>
         </w:rPr>
-        <w:t xml:space="preserve">Источник: Инструкция по разметке </w:t>
-      </w:r>
-      <w:proofErr w:type="spellStart"/>
-      <w:r>
-        <w:rPr>
-          <w:rFonts w:eastAsia="Times New Roman" w:cs="Times New Roman"/>
-          <w:i/>
-          <w:iCs/>
-          <w:color w:val="auto"/>
-          <w:szCs w:val="24"/>
-          <w:lang w:eastAsia="ru-RU"/>
-        </w:rPr>
-        <w:t>датасета</w:t>
-      </w:r>
-      <w:proofErr w:type="spellEnd"/>
-      <w:r>
-        <w:rPr>
-          <w:rFonts w:eastAsia="Times New Roman" w:cs="Times New Roman"/>
-          <w:i/>
-          <w:iCs/>
-          <w:color w:val="auto"/>
-          <w:szCs w:val="24"/>
-          <w:lang w:eastAsia="ru-RU"/>
-        </w:rPr>
-        <w:t xml:space="preserve"> для БЭК (</w:t>
-      </w:r>
-      <w:proofErr w:type="spellStart"/>
-      <w:r>
-        <w:rPr>
-          <w:rFonts w:eastAsia="Times New Roman" w:cs="Times New Roman"/>
-          <w:i/>
-          <w:iCs/>
-          <w:color w:val="auto"/>
-          <w:szCs w:val="24"/>
-          <w:lang w:eastAsia="ru-RU"/>
-        </w:rPr>
-        <w:t>Panoptic</w:t>
-      </w:r>
-      <w:proofErr w:type="spellEnd"/>
-      <w:r>
-        <w:rPr>
-          <w:rFonts w:eastAsia="Times New Roman" w:cs="Times New Roman"/>
-          <w:i/>
-          <w:iCs/>
-          <w:color w:val="auto"/>
-          <w:szCs w:val="24"/>
-          <w:lang w:eastAsia="ru-RU"/>
-        </w:rPr>
-        <w:t xml:space="preserve"> </w:t>
-      </w:r>
-      <w:proofErr w:type="spellStart"/>
-      <w:r>
-        <w:rPr>
-          <w:rFonts w:eastAsia="Times New Roman" w:cs="Times New Roman"/>
-          <w:i/>
-          <w:iCs/>
-          <w:color w:val="auto"/>
-          <w:szCs w:val="24"/>
-          <w:lang w:eastAsia="ru-RU"/>
-        </w:rPr>
-        <w:t>Segmentation</w:t>
-      </w:r>
-      <w:proofErr w:type="spellEnd"/>
-      <w:r>
-        <w:rPr>
-          <w:rFonts w:eastAsia="Times New Roman" w:cs="Times New Roman"/>
-          <w:i/>
-          <w:iCs/>
-          <w:color w:val="auto"/>
-          <w:szCs w:val="24"/>
-          <w:lang w:eastAsia="ru-RU"/>
-        </w:rPr>
-        <w:t>)</w:t>
+        <w:t>Источник: Инструкция по разметке датасета для БЭК (Panoptic Segmentation)</w:t>
       </w:r>
     </w:p>
     <w:p>
@@ -7694,27 +6549,7 @@
           <w:szCs w:val="24"/>
           <w:lang w:eastAsia="ru-RU"/>
         </w:rPr>
-        <w:t xml:space="preserve"> Публичные </w:t>
-      </w:r>
-      <w:proofErr w:type="spellStart"/>
-      <w:r>
-        <w:rPr>
-          <w:rFonts w:eastAsia="Times New Roman" w:cs="Times New Roman"/>
-          <w:color w:val="auto"/>
-          <w:szCs w:val="24"/>
-          <w:lang w:eastAsia="ru-RU"/>
-        </w:rPr>
-        <w:t>датасеты</w:t>
-      </w:r>
-      <w:proofErr w:type="spellEnd"/>
-      <w:r>
-        <w:rPr>
-          <w:rFonts w:eastAsia="Times New Roman" w:cs="Times New Roman"/>
-          <w:color w:val="auto"/>
-          <w:szCs w:val="24"/>
-          <w:lang w:eastAsia="ru-RU"/>
-        </w:rPr>
-        <w:t xml:space="preserve"> </w:t>
+        <w:t xml:space="preserve"> Публичные датасеты </w:t>
       </w:r>
     </w:p>
     <w:p>
@@ -7791,27 +6626,7 @@
           <w:szCs w:val="24"/>
           <w:lang w:eastAsia="ru-RU"/>
         </w:rPr>
-        <w:t>3.3.2 Конвертация под задачу (формат YOLO-</w:t>
-      </w:r>
-      <w:proofErr w:type="spellStart"/>
-      <w:r>
-        <w:rPr>
-          <w:rFonts w:eastAsia="Times New Roman" w:cs="Times New Roman"/>
-          <w:color w:val="auto"/>
-          <w:szCs w:val="24"/>
-          <w:lang w:eastAsia="ru-RU"/>
-        </w:rPr>
-        <w:t>seg</w:t>
-      </w:r>
-      <w:proofErr w:type="spellEnd"/>
-      <w:r>
-        <w:rPr>
-          <w:rFonts w:eastAsia="Times New Roman" w:cs="Times New Roman"/>
-          <w:color w:val="auto"/>
-          <w:szCs w:val="24"/>
-          <w:lang w:eastAsia="ru-RU"/>
-        </w:rPr>
-        <w:t xml:space="preserve">) </w:t>
+        <w:t xml:space="preserve">3.3.2 Конвертация под задачу (формат YOLO-seg) </w:t>
       </w:r>
     </w:p>
     <w:p>
@@ -7838,45 +6653,8 @@
           <w:szCs w:val="24"/>
           <w:lang w:eastAsia="ru-RU"/>
         </w:rPr>
-        <w:t xml:space="preserve">Источник: Технический отчёт ветка </w:t>
-      </w:r>
-      <w:proofErr w:type="spellStart"/>
-      <w:r>
-        <w:rPr>
-          <w:rFonts w:eastAsia="Times New Roman" w:cs="Times New Roman"/>
-          <w:i/>
-          <w:iCs/>
-          <w:color w:val="auto"/>
-          <w:szCs w:val="24"/>
-          <w:lang w:eastAsia="ru-RU"/>
-        </w:rPr>
-        <w:t>feat</w:t>
-      </w:r>
-      <w:proofErr w:type="spellEnd"/>
-      <w:r>
-        <w:rPr>
-          <w:rFonts w:eastAsia="Times New Roman" w:cs="Times New Roman"/>
-          <w:i/>
-          <w:iCs/>
-          <w:color w:val="auto"/>
-          <w:szCs w:val="24"/>
-          <w:lang w:eastAsia="ru-RU"/>
-        </w:rPr>
-        <w:t>/</w:t>
-      </w:r>
-      <w:proofErr w:type="spellStart"/>
-      <w:r>
-        <w:rPr>
-          <w:rFonts w:eastAsia="Times New Roman" w:cs="Times New Roman"/>
-          <w:i/>
-          <w:iCs/>
-          <w:color w:val="auto"/>
-          <w:szCs w:val="24"/>
-          <w:lang w:eastAsia="ru-RU"/>
-        </w:rPr>
-        <w:t>segmentation</w:t>
-      </w:r>
-      <w:proofErr w:type="spellEnd"/>
+        <w:t>Источник: Технический отчёт ветка feat/segmentation</w:t>
+      </w:r>
     </w:p>
     <w:p>
       <w:pPr>
@@ -7911,27 +6689,7 @@
           <w:szCs w:val="24"/>
           <w:lang w:eastAsia="ru-RU"/>
         </w:rPr>
-        <w:t xml:space="preserve"> Синтетические данные: симулятор </w:t>
-      </w:r>
-      <w:proofErr w:type="spellStart"/>
-      <w:r>
-        <w:rPr>
-          <w:rFonts w:eastAsia="Times New Roman" w:cs="Times New Roman"/>
-          <w:color w:val="auto"/>
-          <w:szCs w:val="24"/>
-          <w:lang w:eastAsia="ru-RU"/>
-        </w:rPr>
-        <w:t>Gazebo</w:t>
-      </w:r>
-      <w:proofErr w:type="spellEnd"/>
-      <w:r>
-        <w:rPr>
-          <w:rFonts w:eastAsia="Times New Roman" w:cs="Times New Roman"/>
-          <w:color w:val="auto"/>
-          <w:szCs w:val="24"/>
-          <w:lang w:eastAsia="ru-RU"/>
-        </w:rPr>
-        <w:t xml:space="preserve"> VRX </w:t>
+        <w:t xml:space="preserve"> Синтетические данные: симулятор Gazebo VRX </w:t>
       </w:r>
     </w:p>
     <w:p>
@@ -7981,27 +6739,7 @@
           <w:szCs w:val="24"/>
           <w:lang w:eastAsia="ru-RU"/>
         </w:rPr>
-        <w:t xml:space="preserve">3.4.2 Автоматическая генерация масок с </w:t>
-      </w:r>
-      <w:proofErr w:type="spellStart"/>
-      <w:r>
-        <w:rPr>
-          <w:rFonts w:eastAsia="Times New Roman" w:cs="Times New Roman"/>
-          <w:color w:val="auto"/>
-          <w:szCs w:val="24"/>
-          <w:lang w:eastAsia="ru-RU"/>
-        </w:rPr>
-        <w:t>попиксельной</w:t>
-      </w:r>
-      <w:proofErr w:type="spellEnd"/>
-      <w:r>
-        <w:rPr>
-          <w:rFonts w:eastAsia="Times New Roman" w:cs="Times New Roman"/>
-          <w:color w:val="auto"/>
-          <w:szCs w:val="24"/>
-          <w:lang w:eastAsia="ru-RU"/>
-        </w:rPr>
-        <w:t xml:space="preserve"> точностью</w:t>
+        <w:t>3.4.2 Автоматическая генерация масок с попиксельной точностью</w:t>
       </w:r>
     </w:p>
     <w:p>
@@ -8087,87 +6825,7 @@
           <w:szCs w:val="24"/>
           <w:lang w:eastAsia="ru-RU"/>
         </w:rPr>
-        <w:t xml:space="preserve"> Итоговый состав </w:t>
-      </w:r>
-      <w:proofErr w:type="spellStart"/>
-      <w:r>
-        <w:rPr>
-          <w:rFonts w:eastAsia="Times New Roman" w:cs="Times New Roman"/>
-          <w:color w:val="auto"/>
-          <w:szCs w:val="24"/>
-          <w:lang w:eastAsia="ru-RU"/>
-        </w:rPr>
-        <w:t>датасета</w:t>
-      </w:r>
-      <w:proofErr w:type="spellEnd"/>
-      <w:r>
-        <w:rPr>
-          <w:rFonts w:eastAsia="Times New Roman" w:cs="Times New Roman"/>
-          <w:color w:val="auto"/>
-          <w:szCs w:val="24"/>
-          <w:lang w:eastAsia="ru-RU"/>
-        </w:rPr>
-        <w:t xml:space="preserve"> (сводная статистика, </w:t>
-      </w:r>
-      <w:proofErr w:type="spellStart"/>
-      <w:r>
-        <w:rPr>
-          <w:rFonts w:eastAsia="Times New Roman" w:cs="Times New Roman"/>
-          <w:color w:val="auto"/>
-          <w:szCs w:val="24"/>
-          <w:lang w:eastAsia="ru-RU"/>
-        </w:rPr>
-        <w:t>train</w:t>
-      </w:r>
-      <w:proofErr w:type="spellEnd"/>
-      <w:r>
-        <w:rPr>
-          <w:rFonts w:eastAsia="Times New Roman" w:cs="Times New Roman"/>
-          <w:color w:val="auto"/>
-          <w:szCs w:val="24"/>
-          <w:lang w:eastAsia="ru-RU"/>
-        </w:rPr>
-        <w:t>/</w:t>
-      </w:r>
-      <w:proofErr w:type="spellStart"/>
-      <w:r>
-        <w:rPr>
-          <w:rFonts w:eastAsia="Times New Roman" w:cs="Times New Roman"/>
-          <w:color w:val="auto"/>
-          <w:szCs w:val="24"/>
-          <w:lang w:eastAsia="ru-RU"/>
-        </w:rPr>
-        <w:t>val</w:t>
-      </w:r>
-      <w:proofErr w:type="spellEnd"/>
-      <w:r>
-        <w:rPr>
-          <w:rFonts w:eastAsia="Times New Roman" w:cs="Times New Roman"/>
-          <w:color w:val="auto"/>
-          <w:szCs w:val="24"/>
-          <w:lang w:eastAsia="ru-RU"/>
-        </w:rPr>
-        <w:t>/</w:t>
-      </w:r>
-      <w:proofErr w:type="spellStart"/>
-      <w:r>
-        <w:rPr>
-          <w:rFonts w:eastAsia="Times New Roman" w:cs="Times New Roman"/>
-          <w:color w:val="auto"/>
-          <w:szCs w:val="24"/>
-          <w:lang w:eastAsia="ru-RU"/>
-        </w:rPr>
-        <w:t>test</w:t>
-      </w:r>
-      <w:proofErr w:type="spellEnd"/>
-      <w:r>
-        <w:rPr>
-          <w:rFonts w:eastAsia="Times New Roman" w:cs="Times New Roman"/>
-          <w:color w:val="auto"/>
-          <w:szCs w:val="24"/>
-          <w:lang w:eastAsia="ru-RU"/>
-        </w:rPr>
-        <w:t xml:space="preserve">) </w:t>
+        <w:t xml:space="preserve"> Итоговый состав датасета (сводная статистика, train/val/test) </w:t>
       </w:r>
     </w:p>
     <w:p>
@@ -8193,29 +6851,7 @@
           <w:szCs w:val="20"/>
           <w:lang w:eastAsia="ru-RU"/>
         </w:rPr>
-        <w:t xml:space="preserve">[ВСТАВИТЬ: Таблица 5 — Итоговый состав </w:t>
-      </w:r>
-      <w:proofErr w:type="spellStart"/>
-      <w:r>
-        <w:rPr>
-          <w:rFonts w:ascii="Courier New" w:eastAsia="Times New Roman" w:hAnsi="Courier New" w:cs="Courier New"/>
-          <w:color w:val="auto"/>
-          <w:sz w:val="20"/>
-          <w:szCs w:val="20"/>
-          <w:lang w:eastAsia="ru-RU"/>
-        </w:rPr>
-        <w:t>датасета</w:t>
-      </w:r>
-      <w:proofErr w:type="spellEnd"/>
-      <w:r>
-        <w:rPr>
-          <w:rFonts w:ascii="Courier New" w:eastAsia="Times New Roman" w:hAnsi="Courier New" w:cs="Courier New"/>
-          <w:color w:val="auto"/>
-          <w:sz w:val="20"/>
-          <w:szCs w:val="20"/>
-          <w:lang w:eastAsia="ru-RU"/>
-        </w:rPr>
-        <w:t>]</w:t>
+        <w:t>[ВСТАВИТЬ: Таблица 5 — Итоговый состав датасета]</w:t>
       </w:r>
       <w:r>
         <w:rPr>
@@ -8297,26 +6933,6 @@
         </w:rPr>
         <w:t xml:space="preserve"> Обзор методов компьютерного зрения </w:t>
       </w:r>
-      <w:r>
-        <w:rPr>
-          <w:rFonts w:eastAsia="Times New Roman" w:cs="Times New Roman"/>
-          <w:i/>
-          <w:iCs/>
-          <w:color w:val="auto"/>
-          <w:szCs w:val="24"/>
-          <w:lang w:eastAsia="ru-RU"/>
-        </w:rPr>
-        <w:t>(Тр. 12)</w:t>
-      </w:r>
-      <w:r>
-        <w:rPr>
-          <w:rFonts w:eastAsia="Times New Roman" w:cs="Times New Roman"/>
-          <w:color w:val="auto"/>
-          <w:szCs w:val="24"/>
-          <w:lang w:eastAsia="ru-RU"/>
-        </w:rPr>
-        <w:t xml:space="preserve"> </w:t>
-      </w:r>
     </w:p>
     <w:p>
       <w:pPr>
@@ -8340,47 +6956,7 @@
           <w:szCs w:val="24"/>
           <w:lang w:eastAsia="ru-RU"/>
         </w:rPr>
-        <w:t>4.1.1 Детекция (</w:t>
-      </w:r>
-      <w:proofErr w:type="spellStart"/>
-      <w:r>
-        <w:rPr>
-          <w:rFonts w:eastAsia="Times New Roman" w:cs="Times New Roman"/>
-          <w:color w:val="auto"/>
-          <w:szCs w:val="24"/>
-          <w:lang w:eastAsia="ru-RU"/>
-        </w:rPr>
-        <w:t>bbox</w:t>
-      </w:r>
-      <w:proofErr w:type="spellEnd"/>
-      <w:r>
-        <w:rPr>
-          <w:rFonts w:eastAsia="Times New Roman" w:cs="Times New Roman"/>
-          <w:color w:val="auto"/>
-          <w:szCs w:val="24"/>
-          <w:lang w:eastAsia="ru-RU"/>
-        </w:rPr>
-        <w:t xml:space="preserve">) </w:t>
-      </w:r>
-      <w:proofErr w:type="spellStart"/>
-      <w:r>
-        <w:rPr>
-          <w:rFonts w:eastAsia="Times New Roman" w:cs="Times New Roman"/>
-          <w:color w:val="auto"/>
-          <w:szCs w:val="24"/>
-          <w:lang w:eastAsia="ru-RU"/>
-        </w:rPr>
-        <w:t>vs</w:t>
-      </w:r>
-      <w:proofErr w:type="spellEnd"/>
-      <w:r>
-        <w:rPr>
-          <w:rFonts w:eastAsia="Times New Roman" w:cs="Times New Roman"/>
-          <w:color w:val="auto"/>
-          <w:szCs w:val="24"/>
-          <w:lang w:eastAsia="ru-RU"/>
-        </w:rPr>
-        <w:t xml:space="preserve"> сегментация (маска) </w:t>
+        <w:t xml:space="preserve">4.1.1 Детекция (bbox) vs сегментация (маска) </w:t>
       </w:r>
     </w:p>
     <w:p>
@@ -8432,27 +7008,7 @@
           <w:szCs w:val="24"/>
           <w:lang w:eastAsia="ru-RU"/>
         </w:rPr>
-        <w:t xml:space="preserve">4.1.2 Виды сегментации: семантическая, инстанс, </w:t>
-      </w:r>
-      <w:proofErr w:type="spellStart"/>
-      <w:r>
-        <w:rPr>
-          <w:rFonts w:eastAsia="Times New Roman" w:cs="Times New Roman"/>
-          <w:color w:val="auto"/>
-          <w:szCs w:val="24"/>
-          <w:lang w:eastAsia="ru-RU"/>
-        </w:rPr>
-        <w:t>паноптическая</w:t>
-      </w:r>
-      <w:proofErr w:type="spellEnd"/>
-      <w:r>
-        <w:rPr>
-          <w:rFonts w:eastAsia="Times New Roman" w:cs="Times New Roman"/>
-          <w:color w:val="auto"/>
-          <w:szCs w:val="24"/>
-          <w:lang w:eastAsia="ru-RU"/>
-        </w:rPr>
-        <w:t xml:space="preserve"> </w:t>
+        <w:t xml:space="preserve">4.1.2 Виды сегментации: семантическая, инстанс, паноптическая </w:t>
       </w:r>
     </w:p>
     <w:p>
@@ -8587,26 +7143,6 @@
         </w:rPr>
         <w:t xml:space="preserve"> Обзор и обоснование выбора архитектур </w:t>
       </w:r>
-      <w:r>
-        <w:rPr>
-          <w:rFonts w:eastAsia="Times New Roman" w:cs="Times New Roman"/>
-          <w:i/>
-          <w:iCs/>
-          <w:color w:val="auto"/>
-          <w:szCs w:val="24"/>
-          <w:lang w:eastAsia="ru-RU"/>
-        </w:rPr>
-        <w:t>(Тр. 12)</w:t>
-      </w:r>
-      <w:r>
-        <w:rPr>
-          <w:rFonts w:eastAsia="Times New Roman" w:cs="Times New Roman"/>
-          <w:color w:val="auto"/>
-          <w:szCs w:val="24"/>
-          <w:lang w:eastAsia="ru-RU"/>
-        </w:rPr>
-        <w:t xml:space="preserve"> </w:t>
-      </w:r>
     </w:p>
     <w:p>
       <w:pPr>
@@ -8655,87 +7191,7 @@
           <w:szCs w:val="24"/>
           <w:lang w:eastAsia="ru-RU"/>
         </w:rPr>
-        <w:t xml:space="preserve">Критерии: скорость на </w:t>
-      </w:r>
-      <w:proofErr w:type="spellStart"/>
-      <w:r>
-        <w:rPr>
-          <w:rFonts w:eastAsia="Times New Roman" w:cs="Times New Roman"/>
-          <w:color w:val="auto"/>
-          <w:szCs w:val="24"/>
-          <w:lang w:eastAsia="ru-RU"/>
-        </w:rPr>
-        <w:t>Jetson</w:t>
-      </w:r>
-      <w:proofErr w:type="spellEnd"/>
-      <w:r>
-        <w:rPr>
-          <w:rFonts w:eastAsia="Times New Roman" w:cs="Times New Roman"/>
-          <w:color w:val="auto"/>
-          <w:szCs w:val="24"/>
-          <w:lang w:eastAsia="ru-RU"/>
-        </w:rPr>
-        <w:t xml:space="preserve"> </w:t>
-      </w:r>
-      <w:proofErr w:type="spellStart"/>
-      <w:r>
-        <w:rPr>
-          <w:rFonts w:eastAsia="Times New Roman" w:cs="Times New Roman"/>
-          <w:color w:val="auto"/>
-          <w:szCs w:val="24"/>
-          <w:lang w:eastAsia="ru-RU"/>
-        </w:rPr>
-        <w:t>Orin</w:t>
-      </w:r>
-      <w:proofErr w:type="spellEnd"/>
-      <w:r>
-        <w:rPr>
-          <w:rFonts w:eastAsia="Times New Roman" w:cs="Times New Roman"/>
-          <w:color w:val="auto"/>
-          <w:szCs w:val="24"/>
-          <w:lang w:eastAsia="ru-RU"/>
-        </w:rPr>
-        <w:t xml:space="preserve"> </w:t>
-      </w:r>
-      <w:proofErr w:type="spellStart"/>
-      <w:r>
-        <w:rPr>
-          <w:rFonts w:eastAsia="Times New Roman" w:cs="Times New Roman"/>
-          <w:color w:val="auto"/>
-          <w:szCs w:val="24"/>
-          <w:lang w:eastAsia="ru-RU"/>
-        </w:rPr>
-        <w:t>Nano</w:t>
-      </w:r>
-      <w:proofErr w:type="spellEnd"/>
-      <w:r>
-        <w:rPr>
-          <w:rFonts w:eastAsia="Times New Roman" w:cs="Times New Roman"/>
-          <w:color w:val="auto"/>
-          <w:szCs w:val="24"/>
-          <w:lang w:eastAsia="ru-RU"/>
-        </w:rPr>
-        <w:t xml:space="preserve">, </w:t>
-      </w:r>
-      <w:proofErr w:type="spellStart"/>
-      <w:r>
-        <w:rPr>
-          <w:rFonts w:eastAsia="Times New Roman" w:cs="Times New Roman"/>
-          <w:color w:val="auto"/>
-          <w:szCs w:val="24"/>
-          <w:lang w:eastAsia="ru-RU"/>
-        </w:rPr>
-        <w:t>mAP</w:t>
-      </w:r>
-      <w:proofErr w:type="spellEnd"/>
-      <w:r>
-        <w:rPr>
-          <w:rFonts w:eastAsia="Times New Roman" w:cs="Times New Roman"/>
-          <w:color w:val="auto"/>
-          <w:szCs w:val="24"/>
-          <w:lang w:eastAsia="ru-RU"/>
-        </w:rPr>
-        <w:t>, поддержка сегментации</w:t>
+        <w:t>Критерии: скорость на Jetson Orin Nano, mAP, поддержка сегментации</w:t>
       </w:r>
     </w:p>
     <w:p>
@@ -8797,27 +7253,7 @@
           <w:szCs w:val="24"/>
           <w:lang w:eastAsia="ru-RU"/>
         </w:rPr>
-        <w:t xml:space="preserve"> Настройка и обучение моделей </w:t>
-      </w:r>
-      <w:r>
-        <w:rPr>
-          <w:rFonts w:eastAsia="Times New Roman" w:cs="Times New Roman"/>
-          <w:i/>
-          <w:iCs/>
-          <w:color w:val="auto"/>
-          <w:szCs w:val="24"/>
-          <w:lang w:eastAsia="ru-RU"/>
-        </w:rPr>
-        <w:t>(Тр. 12)</w:t>
-      </w:r>
-      <w:r>
-        <w:rPr>
-          <w:rFonts w:eastAsia="Times New Roman" w:cs="Times New Roman"/>
-          <w:color w:val="auto"/>
-          <w:szCs w:val="24"/>
-          <w:lang w:eastAsia="ru-RU"/>
-        </w:rPr>
-        <w:t xml:space="preserve"> </w:t>
+        <w:t xml:space="preserve"> Настройка и обучение моделей</w:t>
       </w:r>
     </w:p>
     <w:p>
@@ -8984,26 +7420,6 @@
         </w:rPr>
         <w:t xml:space="preserve"> Метрики и сравнение результатов </w:t>
       </w:r>
-      <w:r>
-        <w:rPr>
-          <w:rFonts w:eastAsia="Times New Roman" w:cs="Times New Roman"/>
-          <w:i/>
-          <w:iCs/>
-          <w:color w:val="auto"/>
-          <w:szCs w:val="24"/>
-          <w:lang w:eastAsia="ru-RU"/>
-        </w:rPr>
-        <w:t>(Тр. 13)</w:t>
-      </w:r>
-      <w:r>
-        <w:rPr>
-          <w:rFonts w:eastAsia="Times New Roman" w:cs="Times New Roman"/>
-          <w:color w:val="auto"/>
-          <w:szCs w:val="24"/>
-          <w:lang w:eastAsia="ru-RU"/>
-        </w:rPr>
-        <w:t xml:space="preserve"> </w:t>
-      </w:r>
     </w:p>
     <w:p>
       <w:pPr>
@@ -9079,51 +7495,7 @@
           <w:szCs w:val="20"/>
           <w:lang w:eastAsia="ru-RU"/>
         </w:rPr>
-        <w:t>[ВСТАВИТЬ: Рисунок 3 — Кривые обучения (</w:t>
-      </w:r>
-      <w:proofErr w:type="spellStart"/>
-      <w:r>
-        <w:rPr>
-          <w:rFonts w:ascii="Courier New" w:eastAsia="Times New Roman" w:hAnsi="Courier New" w:cs="Courier New"/>
-          <w:color w:val="auto"/>
-          <w:sz w:val="20"/>
-          <w:szCs w:val="20"/>
-          <w:lang w:eastAsia="ru-RU"/>
-        </w:rPr>
-        <w:t>loss</w:t>
-      </w:r>
-      <w:proofErr w:type="spellEnd"/>
-      <w:r>
-        <w:rPr>
-          <w:rFonts w:ascii="Courier New" w:eastAsia="Times New Roman" w:hAnsi="Courier New" w:cs="Courier New"/>
-          <w:color w:val="auto"/>
-          <w:sz w:val="20"/>
-          <w:szCs w:val="20"/>
-          <w:lang w:eastAsia="ru-RU"/>
-        </w:rPr>
-        <w:t xml:space="preserve">, </w:t>
-      </w:r>
-      <w:proofErr w:type="spellStart"/>
-      <w:r>
-        <w:rPr>
-          <w:rFonts w:ascii="Courier New" w:eastAsia="Times New Roman" w:hAnsi="Courier New" w:cs="Courier New"/>
-          <w:color w:val="auto"/>
-          <w:sz w:val="20"/>
-          <w:szCs w:val="20"/>
-          <w:lang w:eastAsia="ru-RU"/>
-        </w:rPr>
-        <w:t>mAP</w:t>
-      </w:r>
-      <w:proofErr w:type="spellEnd"/>
-      <w:r>
-        <w:rPr>
-          <w:rFonts w:ascii="Courier New" w:eastAsia="Times New Roman" w:hAnsi="Courier New" w:cs="Courier New"/>
-          <w:color w:val="auto"/>
-          <w:sz w:val="20"/>
-          <w:szCs w:val="20"/>
-          <w:lang w:eastAsia="ru-RU"/>
-        </w:rPr>
-        <w:t>)]</w:t>
+        <w:t>[ВСТАВИТЬ: Рисунок 3 — Кривые обучения (loss, mAP)]</w:t>
       </w:r>
     </w:p>
     <w:p>
@@ -9161,26 +7533,6 @@
         </w:rPr>
         <w:t xml:space="preserve"> Анализ ошибок и визуализация предсказаний </w:t>
       </w:r>
-      <w:r>
-        <w:rPr>
-          <w:rFonts w:eastAsia="Times New Roman" w:cs="Times New Roman"/>
-          <w:i/>
-          <w:iCs/>
-          <w:color w:val="auto"/>
-          <w:szCs w:val="24"/>
-          <w:lang w:eastAsia="ru-RU"/>
-        </w:rPr>
-        <w:t>(Тр. 13)</w:t>
-      </w:r>
-      <w:r>
-        <w:rPr>
-          <w:rFonts w:eastAsia="Times New Roman" w:cs="Times New Roman"/>
-          <w:color w:val="auto"/>
-          <w:szCs w:val="24"/>
-          <w:lang w:eastAsia="ru-RU"/>
-        </w:rPr>
-        <w:t xml:space="preserve"> </w:t>
-      </w:r>
     </w:p>
     <w:p>
       <w:pPr>
@@ -9219,80 +7571,6 @@
     </w:p>
     <w:p>
       <w:pPr>
-        <w:pStyle w:val="a8"/>
-        <w:rPr>
-          <w:lang w:eastAsia="ru-RU"/>
-        </w:rPr>
-      </w:pPr>
-      <w:r>
-        <w:rPr>
-          <w:rFonts w:ascii="Segoe UI Emoji" w:hAnsi="Segoe UI Emoji" w:cs="Segoe UI Emoji"/>
-          <w:lang w:eastAsia="ru-RU"/>
-        </w:rPr>
-        <w:t>⚠️</w:t>
-      </w:r>
-      <w:r>
-        <w:rPr>
-          <w:lang w:eastAsia="ru-RU"/>
-        </w:rPr>
-        <w:t xml:space="preserve"> </w:t>
-      </w:r>
-      <w:r>
-        <w:rPr>
-          <w:b/>
-          <w:bCs/>
-          <w:lang w:eastAsia="ru-RU"/>
-        </w:rPr>
-        <w:t>Требуется:</w:t>
-      </w:r>
-      <w:r>
-        <w:rPr>
-          <w:lang w:eastAsia="ru-RU"/>
-        </w:rPr>
-        <w:t xml:space="preserve"> </w:t>
-      </w:r>
-      <w:proofErr w:type="spellStart"/>
-      <w:r>
-        <w:rPr>
-          <w:lang w:eastAsia="ru-RU"/>
-        </w:rPr>
-        <w:t>логи</w:t>
-      </w:r>
-      <w:proofErr w:type="spellEnd"/>
-      <w:r>
-        <w:rPr>
-          <w:lang w:eastAsia="ru-RU"/>
-        </w:rPr>
-        <w:t xml:space="preserve"> обучения и итоговые метрики по каждой модели.</w:t>
-      </w:r>
-    </w:p>
-    <w:p>
-      <w:pPr>
-        <w:pStyle w:val="a8"/>
-      </w:pPr>
-    </w:p>
-    <w:p>
-      <w:pPr>
-        <w:pStyle w:val="a8"/>
-      </w:pPr>
-    </w:p>
-    <w:p>
-      <w:pPr>
-        <w:pStyle w:val="a8"/>
-      </w:pPr>
-    </w:p>
-    <w:p>
-      <w:pPr>
-        <w:pStyle w:val="a8"/>
-      </w:pPr>
-    </w:p>
-    <w:p>
-      <w:pPr>
-        <w:pStyle w:val="a8"/>
-      </w:pPr>
-    </w:p>
-    <w:p>
-      <w:pPr>
         <w:pStyle w:val="-"/>
       </w:pPr>
       <w:bookmarkStart w:id="21" w:name="_Toc217908875"/>
@@ -9342,47 +7620,7 @@
           <w:szCs w:val="24"/>
           <w:lang w:eastAsia="ru-RU"/>
         </w:rPr>
-        <w:t xml:space="preserve"> Интеграция модели в </w:t>
-      </w:r>
-      <w:proofErr w:type="spellStart"/>
-      <w:r>
-        <w:rPr>
-          <w:rFonts w:eastAsia="Times New Roman" w:cs="Times New Roman"/>
-          <w:color w:val="auto"/>
-          <w:szCs w:val="24"/>
-          <w:lang w:eastAsia="ru-RU"/>
-        </w:rPr>
-        <w:t>пайплайн</w:t>
-      </w:r>
-      <w:proofErr w:type="spellEnd"/>
-      <w:r>
-        <w:rPr>
-          <w:rFonts w:eastAsia="Times New Roman" w:cs="Times New Roman"/>
-          <w:color w:val="auto"/>
-          <w:szCs w:val="24"/>
-          <w:lang w:eastAsia="ru-RU"/>
-        </w:rPr>
-        <w:t xml:space="preserve"> </w:t>
-      </w:r>
-      <w:r>
-        <w:rPr>
-          <w:rFonts w:eastAsia="Times New Roman" w:cs="Times New Roman"/>
-          <w:i/>
-          <w:iCs/>
-          <w:color w:val="auto"/>
-          <w:szCs w:val="24"/>
-          <w:lang w:eastAsia="ru-RU"/>
-        </w:rPr>
-        <w:t>(Тр. 14)</w:t>
-      </w:r>
-      <w:r>
-        <w:rPr>
-          <w:rFonts w:eastAsia="Times New Roman" w:cs="Times New Roman"/>
-          <w:color w:val="auto"/>
-          <w:szCs w:val="24"/>
-          <w:lang w:eastAsia="ru-RU"/>
-        </w:rPr>
-        <w:t xml:space="preserve"> </w:t>
+        <w:t xml:space="preserve"> Интеграция модели в пайплайн  </w:t>
       </w:r>
     </w:p>
     <w:p>
@@ -9407,27 +7645,7 @@
           <w:szCs w:val="24"/>
           <w:lang w:eastAsia="ru-RU"/>
         </w:rPr>
-        <w:t xml:space="preserve">Модуль инференса, формат экспорта (ONNX / </w:t>
-      </w:r>
-      <w:proofErr w:type="spellStart"/>
-      <w:r>
-        <w:rPr>
-          <w:rFonts w:eastAsia="Times New Roman" w:cs="Times New Roman"/>
-          <w:color w:val="auto"/>
-          <w:szCs w:val="24"/>
-          <w:lang w:eastAsia="ru-RU"/>
-        </w:rPr>
-        <w:t>TensorRT</w:t>
-      </w:r>
-      <w:proofErr w:type="spellEnd"/>
-      <w:r>
-        <w:rPr>
-          <w:rFonts w:eastAsia="Times New Roman" w:cs="Times New Roman"/>
-          <w:color w:val="auto"/>
-          <w:szCs w:val="24"/>
-          <w:lang w:eastAsia="ru-RU"/>
-        </w:rPr>
-        <w:t>)</w:t>
+        <w:t>Модуль инференса, формат экспорта (ONNX / TensorRT)</w:t>
       </w:r>
     </w:p>
     <w:p>
@@ -9514,27 +7732,7 @@
           <w:szCs w:val="24"/>
           <w:lang w:eastAsia="ru-RU"/>
         </w:rPr>
-        <w:t xml:space="preserve"> Описание демонстрации </w:t>
-      </w:r>
-      <w:r>
-        <w:rPr>
-          <w:rFonts w:eastAsia="Times New Roman" w:cs="Times New Roman"/>
-          <w:i/>
-          <w:iCs/>
-          <w:color w:val="auto"/>
-          <w:szCs w:val="24"/>
-          <w:lang w:eastAsia="ru-RU"/>
-        </w:rPr>
-        <w:t>(Тр. 15)</w:t>
-      </w:r>
-      <w:r>
-        <w:rPr>
-          <w:rFonts w:eastAsia="Times New Roman" w:cs="Times New Roman"/>
-          <w:color w:val="auto"/>
-          <w:szCs w:val="24"/>
-          <w:lang w:eastAsia="ru-RU"/>
-        </w:rPr>
-        <w:t xml:space="preserve"> </w:t>
+        <w:t xml:space="preserve"> Описание демонстрации  </w:t>
       </w:r>
     </w:p>
     <w:p>
@@ -9559,27 +7757,7 @@
           <w:szCs w:val="24"/>
           <w:lang w:eastAsia="ru-RU"/>
         </w:rPr>
-        <w:t xml:space="preserve">Логика работы демо: входные данные → предобработка → </w:t>
-      </w:r>
-      <w:proofErr w:type="spellStart"/>
-      <w:r>
-        <w:rPr>
-          <w:rFonts w:eastAsia="Times New Roman" w:cs="Times New Roman"/>
-          <w:color w:val="auto"/>
-          <w:szCs w:val="24"/>
-          <w:lang w:eastAsia="ru-RU"/>
-        </w:rPr>
-        <w:t>инференс</w:t>
-      </w:r>
-      <w:proofErr w:type="spellEnd"/>
-      <w:r>
-        <w:rPr>
-          <w:rFonts w:eastAsia="Times New Roman" w:cs="Times New Roman"/>
-          <w:color w:val="auto"/>
-          <w:szCs w:val="24"/>
-          <w:lang w:eastAsia="ru-RU"/>
-        </w:rPr>
-        <w:t xml:space="preserve"> → визуализация масок</w:t>
+        <w:t>Логика работы демо: входные данные → предобработка → инференс → визуализация масок</w:t>
       </w:r>
     </w:p>
     <w:p>
@@ -9644,77 +7822,6 @@
     </w:p>
     <w:p>
       <w:pPr>
-        <w:spacing w:beforeAutospacing="1" w:after="100" w:afterAutospacing="1" w:line="240" w:lineRule="auto"/>
-        <w:ind w:left="2160" w:firstLine="0"/>
-        <w:jc w:val="left"/>
-        <w:rPr>
-          <w:rFonts w:eastAsia="Times New Roman" w:cs="Times New Roman"/>
-          <w:color w:val="auto"/>
-          <w:szCs w:val="24"/>
-          <w:lang w:eastAsia="ru-RU"/>
-        </w:rPr>
-      </w:pPr>
-      <w:r>
-        <w:rPr>
-          <w:rFonts w:ascii="Segoe UI Emoji" w:eastAsia="Times New Roman" w:hAnsi="Segoe UI Emoji" w:cs="Segoe UI Emoji"/>
-          <w:color w:val="auto"/>
-          <w:szCs w:val="24"/>
-          <w:lang w:eastAsia="ru-RU"/>
-        </w:rPr>
-        <w:t>⚠️</w:t>
-      </w:r>
-      <w:r>
-        <w:rPr>
-          <w:rFonts w:eastAsia="Times New Roman" w:cs="Times New Roman"/>
-          <w:color w:val="auto"/>
-          <w:szCs w:val="24"/>
-          <w:lang w:eastAsia="ru-RU"/>
-        </w:rPr>
-        <w:t xml:space="preserve"> </w:t>
-      </w:r>
-      <w:r>
-        <w:rPr>
-          <w:rFonts w:eastAsia="Times New Roman" w:cs="Times New Roman"/>
-          <w:b/>
-          <w:bCs/>
-          <w:color w:val="auto"/>
-          <w:szCs w:val="24"/>
-          <w:lang w:eastAsia="ru-RU"/>
-        </w:rPr>
-        <w:t>Требуется:</w:t>
-      </w:r>
-      <w:r>
-        <w:rPr>
-          <w:rFonts w:eastAsia="Times New Roman" w:cs="Times New Roman"/>
-          <w:color w:val="auto"/>
-          <w:szCs w:val="24"/>
-          <w:lang w:eastAsia="ru-RU"/>
-        </w:rPr>
-        <w:t xml:space="preserve"> ссылка на репозиторий </w:t>
-      </w:r>
-      <w:proofErr w:type="spellStart"/>
-      <w:r>
-        <w:rPr>
-          <w:rFonts w:eastAsia="Times New Roman" w:cs="Times New Roman"/>
-          <w:color w:val="auto"/>
-          <w:szCs w:val="24"/>
-          <w:lang w:eastAsia="ru-RU"/>
-        </w:rPr>
-        <w:t>GitHub</w:t>
-      </w:r>
-      <w:proofErr w:type="spellEnd"/>
-      <w:r>
-        <w:rPr>
-          <w:rFonts w:eastAsia="Times New Roman" w:cs="Times New Roman"/>
-          <w:color w:val="auto"/>
-          <w:szCs w:val="24"/>
-          <w:lang w:eastAsia="ru-RU"/>
-        </w:rPr>
-        <w:t>; видео-демо или скрипт запуска.</w:t>
-      </w:r>
-    </w:p>
-    <w:p>
-      <w:pPr>
         <w:pStyle w:val="a8"/>
       </w:pPr>
     </w:p>
@@ -9757,17 +7864,6 @@
         </w:rPr>
         <w:t xml:space="preserve">Итоги работы: что достигнуто, ключевые числа и факты </w:t>
       </w:r>
-      <w:r>
-        <w:rPr>
-          <w:rFonts w:eastAsia="Times New Roman" w:cs="Times New Roman"/>
-          <w:i/>
-          <w:iCs/>
-          <w:color w:val="auto"/>
-          <w:szCs w:val="24"/>
-          <w:lang w:eastAsia="ru-RU"/>
-        </w:rPr>
-        <w:t>(Тр. 16)</w:t>
-      </w:r>
     </w:p>
     <w:p>
       <w:pPr>
@@ -9791,27 +7887,7 @@
           <w:szCs w:val="24"/>
           <w:lang w:eastAsia="ru-RU"/>
         </w:rPr>
-        <w:t xml:space="preserve">Планы по развитию и масштабированию </w:t>
-      </w:r>
-      <w:r>
-        <w:rPr>
-          <w:rFonts w:eastAsia="Times New Roman" w:cs="Times New Roman"/>
-          <w:i/>
-          <w:iCs/>
-          <w:color w:val="auto"/>
-          <w:szCs w:val="24"/>
-          <w:lang w:eastAsia="ru-RU"/>
-        </w:rPr>
-        <w:t>(Тр. 17)</w:t>
-      </w:r>
-      <w:r>
-        <w:rPr>
-          <w:rFonts w:eastAsia="Times New Roman" w:cs="Times New Roman"/>
-          <w:color w:val="auto"/>
-          <w:szCs w:val="24"/>
-          <w:lang w:eastAsia="ru-RU"/>
-        </w:rPr>
-        <w:t xml:space="preserve">: </w:t>
+        <w:t xml:space="preserve">Планы по развитию и масштабированию: </w:t>
       </w:r>
     </w:p>
     <w:p>
@@ -9836,19 +7912,8 @@
           <w:szCs w:val="24"/>
           <w:lang w:eastAsia="ru-RU"/>
         </w:rPr>
-        <w:t xml:space="preserve">Завершение разметки и формирование финального </w:t>
-      </w:r>
-      <w:proofErr w:type="spellStart"/>
-      <w:r>
-        <w:rPr>
-          <w:rFonts w:eastAsia="Times New Roman" w:cs="Times New Roman"/>
-          <w:color w:val="auto"/>
-          <w:szCs w:val="24"/>
-          <w:lang w:eastAsia="ru-RU"/>
-        </w:rPr>
-        <w:t>датасета</w:t>
-      </w:r>
-      <w:proofErr w:type="spellEnd"/>
+        <w:t>Завершение разметки и формирование финального датасета</w:t>
+      </w:r>
     </w:p>
     <w:p>
       <w:pPr>
@@ -9872,27 +7937,7 @@
           <w:szCs w:val="24"/>
           <w:lang w:eastAsia="ru-RU"/>
         </w:rPr>
-        <w:t xml:space="preserve">Полноценное использование </w:t>
-      </w:r>
-      <w:proofErr w:type="spellStart"/>
-      <w:r>
-        <w:rPr>
-          <w:rFonts w:eastAsia="Times New Roman" w:cs="Times New Roman"/>
-          <w:color w:val="auto"/>
-          <w:szCs w:val="24"/>
-          <w:lang w:eastAsia="ru-RU"/>
-        </w:rPr>
-        <w:t>Gazebo</w:t>
-      </w:r>
-      <w:proofErr w:type="spellEnd"/>
-      <w:r>
-        <w:rPr>
-          <w:rFonts w:eastAsia="Times New Roman" w:cs="Times New Roman"/>
-          <w:color w:val="auto"/>
-          <w:szCs w:val="24"/>
-          <w:lang w:eastAsia="ru-RU"/>
-        </w:rPr>
-        <w:t xml:space="preserve"> VRX (балансировка, аугментация редких классов)</w:t>
+        <w:t>Полноценное использование Gazebo VRX (балансировка, аугментация редких классов)</w:t>
       </w:r>
     </w:p>
     <w:p>
@@ -9917,27 +7962,7 @@
           <w:szCs w:val="24"/>
           <w:lang w:eastAsia="ru-RU"/>
         </w:rPr>
-        <w:t>Слияние сенсоров (</w:t>
-      </w:r>
-      <w:proofErr w:type="spellStart"/>
-      <w:r>
-        <w:rPr>
-          <w:rFonts w:eastAsia="Times New Roman" w:cs="Times New Roman"/>
-          <w:color w:val="auto"/>
-          <w:szCs w:val="24"/>
-          <w:lang w:eastAsia="ru-RU"/>
-        </w:rPr>
-        <w:t>fusion</w:t>
-      </w:r>
-      <w:proofErr w:type="spellEnd"/>
-      <w:r>
-        <w:rPr>
-          <w:rFonts w:eastAsia="Times New Roman" w:cs="Times New Roman"/>
-          <w:color w:val="auto"/>
-          <w:szCs w:val="24"/>
-          <w:lang w:eastAsia="ru-RU"/>
-        </w:rPr>
-        <w:t xml:space="preserve"> камер + IMU + GPS)</w:t>
+        <w:t>Слияние сенсоров (fusion камер + IMU + GPS)</w:t>
       </w:r>
     </w:p>
     <w:p>
@@ -9955,45 +7980,14 @@
           <w:lang w:eastAsia="ru-RU"/>
         </w:rPr>
       </w:pPr>
-      <w:proofErr w:type="spellStart"/>
-      <w:r>
-        <w:rPr>
-          <w:rFonts w:eastAsia="Times New Roman" w:cs="Times New Roman"/>
-          <w:color w:val="auto"/>
-          <w:szCs w:val="24"/>
-          <w:lang w:eastAsia="ru-RU"/>
-        </w:rPr>
-        <w:t>Depth</w:t>
-      </w:r>
-      <w:proofErr w:type="spellEnd"/>
-      <w:r>
-        <w:rPr>
-          <w:rFonts w:eastAsia="Times New Roman" w:cs="Times New Roman"/>
-          <w:color w:val="auto"/>
-          <w:szCs w:val="24"/>
-          <w:lang w:eastAsia="ru-RU"/>
-        </w:rPr>
-        <w:t xml:space="preserve"> </w:t>
-      </w:r>
-      <w:proofErr w:type="spellStart"/>
-      <w:r>
-        <w:rPr>
-          <w:rFonts w:eastAsia="Times New Roman" w:cs="Times New Roman"/>
-          <w:color w:val="auto"/>
-          <w:szCs w:val="24"/>
-          <w:lang w:eastAsia="ru-RU"/>
-        </w:rPr>
-        <w:t>estimation</w:t>
-      </w:r>
-      <w:proofErr w:type="spellEnd"/>
-      <w:r>
-        <w:rPr>
-          <w:rFonts w:eastAsia="Times New Roman" w:cs="Times New Roman"/>
-          <w:color w:val="auto"/>
-          <w:szCs w:val="24"/>
-          <w:lang w:eastAsia="ru-RU"/>
-        </w:rPr>
-        <w:t xml:space="preserve"> и построение карты местности</w:t>
+      <w:r>
+        <w:rPr>
+          <w:rFonts w:eastAsia="Times New Roman" w:cs="Times New Roman"/>
+          <w:color w:val="auto"/>
+          <w:szCs w:val="24"/>
+          <w:lang w:eastAsia="ru-RU"/>
+        </w:rPr>
+        <w:t>Depth estimation и построение карты местности</w:t>
       </w:r>
     </w:p>
     <w:p>
@@ -10018,19 +8012,8 @@
           <w:szCs w:val="24"/>
           <w:lang w:eastAsia="ru-RU"/>
         </w:rPr>
-        <w:t xml:space="preserve">Full VPS </w:t>
-      </w:r>
-      <w:proofErr w:type="spellStart"/>
-      <w:r>
-        <w:rPr>
-          <w:rFonts w:eastAsia="Times New Roman" w:cs="Times New Roman"/>
-          <w:color w:val="auto"/>
-          <w:szCs w:val="24"/>
-          <w:lang w:eastAsia="ru-RU"/>
-        </w:rPr>
-        <w:t>pipeline</w:t>
-      </w:r>
-      <w:proofErr w:type="spellEnd"/>
+        <w:t>Full VPS pipeline</w:t>
+      </w:r>
     </w:p>
     <w:p>
       <w:pPr>
@@ -10106,21 +8089,7 @@
         <w:rPr>
           <w:lang w:eastAsia="ru-RU"/>
         </w:rPr>
-        <w:t xml:space="preserve">Информационно-аналитическое агентство </w:t>
-      </w:r>
-      <w:proofErr w:type="spellStart"/>
-      <w:r>
-        <w:rPr>
-          <w:lang w:eastAsia="ru-RU"/>
-        </w:rPr>
-        <w:t>PortNews</w:t>
-      </w:r>
-      <w:proofErr w:type="spellEnd"/>
-      <w:r>
-        <w:rPr>
-          <w:lang w:eastAsia="ru-RU"/>
-        </w:rPr>
-        <w:t>. В Архангельской области в 2026 году запустят грузовые беспилотные катера. https://portnews.ru/news/385137/. 202</w:t>
+        <w:t>Информационно-аналитическое агентство PortNews. В Архангельской области в 2026 году запустят грузовые беспилотные катера. https://portnews.ru/news/385137/. 202</w:t>
       </w:r>
       <w:r>
         <w:rPr>
@@ -10132,229 +8101,217 @@
         <w:rPr>
           <w:lang w:eastAsia="ru-RU"/>
         </w:rPr>
+        <w:t xml:space="preserve">. Фонтанка.ру. Беспилотный катер «Бриз» связал Архангельск и Соловки. https://www.fontanka.ru/2025/11/19/76129930/. </w:t>
+      </w:r>
+      <w:r>
+        <w:rPr>
+          <w:lang w:val="en-US" w:eastAsia="ru-RU"/>
+        </w:rPr>
+        <w:t xml:space="preserve">2024. Bovcon B., Muhovič J., Perš J., Kristan M. The MaSTr1325 dataset for training deep USV obstacle detection models. Proceedings of the IEEE/RSJ International Conference on Intelligent Robots and Systems (IROS). DOI: 10.1109/IROS40897.2019.8967909. 2019. Bovcon B., Muhovič J., Perš J., Kristan M. MODD2: A Comprehensive Marine Object Detection Dataset. Proceedings of the IEEE/RSJ International Conference on Intelligent Robots and Systems (IROS). DOI: 10.1109/IROS.2018.8593664. 2018. Žust L., Perš J., Kristan M. LaRS: A Diverse Panoptic Maritime Obstacle Detection Dataset and Benchmark. Proceedings of the IEEE/CVF International Conference on Computer Vision (ICCV). 2023. Jocher G., Chaurasia A., Qiu J. Ultralytics YOLO. https://github.com/ultralytics/ultralytics. 2023. Qiao D., Guo Y., Li W. et al. Marine Vision-Based Situational Awareness Using Discriminative Deep Learning: A Survey. Journal of Marine Science and Engineering. DOI: 10.3390/jmse9040397. 2021. Steccanella L. et al. Waterline and obstacle detection in images from low-cost autonomous boats for environmental monitoring. Robotics and Autonomous Systems. </w:t>
+      </w:r>
+      <w:r>
+        <w:rPr>
+          <w:lang w:val="en-US" w:eastAsia="ru-RU"/>
+        </w:rPr>
+        <w:t xml:space="preserve">DOI: 10.1016/j.robot.2019.103346. 2020. </w:t>
+      </w:r>
+      <w:r>
+        <w:rPr>
+          <w:lang w:eastAsia="ru-RU"/>
+        </w:rPr>
+        <w:t>Скороход</w:t>
+      </w:r>
+      <w:r>
+        <w:rPr>
+          <w:lang w:val="en-US" w:eastAsia="ru-RU"/>
+        </w:rPr>
+        <w:t xml:space="preserve"> </w:t>
+      </w:r>
+      <w:r>
+        <w:rPr>
+          <w:lang w:eastAsia="ru-RU"/>
+        </w:rPr>
+        <w:t>Б</w:t>
+      </w:r>
+      <w:r>
+        <w:rPr>
+          <w:lang w:val="en-US" w:eastAsia="ru-RU"/>
+        </w:rPr>
+        <w:t>.</w:t>
+      </w:r>
+      <w:r>
+        <w:rPr>
+          <w:lang w:eastAsia="ru-RU"/>
+        </w:rPr>
+        <w:t>А</w:t>
+      </w:r>
+      <w:r>
+        <w:rPr>
+          <w:lang w:val="en-US" w:eastAsia="ru-RU"/>
+        </w:rPr>
+        <w:t xml:space="preserve">., </w:t>
+      </w:r>
+      <w:r>
+        <w:rPr>
+          <w:lang w:eastAsia="ru-RU"/>
+        </w:rPr>
+        <w:t>Стаценко</w:t>
+      </w:r>
+      <w:r>
+        <w:rPr>
+          <w:lang w:val="en-US" w:eastAsia="ru-RU"/>
+        </w:rPr>
+        <w:t xml:space="preserve"> </w:t>
+      </w:r>
+      <w:r>
+        <w:rPr>
+          <w:lang w:eastAsia="ru-RU"/>
+        </w:rPr>
+        <w:t>А</w:t>
+      </w:r>
+      <w:r>
+        <w:rPr>
+          <w:lang w:val="en-US" w:eastAsia="ru-RU"/>
+        </w:rPr>
+        <w:t>.</w:t>
+      </w:r>
+      <w:r>
+        <w:rPr>
+          <w:lang w:eastAsia="ru-RU"/>
+        </w:rPr>
+        <w:t>В</w:t>
+      </w:r>
+      <w:r>
+        <w:rPr>
+          <w:lang w:val="en-US" w:eastAsia="ru-RU"/>
+        </w:rPr>
+        <w:t xml:space="preserve">., </w:t>
+      </w:r>
+      <w:r>
+        <w:rPr>
+          <w:lang w:eastAsia="ru-RU"/>
+        </w:rPr>
+        <w:t>Фатеев</w:t>
+      </w:r>
+      <w:r>
+        <w:rPr>
+          <w:lang w:val="en-US" w:eastAsia="ru-RU"/>
+        </w:rPr>
+        <w:t xml:space="preserve"> </w:t>
+      </w:r>
+      <w:r>
+        <w:rPr>
+          <w:lang w:eastAsia="ru-RU"/>
+        </w:rPr>
+        <w:t>С</w:t>
+      </w:r>
+      <w:r>
+        <w:rPr>
+          <w:lang w:val="en-US" w:eastAsia="ru-RU"/>
+        </w:rPr>
+        <w:t>.</w:t>
+      </w:r>
+      <w:r>
+        <w:rPr>
+          <w:lang w:eastAsia="ru-RU"/>
+        </w:rPr>
+        <w:t>И</w:t>
+      </w:r>
+      <w:r>
+        <w:rPr>
+          <w:lang w:val="en-US" w:eastAsia="ru-RU"/>
+        </w:rPr>
         <w:t xml:space="preserve">. </w:t>
       </w:r>
-      <w:proofErr w:type="spellStart"/>
-      <w:r>
-        <w:rPr>
-          <w:lang w:eastAsia="ru-RU"/>
-        </w:rPr>
-        <w:t>Фонтанка.ру</w:t>
-      </w:r>
-      <w:proofErr w:type="spellEnd"/>
-      <w:r>
-        <w:rPr>
-          <w:lang w:eastAsia="ru-RU"/>
-        </w:rPr>
-        <w:t xml:space="preserve">. Беспилотный катер «Бриз» связал Архангельск и Соловки. https://www.fontanka.ru/2025/11/19/76129930/. </w:t>
+      <w:r>
+        <w:rPr>
+          <w:lang w:eastAsia="ru-RU"/>
+        </w:rPr>
+        <w:t>Алгоритмы</w:t>
       </w:r>
       <w:r>
         <w:rPr>
           <w:lang w:val="en-US" w:eastAsia="ru-RU"/>
         </w:rPr>
-        <w:t xml:space="preserve">2024. </w:t>
-      </w:r>
-      <w:proofErr w:type="spellStart"/>
+        <w:t xml:space="preserve"> </w:t>
+      </w:r>
+      <w:r>
+        <w:rPr>
+          <w:lang w:eastAsia="ru-RU"/>
+        </w:rPr>
+        <w:t>видеонаблюдения</w:t>
+      </w:r>
       <w:r>
         <w:rPr>
           <w:lang w:val="en-US" w:eastAsia="ru-RU"/>
         </w:rPr>
-        <w:t>Bovcon</w:t>
-      </w:r>
-      <w:proofErr w:type="spellEnd"/>
+        <w:t xml:space="preserve"> </w:t>
+      </w:r>
+      <w:r>
+        <w:rPr>
+          <w:lang w:eastAsia="ru-RU"/>
+        </w:rPr>
+        <w:t>и</w:t>
+      </w:r>
       <w:r>
         <w:rPr>
           <w:lang w:val="en-US" w:eastAsia="ru-RU"/>
         </w:rPr>
-        <w:t xml:space="preserve"> B., </w:t>
-      </w:r>
-      <w:proofErr w:type="spellStart"/>
+        <w:t xml:space="preserve"> </w:t>
+      </w:r>
+      <w:r>
+        <w:rPr>
+          <w:lang w:eastAsia="ru-RU"/>
+        </w:rPr>
+        <w:t>маневрирования</w:t>
+      </w:r>
       <w:r>
         <w:rPr>
           <w:lang w:val="en-US" w:eastAsia="ru-RU"/>
         </w:rPr>
-        <w:t>Muhovič</w:t>
-      </w:r>
-      <w:proofErr w:type="spellEnd"/>
+        <w:t xml:space="preserve"> </w:t>
+      </w:r>
+      <w:r>
+        <w:rPr>
+          <w:lang w:eastAsia="ru-RU"/>
+        </w:rPr>
+        <w:t>автономных</w:t>
+      </w:r>
       <w:r>
         <w:rPr>
           <w:lang w:val="en-US" w:eastAsia="ru-RU"/>
         </w:rPr>
-        <w:t xml:space="preserve"> J., </w:t>
-      </w:r>
-      <w:proofErr w:type="spellStart"/>
+        <w:t xml:space="preserve"> </w:t>
+      </w:r>
+      <w:r>
+        <w:rPr>
+          <w:lang w:eastAsia="ru-RU"/>
+        </w:rPr>
+        <w:t>морских</w:t>
+      </w:r>
       <w:r>
         <w:rPr>
           <w:lang w:val="en-US" w:eastAsia="ru-RU"/>
         </w:rPr>
-        <w:t>Perš</w:t>
-      </w:r>
-      <w:proofErr w:type="spellEnd"/>
+        <w:t xml:space="preserve"> </w:t>
+      </w:r>
+      <w:r>
+        <w:rPr>
+          <w:lang w:eastAsia="ru-RU"/>
+        </w:rPr>
+        <w:t>судов</w:t>
+      </w:r>
       <w:r>
         <w:rPr>
           <w:lang w:val="en-US" w:eastAsia="ru-RU"/>
         </w:rPr>
-        <w:t xml:space="preserve"> J., Kristan M. The MaSTr1325 dataset for training deep USV obstacle detection models. Proceedings of the IEEE/RSJ International Conference on Intelligent Robots and Systems (IROS). DOI: 10.1109/IROS40897.2019.8967909. 2019. </w:t>
-      </w:r>
-      <w:proofErr w:type="spellStart"/>
-      <w:r>
-        <w:rPr>
-          <w:lang w:val="en-US" w:eastAsia="ru-RU"/>
-        </w:rPr>
-        <w:t>Bovcon</w:t>
-      </w:r>
-      <w:proofErr w:type="spellEnd"/>
-      <w:r>
-        <w:rPr>
-          <w:lang w:val="en-US" w:eastAsia="ru-RU"/>
-        </w:rPr>
-        <w:t xml:space="preserve"> B., </w:t>
-      </w:r>
-      <w:proofErr w:type="spellStart"/>
-      <w:r>
-        <w:rPr>
-          <w:lang w:val="en-US" w:eastAsia="ru-RU"/>
-        </w:rPr>
-        <w:t>Muhovič</w:t>
-      </w:r>
-      <w:proofErr w:type="spellEnd"/>
-      <w:r>
-        <w:rPr>
-          <w:lang w:val="en-US" w:eastAsia="ru-RU"/>
-        </w:rPr>
-        <w:t xml:space="preserve"> J., </w:t>
-      </w:r>
-      <w:proofErr w:type="spellStart"/>
-      <w:r>
-        <w:rPr>
-          <w:lang w:val="en-US" w:eastAsia="ru-RU"/>
-        </w:rPr>
-        <w:t>Perš</w:t>
-      </w:r>
-      <w:proofErr w:type="spellEnd"/>
-      <w:r>
-        <w:rPr>
-          <w:lang w:val="en-US" w:eastAsia="ru-RU"/>
-        </w:rPr>
-        <w:t xml:space="preserve"> J., Kristan M. MODD2: A Comprehensive Marine Object Detection Dataset. Proceedings of the IEEE/RSJ International Conference on Intelligent Robots and Systems (IROS). DOI: 10.1109/IROS.2018.8593664. 2018. </w:t>
-      </w:r>
-      <w:proofErr w:type="spellStart"/>
-      <w:r>
-        <w:rPr>
-          <w:lang w:val="en-US" w:eastAsia="ru-RU"/>
-        </w:rPr>
-        <w:t>Žust</w:t>
-      </w:r>
-      <w:proofErr w:type="spellEnd"/>
-      <w:r>
-        <w:rPr>
-          <w:lang w:val="en-US" w:eastAsia="ru-RU"/>
-        </w:rPr>
-        <w:t xml:space="preserve"> L., </w:t>
-      </w:r>
-      <w:proofErr w:type="spellStart"/>
-      <w:r>
-        <w:rPr>
-          <w:lang w:val="en-US" w:eastAsia="ru-RU"/>
-        </w:rPr>
-        <w:t>Perš</w:t>
-      </w:r>
-      <w:proofErr w:type="spellEnd"/>
-      <w:r>
-        <w:rPr>
-          <w:lang w:val="en-US" w:eastAsia="ru-RU"/>
-        </w:rPr>
-        <w:t xml:space="preserve"> J., Kristan M. </w:t>
-      </w:r>
-      <w:proofErr w:type="spellStart"/>
-      <w:r>
-        <w:rPr>
-          <w:lang w:val="en-US" w:eastAsia="ru-RU"/>
-        </w:rPr>
-        <w:t>LaRS</w:t>
-      </w:r>
-      <w:proofErr w:type="spellEnd"/>
-      <w:r>
-        <w:rPr>
-          <w:lang w:val="en-US" w:eastAsia="ru-RU"/>
-        </w:rPr>
-        <w:t xml:space="preserve">: A Diverse Panoptic Maritime Obstacle Detection Dataset and Benchmark. Proceedings of the IEEE/CVF International Conference on Computer Vision (ICCV). 2023. </w:t>
-      </w:r>
-      <w:proofErr w:type="spellStart"/>
-      <w:r>
-        <w:rPr>
-          <w:lang w:val="en-US" w:eastAsia="ru-RU"/>
-        </w:rPr>
-        <w:t>Jocher</w:t>
-      </w:r>
-      <w:proofErr w:type="spellEnd"/>
-      <w:r>
-        <w:rPr>
-          <w:lang w:val="en-US" w:eastAsia="ru-RU"/>
-        </w:rPr>
-        <w:t xml:space="preserve"> G., Chaurasia A., Qiu J. </w:t>
-      </w:r>
-      <w:proofErr w:type="spellStart"/>
-      <w:r>
-        <w:rPr>
-          <w:lang w:val="en-US" w:eastAsia="ru-RU"/>
-        </w:rPr>
-        <w:t>Ultralytics</w:t>
-      </w:r>
-      <w:proofErr w:type="spellEnd"/>
-      <w:r>
-        <w:rPr>
-          <w:lang w:val="en-US" w:eastAsia="ru-RU"/>
-        </w:rPr>
-        <w:t xml:space="preserve"> YOLO. https://github.com/ultralytics/ultralytics. 2023. Qiao D., Guo Y., Li W. et al. Marine Vision-Based Situational Awareness Using Discriminative Deep Learning: A Survey. Journal of Marine Science and Engineering. DOI: 10.3390/jmse9040397. 2021. Steccanella L. et al. Waterline and obstacle detection in images from low-cost autonomous boats for environmental monitoring. Robotics and Autonomous Systems. </w:t>
-      </w:r>
-      <w:r>
-        <w:rPr>
-          <w:lang w:eastAsia="ru-RU"/>
-        </w:rPr>
-        <w:t xml:space="preserve">DOI: 10.1016/j.robot.2019.103346. 2020. Скороход Б.А., Стаценко А.В., Фатеев С.И. Алгоритмы видеонаблюдения и маневрирования автономных морских судов. Известия </w:t>
-      </w:r>
-      <w:proofErr w:type="spellStart"/>
-      <w:r>
-        <w:rPr>
-          <w:lang w:eastAsia="ru-RU"/>
-        </w:rPr>
-        <w:t>ТулГУ</w:t>
-      </w:r>
-      <w:proofErr w:type="spellEnd"/>
-      <w:r>
-        <w:rPr>
-          <w:lang w:eastAsia="ru-RU"/>
-        </w:rPr>
-        <w:t xml:space="preserve">. 2024. Лазарева И.М., </w:t>
-      </w:r>
-      <w:proofErr w:type="spellStart"/>
-      <w:r>
-        <w:rPr>
-          <w:lang w:eastAsia="ru-RU"/>
-        </w:rPr>
-        <w:t>Шелегов</w:t>
-      </w:r>
-      <w:proofErr w:type="spellEnd"/>
-      <w:r>
-        <w:rPr>
-          <w:lang w:eastAsia="ru-RU"/>
-        </w:rPr>
-        <w:t xml:space="preserve"> Г.С. Использование методов машинного обучения для оценки ледовой обстановки на реках Мурманской области по данным спутников Sentinel-1. Конференция «Современные проблемы ДЗЗ из космоса». 2024. Зеленина Л.И., </w:t>
-      </w:r>
-      <w:proofErr w:type="spellStart"/>
-      <w:r>
-        <w:rPr>
-          <w:lang w:eastAsia="ru-RU"/>
-        </w:rPr>
-        <w:t>Хаймина</w:t>
-      </w:r>
-      <w:proofErr w:type="spellEnd"/>
-      <w:r>
-        <w:rPr>
-          <w:lang w:eastAsia="ru-RU"/>
-        </w:rPr>
-        <w:t xml:space="preserve"> Л.Э., Деменкова Е.А. и др. Разработка методики моделирования изменения ледяного покрова Арктики. Современные наукоемкие технологии. 2020.</w:t>
+        <w:t xml:space="preserve">. </w:t>
+      </w:r>
+      <w:r>
+        <w:rPr>
+          <w:lang w:eastAsia="ru-RU"/>
+        </w:rPr>
+        <w:t>Известия ТулГУ. 2024. Лазарева И.М., Шелегов Г.С. Использование методов машинного обучения для оценки ледовой обстановки на реках Мурманской области по данным спутников Sentinel-1. Конференция «Современные проблемы ДЗЗ из космоса». 2024. Зеленина Л.И., Хаймина Л.Э., Деменкова Е.А. и др. Разработка методики моделирования изменения ледяного покрова Арктики. Современные наукоемкие технологии. 2020.</w:t>
       </w:r>
     </w:p>
     <w:p>
@@ -10436,15 +8393,7 @@
         <w:t>«</w:t>
       </w:r>
       <w:r>
-        <w:t xml:space="preserve">Разработка программного модуля детектирования и пространственной локализации надводных препятствий для </w:t>
-      </w:r>
-      <w:proofErr w:type="spellStart"/>
-      <w:r>
-        <w:t>безэкипажного</w:t>
-      </w:r>
-      <w:proofErr w:type="spellEnd"/>
-      <w:r>
-        <w:t xml:space="preserve"> катера на основе интеллектуальной обработки мультисенсорных данных</w:t>
+        <w:t>Разработка программного модуля детектирования и пространственной локализации надводных препятствий для безэкипажного катера на основе интеллектуальной обработки мультисенсорных данных</w:t>
       </w:r>
       <w:r>
         <w:t>»</w:t>
@@ -10696,7 +8645,6 @@
               <w:ind w:firstLine="0"/>
               <w:jc w:val="center"/>
             </w:pPr>
-            <w:proofErr w:type="spellStart"/>
             <w:r>
               <w:rPr>
                 <w:rFonts w:eastAsia="Times New Roman"/>
@@ -10704,17 +8652,7 @@
                 <w:szCs w:val="26"/>
                 <w:lang w:eastAsia="ru-RU"/>
               </w:rPr>
-              <w:t>Загидуллин</w:t>
-            </w:r>
-            <w:proofErr w:type="spellEnd"/>
-            <w:r>
-              <w:rPr>
-                <w:rFonts w:eastAsia="Times New Roman"/>
-                <w:color w:val="000000"/>
-                <w:szCs w:val="26"/>
-                <w:lang w:eastAsia="ru-RU"/>
-              </w:rPr>
-              <w:t xml:space="preserve"> Е.А.</w:t>
+              <w:t>Загидуллин Е.А.</w:t>
             </w:r>
           </w:p>
           <w:p>

--- a/черновик отчет по практике 2026.docx
+++ b/черновик отчет по практике 2026.docx
@@ -5624,10 +5624,6663 @@
     </w:p>
     <w:p>
       <w:pPr>
-        <w:numPr>
-          <w:ilvl w:val="0"/>
-          <w:numId w:val="15"/>
-        </w:numPr>
+        <w:pStyle w:val="-0"/>
+      </w:pPr>
+      <w:r>
+        <w:t>Анализ требований к системе</w:t>
+      </w:r>
+    </w:p>
+    <w:p>
+      <w:pPr>
+        <w:pStyle w:val="a8"/>
+      </w:pPr>
+      <w:r>
+        <w:t>Разрабатываемая система ориентирована на решение задачи обнаружения препятствий в акватории реки Северная Двина в условиях автономной навигации беспилотного надводного катера (БЭК). Навигация осуществляется в тёплый сезон при открытой воде; типовая операционная обстановка включает переменную освещённость, солнечные блики на поверхности воды и малоконтрастные препятствия на фоне водной среды.</w:t>
+      </w:r>
+      <w:hyperlink r:id="rId9" w:tgtFrame="_blank" w:history="1">
+        <w:r>
+          <w:rPr>
+            <w:rStyle w:val="inline-block"/>
+            <w:color w:val="0000FF"/>
+            <w:u w:val="single"/>
+          </w:rPr>
+          <w:t>chernovik-otchet-po-praktike-2026.docx</w:t>
+        </w:r>
+      </w:hyperlink>
+    </w:p>
+    <w:p>
+      <w:pPr>
+        <w:pStyle w:val="a8"/>
+      </w:pPr>
+      <w:r>
+        <w:t xml:space="preserve">К системе предъявляются следующие </w:t>
+      </w:r>
+      <w:r>
+        <w:rPr>
+          <w:rStyle w:val="af1"/>
+        </w:rPr>
+        <w:t>функциональные требования</w:t>
+      </w:r>
+      <w:r>
+        <w:t>:</w:t>
+      </w:r>
+    </w:p>
+    <w:p>
+      <w:pPr>
+        <w:pStyle w:val="-1"/>
+      </w:pPr>
+      <w:r>
+        <w:t>Обнаружение объектов на видеопотоке в режиме реального времени (≥ 5 FPS)</w:t>
+      </w:r>
+    </w:p>
+    <w:p>
+      <w:pPr>
+        <w:pStyle w:val="-1"/>
+      </w:pPr>
+      <w:r>
+        <w:t>Сегментация сцены с сохранением устойчивого идентификатора объекта между кадрами (Track ID) по модели Video Panoptic Segmentation</w:t>
+      </w:r>
+    </w:p>
+    <w:p>
+      <w:pPr>
+        <w:pStyle w:val="-1"/>
+      </w:pPr>
+      <w:r>
+        <w:t>Работа на бортовом вычислителе без подключения к облачным сервисам</w:t>
+      </w:r>
+    </w:p>
+    <w:p>
+      <w:pPr>
+        <w:pStyle w:val="-1"/>
+      </w:pPr>
+      <w:r>
+        <w:t>Синхронизация видеопотоков от нескольких камер в единый временно́й поток</w:t>
+      </w:r>
+    </w:p>
+    <w:p>
+      <w:pPr>
+        <w:pStyle w:val="-1"/>
+      </w:pPr>
+      <w:r>
+        <w:t>Совмещение результатов визуального анализа с данными GPS и IMU</w:t>
+      </w:r>
+    </w:p>
+    <w:p>
+      <w:pPr>
+        <w:pStyle w:val="a8"/>
+      </w:pPr>
+      <w:r>
+        <w:t xml:space="preserve">Помимо функциональных, на архитектурные решения оказывают влияние следующие </w:t>
+      </w:r>
+      <w:r>
+        <w:rPr>
+          <w:rStyle w:val="af1"/>
+        </w:rPr>
+        <w:t>ограничительные требования</w:t>
+      </w:r>
+      <w:r>
+        <w:t>:</w:t>
+      </w:r>
+    </w:p>
+    <w:tbl>
+      <w:tblPr>
+        <w:tblW w:w="0" w:type="auto"/>
+        <w:tblCellSpacing w:w="15" w:type="dxa"/>
+        <w:tblCellMar>
+          <w:top w:w="15" w:type="dxa"/>
+          <w:left w:w="15" w:type="dxa"/>
+          <w:bottom w:w="15" w:type="dxa"/>
+          <w:right w:w="15" w:type="dxa"/>
+        </w:tblCellMar>
+        <w:tblLook w:val="04A0" w:firstRow="1" w:lastRow="0" w:firstColumn="1" w:lastColumn="0" w:noHBand="0" w:noVBand="1"/>
+      </w:tblPr>
+      <w:tblGrid>
+        <w:gridCol w:w="3138"/>
+        <w:gridCol w:w="2610"/>
+        <w:gridCol w:w="3607"/>
+      </w:tblGrid>
+      <w:tr>
+        <w:trPr>
+          <w:tblHeader/>
+          <w:tblCellSpacing w:w="15" w:type="dxa"/>
+        </w:trPr>
+        <w:tc>
+          <w:tcPr>
+            <w:tcW w:w="0" w:type="auto"/>
+            <w:vAlign w:val="center"/>
+            <w:hideMark/>
+          </w:tcPr>
+          <w:p>
+            <w:pPr>
+              <w:jc w:val="center"/>
+              <w:rPr>
+                <w:b/>
+                <w:bCs/>
+              </w:rPr>
+            </w:pPr>
+            <w:r>
+              <w:rPr>
+                <w:b/>
+                <w:bCs/>
+              </w:rPr>
+              <w:t>Ограничение</w:t>
+            </w:r>
+          </w:p>
+        </w:tc>
+        <w:tc>
+          <w:tcPr>
+            <w:tcW w:w="0" w:type="auto"/>
+            <w:vAlign w:val="center"/>
+            <w:hideMark/>
+          </w:tcPr>
+          <w:p>
+            <w:pPr>
+              <w:jc w:val="center"/>
+              <w:rPr>
+                <w:b/>
+                <w:bCs/>
+              </w:rPr>
+            </w:pPr>
+            <w:r>
+              <w:rPr>
+                <w:b/>
+                <w:bCs/>
+              </w:rPr>
+              <w:t>Значение</w:t>
+            </w:r>
+          </w:p>
+        </w:tc>
+        <w:tc>
+          <w:tcPr>
+            <w:tcW w:w="0" w:type="auto"/>
+            <w:vAlign w:val="center"/>
+            <w:hideMark/>
+          </w:tcPr>
+          <w:p>
+            <w:pPr>
+              <w:jc w:val="center"/>
+              <w:rPr>
+                <w:b/>
+                <w:bCs/>
+              </w:rPr>
+            </w:pPr>
+            <w:r>
+              <w:rPr>
+                <w:b/>
+                <w:bCs/>
+              </w:rPr>
+              <w:t>Следствие для проекта</w:t>
+            </w:r>
+          </w:p>
+        </w:tc>
+      </w:tr>
+      <w:tr>
+        <w:trPr>
+          <w:tblCellSpacing w:w="15" w:type="dxa"/>
+        </w:trPr>
+        <w:tc>
+          <w:tcPr>
+            <w:tcW w:w="0" w:type="auto"/>
+            <w:vAlign w:val="center"/>
+            <w:hideMark/>
+          </w:tcPr>
+          <w:p>
+            <w:pPr>
+              <w:jc w:val="left"/>
+            </w:pPr>
+            <w:r>
+              <w:t>Вычислительная мощность</w:t>
+            </w:r>
+          </w:p>
+        </w:tc>
+        <w:tc>
+          <w:tcPr>
+            <w:tcW w:w="0" w:type="auto"/>
+            <w:vAlign w:val="center"/>
+            <w:hideMark/>
+          </w:tcPr>
+          <w:p>
+            <w:pPr>
+              <w:rPr>
+                <w:lang w:val="en-US"/>
+              </w:rPr>
+            </w:pPr>
+            <w:r>
+              <w:rPr>
+                <w:lang w:val="en-US"/>
+              </w:rPr>
+              <w:t>NVIDIA Jetson Orin Nano 8 GB, 40 TOPS</w:t>
+            </w:r>
+          </w:p>
+        </w:tc>
+        <w:tc>
+          <w:tcPr>
+            <w:tcW w:w="0" w:type="auto"/>
+            <w:vAlign w:val="center"/>
+            <w:hideMark/>
+          </w:tcPr>
+          <w:p>
+            <w:r>
+              <w:t>Лёгкие модели</w:t>
+            </w:r>
+            <w:r>
+              <w:t xml:space="preserve"> компьютерного зрения</w:t>
+            </w:r>
+            <w:r>
+              <w:t>, перспектива оптимизации через TensorRT INT8</w:t>
+            </w:r>
+          </w:p>
+        </w:tc>
+      </w:tr>
+      <w:tr>
+        <w:trPr>
+          <w:tblCellSpacing w:w="15" w:type="dxa"/>
+        </w:trPr>
+        <w:tc>
+          <w:tcPr>
+            <w:tcW w:w="0" w:type="auto"/>
+            <w:vAlign w:val="center"/>
+            <w:hideMark/>
+          </w:tcPr>
+          <w:p>
+            <w:r>
+              <w:t>Бюджет</w:t>
+            </w:r>
+          </w:p>
+        </w:tc>
+        <w:tc>
+          <w:tcPr>
+            <w:tcW w:w="0" w:type="auto"/>
+            <w:vAlign w:val="center"/>
+            <w:hideMark/>
+          </w:tcPr>
+          <w:p>
+            <w:r>
+              <w:t>Ограничен</w:t>
+            </w:r>
+          </w:p>
+        </w:tc>
+        <w:tc>
+          <w:tcPr>
+            <w:tcW w:w="0" w:type="auto"/>
+            <w:vAlign w:val="center"/>
+            <w:hideMark/>
+          </w:tcPr>
+          <w:p>
+            <w:r>
+              <w:t>Low-cost камеры с машинным зрением, open-source программный стек</w:t>
+            </w:r>
+          </w:p>
+        </w:tc>
+      </w:tr>
+      <w:tr>
+        <w:trPr>
+          <w:tblCellSpacing w:w="15" w:type="dxa"/>
+        </w:trPr>
+        <w:tc>
+          <w:tcPr>
+            <w:tcW w:w="0" w:type="auto"/>
+            <w:vAlign w:val="center"/>
+            <w:hideMark/>
+          </w:tcPr>
+          <w:p>
+            <w:r>
+              <w:t>Условия съёмки</w:t>
+            </w:r>
+          </w:p>
+        </w:tc>
+        <w:tc>
+          <w:tcPr>
+            <w:tcW w:w="0" w:type="auto"/>
+            <w:vAlign w:val="center"/>
+            <w:hideMark/>
+          </w:tcPr>
+          <w:p>
+            <w:r>
+              <w:t>Речная среда, блики, переменная освещённость</w:t>
+            </w:r>
+          </w:p>
+        </w:tc>
+        <w:tc>
+          <w:tcPr>
+            <w:tcW w:w="0" w:type="auto"/>
+            <w:vAlign w:val="center"/>
+            <w:hideMark/>
+          </w:tcPr>
+          <w:p>
+            <w:r>
+              <w:t>Global Shutter, широкий HFOV для боковых камер</w:t>
+            </w:r>
+          </w:p>
+        </w:tc>
+      </w:tr>
+      <w:tr>
+        <w:trPr>
+          <w:tblCellSpacing w:w="15" w:type="dxa"/>
+        </w:trPr>
+        <w:tc>
+          <w:tcPr>
+            <w:tcW w:w="0" w:type="auto"/>
+            <w:vAlign w:val="center"/>
+            <w:hideMark/>
+          </w:tcPr>
+          <w:p>
+            <w:r>
+              <w:lastRenderedPageBreak/>
+              <w:t>Производительность инференса</w:t>
+            </w:r>
+          </w:p>
+        </w:tc>
+        <w:tc>
+          <w:tcPr>
+            <w:tcW w:w="0" w:type="auto"/>
+            <w:vAlign w:val="center"/>
+            <w:hideMark/>
+          </w:tcPr>
+          <w:p>
+            <w:r>
+              <w:t>≥ 5 FPS при разрешении 640×640</w:t>
+            </w:r>
+          </w:p>
+        </w:tc>
+        <w:tc>
+          <w:tcPr>
+            <w:tcW w:w="0" w:type="auto"/>
+            <w:vAlign w:val="center"/>
+            <w:hideMark/>
+          </w:tcPr>
+          <w:p>
+            <w:r>
+              <w:t>Ограничение на размер и архитектуру модели сегментации</w:t>
+            </w:r>
+          </w:p>
+        </w:tc>
+      </w:tr>
+    </w:tbl>
+    <w:p>
+      <w:pPr>
+        <w:pStyle w:val="a8"/>
+      </w:pPr>
+      <w:r>
+        <w:t>Совокупность перечисленных требований определяет выбор аппаратной платформы (раздел 2.2) и программного стека (раздел 2.3), а также общую архитектуру пайплайна системы (раздел 2.4).</w:t>
+      </w:r>
+      <w:hyperlink r:id="rId10" w:tgtFrame="_blank" w:history="1">
+        <w:r>
+          <w:rPr>
+            <w:rStyle w:val="inline-block"/>
+            <w:color w:val="0000FF"/>
+            <w:u w:val="single"/>
+          </w:rPr>
+          <w:t>chernovik-otchet-po-praktike-2026.docx</w:t>
+        </w:r>
+      </w:hyperlink>
+    </w:p>
+    <w:p>
+      <w:pPr>
+        <w:pStyle w:val="-0"/>
+      </w:pPr>
+      <w:r>
+        <w:t>Анализ и выбор аппаратного обеспечения</w:t>
+      </w:r>
+    </w:p>
+    <w:p>
+      <w:pPr>
+        <w:pStyle w:val="a"/>
+      </w:pPr>
+      <w:r>
+        <w:t>Требования к сенсорам для задачи детекции препятствий</w:t>
+      </w:r>
+    </w:p>
+    <w:p>
+      <w:pPr>
+        <w:pStyle w:val="a8"/>
+      </w:pPr>
+      <w:r>
+        <w:t>Задача детекции надводных препятствий в условиях речной навигации предъявляет специфические требования к сенсорному составу бортовой системы. В отличие от наземных транспортных средств, акватория реки лишена структурированной дорожной инфраструктуры, а оптические условия характеризуются высокой степенью нестабильности: зеркальные блики с водной поверхности, низкий угол стояния солнца в арктических широтах, туман и осадки существенно снижают качество воспринимаемого изображения.</w:t>
+      </w:r>
+    </w:p>
+    <w:p>
+      <w:pPr>
+        <w:pStyle w:val="a8"/>
+      </w:pPr>
+      <w:r>
+        <w:t>На основе анализа условий эксплуатации были сформулированы следующие ключевые требования к сенсорной подсистеме:</w:t>
+      </w:r>
+    </w:p>
+    <w:p>
+      <w:pPr>
+        <w:pStyle w:val="-1"/>
+      </w:pPr>
+      <w:r>
+        <w:rPr>
+          <w:rStyle w:val="af1"/>
+        </w:rPr>
+        <w:t>Пространственный охват</w:t>
+      </w:r>
+      <w:r>
+        <w:t xml:space="preserve"> — суммарный горизонтальный угол обзора не менее 270°, обеспечивающий мониторинг передней полусферы судна без существенных «слепых зон»;</w:t>
+      </w:r>
+    </w:p>
+    <w:p>
+      <w:pPr>
+        <w:pStyle w:val="-1"/>
+      </w:pPr>
+      <w:r>
+        <w:rPr>
+          <w:rStyle w:val="af1"/>
+        </w:rPr>
+        <w:t>Временная согласованность</w:t>
+      </w:r>
+      <w:r>
+        <w:t xml:space="preserve"> — синхронизация кадров между сенсорами для корректного построения мультисенсорного пайплайна обработки данных;</w:t>
+      </w:r>
+    </w:p>
+    <w:p>
+      <w:pPr>
+        <w:pStyle w:val="-1"/>
+      </w:pPr>
+      <w:r>
+        <w:rPr>
+          <w:rStyle w:val="af1"/>
+        </w:rPr>
+        <w:t>Высокое пространственное разрешение</w:t>
+      </w:r>
+      <w:r>
+        <w:t xml:space="preserve"> — достаточное для уверенной классификации малоразмерных объектов (топляки, маломерные суда) на дистанции до 100 м;</w:t>
+      </w:r>
+    </w:p>
+    <w:p>
+      <w:pPr>
+        <w:pStyle w:val="-1"/>
+      </w:pPr>
+      <w:r>
+        <w:rPr>
+          <w:rStyle w:val="af1"/>
+        </w:rPr>
+        <w:t>Устойчивость к оптическим артефактам</w:t>
+      </w:r>
+      <w:r>
+        <w:t xml:space="preserve"> — применение затворов типа Global Shutter для устранения искажений Rolling Shutter при качке и вибрации корпуса;</w:t>
+      </w:r>
+    </w:p>
+    <w:p>
+      <w:pPr>
+        <w:pStyle w:val="-1"/>
+      </w:pPr>
+      <w:r>
+        <w:rPr>
+          <w:rStyle w:val="af1"/>
+        </w:rPr>
+        <w:lastRenderedPageBreak/>
+        <w:t>Совместимость с вычислительной платформой</w:t>
+      </w:r>
+      <w:r>
+        <w:t xml:space="preserve"> — поддержка стандартных интерфейсов передачи данных (USB), совместимость с NVIDIA Jetson в части драйверов и SDK;</w:t>
+      </w:r>
+    </w:p>
+    <w:p>
+      <w:pPr>
+        <w:pStyle w:val="-1"/>
+      </w:pPr>
+      <w:r>
+        <w:rPr>
+          <w:rStyle w:val="af1"/>
+        </w:rPr>
+        <w:t>Позиционирование и ориентация</w:t>
+      </w:r>
+      <w:r>
+        <w:t xml:space="preserve"> — наличие GNSS-приёмника для геолокации и IMU (инерциальный измерительный блок) для получения данных о крене, дифференте и курсе судна в целях стабилизации изображения (EIS) и пространственной ориентации детекций.</w:t>
+      </w:r>
+    </w:p>
+    <w:p>
+      <w:pPr>
+        <w:pStyle w:val="a"/>
+      </w:pPr>
+      <w:r>
+        <w:t>Обзор типов сенсоров: активные и пассивные</w:t>
+      </w:r>
+    </w:p>
+    <w:p>
+      <w:pPr>
+        <w:pStyle w:val="a8"/>
+      </w:pPr>
+      <w:r>
+        <w:t>Для задачи обнаружения препятствий на надводных судах применяется два принципиально различных класса сенсоров — активные и пассивные, каждый из которых обладает характерными достоинствами и ограничениями в условиях речной навигации.</w:t>
+      </w:r>
+    </w:p>
+    <w:p>
+      <w:pPr>
+        <w:pStyle w:val="a8"/>
+      </w:pPr>
+      <w:r>
+        <w:rPr>
+          <w:rStyle w:val="af1"/>
+        </w:rPr>
+        <w:t>Активные сенсоры</w:t>
+      </w:r>
+      <w:r>
+        <w:t xml:space="preserve"> формируют собственный зондирующий сигнал и анализируют его отражение от объектов, что обеспечивает прямое измерение дальности.</w:t>
+      </w:r>
+    </w:p>
+    <w:p>
+      <w:pPr>
+        <w:pStyle w:val="-1"/>
+      </w:pPr>
+      <w:r>
+        <w:rPr>
+          <w:rStyle w:val="aff0"/>
+        </w:rPr>
+        <w:t>Лидары (LiDAR)</w:t>
+      </w:r>
+      <w:r>
+        <w:t xml:space="preserve"> формируют трёхмерное облако точек с высокой метрической точностью. Однако в речной среде они сталкиваются с существенными ограничениями: рассеивание лазерного луча в тумане и атмосферных осадках, паразитные отражения от брызг и водяных капель, а также наличие «мёртвой зоны» вблизи корпуса судна. Кроме того, стоимость профессиональных многоканальных лидаров делает их применение экономически нецелесообразным в малых БЭК с ограниченным бюджетом.</w:t>
+      </w:r>
+    </w:p>
+    <w:p>
+      <w:pPr>
+        <w:pStyle w:val="-1"/>
+      </w:pPr>
+      <w:r>
+        <w:rPr>
+          <w:rStyle w:val="aff0"/>
+        </w:rPr>
+        <w:t>Радары</w:t>
+      </w:r>
+      <w:r>
+        <w:t xml:space="preserve"> устойчивы к туману и осадкам, однако обеспечивают низкое угловое разрешение и плохо обнаруживают малоразмерные цели с низкой радиолокационной заметностью — топляки, байдарки, буи. Явление «sea clutter» (отражение от волнения поверхности воды) дополнительно снижает достоверность обнаружения в условиях ветрового волнения.</w:t>
+      </w:r>
+    </w:p>
+    <w:p>
+      <w:pPr>
+        <w:pStyle w:val="-1"/>
+      </w:pPr>
+      <w:r>
+        <w:rPr>
+          <w:rStyle w:val="aff0"/>
+        </w:rPr>
+        <w:t>Сонары</w:t>
+      </w:r>
+      <w:r>
+        <w:t xml:space="preserve"> эффективны для подводного зондирования, но не применимы для надводного обнаружения препятствий в режиме реального времени на скоростях, характерных для БЭК.</w:t>
+      </w:r>
+    </w:p>
+    <w:p>
+      <w:pPr>
+        <w:pStyle w:val="a8"/>
+      </w:pPr>
+      <w:r>
+        <w:rPr>
+          <w:rStyle w:val="af1"/>
+        </w:rPr>
+        <w:lastRenderedPageBreak/>
+        <w:t>Пассивные сенсоры</w:t>
+      </w:r>
+      <w:r>
+        <w:t xml:space="preserve"> — </w:t>
+      </w:r>
+      <w:r>
+        <w:rPr>
+          <w:rStyle w:val="a9"/>
+        </w:rPr>
+        <w:t>оптические камеры — не излучают активного сигнала и воспринимают отражённый</w:t>
+      </w:r>
+      <w:r>
+        <w:t xml:space="preserve"> или излучаемый свет сцены. Их ключевые преимущества:</w:t>
+      </w:r>
+    </w:p>
+    <w:p>
+      <w:pPr>
+        <w:pStyle w:val="-1"/>
+      </w:pPr>
+      <w:r>
+        <w:t>Высокое пространственное и семантическое разрешение, достаточное для классификации объектов и определения их принадлежности к категориям (препятствие / вода / берег / небо);</w:t>
+      </w:r>
+    </w:p>
+    <w:p>
+      <w:pPr>
+        <w:pStyle w:val="-1"/>
+      </w:pPr>
+      <w:r>
+        <w:t>Компактность, малая масса и низкое энергопотребление — критически важные параметры для малых автономных судов;</w:t>
+      </w:r>
+    </w:p>
+    <w:p>
+      <w:pPr>
+        <w:pStyle w:val="-1"/>
+      </w:pPr>
+      <w:r>
+        <w:t>Значительно меньшая стоимость по сравнению с активными сенсорами аналогичного класса;</w:t>
+      </w:r>
+    </w:p>
+    <w:p>
+      <w:pPr>
+        <w:pStyle w:val="-1"/>
+      </w:pPr>
+      <w:r>
+        <w:t>Возможность применения современных методов глубокого обучения для семантической и паноптической сегментации непосредственно в кадре.</w:t>
+      </w:r>
+    </w:p>
+    <w:p>
+      <w:pPr>
+        <w:pStyle w:val="a8"/>
+        <w:rPr>
+          <w:rStyle w:val="a9"/>
+        </w:rPr>
+      </w:pPr>
+      <w:r>
+        <w:t xml:space="preserve">Основные </w:t>
+      </w:r>
+      <w:r>
+        <w:rPr>
+          <w:rStyle w:val="a9"/>
+        </w:rPr>
+        <w:t>ограничения пассивных сенсоров — зависимость от освещённости, чувствительность к бликам и туману, а также отсутствие прямого измерения дальности. Последнее частично компенсируется</w:t>
+      </w:r>
+      <w:r>
+        <w:rPr>
+          <w:rStyle w:val="a9"/>
+        </w:rPr>
+        <w:t xml:space="preserve"> различными</w:t>
+      </w:r>
+      <w:r>
+        <w:rPr>
+          <w:rStyle w:val="a9"/>
+        </w:rPr>
+        <w:t xml:space="preserve"> методами оценки глубины.</w:t>
+      </w:r>
+    </w:p>
+    <w:p>
+      <w:pPr>
+        <w:pStyle w:val="a8"/>
+      </w:pPr>
+      <w:r>
+        <w:rPr>
+          <w:rStyle w:val="a9"/>
+        </w:rPr>
+        <w:t>С учётом ограниченного бюджета проекта, массогабаритных требований к бортовому оборудованию и специфики задачи — семантического обнаружения препятствий с дальнейшей паноптической сегментацией — в качестве основного сенсорного модуля была выбрана мультикамерная конфигурация на базе пассивного технического зрения. Активные сенсоры (лидары, радары, сонары) рассматривались как потенциальное дополнение в последующих итерациях разработки системы, однако в текущей версии не вошли в аппаратный состав платформы по экономическим и эксплуатационным</w:t>
+      </w:r>
+      <w:r>
+        <w:t xml:space="preserve"> соображениям.</w:t>
+      </w:r>
+    </w:p>
+    <w:p>
+      <w:pPr>
+        <w:pStyle w:val="a8"/>
+      </w:pPr>
+    </w:p>
+    <w:p>
+      <w:pPr>
+        <w:pStyle w:val="a8"/>
+        <w:rPr>
+          <w:color w:val="FF0000"/>
+        </w:rPr>
+      </w:pPr>
+      <w:r>
+        <w:rPr>
+          <w:rStyle w:val="af1"/>
+          <w:b w:val="0"/>
+          <w:bCs w:val="0"/>
+          <w:color w:val="FF0000"/>
+        </w:rPr>
+        <w:t>Активные сенсоры (общий тезис об ограничениях):</w:t>
+      </w:r>
+    </w:p>
+    <w:p>
+      <w:pPr>
+        <w:pStyle w:val="-1"/>
+        <w:rPr>
+          <w:color w:val="FF0000"/>
+          <w:lang w:val="en-US"/>
+        </w:rPr>
+      </w:pPr>
+      <w:r>
+        <w:rPr>
+          <w:color w:val="FF0000"/>
+          <w:lang w:val="en-US"/>
+        </w:rPr>
+        <w:t>Thombre, S. et al. </w:t>
+      </w:r>
+      <w:r>
+        <w:rPr>
+          <w:rStyle w:val="aff0"/>
+          <w:i w:val="0"/>
+          <w:iCs w:val="0"/>
+          <w:color w:val="FF0000"/>
+          <w:lang w:val="en-US"/>
+        </w:rPr>
+        <w:t>Sensors and AI Techniques for Situational Awareness in Autonomous Ships: A Review</w:t>
+      </w:r>
+      <w:r>
+        <w:rPr>
+          <w:color w:val="FF0000"/>
+          <w:lang w:val="en-US"/>
+        </w:rPr>
+        <w:t>. IEEE Transactions on Intelligent Transportation Systems. 2022. Vol. 23, No. 1. P. 64–83. DOI: 10.1109/TITS.2020.3023957</w:t>
+      </w:r>
+    </w:p>
+    <w:p>
+      <w:pPr>
+        <w:pStyle w:val="a8"/>
+        <w:rPr>
+          <w:color w:val="FF0000"/>
+        </w:rPr>
+      </w:pPr>
+      <w:r>
+        <w:rPr>
+          <w:rStyle w:val="af1"/>
+          <w:b w:val="0"/>
+          <w:bCs w:val="0"/>
+          <w:color w:val="FF0000"/>
+        </w:rPr>
+        <w:t>Лидары — рассеивание в тумане, брызги, семантическая слепота:</w:t>
+      </w:r>
+    </w:p>
+    <w:p>
+      <w:pPr>
+        <w:pStyle w:val="-1"/>
+        <w:rPr>
+          <w:color w:val="FF0000"/>
+        </w:rPr>
+      </w:pPr>
+      <w:r>
+        <w:rPr>
+          <w:color w:val="FF0000"/>
+        </w:rPr>
+        <w:t>Thombre et al., IEEE ITS, 2022 (основной источник по ограничениям активных сенсоров на USV)</w:t>
+      </w:r>
+    </w:p>
+    <w:p>
+      <w:pPr>
+        <w:pStyle w:val="a8"/>
+        <w:rPr>
+          <w:color w:val="FF0000"/>
+        </w:rPr>
+      </w:pPr>
+      <w:r>
+        <w:rPr>
+          <w:rStyle w:val="af1"/>
+          <w:b w:val="0"/>
+          <w:bCs w:val="0"/>
+          <w:color w:val="FF0000"/>
+        </w:rPr>
+        <w:lastRenderedPageBreak/>
+        <w:t>Радары — Sea Clutter, слабое угловое разрешение:</w:t>
+      </w:r>
+    </w:p>
+    <w:p>
+      <w:pPr>
+        <w:pStyle w:val="-1"/>
+        <w:rPr>
+          <w:color w:val="FF0000"/>
+          <w:lang w:val="en-US"/>
+        </w:rPr>
+      </w:pPr>
+      <w:r>
+        <w:rPr>
+          <w:color w:val="FF0000"/>
+          <w:lang w:val="en-US"/>
+        </w:rPr>
+        <w:t>Thombre et al., IEEE ITS, 2022</w:t>
+      </w:r>
+    </w:p>
+    <w:p>
+      <w:pPr>
+        <w:pStyle w:val="a8"/>
+        <w:rPr>
+          <w:color w:val="FF0000"/>
+        </w:rPr>
+      </w:pPr>
+      <w:r>
+        <w:rPr>
+          <w:rStyle w:val="af1"/>
+          <w:b w:val="0"/>
+          <w:bCs w:val="0"/>
+          <w:color w:val="FF0000"/>
+        </w:rPr>
+        <w:t>Пассивные сенсоры — преимущества камер, зависимость от освещения:</w:t>
+      </w:r>
+    </w:p>
+    <w:p>
+      <w:pPr>
+        <w:pStyle w:val="-1"/>
+        <w:rPr>
+          <w:color w:val="FF0000"/>
+        </w:rPr>
+      </w:pPr>
+      <w:r>
+        <w:rPr>
+          <w:color w:val="FF0000"/>
+          <w:lang w:val="en-US"/>
+        </w:rPr>
+        <w:t>Qiao, D. et al. </w:t>
+      </w:r>
+      <w:r>
+        <w:rPr>
+          <w:rStyle w:val="aff0"/>
+          <w:i w:val="0"/>
+          <w:iCs w:val="0"/>
+          <w:color w:val="FF0000"/>
+          <w:lang w:val="en-US"/>
+        </w:rPr>
+        <w:t>Marine Vision-Based Situational Awareness Using Discriminative Deep Learning: A Survey</w:t>
+      </w:r>
+      <w:r>
+        <w:rPr>
+          <w:color w:val="FF0000"/>
+          <w:lang w:val="en-US"/>
+        </w:rPr>
+        <w:t xml:space="preserve">. </w:t>
+      </w:r>
+      <w:r>
+        <w:rPr>
+          <w:color w:val="FF0000"/>
+        </w:rPr>
+        <w:t>Journal of Marine Science and Engineering. 2021. Vol. 9, No. 4. DOI: 10.3390/jmse9040397</w:t>
+      </w:r>
+    </w:p>
+    <w:p>
+      <w:pPr>
+        <w:pStyle w:val="-1"/>
+        <w:rPr>
+          <w:color w:val="FF0000"/>
+        </w:rPr>
+      </w:pPr>
+      <w:r>
+        <w:rPr>
+          <w:color w:val="FF0000"/>
+          <w:lang w:val="en-US"/>
+        </w:rPr>
+        <w:t>Bovcon, B., Kristan, M. </w:t>
+      </w:r>
+      <w:r>
+        <w:rPr>
+          <w:rStyle w:val="aff0"/>
+          <w:i w:val="0"/>
+          <w:iCs w:val="0"/>
+          <w:color w:val="FF0000"/>
+          <w:lang w:val="en-US"/>
+        </w:rPr>
+        <w:t>WaSR — A Water Segmentation and Refinement Network for Surface Obstacle Detection</w:t>
+      </w:r>
+      <w:r>
+        <w:rPr>
+          <w:color w:val="FF0000"/>
+          <w:lang w:val="en-US"/>
+        </w:rPr>
+        <w:t xml:space="preserve">. </w:t>
+      </w:r>
+      <w:r>
+        <w:rPr>
+          <w:color w:val="FF0000"/>
+        </w:rPr>
+        <w:t>IEEE Transactions on Robotics. 2021. Vol. 37, No. 3. DOI: 10.1109/TRO.2020.3043682</w:t>
+      </w:r>
+    </w:p>
+    <w:p>
+      <w:pPr>
+        <w:pStyle w:val="a8"/>
+        <w:rPr>
+          <w:color w:val="FF0000"/>
+        </w:rPr>
+      </w:pPr>
+      <w:r>
+        <w:rPr>
+          <w:rStyle w:val="af1"/>
+          <w:b w:val="0"/>
+          <w:bCs w:val="0"/>
+          <w:color w:val="FF0000"/>
+        </w:rPr>
+        <w:t>Выбор пассивного зрения как основного подхода:</w:t>
+      </w:r>
+    </w:p>
+    <w:p>
+      <w:pPr>
+        <w:pStyle w:val="-1"/>
+        <w:rPr>
+          <w:color w:val="FF0000"/>
+        </w:rPr>
+      </w:pPr>
+      <w:r>
+        <w:rPr>
+          <w:color w:val="FF0000"/>
+        </w:rPr>
+        <w:t>Qiao et al., JMSE, 2021</w:t>
+      </w:r>
+    </w:p>
+    <w:p>
+      <w:pPr>
+        <w:pStyle w:val="-1"/>
+        <w:rPr>
+          <w:color w:val="FF0000"/>
+          <w:lang w:val="en-US"/>
+        </w:rPr>
+      </w:pPr>
+      <w:r>
+        <w:rPr>
+          <w:color w:val="FF0000"/>
+          <w:lang w:val="en-US"/>
+        </w:rPr>
+        <w:t>Thombre et al., IEEE ITS, 2022</w:t>
+      </w:r>
+    </w:p>
+    <w:p>
+      <w:pPr>
+        <w:pStyle w:val="a8"/>
+        <w:rPr>
+          <w:color w:val="FF0000"/>
+        </w:rPr>
+      </w:pPr>
+      <w:r>
+        <w:rPr>
+          <w:rStyle w:val="af1"/>
+          <w:b w:val="0"/>
+          <w:bCs w:val="0"/>
+          <w:color w:val="FF0000"/>
+        </w:rPr>
+        <w:t>Глубокое обучение (CNN) vs классические методы для сегментации морской сцены:</w:t>
+      </w:r>
+    </w:p>
+    <w:p>
+      <w:pPr>
+        <w:pStyle w:val="-1"/>
+        <w:rPr>
+          <w:color w:val="FF0000"/>
+          <w:lang w:val="en-US"/>
+        </w:rPr>
+      </w:pPr>
+      <w:r>
+        <w:rPr>
+          <w:color w:val="FF0000"/>
+          <w:lang w:val="en-US"/>
+        </w:rPr>
+        <w:t>Bovcon &amp; Kristan, IEEE Trans. Robotics, 2021</w:t>
+      </w:r>
+    </w:p>
+    <w:p>
+      <w:pPr>
+        <w:pStyle w:val="-1"/>
+        <w:rPr>
+          <w:color w:val="FF0000"/>
+          <w:lang w:val="en-US"/>
+        </w:rPr>
+      </w:pPr>
+      <w:r>
+        <w:rPr>
+          <w:color w:val="FF0000"/>
+          <w:lang w:val="en-US"/>
+        </w:rPr>
+        <w:t>Mask R-CNN, GitHub (matterport), 2021</w:t>
+      </w:r>
+    </w:p>
+    <w:p>
+      <w:pPr>
+        <w:pStyle w:val="-1"/>
+        <w:rPr>
+          <w:color w:val="FF0000"/>
+        </w:rPr>
+      </w:pPr>
+      <w:r>
+        <w:rPr>
+          <w:color w:val="FF0000"/>
+          <w:lang w:val="en-US"/>
+        </w:rPr>
+        <w:t>Steccanella, L. et al. </w:t>
+      </w:r>
+      <w:r>
+        <w:rPr>
+          <w:rStyle w:val="aff0"/>
+          <w:i w:val="0"/>
+          <w:iCs w:val="0"/>
+          <w:color w:val="FF0000"/>
+          <w:lang w:val="en-US"/>
+        </w:rPr>
+        <w:t>Waterline and obstacle detection in images from low-cost autonomous boats</w:t>
+      </w:r>
+      <w:r>
+        <w:rPr>
+          <w:color w:val="FF0000"/>
+          <w:lang w:val="en-US"/>
+        </w:rPr>
+        <w:t xml:space="preserve">. </w:t>
+      </w:r>
+      <w:r>
+        <w:rPr>
+          <w:color w:val="FF0000"/>
+        </w:rPr>
+        <w:t>Robotics and Autonomous Systems. 2020. DOI: 10.1016/j.robot.2019.103346</w:t>
+      </w:r>
+    </w:p>
+    <w:p>
+      <w:pPr>
+        <w:pStyle w:val="a"/>
+      </w:pPr>
+      <w:r>
+        <w:t>Обоснование выбора и эволюция оптической конфигурации</w:t>
+      </w:r>
+    </w:p>
+    <w:p>
+      <w:pPr>
+        <w:pStyle w:val="a8"/>
+      </w:pPr>
+      <w:r>
+        <w:t>Этап I: Стереосистема как инструмент оценки глубины (отчёт 2025)</w:t>
+      </w:r>
+    </w:p>
+    <w:p>
+      <w:pPr>
+        <w:pStyle w:val="a8"/>
+      </w:pPr>
+      <w:r>
+        <w:t xml:space="preserve">На первом этапе проекта (2025 г.) задача системы восприятия формулировалась прежде всего как </w:t>
+      </w:r>
+      <w:r>
+        <w:rPr>
+          <w:rStyle w:val="af1"/>
+        </w:rPr>
+        <w:t>оценка дистанции до препятствий</w:t>
+      </w:r>
+      <w:r>
+        <w:t>. Для её решения была реализована трёхкамерная конфигурация (Trio) на базе видеорегистраторов Ambertek SQ10 v2.0, принципиально основанная на методе стереозрения: две или более камеры с перекрывающимися полями зрения фиксируют одну сцену с разных точек, а смещение (диспаритет) одного и того же объекта между кадрами пересчитывается в расстояние по формуле:</w:t>
+      </w:r>
+    </w:p>
+    <w:p>
+      <w:pPr>
+        <w:pStyle w:val="a8"/>
+      </w:pPr>
+      <m:oMathPara>
+        <m:oMath>
+          <m:r>
+            <m:rPr>
+              <m:sty m:val="p"/>
+            </m:rPr>
+            <w:rPr>
+              <w:rStyle w:val="katex-mathml"/>
+              <w:rFonts w:ascii="Cambria Math" w:hAnsi="Cambria Math"/>
+            </w:rPr>
+            <m:t>Z\ =\ \frac{f\ \cdot B}{d},</m:t>
+          </m:r>
+        </m:oMath>
+      </m:oMathPara>
+    </w:p>
+    <w:p>
+      <w:pPr>
+        <w:pStyle w:val="a8"/>
+      </w:pPr>
+      <w:r>
+        <w:t xml:space="preserve">где </w:t>
+      </w:r>
+      <w:r>
+        <w:rPr>
+          <w:rStyle w:val="katex-mathml"/>
+        </w:rPr>
+        <w:t>ff</w:t>
+      </w:r>
+      <w:r>
+        <w:rPr>
+          <w:rStyle w:val="mord"/>
+        </w:rPr>
+        <w:t>f</w:t>
+      </w:r>
+      <w:r>
+        <w:t xml:space="preserve"> — фокусное расстояние (пиксели), </w:t>
+      </w:r>
+      <w:r>
+        <w:rPr>
+          <w:rStyle w:val="katex-mathml"/>
+        </w:rPr>
+        <w:t>BB</w:t>
+      </w:r>
+      <w:r>
+        <w:rPr>
+          <w:rStyle w:val="mord"/>
+        </w:rPr>
+        <w:t>B</w:t>
+      </w:r>
+      <w:r>
+        <w:t xml:space="preserve"> — базис (м), </w:t>
+      </w:r>
+      <w:r>
+        <w:rPr>
+          <w:rStyle w:val="katex-mathml"/>
+        </w:rPr>
+        <w:t>dd</w:t>
+      </w:r>
+      <w:r>
+        <w:rPr>
+          <w:rStyle w:val="mord"/>
+        </w:rPr>
+        <w:t>d</w:t>
+      </w:r>
+      <w:r>
+        <w:t xml:space="preserve"> — диспаритет (пиксели).</w:t>
+      </w:r>
+    </w:p>
+    <w:p>
+      <w:pPr>
+        <w:pStyle w:val="a8"/>
+      </w:pPr>
+      <w:r>
+        <w:lastRenderedPageBreak/>
+        <w:t>Три камеры, разнесённые по горизонтальной раме с шагом 250 мм, формировали две независимые стереопары — малую (</w:t>
+      </w:r>
+      <w:r>
+        <w:rPr>
+          <w:rStyle w:val="katex-mathml"/>
+        </w:rPr>
+        <w:t>Bshort=250B_\text{short} = 250</w:t>
+      </w:r>
+      <w:r>
+        <w:rPr>
+          <w:rStyle w:val="mord"/>
+        </w:rPr>
+        <w:t>Bshort</w:t>
+      </w:r>
+      <w:r>
+        <w:rPr>
+          <w:rStyle w:val="vlist-s"/>
+        </w:rPr>
+        <w:t>​</w:t>
+      </w:r>
+      <w:r>
+        <w:rPr>
+          <w:rStyle w:val="mrel"/>
+        </w:rPr>
+        <w:t>=</w:t>
+      </w:r>
+      <w:r>
+        <w:rPr>
+          <w:rStyle w:val="mord"/>
+        </w:rPr>
+        <w:t>250</w:t>
+      </w:r>
+      <w:r>
+        <w:t xml:space="preserve"> мм) для ближней зоны манёвра и широкую (</w:t>
+      </w:r>
+      <w:r>
+        <w:rPr>
+          <w:rStyle w:val="katex-mathml"/>
+        </w:rPr>
+        <w:t>Bwide=500B_\text{wide} = 500</w:t>
+      </w:r>
+      <w:r>
+        <w:rPr>
+          <w:rStyle w:val="mord"/>
+        </w:rPr>
+        <w:t>Bwide</w:t>
+      </w:r>
+      <w:r>
+        <w:rPr>
+          <w:rStyle w:val="vlist-s"/>
+        </w:rPr>
+        <w:t>​</w:t>
+      </w:r>
+      <w:r>
+        <w:rPr>
+          <w:rStyle w:val="mrel"/>
+        </w:rPr>
+        <w:t>=</w:t>
+      </w:r>
+      <w:r>
+        <w:rPr>
+          <w:rStyle w:val="mord"/>
+        </w:rPr>
+        <w:t>500</w:t>
+      </w:r>
+      <w:r>
+        <w:t xml:space="preserve"> мм) для дальнего обнаружения, что обеспечивало адаптивный рабочий диапазон глубины.</w:t>
+      </w:r>
+    </w:p>
+    <w:p>
+      <w:pPr>
+        <w:pStyle w:val="a8"/>
+      </w:pPr>
+      <w:r>
+        <w:t>Однако в ходе эксплуатации выявились принципиальные ограничения применённого оборудования. Видеорегистраторы Ambertek SQ10 v2.0 не предназначены для непрерывной потоковой передачи видеосигнала: запись ведётся сегментами по 5 минут на карту microSD с аппаратным сжатием через кодек H.264. Блочные артефакты H.264 (характерный размер блока 16×16 пикселей) систематически уничтожали текстуру мелких объектов — именно тех, для детектирования которых создавалась система. Кроме того, отсутствие прямого интерфейса с вычислительным модулем исключало возможность синхронизации кадров в реальном времени и интеграции в программный конвейер на базе NVIDIA Jetson.</w:t>
+      </w:r>
+    </w:p>
+    <w:p>
+      <w:pPr>
+        <w:pStyle w:val="a8"/>
+      </w:pPr>
+      <w:r>
+        <w:t>Этап II: Пересмотр концепции — приоритет углового покрытия (2026 г.)</w:t>
+      </w:r>
+    </w:p>
+    <w:p>
+      <w:pPr>
+        <w:pStyle w:val="a8"/>
+      </w:pPr>
+      <w:r>
+        <w:t>Анализ требований к безопасной навигации по МППСС-72 (Правила 5 и 8) показывает, что ситуационная осведомлённость судна требует непрерывного наблюдения за горизонтом в широком секторе — а не только по курсу. Угроза столкновения возникает на пересекающихся курсах, то есть с боковых ракурсов. На основании этого принята концепция второго этапа</w:t>
+      </w:r>
+      <w:r>
+        <w:t>: суммарное горизонтальное покрытие системы восприятия должно составлять не менее 270°, что обеспечивает наблюдение в переднем полупространстве и значит</w:t>
+      </w:r>
+      <w:r>
+        <w:t>ельных угловых секторах по бортам.</w:t>
+      </w:r>
+      <w:r>
+        <w:t xml:space="preserve"> </w:t>
+      </w:r>
+    </w:p>
+    <w:p>
+      <w:pPr>
+        <w:pStyle w:val="a8"/>
+      </w:pPr>
+      <w:r>
+        <w:t xml:space="preserve">Задача оценки глубины при этом не снимается — она остаётся целью следующего этапа исследования. Однако перекрытие полей зрения соседних камер более не является обязательным проектным ограничением: каждая камера закрывает </w:t>
+      </w:r>
+      <w:r>
+        <w:rPr>
+          <w:rStyle w:val="af1"/>
+        </w:rPr>
+        <w:t>собственный угловой сектор</w:t>
+      </w:r>
+      <w:r>
+        <w:t>, а не дублирует поле соседней.</w:t>
+      </w:r>
+    </w:p>
+    <w:p>
+      <w:pPr>
+        <w:pStyle w:val="a8"/>
+      </w:pPr>
+      <w:r>
+        <w:t>Новая конфигурация: технические характеристики</w:t>
+      </w:r>
+    </w:p>
+    <w:p>
+      <w:pPr>
+        <w:pStyle w:val="a8"/>
+      </w:pPr>
+      <w:r>
+        <w:t xml:space="preserve">В соответствии с пересмотренной концепцией для системы восприятия отобраны три камеры машинного зрения с </w:t>
+      </w:r>
+      <w:r>
+        <w:rPr>
+          <w:rStyle w:val="af1"/>
+        </w:rPr>
+        <w:t>глобальным затвором (Global Shutter)</w:t>
+      </w:r>
+      <w:r>
+        <w:t xml:space="preserve">. Выбор типа затвора принципиален: у камер с построчным затвором (Rolling Shutter) </w:t>
+      </w:r>
+      <w:r>
+        <w:lastRenderedPageBreak/>
+        <w:t>при боковом смещении объекта относительно оптической оси верхние и нижние строки кадра фиксируются с временны́м сдвигом, что приводит к геометрическим искажениям движущихся объектов. Глобальный затвор экспонирует все пиксели одновременно, полностью устраняя этот эффект .</w:t>
+      </w:r>
+    </w:p>
+    <w:p>
+      <w:pPr>
+        <w:pStyle w:val="a8"/>
+      </w:pPr>
+      <w:r>
+        <w:rPr>
+          <w:rStyle w:val="af1"/>
+        </w:rPr>
+        <w:t>Центральная камера — VisCam NS-503UC</w:t>
+      </w:r>
+      <w:r>
+        <w:t xml:space="preserve"> (сенсор Sony IMX264, 5.01 Мп, 36 fps, USB 3.0) . Оснащается объективом </w:t>
+      </w:r>
+      <w:r>
+        <w:rPr>
+          <w:rStyle w:val="af1"/>
+        </w:rPr>
+        <w:t>CHIOPT FA0802D</w:t>
+      </w:r>
+      <w:r>
+        <w:t xml:space="preserve"> (f = 8 мм, C-mount, формат 2/3″), обеспечивающим горизонтальный угол обзора HFOV ≈ 58° . Камера направлена по курсу судна и решает задачу дальнего обнаружения: пиксельная плотность на дистанции 100 м составляет 22.1 пкс/м, что при размере объекта 1 м даёт 22 пикселя — выше порогового значения в 16 пикселей, принятого для уверенной детекции нейросетевыми моделями .</w:t>
+      </w:r>
+    </w:p>
+    <w:p>
+      <w:pPr>
+        <w:pStyle w:val="a8"/>
+      </w:pPr>
+      <w:r>
+        <w:rPr>
+          <w:rStyle w:val="af1"/>
+        </w:rPr>
+        <w:t>Боковые камеры — ON Semiconductor AR0234</w:t>
+      </w:r>
+      <w:r>
+        <w:t xml:space="preserve"> (2.3 Мп, 60 fps в режиме MJPEG, USB 3.0/2.0) . Оснащаются объективами </w:t>
+      </w:r>
+      <w:r>
+        <w:rPr>
+          <w:rStyle w:val="af1"/>
+        </w:rPr>
+        <w:t>5 Мп M12 F1.6 f = 2.1 мм</w:t>
+      </w:r>
+      <w:r>
+        <w:t xml:space="preserve"> (HFOV ≈ 108° на сенсоре 1/2.5″) . Широкий угол обзора каждой боковой камеры при совместном покрытии двух бортов даёт суммарный сектор ~216° по флангам, который в сложении с 58° центральной камеры перекрывает ~274° горизонта. Боковые камеры решают задачу обнаружения объектов в ближней и средней зоне (до 100 м для судов шириной ≥ 3 м) и закрывают «слепые углы», недоступные центральной оптике .</w:t>
+      </w:r>
+    </w:p>
+    <w:p>
+      <w:pPr>
+        <w:pStyle w:val="a8"/>
+      </w:pPr>
+      <w:r>
+        <w:t xml:space="preserve">Важным технологическим требованием для боковых камер является наличие </w:t>
+      </w:r>
+      <w:r>
+        <w:rPr>
+          <w:rStyle w:val="af1"/>
+        </w:rPr>
+        <w:t>IR-фильтра</w:t>
+      </w:r>
+      <w:r>
+        <w:t>: объектив f = 2.1 мм не имеет встроенного инфракрасного среза, поэтому без него сенсор воспринимает ИК-излучение, что даёт паразитный розово-фиолетовый оттенок изображения и снижает точность цветовой классификации. В качестве решения предусмотрена установка держателя M12 с IR-CUT шторкой, зафиксированной в положении «день» эпоксидным клеем во избежание вибрационного дребезга .</w:t>
+      </w:r>
+    </w:p>
+    <w:p>
+      <w:pPr>
+        <w:pStyle w:val="a8"/>
+      </w:pPr>
+      <w:r>
+        <w:t>Итоговая спецификация приведена в таблице 2.X.</w:t>
+      </w:r>
+    </w:p>
+    <w:tbl>
+      <w:tblPr>
+        <w:tblW w:w="0" w:type="auto"/>
+        <w:tblCellSpacing w:w="15" w:type="dxa"/>
+        <w:tblCellMar>
+          <w:top w:w="15" w:type="dxa"/>
+          <w:left w:w="15" w:type="dxa"/>
+          <w:bottom w:w="15" w:type="dxa"/>
+          <w:right w:w="15" w:type="dxa"/>
+        </w:tblCellMar>
+        <w:tblLook w:val="04A0" w:firstRow="1" w:lastRow="0" w:firstColumn="1" w:lastColumn="0" w:noHBand="0" w:noVBand="1"/>
+      </w:tblPr>
+      <w:tblGrid>
+        <w:gridCol w:w="1838"/>
+        <w:gridCol w:w="1357"/>
+        <w:gridCol w:w="1807"/>
+        <w:gridCol w:w="1330"/>
+        <w:gridCol w:w="1283"/>
+        <w:gridCol w:w="1740"/>
+      </w:tblGrid>
+      <w:tr>
+        <w:trPr>
+          <w:tblHeader/>
+          <w:tblCellSpacing w:w="15" w:type="dxa"/>
+        </w:trPr>
+        <w:tc>
+          <w:tcPr>
+            <w:tcW w:w="0" w:type="auto"/>
+            <w:vAlign w:val="center"/>
+            <w:hideMark/>
+          </w:tcPr>
+          <w:p>
+            <w:pPr>
+              <w:jc w:val="center"/>
+              <w:rPr>
+                <w:b/>
+                <w:bCs/>
+              </w:rPr>
+            </w:pPr>
+            <w:r>
+              <w:rPr>
+                <w:b/>
+                <w:bCs/>
+              </w:rPr>
+              <w:t>Позиция</w:t>
+            </w:r>
+          </w:p>
+        </w:tc>
+        <w:tc>
+          <w:tcPr>
+            <w:tcW w:w="0" w:type="auto"/>
+            <w:vAlign w:val="center"/>
+            <w:hideMark/>
+          </w:tcPr>
+          <w:p>
+            <w:pPr>
+              <w:jc w:val="center"/>
+              <w:rPr>
+                <w:b/>
+                <w:bCs/>
+              </w:rPr>
+            </w:pPr>
+            <w:r>
+              <w:rPr>
+                <w:b/>
+                <w:bCs/>
+              </w:rPr>
+              <w:t>Сенсор</w:t>
+            </w:r>
+          </w:p>
+        </w:tc>
+        <w:tc>
+          <w:tcPr>
+            <w:tcW w:w="0" w:type="auto"/>
+            <w:vAlign w:val="center"/>
+            <w:hideMark/>
+          </w:tcPr>
+          <w:p>
+            <w:pPr>
+              <w:jc w:val="center"/>
+              <w:rPr>
+                <w:b/>
+                <w:bCs/>
+              </w:rPr>
+            </w:pPr>
+            <w:r>
+              <w:rPr>
+                <w:b/>
+                <w:bCs/>
+              </w:rPr>
+              <w:t>Разрешение</w:t>
+            </w:r>
+          </w:p>
+        </w:tc>
+        <w:tc>
+          <w:tcPr>
+            <w:tcW w:w="0" w:type="auto"/>
+            <w:vAlign w:val="center"/>
+            <w:hideMark/>
+          </w:tcPr>
+          <w:p>
+            <w:pPr>
+              <w:jc w:val="center"/>
+              <w:rPr>
+                <w:b/>
+                <w:bCs/>
+              </w:rPr>
+            </w:pPr>
+            <w:r>
+              <w:rPr>
+                <w:b/>
+                <w:bCs/>
+              </w:rPr>
+              <w:t>Затвор</w:t>
+            </w:r>
+          </w:p>
+        </w:tc>
+        <w:tc>
+          <w:tcPr>
+            <w:tcW w:w="0" w:type="auto"/>
+            <w:vAlign w:val="center"/>
+            <w:hideMark/>
+          </w:tcPr>
+          <w:p>
+            <w:pPr>
+              <w:jc w:val="center"/>
+              <w:rPr>
+                <w:b/>
+                <w:bCs/>
+              </w:rPr>
+            </w:pPr>
+            <w:r>
+              <w:rPr>
+                <w:b/>
+                <w:bCs/>
+              </w:rPr>
+              <w:t>HFOV</w:t>
+            </w:r>
+          </w:p>
+        </w:tc>
+        <w:tc>
+          <w:tcPr>
+            <w:tcW w:w="0" w:type="auto"/>
+            <w:vAlign w:val="center"/>
+            <w:hideMark/>
+          </w:tcPr>
+          <w:p>
+            <w:pPr>
+              <w:jc w:val="center"/>
+              <w:rPr>
+                <w:b/>
+                <w:bCs/>
+              </w:rPr>
+            </w:pPr>
+            <w:r>
+              <w:rPr>
+                <w:b/>
+                <w:bCs/>
+              </w:rPr>
+              <w:t>Интерфейс</w:t>
+            </w:r>
+          </w:p>
+        </w:tc>
+      </w:tr>
+      <w:tr>
+        <w:trPr>
+          <w:tblCellSpacing w:w="15" w:type="dxa"/>
+        </w:trPr>
+        <w:tc>
+          <w:tcPr>
+            <w:tcW w:w="0" w:type="auto"/>
+            <w:vAlign w:val="center"/>
+            <w:hideMark/>
+          </w:tcPr>
+          <w:p>
+            <w:pPr>
+              <w:jc w:val="left"/>
+            </w:pPr>
+            <w:r>
+              <w:t xml:space="preserve">Центральная (VisCam NS-503UC + </w:t>
+            </w:r>
+            <w:r>
+              <w:lastRenderedPageBreak/>
+              <w:t>CHIOPT FA0802D)</w:t>
+            </w:r>
+          </w:p>
+        </w:tc>
+        <w:tc>
+          <w:tcPr>
+            <w:tcW w:w="0" w:type="auto"/>
+            <w:vAlign w:val="center"/>
+            <w:hideMark/>
+          </w:tcPr>
+          <w:p>
+            <w:r>
+              <w:lastRenderedPageBreak/>
+              <w:t>Sony IMX264</w:t>
+            </w:r>
+          </w:p>
+        </w:tc>
+        <w:tc>
+          <w:tcPr>
+            <w:tcW w:w="0" w:type="auto"/>
+            <w:vAlign w:val="center"/>
+            <w:hideMark/>
+          </w:tcPr>
+          <w:p>
+            <w:r>
+              <w:t>2448×2048</w:t>
+            </w:r>
+          </w:p>
+        </w:tc>
+        <w:tc>
+          <w:tcPr>
+            <w:tcW w:w="0" w:type="auto"/>
+            <w:vAlign w:val="center"/>
+            <w:hideMark/>
+          </w:tcPr>
+          <w:p>
+            <w:r>
+              <w:t>Global</w:t>
+            </w:r>
+          </w:p>
+        </w:tc>
+        <w:tc>
+          <w:tcPr>
+            <w:tcW w:w="0" w:type="auto"/>
+            <w:vAlign w:val="center"/>
+            <w:hideMark/>
+          </w:tcPr>
+          <w:p>
+            <w:r>
+              <w:t>~58°</w:t>
+            </w:r>
+          </w:p>
+        </w:tc>
+        <w:tc>
+          <w:tcPr>
+            <w:tcW w:w="0" w:type="auto"/>
+            <w:vAlign w:val="center"/>
+            <w:hideMark/>
+          </w:tcPr>
+          <w:p>
+            <w:r>
+              <w:t>USB 3.0</w:t>
+            </w:r>
+          </w:p>
+        </w:tc>
+      </w:tr>
+      <w:tr>
+        <w:trPr>
+          <w:tblCellSpacing w:w="15" w:type="dxa"/>
+        </w:trPr>
+        <w:tc>
+          <w:tcPr>
+            <w:tcW w:w="0" w:type="auto"/>
+            <w:vAlign w:val="center"/>
+            <w:hideMark/>
+          </w:tcPr>
+          <w:p>
+            <w:r>
+              <w:t>Боковая левая (AR0234 + M12 f=2.1 мм)</w:t>
+            </w:r>
+          </w:p>
+        </w:tc>
+        <w:tc>
+          <w:tcPr>
+            <w:tcW w:w="0" w:type="auto"/>
+            <w:vAlign w:val="center"/>
+            <w:hideMark/>
+          </w:tcPr>
+          <w:p>
+            <w:r>
+              <w:t>ON Semi AR0234</w:t>
+            </w:r>
+          </w:p>
+        </w:tc>
+        <w:tc>
+          <w:tcPr>
+            <w:tcW w:w="0" w:type="auto"/>
+            <w:vAlign w:val="center"/>
+            <w:hideMark/>
+          </w:tcPr>
+          <w:p>
+            <w:r>
+              <w:t>1920×1200</w:t>
+            </w:r>
+          </w:p>
+        </w:tc>
+        <w:tc>
+          <w:tcPr>
+            <w:tcW w:w="0" w:type="auto"/>
+            <w:vAlign w:val="center"/>
+            <w:hideMark/>
+          </w:tcPr>
+          <w:p>
+            <w:r>
+              <w:t>Global</w:t>
+            </w:r>
+          </w:p>
+        </w:tc>
+        <w:tc>
+          <w:tcPr>
+            <w:tcW w:w="0" w:type="auto"/>
+            <w:vAlign w:val="center"/>
+            <w:hideMark/>
+          </w:tcPr>
+          <w:p>
+            <w:r>
+              <w:t>~108°</w:t>
+            </w:r>
+          </w:p>
+        </w:tc>
+        <w:tc>
+          <w:tcPr>
+            <w:tcW w:w="0" w:type="auto"/>
+            <w:vAlign w:val="center"/>
+            <w:hideMark/>
+          </w:tcPr>
+          <w:p>
+            <w:r>
+              <w:t>USB 3.0 / 2.0</w:t>
+            </w:r>
+          </w:p>
+        </w:tc>
+      </w:tr>
+      <w:tr>
+        <w:trPr>
+          <w:tblCellSpacing w:w="15" w:type="dxa"/>
+        </w:trPr>
+        <w:tc>
+          <w:tcPr>
+            <w:tcW w:w="0" w:type="auto"/>
+            <w:vAlign w:val="center"/>
+            <w:hideMark/>
+          </w:tcPr>
+          <w:p>
+            <w:r>
+              <w:t>Боковая правая (AR0234 + M12 f=2.1 мм)</w:t>
+            </w:r>
+          </w:p>
+        </w:tc>
+        <w:tc>
+          <w:tcPr>
+            <w:tcW w:w="0" w:type="auto"/>
+            <w:vAlign w:val="center"/>
+            <w:hideMark/>
+          </w:tcPr>
+          <w:p>
+            <w:r>
+              <w:t>ON Semi AR0234</w:t>
+            </w:r>
+          </w:p>
+        </w:tc>
+        <w:tc>
+          <w:tcPr>
+            <w:tcW w:w="0" w:type="auto"/>
+            <w:vAlign w:val="center"/>
+            <w:hideMark/>
+          </w:tcPr>
+          <w:p>
+            <w:r>
+              <w:t>1920×1200</w:t>
+            </w:r>
+          </w:p>
+        </w:tc>
+        <w:tc>
+          <w:tcPr>
+            <w:tcW w:w="0" w:type="auto"/>
+            <w:vAlign w:val="center"/>
+            <w:hideMark/>
+          </w:tcPr>
+          <w:p>
+            <w:r>
+              <w:t>Global</w:t>
+            </w:r>
+          </w:p>
+        </w:tc>
+        <w:tc>
+          <w:tcPr>
+            <w:tcW w:w="0" w:type="auto"/>
+            <w:vAlign w:val="center"/>
+            <w:hideMark/>
+          </w:tcPr>
+          <w:p>
+            <w:r>
+              <w:t>~108°</w:t>
+            </w:r>
+          </w:p>
+        </w:tc>
+        <w:tc>
+          <w:tcPr>
+            <w:tcW w:w="0" w:type="auto"/>
+            <w:vAlign w:val="center"/>
+            <w:hideMark/>
+          </w:tcPr>
+          <w:p>
+            <w:r>
+              <w:t>USB 3.0 / 2.0</w:t>
+            </w:r>
+          </w:p>
+        </w:tc>
+      </w:tr>
+    </w:tbl>
+    <w:p>
+      <w:pPr>
+        <w:pStyle w:val="a8"/>
+      </w:pPr>
+      <w:r>
+        <w:t xml:space="preserve">Все три камеры подключаются к вычислительному модулю </w:t>
+      </w:r>
+      <w:r>
+        <w:rPr>
+          <w:rStyle w:val="af1"/>
+          <w:lang w:val="en-US"/>
+        </w:rPr>
+        <w:t>NVIDIA Jetson Orin Nano 8 GB</w:t>
+      </w:r>
+      <w:r>
+        <w:rPr>
+          <w:lang w:val="en-US"/>
+        </w:rPr>
+        <w:t xml:space="preserve"> </w:t>
+      </w:r>
+      <w:r>
+        <w:t>через</w:t>
+      </w:r>
+      <w:r>
+        <w:rPr>
+          <w:lang w:val="en-US"/>
+        </w:rPr>
+        <w:t xml:space="preserve"> </w:t>
+      </w:r>
+      <w:r>
+        <w:t>порты</w:t>
+      </w:r>
+      <w:r>
+        <w:rPr>
+          <w:lang w:val="en-US"/>
+        </w:rPr>
+        <w:t xml:space="preserve"> USB 3.0 . </w:t>
+      </w:r>
+      <w:r>
+        <w:t>Аппаратная синхронизация центральной камеры реализована через GPIO Jetson с оптоизоляцией (модуль PC817) и преобразователем напряжения Mean Well DDR-15G-12; боковые камеры синхронизируются программно через USB с допустимым джиттером 10–50 мс .</w:t>
+      </w:r>
+    </w:p>
+    <w:p>
+      <w:pPr>
+        <w:pStyle w:val="a8"/>
+      </w:pPr>
+      <w:r>
+        <w:t>Открытая задача: определение экзтринсических параметров</w:t>
+      </w:r>
+    </w:p>
+    <w:p>
+      <w:pPr>
+        <w:pStyle w:val="a8"/>
+      </w:pPr>
+      <w:r>
+        <w:t xml:space="preserve">Внутренние параметры (фокусное расстояние, размер пикселя, начальный коэффициент дисторсии) всех трёх камер определяются из паспортных данных и подлежат уточнению в ходе калибровочных испытаний. Взаимное расположение камер — их угловая ориентация относительно корпуса судна, высота установки и взаимные углы наклона (экзтринсические параметры) — на данном этапе не зафиксированы и являются </w:t>
+      </w:r>
+      <w:r>
+        <w:rPr>
+          <w:rStyle w:val="af1"/>
+        </w:rPr>
+        <w:t>самостоятельной задачей настоящей ВКР</w:t>
+      </w:r>
+      <w:r>
+        <w:t>. Выбор метода монтажа, проектирование несущей конструкции и алгоритм калибровки экзтринсики рассматриваются в разделе 2.2.4.</w:t>
+      </w:r>
+    </w:p>
+    <w:p>
+      <w:pPr>
+        <w:pStyle w:val="my-2"/>
+        <w:rPr>
+          <w:color w:val="FF0000"/>
+        </w:rPr>
+      </w:pPr>
+      <w:r>
+        <w:rPr>
+          <w:rStyle w:val="af1"/>
+          <w:rFonts w:eastAsia="MS Mincho"/>
+          <w:color w:val="FF0000"/>
+        </w:rPr>
+        <w:t>Источники для 2.2.3:</w:t>
+      </w:r>
+    </w:p>
+    <w:tbl>
+      <w:tblPr>
+        <w:tblW w:w="7686" w:type="dxa"/>
+        <w:tblCellSpacing w:w="15" w:type="dxa"/>
+        <w:tblCellMar>
+          <w:top w:w="15" w:type="dxa"/>
+          <w:left w:w="15" w:type="dxa"/>
+          <w:bottom w:w="15" w:type="dxa"/>
+          <w:right w:w="15" w:type="dxa"/>
+        </w:tblCellMar>
+        <w:tblLook w:val="04A0" w:firstRow="1" w:lastRow="0" w:firstColumn="1" w:lastColumn="0" w:noHBand="0" w:noVBand="1"/>
+      </w:tblPr>
+      <w:tblGrid>
+        <w:gridCol w:w="1278"/>
+        <w:gridCol w:w="3980"/>
+        <w:gridCol w:w="2428"/>
+      </w:tblGrid>
+      <w:tr>
+        <w:trPr>
+          <w:tblHeader/>
+          <w:tblCellSpacing w:w="15" w:type="dxa"/>
+        </w:trPr>
+        <w:tc>
+          <w:tcPr>
+            <w:tcW w:w="0" w:type="auto"/>
+            <w:vAlign w:val="center"/>
+            <w:hideMark/>
+          </w:tcPr>
+          <w:p>
+            <w:pPr>
+              <w:jc w:val="center"/>
+              <w:rPr>
+                <w:b/>
+                <w:bCs/>
+                <w:color w:val="FF0000"/>
+              </w:rPr>
+            </w:pPr>
+            <w:r>
+              <w:rPr>
+                <w:b/>
+                <w:bCs/>
+                <w:color w:val="FF0000"/>
+              </w:rPr>
+              <w:t>№</w:t>
+            </w:r>
+          </w:p>
+        </w:tc>
+        <w:tc>
+          <w:tcPr>
+            <w:tcW w:w="0" w:type="auto"/>
+            <w:vAlign w:val="center"/>
+            <w:hideMark/>
+          </w:tcPr>
+          <w:p>
+            <w:pPr>
+              <w:jc w:val="center"/>
+              <w:rPr>
+                <w:b/>
+                <w:bCs/>
+                <w:color w:val="FF0000"/>
+              </w:rPr>
+            </w:pPr>
+            <w:r>
+              <w:rPr>
+                <w:b/>
+                <w:bCs/>
+                <w:color w:val="FF0000"/>
+              </w:rPr>
+              <w:t>Источник</w:t>
+            </w:r>
+          </w:p>
+        </w:tc>
+        <w:tc>
+          <w:tcPr>
+            <w:tcW w:w="0" w:type="auto"/>
+            <w:vAlign w:val="center"/>
+            <w:hideMark/>
+          </w:tcPr>
+          <w:p>
+            <w:pPr>
+              <w:jc w:val="center"/>
+              <w:rPr>
+                <w:b/>
+                <w:bCs/>
+                <w:color w:val="FF0000"/>
+              </w:rPr>
+            </w:pPr>
+            <w:r>
+              <w:rPr>
+                <w:b/>
+                <w:bCs/>
+                <w:color w:val="FF0000"/>
+              </w:rPr>
+              <w:t>Привязка</w:t>
+            </w:r>
+          </w:p>
+        </w:tc>
+      </w:tr>
+      <w:tr>
+        <w:trPr>
+          <w:tblCellSpacing w:w="15" w:type="dxa"/>
+        </w:trPr>
+        <w:tc>
+          <w:tcPr>
+            <w:tcW w:w="0" w:type="auto"/>
+            <w:vAlign w:val="center"/>
+            <w:hideMark/>
+          </w:tcPr>
+          <w:p>
+            <w:pPr>
+              <w:jc w:val="center"/>
+              <w:rPr>
+                <w:b/>
+                <w:bCs/>
+                <w:color w:val="FF0000"/>
+              </w:rPr>
+            </w:pPr>
+          </w:p>
+        </w:tc>
+        <w:tc>
+          <w:tcPr>
+            <w:tcW w:w="0" w:type="auto"/>
+            <w:vAlign w:val="center"/>
+            <w:hideMark/>
+          </w:tcPr>
+          <w:p>
+            <w:pPr>
+              <w:rPr>
+                <w:color w:val="FF0000"/>
+                <w:szCs w:val="24"/>
+              </w:rPr>
+            </w:pPr>
+            <w:r>
+              <w:rPr>
+                <w:color w:val="FF0000"/>
+                <w:lang w:val="en-US"/>
+              </w:rPr>
+              <w:t xml:space="preserve">Hartley R., Zisserman A. </w:t>
+            </w:r>
+            <w:r>
+              <w:rPr>
+                <w:rStyle w:val="aff0"/>
+                <w:color w:val="FF0000"/>
+                <w:lang w:val="en-US"/>
+              </w:rPr>
+              <w:t>Multiple View Geometry in Computer Vision</w:t>
+            </w:r>
+            <w:r>
+              <w:rPr>
+                <w:color w:val="FF0000"/>
+                <w:lang w:val="en-US"/>
+              </w:rPr>
+              <w:t xml:space="preserve">. </w:t>
+            </w:r>
+            <w:r>
+              <w:rPr>
+                <w:color w:val="FF0000"/>
+              </w:rPr>
+              <w:t>2nd ed. Cambridge University Press, 2003</w:t>
+            </w:r>
+          </w:p>
+        </w:tc>
+        <w:tc>
+          <w:tcPr>
+            <w:tcW w:w="0" w:type="auto"/>
+            <w:vAlign w:val="center"/>
+            <w:hideMark/>
+          </w:tcPr>
+          <w:p>
+            <w:pPr>
+              <w:rPr>
+                <w:color w:val="FF0000"/>
+              </w:rPr>
+            </w:pPr>
+            <w:r>
+              <w:rPr>
+                <w:color w:val="FF0000"/>
+              </w:rPr>
+              <w:t>Формула диспаритета, принцип стереозрения, этап I</w:t>
+            </w:r>
+          </w:p>
+        </w:tc>
+      </w:tr>
+      <w:tr>
+        <w:trPr>
+          <w:tblCellSpacing w:w="15" w:type="dxa"/>
+        </w:trPr>
+        <w:tc>
+          <w:tcPr>
+            <w:tcW w:w="0" w:type="auto"/>
+            <w:vAlign w:val="center"/>
+            <w:hideMark/>
+          </w:tcPr>
+          <w:p>
+            <w:pPr>
+              <w:rPr>
+                <w:color w:val="FF0000"/>
+              </w:rPr>
+            </w:pPr>
+            <w:hyperlink r:id="rId11" w:tgtFrame="_blank" w:history="1">
+              <w:r>
+                <w:rPr>
+                  <w:rStyle w:val="inline-block"/>
+                  <w:color w:val="FF0000"/>
+                  <w:u w:val="single"/>
+                </w:rPr>
+                <w:t>mdpi</w:t>
+              </w:r>
+            </w:hyperlink>
+          </w:p>
+        </w:tc>
+        <w:tc>
+          <w:tcPr>
+            <w:tcW w:w="0" w:type="auto"/>
+            <w:vAlign w:val="center"/>
+            <w:hideMark/>
+          </w:tcPr>
+          <w:p>
+            <w:pPr>
+              <w:rPr>
+                <w:color w:val="FF0000"/>
+              </w:rPr>
+            </w:pPr>
+            <w:r>
+              <w:rPr>
+                <w:color w:val="FF0000"/>
+                <w:lang w:val="en-US"/>
+              </w:rPr>
+              <w:t xml:space="preserve">Thombre S. et al. </w:t>
+            </w:r>
+            <w:r>
+              <w:rPr>
+                <w:rStyle w:val="aff0"/>
+                <w:color w:val="FF0000"/>
+                <w:lang w:val="en-US"/>
+              </w:rPr>
+              <w:t>Sensors and AI Techniques for Situational Awareness in Autonomous Ships</w:t>
+            </w:r>
+            <w:r>
+              <w:rPr>
+                <w:color w:val="FF0000"/>
+                <w:lang w:val="en-US"/>
+              </w:rPr>
+              <w:t xml:space="preserve">. </w:t>
+            </w:r>
+            <w:r>
+              <w:rPr>
+                <w:color w:val="FF0000"/>
+              </w:rPr>
+              <w:t>IEEE ITS, 2022. DOI: 10.1109/TITS.2020.3023957</w:t>
+            </w:r>
+          </w:p>
+        </w:tc>
+        <w:tc>
+          <w:tcPr>
+            <w:tcW w:w="0" w:type="auto"/>
+            <w:vAlign w:val="center"/>
+            <w:hideMark/>
+          </w:tcPr>
+          <w:p>
+            <w:pPr>
+              <w:rPr>
+                <w:color w:val="FF0000"/>
+              </w:rPr>
+            </w:pPr>
+            <w:r>
+              <w:rPr>
+                <w:color w:val="FF0000"/>
+              </w:rPr>
+              <w:t>Требования по угловому покрытию, МППСС</w:t>
+            </w:r>
+          </w:p>
+        </w:tc>
+      </w:tr>
+      <w:tr>
+        <w:trPr>
+          <w:tblCellSpacing w:w="15" w:type="dxa"/>
+        </w:trPr>
+        <w:tc>
+          <w:tcPr>
+            <w:tcW w:w="0" w:type="auto"/>
+            <w:vAlign w:val="center"/>
+            <w:hideMark/>
+          </w:tcPr>
+          <w:p>
+            <w:pPr>
+              <w:rPr>
+                <w:color w:val="FF0000"/>
+              </w:rPr>
+            </w:pPr>
+          </w:p>
+        </w:tc>
+        <w:tc>
+          <w:tcPr>
+            <w:tcW w:w="0" w:type="auto"/>
+            <w:vAlign w:val="center"/>
+            <w:hideMark/>
+          </w:tcPr>
+          <w:p>
+            <w:pPr>
+              <w:rPr>
+                <w:color w:val="FF0000"/>
+                <w:szCs w:val="24"/>
+              </w:rPr>
+            </w:pPr>
+            <w:r>
+              <w:rPr>
+                <w:color w:val="FF0000"/>
+              </w:rPr>
+              <w:t>ИТОГ</w:t>
+            </w:r>
+            <w:r>
+              <w:rPr>
+                <w:rStyle w:val="aff0"/>
+                <w:color w:val="FF0000"/>
+              </w:rPr>
+              <w:t>2 — Финальная конфигурация системы зрения. USV-KnowledgeBase, 11.03.2026</w:t>
+            </w:r>
+          </w:p>
+        </w:tc>
+        <w:tc>
+          <w:tcPr>
+            <w:tcW w:w="0" w:type="auto"/>
+            <w:vAlign w:val="center"/>
+            <w:hideMark/>
+          </w:tcPr>
+          <w:p>
+            <w:pPr>
+              <w:rPr>
+                <w:color w:val="FF0000"/>
+              </w:rPr>
+            </w:pPr>
+            <w:r>
+              <w:rPr>
+                <w:color w:val="FF0000"/>
+              </w:rPr>
+              <w:t>Все технические характеристики, смета, расчёт покрытия</w:t>
+            </w:r>
+          </w:p>
+        </w:tc>
+      </w:tr>
+    </w:tbl>
+    <w:p>
+      <w:pPr>
+        <w:pStyle w:val="a"/>
+      </w:pPr>
+      <w:r>
+        <w:t>Монтажная схема и постановка задачи калибровки</w:t>
+      </w:r>
+    </w:p>
+    <w:p>
+      <w:pPr>
+        <w:pStyle w:val="a8"/>
+      </w:pPr>
+      <w:r>
+        <w:t>Требования к несущей конструкции</w:t>
+      </w:r>
+    </w:p>
+    <w:p>
+      <w:pPr>
+        <w:pStyle w:val="a8"/>
+      </w:pPr>
+      <w:r>
+        <w:t xml:space="preserve">Устойчивая работа системы технического зрения предъявляет к механической части требования, выходящие за рамки простого крепления камер к корпусу судна. Ключевым условием является </w:t>
+      </w:r>
+      <w:r>
+        <w:rPr>
+          <w:rStyle w:val="af1"/>
+        </w:rPr>
+        <w:t>жёсткость несущей конструкции</w:t>
+      </w:r>
+      <w:r>
+        <w:t>: любая деформация рамы под воздействием вибраций двигателя или гидродинамических нагрузок изменяет взаимное положение камер, что делает ранее полученные калибровочные параметры недействительными и приводит к накоплению систематической ошибки в определении координат объектов . Дополнительными требованиями являются виброизоляция (для снижения высокочастотных вибраций от двигателя) и герметизация корпусов камер по стандарту не ниже IP67, обеспечивающая защиту от брызг и атмосферных осадков в условиях речной эксплуатации .</w:t>
+      </w:r>
+    </w:p>
+    <w:p>
+      <w:pPr>
+        <w:pStyle w:val="a8"/>
+      </w:pPr>
+      <w:r>
+        <w:t>Взаимное угловое расположение камер — их ориентация по осям рысканья (yaw), дифферента (pitch) и крена (roll) относительно продольной оси судна — на данном этапе не зафиксировано, поскольку зависит от конструктивных особенностей конкретного корпуса БЭК и результатов натурных испытаний. Определение оптимальной монтажной схемы, обеспечивающей целевое угловое покрытие ~270° без паразитных зон засветки и с минимальными мёртвыми секторами, является самостоятельной инженерной задачей настоящей ВКР.</w:t>
+      </w:r>
+    </w:p>
+    <w:p>
+      <w:pPr>
+        <w:pStyle w:val="a8"/>
+      </w:pPr>
+      <w:r>
+        <w:t>Интринсическая калибровка</w:t>
+      </w:r>
+    </w:p>
+    <w:p>
+      <w:pPr>
+        <w:pStyle w:val="a8"/>
+      </w:pPr>
+      <w:r>
+        <w:lastRenderedPageBreak/>
+        <w:t xml:space="preserve">Параметры оптической системы каждой камеры делятся на </w:t>
+      </w:r>
+      <w:r>
+        <w:rPr>
+          <w:rStyle w:val="af1"/>
+        </w:rPr>
+        <w:t>интринсические</w:t>
+      </w:r>
+      <w:r>
+        <w:t xml:space="preserve"> (внутренние) и </w:t>
+      </w:r>
+      <w:r>
+        <w:rPr>
+          <w:rStyle w:val="af1"/>
+        </w:rPr>
+        <w:t>экзтринсические</w:t>
+      </w:r>
+      <w:r>
+        <w:t xml:space="preserve"> (внешние). К интринсическим относятся: фокусное расстояние в пикселях </w:t>
+      </w:r>
+      <w:r>
+        <w:rPr>
+          <w:rStyle w:val="katex-mathml"/>
+        </w:rPr>
+        <w:t>(fx,fy)(f_x, f_y)</w:t>
+      </w:r>
+      <w:r>
+        <w:rPr>
+          <w:rStyle w:val="mopen"/>
+        </w:rPr>
+        <w:t>(</w:t>
+      </w:r>
+      <w:r>
+        <w:rPr>
+          <w:rStyle w:val="mord"/>
+        </w:rPr>
+        <w:t>fx</w:t>
+      </w:r>
+      <w:r>
+        <w:rPr>
+          <w:rStyle w:val="vlist-s"/>
+        </w:rPr>
+        <w:t>​</w:t>
+      </w:r>
+      <w:r>
+        <w:rPr>
+          <w:rStyle w:val="mpunct"/>
+        </w:rPr>
+        <w:t>,</w:t>
+      </w:r>
+      <w:r>
+        <w:rPr>
+          <w:rStyle w:val="mord"/>
+        </w:rPr>
+        <w:t>fy</w:t>
+      </w:r>
+      <w:r>
+        <w:rPr>
+          <w:rStyle w:val="vlist-s"/>
+        </w:rPr>
+        <w:t>​</w:t>
+      </w:r>
+      <w:r>
+        <w:rPr>
+          <w:rStyle w:val="mclose"/>
+        </w:rPr>
+        <w:t>)</w:t>
+      </w:r>
+      <w:r>
+        <w:t xml:space="preserve">, координаты главной точки </w:t>
+      </w:r>
+      <w:r>
+        <w:rPr>
+          <w:rStyle w:val="katex-mathml"/>
+        </w:rPr>
+        <w:t>(cx,cy)(c_x, c_y)</w:t>
+      </w:r>
+      <w:r>
+        <w:rPr>
+          <w:rStyle w:val="mopen"/>
+        </w:rPr>
+        <w:t>(</w:t>
+      </w:r>
+      <w:r>
+        <w:rPr>
+          <w:rStyle w:val="mord"/>
+        </w:rPr>
+        <w:t>cx</w:t>
+      </w:r>
+      <w:r>
+        <w:rPr>
+          <w:rStyle w:val="vlist-s"/>
+        </w:rPr>
+        <w:t>​</w:t>
+      </w:r>
+      <w:r>
+        <w:rPr>
+          <w:rStyle w:val="mpunct"/>
+        </w:rPr>
+        <w:t>,</w:t>
+      </w:r>
+      <w:r>
+        <w:rPr>
+          <w:rStyle w:val="mord"/>
+        </w:rPr>
+        <w:t>cy</w:t>
+      </w:r>
+      <w:r>
+        <w:rPr>
+          <w:rStyle w:val="vlist-s"/>
+        </w:rPr>
+        <w:t>​</w:t>
+      </w:r>
+      <w:r>
+        <w:rPr>
+          <w:rStyle w:val="mclose"/>
+        </w:rPr>
+        <w:t>)</w:t>
+      </w:r>
+      <w:r>
+        <w:t xml:space="preserve"> и коэффициенты дисторсии </w:t>
+      </w:r>
+      <w:r>
+        <w:rPr>
+          <w:rStyle w:val="katex-mathml"/>
+        </w:rPr>
+        <w:t>(k1,k2,p1,p2)(k_1, k_2, p_1, p_2)</w:t>
+      </w:r>
+      <w:r>
+        <w:rPr>
+          <w:rStyle w:val="mopen"/>
+        </w:rPr>
+        <w:t>(</w:t>
+      </w:r>
+      <w:r>
+        <w:rPr>
+          <w:rStyle w:val="mord"/>
+        </w:rPr>
+        <w:t>k1</w:t>
+      </w:r>
+      <w:r>
+        <w:rPr>
+          <w:rStyle w:val="vlist-s"/>
+        </w:rPr>
+        <w:t>​</w:t>
+      </w:r>
+      <w:r>
+        <w:rPr>
+          <w:rStyle w:val="mpunct"/>
+        </w:rPr>
+        <w:t>,</w:t>
+      </w:r>
+      <w:r>
+        <w:rPr>
+          <w:rStyle w:val="mord"/>
+        </w:rPr>
+        <w:t>k2</w:t>
+      </w:r>
+      <w:r>
+        <w:rPr>
+          <w:rStyle w:val="vlist-s"/>
+        </w:rPr>
+        <w:t>​</w:t>
+      </w:r>
+      <w:r>
+        <w:rPr>
+          <w:rStyle w:val="mpunct"/>
+        </w:rPr>
+        <w:t>,</w:t>
+      </w:r>
+      <w:r>
+        <w:rPr>
+          <w:rStyle w:val="mord"/>
+        </w:rPr>
+        <w:t>p1</w:t>
+      </w:r>
+      <w:r>
+        <w:rPr>
+          <w:rStyle w:val="vlist-s"/>
+        </w:rPr>
+        <w:t>​</w:t>
+      </w:r>
+      <w:r>
+        <w:rPr>
+          <w:rStyle w:val="mpunct"/>
+        </w:rPr>
+        <w:t>,</w:t>
+      </w:r>
+      <w:r>
+        <w:rPr>
+          <w:rStyle w:val="mord"/>
+        </w:rPr>
+        <w:t>p2</w:t>
+      </w:r>
+      <w:r>
+        <w:rPr>
+          <w:rStyle w:val="vlist-s"/>
+        </w:rPr>
+        <w:t>​</w:t>
+      </w:r>
+      <w:r>
+        <w:rPr>
+          <w:rStyle w:val="mclose"/>
+        </w:rPr>
+        <w:t>)</w:t>
+      </w:r>
+      <w:r>
+        <w:t xml:space="preserve"> . Паспортные данные компонентов дают приближённые значения этих параметров: например, расчётный HFOV объектива f = 2.1 мм на сенсоре AR0234 составляет ~108°, а величина бочкообразной дисторсии для широкоугольной оптики такого класса достигает ~20% . Однако реальные значения отличаются от расчётных вследствие производственных допусков и погрешности центрирования линз, поэтому паспортные данные не могут быть непосредственно использованы в алгоритмах коррекции геометрии изображения.</w:t>
+      </w:r>
+    </w:p>
+    <w:p>
+      <w:pPr>
+        <w:pStyle w:val="a8"/>
+      </w:pPr>
+      <w:r>
+        <w:t>Стандартным методом определения интринсических параметров является метод Чжана (Zhang calibration), основанный на многократной съёмке плоского калибровочного шаблона (шахматной доски или паттерна ChArUco) с различных ракурсов . Метод реализован в библиотеке OpenCV и позволяет получить матрицу камеры и вектор коэффициентов дисторсии с субпиксельной точностью. Интринсическая калибровка может быть выполнена независимо для каждой камеры до её монтажа на судно и не требует знания взаимного расположения камер.</w:t>
+      </w:r>
+    </w:p>
+    <w:p>
+      <w:pPr>
+        <w:pStyle w:val="a8"/>
+      </w:pPr>
+      <w:r>
+        <w:t>Экзтринсическая калибровка как задача ВКР</w:t>
+      </w:r>
+    </w:p>
+    <w:p>
+      <w:pPr>
+        <w:pStyle w:val="a8"/>
+      </w:pPr>
+      <w:r>
+        <w:rPr>
+          <w:rStyle w:val="af1"/>
+        </w:rPr>
+        <w:t>Экзтринсические параметры</w:t>
+      </w:r>
+      <w:r>
+        <w:t xml:space="preserve"> описывают жёсткое преобразование координат между системами отсчёта отдельных камер и общей системой отсчёта судна. Математически они представляются матрицей вращения </w:t>
+      </w:r>
+      <w:r>
+        <w:rPr>
+          <w:rStyle w:val="katex-mathml"/>
+        </w:rPr>
+        <w:t>R</w:t>
+      </w:r>
+      <w:r>
+        <w:rPr>
+          <w:rStyle w:val="katex-mathml"/>
+          <w:rFonts w:ascii="Cambria Math" w:hAnsi="Cambria Math" w:cs="Cambria Math"/>
+        </w:rPr>
+        <w:t>∈</w:t>
+      </w:r>
+      <w:r>
+        <w:rPr>
+          <w:rStyle w:val="katex-mathml"/>
+        </w:rPr>
+        <w:t>SO(3)R \in SO(3)</w:t>
+      </w:r>
+      <w:r>
+        <w:rPr>
+          <w:rStyle w:val="mord"/>
+        </w:rPr>
+        <w:t>R</w:t>
+      </w:r>
+      <w:r>
+        <w:rPr>
+          <w:rStyle w:val="mrel"/>
+          <w:rFonts w:ascii="Cambria Math" w:hAnsi="Cambria Math" w:cs="Cambria Math"/>
+        </w:rPr>
+        <w:t>∈</w:t>
+      </w:r>
+      <w:r>
+        <w:rPr>
+          <w:rStyle w:val="mord"/>
+        </w:rPr>
+        <w:t>SO</w:t>
+      </w:r>
+      <w:r>
+        <w:rPr>
+          <w:rStyle w:val="mopen"/>
+        </w:rPr>
+        <w:t>(</w:t>
+      </w:r>
+      <w:r>
+        <w:rPr>
+          <w:rStyle w:val="mord"/>
+        </w:rPr>
+        <w:t>3</w:t>
+      </w:r>
+      <w:r>
+        <w:rPr>
+          <w:rStyle w:val="mclose"/>
+        </w:rPr>
+        <w:t>)</w:t>
+      </w:r>
+      <w:r>
+        <w:t xml:space="preserve"> и вектором переноса </w:t>
+      </w:r>
+      <w:r>
+        <w:rPr>
+          <w:rStyle w:val="katex-mathml"/>
+        </w:rPr>
+        <w:t>t</w:t>
+      </w:r>
+      <w:r>
+        <w:rPr>
+          <w:rStyle w:val="katex-mathml"/>
+          <w:rFonts w:ascii="Cambria Math" w:hAnsi="Cambria Math" w:cs="Cambria Math"/>
+        </w:rPr>
+        <w:t>∈</w:t>
+      </w:r>
+      <w:r>
+        <w:rPr>
+          <w:rStyle w:val="katex-mathml"/>
+        </w:rPr>
+        <w:t>R3\mathbf{t} \in \mathbb{R}^3</w:t>
+      </w:r>
+      <w:r>
+        <w:rPr>
+          <w:rStyle w:val="mord"/>
+        </w:rPr>
+        <w:t>t</w:t>
+      </w:r>
+      <w:r>
+        <w:rPr>
+          <w:rStyle w:val="mrel"/>
+          <w:rFonts w:ascii="Cambria Math" w:hAnsi="Cambria Math" w:cs="Cambria Math"/>
+        </w:rPr>
+        <w:t>∈</w:t>
+      </w:r>
+      <w:r>
+        <w:rPr>
+          <w:rStyle w:val="mord"/>
+        </w:rPr>
+        <w:t>R3</w:t>
+      </w:r>
+      <w:r>
+        <w:t>, объединяемыми в матрицу преобразования :</w:t>
+      </w:r>
+    </w:p>
+    <w:p>
+      <w:pPr>
+        <w:pStyle w:val="a8"/>
+        <w:rPr>
+          <w:rFonts w:eastAsiaTheme="minorEastAsia" w:cstheme="minorBidi"/>
+        </w:rPr>
+      </w:pPr>
+      <m:oMathPara>
+        <m:oMath>
+          <m:r>
+            <m:rPr>
+              <m:sty m:val="p"/>
+            </m:rPr>
+            <w:rPr>
+              <w:rStyle w:val="katex-mathml"/>
+              <w:rFonts w:ascii="Cambria Math" w:eastAsiaTheme="minorHAnsi" w:hAnsi="Cambria Math" w:cstheme="minorBidi"/>
+              <w:noProof/>
+              <w:color w:val="000000" w:themeColor="text1"/>
+              <w:sz w:val="24"/>
+            </w:rPr>
+            <w:drawing>
+              <wp:inline distT="0" distB="0" distL="0" distR="0" wp14:anchorId="499328E7" wp14:editId="2D950B5F">
+                <wp:extent cx="2067213" cy="743054"/>
+                <wp:effectExtent l="0" t="0" r="0" b="0"/>
+                <wp:docPr id="1" name="Рисунок 1"/>
+                <wp:cNvGraphicFramePr>
+                  <a:graphicFrameLocks xmlns:a="http://schemas.openxmlformats.org/drawingml/2006/main" noChangeAspect="1"/>
+                </wp:cNvGraphicFramePr>
+                <a:graphic xmlns:a="http://schemas.openxmlformats.org/drawingml/2006/main">
+                  <a:graphicData uri="http://schemas.openxmlformats.org/drawingml/2006/picture">
+                    <pic:pic xmlns:pic="http://schemas.openxmlformats.org/drawingml/2006/picture">
+                      <pic:nvPicPr>
+                        <pic:cNvPr id="1" name=""/>
+                        <pic:cNvPicPr/>
+                      </pic:nvPicPr>
+                      <pic:blipFill>
+                        <a:blip r:embed="rId12"/>
+                        <a:stretch>
+                          <a:fillRect/>
+                        </a:stretch>
+                      </pic:blipFill>
+                      <pic:spPr>
+                        <a:xfrm>
+                          <a:off x="0" y="0"/>
+                          <a:ext cx="2067213" cy="743054"/>
+                        </a:xfrm>
+                        <a:prstGeom prst="rect">
+                          <a:avLst/>
+                        </a:prstGeom>
+                      </pic:spPr>
+                    </pic:pic>
+                  </a:graphicData>
+                </a:graphic>
+              </wp:inline>
+            </w:drawing>
+          </m:r>
+        </m:oMath>
+      </m:oMathPara>
+    </w:p>
+    <w:p>
+      <w:pPr>
+        <w:pStyle w:val="a8"/>
+        <w:rPr>
+          <w:rFonts w:eastAsiaTheme="minorEastAsia" w:cstheme="minorBidi"/>
+        </w:rPr>
+      </w:pPr>
+      <w:r>
+        <w:t xml:space="preserve">Прямое измерение этих параметров физическими инструментами (рулеткой, угломером) не обеспечивает точности, необходимой для корректного совмещения проекций разных камер: погрешность в 1° по углу поворота при дистанции 50 м приводит к смещению проекции объекта на ~0.87 м, что сопоставимо с размером детектируемых целей. Поэтому экзтринсические параметры определяются </w:t>
+      </w:r>
+      <w:r>
+        <w:lastRenderedPageBreak/>
+        <w:t>алгоритмически — путём совместной оптимизации по набору соответствующих точек, наблюдаемых несколькими камерами одновременно .</w:t>
+      </w:r>
+    </w:p>
+    <w:p>
+      <w:pPr>
+        <w:pStyle w:val="a8"/>
+      </w:pPr>
+      <w:r>
+        <w:t xml:space="preserve">Поскольку поля зрения соседних камер в принятой конфигурации </w:t>
+      </w:r>
+      <w:r>
+        <w:rPr>
+          <w:rStyle w:val="af1"/>
+        </w:rPr>
+        <w:t>не перекрываются</w:t>
+      </w:r>
+      <w:r>
+        <w:t xml:space="preserve">, классический метод стереокалибровки, требующий общих точек одновременно в двух кадрах, непосредственно не применим. Это обусловливает необходимость исследования альтернативных подходов: калибровки с использованием внешнего 3D-шаблона в поле зрения каждой камеры по отдельности с последующей регистрацией через общую систему координат, либо методов на основе структуры из движения (Structure from Motion) при перемещении судна относительно неподвижных ориентиров. Выбор и адаптация метода экзтринсической калибровки для конфигурации с непересекающимися полями зрения формулируется как </w:t>
+      </w:r>
+      <w:r>
+        <w:rPr>
+          <w:rStyle w:val="af1"/>
+        </w:rPr>
+        <w:t>одна из задач настоящей ВКР</w:t>
+      </w:r>
+      <w:r>
+        <w:t>.</w:t>
+      </w:r>
+    </w:p>
+    <w:p>
+      <w:pPr>
+        <w:pStyle w:val="my-2"/>
+        <w:rPr>
+          <w:color w:val="FF0000"/>
+        </w:rPr>
+      </w:pPr>
+      <w:r>
+        <w:rPr>
+          <w:rStyle w:val="af1"/>
+          <w:rFonts w:eastAsia="MS Mincho"/>
+          <w:color w:val="FF0000"/>
+        </w:rPr>
+        <w:t>Источники:</w:t>
+      </w:r>
+    </w:p>
+    <w:tbl>
+      <w:tblPr>
+        <w:tblW w:w="0" w:type="auto"/>
+        <w:tblCellSpacing w:w="15" w:type="dxa"/>
+        <w:tblCellMar>
+          <w:top w:w="15" w:type="dxa"/>
+          <w:left w:w="15" w:type="dxa"/>
+          <w:bottom w:w="15" w:type="dxa"/>
+          <w:right w:w="15" w:type="dxa"/>
+        </w:tblCellMar>
+        <w:tblLook w:val="04A0" w:firstRow="1" w:lastRow="0" w:firstColumn="1" w:lastColumn="0" w:noHBand="0" w:noVBand="1"/>
+      </w:tblPr>
+      <w:tblGrid>
+        <w:gridCol w:w="1026"/>
+        <w:gridCol w:w="4917"/>
+        <w:gridCol w:w="3412"/>
+      </w:tblGrid>
+      <w:tr>
+        <w:trPr>
+          <w:tblHeader/>
+          <w:tblCellSpacing w:w="15" w:type="dxa"/>
+        </w:trPr>
+        <w:tc>
+          <w:tcPr>
+            <w:tcW w:w="0" w:type="auto"/>
+            <w:vAlign w:val="center"/>
+            <w:hideMark/>
+          </w:tcPr>
+          <w:p>
+            <w:pPr>
+              <w:jc w:val="center"/>
+              <w:rPr>
+                <w:b/>
+                <w:bCs/>
+                <w:color w:val="FF0000"/>
+              </w:rPr>
+            </w:pPr>
+            <w:r>
+              <w:rPr>
+                <w:b/>
+                <w:bCs/>
+                <w:color w:val="FF0000"/>
+              </w:rPr>
+              <w:t>№</w:t>
+            </w:r>
+          </w:p>
+        </w:tc>
+        <w:tc>
+          <w:tcPr>
+            <w:tcW w:w="0" w:type="auto"/>
+            <w:vAlign w:val="center"/>
+            <w:hideMark/>
+          </w:tcPr>
+          <w:p>
+            <w:pPr>
+              <w:jc w:val="center"/>
+              <w:rPr>
+                <w:b/>
+                <w:bCs/>
+                <w:color w:val="FF0000"/>
+              </w:rPr>
+            </w:pPr>
+            <w:r>
+              <w:rPr>
+                <w:b/>
+                <w:bCs/>
+                <w:color w:val="FF0000"/>
+              </w:rPr>
+              <w:t>Источник</w:t>
+            </w:r>
+          </w:p>
+        </w:tc>
+        <w:tc>
+          <w:tcPr>
+            <w:tcW w:w="0" w:type="auto"/>
+            <w:vAlign w:val="center"/>
+            <w:hideMark/>
+          </w:tcPr>
+          <w:p>
+            <w:pPr>
+              <w:jc w:val="center"/>
+              <w:rPr>
+                <w:b/>
+                <w:bCs/>
+                <w:color w:val="FF0000"/>
+              </w:rPr>
+            </w:pPr>
+            <w:r>
+              <w:rPr>
+                <w:b/>
+                <w:bCs/>
+                <w:color w:val="FF0000"/>
+              </w:rPr>
+              <w:t>Привязка</w:t>
+            </w:r>
+          </w:p>
+        </w:tc>
+      </w:tr>
+      <w:tr>
+        <w:trPr>
+          <w:tblCellSpacing w:w="15" w:type="dxa"/>
+        </w:trPr>
+        <w:tc>
+          <w:tcPr>
+            <w:tcW w:w="0" w:type="auto"/>
+            <w:vAlign w:val="center"/>
+            <w:hideMark/>
+          </w:tcPr>
+          <w:p>
+            <w:pPr>
+              <w:jc w:val="center"/>
+              <w:rPr>
+                <w:b/>
+                <w:bCs/>
+                <w:color w:val="FF0000"/>
+              </w:rPr>
+            </w:pPr>
+          </w:p>
+        </w:tc>
+        <w:tc>
+          <w:tcPr>
+            <w:tcW w:w="0" w:type="auto"/>
+            <w:vAlign w:val="center"/>
+            <w:hideMark/>
+          </w:tcPr>
+          <w:p>
+            <w:pPr>
+              <w:rPr>
+                <w:color w:val="FF0000"/>
+                <w:szCs w:val="24"/>
+              </w:rPr>
+            </w:pPr>
+            <w:r>
+              <w:rPr>
+                <w:color w:val="FF0000"/>
+                <w:lang w:val="en-US"/>
+              </w:rPr>
+              <w:t xml:space="preserve">Hartley R., Zisserman A. </w:t>
+            </w:r>
+            <w:r>
+              <w:rPr>
+                <w:rStyle w:val="aff0"/>
+                <w:color w:val="FF0000"/>
+                <w:lang w:val="en-US"/>
+              </w:rPr>
+              <w:t>Multiple View Geometry in Computer Vision</w:t>
+            </w:r>
+            <w:r>
+              <w:rPr>
+                <w:color w:val="FF0000"/>
+                <w:lang w:val="en-US"/>
+              </w:rPr>
+              <w:t xml:space="preserve">. </w:t>
+            </w:r>
+            <w:r>
+              <w:rPr>
+                <w:color w:val="FF0000"/>
+              </w:rPr>
+              <w:t>2nd ed. Cambridge, 2003</w:t>
+            </w:r>
+          </w:p>
+        </w:tc>
+        <w:tc>
+          <w:tcPr>
+            <w:tcW w:w="0" w:type="auto"/>
+            <w:vAlign w:val="center"/>
+            <w:hideMark/>
+          </w:tcPr>
+          <w:p>
+            <w:pPr>
+              <w:rPr>
+                <w:color w:val="FF0000"/>
+              </w:rPr>
+            </w:pPr>
+            <w:r>
+              <w:rPr>
+                <w:color w:val="FF0000"/>
+              </w:rPr>
+              <w:t xml:space="preserve">Метод Чжана, матрица </w:t>
+            </w:r>
+            <w:r>
+              <w:rPr>
+                <w:rStyle w:val="katex-mathml"/>
+                <w:color w:val="FF0000"/>
+              </w:rPr>
+              <w:t>TT</w:t>
+            </w:r>
+            <w:r>
+              <w:rPr>
+                <w:rStyle w:val="mord"/>
+                <w:color w:val="FF0000"/>
+              </w:rPr>
+              <w:t>T</w:t>
+            </w:r>
+            <w:r>
+              <w:rPr>
+                <w:color w:val="FF0000"/>
+              </w:rPr>
+              <w:t>, точность экзтринсики</w:t>
+            </w:r>
+          </w:p>
+        </w:tc>
+      </w:tr>
+      <w:tr>
+        <w:trPr>
+          <w:tblCellSpacing w:w="15" w:type="dxa"/>
+        </w:trPr>
+        <w:tc>
+          <w:tcPr>
+            <w:tcW w:w="0" w:type="auto"/>
+            <w:vAlign w:val="center"/>
+            <w:hideMark/>
+          </w:tcPr>
+          <w:p>
+            <w:pPr>
+              <w:rPr>
+                <w:color w:val="FF0000"/>
+              </w:rPr>
+            </w:pPr>
+          </w:p>
+        </w:tc>
+        <w:tc>
+          <w:tcPr>
+            <w:tcW w:w="0" w:type="auto"/>
+            <w:vAlign w:val="center"/>
+            <w:hideMark/>
+          </w:tcPr>
+          <w:p>
+            <w:pPr>
+              <w:rPr>
+                <w:color w:val="FF0000"/>
+                <w:szCs w:val="24"/>
+              </w:rPr>
+            </w:pPr>
+            <w:r>
+              <w:rPr>
+                <w:color w:val="FF0000"/>
+              </w:rPr>
+              <w:t>ИТОГ</w:t>
+            </w:r>
+            <w:r>
+              <w:rPr>
+                <w:rStyle w:val="aff0"/>
+                <w:color w:val="FF0000"/>
+              </w:rPr>
+              <w:t>2 — Финальная конфигурация системы зрения. USV-KnowledgeBase, 11.03.2026</w:t>
+            </w:r>
+          </w:p>
+        </w:tc>
+        <w:tc>
+          <w:tcPr>
+            <w:tcW w:w="0" w:type="auto"/>
+            <w:vAlign w:val="center"/>
+            <w:hideMark/>
+          </w:tcPr>
+          <w:p>
+            <w:pPr>
+              <w:rPr>
+                <w:color w:val="FF0000"/>
+              </w:rPr>
+            </w:pPr>
+            <w:r>
+              <w:rPr>
+                <w:color w:val="FF0000"/>
+              </w:rPr>
+              <w:t>Дисторсия 20%, IP67, виброизоляция</w:t>
+            </w:r>
+          </w:p>
+        </w:tc>
+      </w:tr>
+    </w:tbl>
+    <w:p>
+      <w:pPr>
+        <w:pStyle w:val="a"/>
+      </w:pPr>
+      <w:r>
+        <w:t>Итоговая аппаратная конфигурация</w:t>
+      </w:r>
+    </w:p>
+    <w:p>
+      <w:pPr>
+        <w:pStyle w:val="a8"/>
+      </w:pPr>
+      <w:r>
+        <w:t>На основании анализа требований к сенсорной системе (раздел 2.2.1–2.2.2), обоснования выбора компонентов и оптических конфигураций (раздел 2.2.3) и постановки задачи калибровки (раздел 2.2.4) сформирована итоговая аппаратная конфигурация системы технического зрения БЭК. Конфигурация включает три подсистемы: техническое зрение, бортовое вычисление и навигацию.</w:t>
+      </w:r>
+    </w:p>
+    <w:p>
+      <w:pPr>
+        <w:pStyle w:val="20"/>
+      </w:pPr>
+      <w:r>
+        <w:t>Подсистема технического зрения</w:t>
+      </w:r>
+    </w:p>
+    <w:p>
+      <w:pPr>
+        <w:pStyle w:val="a8"/>
+      </w:pPr>
+      <w:r>
+        <w:lastRenderedPageBreak/>
+        <w:t>Система зрения построена на трёх камерах машинного зрения с глобальным затвором, объединённых в единый мультисенсорный пайплайн. Полный список компонентов с техническими характеристиками приведён в таблице 2.1.</w:t>
+      </w:r>
+    </w:p>
+    <w:p>
+      <w:pPr>
+        <w:pStyle w:val="a8"/>
+      </w:pPr>
+      <w:r>
+        <w:rPr>
+          <w:rStyle w:val="af1"/>
+        </w:rPr>
+        <w:t>Таблица 2.1 — Характеристики камер и объективов системы зрения</w:t>
+      </w:r>
+    </w:p>
+    <w:tbl>
+      <w:tblPr>
+        <w:tblW w:w="0" w:type="auto"/>
+        <w:tblCellSpacing w:w="15" w:type="dxa"/>
+        <w:tblCellMar>
+          <w:top w:w="15" w:type="dxa"/>
+          <w:left w:w="15" w:type="dxa"/>
+          <w:bottom w:w="15" w:type="dxa"/>
+          <w:right w:w="15" w:type="dxa"/>
+        </w:tblCellMar>
+        <w:tblLook w:val="04A0" w:firstRow="1" w:lastRow="0" w:firstColumn="1" w:lastColumn="0" w:noHBand="0" w:noVBand="1"/>
+      </w:tblPr>
+      <w:tblGrid>
+        <w:gridCol w:w="1370"/>
+        <w:gridCol w:w="1037"/>
+        <w:gridCol w:w="1012"/>
+        <w:gridCol w:w="782"/>
+        <w:gridCol w:w="992"/>
+        <w:gridCol w:w="1203"/>
+        <w:gridCol w:w="705"/>
+        <w:gridCol w:w="957"/>
+        <w:gridCol w:w="1297"/>
+      </w:tblGrid>
+      <w:tr>
+        <w:trPr>
+          <w:tblHeader/>
+          <w:tblCellSpacing w:w="15" w:type="dxa"/>
+        </w:trPr>
+        <w:tc>
+          <w:tcPr>
+            <w:tcW w:w="0" w:type="auto"/>
+            <w:vAlign w:val="center"/>
+            <w:hideMark/>
+          </w:tcPr>
+          <w:p>
+            <w:pPr>
+              <w:jc w:val="center"/>
+              <w:rPr>
+                <w:b/>
+                <w:bCs/>
+              </w:rPr>
+            </w:pPr>
+            <w:r>
+              <w:rPr>
+                <w:b/>
+                <w:bCs/>
+              </w:rPr>
+              <w:t>Позиция</w:t>
+            </w:r>
+          </w:p>
+        </w:tc>
+        <w:tc>
+          <w:tcPr>
+            <w:tcW w:w="0" w:type="auto"/>
+            <w:vAlign w:val="center"/>
+            <w:hideMark/>
+          </w:tcPr>
+          <w:p>
+            <w:pPr>
+              <w:jc w:val="center"/>
+              <w:rPr>
+                <w:b/>
+                <w:bCs/>
+              </w:rPr>
+            </w:pPr>
+            <w:r>
+              <w:rPr>
+                <w:b/>
+                <w:bCs/>
+              </w:rPr>
+              <w:t>Камера</w:t>
+            </w:r>
+          </w:p>
+        </w:tc>
+        <w:tc>
+          <w:tcPr>
+            <w:tcW w:w="0" w:type="auto"/>
+            <w:vAlign w:val="center"/>
+            <w:hideMark/>
+          </w:tcPr>
+          <w:p>
+            <w:pPr>
+              <w:jc w:val="center"/>
+              <w:rPr>
+                <w:b/>
+                <w:bCs/>
+              </w:rPr>
+            </w:pPr>
+            <w:r>
+              <w:rPr>
+                <w:b/>
+                <w:bCs/>
+              </w:rPr>
+              <w:t>Сенсор</w:t>
+            </w:r>
+          </w:p>
+        </w:tc>
+        <w:tc>
+          <w:tcPr>
+            <w:tcW w:w="0" w:type="auto"/>
+            <w:vAlign w:val="center"/>
+            <w:hideMark/>
+          </w:tcPr>
+          <w:p>
+            <w:pPr>
+              <w:jc w:val="center"/>
+              <w:rPr>
+                <w:b/>
+                <w:bCs/>
+              </w:rPr>
+            </w:pPr>
+            <w:r>
+              <w:rPr>
+                <w:b/>
+                <w:bCs/>
+              </w:rPr>
+              <w:t>Мп</w:t>
+            </w:r>
+          </w:p>
+        </w:tc>
+        <w:tc>
+          <w:tcPr>
+            <w:tcW w:w="0" w:type="auto"/>
+            <w:vAlign w:val="center"/>
+            <w:hideMark/>
+          </w:tcPr>
+          <w:p>
+            <w:pPr>
+              <w:jc w:val="center"/>
+              <w:rPr>
+                <w:b/>
+                <w:bCs/>
+              </w:rPr>
+            </w:pPr>
+            <w:r>
+              <w:rPr>
+                <w:b/>
+                <w:bCs/>
+              </w:rPr>
+              <w:t>Затвор</w:t>
+            </w:r>
+          </w:p>
+        </w:tc>
+        <w:tc>
+          <w:tcPr>
+            <w:tcW w:w="0" w:type="auto"/>
+            <w:vAlign w:val="center"/>
+            <w:hideMark/>
+          </w:tcPr>
+          <w:p>
+            <w:pPr>
+              <w:jc w:val="center"/>
+              <w:rPr>
+                <w:b/>
+                <w:bCs/>
+              </w:rPr>
+            </w:pPr>
+            <w:r>
+              <w:rPr>
+                <w:b/>
+                <w:bCs/>
+              </w:rPr>
+              <w:t>Объектив</w:t>
+            </w:r>
+          </w:p>
+        </w:tc>
+        <w:tc>
+          <w:tcPr>
+            <w:tcW w:w="0" w:type="auto"/>
+            <w:vAlign w:val="center"/>
+            <w:hideMark/>
+          </w:tcPr>
+          <w:p>
+            <w:pPr>
+              <w:jc w:val="center"/>
+              <w:rPr>
+                <w:b/>
+                <w:bCs/>
+              </w:rPr>
+            </w:pPr>
+            <w:r>
+              <w:rPr>
+                <w:b/>
+                <w:bCs/>
+              </w:rPr>
+              <w:t>f, мм</w:t>
+            </w:r>
+          </w:p>
+        </w:tc>
+        <w:tc>
+          <w:tcPr>
+            <w:tcW w:w="0" w:type="auto"/>
+            <w:vAlign w:val="center"/>
+            <w:hideMark/>
+          </w:tcPr>
+          <w:p>
+            <w:pPr>
+              <w:jc w:val="center"/>
+              <w:rPr>
+                <w:b/>
+                <w:bCs/>
+              </w:rPr>
+            </w:pPr>
+            <w:r>
+              <w:rPr>
+                <w:b/>
+                <w:bCs/>
+              </w:rPr>
+              <w:t>HFOV</w:t>
+            </w:r>
+          </w:p>
+        </w:tc>
+        <w:tc>
+          <w:tcPr>
+            <w:tcW w:w="0" w:type="auto"/>
+            <w:vAlign w:val="center"/>
+            <w:hideMark/>
+          </w:tcPr>
+          <w:p>
+            <w:pPr>
+              <w:jc w:val="center"/>
+              <w:rPr>
+                <w:b/>
+                <w:bCs/>
+              </w:rPr>
+            </w:pPr>
+            <w:r>
+              <w:rPr>
+                <w:b/>
+                <w:bCs/>
+              </w:rPr>
+              <w:t>Интерфейс</w:t>
+            </w:r>
+          </w:p>
+        </w:tc>
+      </w:tr>
+      <w:tr>
+        <w:trPr>
+          <w:tblCellSpacing w:w="15" w:type="dxa"/>
+        </w:trPr>
+        <w:tc>
+          <w:tcPr>
+            <w:tcW w:w="0" w:type="auto"/>
+            <w:vAlign w:val="center"/>
+            <w:hideMark/>
+          </w:tcPr>
+          <w:p>
+            <w:pPr>
+              <w:jc w:val="left"/>
+            </w:pPr>
+            <w:r>
+              <w:t>Центральная</w:t>
+            </w:r>
+          </w:p>
+        </w:tc>
+        <w:tc>
+          <w:tcPr>
+            <w:tcW w:w="0" w:type="auto"/>
+            <w:vAlign w:val="center"/>
+            <w:hideMark/>
+          </w:tcPr>
+          <w:p>
+            <w:r>
+              <w:t>VisCam NS-503UC</w:t>
+            </w:r>
+          </w:p>
+        </w:tc>
+        <w:tc>
+          <w:tcPr>
+            <w:tcW w:w="0" w:type="auto"/>
+            <w:vAlign w:val="center"/>
+            <w:hideMark/>
+          </w:tcPr>
+          <w:p>
+            <w:r>
+              <w:t>Sony IMX264</w:t>
+            </w:r>
+          </w:p>
+        </w:tc>
+        <w:tc>
+          <w:tcPr>
+            <w:tcW w:w="0" w:type="auto"/>
+            <w:vAlign w:val="center"/>
+            <w:hideMark/>
+          </w:tcPr>
+          <w:p>
+            <w:r>
+              <w:t>5.01</w:t>
+            </w:r>
+          </w:p>
+        </w:tc>
+        <w:tc>
+          <w:tcPr>
+            <w:tcW w:w="0" w:type="auto"/>
+            <w:vAlign w:val="center"/>
+            <w:hideMark/>
+          </w:tcPr>
+          <w:p>
+            <w:r>
+              <w:t>Global</w:t>
+            </w:r>
+          </w:p>
+        </w:tc>
+        <w:tc>
+          <w:tcPr>
+            <w:tcW w:w="0" w:type="auto"/>
+            <w:vAlign w:val="center"/>
+            <w:hideMark/>
+          </w:tcPr>
+          <w:p>
+            <w:r>
+              <w:t>CHIOPT FA0802D</w:t>
+            </w:r>
+          </w:p>
+        </w:tc>
+        <w:tc>
+          <w:tcPr>
+            <w:tcW w:w="0" w:type="auto"/>
+            <w:vAlign w:val="center"/>
+            <w:hideMark/>
+          </w:tcPr>
+          <w:p>
+            <w:r>
+              <w:t>8</w:t>
+            </w:r>
+          </w:p>
+        </w:tc>
+        <w:tc>
+          <w:tcPr>
+            <w:tcW w:w="0" w:type="auto"/>
+            <w:vAlign w:val="center"/>
+            <w:hideMark/>
+          </w:tcPr>
+          <w:p>
+            <w:r>
+              <w:t>~58°</w:t>
+            </w:r>
+          </w:p>
+        </w:tc>
+        <w:tc>
+          <w:tcPr>
+            <w:tcW w:w="0" w:type="auto"/>
+            <w:vAlign w:val="center"/>
+            <w:hideMark/>
+          </w:tcPr>
+          <w:p>
+            <w:r>
+              <w:t>USB 3.0</w:t>
+            </w:r>
+          </w:p>
+        </w:tc>
+      </w:tr>
+      <w:tr>
+        <w:trPr>
+          <w:tblCellSpacing w:w="15" w:type="dxa"/>
+        </w:trPr>
+        <w:tc>
+          <w:tcPr>
+            <w:tcW w:w="0" w:type="auto"/>
+            <w:vAlign w:val="center"/>
+            <w:hideMark/>
+          </w:tcPr>
+          <w:p>
+            <w:r>
+              <w:t>Боковая левая</w:t>
+            </w:r>
+          </w:p>
+        </w:tc>
+        <w:tc>
+          <w:tcPr>
+            <w:tcW w:w="0" w:type="auto"/>
+            <w:vAlign w:val="center"/>
+            <w:hideMark/>
+          </w:tcPr>
+          <w:p>
+            <w:r>
+              <w:t>AR0234</w:t>
+            </w:r>
+          </w:p>
+        </w:tc>
+        <w:tc>
+          <w:tcPr>
+            <w:tcW w:w="0" w:type="auto"/>
+            <w:vAlign w:val="center"/>
+            <w:hideMark/>
+          </w:tcPr>
+          <w:p>
+            <w:r>
+              <w:t>ON Semi AR0234</w:t>
+            </w:r>
+          </w:p>
+        </w:tc>
+        <w:tc>
+          <w:tcPr>
+            <w:tcW w:w="0" w:type="auto"/>
+            <w:vAlign w:val="center"/>
+            <w:hideMark/>
+          </w:tcPr>
+          <w:p>
+            <w:r>
+              <w:t>2.3</w:t>
+            </w:r>
+          </w:p>
+        </w:tc>
+        <w:tc>
+          <w:tcPr>
+            <w:tcW w:w="0" w:type="auto"/>
+            <w:vAlign w:val="center"/>
+            <w:hideMark/>
+          </w:tcPr>
+          <w:p>
+            <w:r>
+              <w:t>Global</w:t>
+            </w:r>
+          </w:p>
+        </w:tc>
+        <w:tc>
+          <w:tcPr>
+            <w:tcW w:w="0" w:type="auto"/>
+            <w:vAlign w:val="center"/>
+            <w:hideMark/>
+          </w:tcPr>
+          <w:p>
+            <w:r>
+              <w:t>M12 F1.6</w:t>
+            </w:r>
+          </w:p>
+        </w:tc>
+        <w:tc>
+          <w:tcPr>
+            <w:tcW w:w="0" w:type="auto"/>
+            <w:vAlign w:val="center"/>
+            <w:hideMark/>
+          </w:tcPr>
+          <w:p>
+            <w:r>
+              <w:t>2.1</w:t>
+            </w:r>
+          </w:p>
+        </w:tc>
+        <w:tc>
+          <w:tcPr>
+            <w:tcW w:w="0" w:type="auto"/>
+            <w:vAlign w:val="center"/>
+            <w:hideMark/>
+          </w:tcPr>
+          <w:p>
+            <w:r>
+              <w:t>~108°</w:t>
+            </w:r>
+          </w:p>
+        </w:tc>
+        <w:tc>
+          <w:tcPr>
+            <w:tcW w:w="0" w:type="auto"/>
+            <w:vAlign w:val="center"/>
+            <w:hideMark/>
+          </w:tcPr>
+          <w:p>
+            <w:r>
+              <w:t>USB 3.0/2.0</w:t>
+            </w:r>
+          </w:p>
+        </w:tc>
+      </w:tr>
+      <w:tr>
+        <w:trPr>
+          <w:tblCellSpacing w:w="15" w:type="dxa"/>
+        </w:trPr>
+        <w:tc>
+          <w:tcPr>
+            <w:tcW w:w="0" w:type="auto"/>
+            <w:vAlign w:val="center"/>
+            <w:hideMark/>
+          </w:tcPr>
+          <w:p>
+            <w:r>
+              <w:t>Боковая правая</w:t>
+            </w:r>
+          </w:p>
+        </w:tc>
+        <w:tc>
+          <w:tcPr>
+            <w:tcW w:w="0" w:type="auto"/>
+            <w:vAlign w:val="center"/>
+            <w:hideMark/>
+          </w:tcPr>
+          <w:p>
+            <w:r>
+              <w:t>AR0234</w:t>
+            </w:r>
+          </w:p>
+        </w:tc>
+        <w:tc>
+          <w:tcPr>
+            <w:tcW w:w="0" w:type="auto"/>
+            <w:vAlign w:val="center"/>
+            <w:hideMark/>
+          </w:tcPr>
+          <w:p>
+            <w:r>
+              <w:t>ON Semi AR0234</w:t>
+            </w:r>
+          </w:p>
+        </w:tc>
+        <w:tc>
+          <w:tcPr>
+            <w:tcW w:w="0" w:type="auto"/>
+            <w:vAlign w:val="center"/>
+            <w:hideMark/>
+          </w:tcPr>
+          <w:p>
+            <w:r>
+              <w:t>2.3</w:t>
+            </w:r>
+          </w:p>
+        </w:tc>
+        <w:tc>
+          <w:tcPr>
+            <w:tcW w:w="0" w:type="auto"/>
+            <w:vAlign w:val="center"/>
+            <w:hideMark/>
+          </w:tcPr>
+          <w:p>
+            <w:r>
+              <w:t>Global</w:t>
+            </w:r>
+          </w:p>
+        </w:tc>
+        <w:tc>
+          <w:tcPr>
+            <w:tcW w:w="0" w:type="auto"/>
+            <w:vAlign w:val="center"/>
+            <w:hideMark/>
+          </w:tcPr>
+          <w:p>
+            <w:r>
+              <w:t>M12 F1.6</w:t>
+            </w:r>
+          </w:p>
+        </w:tc>
+        <w:tc>
+          <w:tcPr>
+            <w:tcW w:w="0" w:type="auto"/>
+            <w:vAlign w:val="center"/>
+            <w:hideMark/>
+          </w:tcPr>
+          <w:p>
+            <w:r>
+              <w:t>2.1</w:t>
+            </w:r>
+          </w:p>
+        </w:tc>
+        <w:tc>
+          <w:tcPr>
+            <w:tcW w:w="0" w:type="auto"/>
+            <w:vAlign w:val="center"/>
+            <w:hideMark/>
+          </w:tcPr>
+          <w:p>
+            <w:r>
+              <w:t>~108°</w:t>
+            </w:r>
+          </w:p>
+        </w:tc>
+        <w:tc>
+          <w:tcPr>
+            <w:tcW w:w="0" w:type="auto"/>
+            <w:vAlign w:val="center"/>
+            <w:hideMark/>
+          </w:tcPr>
+          <w:p>
+            <w:r>
+              <w:t>USB 3.0/2.0</w:t>
+            </w:r>
+          </w:p>
+        </w:tc>
+      </w:tr>
+    </w:tbl>
+    <w:p>
+      <w:pPr>
+        <w:pStyle w:val="a8"/>
+      </w:pPr>
+      <w:r>
+        <w:t>Центральная камера VisCam NS-503UC с объективом CHIOPT FA0802D (f = 8 мм) ориентирована по курсу судна и обеспечивает высокую пиксельную плотность в переднем секторе</w:t>
+      </w:r>
+      <w:r>
+        <w:rPr>
+          <w:color w:val="FF0000"/>
+        </w:rPr>
+        <w:t xml:space="preserve">: 22.1 пкс/м </w:t>
+      </w:r>
+      <w:r>
+        <w:t>на дистанции 100 м, что достаточно для уверенного обнаружения объектов размером от 1 м нейросетевыми моделями серии YOLO . Боковые камеры AR0234 с широкоугольными объективами f = 2.1 мм (HFOV ≈ 108° каждая) закрывают фланговые секторы и обеспечивают суммарное горизонтальное покрытие системы ~274°, охватывая переднее полупространство и значительные угловые секторы по обоим бортам . Все три камеры оснащены глобальным затвором, исключающим геометрические искажения движущихся объектов, неизбежные при использовании построчной экспозиции .</w:t>
+      </w:r>
+    </w:p>
+    <w:p>
+      <w:pPr>
+        <w:pStyle w:val="a8"/>
+      </w:pPr>
+      <w:r>
+        <w:t>Вычислительный модуль</w:t>
+      </w:r>
+    </w:p>
+    <w:p>
+      <w:pPr>
+        <w:pStyle w:val="a8"/>
+      </w:pPr>
+      <w:r>
+        <w:t xml:space="preserve">Бортовым вычислителем системы является </w:t>
+      </w:r>
+      <w:r>
+        <w:rPr>
+          <w:rStyle w:val="af1"/>
+        </w:rPr>
+        <w:t>NVIDIA Jetson Orin Nano 8 GB</w:t>
+      </w:r>
+      <w:r>
+        <w:t xml:space="preserve">. Модуль обеспечивает производительность до 40 TOPS (Tera Operations Per Second) при потреблении 7–15 Вт, что достаточно для инференса моделей сегментации серии YOLO в реальном времени (≥ 30 fps на входном разрешении 640×640) . Три порта USB 3.0 на плате-носителе обеспечивают прямое подключение всех камер без концентраторов. Порты GPIO используются для аппаратной синхронизации </w:t>
+      </w:r>
+      <w:r>
+        <w:lastRenderedPageBreak/>
+        <w:t>центральной камеры через схему оптоизоляции, что минимизирует джиттер между кадрами при совместной обработке потоков.</w:t>
+      </w:r>
+    </w:p>
+    <w:p>
+      <w:pPr>
+        <w:pStyle w:val="a8"/>
+      </w:pPr>
+      <w:r>
+        <w:t>Навигационные сенсоры</w:t>
+      </w:r>
+    </w:p>
+    <w:p>
+      <w:pPr>
+        <w:pStyle w:val="a8"/>
+      </w:pPr>
+      <w:r>
+        <w:t xml:space="preserve">Для привязки визуальных данных к географическим координатам и учёта динамики судна при обработке изображений в состав системы включены модуль </w:t>
+      </w:r>
+      <w:r>
+        <w:rPr>
+          <w:rStyle w:val="af1"/>
+        </w:rPr>
+        <w:t>GPS</w:t>
+      </w:r>
+      <w:r>
+        <w:t xml:space="preserve"> и блок инерциальных измерений </w:t>
+      </w:r>
+      <w:r>
+        <w:rPr>
+          <w:rStyle w:val="af1"/>
+        </w:rPr>
+        <w:t>IMU</w:t>
+      </w:r>
+      <w:r>
+        <w:t>. GPS обеспечивает геопривязку наблюдаемых объектов и поддержку сценариев, требующих абсолютных координат. IMU предоставляет данные об угловом положении судна (крен, дифферент, рысканье) с высокой частотой обновления, что необходимо для компенсации качки при оценке дистанции и ориентации объектов относительно горизонта. Конкретные модели GPS и IMU будут определены на следующем этапе работы.</w:t>
+      </w:r>
+    </w:p>
+    <w:p>
+      <w:pPr>
+        <w:pStyle w:val="a8"/>
+      </w:pPr>
+      <w:r>
+        <w:t>Сводная конфигурация</w:t>
+      </w:r>
+    </w:p>
+    <w:p>
+      <w:pPr>
+        <w:pStyle w:val="a8"/>
+      </w:pPr>
+      <w:r>
+        <w:t>Полный состав аппаратной платформы представлен в таблице 2.2.</w:t>
+      </w:r>
+    </w:p>
+    <w:p>
+      <w:pPr>
+        <w:pStyle w:val="a8"/>
+      </w:pPr>
+      <w:r>
+        <w:rPr>
+          <w:rStyle w:val="af1"/>
+        </w:rPr>
+        <w:t>Таблица 2.2 — Итоговая аппаратная конфигурация системы</w:t>
+      </w:r>
+    </w:p>
+    <w:tbl>
+      <w:tblPr>
+        <w:tblW w:w="0" w:type="auto"/>
+        <w:tblCellSpacing w:w="15" w:type="dxa"/>
+        <w:tblCellMar>
+          <w:top w:w="15" w:type="dxa"/>
+          <w:left w:w="15" w:type="dxa"/>
+          <w:bottom w:w="15" w:type="dxa"/>
+          <w:right w:w="15" w:type="dxa"/>
+        </w:tblCellMar>
+        <w:tblLook w:val="04A0" w:firstRow="1" w:lastRow="0" w:firstColumn="1" w:lastColumn="0" w:noHBand="0" w:noVBand="1"/>
+      </w:tblPr>
+      <w:tblGrid>
+        <w:gridCol w:w="2371"/>
+        <w:gridCol w:w="3215"/>
+        <w:gridCol w:w="3769"/>
+      </w:tblGrid>
+      <w:tr>
+        <w:trPr>
+          <w:tblHeader/>
+          <w:tblCellSpacing w:w="15" w:type="dxa"/>
+        </w:trPr>
+        <w:tc>
+          <w:tcPr>
+            <w:tcW w:w="0" w:type="auto"/>
+            <w:vAlign w:val="center"/>
+            <w:hideMark/>
+          </w:tcPr>
+          <w:p>
+            <w:pPr>
+              <w:jc w:val="center"/>
+              <w:rPr>
+                <w:b/>
+                <w:bCs/>
+              </w:rPr>
+            </w:pPr>
+            <w:r>
+              <w:rPr>
+                <w:b/>
+                <w:bCs/>
+              </w:rPr>
+              <w:t>Подсистема</w:t>
+            </w:r>
+          </w:p>
+        </w:tc>
+        <w:tc>
+          <w:tcPr>
+            <w:tcW w:w="0" w:type="auto"/>
+            <w:vAlign w:val="center"/>
+            <w:hideMark/>
+          </w:tcPr>
+          <w:p>
+            <w:pPr>
+              <w:jc w:val="center"/>
+              <w:rPr>
+                <w:b/>
+                <w:bCs/>
+              </w:rPr>
+            </w:pPr>
+            <w:r>
+              <w:rPr>
+                <w:b/>
+                <w:bCs/>
+              </w:rPr>
+              <w:t>Компонент</w:t>
+            </w:r>
+          </w:p>
+        </w:tc>
+        <w:tc>
+          <w:tcPr>
+            <w:tcW w:w="0" w:type="auto"/>
+            <w:vAlign w:val="center"/>
+            <w:hideMark/>
+          </w:tcPr>
+          <w:p>
+            <w:pPr>
+              <w:jc w:val="center"/>
+              <w:rPr>
+                <w:b/>
+                <w:bCs/>
+              </w:rPr>
+            </w:pPr>
+            <w:r>
+              <w:rPr>
+                <w:b/>
+                <w:bCs/>
+              </w:rPr>
+              <w:t>Назначение</w:t>
+            </w:r>
+          </w:p>
+        </w:tc>
+      </w:tr>
+      <w:tr>
+        <w:trPr>
+          <w:tblCellSpacing w:w="15" w:type="dxa"/>
+        </w:trPr>
+        <w:tc>
+          <w:tcPr>
+            <w:tcW w:w="0" w:type="auto"/>
+            <w:vAlign w:val="center"/>
+            <w:hideMark/>
+          </w:tcPr>
+          <w:p>
+            <w:pPr>
+              <w:jc w:val="left"/>
+            </w:pPr>
+            <w:r>
+              <w:t>Зрение, курс</w:t>
+            </w:r>
+          </w:p>
+        </w:tc>
+        <w:tc>
+          <w:tcPr>
+            <w:tcW w:w="0" w:type="auto"/>
+            <w:vAlign w:val="center"/>
+            <w:hideMark/>
+          </w:tcPr>
+          <w:p>
+            <w:pPr>
+              <w:rPr>
+                <w:lang w:val="en-US"/>
+              </w:rPr>
+            </w:pPr>
+            <w:r>
+              <w:rPr>
+                <w:lang w:val="en-US"/>
+              </w:rPr>
+              <w:t xml:space="preserve">VisCam NS-503UC + CHIOPT FA0802D 8 </w:t>
+            </w:r>
+            <w:r>
+              <w:t>мм</w:t>
+            </w:r>
+          </w:p>
+        </w:tc>
+        <w:tc>
+          <w:tcPr>
+            <w:tcW w:w="0" w:type="auto"/>
+            <w:vAlign w:val="center"/>
+            <w:hideMark/>
+          </w:tcPr>
+          <w:p>
+            <w:r>
+              <w:t>Обнаружение объектов по курсу, дистанция до 100 м</w:t>
+            </w:r>
+          </w:p>
+        </w:tc>
+      </w:tr>
+      <w:tr>
+        <w:trPr>
+          <w:tblCellSpacing w:w="15" w:type="dxa"/>
+        </w:trPr>
+        <w:tc>
+          <w:tcPr>
+            <w:tcW w:w="0" w:type="auto"/>
+            <w:vAlign w:val="center"/>
+            <w:hideMark/>
+          </w:tcPr>
+          <w:p>
+            <w:r>
+              <w:t>Зрение, левый борт</w:t>
+            </w:r>
+          </w:p>
+        </w:tc>
+        <w:tc>
+          <w:tcPr>
+            <w:tcW w:w="0" w:type="auto"/>
+            <w:vAlign w:val="center"/>
+            <w:hideMark/>
+          </w:tcPr>
+          <w:p>
+            <w:r>
+              <w:t>AR0234 + M12 F1.6 f=2.1 мм</w:t>
+            </w:r>
+          </w:p>
+        </w:tc>
+        <w:tc>
+          <w:tcPr>
+            <w:tcW w:w="0" w:type="auto"/>
+            <w:vAlign w:val="center"/>
+            <w:hideMark/>
+          </w:tcPr>
+          <w:p>
+            <w:r>
+              <w:t>Наблюдение левого фланга, HFOV ~108°</w:t>
+            </w:r>
+          </w:p>
+        </w:tc>
+      </w:tr>
+      <w:tr>
+        <w:trPr>
+          <w:tblCellSpacing w:w="15" w:type="dxa"/>
+        </w:trPr>
+        <w:tc>
+          <w:tcPr>
+            <w:tcW w:w="0" w:type="auto"/>
+            <w:vAlign w:val="center"/>
+            <w:hideMark/>
+          </w:tcPr>
+          <w:p>
+            <w:r>
+              <w:t>Зрение, правый борт</w:t>
+            </w:r>
+          </w:p>
+        </w:tc>
+        <w:tc>
+          <w:tcPr>
+            <w:tcW w:w="0" w:type="auto"/>
+            <w:vAlign w:val="center"/>
+            <w:hideMark/>
+          </w:tcPr>
+          <w:p>
+            <w:r>
+              <w:t>AR0234 + M12 F1.6 f=2.1 мм</w:t>
+            </w:r>
+          </w:p>
+        </w:tc>
+        <w:tc>
+          <w:tcPr>
+            <w:tcW w:w="0" w:type="auto"/>
+            <w:vAlign w:val="center"/>
+            <w:hideMark/>
+          </w:tcPr>
+          <w:p>
+            <w:r>
+              <w:t>Наблюдение правого фланга, HFOV ~108°</w:t>
+            </w:r>
+          </w:p>
+        </w:tc>
+      </w:tr>
+      <w:tr>
+        <w:trPr>
+          <w:tblCellSpacing w:w="15" w:type="dxa"/>
+        </w:trPr>
+        <w:tc>
+          <w:tcPr>
+            <w:tcW w:w="0" w:type="auto"/>
+            <w:vAlign w:val="center"/>
+            <w:hideMark/>
+          </w:tcPr>
+          <w:p>
+            <w:r>
+              <w:t>Вычисление</w:t>
+            </w:r>
+          </w:p>
+        </w:tc>
+        <w:tc>
+          <w:tcPr>
+            <w:tcW w:w="0" w:type="auto"/>
+            <w:vAlign w:val="center"/>
+            <w:hideMark/>
+          </w:tcPr>
+          <w:p>
+            <w:pPr>
+              <w:rPr>
+                <w:lang w:val="en-US"/>
+              </w:rPr>
+            </w:pPr>
+            <w:r>
+              <w:rPr>
+                <w:lang w:val="en-US"/>
+              </w:rPr>
+              <w:t>NVIDIA Jetson Orin Nano 8 GB</w:t>
+            </w:r>
+          </w:p>
+        </w:tc>
+        <w:tc>
+          <w:tcPr>
+            <w:tcW w:w="0" w:type="auto"/>
+            <w:vAlign w:val="center"/>
+            <w:hideMark/>
+          </w:tcPr>
+          <w:p>
+            <w:r>
+              <w:t>Инференс YOLO, управление камерами, синхронизация</w:t>
+            </w:r>
+          </w:p>
+        </w:tc>
+      </w:tr>
+      <w:tr>
+        <w:trPr>
+          <w:tblCellSpacing w:w="15" w:type="dxa"/>
+        </w:trPr>
+        <w:tc>
+          <w:tcPr>
+            <w:tcW w:w="0" w:type="auto"/>
+            <w:vAlign w:val="center"/>
+            <w:hideMark/>
+          </w:tcPr>
+          <w:p>
+            <w:r>
+              <w:t>Навигация</w:t>
+            </w:r>
+          </w:p>
+        </w:tc>
+        <w:tc>
+          <w:tcPr>
+            <w:tcW w:w="0" w:type="auto"/>
+            <w:vAlign w:val="center"/>
+            <w:hideMark/>
+          </w:tcPr>
+          <w:p>
+            <w:r>
+              <w:t>GPS [модель уточняется]</w:t>
+            </w:r>
+          </w:p>
+        </w:tc>
+        <w:tc>
+          <w:tcPr>
+            <w:tcW w:w="0" w:type="auto"/>
+            <w:vAlign w:val="center"/>
+            <w:hideMark/>
+          </w:tcPr>
+          <w:p>
+            <w:r>
+              <w:t>Геопривязка объектов</w:t>
+            </w:r>
+          </w:p>
+        </w:tc>
+      </w:tr>
+      <w:tr>
+        <w:trPr>
+          <w:tblCellSpacing w:w="15" w:type="dxa"/>
+        </w:trPr>
+        <w:tc>
+          <w:tcPr>
+            <w:tcW w:w="0" w:type="auto"/>
+            <w:vAlign w:val="center"/>
+            <w:hideMark/>
+          </w:tcPr>
+          <w:p>
+            <w:r>
+              <w:t>Навигация</w:t>
+            </w:r>
+          </w:p>
+        </w:tc>
+        <w:tc>
+          <w:tcPr>
+            <w:tcW w:w="0" w:type="auto"/>
+            <w:vAlign w:val="center"/>
+            <w:hideMark/>
+          </w:tcPr>
+          <w:p>
+            <w:r>
+              <w:t>IMU [модель уточняется]</w:t>
+            </w:r>
+          </w:p>
+        </w:tc>
+        <w:tc>
+          <w:tcPr>
+            <w:tcW w:w="0" w:type="auto"/>
+            <w:vAlign w:val="center"/>
+            <w:hideMark/>
+          </w:tcPr>
+          <w:p>
+            <w:r>
+              <w:t>Компенсация качки, данные об ориентации</w:t>
+            </w:r>
+          </w:p>
+        </w:tc>
+      </w:tr>
+    </w:tbl>
+    <w:p>
+      <w:pPr>
+        <w:pStyle w:val="my-2"/>
+        <w:rPr>
+          <w:color w:val="FF0000"/>
+        </w:rPr>
+      </w:pPr>
+      <w:r>
+        <w:rPr>
+          <w:rStyle w:val="af1"/>
+          <w:rFonts w:eastAsia="MS Mincho"/>
+          <w:color w:val="FF0000"/>
+        </w:rPr>
+        <w:t>Источники для 2.2.5:</w:t>
+      </w:r>
+    </w:p>
+    <w:tbl>
+      <w:tblPr>
+        <w:tblW w:w="0" w:type="auto"/>
+        <w:tblCellSpacing w:w="15" w:type="dxa"/>
+        <w:tblCellMar>
+          <w:top w:w="15" w:type="dxa"/>
+          <w:left w:w="15" w:type="dxa"/>
+          <w:bottom w:w="15" w:type="dxa"/>
+          <w:right w:w="15" w:type="dxa"/>
+        </w:tblCellMar>
+        <w:tblLook w:val="04A0" w:firstRow="1" w:lastRow="0" w:firstColumn="1" w:lastColumn="0" w:noHBand="0" w:noVBand="1"/>
+      </w:tblPr>
+      <w:tblGrid>
+        <w:gridCol w:w="1026"/>
+        <w:gridCol w:w="4281"/>
+        <w:gridCol w:w="4048"/>
+      </w:tblGrid>
+      <w:tr>
+        <w:trPr>
+          <w:tblHeader/>
+          <w:tblCellSpacing w:w="15" w:type="dxa"/>
+        </w:trPr>
+        <w:tc>
+          <w:tcPr>
+            <w:tcW w:w="0" w:type="auto"/>
+            <w:vAlign w:val="center"/>
+            <w:hideMark/>
+          </w:tcPr>
+          <w:p>
+            <w:pPr>
+              <w:jc w:val="center"/>
+              <w:rPr>
+                <w:b/>
+                <w:bCs/>
+                <w:color w:val="FF0000"/>
+              </w:rPr>
+            </w:pPr>
+            <w:r>
+              <w:rPr>
+                <w:b/>
+                <w:bCs/>
+                <w:color w:val="FF0000"/>
+              </w:rPr>
+              <w:lastRenderedPageBreak/>
+              <w:t>№</w:t>
+            </w:r>
+          </w:p>
+        </w:tc>
+        <w:tc>
+          <w:tcPr>
+            <w:tcW w:w="0" w:type="auto"/>
+            <w:vAlign w:val="center"/>
+            <w:hideMark/>
+          </w:tcPr>
+          <w:p>
+            <w:pPr>
+              <w:jc w:val="center"/>
+              <w:rPr>
+                <w:b/>
+                <w:bCs/>
+                <w:color w:val="FF0000"/>
+              </w:rPr>
+            </w:pPr>
+            <w:r>
+              <w:rPr>
+                <w:b/>
+                <w:bCs/>
+                <w:color w:val="FF0000"/>
+              </w:rPr>
+              <w:t>Источник</w:t>
+            </w:r>
+          </w:p>
+        </w:tc>
+        <w:tc>
+          <w:tcPr>
+            <w:tcW w:w="0" w:type="auto"/>
+            <w:vAlign w:val="center"/>
+            <w:hideMark/>
+          </w:tcPr>
+          <w:p>
+            <w:pPr>
+              <w:jc w:val="center"/>
+              <w:rPr>
+                <w:b/>
+                <w:bCs/>
+                <w:color w:val="FF0000"/>
+              </w:rPr>
+            </w:pPr>
+            <w:r>
+              <w:rPr>
+                <w:b/>
+                <w:bCs/>
+                <w:color w:val="FF0000"/>
+              </w:rPr>
+              <w:t>Привязка</w:t>
+            </w:r>
+          </w:p>
+        </w:tc>
+      </w:tr>
+      <w:tr>
+        <w:trPr>
+          <w:tblCellSpacing w:w="15" w:type="dxa"/>
+        </w:trPr>
+        <w:tc>
+          <w:tcPr>
+            <w:tcW w:w="0" w:type="auto"/>
+            <w:vAlign w:val="center"/>
+            <w:hideMark/>
+          </w:tcPr>
+          <w:p>
+            <w:pPr>
+              <w:jc w:val="center"/>
+              <w:rPr>
+                <w:b/>
+                <w:bCs/>
+                <w:color w:val="FF0000"/>
+              </w:rPr>
+            </w:pPr>
+          </w:p>
+        </w:tc>
+        <w:tc>
+          <w:tcPr>
+            <w:tcW w:w="0" w:type="auto"/>
+            <w:vAlign w:val="center"/>
+            <w:hideMark/>
+          </w:tcPr>
+          <w:p>
+            <w:pPr>
+              <w:rPr>
+                <w:color w:val="FF0000"/>
+                <w:szCs w:val="24"/>
+              </w:rPr>
+            </w:pPr>
+            <w:r>
+              <w:rPr>
+                <w:color w:val="FF0000"/>
+              </w:rPr>
+              <w:t>ИТОГ</w:t>
+            </w:r>
+            <w:r>
+              <w:rPr>
+                <w:rStyle w:val="aff0"/>
+                <w:color w:val="FF0000"/>
+              </w:rPr>
+              <w:t>2 — Финальная конфигурация системы зрения. USV-KnowledgeBase, 11.03.2026</w:t>
+            </w:r>
+          </w:p>
+        </w:tc>
+        <w:tc>
+          <w:tcPr>
+            <w:tcW w:w="0" w:type="auto"/>
+            <w:vAlign w:val="center"/>
+            <w:hideMark/>
+          </w:tcPr>
+          <w:p>
+            <w:pPr>
+              <w:rPr>
+                <w:color w:val="FF0000"/>
+              </w:rPr>
+            </w:pPr>
+            <w:r>
+              <w:rPr>
+                <w:color w:val="FF0000"/>
+              </w:rPr>
+              <w:t>Все технические характеристики, расчёт покрытия, архитектура подключения</w:t>
+            </w:r>
+          </w:p>
+        </w:tc>
+      </w:tr>
+    </w:tbl>
+    <w:p>
+      <w:pPr>
+        <w:pStyle w:val="-0"/>
+      </w:pPr>
+      <w:r>
+        <w:t>Выбор программных средств</w:t>
+      </w:r>
+    </w:p>
+    <w:p>
+      <w:pPr>
+        <w:pStyle w:val="a"/>
+      </w:pPr>
+      <w:r>
+        <w:t>Язык программирования и ML-фреймворк</w:t>
+      </w:r>
+    </w:p>
+    <w:p>
+      <w:pPr>
+        <w:pStyle w:val="a8"/>
+      </w:pPr>
+      <w:r>
+        <w:t xml:space="preserve">Основным языком разработки системы выбран </w:t>
+      </w:r>
+      <w:r>
+        <w:rPr>
+          <w:rStyle w:val="af1"/>
+        </w:rPr>
+        <w:t>Python</w:t>
+      </w:r>
+      <w:r>
+        <w:t>, что обусловлено его доминирующим положением в экосистеме машинного обучения и компьютерного зрения: де-факто стандартные библиотеки OpenCV, NumPy, Pandas, а также все ведущие ML-фреймворки предоставляют Python как основной интерфейс. Альтернативы — C++ и Java — обеспечивают более высокую производительность на уровне системного кода, однако лишены сопоставимой экосистемы готовых ML-компонентов и существенно увеличивают трудоёмкость разработки исследовательских прототипов.</w:t>
+      </w:r>
+      <w:hyperlink r:id="rId13" w:tgtFrame="_blank" w:history="1">
+        <w:r>
+          <w:rPr>
+            <w:rStyle w:val="inline-block"/>
+            <w:color w:val="0000FF"/>
+            <w:u w:val="single"/>
+          </w:rPr>
+          <w:t>otchet-po-praktike-2025.docx</w:t>
+        </w:r>
+      </w:hyperlink>
+    </w:p>
+    <w:p>
+      <w:pPr>
+        <w:pStyle w:val="a8"/>
+      </w:pPr>
+      <w:r>
+        <w:t xml:space="preserve">В качестве ML-фреймворка выбран </w:t>
+      </w:r>
+      <w:r>
+        <w:rPr>
+          <w:rStyle w:val="af1"/>
+        </w:rPr>
+        <w:t>PyTorch</w:t>
+      </w:r>
+      <w:r>
+        <w:t>. По сравнению с TensorFlow PyTorch предоставляет динамический вычислительный граф (define-by-run), что упрощает отладку и эксперименты с архитектурами — критически важный фактор на исследовательском этапе работы. TensorFlow исторически ориентирован на производственное развёртывание и статические графы (define-and-run), что создаёт дополнительный порог входа при прототипировании новых пайплайнов.</w:t>
+      </w:r>
+      <w:hyperlink r:id="rId14" w:tgtFrame="_blank" w:history="1">
+        <w:r>
+          <w:rPr>
+            <w:rStyle w:val="inline-block"/>
+            <w:color w:val="0000FF"/>
+            <w:u w:val="single"/>
+          </w:rPr>
+          <w:t>otchet-po-praktike-2025.docx</w:t>
+        </w:r>
+      </w:hyperlink>
+    </w:p>
+    <w:p>
+      <w:pPr>
+        <w:pStyle w:val="a8"/>
+      </w:pPr>
+      <w:r>
+        <w:t xml:space="preserve">Надстройкой над PyTorch служит библиотека </w:t>
+      </w:r>
+      <w:r>
+        <w:rPr>
+          <w:rStyle w:val="af1"/>
+        </w:rPr>
+        <w:t>Ultralytics YOLO</w:t>
+      </w:r>
+      <w:r>
+        <w:t>, предоставляющая унифицированный высокоуровневый API для полного цикла работы с моделями: загрузка предобученных весов → конфигурирование → обучение → валидация → экспорт. Это позволяет сосредоточиться на задачах исследования, не реализуя вспомогательную инфраструктуру с нуля. На базе YOLOv8s-seg получен baseline-результат на датасете MaSTr1325: Mask mAP50 = 0.940 по классу Obstacle, Recall = 0.872.</w:t>
+      </w:r>
+      <w:hyperlink r:id="rId15" w:tgtFrame="_blank" w:history="1">
+        <w:r>
+          <w:rPr>
+            <w:rStyle w:val="inline-block"/>
+            <w:color w:val="0000FF"/>
+            <w:u w:val="single"/>
+          </w:rPr>
+          <w:t>Технический отчёт ветка feat segmentation — USV Obstacle Detection.pdf</w:t>
+        </w:r>
+      </w:hyperlink>
+    </w:p>
+    <w:p>
+      <w:pPr>
+        <w:pStyle w:val="a"/>
+      </w:pPr>
+      <w:r>
+        <w:lastRenderedPageBreak/>
+        <w:t>Инференс на edge-устройстве</w:t>
+      </w:r>
+    </w:p>
+    <w:p>
+      <w:pPr>
+        <w:pStyle w:val="a8"/>
+      </w:pPr>
+      <w:r>
+        <w:t xml:space="preserve">Прямой запуск PyTorch-модели на Jetson Orin Nano в режиме реального времени ограничен пропускной способностью процессора и памяти при работе с форматом FP32. Для достижения целевой производительности (≥ 30 fps при разрешении 640×640) предусмотрена цепочка оптимизации: </w:t>
+      </w:r>
+      <w:r>
+        <w:rPr>
+          <w:rStyle w:val="af1"/>
+        </w:rPr>
+        <w:t>PyTorch → ONNX → TensorRT</w:t>
+      </w:r>
+      <w:r>
+        <w:t>.</w:t>
+      </w:r>
+      <w:hyperlink r:id="rId16" w:tgtFrame="_blank" w:history="1">
+        <w:r>
+          <w:rPr>
+            <w:rStyle w:val="inline-block"/>
+            <w:color w:val="0000FF"/>
+            <w:u w:val="single"/>
+          </w:rPr>
+          <w:t>Sammari-po-kazhdomu-otchetu.docx</w:t>
+        </w:r>
+      </w:hyperlink>
+    </w:p>
+    <w:p>
+      <w:pPr>
+        <w:pStyle w:val="a8"/>
+      </w:pPr>
+      <w:r>
+        <w:t xml:space="preserve">ONNX (Open Neural Network Exchange) является промежуточным аппаратно-независимым форматом, обеспечивающим переносимость модели между фреймворками. TensorRT — среда выполнения NVIDIA, оптимизирующая граф вычислений под конкретное GPU/NPU с применением квантизации INT8 и FP16: по измерениям на семействе Jetson Orin, ускорение по сравнению с PyTorch составляет 2–5× при потере точности не более 1–2 mAP. Ultralytics YOLO предоставляет встроенный метод </w:t>
+      </w:r>
+      <w:r>
+        <w:rPr>
+          <w:rStyle w:val="HTML1"/>
+          <w:rFonts w:eastAsia="MS Mincho"/>
+        </w:rPr>
+        <w:t>model.export(format='engine')</w:t>
+      </w:r>
+      <w:r>
+        <w:t>, автоматизирующий конвертацию в TensorRT Engine. Реализация данного этапа запланирована на следующую фазу работы.</w:t>
+      </w:r>
+      <w:hyperlink r:id="rId17" w:tgtFrame="_blank" w:history="1">
+        <w:r>
+          <w:rPr>
+            <w:rStyle w:val="inline-block"/>
+            <w:color w:val="0000FF"/>
+            <w:u w:val="single"/>
+          </w:rPr>
+          <w:t>Sammari-po-kazhdomu-otchetu.docx</w:t>
+        </w:r>
+      </w:hyperlink>
+    </w:p>
+    <w:p>
+      <w:pPr>
+        <w:pStyle w:val="a"/>
+      </w:pPr>
+      <w:r>
+        <w:t>Управление конфигурацией и удалённый доступ</w:t>
+      </w:r>
+    </w:p>
+    <w:p>
+      <w:pPr>
+        <w:pStyle w:val="a8"/>
+      </w:pPr>
+      <w:r>
+        <w:t xml:space="preserve">Для управления гиперпараметрами и конфигурациями экспериментов запланировано использование фреймворка </w:t>
+      </w:r>
+      <w:r>
+        <w:rPr>
+          <w:rStyle w:val="af1"/>
+        </w:rPr>
+        <w:t>Hydra</w:t>
+      </w:r>
+      <w:r>
+        <w:t>. Hydra позволяет декларативно описывать конфигурации в формате YAML с поддержкой иерархической композиции и переопределения параметров из командной строки, что обеспечивает воспроизводимость экспериментов и устраняет необходимость жёстко прописывать параметры в коде. Интеграция Hydra запланирована на этапе перехода от прототипа к системному пайплайну.</w:t>
+      </w:r>
+      <w:hyperlink r:id="rId18" w:tgtFrame="_blank" w:history="1">
+        <w:r>
+          <w:rPr>
+            <w:rStyle w:val="inline-block"/>
+            <w:color w:val="0000FF"/>
+            <w:u w:val="single"/>
+          </w:rPr>
+          <w:t>Tekhnicheskii-analiz-vetki-main-USV-Obstacle-Detection.pdf</w:t>
+        </w:r>
+      </w:hyperlink>
+    </w:p>
+    <w:p>
+      <w:pPr>
+        <w:pStyle w:val="a8"/>
+      </w:pPr>
+      <w:r>
+        <w:t xml:space="preserve">Для организации безопасного удалённого доступа к инфраструктуре проекта применяется </w:t>
+      </w:r>
+      <w:r>
+        <w:rPr>
+          <w:rStyle w:val="af1"/>
+        </w:rPr>
+        <w:t>ZeroTier</w:t>
+      </w:r>
+      <w:r>
+        <w:t xml:space="preserve"> — программный SDN-маршрутизатор, создающий виртуальную частную сеть поверх публичного интернета. В проекте ZeroTier используется для ограничения доступа к self-hosted инсталляции CVAT исключительно авторизованными участниками команды: сервер CVAT не публикуется в открытой сети, а доступен только по адресу внутри виртуальной сети ZeroTier. Это исключает несанкционированный доступ к аннотированным данным </w:t>
+      </w:r>
+      <w:r>
+        <w:lastRenderedPageBreak/>
+        <w:t>без использования сложной VPN-инфраструктуры.</w:t>
+      </w:r>
+      <w:hyperlink r:id="rId19" w:tgtFrame="_blank" w:history="1">
+        <w:r>
+          <w:rPr>
+            <w:rStyle w:val="inline-block"/>
+            <w:color w:val="0000FF"/>
+            <w:u w:val="single"/>
+          </w:rPr>
+          <w:t>Документация по созданию датасета.pdf</w:t>
+        </w:r>
+      </w:hyperlink>
+    </w:p>
+    <w:p>
+      <w:pPr>
+        <w:pStyle w:val="a"/>
+      </w:pPr>
+      <w:r>
+        <w:t>Инструмент разметки данных (переработка)</w:t>
+      </w:r>
+    </w:p>
+    <w:p>
+      <w:pPr>
+        <w:pStyle w:val="a8"/>
+      </w:pPr>
+      <w:r>
+        <w:t xml:space="preserve">Выбор инструмента разметки для задачи Video Panoptic Segmentation (VPS) на данных БЭК определялся комбинацией технических требований, нетипичных для стандартных задач детекции: поддержка </w:t>
+      </w:r>
+      <w:r>
+        <w:rPr>
+          <w:rStyle w:val="af1"/>
+        </w:rPr>
+        <w:t>полигональной разметки</w:t>
+      </w:r>
+      <w:r>
+        <w:t xml:space="preserve"> с управлением порядком наложения (Z-order) для корректной обработки перекрывающихся объектов; </w:t>
+      </w:r>
+      <w:r>
+        <w:rPr>
+          <w:rStyle w:val="af1"/>
+        </w:rPr>
+        <w:t>трекинг объектов с сохранением Track ID</w:t>
+      </w:r>
+      <w:r>
+        <w:t xml:space="preserve"> между кадрами (критично для «Things»-классов — судов, буёв); экспорт в формат </w:t>
+      </w:r>
+      <w:r>
+        <w:rPr>
+          <w:rStyle w:val="af1"/>
+        </w:rPr>
+        <w:t>COCO Panoptic</w:t>
+      </w:r>
+      <w:r>
+        <w:t xml:space="preserve">; возможность </w:t>
+      </w:r>
+      <w:r>
+        <w:rPr>
+          <w:rStyle w:val="af1"/>
+        </w:rPr>
+        <w:t>self-hosted развёртывания</w:t>
+      </w:r>
+      <w:r>
+        <w:t xml:space="preserve"> для контроля над данными команды. Проведён сравнительный анализ шести инструментов.</w:t>
+      </w:r>
+      <w:hyperlink r:id="rId20" w:tgtFrame="_blank" w:history="1">
+        <w:r>
+          <w:rPr>
+            <w:rStyle w:val="inline-block"/>
+            <w:color w:val="0000FF"/>
+            <w:u w:val="single"/>
+          </w:rPr>
+          <w:t>Sammari-po-kazhdomu-otchetu.docx</w:t>
+        </w:r>
+      </w:hyperlink>
+    </w:p>
+    <w:p>
+      <w:pPr>
+        <w:pStyle w:val="my-2"/>
+      </w:pPr>
+      <w:r>
+        <w:rPr>
+          <w:rStyle w:val="af1"/>
+          <w:rFonts w:eastAsia="MS Mincho"/>
+        </w:rPr>
+        <w:t>Таблица 2.3 — Сравнение инструментов разметки для VPS</w:t>
+      </w:r>
+    </w:p>
+    <w:tbl>
+      <w:tblPr>
+        <w:tblW w:w="0" w:type="auto"/>
+        <w:tblCellSpacing w:w="15" w:type="dxa"/>
+        <w:tblCellMar>
+          <w:top w:w="15" w:type="dxa"/>
+          <w:left w:w="15" w:type="dxa"/>
+          <w:bottom w:w="15" w:type="dxa"/>
+          <w:right w:w="15" w:type="dxa"/>
+        </w:tblCellMar>
+        <w:tblLook w:val="04A0" w:firstRow="1" w:lastRow="0" w:firstColumn="1" w:lastColumn="0" w:noHBand="0" w:noVBand="1"/>
+      </w:tblPr>
+      <w:tblGrid>
+        <w:gridCol w:w="1717"/>
+        <w:gridCol w:w="1546"/>
+        <w:gridCol w:w="1376"/>
+        <w:gridCol w:w="897"/>
+        <w:gridCol w:w="1211"/>
+        <w:gridCol w:w="1007"/>
+        <w:gridCol w:w="1601"/>
+      </w:tblGrid>
+      <w:tr>
+        <w:trPr>
+          <w:tblHeader/>
+          <w:tblCellSpacing w:w="15" w:type="dxa"/>
+        </w:trPr>
+        <w:tc>
+          <w:tcPr>
+            <w:tcW w:w="0" w:type="auto"/>
+            <w:vAlign w:val="center"/>
+            <w:hideMark/>
+          </w:tcPr>
+          <w:p>
+            <w:pPr>
+              <w:jc w:val="center"/>
+              <w:rPr>
+                <w:b/>
+                <w:bCs/>
+              </w:rPr>
+            </w:pPr>
+            <w:r>
+              <w:rPr>
+                <w:b/>
+                <w:bCs/>
+              </w:rPr>
+              <w:t>Инструмент</w:t>
+            </w:r>
+          </w:p>
+        </w:tc>
+        <w:tc>
+          <w:tcPr>
+            <w:tcW w:w="0" w:type="auto"/>
+            <w:vAlign w:val="center"/>
+            <w:hideMark/>
+          </w:tcPr>
+          <w:p>
+            <w:pPr>
+              <w:jc w:val="center"/>
+              <w:rPr>
+                <w:b/>
+                <w:bCs/>
+              </w:rPr>
+            </w:pPr>
+            <w:r>
+              <w:rPr>
+                <w:b/>
+                <w:bCs/>
+              </w:rPr>
+              <w:t>Полигоны</w:t>
+            </w:r>
+          </w:p>
+        </w:tc>
+        <w:tc>
+          <w:tcPr>
+            <w:tcW w:w="0" w:type="auto"/>
+            <w:vAlign w:val="center"/>
+            <w:hideMark/>
+          </w:tcPr>
+          <w:p>
+            <w:pPr>
+              <w:jc w:val="center"/>
+              <w:rPr>
+                <w:b/>
+                <w:bCs/>
+              </w:rPr>
+            </w:pPr>
+            <w:r>
+              <w:rPr>
+                <w:b/>
+                <w:bCs/>
+              </w:rPr>
+              <w:t>Трекинг / Track ID</w:t>
+            </w:r>
+          </w:p>
+        </w:tc>
+        <w:tc>
+          <w:tcPr>
+            <w:tcW w:w="0" w:type="auto"/>
+            <w:vAlign w:val="center"/>
+            <w:hideMark/>
+          </w:tcPr>
+          <w:p>
+            <w:pPr>
+              <w:jc w:val="center"/>
+              <w:rPr>
+                <w:b/>
+                <w:bCs/>
+              </w:rPr>
+            </w:pPr>
+            <w:r>
+              <w:rPr>
+                <w:b/>
+                <w:bCs/>
+              </w:rPr>
+              <w:t>Z-order</w:t>
+            </w:r>
+          </w:p>
+        </w:tc>
+        <w:tc>
+          <w:tcPr>
+            <w:tcW w:w="0" w:type="auto"/>
+            <w:vAlign w:val="center"/>
+            <w:hideMark/>
+          </w:tcPr>
+          <w:p>
+            <w:pPr>
+              <w:jc w:val="center"/>
+              <w:rPr>
+                <w:b/>
+                <w:bCs/>
+              </w:rPr>
+            </w:pPr>
+            <w:r>
+              <w:rPr>
+                <w:b/>
+                <w:bCs/>
+              </w:rPr>
+              <w:t>COCO Panoptic</w:t>
+            </w:r>
+          </w:p>
+        </w:tc>
+        <w:tc>
+          <w:tcPr>
+            <w:tcW w:w="0" w:type="auto"/>
+            <w:vAlign w:val="center"/>
+            <w:hideMark/>
+          </w:tcPr>
+          <w:p>
+            <w:pPr>
+              <w:jc w:val="center"/>
+              <w:rPr>
+                <w:b/>
+                <w:bCs/>
+              </w:rPr>
+            </w:pPr>
+            <w:r>
+              <w:rPr>
+                <w:b/>
+                <w:bCs/>
+              </w:rPr>
+              <w:t>Self-hosted</w:t>
+            </w:r>
+          </w:p>
+        </w:tc>
+        <w:tc>
+          <w:tcPr>
+            <w:tcW w:w="0" w:type="auto"/>
+            <w:vAlign w:val="center"/>
+            <w:hideMark/>
+          </w:tcPr>
+          <w:p>
+            <w:pPr>
+              <w:jc w:val="center"/>
+              <w:rPr>
+                <w:b/>
+                <w:bCs/>
+              </w:rPr>
+            </w:pPr>
+            <w:r>
+              <w:rPr>
+                <w:b/>
+                <w:bCs/>
+              </w:rPr>
+              <w:t>Стоимость</w:t>
+            </w:r>
+          </w:p>
+        </w:tc>
+      </w:tr>
+      <w:tr>
+        <w:trPr>
+          <w:tblCellSpacing w:w="15" w:type="dxa"/>
+        </w:trPr>
+        <w:tc>
+          <w:tcPr>
+            <w:tcW w:w="0" w:type="auto"/>
+            <w:vAlign w:val="center"/>
+            <w:hideMark/>
+          </w:tcPr>
+          <w:p>
+            <w:pPr>
+              <w:jc w:val="left"/>
+            </w:pPr>
+            <w:r>
+              <w:rPr>
+                <w:rStyle w:val="af1"/>
+              </w:rPr>
+              <w:t>CVAT</w:t>
+            </w:r>
+          </w:p>
+        </w:tc>
+        <w:tc>
+          <w:tcPr>
+            <w:tcW w:w="0" w:type="auto"/>
+            <w:vAlign w:val="center"/>
+            <w:hideMark/>
+          </w:tcPr>
+          <w:p>
+            <w:r>
+              <w:rPr>
+                <w:rFonts w:ascii="Segoe UI Emoji" w:hAnsi="Segoe UI Emoji" w:cs="Segoe UI Emoji"/>
+              </w:rPr>
+              <w:t>✅</w:t>
+            </w:r>
+          </w:p>
+        </w:tc>
+        <w:tc>
+          <w:tcPr>
+            <w:tcW w:w="0" w:type="auto"/>
+            <w:vAlign w:val="center"/>
+            <w:hideMark/>
+          </w:tcPr>
+          <w:p>
+            <w:r>
+              <w:rPr>
+                <w:rFonts w:ascii="Segoe UI Emoji" w:hAnsi="Segoe UI Emoji" w:cs="Segoe UI Emoji"/>
+              </w:rPr>
+              <w:t>✅</w:t>
+            </w:r>
+          </w:p>
+        </w:tc>
+        <w:tc>
+          <w:tcPr>
+            <w:tcW w:w="0" w:type="auto"/>
+            <w:vAlign w:val="center"/>
+            <w:hideMark/>
+          </w:tcPr>
+          <w:p>
+            <w:r>
+              <w:rPr>
+                <w:rFonts w:ascii="Segoe UI Emoji" w:hAnsi="Segoe UI Emoji" w:cs="Segoe UI Emoji"/>
+              </w:rPr>
+              <w:t>✅</w:t>
+            </w:r>
+          </w:p>
+        </w:tc>
+        <w:tc>
+          <w:tcPr>
+            <w:tcW w:w="0" w:type="auto"/>
+            <w:vAlign w:val="center"/>
+            <w:hideMark/>
+          </w:tcPr>
+          <w:p>
+            <w:r>
+              <w:rPr>
+                <w:rFonts w:ascii="Segoe UI Emoji" w:hAnsi="Segoe UI Emoji" w:cs="Segoe UI Emoji"/>
+              </w:rPr>
+              <w:t>✅</w:t>
+            </w:r>
+          </w:p>
+        </w:tc>
+        <w:tc>
+          <w:tcPr>
+            <w:tcW w:w="0" w:type="auto"/>
+            <w:vAlign w:val="center"/>
+            <w:hideMark/>
+          </w:tcPr>
+          <w:p>
+            <w:r>
+              <w:rPr>
+                <w:rFonts w:ascii="Segoe UI Emoji" w:hAnsi="Segoe UI Emoji" w:cs="Segoe UI Emoji"/>
+              </w:rPr>
+              <w:t>✅</w:t>
+            </w:r>
+          </w:p>
+        </w:tc>
+        <w:tc>
+          <w:tcPr>
+            <w:tcW w:w="0" w:type="auto"/>
+            <w:vAlign w:val="center"/>
+            <w:hideMark/>
+          </w:tcPr>
+          <w:p>
+            <w:r>
+              <w:t>Бесплатно</w:t>
+            </w:r>
+          </w:p>
+        </w:tc>
+      </w:tr>
+      <w:tr>
+        <w:trPr>
+          <w:tblCellSpacing w:w="15" w:type="dxa"/>
+        </w:trPr>
+        <w:tc>
+          <w:tcPr>
+            <w:tcW w:w="0" w:type="auto"/>
+            <w:vAlign w:val="center"/>
+            <w:hideMark/>
+          </w:tcPr>
+          <w:p>
+            <w:r>
+              <w:rPr>
+                <w:rStyle w:val="af1"/>
+              </w:rPr>
+              <w:t>Segments.ai</w:t>
+            </w:r>
+          </w:p>
+        </w:tc>
+        <w:tc>
+          <w:tcPr>
+            <w:tcW w:w="0" w:type="auto"/>
+            <w:vAlign w:val="center"/>
+            <w:hideMark/>
+          </w:tcPr>
+          <w:p>
+            <w:r>
+              <w:rPr>
+                <w:rFonts w:ascii="Segoe UI Emoji" w:hAnsi="Segoe UI Emoji" w:cs="Segoe UI Emoji"/>
+              </w:rPr>
+              <w:t>✅</w:t>
+            </w:r>
+          </w:p>
+        </w:tc>
+        <w:tc>
+          <w:tcPr>
+            <w:tcW w:w="0" w:type="auto"/>
+            <w:vAlign w:val="center"/>
+            <w:hideMark/>
+          </w:tcPr>
+          <w:p>
+            <w:r>
+              <w:rPr>
+                <w:rFonts w:ascii="Segoe UI Emoji" w:hAnsi="Segoe UI Emoji" w:cs="Segoe UI Emoji"/>
+              </w:rPr>
+              <w:t>✅</w:t>
+            </w:r>
+          </w:p>
+        </w:tc>
+        <w:tc>
+          <w:tcPr>
+            <w:tcW w:w="0" w:type="auto"/>
+            <w:vAlign w:val="center"/>
+            <w:hideMark/>
+          </w:tcPr>
+          <w:p>
+            <w:r>
+              <w:rPr>
+                <w:rFonts w:ascii="Segoe UI Emoji" w:hAnsi="Segoe UI Emoji" w:cs="Segoe UI Emoji"/>
+              </w:rPr>
+              <w:t>❌</w:t>
+            </w:r>
+          </w:p>
+        </w:tc>
+        <w:tc>
+          <w:tcPr>
+            <w:tcW w:w="0" w:type="auto"/>
+            <w:vAlign w:val="center"/>
+            <w:hideMark/>
+          </w:tcPr>
+          <w:p>
+            <w:r>
+              <w:rPr>
+                <w:rFonts w:ascii="Segoe UI Emoji" w:hAnsi="Segoe UI Emoji" w:cs="Segoe UI Emoji"/>
+              </w:rPr>
+              <w:t>✅</w:t>
+            </w:r>
+          </w:p>
+        </w:tc>
+        <w:tc>
+          <w:tcPr>
+            <w:tcW w:w="0" w:type="auto"/>
+            <w:vAlign w:val="center"/>
+            <w:hideMark/>
+          </w:tcPr>
+          <w:p>
+            <w:r>
+              <w:rPr>
+                <w:rFonts w:ascii="Segoe UI Emoji" w:hAnsi="Segoe UI Emoji" w:cs="Segoe UI Emoji"/>
+              </w:rPr>
+              <w:t>❌</w:t>
+            </w:r>
+            <w:r>
+              <w:t xml:space="preserve"> SaaS</w:t>
+            </w:r>
+          </w:p>
+        </w:tc>
+        <w:tc>
+          <w:tcPr>
+            <w:tcW w:w="0" w:type="auto"/>
+            <w:vAlign w:val="center"/>
+            <w:hideMark/>
+          </w:tcPr>
+          <w:p>
+            <w:r>
+              <w:t>от 130 $/мес</w:t>
+            </w:r>
+          </w:p>
+        </w:tc>
+      </w:tr>
+      <w:tr>
+        <w:trPr>
+          <w:tblCellSpacing w:w="15" w:type="dxa"/>
+        </w:trPr>
+        <w:tc>
+          <w:tcPr>
+            <w:tcW w:w="0" w:type="auto"/>
+            <w:vAlign w:val="center"/>
+            <w:hideMark/>
+          </w:tcPr>
+          <w:p>
+            <w:r>
+              <w:rPr>
+                <w:rStyle w:val="af1"/>
+              </w:rPr>
+              <w:t>Supervisely</w:t>
+            </w:r>
+          </w:p>
+        </w:tc>
+        <w:tc>
+          <w:tcPr>
+            <w:tcW w:w="0" w:type="auto"/>
+            <w:vAlign w:val="center"/>
+            <w:hideMark/>
+          </w:tcPr>
+          <w:p>
+            <w:r>
+              <w:rPr>
+                <w:rFonts w:ascii="Segoe UI Emoji" w:hAnsi="Segoe UI Emoji" w:cs="Segoe UI Emoji"/>
+              </w:rPr>
+              <w:t>✅</w:t>
+            </w:r>
+          </w:p>
+        </w:tc>
+        <w:tc>
+          <w:tcPr>
+            <w:tcW w:w="0" w:type="auto"/>
+            <w:vAlign w:val="center"/>
+            <w:hideMark/>
+          </w:tcPr>
+          <w:p>
+            <w:r>
+              <w:rPr>
+                <w:rFonts w:ascii="Segoe UI Emoji" w:hAnsi="Segoe UI Emoji" w:cs="Segoe UI Emoji"/>
+              </w:rPr>
+              <w:t>✅</w:t>
+            </w:r>
+            <w:r>
+              <w:t xml:space="preserve"> SOTMOT</w:t>
+            </w:r>
+          </w:p>
+        </w:tc>
+        <w:tc>
+          <w:tcPr>
+            <w:tcW w:w="0" w:type="auto"/>
+            <w:vAlign w:val="center"/>
+            <w:hideMark/>
+          </w:tcPr>
+          <w:p>
+            <w:r>
+              <w:rPr>
+                <w:rFonts w:ascii="Segoe UI Emoji" w:hAnsi="Segoe UI Emoji" w:cs="Segoe UI Emoji"/>
+              </w:rPr>
+              <w:t>❌</w:t>
+            </w:r>
+          </w:p>
+        </w:tc>
+        <w:tc>
+          <w:tcPr>
+            <w:tcW w:w="0" w:type="auto"/>
+            <w:vAlign w:val="center"/>
+            <w:hideMark/>
+          </w:tcPr>
+          <w:p>
+            <w:r>
+              <w:rPr>
+                <w:rFonts w:ascii="Segoe UI Emoji" w:hAnsi="Segoe UI Emoji" w:cs="Segoe UI Emoji"/>
+              </w:rPr>
+              <w:t>❌</w:t>
+            </w:r>
+          </w:p>
+        </w:tc>
+        <w:tc>
+          <w:tcPr>
+            <w:tcW w:w="0" w:type="auto"/>
+            <w:vAlign w:val="center"/>
+            <w:hideMark/>
+          </w:tcPr>
+          <w:p>
+            <w:r>
+              <w:rPr>
+                <w:rFonts w:ascii="Segoe UI Emoji" w:hAnsi="Segoe UI Emoji" w:cs="Segoe UI Emoji"/>
+              </w:rPr>
+              <w:t>❌</w:t>
+            </w:r>
+            <w:r>
+              <w:t xml:space="preserve"> </w:t>
+            </w:r>
+            <w:r>
+              <w:rPr>
+                <w:rFonts w:cs="Times New Roman"/>
+              </w:rPr>
+              <w:t>платный</w:t>
+            </w:r>
+            <w:r>
+              <w:t xml:space="preserve"> self-hosted</w:t>
+            </w:r>
+          </w:p>
+        </w:tc>
+        <w:tc>
+          <w:tcPr>
+            <w:tcW w:w="0" w:type="auto"/>
+            <w:vAlign w:val="center"/>
+            <w:hideMark/>
+          </w:tcPr>
+          <w:p>
+            <w:r>
+              <w:t>Платно</w:t>
+            </w:r>
+          </w:p>
+        </w:tc>
+      </w:tr>
+      <w:tr>
+        <w:trPr>
+          <w:tblCellSpacing w:w="15" w:type="dxa"/>
+        </w:trPr>
+        <w:tc>
+          <w:tcPr>
+            <w:tcW w:w="0" w:type="auto"/>
+            <w:vAlign w:val="center"/>
+            <w:hideMark/>
+          </w:tcPr>
+          <w:p>
+            <w:r>
+              <w:t>Label Studio</w:t>
+            </w:r>
+          </w:p>
+        </w:tc>
+        <w:tc>
+          <w:tcPr>
+            <w:tcW w:w="0" w:type="auto"/>
+            <w:vAlign w:val="center"/>
+            <w:hideMark/>
+          </w:tcPr>
+          <w:p>
+            <w:r>
+              <w:rPr>
+                <w:rFonts w:ascii="Segoe UI Emoji" w:hAnsi="Segoe UI Emoji" w:cs="Segoe UI Emoji"/>
+              </w:rPr>
+              <w:t>✅</w:t>
+            </w:r>
+          </w:p>
+        </w:tc>
+        <w:tc>
+          <w:tcPr>
+            <w:tcW w:w="0" w:type="auto"/>
+            <w:vAlign w:val="center"/>
+            <w:hideMark/>
+          </w:tcPr>
+          <w:p>
+            <w:r>
+              <w:rPr>
+                <w:rFonts w:ascii="Segoe UI Emoji" w:hAnsi="Segoe UI Emoji" w:cs="Segoe UI Emoji"/>
+              </w:rPr>
+              <w:t>⚠️</w:t>
+            </w:r>
+            <w:r>
+              <w:t xml:space="preserve"> </w:t>
+            </w:r>
+            <w:r>
+              <w:rPr>
+                <w:rFonts w:cs="Times New Roman"/>
+              </w:rPr>
+              <w:t>ограниче</w:t>
+            </w:r>
+            <w:r>
+              <w:t>н</w:t>
+            </w:r>
+          </w:p>
+        </w:tc>
+        <w:tc>
+          <w:tcPr>
+            <w:tcW w:w="0" w:type="auto"/>
+            <w:vAlign w:val="center"/>
+            <w:hideMark/>
+          </w:tcPr>
+          <w:p>
+            <w:r>
+              <w:rPr>
+                <w:rFonts w:ascii="Segoe UI Emoji" w:hAnsi="Segoe UI Emoji" w:cs="Segoe UI Emoji"/>
+              </w:rPr>
+              <w:t>❌</w:t>
+            </w:r>
+          </w:p>
+        </w:tc>
+        <w:tc>
+          <w:tcPr>
+            <w:tcW w:w="0" w:type="auto"/>
+            <w:vAlign w:val="center"/>
+            <w:hideMark/>
+          </w:tcPr>
+          <w:p>
+            <w:r>
+              <w:rPr>
+                <w:rFonts w:ascii="Segoe UI Emoji" w:hAnsi="Segoe UI Emoji" w:cs="Segoe UI Emoji"/>
+              </w:rPr>
+              <w:t>❌</w:t>
+            </w:r>
+          </w:p>
+        </w:tc>
+        <w:tc>
+          <w:tcPr>
+            <w:tcW w:w="0" w:type="auto"/>
+            <w:vAlign w:val="center"/>
+            <w:hideMark/>
+          </w:tcPr>
+          <w:p>
+            <w:r>
+              <w:rPr>
+                <w:rFonts w:ascii="Segoe UI Emoji" w:hAnsi="Segoe UI Emoji" w:cs="Segoe UI Emoji"/>
+              </w:rPr>
+              <w:t>✅</w:t>
+            </w:r>
+          </w:p>
+        </w:tc>
+        <w:tc>
+          <w:tcPr>
+            <w:tcW w:w="0" w:type="auto"/>
+            <w:vAlign w:val="center"/>
+            <w:hideMark/>
+          </w:tcPr>
+          <w:p>
+            <w:r>
+              <w:t>Бесплатно / платно</w:t>
+            </w:r>
+          </w:p>
+        </w:tc>
+      </w:tr>
+      <w:tr>
+        <w:trPr>
+          <w:tblCellSpacing w:w="15" w:type="dxa"/>
+        </w:trPr>
+        <w:tc>
+          <w:tcPr>
+            <w:tcW w:w="0" w:type="auto"/>
+            <w:vAlign w:val="center"/>
+            <w:hideMark/>
+          </w:tcPr>
+          <w:p>
+            <w:r>
+              <w:t>Roboflow</w:t>
+            </w:r>
+          </w:p>
+        </w:tc>
+        <w:tc>
+          <w:tcPr>
+            <w:tcW w:w="0" w:type="auto"/>
+            <w:vAlign w:val="center"/>
+            <w:hideMark/>
+          </w:tcPr>
+          <w:p>
+            <w:r>
+              <w:rPr>
+                <w:rFonts w:ascii="Segoe UI Emoji" w:hAnsi="Segoe UI Emoji" w:cs="Segoe UI Emoji"/>
+              </w:rPr>
+              <w:t>✅</w:t>
+            </w:r>
+          </w:p>
+        </w:tc>
+        <w:tc>
+          <w:tcPr>
+            <w:tcW w:w="0" w:type="auto"/>
+            <w:vAlign w:val="center"/>
+            <w:hideMark/>
+          </w:tcPr>
+          <w:p>
+            <w:r>
+              <w:rPr>
+                <w:rFonts w:ascii="Segoe UI Emoji" w:hAnsi="Segoe UI Emoji" w:cs="Segoe UI Emoji"/>
+              </w:rPr>
+              <w:t>✅</w:t>
+            </w:r>
+          </w:p>
+        </w:tc>
+        <w:tc>
+          <w:tcPr>
+            <w:tcW w:w="0" w:type="auto"/>
+            <w:vAlign w:val="center"/>
+            <w:hideMark/>
+          </w:tcPr>
+          <w:p>
+            <w:r>
+              <w:rPr>
+                <w:rFonts w:ascii="Segoe UI Emoji" w:hAnsi="Segoe UI Emoji" w:cs="Segoe UI Emoji"/>
+              </w:rPr>
+              <w:t>❌</w:t>
+            </w:r>
+          </w:p>
+        </w:tc>
+        <w:tc>
+          <w:tcPr>
+            <w:tcW w:w="0" w:type="auto"/>
+            <w:vAlign w:val="center"/>
+            <w:hideMark/>
+          </w:tcPr>
+          <w:p>
+            <w:r>
+              <w:rPr>
+                <w:rFonts w:ascii="Segoe UI Emoji" w:hAnsi="Segoe UI Emoji" w:cs="Segoe UI Emoji"/>
+              </w:rPr>
+              <w:t>❌</w:t>
+            </w:r>
+          </w:p>
+        </w:tc>
+        <w:tc>
+          <w:tcPr>
+            <w:tcW w:w="0" w:type="auto"/>
+            <w:vAlign w:val="center"/>
+            <w:hideMark/>
+          </w:tcPr>
+          <w:p>
+            <w:r>
+              <w:rPr>
+                <w:rFonts w:ascii="Segoe UI Emoji" w:hAnsi="Segoe UI Emoji" w:cs="Segoe UI Emoji"/>
+              </w:rPr>
+              <w:t>❌</w:t>
+            </w:r>
+            <w:r>
+              <w:t xml:space="preserve"> SaaS</w:t>
+            </w:r>
+          </w:p>
+        </w:tc>
+        <w:tc>
+          <w:tcPr>
+            <w:tcW w:w="0" w:type="auto"/>
+            <w:vAlign w:val="center"/>
+            <w:hideMark/>
+          </w:tcPr>
+          <w:p>
+            <w:r>
+              <w:t>Платно</w:t>
+            </w:r>
+          </w:p>
+        </w:tc>
+      </w:tr>
+      <w:tr>
+        <w:trPr>
+          <w:tblCellSpacing w:w="15" w:type="dxa"/>
+        </w:trPr>
+        <w:tc>
+          <w:tcPr>
+            <w:tcW w:w="0" w:type="auto"/>
+            <w:vAlign w:val="center"/>
+            <w:hideMark/>
+          </w:tcPr>
+          <w:p>
+            <w:r>
+              <w:t>LabelMe</w:t>
+            </w:r>
+          </w:p>
+        </w:tc>
+        <w:tc>
+          <w:tcPr>
+            <w:tcW w:w="0" w:type="auto"/>
+            <w:vAlign w:val="center"/>
+            <w:hideMark/>
+          </w:tcPr>
+          <w:p>
+            <w:r>
+              <w:rPr>
+                <w:rFonts w:ascii="Segoe UI Emoji" w:hAnsi="Segoe UI Emoji" w:cs="Segoe UI Emoji"/>
+              </w:rPr>
+              <w:t>✅</w:t>
+            </w:r>
+          </w:p>
+        </w:tc>
+        <w:tc>
+          <w:tcPr>
+            <w:tcW w:w="0" w:type="auto"/>
+            <w:vAlign w:val="center"/>
+            <w:hideMark/>
+          </w:tcPr>
+          <w:p>
+            <w:r>
+              <w:rPr>
+                <w:rFonts w:ascii="Segoe UI Emoji" w:hAnsi="Segoe UI Emoji" w:cs="Segoe UI Emoji"/>
+              </w:rPr>
+              <w:t>❌</w:t>
+            </w:r>
+          </w:p>
+        </w:tc>
+        <w:tc>
+          <w:tcPr>
+            <w:tcW w:w="0" w:type="auto"/>
+            <w:vAlign w:val="center"/>
+            <w:hideMark/>
+          </w:tcPr>
+          <w:p>
+            <w:r>
+              <w:rPr>
+                <w:rFonts w:ascii="Segoe UI Emoji" w:hAnsi="Segoe UI Emoji" w:cs="Segoe UI Emoji"/>
+              </w:rPr>
+              <w:t>❌</w:t>
+            </w:r>
+          </w:p>
+        </w:tc>
+        <w:tc>
+          <w:tcPr>
+            <w:tcW w:w="0" w:type="auto"/>
+            <w:vAlign w:val="center"/>
+            <w:hideMark/>
+          </w:tcPr>
+          <w:p>
+            <w:r>
+              <w:rPr>
+                <w:rFonts w:ascii="Segoe UI Emoji" w:hAnsi="Segoe UI Emoji" w:cs="Segoe UI Emoji"/>
+              </w:rPr>
+              <w:t>❌</w:t>
+            </w:r>
+          </w:p>
+        </w:tc>
+        <w:tc>
+          <w:tcPr>
+            <w:tcW w:w="0" w:type="auto"/>
+            <w:vAlign w:val="center"/>
+            <w:hideMark/>
+          </w:tcPr>
+          <w:p>
+            <w:r>
+              <w:rPr>
+                <w:rFonts w:ascii="Segoe UI Emoji" w:hAnsi="Segoe UI Emoji" w:cs="Segoe UI Emoji"/>
+              </w:rPr>
+              <w:t>✅</w:t>
+            </w:r>
+          </w:p>
+        </w:tc>
+        <w:tc>
+          <w:tcPr>
+            <w:tcW w:w="0" w:type="auto"/>
+            <w:vAlign w:val="center"/>
+            <w:hideMark/>
+          </w:tcPr>
+          <w:p>
+            <w:r>
+              <w:t>Бесплатно</w:t>
+            </w:r>
+          </w:p>
+        </w:tc>
+      </w:tr>
+    </w:tbl>
+    <w:p>
+      <w:pPr>
+        <w:pStyle w:val="a8"/>
+      </w:pPr>
+      <w:r>
+        <w:t xml:space="preserve">По результатам анализа выделена </w:t>
+      </w:r>
+      <w:r>
+        <w:rPr>
+          <w:rStyle w:val="af1"/>
+        </w:rPr>
+        <w:t>тройка финалистов</w:t>
+      </w:r>
+      <w:r>
+        <w:t xml:space="preserve"> — CVAT, Segments.ai и Supervisely — как единственные инструменты, обеспечивающие трекинг объектов </w:t>
+      </w:r>
+      <w:r>
+        <w:lastRenderedPageBreak/>
+        <w:t xml:space="preserve">между кадрами на уровне, необходимом для VPS. Остальные три инструмента исключены на первом этапе отбора: </w:t>
+      </w:r>
+      <w:r>
+        <w:rPr>
+          <w:rStyle w:val="af1"/>
+        </w:rPr>
+        <w:t>Label Studio</w:t>
+      </w:r>
+      <w:r>
+        <w:t xml:space="preserve"> поддерживает трекинг лишь в ограниченном объёме (без сохранения стабильных Track ID между произвольными кадрами) и не имеет Z-order для перекрывающихся полигонов; </w:t>
+      </w:r>
+      <w:r>
+        <w:rPr>
+          <w:rStyle w:val="af1"/>
+        </w:rPr>
+        <w:t>Roboflow</w:t>
+      </w:r>
+      <w:r>
+        <w:t xml:space="preserve"> является исключительно SaaS-платформой без возможности self-hosted развёртывания и не поддерживает COCO Panoptic; </w:t>
+      </w:r>
+      <w:r>
+        <w:rPr>
+          <w:rStyle w:val="af1"/>
+        </w:rPr>
+        <w:t>LabelMe</w:t>
+      </w:r>
+      <w:r>
+        <w:t xml:space="preserve"> — статический инструмент покадровой разметки без каких-либо средств трекинга.</w:t>
+      </w:r>
+      <w:hyperlink r:id="rId21" w:tgtFrame="_blank" w:history="1">
+        <w:r>
+          <w:rPr>
+            <w:rStyle w:val="inline-block"/>
+            <w:color w:val="0000FF"/>
+            <w:u w:val="single"/>
+          </w:rPr>
+          <w:t>Sammari-po-kazhdomu-otchetu.docx</w:t>
+        </w:r>
+      </w:hyperlink>
+    </w:p>
+    <w:p>
+      <w:pPr>
+        <w:pStyle w:val="a8"/>
+      </w:pPr>
+      <w:r>
+        <w:t xml:space="preserve">Среди финалистов </w:t>
+      </w:r>
+      <w:r>
+        <w:rPr>
+          <w:rStyle w:val="af1"/>
+        </w:rPr>
+        <w:t>Segments.ai</w:t>
+      </w:r>
+      <w:r>
+        <w:t xml:space="preserve"> отклонён по причине высокой стоимости (от 130 $/месяц) и отсутствия self-hosted варианта, что создаёт зависимость от внешнего сервиса и ограничивает контроль над данными. </w:t>
+      </w:r>
+      <w:r>
+        <w:rPr>
+          <w:rStyle w:val="af1"/>
+        </w:rPr>
+        <w:t>Supervisely</w:t>
+      </w:r>
+      <w:r>
+        <w:t xml:space="preserve"> имеет продвинутый трекер SOTMOT, однако self-hosted развёртывание является платным, а экспорт в COCO Panoptic не поддерживается нативно.</w:t>
+      </w:r>
+      <w:hyperlink r:id="rId22" w:tgtFrame="_blank" w:history="1">
+        <w:r>
+          <w:rPr>
+            <w:rStyle w:val="inline-block"/>
+            <w:color w:val="0000FF"/>
+            <w:u w:val="single"/>
+          </w:rPr>
+          <w:t>Sammari-po-kazhdomu-otchetu.docx</w:t>
+        </w:r>
+      </w:hyperlink>
+    </w:p>
+    <w:p>
+      <w:pPr>
+        <w:pStyle w:val="a8"/>
+      </w:pPr>
+      <w:r>
+        <w:rPr>
+          <w:rStyle w:val="af1"/>
+        </w:rPr>
+        <w:t>CVAT</w:t>
+      </w:r>
+      <w:r>
+        <w:t xml:space="preserve"> (Computer Vision Annotation Tool, Intel) выбран как единственный инструмент, одновременно удовлетворяющий всем ключевым требованиям: полная поддержка полигонального трекинга с сохранением Shape ID, Z-order для управления наложением объектов, нативный экспорт в COCO Panoptic, бесплатное self-hosted развёртывание через </w:t>
+      </w:r>
+      <w:r>
+        <w:rPr>
+          <w:rStyle w:val="HTML1"/>
+          <w:rFonts w:eastAsia="MS Mincho"/>
+        </w:rPr>
+        <w:t>docker compose up -d</w:t>
+      </w:r>
+      <w:r>
+        <w:t>, в том числе на Oracle Cloud Free Tier. Методология работы в CVAT и регламент разметки описаны в разделе 3.2.</w:t>
+      </w:r>
+      <w:hyperlink r:id="rId23" w:tgtFrame="_blank" w:history="1">
+        <w:r>
+          <w:rPr>
+            <w:rStyle w:val="inline-block"/>
+            <w:color w:val="0000FF"/>
+            <w:u w:val="single"/>
+          </w:rPr>
+          <w:t>Sammari-po-kazhdomu-otchetu.docx</w:t>
+        </w:r>
+      </w:hyperlink>
+    </w:p>
+    <w:p>
+      <w:pPr>
+        <w:pStyle w:val="a"/>
+      </w:pPr>
+      <w:r>
+        <w:t>Среда симуляции (переработка — блок Gazebo vs Webots)</w:t>
+      </w:r>
+    </w:p>
+    <w:p>
+      <w:pPr>
+        <w:pStyle w:val="a8"/>
+      </w:pPr>
+      <w:r>
+        <w:t>Для задачи синтеза данных и тестирования алгоритмов навигации в контролируемых условиях необходим симулятор, удовлетворяющий трём требованиям: реалистичная физическая модель водной поверхности, нативная интеграция с ROS 2 и открытый исходный код.</w:t>
+      </w:r>
+    </w:p>
+    <w:p>
+      <w:pPr>
+        <w:pStyle w:val="a8"/>
+      </w:pPr>
+      <w:r>
+        <w:rPr>
+          <w:rStyle w:val="af1"/>
+        </w:rPr>
+        <w:t>Gazebo vs Webots</w:t>
+      </w:r>
+      <w:r>
+        <w:t xml:space="preserve"> — оба симулятора являются зрелыми open-source проектами с поддержкой ROS 2, однако их области применения принципиально различаются. Webots разработан EPFL как универсальный симулятор мобильных роботов и преимущественно ориентирован на наземные и воздушные платформы: его физический движок не моделирует динамику жидкости, волнение водной поверхности или гидродинамическое сопротивление корпуса судна . Gazebo (Open Robotics / OSRF), напротив, является стандартом де-факто для морской </w:t>
+      </w:r>
+      <w:r>
+        <w:lastRenderedPageBreak/>
+        <w:t xml:space="preserve">робототехники: именно под Gazebo разработан плагин </w:t>
+      </w:r>
+      <w:r>
+        <w:rPr>
+          <w:rStyle w:val="af1"/>
+        </w:rPr>
+        <w:t>VRX</w:t>
+      </w:r>
+      <w:r>
+        <w:t xml:space="preserve"> (Virtual RobotX), созданный в рамках международных соревнований по автономной морской навигации Maritime RobotX Challenge и поддерживаемый OSRF совместно с Field Robotics Center (CMU) . Самописный симулятор потребовал бы самостоятельной реализации физики волн, светового рассеяния на водной поверхности и динамики корпуса — задач, каждая из которых является отдельной научной проблемой, выходящей за рамки настоящей ВКР.</w:t>
+      </w:r>
+    </w:p>
+    <w:p>
+      <w:pPr>
+        <w:pStyle w:val="a8"/>
+      </w:pPr>
+      <w:r>
+        <w:rPr>
+          <w:rStyle w:val="af1"/>
+        </w:rPr>
+        <w:t>VRX</w:t>
+      </w:r>
+      <w:r>
+        <w:t xml:space="preserve"> (Virtual RobotX, OSRF / DARPA) — официальный плагин Gazebo для соревнований по автономной морской навигации, предоставляющий готовые модели волнения воды с параметрически настраиваемой высотой и периодом волн, ветровой нагрузки, навигационных буёв и судов. Использование VRX позволяет получать попиксельно точные семантические маски напрямую из движка рендеринга без ручной разметки — ключевое преимущество для балансировки редких классов в датасете.</w:t>
+      </w:r>
+      <w:hyperlink r:id="rId24" w:tgtFrame="_blank" w:history="1">
+        <w:r>
+          <w:rPr>
+            <w:rStyle w:val="inline-block"/>
+            <w:color w:val="0000FF"/>
+            <w:u w:val="single"/>
+          </w:rPr>
+          <w:t>Sammari-po-kazhdomu-otchetu.docx</w:t>
+        </w:r>
+      </w:hyperlink>
+    </w:p>
+    <w:p>
+      <w:pPr>
+        <w:pStyle w:val="a8"/>
+      </w:pPr>
+      <w:r>
+        <w:rPr>
+          <w:rStyle w:val="af1"/>
+        </w:rPr>
+        <w:t>Docker</w:t>
+      </w:r>
+      <w:r>
+        <w:t xml:space="preserve"> обеспечивает изоляцию сложного стека Gazebo + ROS 2 + VRX в контейнере с фиксированными зависимостями. Это решает проблему воспроизводимости среды на машинах разных участников команды (различные версии Ubuntu, драйверов GPU) и упрощает развёртывание на новых узлах без ручной настройки системных зависимостей.</w:t>
+      </w:r>
+      <w:hyperlink r:id="rId25" w:tgtFrame="_blank" w:history="1">
+        <w:r>
+          <w:rPr>
+            <w:rStyle w:val="inline-block"/>
+            <w:color w:val="0000FF"/>
+            <w:u w:val="single"/>
+          </w:rPr>
+          <w:t>Sammari-po-kazhdomu-otchetu.docx</w:t>
+        </w:r>
+      </w:hyperlink>
+    </w:p>
+    <w:p>
+      <w:pPr>
+        <w:pStyle w:val="my-2"/>
+      </w:pPr>
+      <w:r>
+        <w:rPr>
+          <w:rStyle w:val="af1"/>
+          <w:rFonts w:eastAsia="MS Mincho"/>
+        </w:rPr>
+        <w:t>Источники для 2.3:</w:t>
+      </w:r>
+    </w:p>
+    <w:tbl>
+      <w:tblPr>
+        <w:tblW w:w="9689" w:type="dxa"/>
+        <w:tblCellSpacing w:w="15" w:type="dxa"/>
+        <w:tblCellMar>
+          <w:top w:w="15" w:type="dxa"/>
+          <w:left w:w="15" w:type="dxa"/>
+          <w:bottom w:w="15" w:type="dxa"/>
+          <w:right w:w="15" w:type="dxa"/>
+        </w:tblCellMar>
+        <w:tblLook w:val="04A0" w:firstRow="1" w:lastRow="0" w:firstColumn="1" w:lastColumn="0" w:noHBand="0" w:noVBand="1"/>
+      </w:tblPr>
+      <w:tblGrid>
+        <w:gridCol w:w="1026"/>
+        <w:gridCol w:w="2007"/>
+        <w:gridCol w:w="30"/>
+        <w:gridCol w:w="3306"/>
+        <w:gridCol w:w="1506"/>
+        <w:gridCol w:w="2194"/>
+        <w:gridCol w:w="45"/>
+      </w:tblGrid>
+      <w:tr>
+        <w:trPr>
+          <w:gridAfter w:val="1"/>
+          <w:tblHeader/>
+          <w:tblCellSpacing w:w="15" w:type="dxa"/>
+        </w:trPr>
+        <w:tc>
+          <w:tcPr>
+            <w:tcW w:w="0" w:type="auto"/>
+            <w:gridSpan w:val="3"/>
+            <w:vAlign w:val="center"/>
+            <w:hideMark/>
+          </w:tcPr>
+          <w:p>
+            <w:pPr>
+              <w:jc w:val="center"/>
+              <w:rPr>
+                <w:b/>
+                <w:bCs/>
+                <w:color w:val="FF0000"/>
+              </w:rPr>
+            </w:pPr>
+            <w:r>
+              <w:rPr>
+                <w:b/>
+                <w:bCs/>
+                <w:color w:val="FF0000"/>
+              </w:rPr>
+              <w:t>№</w:t>
+            </w:r>
+          </w:p>
+        </w:tc>
+        <w:tc>
+          <w:tcPr>
+            <w:tcW w:w="0" w:type="auto"/>
+            <w:vAlign w:val="center"/>
+            <w:hideMark/>
+          </w:tcPr>
+          <w:p>
+            <w:pPr>
+              <w:jc w:val="center"/>
+              <w:rPr>
+                <w:b/>
+                <w:bCs/>
+                <w:color w:val="FF0000"/>
+              </w:rPr>
+            </w:pPr>
+            <w:r>
+              <w:rPr>
+                <w:b/>
+                <w:bCs/>
+                <w:color w:val="FF0000"/>
+              </w:rPr>
+              <w:t>Источник</w:t>
+            </w:r>
+          </w:p>
+        </w:tc>
+        <w:tc>
+          <w:tcPr>
+            <w:tcW w:w="0" w:type="auto"/>
+            <w:gridSpan w:val="2"/>
+            <w:vAlign w:val="center"/>
+            <w:hideMark/>
+          </w:tcPr>
+          <w:p>
+            <w:pPr>
+              <w:jc w:val="center"/>
+              <w:rPr>
+                <w:b/>
+                <w:bCs/>
+                <w:color w:val="FF0000"/>
+              </w:rPr>
+            </w:pPr>
+            <w:r>
+              <w:rPr>
+                <w:b/>
+                <w:bCs/>
+                <w:color w:val="FF0000"/>
+              </w:rPr>
+              <w:t>Привязка</w:t>
+            </w:r>
+          </w:p>
+        </w:tc>
+      </w:tr>
+      <w:tr>
+        <w:trPr>
+          <w:gridAfter w:val="1"/>
+          <w:tblCellSpacing w:w="15" w:type="dxa"/>
+        </w:trPr>
+        <w:tc>
+          <w:tcPr>
+            <w:tcW w:w="0" w:type="auto"/>
+            <w:gridSpan w:val="3"/>
+            <w:vAlign w:val="center"/>
+            <w:hideMark/>
+          </w:tcPr>
+          <w:p>
+            <w:pPr>
+              <w:jc w:val="left"/>
+              <w:rPr>
+                <w:color w:val="FF0000"/>
+                <w:lang w:val="en-US"/>
+              </w:rPr>
+            </w:pPr>
+            <w:hyperlink r:id="rId26" w:tgtFrame="_blank" w:history="1">
+              <w:r>
+                <w:rPr>
+                  <w:rStyle w:val="inline-block"/>
+                  <w:color w:val="FF0000"/>
+                  <w:u w:val="single"/>
+                  <w:lang w:val="en-US"/>
+                </w:rPr>
+                <w:t>Sammari-po-kazhdomu-otchetu.docx</w:t>
+              </w:r>
+            </w:hyperlink>
+          </w:p>
+        </w:tc>
+        <w:tc>
+          <w:tcPr>
+            <w:tcW w:w="0" w:type="auto"/>
+            <w:vAlign w:val="center"/>
+            <w:hideMark/>
+          </w:tcPr>
+          <w:p>
+            <w:pPr>
+              <w:rPr>
+                <w:color w:val="FF0000"/>
+              </w:rPr>
+            </w:pPr>
+            <w:r>
+              <w:rPr>
+                <w:color w:val="FF0000"/>
+              </w:rPr>
+              <w:t>Саммари по каждому отчёту (USV-KnowledgeBase)</w:t>
+            </w:r>
+          </w:p>
+        </w:tc>
+        <w:tc>
+          <w:tcPr>
+            <w:tcW w:w="0" w:type="auto"/>
+            <w:gridSpan w:val="2"/>
+            <w:vAlign w:val="center"/>
+            <w:hideMark/>
+          </w:tcPr>
+          <w:p>
+            <w:pPr>
+              <w:rPr>
+                <w:color w:val="FF0000"/>
+              </w:rPr>
+            </w:pPr>
+            <w:r>
+              <w:rPr>
+                <w:color w:val="FF0000"/>
+              </w:rPr>
+              <w:t>Таблица сравнения инструментов, TensorRT ×2–5, ZeroTier адрес, Gazebo/VRX/Docker</w:t>
+            </w:r>
+          </w:p>
+        </w:tc>
+      </w:tr>
+      <w:tr>
+        <w:trPr>
+          <w:gridAfter w:val="1"/>
+          <w:tblCellSpacing w:w="15" w:type="dxa"/>
+        </w:trPr>
+        <w:tc>
+          <w:tcPr>
+            <w:tcW w:w="0" w:type="auto"/>
+            <w:gridSpan w:val="3"/>
+            <w:vAlign w:val="center"/>
+            <w:hideMark/>
+          </w:tcPr>
+          <w:p>
+            <w:pPr>
+              <w:rPr>
+                <w:color w:val="FF0000"/>
+                <w:lang w:val="en-US"/>
+              </w:rPr>
+            </w:pPr>
+            <w:hyperlink r:id="rId27" w:tgtFrame="_blank" w:history="1">
+              <w:r>
+                <w:rPr>
+                  <w:rStyle w:val="inline-block"/>
+                  <w:color w:val="FF0000"/>
+                  <w:u w:val="single"/>
+                </w:rPr>
+                <w:t>Технический</w:t>
+              </w:r>
+              <w:r>
+                <w:rPr>
+                  <w:rStyle w:val="inline-block"/>
+                  <w:color w:val="FF0000"/>
+                  <w:u w:val="single"/>
+                  <w:lang w:val="en-US"/>
+                </w:rPr>
+                <w:t xml:space="preserve"> </w:t>
+              </w:r>
+              <w:r>
+                <w:rPr>
+                  <w:rStyle w:val="inline-block"/>
+                  <w:color w:val="FF0000"/>
+                  <w:u w:val="single"/>
+                </w:rPr>
+                <w:t>отчёт</w:t>
+              </w:r>
+              <w:r>
+                <w:rPr>
+                  <w:rStyle w:val="inline-block"/>
+                  <w:color w:val="FF0000"/>
+                  <w:u w:val="single"/>
+                  <w:lang w:val="en-US"/>
+                </w:rPr>
+                <w:t xml:space="preserve"> </w:t>
+              </w:r>
+              <w:r>
+                <w:rPr>
+                  <w:rStyle w:val="inline-block"/>
+                  <w:color w:val="FF0000"/>
+                  <w:u w:val="single"/>
+                </w:rPr>
+                <w:t>ветка</w:t>
+              </w:r>
+              <w:r>
+                <w:rPr>
+                  <w:rStyle w:val="inline-block"/>
+                  <w:color w:val="FF0000"/>
+                  <w:u w:val="single"/>
+                  <w:lang w:val="en-US"/>
+                </w:rPr>
+                <w:t xml:space="preserve"> feat segmentation — USV Obstacle Detection.pdf</w:t>
+              </w:r>
+            </w:hyperlink>
+          </w:p>
+        </w:tc>
+        <w:tc>
+          <w:tcPr>
+            <w:tcW w:w="0" w:type="auto"/>
+            <w:vAlign w:val="center"/>
+            <w:hideMark/>
+          </w:tcPr>
+          <w:p>
+            <w:pPr>
+              <w:rPr>
+                <w:color w:val="FF0000"/>
+              </w:rPr>
+            </w:pPr>
+            <w:r>
+              <w:rPr>
+                <w:color w:val="FF0000"/>
+              </w:rPr>
+              <w:t>Технический отчёт, ветка feat/segmentation</w:t>
+            </w:r>
+          </w:p>
+        </w:tc>
+        <w:tc>
+          <w:tcPr>
+            <w:tcW w:w="0" w:type="auto"/>
+            <w:gridSpan w:val="2"/>
+            <w:vAlign w:val="center"/>
+            <w:hideMark/>
+          </w:tcPr>
+          <w:p>
+            <w:pPr>
+              <w:rPr>
+                <w:color w:val="FF0000"/>
+                <w:lang w:val="en-US"/>
+              </w:rPr>
+            </w:pPr>
+            <w:r>
+              <w:rPr>
+                <w:color w:val="FF0000"/>
+                <w:lang w:val="en-US"/>
+              </w:rPr>
+              <w:t>Baseline YOLOv8s-seg mAP50=0.940, Ultralytics API</w:t>
+            </w:r>
+          </w:p>
+        </w:tc>
+      </w:tr>
+      <w:tr>
+        <w:trPr>
+          <w:gridAfter w:val="1"/>
+          <w:tblCellSpacing w:w="15" w:type="dxa"/>
+        </w:trPr>
+        <w:tc>
+          <w:tcPr>
+            <w:tcW w:w="0" w:type="auto"/>
+            <w:gridSpan w:val="3"/>
+            <w:vAlign w:val="center"/>
+            <w:hideMark/>
+          </w:tcPr>
+          <w:p>
+            <w:pPr>
+              <w:rPr>
+                <w:color w:val="FF0000"/>
+                <w:lang w:val="en-US"/>
+              </w:rPr>
+            </w:pPr>
+            <w:hyperlink r:id="rId28" w:tgtFrame="_blank" w:history="1">
+              <w:r>
+                <w:rPr>
+                  <w:rStyle w:val="inline-block"/>
+                  <w:color w:val="FF0000"/>
+                  <w:u w:val="single"/>
+                  <w:lang w:val="en-US"/>
+                </w:rPr>
+                <w:t>Tekhnicheskii-analiz-vetki-main-USV-Obstacle-Detection.pdf</w:t>
+              </w:r>
+            </w:hyperlink>
+          </w:p>
+        </w:tc>
+        <w:tc>
+          <w:tcPr>
+            <w:tcW w:w="0" w:type="auto"/>
+            <w:vAlign w:val="center"/>
+            <w:hideMark/>
+          </w:tcPr>
+          <w:p>
+            <w:pPr>
+              <w:rPr>
+                <w:color w:val="FF0000"/>
+              </w:rPr>
+            </w:pPr>
+            <w:r>
+              <w:rPr>
+                <w:color w:val="FF0000"/>
+              </w:rPr>
+              <w:t>Технический анализ ветки main</w:t>
+            </w:r>
+          </w:p>
+        </w:tc>
+        <w:tc>
+          <w:tcPr>
+            <w:tcW w:w="0" w:type="auto"/>
+            <w:gridSpan w:val="2"/>
+            <w:vAlign w:val="center"/>
+            <w:hideMark/>
+          </w:tcPr>
+          <w:p>
+            <w:pPr>
+              <w:rPr>
+                <w:color w:val="FF0000"/>
+              </w:rPr>
+            </w:pPr>
+            <w:r>
+              <w:rPr>
+                <w:color w:val="FF0000"/>
+              </w:rPr>
+              <w:t>Hydra, архитектура пайплайна</w:t>
+            </w:r>
+          </w:p>
+        </w:tc>
+      </w:tr>
+      <w:tr>
+        <w:trPr>
+          <w:gridAfter w:val="1"/>
+          <w:tblCellSpacing w:w="15" w:type="dxa"/>
+        </w:trPr>
+        <w:tc>
+          <w:tcPr>
+            <w:tcW w:w="0" w:type="auto"/>
+            <w:gridSpan w:val="3"/>
+            <w:vAlign w:val="center"/>
+            <w:hideMark/>
+          </w:tcPr>
+          <w:p>
+            <w:pPr>
+              <w:rPr>
+                <w:color w:val="FF0000"/>
+              </w:rPr>
+            </w:pPr>
+            <w:hyperlink r:id="rId29" w:tgtFrame="_blank" w:history="1">
+              <w:r>
+                <w:rPr>
+                  <w:rStyle w:val="inline-block"/>
+                  <w:color w:val="FF0000"/>
+                  <w:u w:val="single"/>
+                </w:rPr>
+                <w:t>Документация по созданию датасета.pdf</w:t>
+              </w:r>
+            </w:hyperlink>
+          </w:p>
+        </w:tc>
+        <w:tc>
+          <w:tcPr>
+            <w:tcW w:w="0" w:type="auto"/>
+            <w:vAlign w:val="center"/>
+            <w:hideMark/>
+          </w:tcPr>
+          <w:p>
+            <w:pPr>
+              <w:rPr>
+                <w:color w:val="FF0000"/>
+              </w:rPr>
+            </w:pPr>
+            <w:r>
+              <w:rPr>
+                <w:color w:val="FF0000"/>
+              </w:rPr>
+              <w:t>Документация по созданию датасета</w:t>
+            </w:r>
+          </w:p>
+        </w:tc>
+        <w:tc>
+          <w:tcPr>
+            <w:tcW w:w="0" w:type="auto"/>
+            <w:gridSpan w:val="2"/>
+            <w:vAlign w:val="center"/>
+            <w:hideMark/>
+          </w:tcPr>
+          <w:p>
+            <w:pPr>
+              <w:rPr>
+                <w:color w:val="FF0000"/>
+              </w:rPr>
+            </w:pPr>
+            <w:r>
+              <w:rPr>
+                <w:color w:val="FF0000"/>
+              </w:rPr>
+              <w:t>CVAT + ZeroTier развёртывание</w:t>
+            </w:r>
+          </w:p>
+        </w:tc>
+      </w:tr>
+      <w:tr>
+        <w:trPr>
+          <w:gridAfter w:val="1"/>
+          <w:tblCellSpacing w:w="15" w:type="dxa"/>
+        </w:trPr>
+        <w:tc>
+          <w:tcPr>
+            <w:tcW w:w="0" w:type="auto"/>
+            <w:gridSpan w:val="3"/>
+            <w:vAlign w:val="center"/>
+            <w:hideMark/>
+          </w:tcPr>
+          <w:p>
+            <w:pPr>
+              <w:rPr>
+                <w:color w:val="FF0000"/>
+              </w:rPr>
+            </w:pPr>
+            <w:hyperlink r:id="rId30" w:tgtFrame="_blank" w:history="1">
+              <w:r>
+                <w:rPr>
+                  <w:rStyle w:val="inline-block"/>
+                  <w:color w:val="FF0000"/>
+                  <w:u w:val="single"/>
+                </w:rPr>
+                <w:t>otchet-po-praktike-2025.docx</w:t>
+              </w:r>
+            </w:hyperlink>
+          </w:p>
+        </w:tc>
+        <w:tc>
+          <w:tcPr>
+            <w:tcW w:w="0" w:type="auto"/>
+            <w:vAlign w:val="center"/>
+            <w:hideMark/>
+          </w:tcPr>
+          <w:p>
+            <w:pPr>
+              <w:rPr>
+                <w:color w:val="FF0000"/>
+              </w:rPr>
+            </w:pPr>
+            <w:r>
+              <w:rPr>
+                <w:color w:val="FF0000"/>
+              </w:rPr>
+              <w:t>Отчёт по практике 2025</w:t>
+            </w:r>
+          </w:p>
+        </w:tc>
+        <w:tc>
+          <w:tcPr>
+            <w:tcW w:w="0" w:type="auto"/>
+            <w:gridSpan w:val="2"/>
+            <w:vAlign w:val="center"/>
+            <w:hideMark/>
+          </w:tcPr>
+          <w:p>
+            <w:pPr>
+              <w:rPr>
+                <w:color w:val="FF0000"/>
+                <w:lang w:val="en-US"/>
+              </w:rPr>
+            </w:pPr>
+            <w:r>
+              <w:rPr>
+                <w:color w:val="FF0000"/>
+                <w:lang w:val="en-US"/>
+              </w:rPr>
+              <w:t xml:space="preserve">Python </w:t>
+            </w:r>
+            <w:r>
+              <w:rPr>
+                <w:color w:val="FF0000"/>
+              </w:rPr>
+              <w:t>экосистема</w:t>
+            </w:r>
+            <w:r>
+              <w:rPr>
+                <w:color w:val="FF0000"/>
+                <w:lang w:val="en-US"/>
+              </w:rPr>
+              <w:t>, PyTorch vs TensorFlow</w:t>
+            </w:r>
+          </w:p>
+        </w:tc>
+      </w:tr>
+      <w:tr>
+        <w:trPr>
+          <w:tblHeader/>
+          <w:tblCellSpacing w:w="15" w:type="dxa"/>
+        </w:trPr>
+        <w:tc>
+          <w:tcPr>
+            <w:tcW w:w="0" w:type="auto"/>
+            <w:vAlign w:val="center"/>
+            <w:hideMark/>
+          </w:tcPr>
+          <w:p>
+            <w:pPr>
+              <w:jc w:val="center"/>
+              <w:rPr>
+                <w:b/>
+                <w:bCs/>
+                <w:color w:val="FF0000"/>
+              </w:rPr>
+            </w:pPr>
+            <w:r>
+              <w:rPr>
+                <w:b/>
+                <w:bCs/>
+                <w:color w:val="FF0000"/>
+              </w:rPr>
+              <w:t>№</w:t>
+            </w:r>
+          </w:p>
+        </w:tc>
+        <w:tc>
+          <w:tcPr>
+            <w:tcW w:w="0" w:type="auto"/>
+            <w:vAlign w:val="center"/>
+            <w:hideMark/>
+          </w:tcPr>
+          <w:p>
+            <w:pPr>
+              <w:jc w:val="center"/>
+              <w:rPr>
+                <w:b/>
+                <w:bCs/>
+                <w:color w:val="FF0000"/>
+              </w:rPr>
+            </w:pPr>
+            <w:r>
+              <w:rPr>
+                <w:b/>
+                <w:bCs/>
+                <w:color w:val="FF0000"/>
+              </w:rPr>
+              <w:t>Ресурс</w:t>
+            </w:r>
+          </w:p>
+        </w:tc>
+        <w:tc>
+          <w:tcPr>
+            <w:tcW w:w="0" w:type="auto"/>
+            <w:gridSpan w:val="3"/>
+            <w:vAlign w:val="center"/>
+            <w:hideMark/>
+          </w:tcPr>
+          <w:p>
+            <w:pPr>
+              <w:jc w:val="center"/>
+              <w:rPr>
+                <w:b/>
+                <w:bCs/>
+                <w:color w:val="FF0000"/>
+              </w:rPr>
+            </w:pPr>
+            <w:r>
+              <w:rPr>
+                <w:b/>
+                <w:bCs/>
+                <w:color w:val="FF0000"/>
+              </w:rPr>
+              <w:t>URL</w:t>
+            </w:r>
+          </w:p>
+        </w:tc>
+        <w:tc>
+          <w:tcPr>
+            <w:tcW w:w="0" w:type="auto"/>
+            <w:gridSpan w:val="2"/>
+            <w:vAlign w:val="center"/>
+            <w:hideMark/>
+          </w:tcPr>
+          <w:p>
+            <w:pPr>
+              <w:jc w:val="center"/>
+              <w:rPr>
+                <w:b/>
+                <w:bCs/>
+                <w:color w:val="FF0000"/>
+              </w:rPr>
+            </w:pPr>
+            <w:r>
+              <w:rPr>
+                <w:b/>
+                <w:bCs/>
+                <w:color w:val="FF0000"/>
+              </w:rPr>
+              <w:t>Что подтверждает</w:t>
+            </w:r>
+          </w:p>
+        </w:tc>
+      </w:tr>
+      <w:tr>
+        <w:trPr>
+          <w:tblCellSpacing w:w="15" w:type="dxa"/>
+        </w:trPr>
+        <w:tc>
+          <w:tcPr>
+            <w:tcW w:w="0" w:type="auto"/>
+            <w:vAlign w:val="center"/>
+            <w:hideMark/>
+          </w:tcPr>
+          <w:p>
+            <w:pPr>
+              <w:jc w:val="center"/>
+              <w:rPr>
+                <w:b/>
+                <w:bCs/>
+                <w:color w:val="FF0000"/>
+              </w:rPr>
+            </w:pPr>
+          </w:p>
+        </w:tc>
+        <w:tc>
+          <w:tcPr>
+            <w:tcW w:w="0" w:type="auto"/>
+            <w:vAlign w:val="center"/>
+            <w:hideMark/>
+          </w:tcPr>
+          <w:p>
+            <w:pPr>
+              <w:rPr>
+                <w:color w:val="FF0000"/>
+                <w:szCs w:val="24"/>
+              </w:rPr>
+            </w:pPr>
+            <w:r>
+              <w:rPr>
+                <w:color w:val="FF0000"/>
+              </w:rPr>
+              <w:t>VRX — официальная документация (OSRF/CMU)</w:t>
+            </w:r>
+          </w:p>
+        </w:tc>
+        <w:tc>
+          <w:tcPr>
+            <w:tcW w:w="0" w:type="auto"/>
+            <w:gridSpan w:val="3"/>
+            <w:vAlign w:val="center"/>
+            <w:hideMark/>
+          </w:tcPr>
+          <w:p>
+            <w:pPr>
+              <w:rPr>
+                <w:color w:val="FF0000"/>
+              </w:rPr>
+            </w:pPr>
+            <w:r>
+              <w:rPr>
+                <w:color w:val="FF0000"/>
+              </w:rPr>
+              <w:t>https://github.com/osrf/vrx</w:t>
+            </w:r>
+          </w:p>
+        </w:tc>
+        <w:tc>
+          <w:tcPr>
+            <w:tcW w:w="0" w:type="auto"/>
+            <w:gridSpan w:val="2"/>
+            <w:vAlign w:val="center"/>
+            <w:hideMark/>
+          </w:tcPr>
+          <w:p>
+            <w:pPr>
+              <w:rPr>
+                <w:color w:val="FF0000"/>
+              </w:rPr>
+            </w:pPr>
+            <w:r>
+              <w:rPr>
+                <w:color w:val="FF0000"/>
+              </w:rPr>
+              <w:t>Gazebo + VRX — стандарт морской симуляции, Maritime RobotX Challenge</w:t>
+            </w:r>
+          </w:p>
+        </w:tc>
+      </w:tr>
+      <w:tr>
+        <w:trPr>
+          <w:tblCellSpacing w:w="15" w:type="dxa"/>
+        </w:trPr>
+        <w:tc>
+          <w:tcPr>
+            <w:tcW w:w="0" w:type="auto"/>
+            <w:vAlign w:val="center"/>
+            <w:hideMark/>
+          </w:tcPr>
+          <w:p>
+            <w:pPr>
+              <w:rPr>
+                <w:color w:val="FF0000"/>
+              </w:rPr>
+            </w:pPr>
+            <w:r>
+              <w:rPr>
+                <w:color w:val="FF0000"/>
+              </w:rPr>
+              <w:t>—</w:t>
+            </w:r>
+          </w:p>
+        </w:tc>
+        <w:tc>
+          <w:tcPr>
+            <w:tcW w:w="0" w:type="auto"/>
+            <w:vAlign w:val="center"/>
+            <w:hideMark/>
+          </w:tcPr>
+          <w:p>
+            <w:pPr>
+              <w:rPr>
+                <w:color w:val="FF0000"/>
+              </w:rPr>
+            </w:pPr>
+            <w:r>
+              <w:rPr>
+                <w:color w:val="FF0000"/>
+              </w:rPr>
+              <w:t>Webots — официальная документация (EPFL/Cyberbotics)</w:t>
+            </w:r>
+          </w:p>
+        </w:tc>
+        <w:tc>
+          <w:tcPr>
+            <w:tcW w:w="0" w:type="auto"/>
+            <w:gridSpan w:val="3"/>
+            <w:vAlign w:val="center"/>
+            <w:hideMark/>
+          </w:tcPr>
+          <w:p>
+            <w:pPr>
+              <w:rPr>
+                <w:color w:val="FF0000"/>
+              </w:rPr>
+            </w:pPr>
+            <w:r>
+              <w:rPr>
+                <w:color w:val="FF0000"/>
+              </w:rPr>
+              <w:t>https://cyberbotics.com/doc/guide/robotis-op2</w:t>
+            </w:r>
+          </w:p>
+        </w:tc>
+        <w:tc>
+          <w:tcPr>
+            <w:tcW w:w="0" w:type="auto"/>
+            <w:gridSpan w:val="2"/>
+            <w:vAlign w:val="center"/>
+            <w:hideMark/>
+          </w:tcPr>
+          <w:p>
+            <w:pPr>
+              <w:rPr>
+                <w:color w:val="FF0000"/>
+              </w:rPr>
+            </w:pPr>
+            <w:r>
+              <w:rPr>
+                <w:color w:val="FF0000"/>
+              </w:rPr>
+              <w:t>Фокус Webots на наземной/воздушной робототехнике, отсутствие морской физики</w:t>
+            </w:r>
+          </w:p>
+        </w:tc>
+      </w:tr>
+      <w:tr>
+        <w:trPr>
+          <w:tblCellSpacing w:w="15" w:type="dxa"/>
+        </w:trPr>
+        <w:tc>
+          <w:tcPr>
+            <w:tcW w:w="0" w:type="auto"/>
+            <w:vAlign w:val="center"/>
+            <w:hideMark/>
+          </w:tcPr>
+          <w:p>
+            <w:pPr>
+              <w:rPr>
+                <w:color w:val="FF0000"/>
+              </w:rPr>
+            </w:pPr>
+            <w:r>
+              <w:rPr>
+                <w:color w:val="FF0000"/>
+              </w:rPr>
+              <w:t>—</w:t>
+            </w:r>
+          </w:p>
+        </w:tc>
+        <w:tc>
+          <w:tcPr>
+            <w:tcW w:w="0" w:type="auto"/>
+            <w:vAlign w:val="center"/>
+            <w:hideMark/>
+          </w:tcPr>
+          <w:p>
+            <w:pPr>
+              <w:rPr>
+                <w:color w:val="FF0000"/>
+              </w:rPr>
+            </w:pPr>
+            <w:r>
+              <w:rPr>
+                <w:color w:val="FF0000"/>
+              </w:rPr>
+              <w:t>Gazebo — официальный сайт (Open Robotics)</w:t>
+            </w:r>
+          </w:p>
+        </w:tc>
+        <w:tc>
+          <w:tcPr>
+            <w:tcW w:w="0" w:type="auto"/>
+            <w:gridSpan w:val="3"/>
+            <w:vAlign w:val="center"/>
+            <w:hideMark/>
+          </w:tcPr>
+          <w:p>
+            <w:pPr>
+              <w:rPr>
+                <w:color w:val="FF0000"/>
+              </w:rPr>
+            </w:pPr>
+            <w:r>
+              <w:rPr>
+                <w:color w:val="FF0000"/>
+              </w:rPr>
+              <w:t>https://gazebosim.org</w:t>
+            </w:r>
+          </w:p>
+        </w:tc>
+        <w:tc>
+          <w:tcPr>
+            <w:tcW w:w="0" w:type="auto"/>
+            <w:gridSpan w:val="2"/>
+            <w:vAlign w:val="center"/>
+            <w:hideMark/>
+          </w:tcPr>
+          <w:p>
+            <w:pPr>
+              <w:rPr>
+                <w:color w:val="FF0000"/>
+              </w:rPr>
+            </w:pPr>
+            <w:r>
+              <w:rPr>
+                <w:color w:val="FF0000"/>
+              </w:rPr>
+              <w:t>Статус де-факто стандарта ROS 2 симуляции</w:t>
+            </w:r>
+          </w:p>
+        </w:tc>
+      </w:tr>
+    </w:tbl>
+    <w:p>
+      <w:pPr>
+        <w:pStyle w:val="-0"/>
+      </w:pPr>
+      <w:r>
+        <w:t>Архитектура пайплайна системы</w:t>
+      </w:r>
+    </w:p>
+    <w:p>
+      <w:pPr>
+        <w:pStyle w:val="a8"/>
+      </w:pPr>
+      <w:r>
+        <w:t>Разработанная система решает задачу автономного восприятия окружающей обстановки беспилотным надводным судном и строится на трёх последовательных уровнях обработки информации.</w:t>
+      </w:r>
+      <w:hyperlink r:id="rId31" w:tgtFrame="_blank" w:history="1">
+        <w:r>
+          <w:rPr>
+            <w:rStyle w:val="inline-block"/>
+            <w:color w:val="0000FF"/>
+            <w:u w:val="single"/>
+          </w:rPr>
+          <w:t>otchet-po-praktike-2025.docx</w:t>
+        </w:r>
+      </w:hyperlink>
+    </w:p>
+    <w:p>
+      <w:pPr>
+        <w:pStyle w:val="a8"/>
+      </w:pPr>
+      <w:r>
+        <w:rPr>
+          <w:rStyle w:val="af1"/>
+        </w:rPr>
+        <w:t>Уровень 1 — Восприятие (Perception).</w:t>
+      </w:r>
+      <w:r>
+        <w:t xml:space="preserve"> Три камеры формируют непрерывные видеопотоки, которые поступают по USB 3.0 на вычислительный модуль Jetson Orin Nano 8 GB. На этом уровне выполняется синхронизация потоков по сигналу GPIO от центральной камеры, опциональная предобработка кадров (апскейлинг, стабилизация EIS с использованием данных IMU) и формирование единого синхронизированного входа для следующего уровня.</w:t>
+      </w:r>
+      <w:hyperlink r:id="rId32" w:tgtFrame="_blank" w:history="1">
+        <w:r>
+          <w:rPr>
+            <w:rStyle w:val="inline-block"/>
+            <w:color w:val="0000FF"/>
+            <w:u w:val="single"/>
+          </w:rPr>
+          <w:t>chernovik-otchet-po-praktike-2026.docx</w:t>
+        </w:r>
+      </w:hyperlink>
+    </w:p>
+    <w:p>
+      <w:pPr>
+        <w:pStyle w:val="a8"/>
+      </w:pPr>
+      <w:r>
+        <w:rPr>
+          <w:rStyle w:val="af1"/>
+        </w:rPr>
+        <w:lastRenderedPageBreak/>
+        <w:t>Уровень 2 — Анализ (Inference).</w:t>
+      </w:r>
+      <w:r>
+        <w:t xml:space="preserve"> Синхронизированные кадры обрабатываются моделью VPS/YOLO, которая выполняет сегментацию сцены на классы Stuff (Water, Sky, Land, Pier) и обнаружение объектов Things (Vessel, Buoy, Створы и прочее) с присвоением каждому объекту устойчивого Track ID между кадрами. Выходом уровня являются попиксельные маски, ограничивающие рамки и идентификаторы объектов.</w:t>
+      </w:r>
+      <w:hyperlink r:id="rId33" w:tgtFrame="_blank" w:history="1">
+        <w:r>
+          <w:rPr>
+            <w:rStyle w:val="inline-block"/>
+            <w:color w:val="0000FF"/>
+            <w:u w:val="single"/>
+          </w:rPr>
+          <w:t>otchet-po-praktike-2025.docx</w:t>
+        </w:r>
+      </w:hyperlink>
+    </w:p>
+    <w:p>
+      <w:pPr>
+        <w:pStyle w:val="a8"/>
+      </w:pPr>
+      <w:r>
+        <w:rPr>
+          <w:rStyle w:val="af1"/>
+        </w:rPr>
+        <w:t>Уровень 3 — Слияние данных (Sensor Fusion).</w:t>
+      </w:r>
+      <w:r>
+        <w:t xml:space="preserve"> Результаты визуального анализа совмещаются с данными GPS и IMU для перехода от пиксельных координат к метрическим: вычисляется пространственное положение каждого объекта (X, Y, Z), оценка его скорости и формируется карта проходимости акватории. Этот уровень спроектирован в рамках настоящей работы и апробирован на данных отчёта 2025 года, однако его полная интеграция с геометрической веткой (ректификация камер, карта диспаритета, метрическая глубина) выходит за рамки текущего этапа.</w:t>
+      </w:r>
+      <w:hyperlink r:id="rId34" w:tgtFrame="_blank" w:history="1">
+        <w:r>
+          <w:rPr>
+            <w:rStyle w:val="inline-block"/>
+            <w:color w:val="0000FF"/>
+            <w:u w:val="single"/>
+          </w:rPr>
+          <w:t>otchet-po-praktike-2025.docx</w:t>
+        </w:r>
+      </w:hyperlink>
+    </w:p>
+    <w:p>
+      <w:pPr>
+        <w:pStyle w:val="a8"/>
+      </w:pPr>
+      <w:r>
+        <w:t>Общая структура пайплайна представлена на рисунке 2.</w:t>
+      </w:r>
+    </w:p>
+    <w:p>
+      <w:pPr>
+        <w:pStyle w:val="my-2"/>
+        <w:rPr>
+          <w:color w:val="FF0000"/>
+        </w:rPr>
+      </w:pPr>
+      <w:r>
+        <w:rPr>
+          <w:rStyle w:val="HTML1"/>
+          <w:color w:val="FF0000"/>
+        </w:rPr>
+        <w:t>[ВСТАВИТЬ: Рисунок 2 — Общая архитектура пайплайна (скорректированная блок-схема из отчёта 2025: подпись «КОМПОСТИРОВАНИЕ» → «СЛИЯНИЕ ДАННЫХ»; «YOLOv8» → «VPS / YOLO»; геометрическая ветка помечена «в разработке»)]</w:t>
+      </w:r>
+    </w:p>
+    <w:p>
+      <w:pPr>
         <w:spacing w:before="100" w:beforeAutospacing="1" w:after="100" w:afterAutospacing="1" w:line="240" w:lineRule="auto"/>
         <w:jc w:val="left"/>
         <w:rPr>
@@ -5636,485 +12289,6 @@
           <w:szCs w:val="24"/>
           <w:lang w:eastAsia="ru-RU"/>
         </w:rPr>
-      </w:pPr>
-      <w:r>
-        <w:rPr>
-          <w:rFonts w:eastAsia="Times New Roman" w:cs="Times New Roman"/>
-          <w:b/>
-          <w:bCs/>
-          <w:color w:val="auto"/>
-          <w:szCs w:val="24"/>
-          <w:lang w:eastAsia="ru-RU"/>
-        </w:rPr>
-        <w:t>2.1</w:t>
-      </w:r>
-      <w:r>
-        <w:rPr>
-          <w:rFonts w:eastAsia="Times New Roman" w:cs="Times New Roman"/>
-          <w:color w:val="auto"/>
-          <w:szCs w:val="24"/>
-          <w:lang w:eastAsia="ru-RU"/>
-        </w:rPr>
-        <w:t xml:space="preserve"> Описание решения и ключевые функции системы </w:t>
-      </w:r>
-    </w:p>
-    <w:p>
-      <w:pPr>
-        <w:numPr>
-          <w:ilvl w:val="0"/>
-          <w:numId w:val="15"/>
-        </w:numPr>
-        <w:spacing w:before="100" w:beforeAutospacing="1" w:after="100" w:afterAutospacing="1" w:line="240" w:lineRule="auto"/>
-        <w:jc w:val="left"/>
-        <w:rPr>
-          <w:rFonts w:eastAsia="Times New Roman" w:cs="Times New Roman"/>
-          <w:color w:val="auto"/>
-          <w:szCs w:val="24"/>
-          <w:lang w:eastAsia="ru-RU"/>
-        </w:rPr>
-      </w:pPr>
-      <w:r>
-        <w:rPr>
-          <w:rFonts w:eastAsia="Times New Roman" w:cs="Times New Roman"/>
-          <w:b/>
-          <w:bCs/>
-          <w:color w:val="auto"/>
-          <w:szCs w:val="24"/>
-          <w:lang w:eastAsia="ru-RU"/>
-        </w:rPr>
-        <w:t>2.2</w:t>
-      </w:r>
-      <w:r>
-        <w:rPr>
-          <w:rFonts w:eastAsia="Times New Roman" w:cs="Times New Roman"/>
-          <w:color w:val="auto"/>
-          <w:szCs w:val="24"/>
-          <w:lang w:eastAsia="ru-RU"/>
-        </w:rPr>
-        <w:t xml:space="preserve"> Анализ и выбор аппаратного обеспечения </w:t>
-      </w:r>
-    </w:p>
-    <w:p>
-      <w:pPr>
-        <w:numPr>
-          <w:ilvl w:val="1"/>
-          <w:numId w:val="15"/>
-        </w:numPr>
-        <w:spacing w:before="100" w:beforeAutospacing="1" w:after="100" w:afterAutospacing="1" w:line="240" w:lineRule="auto"/>
-        <w:jc w:val="left"/>
-        <w:rPr>
-          <w:rFonts w:eastAsia="Times New Roman" w:cs="Times New Roman"/>
-          <w:color w:val="auto"/>
-          <w:szCs w:val="24"/>
-          <w:lang w:eastAsia="ru-RU"/>
-        </w:rPr>
-      </w:pPr>
-      <w:r>
-        <w:rPr>
-          <w:rFonts w:eastAsia="Times New Roman" w:cs="Times New Roman"/>
-          <w:color w:val="auto"/>
-          <w:szCs w:val="24"/>
-          <w:lang w:eastAsia="ru-RU"/>
-        </w:rPr>
-        <w:t>2.2.1 Требования к сенсорам для задачи детекции препятствий</w:t>
-      </w:r>
-    </w:p>
-    <w:p>
-      <w:pPr>
-        <w:numPr>
-          <w:ilvl w:val="1"/>
-          <w:numId w:val="15"/>
-        </w:numPr>
-        <w:spacing w:before="100" w:beforeAutospacing="1" w:after="100" w:afterAutospacing="1" w:line="240" w:lineRule="auto"/>
-        <w:jc w:val="left"/>
-        <w:rPr>
-          <w:rFonts w:eastAsia="Times New Roman" w:cs="Times New Roman"/>
-          <w:color w:val="auto"/>
-          <w:szCs w:val="24"/>
-          <w:lang w:eastAsia="ru-RU"/>
-        </w:rPr>
-      </w:pPr>
-      <w:r>
-        <w:rPr>
-          <w:rFonts w:eastAsia="Times New Roman" w:cs="Times New Roman"/>
-          <w:color w:val="auto"/>
-          <w:szCs w:val="24"/>
-          <w:lang w:eastAsia="ru-RU"/>
-        </w:rPr>
-        <w:t xml:space="preserve">2.2.2 Обзор типов сенсоров (активные / пассивные) </w:t>
-      </w:r>
-    </w:p>
-    <w:p>
-      <w:pPr>
-        <w:numPr>
-          <w:ilvl w:val="2"/>
-          <w:numId w:val="15"/>
-        </w:numPr>
-        <w:spacing w:before="100" w:beforeAutospacing="1" w:after="100" w:afterAutospacing="1" w:line="240" w:lineRule="auto"/>
-        <w:jc w:val="left"/>
-        <w:rPr>
-          <w:rFonts w:eastAsia="Times New Roman" w:cs="Times New Roman"/>
-          <w:color w:val="auto"/>
-          <w:szCs w:val="24"/>
-          <w:lang w:eastAsia="ru-RU"/>
-        </w:rPr>
-      </w:pPr>
-      <w:r>
-        <w:rPr>
-          <w:rFonts w:eastAsia="Times New Roman" w:cs="Times New Roman"/>
-          <w:i/>
-          <w:iCs/>
-          <w:color w:val="auto"/>
-          <w:szCs w:val="24"/>
-          <w:lang w:eastAsia="ru-RU"/>
-        </w:rPr>
-        <w:t>Источник: отчёт по практике 2025.docx</w:t>
-      </w:r>
-    </w:p>
-    <w:p>
-      <w:pPr>
-        <w:numPr>
-          <w:ilvl w:val="1"/>
-          <w:numId w:val="15"/>
-        </w:numPr>
-        <w:spacing w:before="100" w:beforeAutospacing="1" w:after="100" w:afterAutospacing="1" w:line="240" w:lineRule="auto"/>
-        <w:jc w:val="left"/>
-        <w:rPr>
-          <w:rFonts w:eastAsia="Times New Roman" w:cs="Times New Roman"/>
-          <w:color w:val="auto"/>
-          <w:szCs w:val="24"/>
-          <w:lang w:eastAsia="ru-RU"/>
-        </w:rPr>
-      </w:pPr>
-      <w:r>
-        <w:rPr>
-          <w:rFonts w:eastAsia="Times New Roman" w:cs="Times New Roman"/>
-          <w:color w:val="auto"/>
-          <w:szCs w:val="24"/>
-          <w:lang w:eastAsia="ru-RU"/>
-        </w:rPr>
-        <w:t xml:space="preserve">2.2.3 Методология выбора камер: критерии и «портрет» подходящего устройства </w:t>
-      </w:r>
-    </w:p>
-    <w:p>
-      <w:pPr>
-        <w:numPr>
-          <w:ilvl w:val="2"/>
-          <w:numId w:val="15"/>
-        </w:numPr>
-        <w:spacing w:before="100" w:beforeAutospacing="1" w:after="100" w:afterAutospacing="1" w:line="240" w:lineRule="auto"/>
-        <w:jc w:val="left"/>
-        <w:rPr>
-          <w:rFonts w:eastAsia="Times New Roman" w:cs="Times New Roman"/>
-          <w:color w:val="auto"/>
-          <w:szCs w:val="24"/>
-          <w:lang w:eastAsia="ru-RU"/>
-        </w:rPr>
-      </w:pPr>
-      <w:r>
-        <w:rPr>
-          <w:rFonts w:eastAsia="Times New Roman" w:cs="Times New Roman"/>
-          <w:i/>
-          <w:iCs/>
-          <w:color w:val="auto"/>
-          <w:szCs w:val="24"/>
-          <w:lang w:eastAsia="ru-RU"/>
-        </w:rPr>
-        <w:t>Источник: смета 11-03-2026, чаты Perplexity/Gemini</w:t>
-      </w:r>
-    </w:p>
-    <w:p>
-      <w:pPr>
-        <w:numPr>
-          <w:ilvl w:val="1"/>
-          <w:numId w:val="15"/>
-        </w:numPr>
-        <w:spacing w:before="100" w:beforeAutospacing="1" w:after="100" w:afterAutospacing="1" w:line="240" w:lineRule="auto"/>
-        <w:jc w:val="left"/>
-        <w:rPr>
-          <w:rFonts w:eastAsia="Times New Roman" w:cs="Times New Roman"/>
-          <w:color w:val="auto"/>
-          <w:szCs w:val="24"/>
-          <w:lang w:eastAsia="ru-RU"/>
-        </w:rPr>
-      </w:pPr>
-      <w:r>
-        <w:rPr>
-          <w:rFonts w:eastAsia="Times New Roman" w:cs="Times New Roman"/>
-          <w:color w:val="auto"/>
-          <w:szCs w:val="24"/>
-          <w:lang w:eastAsia="ru-RU"/>
-        </w:rPr>
-        <w:t xml:space="preserve">2.2.4 Анализ российского рынка и финальный выбор </w:t>
-      </w:r>
-    </w:p>
-    <w:p>
-      <w:pPr>
-        <w:numPr>
-          <w:ilvl w:val="2"/>
-          <w:numId w:val="15"/>
-        </w:numPr>
-        <w:spacing w:before="100" w:beforeAutospacing="1" w:after="100" w:afterAutospacing="1" w:line="240" w:lineRule="auto"/>
-        <w:jc w:val="left"/>
-        <w:rPr>
-          <w:rFonts w:eastAsia="Times New Roman" w:cs="Times New Roman"/>
-          <w:color w:val="auto"/>
-          <w:szCs w:val="24"/>
-          <w:lang w:eastAsia="ru-RU"/>
-        </w:rPr>
-      </w:pPr>
-      <w:r>
-        <w:rPr>
-          <w:rFonts w:eastAsia="Times New Roman" w:cs="Times New Roman"/>
-          <w:i/>
-          <w:iCs/>
-          <w:color w:val="auto"/>
-          <w:szCs w:val="24"/>
-          <w:lang w:eastAsia="ru-RU"/>
-        </w:rPr>
-        <w:t>Источник: смета 11-03-2026</w:t>
-      </w:r>
-    </w:p>
-    <w:p>
-      <w:pPr>
-        <w:numPr>
-          <w:ilvl w:val="2"/>
-          <w:numId w:val="15"/>
-        </w:numPr>
-        <w:spacing w:before="100" w:beforeAutospacing="1" w:after="100" w:afterAutospacing="1" w:line="240" w:lineRule="auto"/>
-        <w:jc w:val="left"/>
-        <w:rPr>
-          <w:rFonts w:eastAsia="Times New Roman" w:cs="Times New Roman"/>
-          <w:color w:val="auto"/>
-          <w:szCs w:val="24"/>
-          <w:lang w:eastAsia="ru-RU"/>
-        </w:rPr>
-      </w:pPr>
-      <w:r>
-        <w:rPr>
-          <w:rFonts w:ascii="Courier New" w:eastAsia="Times New Roman" w:hAnsi="Courier New" w:cs="Courier New"/>
-          <w:color w:val="auto"/>
-          <w:sz w:val="20"/>
-          <w:szCs w:val="20"/>
-          <w:lang w:eastAsia="ru-RU"/>
-        </w:rPr>
-        <w:t>[ВСТАВИТЬ: Таблица 2 — Характеристики выбранных камер]</w:t>
-      </w:r>
-    </w:p>
-    <w:p>
-      <w:pPr>
-        <w:numPr>
-          <w:ilvl w:val="1"/>
-          <w:numId w:val="15"/>
-        </w:numPr>
-        <w:spacing w:before="100" w:beforeAutospacing="1" w:after="100" w:afterAutospacing="1" w:line="240" w:lineRule="auto"/>
-        <w:jc w:val="left"/>
-        <w:rPr>
-          <w:rFonts w:eastAsia="Times New Roman" w:cs="Times New Roman"/>
-          <w:color w:val="auto"/>
-          <w:szCs w:val="24"/>
-          <w:lang w:eastAsia="ru-RU"/>
-        </w:rPr>
-      </w:pPr>
-      <w:r>
-        <w:rPr>
-          <w:rFonts w:eastAsia="Times New Roman" w:cs="Times New Roman"/>
-          <w:color w:val="auto"/>
-          <w:szCs w:val="24"/>
-          <w:lang w:eastAsia="ru-RU"/>
-        </w:rPr>
-        <w:t>2.2.5 Итоговая аппаратная конфигурация (3 камеры + GPS + IMU + Jetson Orin Nano 8 GB)</w:t>
-      </w:r>
-    </w:p>
-    <w:p>
-      <w:pPr>
-        <w:numPr>
-          <w:ilvl w:val="0"/>
-          <w:numId w:val="15"/>
-        </w:numPr>
-        <w:spacing w:before="100" w:beforeAutospacing="1" w:after="100" w:afterAutospacing="1" w:line="240" w:lineRule="auto"/>
-        <w:jc w:val="left"/>
-        <w:rPr>
-          <w:rFonts w:eastAsia="Times New Roman" w:cs="Times New Roman"/>
-          <w:color w:val="auto"/>
-          <w:szCs w:val="24"/>
-          <w:lang w:eastAsia="ru-RU"/>
-        </w:rPr>
-      </w:pPr>
-      <w:r>
-        <w:rPr>
-          <w:rFonts w:eastAsia="Times New Roman" w:cs="Times New Roman"/>
-          <w:b/>
-          <w:bCs/>
-          <w:color w:val="auto"/>
-          <w:szCs w:val="24"/>
-          <w:lang w:eastAsia="ru-RU"/>
-        </w:rPr>
-        <w:t>2.3</w:t>
-      </w:r>
-      <w:r>
-        <w:rPr>
-          <w:rFonts w:eastAsia="Times New Roman" w:cs="Times New Roman"/>
-          <w:color w:val="auto"/>
-          <w:szCs w:val="24"/>
-          <w:lang w:eastAsia="ru-RU"/>
-        </w:rPr>
-        <w:t xml:space="preserve"> Выбор программных средств и обоснование </w:t>
-      </w:r>
-    </w:p>
-    <w:p>
-      <w:pPr>
-        <w:numPr>
-          <w:ilvl w:val="1"/>
-          <w:numId w:val="15"/>
-        </w:numPr>
-        <w:spacing w:before="100" w:beforeAutospacing="1" w:after="100" w:afterAutospacing="1" w:line="240" w:lineRule="auto"/>
-        <w:jc w:val="left"/>
-        <w:rPr>
-          <w:rFonts w:eastAsia="Times New Roman" w:cs="Times New Roman"/>
-          <w:color w:val="auto"/>
-          <w:szCs w:val="24"/>
-          <w:lang w:val="en-US" w:eastAsia="ru-RU"/>
-        </w:rPr>
-      </w:pPr>
-      <w:r>
-        <w:rPr>
-          <w:rFonts w:eastAsia="Times New Roman" w:cs="Times New Roman"/>
-          <w:color w:val="auto"/>
-          <w:szCs w:val="24"/>
-          <w:lang w:val="en-US" w:eastAsia="ru-RU"/>
-        </w:rPr>
-        <w:t xml:space="preserve">Python, PyTorch, Ultralytics YOLO, CVAT, Hydra, ZeroTier </w:t>
-      </w:r>
-      <w:r>
-        <w:rPr>
-          <w:rFonts w:eastAsia="Times New Roman" w:cs="Times New Roman"/>
-          <w:color w:val="auto"/>
-          <w:szCs w:val="24"/>
-          <w:lang w:eastAsia="ru-RU"/>
-        </w:rPr>
-        <w:t>и</w:t>
-      </w:r>
-      <w:r>
-        <w:rPr>
-          <w:rFonts w:eastAsia="Times New Roman" w:cs="Times New Roman"/>
-          <w:color w:val="auto"/>
-          <w:szCs w:val="24"/>
-          <w:lang w:val="en-US" w:eastAsia="ru-RU"/>
-        </w:rPr>
-        <w:t xml:space="preserve"> </w:t>
-      </w:r>
-      <w:r>
-        <w:rPr>
-          <w:rFonts w:eastAsia="Times New Roman" w:cs="Times New Roman"/>
-          <w:color w:val="auto"/>
-          <w:szCs w:val="24"/>
-          <w:lang w:eastAsia="ru-RU"/>
-        </w:rPr>
-        <w:t>др</w:t>
-      </w:r>
-      <w:r>
-        <w:rPr>
-          <w:rFonts w:eastAsia="Times New Roman" w:cs="Times New Roman"/>
-          <w:color w:val="auto"/>
-          <w:szCs w:val="24"/>
-          <w:lang w:val="en-US" w:eastAsia="ru-RU"/>
-        </w:rPr>
-        <w:t>.</w:t>
-      </w:r>
-    </w:p>
-    <w:p>
-      <w:pPr>
-        <w:numPr>
-          <w:ilvl w:val="0"/>
-          <w:numId w:val="15"/>
-        </w:numPr>
-        <w:spacing w:before="100" w:beforeAutospacing="1" w:after="100" w:afterAutospacing="1" w:line="240" w:lineRule="auto"/>
-        <w:jc w:val="left"/>
-        <w:rPr>
-          <w:rFonts w:eastAsia="Times New Roman" w:cs="Times New Roman"/>
-          <w:color w:val="auto"/>
-          <w:szCs w:val="24"/>
-          <w:lang w:eastAsia="ru-RU"/>
-        </w:rPr>
-      </w:pPr>
-      <w:r>
-        <w:rPr>
-          <w:rFonts w:eastAsia="Times New Roman" w:cs="Times New Roman"/>
-          <w:b/>
-          <w:bCs/>
-          <w:color w:val="auto"/>
-          <w:szCs w:val="24"/>
-          <w:lang w:eastAsia="ru-RU"/>
-        </w:rPr>
-        <w:t>2.4</w:t>
-      </w:r>
-      <w:r>
-        <w:rPr>
-          <w:rFonts w:eastAsia="Times New Roman" w:cs="Times New Roman"/>
-          <w:color w:val="auto"/>
-          <w:szCs w:val="24"/>
-          <w:lang w:eastAsia="ru-RU"/>
-        </w:rPr>
-        <w:t xml:space="preserve"> Архитектура пайплайна системы  </w:t>
-      </w:r>
-    </w:p>
-    <w:p>
-      <w:pPr>
-        <w:numPr>
-          <w:ilvl w:val="1"/>
-          <w:numId w:val="15"/>
-        </w:numPr>
-        <w:spacing w:before="100" w:beforeAutospacing="1" w:after="100" w:afterAutospacing="1" w:line="240" w:lineRule="auto"/>
-        <w:jc w:val="left"/>
-        <w:rPr>
-          <w:rFonts w:eastAsia="Times New Roman" w:cs="Times New Roman"/>
-          <w:color w:val="auto"/>
-          <w:szCs w:val="24"/>
-          <w:lang w:eastAsia="ru-RU"/>
-        </w:rPr>
-      </w:pPr>
-      <w:r>
-        <w:rPr>
-          <w:rFonts w:eastAsia="Times New Roman" w:cs="Times New Roman"/>
-          <w:i/>
-          <w:iCs/>
-          <w:color w:val="auto"/>
-          <w:szCs w:val="24"/>
-          <w:lang w:eastAsia="ru-RU"/>
-        </w:rPr>
-        <w:t>Источник: отчёт по практике 2025.docx</w:t>
-      </w:r>
-    </w:p>
-    <w:p>
-      <w:pPr>
-        <w:numPr>
-          <w:ilvl w:val="1"/>
-          <w:numId w:val="15"/>
-        </w:numPr>
-        <w:spacing w:before="100" w:beforeAutospacing="1" w:after="100" w:afterAutospacing="1" w:line="240" w:lineRule="auto"/>
-        <w:jc w:val="left"/>
-        <w:rPr>
-          <w:rFonts w:eastAsia="Times New Roman" w:cs="Times New Roman"/>
-          <w:color w:val="auto"/>
-          <w:szCs w:val="24"/>
-          <w:lang w:eastAsia="ru-RU"/>
-        </w:rPr>
-      </w:pPr>
-      <w:r>
-        <w:rPr>
-          <w:rFonts w:ascii="Courier New" w:eastAsia="Times New Roman" w:hAnsi="Courier New" w:cs="Courier New"/>
-          <w:color w:val="auto"/>
-          <w:sz w:val="20"/>
-          <w:szCs w:val="20"/>
-          <w:lang w:eastAsia="ru-RU"/>
-        </w:rPr>
-        <w:t>[ВСТАВИТЬ: Рисунок 2 — Общая архитектура пайплайна (блок-схема)]</w:t>
-      </w:r>
-    </w:p>
-    <w:p>
-      <w:pPr>
-        <w:pStyle w:val="a8"/>
       </w:pPr>
     </w:p>
     <w:p>
@@ -8787,6 +14961,453 @@
 <file path=word/numbering.xml><?xml version="1.0" encoding="utf-8"?>
 <w:numbering xmlns:wpc="http://schemas.microsoft.com/office/word/2010/wordprocessingCanvas" xmlns:cx="http://schemas.microsoft.com/office/drawing/2014/chartex" xmlns:cx1="http://schemas.microsoft.com/office/drawing/2015/9/8/chartex" xmlns:cx2="http://schemas.microsoft.com/office/drawing/2015/10/21/chartex" xmlns:cx3="http://schemas.microsoft.com/office/drawing/2016/5/9/chartex" xmlns:cx4="http://schemas.microsoft.com/office/drawing/2016/5/10/chartex" xmlns:cx5="http://schemas.microsoft.com/office/drawing/2016/5/11/chartex" xmlns:cx6="http://schemas.microsoft.com/office/drawing/2016/5/12/chartex" xmlns:cx7="http://schemas.microsoft.com/office/drawing/2016/5/13/chartex" xmlns:cx8="http://schemas.microsoft.com/office/drawing/2016/5/14/chartex" xmlns:mc="http://schemas.openxmlformats.org/markup-compatibility/2006" xmlns:aink="http://schemas.microsoft.com/office/drawing/2016/ink" xmlns:am3d="http://schemas.microsoft.com/office/drawing/2017/model3d" xmlns:o="urn:schemas-microsoft-com:office:office" xmlns:oel="http://schemas.microsoft.com/office/2019/extlst" xmlns:r="http://schemas.openxmlformats.org/officeDocument/2006/relationships" xmlns:m="http://schemas.openxmlformats.org/officeDocument/2006/math" xmlns:v="urn:schemas-microsoft-com:vml" xmlns:wp14="http://schemas.microsoft.com/office/word/2010/wordprocessingDrawing" xmlns:wp="http://schemas.openxmlformats.org/drawingml/2006/wordprocessingDrawing" xmlns:w10="urn:schemas-microsoft-com:office:word" xmlns:w="http://schemas.openxmlformats.org/wordprocessingml/2006/main" xmlns:w14="http://schemas.microsoft.com/office/word/2010/wordml" xmlns:w15="http://schemas.microsoft.com/office/word/2012/wordml" xmlns:w16cex="http://schemas.microsoft.com/office/word/2018/wordml/cex" xmlns:w16cid="http://schemas.microsoft.com/office/word/2016/wordml/cid" xmlns:w16="http://schemas.microsoft.com/office/word/2018/wordml" xmlns:w16sdtdh="http://schemas.microsoft.com/office/word/2020/wordml/sdtdatahash" xmlns:w16se="http://schemas.microsoft.com/office/word/2015/wordml/symex" xmlns:wpg="http://schemas.microsoft.com/office/word/2010/wordprocessingGroup" xmlns:wpi="http://schemas.microsoft.com/office/word/2010/wordprocessingInk" xmlns:wne="http://schemas.microsoft.com/office/word/2006/wordml" xmlns:wps="http://schemas.microsoft.com/office/word/2010/wordprocessingShape" mc:Ignorable="w14 w15 w16se w16cid w16 w16cex w16sdtdh wp14">
   <w:abstractNum w:abstractNumId="0" w15:restartNumberingAfterBreak="0">
+    <w:nsid w:val="051351DE"/>
+    <w:multiLevelType w:val="multilevel"/>
+    <w:tmpl w:val="D22ECA12"/>
+    <w:lvl w:ilvl="0">
+      <w:start w:val="1"/>
+      <w:numFmt w:val="bullet"/>
+      <w:lvlText w:val=""/>
+      <w:lvlJc w:val="left"/>
+      <w:pPr>
+        <w:tabs>
+          <w:tab w:val="num" w:pos="720"/>
+        </w:tabs>
+        <w:ind w:left="720" w:hanging="360"/>
+      </w:pPr>
+      <w:rPr>
+        <w:rFonts w:ascii="Symbol" w:hAnsi="Symbol" w:hint="default"/>
+        <w:sz w:val="20"/>
+      </w:rPr>
+    </w:lvl>
+    <w:lvl w:ilvl="1" w:tentative="1">
+      <w:start w:val="1"/>
+      <w:numFmt w:val="bullet"/>
+      <w:lvlText w:val=""/>
+      <w:lvlJc w:val="left"/>
+      <w:pPr>
+        <w:tabs>
+          <w:tab w:val="num" w:pos="1440"/>
+        </w:tabs>
+        <w:ind w:left="1440" w:hanging="360"/>
+      </w:pPr>
+      <w:rPr>
+        <w:rFonts w:ascii="Symbol" w:hAnsi="Symbol" w:hint="default"/>
+        <w:sz w:val="20"/>
+      </w:rPr>
+    </w:lvl>
+    <w:lvl w:ilvl="2" w:tentative="1">
+      <w:start w:val="1"/>
+      <w:numFmt w:val="bullet"/>
+      <w:lvlText w:val=""/>
+      <w:lvlJc w:val="left"/>
+      <w:pPr>
+        <w:tabs>
+          <w:tab w:val="num" w:pos="2160"/>
+        </w:tabs>
+        <w:ind w:left="2160" w:hanging="360"/>
+      </w:pPr>
+      <w:rPr>
+        <w:rFonts w:ascii="Symbol" w:hAnsi="Symbol" w:hint="default"/>
+        <w:sz w:val="20"/>
+      </w:rPr>
+    </w:lvl>
+    <w:lvl w:ilvl="3" w:tentative="1">
+      <w:start w:val="1"/>
+      <w:numFmt w:val="bullet"/>
+      <w:lvlText w:val=""/>
+      <w:lvlJc w:val="left"/>
+      <w:pPr>
+        <w:tabs>
+          <w:tab w:val="num" w:pos="2880"/>
+        </w:tabs>
+        <w:ind w:left="2880" w:hanging="360"/>
+      </w:pPr>
+      <w:rPr>
+        <w:rFonts w:ascii="Symbol" w:hAnsi="Symbol" w:hint="default"/>
+        <w:sz w:val="20"/>
+      </w:rPr>
+    </w:lvl>
+    <w:lvl w:ilvl="4" w:tentative="1">
+      <w:start w:val="1"/>
+      <w:numFmt w:val="bullet"/>
+      <w:lvlText w:val=""/>
+      <w:lvlJc w:val="left"/>
+      <w:pPr>
+        <w:tabs>
+          <w:tab w:val="num" w:pos="3600"/>
+        </w:tabs>
+        <w:ind w:left="3600" w:hanging="360"/>
+      </w:pPr>
+      <w:rPr>
+        <w:rFonts w:ascii="Symbol" w:hAnsi="Symbol" w:hint="default"/>
+        <w:sz w:val="20"/>
+      </w:rPr>
+    </w:lvl>
+    <w:lvl w:ilvl="5" w:tentative="1">
+      <w:start w:val="1"/>
+      <w:numFmt w:val="bullet"/>
+      <w:lvlText w:val=""/>
+      <w:lvlJc w:val="left"/>
+      <w:pPr>
+        <w:tabs>
+          <w:tab w:val="num" w:pos="4320"/>
+        </w:tabs>
+        <w:ind w:left="4320" w:hanging="360"/>
+      </w:pPr>
+      <w:rPr>
+        <w:rFonts w:ascii="Symbol" w:hAnsi="Symbol" w:hint="default"/>
+        <w:sz w:val="20"/>
+      </w:rPr>
+    </w:lvl>
+    <w:lvl w:ilvl="6" w:tentative="1">
+      <w:start w:val="1"/>
+      <w:numFmt w:val="bullet"/>
+      <w:lvlText w:val=""/>
+      <w:lvlJc w:val="left"/>
+      <w:pPr>
+        <w:tabs>
+          <w:tab w:val="num" w:pos="5040"/>
+        </w:tabs>
+        <w:ind w:left="5040" w:hanging="360"/>
+      </w:pPr>
+      <w:rPr>
+        <w:rFonts w:ascii="Symbol" w:hAnsi="Symbol" w:hint="default"/>
+        <w:sz w:val="20"/>
+      </w:rPr>
+    </w:lvl>
+    <w:lvl w:ilvl="7" w:tentative="1">
+      <w:start w:val="1"/>
+      <w:numFmt w:val="bullet"/>
+      <w:lvlText w:val=""/>
+      <w:lvlJc w:val="left"/>
+      <w:pPr>
+        <w:tabs>
+          <w:tab w:val="num" w:pos="5760"/>
+        </w:tabs>
+        <w:ind w:left="5760" w:hanging="360"/>
+      </w:pPr>
+      <w:rPr>
+        <w:rFonts w:ascii="Symbol" w:hAnsi="Symbol" w:hint="default"/>
+        <w:sz w:val="20"/>
+      </w:rPr>
+    </w:lvl>
+    <w:lvl w:ilvl="8" w:tentative="1">
+      <w:start w:val="1"/>
+      <w:numFmt w:val="bullet"/>
+      <w:lvlText w:val=""/>
+      <w:lvlJc w:val="left"/>
+      <w:pPr>
+        <w:tabs>
+          <w:tab w:val="num" w:pos="6480"/>
+        </w:tabs>
+        <w:ind w:left="6480" w:hanging="360"/>
+      </w:pPr>
+      <w:rPr>
+        <w:rFonts w:ascii="Symbol" w:hAnsi="Symbol" w:hint="default"/>
+        <w:sz w:val="20"/>
+      </w:rPr>
+    </w:lvl>
+  </w:abstractNum>
+  <w:abstractNum w:abstractNumId="1" w15:restartNumberingAfterBreak="0">
+    <w:nsid w:val="0A8C4DA3"/>
+    <w:multiLevelType w:val="multilevel"/>
+    <w:tmpl w:val="625CE406"/>
+    <w:lvl w:ilvl="0">
+      <w:start w:val="1"/>
+      <w:numFmt w:val="bullet"/>
+      <w:lvlText w:val=""/>
+      <w:lvlJc w:val="left"/>
+      <w:pPr>
+        <w:tabs>
+          <w:tab w:val="num" w:pos="720"/>
+        </w:tabs>
+        <w:ind w:left="720" w:hanging="360"/>
+      </w:pPr>
+      <w:rPr>
+        <w:rFonts w:ascii="Symbol" w:hAnsi="Symbol" w:hint="default"/>
+        <w:sz w:val="20"/>
+      </w:rPr>
+    </w:lvl>
+    <w:lvl w:ilvl="1" w:tentative="1">
+      <w:start w:val="1"/>
+      <w:numFmt w:val="bullet"/>
+      <w:lvlText w:val=""/>
+      <w:lvlJc w:val="left"/>
+      <w:pPr>
+        <w:tabs>
+          <w:tab w:val="num" w:pos="1440"/>
+        </w:tabs>
+        <w:ind w:left="1440" w:hanging="360"/>
+      </w:pPr>
+      <w:rPr>
+        <w:rFonts w:ascii="Symbol" w:hAnsi="Symbol" w:hint="default"/>
+        <w:sz w:val="20"/>
+      </w:rPr>
+    </w:lvl>
+    <w:lvl w:ilvl="2" w:tentative="1">
+      <w:start w:val="1"/>
+      <w:numFmt w:val="bullet"/>
+      <w:lvlText w:val=""/>
+      <w:lvlJc w:val="left"/>
+      <w:pPr>
+        <w:tabs>
+          <w:tab w:val="num" w:pos="2160"/>
+        </w:tabs>
+        <w:ind w:left="2160" w:hanging="360"/>
+      </w:pPr>
+      <w:rPr>
+        <w:rFonts w:ascii="Symbol" w:hAnsi="Symbol" w:hint="default"/>
+        <w:sz w:val="20"/>
+      </w:rPr>
+    </w:lvl>
+    <w:lvl w:ilvl="3" w:tentative="1">
+      <w:start w:val="1"/>
+      <w:numFmt w:val="bullet"/>
+      <w:lvlText w:val=""/>
+      <w:lvlJc w:val="left"/>
+      <w:pPr>
+        <w:tabs>
+          <w:tab w:val="num" w:pos="2880"/>
+        </w:tabs>
+        <w:ind w:left="2880" w:hanging="360"/>
+      </w:pPr>
+      <w:rPr>
+        <w:rFonts w:ascii="Symbol" w:hAnsi="Symbol" w:hint="default"/>
+        <w:sz w:val="20"/>
+      </w:rPr>
+    </w:lvl>
+    <w:lvl w:ilvl="4" w:tentative="1">
+      <w:start w:val="1"/>
+      <w:numFmt w:val="bullet"/>
+      <w:lvlText w:val=""/>
+      <w:lvlJc w:val="left"/>
+      <w:pPr>
+        <w:tabs>
+          <w:tab w:val="num" w:pos="3600"/>
+        </w:tabs>
+        <w:ind w:left="3600" w:hanging="360"/>
+      </w:pPr>
+      <w:rPr>
+        <w:rFonts w:ascii="Symbol" w:hAnsi="Symbol" w:hint="default"/>
+        <w:sz w:val="20"/>
+      </w:rPr>
+    </w:lvl>
+    <w:lvl w:ilvl="5" w:tentative="1">
+      <w:start w:val="1"/>
+      <w:numFmt w:val="bullet"/>
+      <w:lvlText w:val=""/>
+      <w:lvlJc w:val="left"/>
+      <w:pPr>
+        <w:tabs>
+          <w:tab w:val="num" w:pos="4320"/>
+        </w:tabs>
+        <w:ind w:left="4320" w:hanging="360"/>
+      </w:pPr>
+      <w:rPr>
+        <w:rFonts w:ascii="Symbol" w:hAnsi="Symbol" w:hint="default"/>
+        <w:sz w:val="20"/>
+      </w:rPr>
+    </w:lvl>
+    <w:lvl w:ilvl="6" w:tentative="1">
+      <w:start w:val="1"/>
+      <w:numFmt w:val="bullet"/>
+      <w:lvlText w:val=""/>
+      <w:lvlJc w:val="left"/>
+      <w:pPr>
+        <w:tabs>
+          <w:tab w:val="num" w:pos="5040"/>
+        </w:tabs>
+        <w:ind w:left="5040" w:hanging="360"/>
+      </w:pPr>
+      <w:rPr>
+        <w:rFonts w:ascii="Symbol" w:hAnsi="Symbol" w:hint="default"/>
+        <w:sz w:val="20"/>
+      </w:rPr>
+    </w:lvl>
+    <w:lvl w:ilvl="7" w:tentative="1">
+      <w:start w:val="1"/>
+      <w:numFmt w:val="bullet"/>
+      <w:lvlText w:val=""/>
+      <w:lvlJc w:val="left"/>
+      <w:pPr>
+        <w:tabs>
+          <w:tab w:val="num" w:pos="5760"/>
+        </w:tabs>
+        <w:ind w:left="5760" w:hanging="360"/>
+      </w:pPr>
+      <w:rPr>
+        <w:rFonts w:ascii="Symbol" w:hAnsi="Symbol" w:hint="default"/>
+        <w:sz w:val="20"/>
+      </w:rPr>
+    </w:lvl>
+    <w:lvl w:ilvl="8" w:tentative="1">
+      <w:start w:val="1"/>
+      <w:numFmt w:val="bullet"/>
+      <w:lvlText w:val=""/>
+      <w:lvlJc w:val="left"/>
+      <w:pPr>
+        <w:tabs>
+          <w:tab w:val="num" w:pos="6480"/>
+        </w:tabs>
+        <w:ind w:left="6480" w:hanging="360"/>
+      </w:pPr>
+      <w:rPr>
+        <w:rFonts w:ascii="Symbol" w:hAnsi="Symbol" w:hint="default"/>
+        <w:sz w:val="20"/>
+      </w:rPr>
+    </w:lvl>
+  </w:abstractNum>
+  <w:abstractNum w:abstractNumId="2" w15:restartNumberingAfterBreak="0">
+    <w:nsid w:val="0BC41419"/>
+    <w:multiLevelType w:val="multilevel"/>
+    <w:tmpl w:val="592A09FC"/>
+    <w:lvl w:ilvl="0">
+      <w:start w:val="1"/>
+      <w:numFmt w:val="bullet"/>
+      <w:lvlText w:val=""/>
+      <w:lvlJc w:val="left"/>
+      <w:pPr>
+        <w:tabs>
+          <w:tab w:val="num" w:pos="720"/>
+        </w:tabs>
+        <w:ind w:left="720" w:hanging="360"/>
+      </w:pPr>
+      <w:rPr>
+        <w:rFonts w:ascii="Symbol" w:hAnsi="Symbol" w:hint="default"/>
+        <w:sz w:val="20"/>
+      </w:rPr>
+    </w:lvl>
+    <w:lvl w:ilvl="1" w:tentative="1">
+      <w:start w:val="1"/>
+      <w:numFmt w:val="bullet"/>
+      <w:lvlText w:val=""/>
+      <w:lvlJc w:val="left"/>
+      <w:pPr>
+        <w:tabs>
+          <w:tab w:val="num" w:pos="1440"/>
+        </w:tabs>
+        <w:ind w:left="1440" w:hanging="360"/>
+      </w:pPr>
+      <w:rPr>
+        <w:rFonts w:ascii="Symbol" w:hAnsi="Symbol" w:hint="default"/>
+        <w:sz w:val="20"/>
+      </w:rPr>
+    </w:lvl>
+    <w:lvl w:ilvl="2" w:tentative="1">
+      <w:start w:val="1"/>
+      <w:numFmt w:val="bullet"/>
+      <w:lvlText w:val=""/>
+      <w:lvlJc w:val="left"/>
+      <w:pPr>
+        <w:tabs>
+          <w:tab w:val="num" w:pos="2160"/>
+        </w:tabs>
+        <w:ind w:left="2160" w:hanging="360"/>
+      </w:pPr>
+      <w:rPr>
+        <w:rFonts w:ascii="Symbol" w:hAnsi="Symbol" w:hint="default"/>
+        <w:sz w:val="20"/>
+      </w:rPr>
+    </w:lvl>
+    <w:lvl w:ilvl="3" w:tentative="1">
+      <w:start w:val="1"/>
+      <w:numFmt w:val="bullet"/>
+      <w:lvlText w:val=""/>
+      <w:lvlJc w:val="left"/>
+      <w:pPr>
+        <w:tabs>
+          <w:tab w:val="num" w:pos="2880"/>
+        </w:tabs>
+        <w:ind w:left="2880" w:hanging="360"/>
+      </w:pPr>
+      <w:rPr>
+        <w:rFonts w:ascii="Symbol" w:hAnsi="Symbol" w:hint="default"/>
+        <w:sz w:val="20"/>
+      </w:rPr>
+    </w:lvl>
+    <w:lvl w:ilvl="4" w:tentative="1">
+      <w:start w:val="1"/>
+      <w:numFmt w:val="bullet"/>
+      <w:lvlText w:val=""/>
+      <w:lvlJc w:val="left"/>
+      <w:pPr>
+        <w:tabs>
+          <w:tab w:val="num" w:pos="3600"/>
+        </w:tabs>
+        <w:ind w:left="3600" w:hanging="360"/>
+      </w:pPr>
+      <w:rPr>
+        <w:rFonts w:ascii="Symbol" w:hAnsi="Symbol" w:hint="default"/>
+        <w:sz w:val="20"/>
+      </w:rPr>
+    </w:lvl>
+    <w:lvl w:ilvl="5" w:tentative="1">
+      <w:start w:val="1"/>
+      <w:numFmt w:val="bullet"/>
+      <w:lvlText w:val=""/>
+      <w:lvlJc w:val="left"/>
+      <w:pPr>
+        <w:tabs>
+          <w:tab w:val="num" w:pos="4320"/>
+        </w:tabs>
+        <w:ind w:left="4320" w:hanging="360"/>
+      </w:pPr>
+      <w:rPr>
+        <w:rFonts w:ascii="Symbol" w:hAnsi="Symbol" w:hint="default"/>
+        <w:sz w:val="20"/>
+      </w:rPr>
+    </w:lvl>
+    <w:lvl w:ilvl="6" w:tentative="1">
+      <w:start w:val="1"/>
+      <w:numFmt w:val="bullet"/>
+      <w:lvlText w:val=""/>
+      <w:lvlJc w:val="left"/>
+      <w:pPr>
+        <w:tabs>
+          <w:tab w:val="num" w:pos="5040"/>
+        </w:tabs>
+        <w:ind w:left="5040" w:hanging="360"/>
+      </w:pPr>
+      <w:rPr>
+        <w:rFonts w:ascii="Symbol" w:hAnsi="Symbol" w:hint="default"/>
+        <w:sz w:val="20"/>
+      </w:rPr>
+    </w:lvl>
+    <w:lvl w:ilvl="7" w:tentative="1">
+      <w:start w:val="1"/>
+      <w:numFmt w:val="bullet"/>
+      <w:lvlText w:val=""/>
+      <w:lvlJc w:val="left"/>
+      <w:pPr>
+        <w:tabs>
+          <w:tab w:val="num" w:pos="5760"/>
+        </w:tabs>
+        <w:ind w:left="5760" w:hanging="360"/>
+      </w:pPr>
+      <w:rPr>
+        <w:rFonts w:ascii="Symbol" w:hAnsi="Symbol" w:hint="default"/>
+        <w:sz w:val="20"/>
+      </w:rPr>
+    </w:lvl>
+    <w:lvl w:ilvl="8" w:tentative="1">
+      <w:start w:val="1"/>
+      <w:numFmt w:val="bullet"/>
+      <w:lvlText w:val=""/>
+      <w:lvlJc w:val="left"/>
+      <w:pPr>
+        <w:tabs>
+          <w:tab w:val="num" w:pos="6480"/>
+        </w:tabs>
+        <w:ind w:left="6480" w:hanging="360"/>
+      </w:pPr>
+      <w:rPr>
+        <w:rFonts w:ascii="Symbol" w:hAnsi="Symbol" w:hint="default"/>
+        <w:sz w:val="20"/>
+      </w:rPr>
+    </w:lvl>
+  </w:abstractNum>
+  <w:abstractNum w:abstractNumId="3" w15:restartNumberingAfterBreak="0">
     <w:nsid w:val="10C0565A"/>
     <w:multiLevelType w:val="multilevel"/>
     <w:tmpl w:val="3A8EE858"/>
@@ -8901,7 +15522,156 @@
       </w:rPr>
     </w:lvl>
   </w:abstractNum>
-  <w:abstractNum w:abstractNumId="1" w15:restartNumberingAfterBreak="0">
+  <w:abstractNum w:abstractNumId="4" w15:restartNumberingAfterBreak="0">
+    <w:nsid w:val="1131356C"/>
+    <w:multiLevelType w:val="multilevel"/>
+    <w:tmpl w:val="4ACA9668"/>
+    <w:lvl w:ilvl="0">
+      <w:start w:val="1"/>
+      <w:numFmt w:val="bullet"/>
+      <w:lvlText w:val=""/>
+      <w:lvlJc w:val="left"/>
+      <w:pPr>
+        <w:tabs>
+          <w:tab w:val="num" w:pos="720"/>
+        </w:tabs>
+        <w:ind w:left="720" w:hanging="360"/>
+      </w:pPr>
+      <w:rPr>
+        <w:rFonts w:ascii="Symbol" w:hAnsi="Symbol" w:hint="default"/>
+        <w:sz w:val="20"/>
+      </w:rPr>
+    </w:lvl>
+    <w:lvl w:ilvl="1" w:tentative="1">
+      <w:start w:val="1"/>
+      <w:numFmt w:val="bullet"/>
+      <w:lvlText w:val=""/>
+      <w:lvlJc w:val="left"/>
+      <w:pPr>
+        <w:tabs>
+          <w:tab w:val="num" w:pos="1440"/>
+        </w:tabs>
+        <w:ind w:left="1440" w:hanging="360"/>
+      </w:pPr>
+      <w:rPr>
+        <w:rFonts w:ascii="Symbol" w:hAnsi="Symbol" w:hint="default"/>
+        <w:sz w:val="20"/>
+      </w:rPr>
+    </w:lvl>
+    <w:lvl w:ilvl="2" w:tentative="1">
+      <w:start w:val="1"/>
+      <w:numFmt w:val="bullet"/>
+      <w:lvlText w:val=""/>
+      <w:lvlJc w:val="left"/>
+      <w:pPr>
+        <w:tabs>
+          <w:tab w:val="num" w:pos="2160"/>
+        </w:tabs>
+        <w:ind w:left="2160" w:hanging="360"/>
+      </w:pPr>
+      <w:rPr>
+        <w:rFonts w:ascii="Symbol" w:hAnsi="Symbol" w:hint="default"/>
+        <w:sz w:val="20"/>
+      </w:rPr>
+    </w:lvl>
+    <w:lvl w:ilvl="3" w:tentative="1">
+      <w:start w:val="1"/>
+      <w:numFmt w:val="bullet"/>
+      <w:lvlText w:val=""/>
+      <w:lvlJc w:val="left"/>
+      <w:pPr>
+        <w:tabs>
+          <w:tab w:val="num" w:pos="2880"/>
+        </w:tabs>
+        <w:ind w:left="2880" w:hanging="360"/>
+      </w:pPr>
+      <w:rPr>
+        <w:rFonts w:ascii="Symbol" w:hAnsi="Symbol" w:hint="default"/>
+        <w:sz w:val="20"/>
+      </w:rPr>
+    </w:lvl>
+    <w:lvl w:ilvl="4" w:tentative="1">
+      <w:start w:val="1"/>
+      <w:numFmt w:val="bullet"/>
+      <w:lvlText w:val=""/>
+      <w:lvlJc w:val="left"/>
+      <w:pPr>
+        <w:tabs>
+          <w:tab w:val="num" w:pos="3600"/>
+        </w:tabs>
+        <w:ind w:left="3600" w:hanging="360"/>
+      </w:pPr>
+      <w:rPr>
+        <w:rFonts w:ascii="Symbol" w:hAnsi="Symbol" w:hint="default"/>
+        <w:sz w:val="20"/>
+      </w:rPr>
+    </w:lvl>
+    <w:lvl w:ilvl="5" w:tentative="1">
+      <w:start w:val="1"/>
+      <w:numFmt w:val="bullet"/>
+      <w:lvlText w:val=""/>
+      <w:lvlJc w:val="left"/>
+      <w:pPr>
+        <w:tabs>
+          <w:tab w:val="num" w:pos="4320"/>
+        </w:tabs>
+        <w:ind w:left="4320" w:hanging="360"/>
+      </w:pPr>
+      <w:rPr>
+        <w:rFonts w:ascii="Symbol" w:hAnsi="Symbol" w:hint="default"/>
+        <w:sz w:val="20"/>
+      </w:rPr>
+    </w:lvl>
+    <w:lvl w:ilvl="6" w:tentative="1">
+      <w:start w:val="1"/>
+      <w:numFmt w:val="bullet"/>
+      <w:lvlText w:val=""/>
+      <w:lvlJc w:val="left"/>
+      <w:pPr>
+        <w:tabs>
+          <w:tab w:val="num" w:pos="5040"/>
+        </w:tabs>
+        <w:ind w:left="5040" w:hanging="360"/>
+      </w:pPr>
+      <w:rPr>
+        <w:rFonts w:ascii="Symbol" w:hAnsi="Symbol" w:hint="default"/>
+        <w:sz w:val="20"/>
+      </w:rPr>
+    </w:lvl>
+    <w:lvl w:ilvl="7" w:tentative="1">
+      <w:start w:val="1"/>
+      <w:numFmt w:val="bullet"/>
+      <w:lvlText w:val=""/>
+      <w:lvlJc w:val="left"/>
+      <w:pPr>
+        <w:tabs>
+          <w:tab w:val="num" w:pos="5760"/>
+        </w:tabs>
+        <w:ind w:left="5760" w:hanging="360"/>
+      </w:pPr>
+      <w:rPr>
+        <w:rFonts w:ascii="Symbol" w:hAnsi="Symbol" w:hint="default"/>
+        <w:sz w:val="20"/>
+      </w:rPr>
+    </w:lvl>
+    <w:lvl w:ilvl="8" w:tentative="1">
+      <w:start w:val="1"/>
+      <w:numFmt w:val="bullet"/>
+      <w:lvlText w:val=""/>
+      <w:lvlJc w:val="left"/>
+      <w:pPr>
+        <w:tabs>
+          <w:tab w:val="num" w:pos="6480"/>
+        </w:tabs>
+        <w:ind w:left="6480" w:hanging="360"/>
+      </w:pPr>
+      <w:rPr>
+        <w:rFonts w:ascii="Symbol" w:hAnsi="Symbol" w:hint="default"/>
+        <w:sz w:val="20"/>
+      </w:rPr>
+    </w:lvl>
+  </w:abstractNum>
+  <w:abstractNum w:abstractNumId="5" w15:restartNumberingAfterBreak="0">
     <w:nsid w:val="118716CF"/>
     <w:multiLevelType w:val="multilevel"/>
     <w:tmpl w:val="6C4C1DC4"/>
@@ -9050,7 +15820,7 @@
       </w:rPr>
     </w:lvl>
   </w:abstractNum>
-  <w:abstractNum w:abstractNumId="2" w15:restartNumberingAfterBreak="0">
+  <w:abstractNum w:abstractNumId="6" w15:restartNumberingAfterBreak="0">
     <w:nsid w:val="1E391E22"/>
     <w:multiLevelType w:val="multilevel"/>
     <w:tmpl w:val="6416F67A"/>
@@ -9199,7 +15969,156 @@
       </w:rPr>
     </w:lvl>
   </w:abstractNum>
-  <w:abstractNum w:abstractNumId="3" w15:restartNumberingAfterBreak="0">
+  <w:abstractNum w:abstractNumId="7" w15:restartNumberingAfterBreak="0">
+    <w:nsid w:val="1F3A2802"/>
+    <w:multiLevelType w:val="multilevel"/>
+    <w:tmpl w:val="1CC4E17E"/>
+    <w:lvl w:ilvl="0">
+      <w:start w:val="1"/>
+      <w:numFmt w:val="bullet"/>
+      <w:lvlText w:val=""/>
+      <w:lvlJc w:val="left"/>
+      <w:pPr>
+        <w:tabs>
+          <w:tab w:val="num" w:pos="720"/>
+        </w:tabs>
+        <w:ind w:left="720" w:hanging="360"/>
+      </w:pPr>
+      <w:rPr>
+        <w:rFonts w:ascii="Symbol" w:hAnsi="Symbol" w:hint="default"/>
+        <w:sz w:val="20"/>
+      </w:rPr>
+    </w:lvl>
+    <w:lvl w:ilvl="1" w:tentative="1">
+      <w:start w:val="1"/>
+      <w:numFmt w:val="bullet"/>
+      <w:lvlText w:val="o"/>
+      <w:lvlJc w:val="left"/>
+      <w:pPr>
+        <w:tabs>
+          <w:tab w:val="num" w:pos="1440"/>
+        </w:tabs>
+        <w:ind w:left="1440" w:hanging="360"/>
+      </w:pPr>
+      <w:rPr>
+        <w:rFonts w:ascii="Courier New" w:hAnsi="Courier New" w:hint="default"/>
+        <w:sz w:val="20"/>
+      </w:rPr>
+    </w:lvl>
+    <w:lvl w:ilvl="2" w:tentative="1">
+      <w:start w:val="1"/>
+      <w:numFmt w:val="bullet"/>
+      <w:lvlText w:val=""/>
+      <w:lvlJc w:val="left"/>
+      <w:pPr>
+        <w:tabs>
+          <w:tab w:val="num" w:pos="2160"/>
+        </w:tabs>
+        <w:ind w:left="2160" w:hanging="360"/>
+      </w:pPr>
+      <w:rPr>
+        <w:rFonts w:ascii="Wingdings" w:hAnsi="Wingdings" w:hint="default"/>
+        <w:sz w:val="20"/>
+      </w:rPr>
+    </w:lvl>
+    <w:lvl w:ilvl="3" w:tentative="1">
+      <w:start w:val="1"/>
+      <w:numFmt w:val="bullet"/>
+      <w:lvlText w:val=""/>
+      <w:lvlJc w:val="left"/>
+      <w:pPr>
+        <w:tabs>
+          <w:tab w:val="num" w:pos="2880"/>
+        </w:tabs>
+        <w:ind w:left="2880" w:hanging="360"/>
+      </w:pPr>
+      <w:rPr>
+        <w:rFonts w:ascii="Wingdings" w:hAnsi="Wingdings" w:hint="default"/>
+        <w:sz w:val="20"/>
+      </w:rPr>
+    </w:lvl>
+    <w:lvl w:ilvl="4" w:tentative="1">
+      <w:start w:val="1"/>
+      <w:numFmt w:val="bullet"/>
+      <w:lvlText w:val=""/>
+      <w:lvlJc w:val="left"/>
+      <w:pPr>
+        <w:tabs>
+          <w:tab w:val="num" w:pos="3600"/>
+        </w:tabs>
+        <w:ind w:left="3600" w:hanging="360"/>
+      </w:pPr>
+      <w:rPr>
+        <w:rFonts w:ascii="Wingdings" w:hAnsi="Wingdings" w:hint="default"/>
+        <w:sz w:val="20"/>
+      </w:rPr>
+    </w:lvl>
+    <w:lvl w:ilvl="5" w:tentative="1">
+      <w:start w:val="1"/>
+      <w:numFmt w:val="bullet"/>
+      <w:lvlText w:val=""/>
+      <w:lvlJc w:val="left"/>
+      <w:pPr>
+        <w:tabs>
+          <w:tab w:val="num" w:pos="4320"/>
+        </w:tabs>
+        <w:ind w:left="4320" w:hanging="360"/>
+      </w:pPr>
+      <w:rPr>
+        <w:rFonts w:ascii="Wingdings" w:hAnsi="Wingdings" w:hint="default"/>
+        <w:sz w:val="20"/>
+      </w:rPr>
+    </w:lvl>
+    <w:lvl w:ilvl="6" w:tentative="1">
+      <w:start w:val="1"/>
+      <w:numFmt w:val="bullet"/>
+      <w:lvlText w:val=""/>
+      <w:lvlJc w:val="left"/>
+      <w:pPr>
+        <w:tabs>
+          <w:tab w:val="num" w:pos="5040"/>
+        </w:tabs>
+        <w:ind w:left="5040" w:hanging="360"/>
+      </w:pPr>
+      <w:rPr>
+        <w:rFonts w:ascii="Wingdings" w:hAnsi="Wingdings" w:hint="default"/>
+        <w:sz w:val="20"/>
+      </w:rPr>
+    </w:lvl>
+    <w:lvl w:ilvl="7" w:tentative="1">
+      <w:start w:val="1"/>
+      <w:numFmt w:val="bullet"/>
+      <w:lvlText w:val=""/>
+      <w:lvlJc w:val="left"/>
+      <w:pPr>
+        <w:tabs>
+          <w:tab w:val="num" w:pos="5760"/>
+        </w:tabs>
+        <w:ind w:left="5760" w:hanging="360"/>
+      </w:pPr>
+      <w:rPr>
+        <w:rFonts w:ascii="Wingdings" w:hAnsi="Wingdings" w:hint="default"/>
+        <w:sz w:val="20"/>
+      </w:rPr>
+    </w:lvl>
+    <w:lvl w:ilvl="8" w:tentative="1">
+      <w:start w:val="1"/>
+      <w:numFmt w:val="bullet"/>
+      <w:lvlText w:val=""/>
+      <w:lvlJc w:val="left"/>
+      <w:pPr>
+        <w:tabs>
+          <w:tab w:val="num" w:pos="6480"/>
+        </w:tabs>
+        <w:ind w:left="6480" w:hanging="360"/>
+      </w:pPr>
+      <w:rPr>
+        <w:rFonts w:ascii="Wingdings" w:hAnsi="Wingdings" w:hint="default"/>
+        <w:sz w:val="20"/>
+      </w:rPr>
+    </w:lvl>
+  </w:abstractNum>
+  <w:abstractNum w:abstractNumId="8" w15:restartNumberingAfterBreak="0">
     <w:nsid w:val="204E7CF6"/>
     <w:multiLevelType w:val="hybridMultilevel"/>
     <w:tmpl w:val="B61CE40E"/>
@@ -9289,7 +16208,7 @@
       </w:pPr>
     </w:lvl>
   </w:abstractNum>
-  <w:abstractNum w:abstractNumId="4" w15:restartNumberingAfterBreak="0">
+  <w:abstractNum w:abstractNumId="9" w15:restartNumberingAfterBreak="0">
     <w:nsid w:val="217B11DC"/>
     <w:multiLevelType w:val="multilevel"/>
     <w:tmpl w:val="99722F7E"/>
@@ -9438,7 +16357,156 @@
       </w:rPr>
     </w:lvl>
   </w:abstractNum>
-  <w:abstractNum w:abstractNumId="5" w15:restartNumberingAfterBreak="0">
+  <w:abstractNum w:abstractNumId="10" w15:restartNumberingAfterBreak="0">
+    <w:nsid w:val="2E147BE1"/>
+    <w:multiLevelType w:val="multilevel"/>
+    <w:tmpl w:val="5868FD00"/>
+    <w:lvl w:ilvl="0">
+      <w:start w:val="1"/>
+      <w:numFmt w:val="bullet"/>
+      <w:lvlText w:val=""/>
+      <w:lvlJc w:val="left"/>
+      <w:pPr>
+        <w:tabs>
+          <w:tab w:val="num" w:pos="720"/>
+        </w:tabs>
+        <w:ind w:left="720" w:hanging="360"/>
+      </w:pPr>
+      <w:rPr>
+        <w:rFonts w:ascii="Symbol" w:hAnsi="Symbol" w:hint="default"/>
+        <w:sz w:val="20"/>
+      </w:rPr>
+    </w:lvl>
+    <w:lvl w:ilvl="1" w:tentative="1">
+      <w:start w:val="1"/>
+      <w:numFmt w:val="bullet"/>
+      <w:lvlText w:val="o"/>
+      <w:lvlJc w:val="left"/>
+      <w:pPr>
+        <w:tabs>
+          <w:tab w:val="num" w:pos="1440"/>
+        </w:tabs>
+        <w:ind w:left="1440" w:hanging="360"/>
+      </w:pPr>
+      <w:rPr>
+        <w:rFonts w:ascii="Courier New" w:hAnsi="Courier New" w:hint="default"/>
+        <w:sz w:val="20"/>
+      </w:rPr>
+    </w:lvl>
+    <w:lvl w:ilvl="2" w:tentative="1">
+      <w:start w:val="1"/>
+      <w:numFmt w:val="bullet"/>
+      <w:lvlText w:val=""/>
+      <w:lvlJc w:val="left"/>
+      <w:pPr>
+        <w:tabs>
+          <w:tab w:val="num" w:pos="2160"/>
+        </w:tabs>
+        <w:ind w:left="2160" w:hanging="360"/>
+      </w:pPr>
+      <w:rPr>
+        <w:rFonts w:ascii="Wingdings" w:hAnsi="Wingdings" w:hint="default"/>
+        <w:sz w:val="20"/>
+      </w:rPr>
+    </w:lvl>
+    <w:lvl w:ilvl="3" w:tentative="1">
+      <w:start w:val="1"/>
+      <w:numFmt w:val="bullet"/>
+      <w:lvlText w:val=""/>
+      <w:lvlJc w:val="left"/>
+      <w:pPr>
+        <w:tabs>
+          <w:tab w:val="num" w:pos="2880"/>
+        </w:tabs>
+        <w:ind w:left="2880" w:hanging="360"/>
+      </w:pPr>
+      <w:rPr>
+        <w:rFonts w:ascii="Wingdings" w:hAnsi="Wingdings" w:hint="default"/>
+        <w:sz w:val="20"/>
+      </w:rPr>
+    </w:lvl>
+    <w:lvl w:ilvl="4" w:tentative="1">
+      <w:start w:val="1"/>
+      <w:numFmt w:val="bullet"/>
+      <w:lvlText w:val=""/>
+      <w:lvlJc w:val="left"/>
+      <w:pPr>
+        <w:tabs>
+          <w:tab w:val="num" w:pos="3600"/>
+        </w:tabs>
+        <w:ind w:left="3600" w:hanging="360"/>
+      </w:pPr>
+      <w:rPr>
+        <w:rFonts w:ascii="Wingdings" w:hAnsi="Wingdings" w:hint="default"/>
+        <w:sz w:val="20"/>
+      </w:rPr>
+    </w:lvl>
+    <w:lvl w:ilvl="5" w:tentative="1">
+      <w:start w:val="1"/>
+      <w:numFmt w:val="bullet"/>
+      <w:lvlText w:val=""/>
+      <w:lvlJc w:val="left"/>
+      <w:pPr>
+        <w:tabs>
+          <w:tab w:val="num" w:pos="4320"/>
+        </w:tabs>
+        <w:ind w:left="4320" w:hanging="360"/>
+      </w:pPr>
+      <w:rPr>
+        <w:rFonts w:ascii="Wingdings" w:hAnsi="Wingdings" w:hint="default"/>
+        <w:sz w:val="20"/>
+      </w:rPr>
+    </w:lvl>
+    <w:lvl w:ilvl="6" w:tentative="1">
+      <w:start w:val="1"/>
+      <w:numFmt w:val="bullet"/>
+      <w:lvlText w:val=""/>
+      <w:lvlJc w:val="left"/>
+      <w:pPr>
+        <w:tabs>
+          <w:tab w:val="num" w:pos="5040"/>
+        </w:tabs>
+        <w:ind w:left="5040" w:hanging="360"/>
+      </w:pPr>
+      <w:rPr>
+        <w:rFonts w:ascii="Wingdings" w:hAnsi="Wingdings" w:hint="default"/>
+        <w:sz w:val="20"/>
+      </w:rPr>
+    </w:lvl>
+    <w:lvl w:ilvl="7" w:tentative="1">
+      <w:start w:val="1"/>
+      <w:numFmt w:val="bullet"/>
+      <w:lvlText w:val=""/>
+      <w:lvlJc w:val="left"/>
+      <w:pPr>
+        <w:tabs>
+          <w:tab w:val="num" w:pos="5760"/>
+        </w:tabs>
+        <w:ind w:left="5760" w:hanging="360"/>
+      </w:pPr>
+      <w:rPr>
+        <w:rFonts w:ascii="Wingdings" w:hAnsi="Wingdings" w:hint="default"/>
+        <w:sz w:val="20"/>
+      </w:rPr>
+    </w:lvl>
+    <w:lvl w:ilvl="8" w:tentative="1">
+      <w:start w:val="1"/>
+      <w:numFmt w:val="bullet"/>
+      <w:lvlText w:val=""/>
+      <w:lvlJc w:val="left"/>
+      <w:pPr>
+        <w:tabs>
+          <w:tab w:val="num" w:pos="6480"/>
+        </w:tabs>
+        <w:ind w:left="6480" w:hanging="360"/>
+      </w:pPr>
+      <w:rPr>
+        <w:rFonts w:ascii="Wingdings" w:hAnsi="Wingdings" w:hint="default"/>
+        <w:sz w:val="20"/>
+      </w:rPr>
+    </w:lvl>
+  </w:abstractNum>
+  <w:abstractNum w:abstractNumId="11" w15:restartNumberingAfterBreak="0">
     <w:nsid w:val="2EE7147A"/>
     <w:multiLevelType w:val="multilevel"/>
     <w:tmpl w:val="82743750"/>
@@ -9587,7 +16655,156 @@
       </w:rPr>
     </w:lvl>
   </w:abstractNum>
-  <w:abstractNum w:abstractNumId="6" w15:restartNumberingAfterBreak="0">
+  <w:abstractNum w:abstractNumId="12" w15:restartNumberingAfterBreak="0">
+    <w:nsid w:val="306021E7"/>
+    <w:multiLevelType w:val="multilevel"/>
+    <w:tmpl w:val="ACBAECB4"/>
+    <w:lvl w:ilvl="0">
+      <w:start w:val="1"/>
+      <w:numFmt w:val="bullet"/>
+      <w:lvlText w:val=""/>
+      <w:lvlJc w:val="left"/>
+      <w:pPr>
+        <w:tabs>
+          <w:tab w:val="num" w:pos="720"/>
+        </w:tabs>
+        <w:ind w:left="720" w:hanging="360"/>
+      </w:pPr>
+      <w:rPr>
+        <w:rFonts w:ascii="Symbol" w:hAnsi="Symbol" w:hint="default"/>
+        <w:sz w:val="20"/>
+      </w:rPr>
+    </w:lvl>
+    <w:lvl w:ilvl="1" w:tentative="1">
+      <w:start w:val="1"/>
+      <w:numFmt w:val="bullet"/>
+      <w:lvlText w:val=""/>
+      <w:lvlJc w:val="left"/>
+      <w:pPr>
+        <w:tabs>
+          <w:tab w:val="num" w:pos="1440"/>
+        </w:tabs>
+        <w:ind w:left="1440" w:hanging="360"/>
+      </w:pPr>
+      <w:rPr>
+        <w:rFonts w:ascii="Symbol" w:hAnsi="Symbol" w:hint="default"/>
+        <w:sz w:val="20"/>
+      </w:rPr>
+    </w:lvl>
+    <w:lvl w:ilvl="2" w:tentative="1">
+      <w:start w:val="1"/>
+      <w:numFmt w:val="bullet"/>
+      <w:lvlText w:val=""/>
+      <w:lvlJc w:val="left"/>
+      <w:pPr>
+        <w:tabs>
+          <w:tab w:val="num" w:pos="2160"/>
+        </w:tabs>
+        <w:ind w:left="2160" w:hanging="360"/>
+      </w:pPr>
+      <w:rPr>
+        <w:rFonts w:ascii="Symbol" w:hAnsi="Symbol" w:hint="default"/>
+        <w:sz w:val="20"/>
+      </w:rPr>
+    </w:lvl>
+    <w:lvl w:ilvl="3" w:tentative="1">
+      <w:start w:val="1"/>
+      <w:numFmt w:val="bullet"/>
+      <w:lvlText w:val=""/>
+      <w:lvlJc w:val="left"/>
+      <w:pPr>
+        <w:tabs>
+          <w:tab w:val="num" w:pos="2880"/>
+        </w:tabs>
+        <w:ind w:left="2880" w:hanging="360"/>
+      </w:pPr>
+      <w:rPr>
+        <w:rFonts w:ascii="Symbol" w:hAnsi="Symbol" w:hint="default"/>
+        <w:sz w:val="20"/>
+      </w:rPr>
+    </w:lvl>
+    <w:lvl w:ilvl="4" w:tentative="1">
+      <w:start w:val="1"/>
+      <w:numFmt w:val="bullet"/>
+      <w:lvlText w:val=""/>
+      <w:lvlJc w:val="left"/>
+      <w:pPr>
+        <w:tabs>
+          <w:tab w:val="num" w:pos="3600"/>
+        </w:tabs>
+        <w:ind w:left="3600" w:hanging="360"/>
+      </w:pPr>
+      <w:rPr>
+        <w:rFonts w:ascii="Symbol" w:hAnsi="Symbol" w:hint="default"/>
+        <w:sz w:val="20"/>
+      </w:rPr>
+    </w:lvl>
+    <w:lvl w:ilvl="5" w:tentative="1">
+      <w:start w:val="1"/>
+      <w:numFmt w:val="bullet"/>
+      <w:lvlText w:val=""/>
+      <w:lvlJc w:val="left"/>
+      <w:pPr>
+        <w:tabs>
+          <w:tab w:val="num" w:pos="4320"/>
+        </w:tabs>
+        <w:ind w:left="4320" w:hanging="360"/>
+      </w:pPr>
+      <w:rPr>
+        <w:rFonts w:ascii="Symbol" w:hAnsi="Symbol" w:hint="default"/>
+        <w:sz w:val="20"/>
+      </w:rPr>
+    </w:lvl>
+    <w:lvl w:ilvl="6" w:tentative="1">
+      <w:start w:val="1"/>
+      <w:numFmt w:val="bullet"/>
+      <w:lvlText w:val=""/>
+      <w:lvlJc w:val="left"/>
+      <w:pPr>
+        <w:tabs>
+          <w:tab w:val="num" w:pos="5040"/>
+        </w:tabs>
+        <w:ind w:left="5040" w:hanging="360"/>
+      </w:pPr>
+      <w:rPr>
+        <w:rFonts w:ascii="Symbol" w:hAnsi="Symbol" w:hint="default"/>
+        <w:sz w:val="20"/>
+      </w:rPr>
+    </w:lvl>
+    <w:lvl w:ilvl="7" w:tentative="1">
+      <w:start w:val="1"/>
+      <w:numFmt w:val="bullet"/>
+      <w:lvlText w:val=""/>
+      <w:lvlJc w:val="left"/>
+      <w:pPr>
+        <w:tabs>
+          <w:tab w:val="num" w:pos="5760"/>
+        </w:tabs>
+        <w:ind w:left="5760" w:hanging="360"/>
+      </w:pPr>
+      <w:rPr>
+        <w:rFonts w:ascii="Symbol" w:hAnsi="Symbol" w:hint="default"/>
+        <w:sz w:val="20"/>
+      </w:rPr>
+    </w:lvl>
+    <w:lvl w:ilvl="8" w:tentative="1">
+      <w:start w:val="1"/>
+      <w:numFmt w:val="bullet"/>
+      <w:lvlText w:val=""/>
+      <w:lvlJc w:val="left"/>
+      <w:pPr>
+        <w:tabs>
+          <w:tab w:val="num" w:pos="6480"/>
+        </w:tabs>
+        <w:ind w:left="6480" w:hanging="360"/>
+      </w:pPr>
+      <w:rPr>
+        <w:rFonts w:ascii="Symbol" w:hAnsi="Symbol" w:hint="default"/>
+        <w:sz w:val="20"/>
+      </w:rPr>
+    </w:lvl>
+  </w:abstractNum>
+  <w:abstractNum w:abstractNumId="13" w15:restartNumberingAfterBreak="0">
     <w:nsid w:val="311104E3"/>
     <w:multiLevelType w:val="multilevel"/>
     <w:tmpl w:val="293ADC3A"/>
@@ -9702,7 +16919,7 @@
       </w:rPr>
     </w:lvl>
   </w:abstractNum>
-  <w:abstractNum w:abstractNumId="7" w15:restartNumberingAfterBreak="0">
+  <w:abstractNum w:abstractNumId="14" w15:restartNumberingAfterBreak="0">
     <w:nsid w:val="368A01E6"/>
     <w:multiLevelType w:val="multilevel"/>
     <w:tmpl w:val="1158BD04"/>
@@ -9817,7 +17034,156 @@
       </w:rPr>
     </w:lvl>
   </w:abstractNum>
-  <w:abstractNum w:abstractNumId="8" w15:restartNumberingAfterBreak="0">
+  <w:abstractNum w:abstractNumId="15" w15:restartNumberingAfterBreak="0">
+    <w:nsid w:val="3D39764C"/>
+    <w:multiLevelType w:val="multilevel"/>
+    <w:tmpl w:val="3C329E80"/>
+    <w:lvl w:ilvl="0">
+      <w:start w:val="1"/>
+      <w:numFmt w:val="bullet"/>
+      <w:lvlText w:val=""/>
+      <w:lvlJc w:val="left"/>
+      <w:pPr>
+        <w:tabs>
+          <w:tab w:val="num" w:pos="720"/>
+        </w:tabs>
+        <w:ind w:left="720" w:hanging="360"/>
+      </w:pPr>
+      <w:rPr>
+        <w:rFonts w:ascii="Symbol" w:hAnsi="Symbol" w:hint="default"/>
+        <w:sz w:val="20"/>
+      </w:rPr>
+    </w:lvl>
+    <w:lvl w:ilvl="1" w:tentative="1">
+      <w:start w:val="1"/>
+      <w:numFmt w:val="bullet"/>
+      <w:lvlText w:val="o"/>
+      <w:lvlJc w:val="left"/>
+      <w:pPr>
+        <w:tabs>
+          <w:tab w:val="num" w:pos="1440"/>
+        </w:tabs>
+        <w:ind w:left="1440" w:hanging="360"/>
+      </w:pPr>
+      <w:rPr>
+        <w:rFonts w:ascii="Courier New" w:hAnsi="Courier New" w:hint="default"/>
+        <w:sz w:val="20"/>
+      </w:rPr>
+    </w:lvl>
+    <w:lvl w:ilvl="2" w:tentative="1">
+      <w:start w:val="1"/>
+      <w:numFmt w:val="bullet"/>
+      <w:lvlText w:val=""/>
+      <w:lvlJc w:val="left"/>
+      <w:pPr>
+        <w:tabs>
+          <w:tab w:val="num" w:pos="2160"/>
+        </w:tabs>
+        <w:ind w:left="2160" w:hanging="360"/>
+      </w:pPr>
+      <w:rPr>
+        <w:rFonts w:ascii="Wingdings" w:hAnsi="Wingdings" w:hint="default"/>
+        <w:sz w:val="20"/>
+      </w:rPr>
+    </w:lvl>
+    <w:lvl w:ilvl="3" w:tentative="1">
+      <w:start w:val="1"/>
+      <w:numFmt w:val="bullet"/>
+      <w:lvlText w:val=""/>
+      <w:lvlJc w:val="left"/>
+      <w:pPr>
+        <w:tabs>
+          <w:tab w:val="num" w:pos="2880"/>
+        </w:tabs>
+        <w:ind w:left="2880" w:hanging="360"/>
+      </w:pPr>
+      <w:rPr>
+        <w:rFonts w:ascii="Wingdings" w:hAnsi="Wingdings" w:hint="default"/>
+        <w:sz w:val="20"/>
+      </w:rPr>
+    </w:lvl>
+    <w:lvl w:ilvl="4" w:tentative="1">
+      <w:start w:val="1"/>
+      <w:numFmt w:val="bullet"/>
+      <w:lvlText w:val=""/>
+      <w:lvlJc w:val="left"/>
+      <w:pPr>
+        <w:tabs>
+          <w:tab w:val="num" w:pos="3600"/>
+        </w:tabs>
+        <w:ind w:left="3600" w:hanging="360"/>
+      </w:pPr>
+      <w:rPr>
+        <w:rFonts w:ascii="Wingdings" w:hAnsi="Wingdings" w:hint="default"/>
+        <w:sz w:val="20"/>
+      </w:rPr>
+    </w:lvl>
+    <w:lvl w:ilvl="5" w:tentative="1">
+      <w:start w:val="1"/>
+      <w:numFmt w:val="bullet"/>
+      <w:lvlText w:val=""/>
+      <w:lvlJc w:val="left"/>
+      <w:pPr>
+        <w:tabs>
+          <w:tab w:val="num" w:pos="4320"/>
+        </w:tabs>
+        <w:ind w:left="4320" w:hanging="360"/>
+      </w:pPr>
+      <w:rPr>
+        <w:rFonts w:ascii="Wingdings" w:hAnsi="Wingdings" w:hint="default"/>
+        <w:sz w:val="20"/>
+      </w:rPr>
+    </w:lvl>
+    <w:lvl w:ilvl="6" w:tentative="1">
+      <w:start w:val="1"/>
+      <w:numFmt w:val="bullet"/>
+      <w:lvlText w:val=""/>
+      <w:lvlJc w:val="left"/>
+      <w:pPr>
+        <w:tabs>
+          <w:tab w:val="num" w:pos="5040"/>
+        </w:tabs>
+        <w:ind w:left="5040" w:hanging="360"/>
+      </w:pPr>
+      <w:rPr>
+        <w:rFonts w:ascii="Wingdings" w:hAnsi="Wingdings" w:hint="default"/>
+        <w:sz w:val="20"/>
+      </w:rPr>
+    </w:lvl>
+    <w:lvl w:ilvl="7" w:tentative="1">
+      <w:start w:val="1"/>
+      <w:numFmt w:val="bullet"/>
+      <w:lvlText w:val=""/>
+      <w:lvlJc w:val="left"/>
+      <w:pPr>
+        <w:tabs>
+          <w:tab w:val="num" w:pos="5760"/>
+        </w:tabs>
+        <w:ind w:left="5760" w:hanging="360"/>
+      </w:pPr>
+      <w:rPr>
+        <w:rFonts w:ascii="Wingdings" w:hAnsi="Wingdings" w:hint="default"/>
+        <w:sz w:val="20"/>
+      </w:rPr>
+    </w:lvl>
+    <w:lvl w:ilvl="8" w:tentative="1">
+      <w:start w:val="1"/>
+      <w:numFmt w:val="bullet"/>
+      <w:lvlText w:val=""/>
+      <w:lvlJc w:val="left"/>
+      <w:pPr>
+        <w:tabs>
+          <w:tab w:val="num" w:pos="6480"/>
+        </w:tabs>
+        <w:ind w:left="6480" w:hanging="360"/>
+      </w:pPr>
+      <w:rPr>
+        <w:rFonts w:ascii="Wingdings" w:hAnsi="Wingdings" w:hint="default"/>
+        <w:sz w:val="20"/>
+      </w:rPr>
+    </w:lvl>
+  </w:abstractNum>
+  <w:abstractNum w:abstractNumId="16" w15:restartNumberingAfterBreak="0">
     <w:nsid w:val="423117B0"/>
     <w:multiLevelType w:val="multilevel"/>
     <w:tmpl w:val="E96C63D2"/>
@@ -9932,7 +17298,7 @@
       </w:rPr>
     </w:lvl>
   </w:abstractNum>
-  <w:abstractNum w:abstractNumId="9" w15:restartNumberingAfterBreak="0">
+  <w:abstractNum w:abstractNumId="17" w15:restartNumberingAfterBreak="0">
     <w:nsid w:val="4419476F"/>
     <w:multiLevelType w:val="multilevel"/>
     <w:tmpl w:val="45646DAC"/>
@@ -10047,7 +17413,7 @@
       </w:rPr>
     </w:lvl>
   </w:abstractNum>
-  <w:abstractNum w:abstractNumId="10" w15:restartNumberingAfterBreak="0">
+  <w:abstractNum w:abstractNumId="18" w15:restartNumberingAfterBreak="0">
     <w:nsid w:val="47B65389"/>
     <w:multiLevelType w:val="multilevel"/>
     <w:tmpl w:val="DDBE8732"/>
@@ -10196,7 +17562,7 @@
       </w:rPr>
     </w:lvl>
   </w:abstractNum>
-  <w:abstractNum w:abstractNumId="11" w15:restartNumberingAfterBreak="0">
+  <w:abstractNum w:abstractNumId="19" w15:restartNumberingAfterBreak="0">
     <w:nsid w:val="4B787B8C"/>
     <w:multiLevelType w:val="multilevel"/>
     <w:tmpl w:val="EF064C94"/>
@@ -10307,7 +17673,269 @@
       </w:rPr>
     </w:lvl>
   </w:abstractNum>
-  <w:abstractNum w:abstractNumId="12" w15:restartNumberingAfterBreak="0">
+  <w:abstractNum w:abstractNumId="20" w15:restartNumberingAfterBreak="0">
+    <w:nsid w:val="50FF0AD3"/>
+    <w:multiLevelType w:val="multilevel"/>
+    <w:tmpl w:val="DA5E0418"/>
+    <w:lvl w:ilvl="0">
+      <w:start w:val="1"/>
+      <w:numFmt w:val="bullet"/>
+      <w:lvlText w:val=""/>
+      <w:lvlJc w:val="left"/>
+      <w:pPr>
+        <w:tabs>
+          <w:tab w:val="num" w:pos="720"/>
+        </w:tabs>
+        <w:ind w:left="720" w:hanging="360"/>
+      </w:pPr>
+      <w:rPr>
+        <w:rFonts w:ascii="Symbol" w:hAnsi="Symbol" w:hint="default"/>
+        <w:sz w:val="20"/>
+      </w:rPr>
+    </w:lvl>
+    <w:lvl w:ilvl="1" w:tentative="1">
+      <w:start w:val="1"/>
+      <w:numFmt w:val="bullet"/>
+      <w:lvlText w:val="o"/>
+      <w:lvlJc w:val="left"/>
+      <w:pPr>
+        <w:tabs>
+          <w:tab w:val="num" w:pos="1440"/>
+        </w:tabs>
+        <w:ind w:left="1440" w:hanging="360"/>
+      </w:pPr>
+      <w:rPr>
+        <w:rFonts w:ascii="Courier New" w:hAnsi="Courier New" w:hint="default"/>
+        <w:sz w:val="20"/>
+      </w:rPr>
+    </w:lvl>
+    <w:lvl w:ilvl="2" w:tentative="1">
+      <w:start w:val="1"/>
+      <w:numFmt w:val="bullet"/>
+      <w:lvlText w:val=""/>
+      <w:lvlJc w:val="left"/>
+      <w:pPr>
+        <w:tabs>
+          <w:tab w:val="num" w:pos="2160"/>
+        </w:tabs>
+        <w:ind w:left="2160" w:hanging="360"/>
+      </w:pPr>
+      <w:rPr>
+        <w:rFonts w:ascii="Wingdings" w:hAnsi="Wingdings" w:hint="default"/>
+        <w:sz w:val="20"/>
+      </w:rPr>
+    </w:lvl>
+    <w:lvl w:ilvl="3" w:tentative="1">
+      <w:start w:val="1"/>
+      <w:numFmt w:val="bullet"/>
+      <w:lvlText w:val=""/>
+      <w:lvlJc w:val="left"/>
+      <w:pPr>
+        <w:tabs>
+          <w:tab w:val="num" w:pos="2880"/>
+        </w:tabs>
+        <w:ind w:left="2880" w:hanging="360"/>
+      </w:pPr>
+      <w:rPr>
+        <w:rFonts w:ascii="Wingdings" w:hAnsi="Wingdings" w:hint="default"/>
+        <w:sz w:val="20"/>
+      </w:rPr>
+    </w:lvl>
+    <w:lvl w:ilvl="4" w:tentative="1">
+      <w:start w:val="1"/>
+      <w:numFmt w:val="bullet"/>
+      <w:lvlText w:val=""/>
+      <w:lvlJc w:val="left"/>
+      <w:pPr>
+        <w:tabs>
+          <w:tab w:val="num" w:pos="3600"/>
+        </w:tabs>
+        <w:ind w:left="3600" w:hanging="360"/>
+      </w:pPr>
+      <w:rPr>
+        <w:rFonts w:ascii="Wingdings" w:hAnsi="Wingdings" w:hint="default"/>
+        <w:sz w:val="20"/>
+      </w:rPr>
+    </w:lvl>
+    <w:lvl w:ilvl="5" w:tentative="1">
+      <w:start w:val="1"/>
+      <w:numFmt w:val="bullet"/>
+      <w:lvlText w:val=""/>
+      <w:lvlJc w:val="left"/>
+      <w:pPr>
+        <w:tabs>
+          <w:tab w:val="num" w:pos="4320"/>
+        </w:tabs>
+        <w:ind w:left="4320" w:hanging="360"/>
+      </w:pPr>
+      <w:rPr>
+        <w:rFonts w:ascii="Wingdings" w:hAnsi="Wingdings" w:hint="default"/>
+        <w:sz w:val="20"/>
+      </w:rPr>
+    </w:lvl>
+    <w:lvl w:ilvl="6" w:tentative="1">
+      <w:start w:val="1"/>
+      <w:numFmt w:val="bullet"/>
+      <w:lvlText w:val=""/>
+      <w:lvlJc w:val="left"/>
+      <w:pPr>
+        <w:tabs>
+          <w:tab w:val="num" w:pos="5040"/>
+        </w:tabs>
+        <w:ind w:left="5040" w:hanging="360"/>
+      </w:pPr>
+      <w:rPr>
+        <w:rFonts w:ascii="Wingdings" w:hAnsi="Wingdings" w:hint="default"/>
+        <w:sz w:val="20"/>
+      </w:rPr>
+    </w:lvl>
+    <w:lvl w:ilvl="7" w:tentative="1">
+      <w:start w:val="1"/>
+      <w:numFmt w:val="bullet"/>
+      <w:lvlText w:val=""/>
+      <w:lvlJc w:val="left"/>
+      <w:pPr>
+        <w:tabs>
+          <w:tab w:val="num" w:pos="5760"/>
+        </w:tabs>
+        <w:ind w:left="5760" w:hanging="360"/>
+      </w:pPr>
+      <w:rPr>
+        <w:rFonts w:ascii="Wingdings" w:hAnsi="Wingdings" w:hint="default"/>
+        <w:sz w:val="20"/>
+      </w:rPr>
+    </w:lvl>
+    <w:lvl w:ilvl="8" w:tentative="1">
+      <w:start w:val="1"/>
+      <w:numFmt w:val="bullet"/>
+      <w:lvlText w:val=""/>
+      <w:lvlJc w:val="left"/>
+      <w:pPr>
+        <w:tabs>
+          <w:tab w:val="num" w:pos="6480"/>
+        </w:tabs>
+        <w:ind w:left="6480" w:hanging="360"/>
+      </w:pPr>
+      <w:rPr>
+        <w:rFonts w:ascii="Wingdings" w:hAnsi="Wingdings" w:hint="default"/>
+        <w:sz w:val="20"/>
+      </w:rPr>
+    </w:lvl>
+  </w:abstractNum>
+  <w:abstractNum w:abstractNumId="21" w15:restartNumberingAfterBreak="0">
+    <w:nsid w:val="52705FED"/>
+    <w:multiLevelType w:val="hybridMultilevel"/>
+    <w:tmpl w:val="9D0C63F4"/>
+    <w:lvl w:ilvl="0" w:tplc="04190001">
+      <w:start w:val="1"/>
+      <w:numFmt w:val="bullet"/>
+      <w:lvlText w:val=""/>
+      <w:lvlJc w:val="left"/>
+      <w:pPr>
+        <w:ind w:left="1429" w:hanging="360"/>
+      </w:pPr>
+      <w:rPr>
+        <w:rFonts w:ascii="Symbol" w:hAnsi="Symbol" w:hint="default"/>
+      </w:rPr>
+    </w:lvl>
+    <w:lvl w:ilvl="1" w:tplc="04190003" w:tentative="1">
+      <w:start w:val="1"/>
+      <w:numFmt w:val="bullet"/>
+      <w:lvlText w:val="o"/>
+      <w:lvlJc w:val="left"/>
+      <w:pPr>
+        <w:ind w:left="2149" w:hanging="360"/>
+      </w:pPr>
+      <w:rPr>
+        <w:rFonts w:ascii="Courier New" w:hAnsi="Courier New" w:cs="Courier New" w:hint="default"/>
+      </w:rPr>
+    </w:lvl>
+    <w:lvl w:ilvl="2" w:tplc="04190005" w:tentative="1">
+      <w:start w:val="1"/>
+      <w:numFmt w:val="bullet"/>
+      <w:lvlText w:val=""/>
+      <w:lvlJc w:val="left"/>
+      <w:pPr>
+        <w:ind w:left="2869" w:hanging="360"/>
+      </w:pPr>
+      <w:rPr>
+        <w:rFonts w:ascii="Wingdings" w:hAnsi="Wingdings" w:hint="default"/>
+      </w:rPr>
+    </w:lvl>
+    <w:lvl w:ilvl="3" w:tplc="04190001" w:tentative="1">
+      <w:start w:val="1"/>
+      <w:numFmt w:val="bullet"/>
+      <w:lvlText w:val=""/>
+      <w:lvlJc w:val="left"/>
+      <w:pPr>
+        <w:ind w:left="3589" w:hanging="360"/>
+      </w:pPr>
+      <w:rPr>
+        <w:rFonts w:ascii="Symbol" w:hAnsi="Symbol" w:hint="default"/>
+      </w:rPr>
+    </w:lvl>
+    <w:lvl w:ilvl="4" w:tplc="04190003" w:tentative="1">
+      <w:start w:val="1"/>
+      <w:numFmt w:val="bullet"/>
+      <w:lvlText w:val="o"/>
+      <w:lvlJc w:val="left"/>
+      <w:pPr>
+        <w:ind w:left="4309" w:hanging="360"/>
+      </w:pPr>
+      <w:rPr>
+        <w:rFonts w:ascii="Courier New" w:hAnsi="Courier New" w:cs="Courier New" w:hint="default"/>
+      </w:rPr>
+    </w:lvl>
+    <w:lvl w:ilvl="5" w:tplc="04190005" w:tentative="1">
+      <w:start w:val="1"/>
+      <w:numFmt w:val="bullet"/>
+      <w:lvlText w:val=""/>
+      <w:lvlJc w:val="left"/>
+      <w:pPr>
+        <w:ind w:left="5029" w:hanging="360"/>
+      </w:pPr>
+      <w:rPr>
+        <w:rFonts w:ascii="Wingdings" w:hAnsi="Wingdings" w:hint="default"/>
+      </w:rPr>
+    </w:lvl>
+    <w:lvl w:ilvl="6" w:tplc="04190001" w:tentative="1">
+      <w:start w:val="1"/>
+      <w:numFmt w:val="bullet"/>
+      <w:lvlText w:val=""/>
+      <w:lvlJc w:val="left"/>
+      <w:pPr>
+        <w:ind w:left="5749" w:hanging="360"/>
+      </w:pPr>
+      <w:rPr>
+        <w:rFonts w:ascii="Symbol" w:hAnsi="Symbol" w:hint="default"/>
+      </w:rPr>
+    </w:lvl>
+    <w:lvl w:ilvl="7" w:tplc="04190003" w:tentative="1">
+      <w:start w:val="1"/>
+      <w:numFmt w:val="bullet"/>
+      <w:lvlText w:val="o"/>
+      <w:lvlJc w:val="left"/>
+      <w:pPr>
+        <w:ind w:left="6469" w:hanging="360"/>
+      </w:pPr>
+      <w:rPr>
+        <w:rFonts w:ascii="Courier New" w:hAnsi="Courier New" w:cs="Courier New" w:hint="default"/>
+      </w:rPr>
+    </w:lvl>
+    <w:lvl w:ilvl="8" w:tplc="04190005" w:tentative="1">
+      <w:start w:val="1"/>
+      <w:numFmt w:val="bullet"/>
+      <w:lvlText w:val=""/>
+      <w:lvlJc w:val="left"/>
+      <w:pPr>
+        <w:ind w:left="7189" w:hanging="360"/>
+      </w:pPr>
+      <w:rPr>
+        <w:rFonts w:ascii="Wingdings" w:hAnsi="Wingdings" w:hint="default"/>
+      </w:rPr>
+    </w:lvl>
+  </w:abstractNum>
+  <w:abstractNum w:abstractNumId="22" w15:restartNumberingAfterBreak="0">
     <w:nsid w:val="57077446"/>
     <w:multiLevelType w:val="multilevel"/>
     <w:tmpl w:val="D73CBAF6"/>
@@ -10456,7 +18084,156 @@
       </w:rPr>
     </w:lvl>
   </w:abstractNum>
-  <w:abstractNum w:abstractNumId="13" w15:restartNumberingAfterBreak="0">
+  <w:abstractNum w:abstractNumId="23" w15:restartNumberingAfterBreak="0">
+    <w:nsid w:val="5EC61EAC"/>
+    <w:multiLevelType w:val="multilevel"/>
+    <w:tmpl w:val="E0805340"/>
+    <w:lvl w:ilvl="0">
+      <w:start w:val="1"/>
+      <w:numFmt w:val="bullet"/>
+      <w:lvlText w:val=""/>
+      <w:lvlJc w:val="left"/>
+      <w:pPr>
+        <w:tabs>
+          <w:tab w:val="num" w:pos="720"/>
+        </w:tabs>
+        <w:ind w:left="720" w:hanging="360"/>
+      </w:pPr>
+      <w:rPr>
+        <w:rFonts w:ascii="Symbol" w:hAnsi="Symbol" w:hint="default"/>
+        <w:sz w:val="20"/>
+      </w:rPr>
+    </w:lvl>
+    <w:lvl w:ilvl="1" w:tentative="1">
+      <w:start w:val="1"/>
+      <w:numFmt w:val="bullet"/>
+      <w:lvlText w:val=""/>
+      <w:lvlJc w:val="left"/>
+      <w:pPr>
+        <w:tabs>
+          <w:tab w:val="num" w:pos="1440"/>
+        </w:tabs>
+        <w:ind w:left="1440" w:hanging="360"/>
+      </w:pPr>
+      <w:rPr>
+        <w:rFonts w:ascii="Symbol" w:hAnsi="Symbol" w:hint="default"/>
+        <w:sz w:val="20"/>
+      </w:rPr>
+    </w:lvl>
+    <w:lvl w:ilvl="2" w:tentative="1">
+      <w:start w:val="1"/>
+      <w:numFmt w:val="bullet"/>
+      <w:lvlText w:val=""/>
+      <w:lvlJc w:val="left"/>
+      <w:pPr>
+        <w:tabs>
+          <w:tab w:val="num" w:pos="2160"/>
+        </w:tabs>
+        <w:ind w:left="2160" w:hanging="360"/>
+      </w:pPr>
+      <w:rPr>
+        <w:rFonts w:ascii="Symbol" w:hAnsi="Symbol" w:hint="default"/>
+        <w:sz w:val="20"/>
+      </w:rPr>
+    </w:lvl>
+    <w:lvl w:ilvl="3" w:tentative="1">
+      <w:start w:val="1"/>
+      <w:numFmt w:val="bullet"/>
+      <w:lvlText w:val=""/>
+      <w:lvlJc w:val="left"/>
+      <w:pPr>
+        <w:tabs>
+          <w:tab w:val="num" w:pos="2880"/>
+        </w:tabs>
+        <w:ind w:left="2880" w:hanging="360"/>
+      </w:pPr>
+      <w:rPr>
+        <w:rFonts w:ascii="Symbol" w:hAnsi="Symbol" w:hint="default"/>
+        <w:sz w:val="20"/>
+      </w:rPr>
+    </w:lvl>
+    <w:lvl w:ilvl="4" w:tentative="1">
+      <w:start w:val="1"/>
+      <w:numFmt w:val="bullet"/>
+      <w:lvlText w:val=""/>
+      <w:lvlJc w:val="left"/>
+      <w:pPr>
+        <w:tabs>
+          <w:tab w:val="num" w:pos="3600"/>
+        </w:tabs>
+        <w:ind w:left="3600" w:hanging="360"/>
+      </w:pPr>
+      <w:rPr>
+        <w:rFonts w:ascii="Symbol" w:hAnsi="Symbol" w:hint="default"/>
+        <w:sz w:val="20"/>
+      </w:rPr>
+    </w:lvl>
+    <w:lvl w:ilvl="5" w:tentative="1">
+      <w:start w:val="1"/>
+      <w:numFmt w:val="bullet"/>
+      <w:lvlText w:val=""/>
+      <w:lvlJc w:val="left"/>
+      <w:pPr>
+        <w:tabs>
+          <w:tab w:val="num" w:pos="4320"/>
+        </w:tabs>
+        <w:ind w:left="4320" w:hanging="360"/>
+      </w:pPr>
+      <w:rPr>
+        <w:rFonts w:ascii="Symbol" w:hAnsi="Symbol" w:hint="default"/>
+        <w:sz w:val="20"/>
+      </w:rPr>
+    </w:lvl>
+    <w:lvl w:ilvl="6" w:tentative="1">
+      <w:start w:val="1"/>
+      <w:numFmt w:val="bullet"/>
+      <w:lvlText w:val=""/>
+      <w:lvlJc w:val="left"/>
+      <w:pPr>
+        <w:tabs>
+          <w:tab w:val="num" w:pos="5040"/>
+        </w:tabs>
+        <w:ind w:left="5040" w:hanging="360"/>
+      </w:pPr>
+      <w:rPr>
+        <w:rFonts w:ascii="Symbol" w:hAnsi="Symbol" w:hint="default"/>
+        <w:sz w:val="20"/>
+      </w:rPr>
+    </w:lvl>
+    <w:lvl w:ilvl="7" w:tentative="1">
+      <w:start w:val="1"/>
+      <w:numFmt w:val="bullet"/>
+      <w:lvlText w:val=""/>
+      <w:lvlJc w:val="left"/>
+      <w:pPr>
+        <w:tabs>
+          <w:tab w:val="num" w:pos="5760"/>
+        </w:tabs>
+        <w:ind w:left="5760" w:hanging="360"/>
+      </w:pPr>
+      <w:rPr>
+        <w:rFonts w:ascii="Symbol" w:hAnsi="Symbol" w:hint="default"/>
+        <w:sz w:val="20"/>
+      </w:rPr>
+    </w:lvl>
+    <w:lvl w:ilvl="8" w:tentative="1">
+      <w:start w:val="1"/>
+      <w:numFmt w:val="bullet"/>
+      <w:lvlText w:val=""/>
+      <w:lvlJc w:val="left"/>
+      <w:pPr>
+        <w:tabs>
+          <w:tab w:val="num" w:pos="6480"/>
+        </w:tabs>
+        <w:ind w:left="6480" w:hanging="360"/>
+      </w:pPr>
+      <w:rPr>
+        <w:rFonts w:ascii="Symbol" w:hAnsi="Symbol" w:hint="default"/>
+        <w:sz w:val="20"/>
+      </w:rPr>
+    </w:lvl>
+  </w:abstractNum>
+  <w:abstractNum w:abstractNumId="24" w15:restartNumberingAfterBreak="0">
     <w:nsid w:val="66576166"/>
     <w:multiLevelType w:val="multilevel"/>
     <w:tmpl w:val="C2409B8C"/>
@@ -10569,7 +18346,7 @@
       </w:pPr>
     </w:lvl>
   </w:abstractNum>
-  <w:abstractNum w:abstractNumId="14" w15:restartNumberingAfterBreak="0">
+  <w:abstractNum w:abstractNumId="25" w15:restartNumberingAfterBreak="0">
     <w:nsid w:val="6EE04E5A"/>
     <w:multiLevelType w:val="hybridMultilevel"/>
     <w:tmpl w:val="E9B2CF86"/>
@@ -10659,7 +18436,7 @@
       </w:pPr>
     </w:lvl>
   </w:abstractNum>
-  <w:abstractNum w:abstractNumId="15" w15:restartNumberingAfterBreak="0">
+  <w:abstractNum w:abstractNumId="26" w15:restartNumberingAfterBreak="0">
     <w:nsid w:val="70AC3BF6"/>
     <w:multiLevelType w:val="multilevel"/>
     <w:tmpl w:val="78689012"/>
@@ -10775,7 +18552,7 @@
       </w:rPr>
     </w:lvl>
   </w:abstractNum>
-  <w:abstractNum w:abstractNumId="16" w15:restartNumberingAfterBreak="0">
+  <w:abstractNum w:abstractNumId="27" w15:restartNumberingAfterBreak="0">
     <w:nsid w:val="77832CBE"/>
     <w:multiLevelType w:val="hybridMultilevel"/>
     <w:tmpl w:val="44B2B662"/>
@@ -10864,7 +18641,7 @@
       </w:pPr>
     </w:lvl>
   </w:abstractNum>
-  <w:abstractNum w:abstractNumId="17" w15:restartNumberingAfterBreak="0">
+  <w:abstractNum w:abstractNumId="28" w15:restartNumberingAfterBreak="0">
     <w:nsid w:val="7B291D6B"/>
     <w:multiLevelType w:val="multilevel"/>
     <w:tmpl w:val="A580AB7C"/>
@@ -11013,7 +18790,7 @@
       </w:rPr>
     </w:lvl>
   </w:abstractNum>
-  <w:abstractNum w:abstractNumId="18" w15:restartNumberingAfterBreak="0">
+  <w:abstractNum w:abstractNumId="29" w15:restartNumberingAfterBreak="0">
     <w:nsid w:val="7FE54FDD"/>
     <w:multiLevelType w:val="multilevel"/>
     <w:tmpl w:val="A4141810"/>
@@ -11129,7 +18906,7 @@
     </w:lvl>
   </w:abstractNum>
   <w:num w:numId="1" w16cid:durableId="1595164528">
-    <w:abstractNumId w:val="16"/>
+    <w:abstractNumId w:val="27"/>
     <w:lvlOverride w:ilvl="0">
       <w:startOverride w:val="1"/>
     </w:lvlOverride>
@@ -11159,19 +18936,19 @@
     </w:lvlOverride>
   </w:num>
   <w:num w:numId="2" w16cid:durableId="578566059">
-    <w:abstractNumId w:val="11"/>
+    <w:abstractNumId w:val="19"/>
   </w:num>
   <w:num w:numId="3" w16cid:durableId="399327835">
-    <w:abstractNumId w:val="18"/>
+    <w:abstractNumId w:val="29"/>
   </w:num>
   <w:num w:numId="4" w16cid:durableId="46147625">
-    <w:abstractNumId w:val="15"/>
+    <w:abstractNumId w:val="26"/>
   </w:num>
   <w:num w:numId="5" w16cid:durableId="2014724889">
-    <w:abstractNumId w:val="7"/>
+    <w:abstractNumId w:val="14"/>
   </w:num>
   <w:num w:numId="6" w16cid:durableId="623385641">
-    <w:abstractNumId w:val="11"/>
+    <w:abstractNumId w:val="19"/>
     <w:lvlOverride w:ilvl="0">
       <w:lvl w:ilvl="0">
         <w:start w:val="1"/>
@@ -11305,7 +19082,7 @@
     </w:lvlOverride>
   </w:num>
   <w:num w:numId="7" w16cid:durableId="493224597">
-    <w:abstractNumId w:val="11"/>
+    <w:abstractNumId w:val="19"/>
     <w:lvlOverride w:ilvl="0">
       <w:lvl w:ilvl="0">
         <w:start w:val="1"/>
@@ -11441,49 +19218,82 @@
     </w:lvlOverride>
   </w:num>
   <w:num w:numId="8" w16cid:durableId="226112477">
+    <w:abstractNumId w:val="3"/>
+  </w:num>
+  <w:num w:numId="9" w16cid:durableId="454566033">
+    <w:abstractNumId w:val="13"/>
+  </w:num>
+  <w:num w:numId="10" w16cid:durableId="1037698009">
+    <w:abstractNumId w:val="17"/>
+  </w:num>
+  <w:num w:numId="11" w16cid:durableId="2055039461">
+    <w:abstractNumId w:val="16"/>
+  </w:num>
+  <w:num w:numId="12" w16cid:durableId="915165156">
+    <w:abstractNumId w:val="8"/>
+  </w:num>
+  <w:num w:numId="13" w16cid:durableId="844632087">
+    <w:abstractNumId w:val="6"/>
+  </w:num>
+  <w:num w:numId="14" w16cid:durableId="898437216">
+    <w:abstractNumId w:val="18"/>
+  </w:num>
+  <w:num w:numId="15" w16cid:durableId="413237126">
+    <w:abstractNumId w:val="5"/>
+  </w:num>
+  <w:num w:numId="16" w16cid:durableId="1310011622">
+    <w:abstractNumId w:val="22"/>
+  </w:num>
+  <w:num w:numId="17" w16cid:durableId="1072704931">
+    <w:abstractNumId w:val="11"/>
+  </w:num>
+  <w:num w:numId="18" w16cid:durableId="775905312">
+    <w:abstractNumId w:val="9"/>
+  </w:num>
+  <w:num w:numId="19" w16cid:durableId="1728606600">
+    <w:abstractNumId w:val="28"/>
+  </w:num>
+  <w:num w:numId="20" w16cid:durableId="231474493">
+    <w:abstractNumId w:val="24"/>
+  </w:num>
+  <w:num w:numId="21" w16cid:durableId="1135026407">
+    <w:abstractNumId w:val="27"/>
+  </w:num>
+  <w:num w:numId="22" w16cid:durableId="946037305">
+    <w:abstractNumId w:val="25"/>
+  </w:num>
+  <w:num w:numId="23" w16cid:durableId="1884053511">
+    <w:abstractNumId w:val="10"/>
+  </w:num>
+  <w:num w:numId="24" w16cid:durableId="1205559689">
+    <w:abstractNumId w:val="15"/>
+  </w:num>
+  <w:num w:numId="25" w16cid:durableId="346640209">
+    <w:abstractNumId w:val="7"/>
+  </w:num>
+  <w:num w:numId="26" w16cid:durableId="2053458563">
+    <w:abstractNumId w:val="21"/>
+  </w:num>
+  <w:num w:numId="27" w16cid:durableId="370156728">
     <w:abstractNumId w:val="0"/>
   </w:num>
-  <w:num w:numId="9" w16cid:durableId="454566033">
-    <w:abstractNumId w:val="6"/>
+  <w:num w:numId="28" w16cid:durableId="1685787858">
+    <w:abstractNumId w:val="23"/>
   </w:num>
-  <w:num w:numId="10" w16cid:durableId="1037698009">
-    <w:abstractNumId w:val="9"/>
+  <w:num w:numId="29" w16cid:durableId="1978140353">
+    <w:abstractNumId w:val="12"/>
   </w:num>
-  <w:num w:numId="11" w16cid:durableId="2055039461">
-    <w:abstractNumId w:val="8"/>
+  <w:num w:numId="30" w16cid:durableId="1114515721">
+    <w:abstractNumId w:val="4"/>
   </w:num>
-  <w:num w:numId="12" w16cid:durableId="915165156">
-    <w:abstractNumId w:val="3"/>
+  <w:num w:numId="31" w16cid:durableId="27995474">
+    <w:abstractNumId w:val="1"/>
   </w:num>
-  <w:num w:numId="13" w16cid:durableId="844632087">
+  <w:num w:numId="32" w16cid:durableId="1427268721">
     <w:abstractNumId w:val="2"/>
   </w:num>
-  <w:num w:numId="14" w16cid:durableId="898437216">
-    <w:abstractNumId w:val="10"/>
-  </w:num>
-  <w:num w:numId="15" w16cid:durableId="413237126">
-    <w:abstractNumId w:val="1"/>
-  </w:num>
-  <w:num w:numId="16" w16cid:durableId="1310011622">
-    <w:abstractNumId w:val="12"/>
-  </w:num>
-  <w:num w:numId="17" w16cid:durableId="1072704931">
-    <w:abstractNumId w:val="5"/>
-  </w:num>
-  <w:num w:numId="18" w16cid:durableId="775905312">
-    <w:abstractNumId w:val="4"/>
-  </w:num>
-  <w:num w:numId="19" w16cid:durableId="1728606600">
-    <w:abstractNumId w:val="17"/>
-  </w:num>
-  <w:num w:numId="20" w16cid:durableId="231474493">
-    <w:abstractNumId w:val="13"/>
-  </w:num>
-  <w:num w:numId="21" w16cid:durableId="1135026407">
-    <w:abstractNumId w:val="16"/>
-  </w:num>
-  <w:num w:numId="22" w16cid:durableId="946037305">
-    <w:abstractNumId w:val="14"/>
+  <w:num w:numId="33" w16cid:durableId="1676572777">
+    <w:abstractNumId w:val="20"/>
   </w:num>
   <w:numIdMacAtCleanup w:val="12"/>
 </w:numbering>
@@ -13105,6 +20915,52 @@
       <w:szCs w:val="20"/>
     </w:rPr>
   </w:style>
+  <w:style w:type="paragraph" w:customStyle="1" w:styleId="my-2">
+    <w:name w:val="my-2"/>
+    <w:basedOn w:val="a0"/>
+    <w:rsid w:val="00F01214"/>
+    <w:pPr>
+      <w:spacing w:before="100" w:beforeAutospacing="1" w:after="100" w:afterAutospacing="1" w:line="240" w:lineRule="auto"/>
+      <w:ind w:firstLine="0"/>
+      <w:jc w:val="left"/>
+    </w:pPr>
+    <w:rPr>
+      <w:rFonts w:eastAsia="Times New Roman" w:cs="Times New Roman"/>
+      <w:color w:val="auto"/>
+      <w:szCs w:val="24"/>
+      <w:lang w:eastAsia="ru-RU"/>
+    </w:rPr>
+  </w:style>
+  <w:style w:type="character" w:customStyle="1" w:styleId="inline-block">
+    <w:name w:val="inline-block"/>
+    <w:basedOn w:val="a1"/>
+    <w:rsid w:val="00F01214"/>
+  </w:style>
+  <w:style w:type="character" w:customStyle="1" w:styleId="opacity-50">
+    <w:name w:val="opacity-50"/>
+    <w:basedOn w:val="a1"/>
+    <w:rsid w:val="00F01214"/>
+  </w:style>
+  <w:style w:type="character" w:customStyle="1" w:styleId="citation">
+    <w:name w:val="citation"/>
+    <w:basedOn w:val="a1"/>
+    <w:rsid w:val="00552DA2"/>
+  </w:style>
+  <w:style w:type="character" w:customStyle="1" w:styleId="mopen">
+    <w:name w:val="mopen"/>
+    <w:basedOn w:val="a1"/>
+    <w:rsid w:val="00724461"/>
+  </w:style>
+  <w:style w:type="character" w:customStyle="1" w:styleId="mclose">
+    <w:name w:val="mclose"/>
+    <w:basedOn w:val="a1"/>
+    <w:rsid w:val="00724461"/>
+  </w:style>
+  <w:style w:type="character" w:customStyle="1" w:styleId="delimsizing">
+    <w:name w:val="delimsizing"/>
+    <w:basedOn w:val="a1"/>
+    <w:rsid w:val="00724461"/>
+  </w:style>
 </w:styles>
 </file>
 

--- a/черновик отчет по практике 2026.docx
+++ b/черновик отчет по практике 2026.docx
@@ -961,7 +961,25 @@
                 <w:sz w:val="26"/>
                 <w:szCs w:val="26"/>
               </w:rPr>
-              <w:t xml:space="preserve">  Загидуллин Евгений Александрович</w:t>
+              <w:t xml:space="preserve">  </w:t>
+            </w:r>
+            <w:proofErr w:type="spellStart"/>
+            <w:r>
+              <w:rPr>
+                <w:color w:val="auto"/>
+                <w:sz w:val="26"/>
+                <w:szCs w:val="26"/>
+              </w:rPr>
+              <w:t>Загидуллин</w:t>
+            </w:r>
+            <w:proofErr w:type="spellEnd"/>
+            <w:r>
+              <w:rPr>
+                <w:color w:val="auto"/>
+                <w:sz w:val="26"/>
+                <w:szCs w:val="26"/>
+              </w:rPr>
+              <w:t xml:space="preserve"> Евгений Александрович</w:t>
             </w:r>
           </w:p>
           <w:p>
@@ -1428,7 +1446,25 @@
                 <w:sz w:val="26"/>
                 <w:szCs w:val="26"/>
               </w:rPr>
-              <w:t xml:space="preserve">Абрамова Л.В., доцент, к.с-х.н.              </w:t>
+              <w:t xml:space="preserve">Абрамова Л.В., доцент, </w:t>
+            </w:r>
+            <w:proofErr w:type="spellStart"/>
+            <w:r>
+              <w:rPr>
+                <w:color w:val="auto"/>
+                <w:sz w:val="26"/>
+                <w:szCs w:val="26"/>
+              </w:rPr>
+              <w:t>к.с-х.н</w:t>
+            </w:r>
+            <w:proofErr w:type="spellEnd"/>
+            <w:r>
+              <w:rPr>
+                <w:color w:val="auto"/>
+                <w:sz w:val="26"/>
+                <w:szCs w:val="26"/>
+              </w:rPr>
+              <w:t xml:space="preserve">.              </w:t>
             </w:r>
           </w:p>
         </w:tc>
@@ -2165,13 +2201,23 @@
                 <w:vertAlign w:val="superscript"/>
               </w:rPr>
             </w:pPr>
+            <w:proofErr w:type="spellStart"/>
             <w:r>
               <w:rPr>
                 <w:color w:val="auto"/>
                 <w:sz w:val="26"/>
                 <w:szCs w:val="26"/>
               </w:rPr>
-              <w:t>Загидуллин Евгений Александрович</w:t>
+              <w:t>Загидуллин</w:t>
+            </w:r>
+            <w:proofErr w:type="spellEnd"/>
+            <w:r>
+              <w:rPr>
+                <w:color w:val="auto"/>
+                <w:sz w:val="26"/>
+                <w:szCs w:val="26"/>
+              </w:rPr>
+              <w:t xml:space="preserve"> Евгений Александрович</w:t>
             </w:r>
           </w:p>
         </w:tc>
@@ -5272,7 +5318,21 @@
         <w:rPr>
           <w:lang w:eastAsia="ru-RU"/>
         </w:rPr>
-        <w:t>Развитие беспилотных транспортных систем и модернизация логистической инфраструктуры Арктической зоны Российской Федерации являются приоритетными направлениями технологического суверенитета страны. В Архангельской области ведутся активные работы по внедрению морских безэкипажных катеров (БЭК) для регулярного снабжения удалённых населённых пунктов и мониторинга акваторий. Однако переход к полной автономности судовождения требует создания высоконадежных систем бортового технического зрения, способных работать в специфических условиях северных широт.</w:t>
+        <w:t xml:space="preserve">Развитие беспилотных транспортных систем и модернизация логистической инфраструктуры Арктической зоны Российской Федерации являются приоритетными направлениями технологического суверенитета страны. В Архангельской области ведутся активные работы по внедрению морских </w:t>
+      </w:r>
+      <w:proofErr w:type="spellStart"/>
+      <w:r>
+        <w:rPr>
+          <w:lang w:eastAsia="ru-RU"/>
+        </w:rPr>
+        <w:t>безэкипажных</w:t>
+      </w:r>
+      <w:proofErr w:type="spellEnd"/>
+      <w:r>
+        <w:rPr>
+          <w:lang w:eastAsia="ru-RU"/>
+        </w:rPr>
+        <w:t xml:space="preserve"> катеров (БЭК) для регулярного снабжения удалённых населённых пунктов и мониторинга акваторий. Однако переход к полной автономности судовождения требует создания высоконадежных систем бортового технического зрения, способных работать в специфических условиях северных широт.</w:t>
       </w:r>
     </w:p>
     <w:p>
@@ -5292,13 +5352,41 @@
         <w:rPr>
           <w:lang w:eastAsia="ru-RU"/>
         </w:rPr>
-        <w:t xml:space="preserve">Традиционные промышленные решения на базе активных сенсоров, таких как лидары и радары, сталкиваются с существенными ограничениями в речной среде: рассеиванием лучей в тумане, помехами от брызг и «слепыми зонами» вблизи корпуса судна. </w:t>
-      </w:r>
-      <w:r>
-        <w:rPr>
-          <w:lang w:eastAsia="ru-RU"/>
-        </w:rPr>
-        <w:t>Использование пассивного технического зрения на основе мультисенсорного пайплайна открывает возможности для получения детальной семантической информации при значительно меньших массогабаритных и экономических затратах, что критически важно для малых БЭК. Кроме того, задача импортозамещения требует разработки отечественных программных комплексов и формирования уникальных верифицированных наборов данных, адаптированных под российскую навигационную инфраструктуру.</w:t>
+        <w:t xml:space="preserve">Традиционные промышленные решения на базе активных сенсоров, таких как </w:t>
+      </w:r>
+      <w:proofErr w:type="spellStart"/>
+      <w:r>
+        <w:rPr>
+          <w:lang w:eastAsia="ru-RU"/>
+        </w:rPr>
+        <w:t>лидары</w:t>
+      </w:r>
+      <w:proofErr w:type="spellEnd"/>
+      <w:r>
+        <w:rPr>
+          <w:lang w:eastAsia="ru-RU"/>
+        </w:rPr>
+        <w:t xml:space="preserve"> и радары, сталкиваются с существенными ограничениями в речной среде: рассеиванием лучей в тумане, помехами от брызг и «слепыми зонами» вблизи корпуса судна. </w:t>
+      </w:r>
+      <w:r>
+        <w:rPr>
+          <w:lang w:eastAsia="ru-RU"/>
+        </w:rPr>
+        <w:t xml:space="preserve">Использование пассивного технического зрения на основе мультисенсорного </w:t>
+      </w:r>
+      <w:proofErr w:type="spellStart"/>
+      <w:r>
+        <w:rPr>
+          <w:lang w:eastAsia="ru-RU"/>
+        </w:rPr>
+        <w:t>пайплайна</w:t>
+      </w:r>
+      <w:proofErr w:type="spellEnd"/>
+      <w:r>
+        <w:rPr>
+          <w:lang w:eastAsia="ru-RU"/>
+        </w:rPr>
+        <w:t xml:space="preserve"> открывает возможности для получения детальной семантической информации при значительно меньших массогабаритных и экономических затратах, что критически важно для малых БЭК. Кроме того, задача импортозамещения требует разработки отечественных программных комплексов и формирования уникальных верифицированных наборов данных, адаптированных под российскую навигационную инфраструктуру.</w:t>
       </w:r>
     </w:p>
     <w:p>
@@ -5312,7 +5400,49 @@
         <w:rPr>
           <w:lang w:eastAsia="ru-RU"/>
         </w:rPr>
-        <w:t>Проблема заключается в отсутствии открытых аннотированных наборов данных (датасетов) и формализованных протоколов разметки, учитывающих специфику северных рек России, таких как наличие топляков, навигационных створов и особенностей ледохода. Существующие международные датасеты (MaSTr1325, LaRS) не в полной мере отражают условия Арктики, а стандартные методы семантической сегментации не обеспечивают разделения отдельных экземпляров объектов и их устойчивого трекинга в плотном трафике.</w:t>
+        <w:t>Проблема заключается в отсутствии открытых аннотированных наборов данных (</w:t>
+      </w:r>
+      <w:proofErr w:type="spellStart"/>
+      <w:r>
+        <w:rPr>
+          <w:lang w:eastAsia="ru-RU"/>
+        </w:rPr>
+        <w:t>датасетов</w:t>
+      </w:r>
+      <w:proofErr w:type="spellEnd"/>
+      <w:r>
+        <w:rPr>
+          <w:lang w:eastAsia="ru-RU"/>
+        </w:rPr>
+        <w:t xml:space="preserve">) и формализованных протоколов разметки, учитывающих специфику северных рек России, таких как наличие топляков, навигационных створов и особенностей ледохода. Существующие международные </w:t>
+      </w:r>
+      <w:proofErr w:type="spellStart"/>
+      <w:r>
+        <w:rPr>
+          <w:lang w:eastAsia="ru-RU"/>
+        </w:rPr>
+        <w:t>датасеты</w:t>
+      </w:r>
+      <w:proofErr w:type="spellEnd"/>
+      <w:r>
+        <w:rPr>
+          <w:lang w:eastAsia="ru-RU"/>
+        </w:rPr>
+        <w:t xml:space="preserve"> (MaSTr1325, </w:t>
+      </w:r>
+      <w:proofErr w:type="spellStart"/>
+      <w:r>
+        <w:rPr>
+          <w:lang w:eastAsia="ru-RU"/>
+        </w:rPr>
+        <w:t>LaRS</w:t>
+      </w:r>
+      <w:proofErr w:type="spellEnd"/>
+      <w:r>
+        <w:rPr>
+          <w:lang w:eastAsia="ru-RU"/>
+        </w:rPr>
+        <w:t>) не в полной мере отражают условия Арктики, а стандартные методы семантической сегментации не обеспечивают разделения отдельных экземпляров объектов и их устойчивого трекинга в плотном трафике.</w:t>
       </w:r>
     </w:p>
     <w:p>
@@ -5327,7 +5457,133 @@
           <w:lang w:eastAsia="ru-RU"/>
         </w:rPr>
         <w:lastRenderedPageBreak/>
-        <w:t>В качестве решения в данной работе предлагается проектирование и реализация мультисенсорного конвейера обработки данных на базе вычислителя NVIDIA Jetson Orin Nano 8 GB. Система базируется на парадигме видео-паноптической сегментации (Video Panoptic Segmentation, VPS), которая объединяет семантический анализ фона и попиксельное выделение динамических объектов с сохранением их идентификаторов (Track ID) во времени. Для обучения моделей сформирован оригинальный датасет, собранный в дельте реки Северная Двина и дополненный синтетическими данными из симулятора Gazebo VRX. Методология разметки VPS реализована в среде CVAT с применением регламента Z-индексации и обработки визуальных артефактов.</w:t>
+        <w:t xml:space="preserve">В качестве решения в данной работе предлагается проектирование и реализация мультисенсорного конвейера обработки данных на базе вычислителя NVIDIA </w:t>
+      </w:r>
+      <w:proofErr w:type="spellStart"/>
+      <w:r>
+        <w:rPr>
+          <w:lang w:eastAsia="ru-RU"/>
+        </w:rPr>
+        <w:t>Jetson</w:t>
+      </w:r>
+      <w:proofErr w:type="spellEnd"/>
+      <w:r>
+        <w:rPr>
+          <w:lang w:eastAsia="ru-RU"/>
+        </w:rPr>
+        <w:t xml:space="preserve"> </w:t>
+      </w:r>
+      <w:proofErr w:type="spellStart"/>
+      <w:r>
+        <w:rPr>
+          <w:lang w:eastAsia="ru-RU"/>
+        </w:rPr>
+        <w:t>Orin</w:t>
+      </w:r>
+      <w:proofErr w:type="spellEnd"/>
+      <w:r>
+        <w:rPr>
+          <w:lang w:eastAsia="ru-RU"/>
+        </w:rPr>
+        <w:t xml:space="preserve"> </w:t>
+      </w:r>
+      <w:proofErr w:type="spellStart"/>
+      <w:r>
+        <w:rPr>
+          <w:lang w:eastAsia="ru-RU"/>
+        </w:rPr>
+        <w:t>Nano</w:t>
+      </w:r>
+      <w:proofErr w:type="spellEnd"/>
+      <w:r>
+        <w:rPr>
+          <w:lang w:eastAsia="ru-RU"/>
+        </w:rPr>
+        <w:t xml:space="preserve"> 8 GB. Система базируется на парадигме видео-</w:t>
+      </w:r>
+      <w:proofErr w:type="spellStart"/>
+      <w:r>
+        <w:rPr>
+          <w:lang w:eastAsia="ru-RU"/>
+        </w:rPr>
+        <w:t>паноптической</w:t>
+      </w:r>
+      <w:proofErr w:type="spellEnd"/>
+      <w:r>
+        <w:rPr>
+          <w:lang w:eastAsia="ru-RU"/>
+        </w:rPr>
+        <w:t xml:space="preserve"> сегментации (Video </w:t>
+      </w:r>
+      <w:proofErr w:type="spellStart"/>
+      <w:r>
+        <w:rPr>
+          <w:lang w:eastAsia="ru-RU"/>
+        </w:rPr>
+        <w:t>Panoptic</w:t>
+      </w:r>
+      <w:proofErr w:type="spellEnd"/>
+      <w:r>
+        <w:rPr>
+          <w:lang w:eastAsia="ru-RU"/>
+        </w:rPr>
+        <w:t xml:space="preserve"> </w:t>
+      </w:r>
+      <w:proofErr w:type="spellStart"/>
+      <w:r>
+        <w:rPr>
+          <w:lang w:eastAsia="ru-RU"/>
+        </w:rPr>
+        <w:t>Segmentation</w:t>
+      </w:r>
+      <w:proofErr w:type="spellEnd"/>
+      <w:r>
+        <w:rPr>
+          <w:lang w:eastAsia="ru-RU"/>
+        </w:rPr>
+        <w:t xml:space="preserve">, VPS), которая объединяет семантический анализ фона и </w:t>
+      </w:r>
+      <w:proofErr w:type="spellStart"/>
+      <w:r>
+        <w:rPr>
+          <w:lang w:eastAsia="ru-RU"/>
+        </w:rPr>
+        <w:t>попиксельное</w:t>
+      </w:r>
+      <w:proofErr w:type="spellEnd"/>
+      <w:r>
+        <w:rPr>
+          <w:lang w:eastAsia="ru-RU"/>
+        </w:rPr>
+        <w:t xml:space="preserve"> выделение динамических объектов с сохранением их идентификаторов (Track ID) во времени. Для обучения моделей сформирован оригинальный </w:t>
+      </w:r>
+      <w:proofErr w:type="spellStart"/>
+      <w:r>
+        <w:rPr>
+          <w:lang w:eastAsia="ru-RU"/>
+        </w:rPr>
+        <w:t>датасет</w:t>
+      </w:r>
+      <w:proofErr w:type="spellEnd"/>
+      <w:r>
+        <w:rPr>
+          <w:lang w:eastAsia="ru-RU"/>
+        </w:rPr>
+        <w:t xml:space="preserve">, собранный в дельте реки Северная Двина и дополненный синтетическими данными из симулятора </w:t>
+      </w:r>
+      <w:proofErr w:type="spellStart"/>
+      <w:r>
+        <w:rPr>
+          <w:lang w:eastAsia="ru-RU"/>
+        </w:rPr>
+        <w:t>Gazebo</w:t>
+      </w:r>
+      <w:proofErr w:type="spellEnd"/>
+      <w:r>
+        <w:rPr>
+          <w:lang w:eastAsia="ru-RU"/>
+        </w:rPr>
+        <w:t xml:space="preserve"> VRX. Методология разметки VPS реализована в среде CVAT с применением регламента Z-индексации и обработки визуальных артефактов.</w:t>
       </w:r>
     </w:p>
     <w:p>
@@ -5341,7 +5597,21 @@
         <w:rPr>
           <w:lang w:eastAsia="ru-RU"/>
         </w:rPr>
-        <w:t>Целью работы является разработка программного модуля детектирования надводных препятствий для безэкипажного катера на основе интеллектуальной обработки мультисенсорных данных в условиях речной навигации северных широт.</w:t>
+        <w:t xml:space="preserve">Целью работы является разработка программного модуля детектирования надводных препятствий для </w:t>
+      </w:r>
+      <w:proofErr w:type="spellStart"/>
+      <w:r>
+        <w:rPr>
+          <w:lang w:eastAsia="ru-RU"/>
+        </w:rPr>
+        <w:t>безэкипажного</w:t>
+      </w:r>
+      <w:proofErr w:type="spellEnd"/>
+      <w:r>
+        <w:rPr>
+          <w:lang w:eastAsia="ru-RU"/>
+        </w:rPr>
+        <w:t xml:space="preserve"> катера на основе интеллектуальной обработки мультисенсорных данных в условиях речной навигации северных широт.</w:t>
       </w:r>
     </w:p>
     <w:p>
@@ -5393,7 +5663,49 @@
         <w:rPr>
           <w:lang w:eastAsia="ru-RU"/>
         </w:rPr>
-        <w:t>Спроектировать архитектуру системы технического зрения на базе мультисенсорной конфигурации и мобильного вычислителя NVIDIA Jetson Orin Nano 8 GB.</w:t>
+        <w:t xml:space="preserve">Спроектировать архитектуру системы технического зрения на базе мультисенсорной конфигурации и мобильного вычислителя NVIDIA </w:t>
+      </w:r>
+      <w:proofErr w:type="spellStart"/>
+      <w:r>
+        <w:rPr>
+          <w:lang w:eastAsia="ru-RU"/>
+        </w:rPr>
+        <w:t>Jetson</w:t>
+      </w:r>
+      <w:proofErr w:type="spellEnd"/>
+      <w:r>
+        <w:rPr>
+          <w:lang w:eastAsia="ru-RU"/>
+        </w:rPr>
+        <w:t xml:space="preserve"> </w:t>
+      </w:r>
+      <w:proofErr w:type="spellStart"/>
+      <w:r>
+        <w:rPr>
+          <w:lang w:eastAsia="ru-RU"/>
+        </w:rPr>
+        <w:t>Orin</w:t>
+      </w:r>
+      <w:proofErr w:type="spellEnd"/>
+      <w:r>
+        <w:rPr>
+          <w:lang w:eastAsia="ru-RU"/>
+        </w:rPr>
+        <w:t xml:space="preserve"> </w:t>
+      </w:r>
+      <w:proofErr w:type="spellStart"/>
+      <w:r>
+        <w:rPr>
+          <w:lang w:eastAsia="ru-RU"/>
+        </w:rPr>
+        <w:t>Nano</w:t>
+      </w:r>
+      <w:proofErr w:type="spellEnd"/>
+      <w:r>
+        <w:rPr>
+          <w:lang w:eastAsia="ru-RU"/>
+        </w:rPr>
+        <w:t xml:space="preserve"> 8 GB.</w:t>
       </w:r>
     </w:p>
     <w:p>
@@ -5412,7 +5724,21 @@
         <w:rPr>
           <w:lang w:eastAsia="ru-RU"/>
         </w:rPr>
-        <w:t>Осуществить сбор натурных данных в акватории р. Северная Двина и реализовать пайплайн их предварительной обработки.</w:t>
+        <w:t xml:space="preserve">Осуществить сбор натурных данных в акватории р. Северная Двина и реализовать </w:t>
+      </w:r>
+      <w:proofErr w:type="spellStart"/>
+      <w:r>
+        <w:rPr>
+          <w:lang w:eastAsia="ru-RU"/>
+        </w:rPr>
+        <w:t>пайплайн</w:t>
+      </w:r>
+      <w:proofErr w:type="spellEnd"/>
+      <w:r>
+        <w:rPr>
+          <w:lang w:eastAsia="ru-RU"/>
+        </w:rPr>
+        <w:t xml:space="preserve"> их предварительной обработки.</w:t>
       </w:r>
     </w:p>
     <w:p>
@@ -5431,7 +5757,35 @@
         <w:rPr>
           <w:lang w:eastAsia="ru-RU"/>
         </w:rPr>
-        <w:t>Разработать методологию и регламент паноптической видеоаннотации данных в среде CVAT, учитывающий специфику речной инфраструктуры и требования к сохранению Track ID объектов.</w:t>
+        <w:t xml:space="preserve">Разработать методологию и регламент </w:t>
+      </w:r>
+      <w:proofErr w:type="spellStart"/>
+      <w:r>
+        <w:rPr>
+          <w:lang w:eastAsia="ru-RU"/>
+        </w:rPr>
+        <w:t>паноптической</w:t>
+      </w:r>
+      <w:proofErr w:type="spellEnd"/>
+      <w:r>
+        <w:rPr>
+          <w:lang w:eastAsia="ru-RU"/>
+        </w:rPr>
+        <w:t xml:space="preserve"> </w:t>
+      </w:r>
+      <w:proofErr w:type="spellStart"/>
+      <w:r>
+        <w:rPr>
+          <w:lang w:eastAsia="ru-RU"/>
+        </w:rPr>
+        <w:t>видеоаннотации</w:t>
+      </w:r>
+      <w:proofErr w:type="spellEnd"/>
+      <w:r>
+        <w:rPr>
+          <w:lang w:eastAsia="ru-RU"/>
+        </w:rPr>
+        <w:t xml:space="preserve"> данных в среде CVAT, учитывающий специфику речной инфраструктуры и требования к сохранению Track ID объектов.</w:t>
       </w:r>
     </w:p>
     <w:p>
@@ -5450,7 +5804,49 @@
         <w:rPr>
           <w:lang w:eastAsia="ru-RU"/>
         </w:rPr>
-        <w:t xml:space="preserve">Провести сравнительный анализ и обучение нейросетевых моделей сегментации на верифицированных выборках; выбрать наилучшую архитектуру в качестве baseline-решения для VPS-пайплайна. </w:t>
+        <w:t xml:space="preserve">Провести сравнительный анализ и обучение </w:t>
+      </w:r>
+      <w:proofErr w:type="spellStart"/>
+      <w:r>
+        <w:rPr>
+          <w:lang w:eastAsia="ru-RU"/>
+        </w:rPr>
+        <w:t>нейросетевых</w:t>
+      </w:r>
+      <w:proofErr w:type="spellEnd"/>
+      <w:r>
+        <w:rPr>
+          <w:lang w:eastAsia="ru-RU"/>
+        </w:rPr>
+        <w:t xml:space="preserve"> моделей сегментации на верифицированных выборках; выбрать наилучшую архитектуру в качестве </w:t>
+      </w:r>
+      <w:proofErr w:type="spellStart"/>
+      <w:r>
+        <w:rPr>
+          <w:lang w:eastAsia="ru-RU"/>
+        </w:rPr>
+        <w:t>baseline</w:t>
+      </w:r>
+      <w:proofErr w:type="spellEnd"/>
+      <w:r>
+        <w:rPr>
+          <w:lang w:eastAsia="ru-RU"/>
+        </w:rPr>
+        <w:t>-решения для VPS-</w:t>
+      </w:r>
+      <w:proofErr w:type="spellStart"/>
+      <w:r>
+        <w:rPr>
+          <w:lang w:eastAsia="ru-RU"/>
+        </w:rPr>
+        <w:t>пайплайна</w:t>
+      </w:r>
+      <w:proofErr w:type="spellEnd"/>
+      <w:r>
+        <w:rPr>
+          <w:lang w:eastAsia="ru-RU"/>
+        </w:rPr>
+        <w:t xml:space="preserve">. </w:t>
       </w:r>
     </w:p>
     <w:p>
@@ -5469,7 +5865,49 @@
         <w:rPr>
           <w:lang w:eastAsia="ru-RU"/>
         </w:rPr>
-        <w:t>Выполнить интеграцию разработанных модулей в единый инференс-пайплайн и провести испытания в симуляционной среде Gazebo VRX.</w:t>
+        <w:t xml:space="preserve">Выполнить интеграцию разработанных модулей в единый </w:t>
+      </w:r>
+      <w:proofErr w:type="spellStart"/>
+      <w:r>
+        <w:rPr>
+          <w:lang w:eastAsia="ru-RU"/>
+        </w:rPr>
+        <w:t>инференс-пайплайн</w:t>
+      </w:r>
+      <w:proofErr w:type="spellEnd"/>
+      <w:r>
+        <w:rPr>
+          <w:lang w:eastAsia="ru-RU"/>
+        </w:rPr>
+        <w:t xml:space="preserve"> и провести испытания в </w:t>
+      </w:r>
+      <w:proofErr w:type="spellStart"/>
+      <w:r>
+        <w:rPr>
+          <w:lang w:eastAsia="ru-RU"/>
+        </w:rPr>
+        <w:t>симуляционной</w:t>
+      </w:r>
+      <w:proofErr w:type="spellEnd"/>
+      <w:r>
+        <w:rPr>
+          <w:lang w:eastAsia="ru-RU"/>
+        </w:rPr>
+        <w:t xml:space="preserve"> среде </w:t>
+      </w:r>
+      <w:proofErr w:type="spellStart"/>
+      <w:r>
+        <w:rPr>
+          <w:lang w:eastAsia="ru-RU"/>
+        </w:rPr>
+        <w:t>Gazebo</w:t>
+      </w:r>
+      <w:proofErr w:type="spellEnd"/>
+      <w:r>
+        <w:rPr>
+          <w:lang w:eastAsia="ru-RU"/>
+        </w:rPr>
+        <w:t xml:space="preserve"> VRX.</w:t>
       </w:r>
     </w:p>
     <w:p>
@@ -5490,7 +5928,49 @@
           <w:lang w:eastAsia="ru-RU"/>
         </w:rPr>
         <w:lastRenderedPageBreak/>
-        <w:t>сфере USV. Вторая глава посвящена обоснованию архитектуры системы и выбору аппаратных и программных средств. Третья глава описывает методологию сбора и подготовки данных, включая методологию разметки VPS в среде CVAT, сравнение инструментов аннотации, а также формирование синтетических данных в симуляторе Gazebo VRX. В четвёртой главе рассматриваются вопросы выбора, настройки и обучения нейросетевых моделей. Пятая глава содержит описание процесса интеграции системы в инференс-пайплайн и результаты демонстрации работы алгоритмов.</w:t>
+        <w:t xml:space="preserve">сфере USV. Вторая глава посвящена обоснованию архитектуры системы и выбору аппаратных и программных средств. Третья глава описывает методологию сбора и подготовки данных, включая методологию разметки VPS в среде CVAT, сравнение инструментов аннотации, а также формирование синтетических данных в симуляторе </w:t>
+      </w:r>
+      <w:proofErr w:type="spellStart"/>
+      <w:r>
+        <w:rPr>
+          <w:lang w:eastAsia="ru-RU"/>
+        </w:rPr>
+        <w:t>Gazebo</w:t>
+      </w:r>
+      <w:proofErr w:type="spellEnd"/>
+      <w:r>
+        <w:rPr>
+          <w:lang w:eastAsia="ru-RU"/>
+        </w:rPr>
+        <w:t xml:space="preserve"> VRX. В четвёртой главе рассматриваются вопросы выбора, настройки и обучения </w:t>
+      </w:r>
+      <w:proofErr w:type="spellStart"/>
+      <w:r>
+        <w:rPr>
+          <w:lang w:eastAsia="ru-RU"/>
+        </w:rPr>
+        <w:t>нейросетевых</w:t>
+      </w:r>
+      <w:proofErr w:type="spellEnd"/>
+      <w:r>
+        <w:rPr>
+          <w:lang w:eastAsia="ru-RU"/>
+        </w:rPr>
+        <w:t xml:space="preserve"> моделей. Пятая глава содержит описание процесса интеграции системы в </w:t>
+      </w:r>
+      <w:proofErr w:type="spellStart"/>
+      <w:r>
+        <w:rPr>
+          <w:lang w:eastAsia="ru-RU"/>
+        </w:rPr>
+        <w:t>инференс-пайплайн</w:t>
+      </w:r>
+      <w:proofErr w:type="spellEnd"/>
+      <w:r>
+        <w:rPr>
+          <w:lang w:eastAsia="ru-RU"/>
+        </w:rPr>
+        <w:t xml:space="preserve"> и результаты демонстрации работы алгоритмов.</w:t>
       </w:r>
     </w:p>
     <w:p>
@@ -5678,8 +6158,21 @@
         <w:pStyle w:val="-1"/>
       </w:pPr>
       <w:r>
-        <w:t>Сегментация сцены с сохранением устойчивого идентификатора объекта между кадрами (Track ID) по модели Video Panoptic Segmentation</w:t>
-      </w:r>
+        <w:t xml:space="preserve">Сегментация сцены с сохранением устойчивого идентификатора объекта между кадрами (Track ID) по модели Video </w:t>
+      </w:r>
+      <w:proofErr w:type="spellStart"/>
+      <w:r>
+        <w:t>Panoptic</w:t>
+      </w:r>
+      <w:proofErr w:type="spellEnd"/>
+      <w:r>
+        <w:t xml:space="preserve"> </w:t>
+      </w:r>
+      <w:proofErr w:type="spellStart"/>
+      <w:r>
+        <w:t>Segmentation</w:t>
+      </w:r>
+      <w:proofErr w:type="spellEnd"/>
     </w:p>
     <w:p>
       <w:pPr>
@@ -5694,7 +6187,15 @@
         <w:pStyle w:val="-1"/>
       </w:pPr>
       <w:r>
-        <w:t>Синхронизация видеопотоков от нескольких камер в единый временно́й поток</w:t>
+        <w:t xml:space="preserve">Синхронизация видеопотоков от нескольких камер в единый </w:t>
+      </w:r>
+      <w:proofErr w:type="spellStart"/>
+      <w:r>
+        <w:t>временно́й</w:t>
+      </w:r>
+      <w:proofErr w:type="spellEnd"/>
+      <w:r>
+        <w:t xml:space="preserve"> поток</w:t>
       </w:r>
     </w:p>
     <w:p>
@@ -5867,7 +6368,15 @@
               <w:t xml:space="preserve"> компьютерного зрения</w:t>
             </w:r>
             <w:r>
-              <w:t>, перспектива оптимизации через TensorRT INT8</w:t>
+              <w:t xml:space="preserve">, перспектива оптимизации через </w:t>
+            </w:r>
+            <w:proofErr w:type="spellStart"/>
+            <w:r>
+              <w:t>TensorRT</w:t>
+            </w:r>
+            <w:proofErr w:type="spellEnd"/>
+            <w:r>
+              <w:t xml:space="preserve"> INT8</w:t>
             </w:r>
           </w:p>
         </w:tc>
@@ -5907,8 +6416,21 @@
             <w:hideMark/>
           </w:tcPr>
           <w:p>
-            <w:r>
-              <w:t>Low-cost камеры с машинным зрением, open-source программный стек</w:t>
+            <w:proofErr w:type="spellStart"/>
+            <w:r>
+              <w:t>Low-cost</w:t>
+            </w:r>
+            <w:proofErr w:type="spellEnd"/>
+            <w:r>
+              <w:t xml:space="preserve"> камеры с машинным зрением, </w:t>
+            </w:r>
+            <w:proofErr w:type="spellStart"/>
+            <w:r>
+              <w:t>open-source</w:t>
+            </w:r>
+            <w:proofErr w:type="spellEnd"/>
+            <w:r>
+              <w:t xml:space="preserve"> программный стек</w:t>
             </w:r>
           </w:p>
         </w:tc>
@@ -5949,7 +6471,15 @@
           </w:tcPr>
           <w:p>
             <w:r>
-              <w:t>Global Shutter, широкий HFOV для боковых камер</w:t>
+              <w:t xml:space="preserve">Global </w:t>
+            </w:r>
+            <w:proofErr w:type="spellStart"/>
+            <w:r>
+              <w:t>Shutter</w:t>
+            </w:r>
+            <w:proofErr w:type="spellEnd"/>
+            <w:r>
+              <w:t>, широкий HFOV для боковых камер</w:t>
             </w:r>
           </w:p>
         </w:tc>
@@ -6002,7 +6532,15 @@
         <w:pStyle w:val="a8"/>
       </w:pPr>
       <w:r>
-        <w:t>Совокупность перечисленных требований определяет выбор аппаратной платформы (раздел 2.2) и программного стека (раздел 2.3), а также общую архитектуру пайплайна системы (раздел 2.4).</w:t>
+        <w:t xml:space="preserve">Совокупность перечисленных требований определяет выбор аппаратной платформы (раздел 2.2) и программного стека (раздел 2.3), а также общую архитектуру </w:t>
+      </w:r>
+      <w:proofErr w:type="spellStart"/>
+      <w:r>
+        <w:t>пайплайна</w:t>
+      </w:r>
+      <w:proofErr w:type="spellEnd"/>
+      <w:r>
+        <w:t xml:space="preserve"> системы (раздел 2.4).</w:t>
       </w:r>
       <w:hyperlink r:id="rId10" w:tgtFrame="_blank" w:history="1">
         <w:r>
@@ -6072,7 +6610,15 @@
         <w:t>Временная согласованность</w:t>
       </w:r>
       <w:r>
-        <w:t xml:space="preserve"> — синхронизация кадров между сенсорами для корректного построения мультисенсорного пайплайна обработки данных;</w:t>
+        <w:t xml:space="preserve"> — синхронизация кадров между сенсорами для корректного построения мультисенсорного </w:t>
+      </w:r>
+      <w:proofErr w:type="spellStart"/>
+      <w:r>
+        <w:t>пайплайна</w:t>
+      </w:r>
+      <w:proofErr w:type="spellEnd"/>
+      <w:r>
+        <w:t xml:space="preserve"> обработки данных;</w:t>
       </w:r>
     </w:p>
     <w:p>
@@ -6100,7 +6646,23 @@
         <w:t>Устойчивость к оптическим артефактам</w:t>
       </w:r>
       <w:r>
-        <w:t xml:space="preserve"> — применение затворов типа Global Shutter для устранения искажений Rolling Shutter при качке и вибрации корпуса;</w:t>
+        <w:t xml:space="preserve"> — применение затворов типа Global </w:t>
+      </w:r>
+      <w:proofErr w:type="spellStart"/>
+      <w:r>
+        <w:t>Shutter</w:t>
+      </w:r>
+      <w:proofErr w:type="spellEnd"/>
+      <w:r>
+        <w:t xml:space="preserve"> для устранения искажений Rolling </w:t>
+      </w:r>
+      <w:proofErr w:type="spellStart"/>
+      <w:r>
+        <w:t>Shutter</w:t>
+      </w:r>
+      <w:proofErr w:type="spellEnd"/>
+      <w:r>
+        <w:t xml:space="preserve"> при качке и вибрации корпуса;</w:t>
       </w:r>
     </w:p>
     <w:p>
@@ -6115,7 +6677,15 @@
         <w:t>Совместимость с вычислительной платформой</w:t>
       </w:r>
       <w:r>
-        <w:t xml:space="preserve"> — поддержка стандартных интерфейсов передачи данных (USB), совместимость с NVIDIA Jetson в части драйверов и SDK;</w:t>
+        <w:t xml:space="preserve"> — поддержка стандартных интерфейсов передачи данных (USB), совместимость с NVIDIA </w:t>
+      </w:r>
+      <w:proofErr w:type="spellStart"/>
+      <w:r>
+        <w:t>Jetson</w:t>
+      </w:r>
+      <w:proofErr w:type="spellEnd"/>
+      <w:r>
+        <w:t xml:space="preserve"> в части драйверов и SDK;</w:t>
       </w:r>
     </w:p>
     <w:p>
@@ -6166,14 +6736,44 @@
       <w:pPr>
         <w:pStyle w:val="-1"/>
       </w:pPr>
+      <w:proofErr w:type="spellStart"/>
       <w:r>
         <w:rPr>
           <w:rStyle w:val="aff0"/>
         </w:rPr>
-        <w:t>Лидары (LiDAR)</w:t>
-      </w:r>
-      <w:r>
-        <w:t xml:space="preserve"> формируют трёхмерное облако точек с высокой метрической точностью. Однако в речной среде они сталкиваются с существенными ограничениями: рассеивание лазерного луча в тумане и атмосферных осадках, паразитные отражения от брызг и водяных капель, а также наличие «мёртвой зоны» вблизи корпуса судна. Кроме того, стоимость профессиональных многоканальных лидаров делает их применение экономически нецелесообразным в малых БЭК с ограниченным бюджетом.</w:t>
+        <w:t>Лидары</w:t>
+      </w:r>
+      <w:proofErr w:type="spellEnd"/>
+      <w:r>
+        <w:rPr>
+          <w:rStyle w:val="aff0"/>
+        </w:rPr>
+        <w:t xml:space="preserve"> (</w:t>
+      </w:r>
+      <w:proofErr w:type="spellStart"/>
+      <w:r>
+        <w:rPr>
+          <w:rStyle w:val="aff0"/>
+        </w:rPr>
+        <w:t>LiDAR</w:t>
+      </w:r>
+      <w:proofErr w:type="spellEnd"/>
+      <w:r>
+        <w:rPr>
+          <w:rStyle w:val="aff0"/>
+        </w:rPr>
+        <w:t>)</w:t>
+      </w:r>
+      <w:r>
+        <w:t xml:space="preserve"> формируют трёхмерное облако точек с высокой метрической точностью. Однако в речной среде они сталкиваются с существенными ограничениями: рассеивание лазерного луча в тумане и атмосферных осадках, паразитные отражения от брызг и водяных капель, а также наличие «мёртвой зоны» вблизи корпуса судна. Кроме того, стоимость профессиональных многоканальных </w:t>
+      </w:r>
+      <w:proofErr w:type="spellStart"/>
+      <w:r>
+        <w:t>лидаров</w:t>
+      </w:r>
+      <w:proofErr w:type="spellEnd"/>
+      <w:r>
+        <w:t xml:space="preserve"> делает их применение экономически нецелесообразным в малых БЭК с ограниченным бюджетом.</w:t>
       </w:r>
     </w:p>
     <w:p>
@@ -6187,7 +6787,23 @@
         <w:t>Радары</w:t>
       </w:r>
       <w:r>
-        <w:t xml:space="preserve"> устойчивы к туману и осадкам, однако обеспечивают низкое угловое разрешение и плохо обнаруживают малоразмерные цели с низкой радиолокационной заметностью — топляки, байдарки, буи. Явление «sea clutter» (отражение от волнения поверхности воды) дополнительно снижает достоверность обнаружения в условиях ветрового волнения.</w:t>
+        <w:t xml:space="preserve"> устойчивы к туману и осадкам, однако обеспечивают низкое угловое разрешение и плохо обнаруживают малоразмерные цели с низкой радиолокационной заметностью — топляки, байдарки, буи. Явление «</w:t>
+      </w:r>
+      <w:proofErr w:type="spellStart"/>
+      <w:r>
+        <w:t>sea</w:t>
+      </w:r>
+      <w:proofErr w:type="spellEnd"/>
+      <w:r>
+        <w:t xml:space="preserve"> </w:t>
+      </w:r>
+      <w:proofErr w:type="spellStart"/>
+      <w:r>
+        <w:t>clutter</w:t>
+      </w:r>
+      <w:proofErr w:type="spellEnd"/>
+      <w:r>
+        <w:t>» (отражение от волнения поверхности воды) дополнительно снижает достоверность обнаружения в условиях ветрового волнения.</w:t>
       </w:r>
     </w:p>
     <w:p>
@@ -6257,7 +6873,15 @@
         <w:pStyle w:val="-1"/>
       </w:pPr>
       <w:r>
-        <w:t>Возможность применения современных методов глубокого обучения для семантической и паноптической сегментации непосредственно в кадре.</w:t>
+        <w:t xml:space="preserve">Возможность применения современных методов глубокого обучения для семантической и </w:t>
+      </w:r>
+      <w:proofErr w:type="spellStart"/>
+      <w:r>
+        <w:t>паноптической</w:t>
+      </w:r>
+      <w:proofErr w:type="spellEnd"/>
+      <w:r>
+        <w:t xml:space="preserve"> сегментации непосредственно в кадре.</w:t>
       </w:r>
     </w:p>
     <w:p>
@@ -6297,7 +6921,49 @@
         <w:rPr>
           <w:rStyle w:val="a9"/>
         </w:rPr>
-        <w:t>С учётом ограниченного бюджета проекта, массогабаритных требований к бортовому оборудованию и специфики задачи — семантического обнаружения препятствий с дальнейшей паноптической сегментацией — в качестве основного сенсорного модуля была выбрана мультикамерная конфигурация на базе пассивного технического зрения. Активные сенсоры (лидары, радары, сонары) рассматривались как потенциальное дополнение в последующих итерациях разработки системы, однако в текущей версии не вошли в аппаратный состав платформы по экономическим и эксплуатационным</w:t>
+        <w:t xml:space="preserve">С учётом ограниченного бюджета проекта, массогабаритных требований к бортовому оборудованию и специфики задачи — семантического обнаружения препятствий с дальнейшей </w:t>
+      </w:r>
+      <w:proofErr w:type="spellStart"/>
+      <w:r>
+        <w:rPr>
+          <w:rStyle w:val="a9"/>
+        </w:rPr>
+        <w:t>паноптической</w:t>
+      </w:r>
+      <w:proofErr w:type="spellEnd"/>
+      <w:r>
+        <w:rPr>
+          <w:rStyle w:val="a9"/>
+        </w:rPr>
+        <w:t xml:space="preserve"> сегментацией — в качестве основного сенсорного модуля была выбрана </w:t>
+      </w:r>
+      <w:proofErr w:type="spellStart"/>
+      <w:r>
+        <w:rPr>
+          <w:rStyle w:val="a9"/>
+        </w:rPr>
+        <w:t>мультикамерная</w:t>
+      </w:r>
+      <w:proofErr w:type="spellEnd"/>
+      <w:r>
+        <w:rPr>
+          <w:rStyle w:val="a9"/>
+        </w:rPr>
+        <w:t xml:space="preserve"> конфигурация на базе пассивного технического зрения. Активные сенсоры (</w:t>
+      </w:r>
+      <w:proofErr w:type="spellStart"/>
+      <w:r>
+        <w:rPr>
+          <w:rStyle w:val="a9"/>
+        </w:rPr>
+        <w:t>лидары</w:t>
+      </w:r>
+      <w:proofErr w:type="spellEnd"/>
+      <w:r>
+        <w:rPr>
+          <w:rStyle w:val="a9"/>
+        </w:rPr>
+        <w:t>, радары, сонары) рассматривались как потенциальное дополнение в последующих итерациях разработки системы, однако в текущей версии не вошли в аппаратный состав платформы по экономическим и эксплуатационным</w:t>
       </w:r>
       <w:r>
         <w:t xml:space="preserve"> соображениям.</w:t>
@@ -6365,6 +7031,7 @@
           <w:color w:val="FF0000"/>
         </w:rPr>
       </w:pPr>
+      <w:proofErr w:type="spellStart"/>
       <w:r>
         <w:rPr>
           <w:rStyle w:val="af1"/>
@@ -6372,30 +7039,9 @@
           <w:bCs w:val="0"/>
           <w:color w:val="FF0000"/>
         </w:rPr>
-        <w:t>Лидары — рассеивание в тумане, брызги, семантическая слепота:</w:t>
-      </w:r>
-    </w:p>
-    <w:p>
-      <w:pPr>
-        <w:pStyle w:val="-1"/>
-        <w:rPr>
-          <w:color w:val="FF0000"/>
-        </w:rPr>
-      </w:pPr>
-      <w:r>
-        <w:rPr>
-          <w:color w:val="FF0000"/>
-        </w:rPr>
-        <w:t>Thombre et al., IEEE ITS, 2022 (основной источник по ограничениям активных сенсоров на USV)</w:t>
-      </w:r>
-    </w:p>
-    <w:p>
-      <w:pPr>
-        <w:pStyle w:val="a8"/>
-        <w:rPr>
-          <w:color w:val="FF0000"/>
-        </w:rPr>
-      </w:pPr>
+        <w:t>Лидары</w:t>
+      </w:r>
+      <w:proofErr w:type="spellEnd"/>
       <w:r>
         <w:rPr>
           <w:rStyle w:val="af1"/>
@@ -6403,8 +7049,95 @@
           <w:bCs w:val="0"/>
           <w:color w:val="FF0000"/>
         </w:rPr>
+        <w:t xml:space="preserve"> — рассеивание в тумане, брызги, семантическая слепота:</w:t>
+      </w:r>
+    </w:p>
+    <w:p>
+      <w:pPr>
+        <w:pStyle w:val="-1"/>
+        <w:rPr>
+          <w:color w:val="FF0000"/>
+        </w:rPr>
+      </w:pPr>
+      <w:proofErr w:type="spellStart"/>
+      <w:r>
+        <w:rPr>
+          <w:color w:val="FF0000"/>
+        </w:rPr>
+        <w:t>Thombre</w:t>
+      </w:r>
+      <w:proofErr w:type="spellEnd"/>
+      <w:r>
+        <w:rPr>
+          <w:color w:val="FF0000"/>
+        </w:rPr>
+        <w:t xml:space="preserve"> </w:t>
+      </w:r>
+      <w:proofErr w:type="spellStart"/>
+      <w:r>
+        <w:rPr>
+          <w:color w:val="FF0000"/>
+        </w:rPr>
+        <w:t>et</w:t>
+      </w:r>
+      <w:proofErr w:type="spellEnd"/>
+      <w:r>
+        <w:rPr>
+          <w:color w:val="FF0000"/>
+        </w:rPr>
+        <w:t xml:space="preserve"> </w:t>
+      </w:r>
+      <w:proofErr w:type="spellStart"/>
+      <w:r>
+        <w:rPr>
+          <w:color w:val="FF0000"/>
+        </w:rPr>
+        <w:t>al</w:t>
+      </w:r>
+      <w:proofErr w:type="spellEnd"/>
+      <w:r>
+        <w:rPr>
+          <w:color w:val="FF0000"/>
+        </w:rPr>
+        <w:t>., IEEE ITS, 2022 (основной источник по ограничениям активных сенсоров на USV)</w:t>
+      </w:r>
+    </w:p>
+    <w:p>
+      <w:pPr>
+        <w:pStyle w:val="a8"/>
+        <w:rPr>
+          <w:color w:val="FF0000"/>
+        </w:rPr>
+      </w:pPr>
+      <w:r>
+        <w:rPr>
+          <w:rStyle w:val="af1"/>
+          <w:b w:val="0"/>
+          <w:bCs w:val="0"/>
+          <w:color w:val="FF0000"/>
+        </w:rPr>
         <w:lastRenderedPageBreak/>
-        <w:t>Радары — Sea Clutter, слабое угловое разрешение:</w:t>
+        <w:t xml:space="preserve">Радары — Sea </w:t>
+      </w:r>
+      <w:proofErr w:type="spellStart"/>
+      <w:r>
+        <w:rPr>
+          <w:rStyle w:val="af1"/>
+          <w:b w:val="0"/>
+          <w:bCs w:val="0"/>
+          <w:color w:val="FF0000"/>
+        </w:rPr>
+        <w:t>Clutter</w:t>
+      </w:r>
+      <w:proofErr w:type="spellEnd"/>
+      <w:r>
+        <w:rPr>
+          <w:rStyle w:val="af1"/>
+          <w:b w:val="0"/>
+          <w:bCs w:val="0"/>
+          <w:color w:val="FF0000"/>
+        </w:rPr>
+        <w:t>, слабое угловое разрешение:</w:t>
       </w:r>
     </w:p>
     <w:p>
@@ -6475,7 +7208,49 @@
         <w:rPr>
           <w:color w:val="FF0000"/>
         </w:rPr>
-        <w:t>Journal of Marine Science and Engineering. 2021. Vol. 9, No. 4. DOI: 10.3390/jmse9040397</w:t>
+        <w:t xml:space="preserve">Journal </w:t>
+      </w:r>
+      <w:proofErr w:type="spellStart"/>
+      <w:r>
+        <w:rPr>
+          <w:color w:val="FF0000"/>
+        </w:rPr>
+        <w:t>of</w:t>
+      </w:r>
+      <w:proofErr w:type="spellEnd"/>
+      <w:r>
+        <w:rPr>
+          <w:color w:val="FF0000"/>
+        </w:rPr>
+        <w:t xml:space="preserve"> Marine Science </w:t>
+      </w:r>
+      <w:proofErr w:type="spellStart"/>
+      <w:r>
+        <w:rPr>
+          <w:color w:val="FF0000"/>
+        </w:rPr>
+        <w:t>and</w:t>
+      </w:r>
+      <w:proofErr w:type="spellEnd"/>
+      <w:r>
+        <w:rPr>
+          <w:color w:val="FF0000"/>
+        </w:rPr>
+        <w:t xml:space="preserve"> Engineering. 2021. </w:t>
+      </w:r>
+      <w:proofErr w:type="spellStart"/>
+      <w:r>
+        <w:rPr>
+          <w:color w:val="FF0000"/>
+        </w:rPr>
+        <w:t>Vol</w:t>
+      </w:r>
+      <w:proofErr w:type="spellEnd"/>
+      <w:r>
+        <w:rPr>
+          <w:color w:val="FF0000"/>
+        </w:rPr>
+        <w:t>. 9, No. 4. DOI: 10.3390/jmse9040397</w:t>
       </w:r>
     </w:p>
     <w:p>
@@ -6485,13 +7260,23 @@
           <w:color w:val="FF0000"/>
         </w:rPr>
       </w:pPr>
+      <w:proofErr w:type="spellStart"/>
       <w:r>
         <w:rPr>
           <w:color w:val="FF0000"/>
           <w:lang w:val="en-US"/>
         </w:rPr>
-        <w:t>Bovcon, B., Kristan, M. </w:t>
-      </w:r>
+        <w:t>Bovcon</w:t>
+      </w:r>
+      <w:proofErr w:type="spellEnd"/>
+      <w:r>
+        <w:rPr>
+          <w:color w:val="FF0000"/>
+          <w:lang w:val="en-US"/>
+        </w:rPr>
+        <w:t>, B., Kristan, M. </w:t>
+      </w:r>
+      <w:proofErr w:type="spellStart"/>
       <w:r>
         <w:rPr>
           <w:rStyle w:val="aff0"/>
@@ -6500,132 +7285,9 @@
           <w:color w:val="FF0000"/>
           <w:lang w:val="en-US"/>
         </w:rPr>
-        <w:t>WaSR — A Water Segmentation and Refinement Network for Surface Obstacle Detection</w:t>
-      </w:r>
-      <w:r>
-        <w:rPr>
-          <w:color w:val="FF0000"/>
-          <w:lang w:val="en-US"/>
-        </w:rPr>
-        <w:t xml:space="preserve">. </w:t>
-      </w:r>
-      <w:r>
-        <w:rPr>
-          <w:color w:val="FF0000"/>
-        </w:rPr>
-        <w:t>IEEE Transactions on Robotics. 2021. Vol. 37, No. 3. DOI: 10.1109/TRO.2020.3043682</w:t>
-      </w:r>
-    </w:p>
-    <w:p>
-      <w:pPr>
-        <w:pStyle w:val="a8"/>
-        <w:rPr>
-          <w:color w:val="FF0000"/>
-        </w:rPr>
-      </w:pPr>
-      <w:r>
-        <w:rPr>
-          <w:rStyle w:val="af1"/>
-          <w:b w:val="0"/>
-          <w:bCs w:val="0"/>
-          <w:color w:val="FF0000"/>
-        </w:rPr>
-        <w:t>Выбор пассивного зрения как основного подхода:</w:t>
-      </w:r>
-    </w:p>
-    <w:p>
-      <w:pPr>
-        <w:pStyle w:val="-1"/>
-        <w:rPr>
-          <w:color w:val="FF0000"/>
-        </w:rPr>
-      </w:pPr>
-      <w:r>
-        <w:rPr>
-          <w:color w:val="FF0000"/>
-        </w:rPr>
-        <w:t>Qiao et al., JMSE, 2021</w:t>
-      </w:r>
-    </w:p>
-    <w:p>
-      <w:pPr>
-        <w:pStyle w:val="-1"/>
-        <w:rPr>
-          <w:color w:val="FF0000"/>
-          <w:lang w:val="en-US"/>
-        </w:rPr>
-      </w:pPr>
-      <w:r>
-        <w:rPr>
-          <w:color w:val="FF0000"/>
-          <w:lang w:val="en-US"/>
-        </w:rPr>
-        <w:t>Thombre et al., IEEE ITS, 2022</w:t>
-      </w:r>
-    </w:p>
-    <w:p>
-      <w:pPr>
-        <w:pStyle w:val="a8"/>
-        <w:rPr>
-          <w:color w:val="FF0000"/>
-        </w:rPr>
-      </w:pPr>
-      <w:r>
-        <w:rPr>
-          <w:rStyle w:val="af1"/>
-          <w:b w:val="0"/>
-          <w:bCs w:val="0"/>
-          <w:color w:val="FF0000"/>
-        </w:rPr>
-        <w:t>Глубокое обучение (CNN) vs классические методы для сегментации морской сцены:</w:t>
-      </w:r>
-    </w:p>
-    <w:p>
-      <w:pPr>
-        <w:pStyle w:val="-1"/>
-        <w:rPr>
-          <w:color w:val="FF0000"/>
-          <w:lang w:val="en-US"/>
-        </w:rPr>
-      </w:pPr>
-      <w:r>
-        <w:rPr>
-          <w:color w:val="FF0000"/>
-          <w:lang w:val="en-US"/>
-        </w:rPr>
-        <w:t>Bovcon &amp; Kristan, IEEE Trans. Robotics, 2021</w:t>
-      </w:r>
-    </w:p>
-    <w:p>
-      <w:pPr>
-        <w:pStyle w:val="-1"/>
-        <w:rPr>
-          <w:color w:val="FF0000"/>
-          <w:lang w:val="en-US"/>
-        </w:rPr>
-      </w:pPr>
-      <w:r>
-        <w:rPr>
-          <w:color w:val="FF0000"/>
-          <w:lang w:val="en-US"/>
-        </w:rPr>
-        <w:t>Mask R-CNN, GitHub (matterport), 2021</w:t>
-      </w:r>
-    </w:p>
-    <w:p>
-      <w:pPr>
-        <w:pStyle w:val="-1"/>
-        <w:rPr>
-          <w:color w:val="FF0000"/>
-        </w:rPr>
-      </w:pPr>
-      <w:r>
-        <w:rPr>
-          <w:color w:val="FF0000"/>
-          <w:lang w:val="en-US"/>
-        </w:rPr>
-        <w:t>Steccanella, L. et al. </w:t>
-      </w:r>
+        <w:t>WaSR</w:t>
+      </w:r>
+      <w:proofErr w:type="spellEnd"/>
       <w:r>
         <w:rPr>
           <w:rStyle w:val="aff0"/>
@@ -6634,7 +7296,7 @@
           <w:color w:val="FF0000"/>
           <w:lang w:val="en-US"/>
         </w:rPr>
-        <w:t>Waterline and obstacle detection in images from low-cost autonomous boats</w:t>
+        <w:t xml:space="preserve"> — A Water Segmentation and Refinement Network for Surface Obstacle Detection</w:t>
       </w:r>
       <w:r>
         <w:rPr>
@@ -6647,7 +7309,314 @@
         <w:rPr>
           <w:color w:val="FF0000"/>
         </w:rPr>
-        <w:t>Robotics and Autonomous Systems. 2020. DOI: 10.1016/j.robot.2019.103346</w:t>
+        <w:t xml:space="preserve">IEEE </w:t>
+      </w:r>
+      <w:proofErr w:type="spellStart"/>
+      <w:r>
+        <w:rPr>
+          <w:color w:val="FF0000"/>
+        </w:rPr>
+        <w:t>Transactions</w:t>
+      </w:r>
+      <w:proofErr w:type="spellEnd"/>
+      <w:r>
+        <w:rPr>
+          <w:color w:val="FF0000"/>
+        </w:rPr>
+        <w:t xml:space="preserve"> </w:t>
+      </w:r>
+      <w:proofErr w:type="spellStart"/>
+      <w:r>
+        <w:rPr>
+          <w:color w:val="FF0000"/>
+        </w:rPr>
+        <w:t>on</w:t>
+      </w:r>
+      <w:proofErr w:type="spellEnd"/>
+      <w:r>
+        <w:rPr>
+          <w:color w:val="FF0000"/>
+        </w:rPr>
+        <w:t xml:space="preserve"> </w:t>
+      </w:r>
+      <w:proofErr w:type="spellStart"/>
+      <w:r>
+        <w:rPr>
+          <w:color w:val="FF0000"/>
+        </w:rPr>
+        <w:t>Robotics</w:t>
+      </w:r>
+      <w:proofErr w:type="spellEnd"/>
+      <w:r>
+        <w:rPr>
+          <w:color w:val="FF0000"/>
+        </w:rPr>
+        <w:t xml:space="preserve">. 2021. </w:t>
+      </w:r>
+      <w:proofErr w:type="spellStart"/>
+      <w:r>
+        <w:rPr>
+          <w:color w:val="FF0000"/>
+        </w:rPr>
+        <w:t>Vol</w:t>
+      </w:r>
+      <w:proofErr w:type="spellEnd"/>
+      <w:r>
+        <w:rPr>
+          <w:color w:val="FF0000"/>
+        </w:rPr>
+        <w:t>. 37, No. 3. DOI: 10.1109/TRO.2020.3043682</w:t>
+      </w:r>
+    </w:p>
+    <w:p>
+      <w:pPr>
+        <w:pStyle w:val="a8"/>
+        <w:rPr>
+          <w:color w:val="FF0000"/>
+        </w:rPr>
+      </w:pPr>
+      <w:r>
+        <w:rPr>
+          <w:rStyle w:val="af1"/>
+          <w:b w:val="0"/>
+          <w:bCs w:val="0"/>
+          <w:color w:val="FF0000"/>
+        </w:rPr>
+        <w:t>Выбор пассивного зрения как основного подхода:</w:t>
+      </w:r>
+    </w:p>
+    <w:p>
+      <w:pPr>
+        <w:pStyle w:val="-1"/>
+        <w:rPr>
+          <w:color w:val="FF0000"/>
+        </w:rPr>
+      </w:pPr>
+      <w:proofErr w:type="spellStart"/>
+      <w:r>
+        <w:rPr>
+          <w:color w:val="FF0000"/>
+        </w:rPr>
+        <w:t>Qiao</w:t>
+      </w:r>
+      <w:proofErr w:type="spellEnd"/>
+      <w:r>
+        <w:rPr>
+          <w:color w:val="FF0000"/>
+        </w:rPr>
+        <w:t xml:space="preserve"> </w:t>
+      </w:r>
+      <w:proofErr w:type="spellStart"/>
+      <w:r>
+        <w:rPr>
+          <w:color w:val="FF0000"/>
+        </w:rPr>
+        <w:t>et</w:t>
+      </w:r>
+      <w:proofErr w:type="spellEnd"/>
+      <w:r>
+        <w:rPr>
+          <w:color w:val="FF0000"/>
+        </w:rPr>
+        <w:t xml:space="preserve"> </w:t>
+      </w:r>
+      <w:proofErr w:type="spellStart"/>
+      <w:r>
+        <w:rPr>
+          <w:color w:val="FF0000"/>
+        </w:rPr>
+        <w:t>al</w:t>
+      </w:r>
+      <w:proofErr w:type="spellEnd"/>
+      <w:r>
+        <w:rPr>
+          <w:color w:val="FF0000"/>
+        </w:rPr>
+        <w:t>., JMSE, 2021</w:t>
+      </w:r>
+    </w:p>
+    <w:p>
+      <w:pPr>
+        <w:pStyle w:val="-1"/>
+        <w:rPr>
+          <w:color w:val="FF0000"/>
+          <w:lang w:val="en-US"/>
+        </w:rPr>
+      </w:pPr>
+      <w:r>
+        <w:rPr>
+          <w:color w:val="FF0000"/>
+          <w:lang w:val="en-US"/>
+        </w:rPr>
+        <w:t>Thombre et al., IEEE ITS, 2022</w:t>
+      </w:r>
+    </w:p>
+    <w:p>
+      <w:pPr>
+        <w:pStyle w:val="a8"/>
+        <w:rPr>
+          <w:color w:val="FF0000"/>
+        </w:rPr>
+      </w:pPr>
+      <w:r>
+        <w:rPr>
+          <w:rStyle w:val="af1"/>
+          <w:b w:val="0"/>
+          <w:bCs w:val="0"/>
+          <w:color w:val="FF0000"/>
+        </w:rPr>
+        <w:t xml:space="preserve">Глубокое обучение (CNN) </w:t>
+      </w:r>
+      <w:proofErr w:type="spellStart"/>
+      <w:r>
+        <w:rPr>
+          <w:rStyle w:val="af1"/>
+          <w:b w:val="0"/>
+          <w:bCs w:val="0"/>
+          <w:color w:val="FF0000"/>
+        </w:rPr>
+        <w:t>vs</w:t>
+      </w:r>
+      <w:proofErr w:type="spellEnd"/>
+      <w:r>
+        <w:rPr>
+          <w:rStyle w:val="af1"/>
+          <w:b w:val="0"/>
+          <w:bCs w:val="0"/>
+          <w:color w:val="FF0000"/>
+        </w:rPr>
+        <w:t xml:space="preserve"> классические методы для сегментации морской сцены:</w:t>
+      </w:r>
+    </w:p>
+    <w:p>
+      <w:pPr>
+        <w:pStyle w:val="-1"/>
+        <w:rPr>
+          <w:color w:val="FF0000"/>
+          <w:lang w:val="en-US"/>
+        </w:rPr>
+      </w:pPr>
+      <w:proofErr w:type="spellStart"/>
+      <w:r>
+        <w:rPr>
+          <w:color w:val="FF0000"/>
+          <w:lang w:val="en-US"/>
+        </w:rPr>
+        <w:t>Bovcon</w:t>
+      </w:r>
+      <w:proofErr w:type="spellEnd"/>
+      <w:r>
+        <w:rPr>
+          <w:color w:val="FF0000"/>
+          <w:lang w:val="en-US"/>
+        </w:rPr>
+        <w:t xml:space="preserve"> &amp; Kristan, IEEE Trans. Robotics, 2021</w:t>
+      </w:r>
+    </w:p>
+    <w:p>
+      <w:pPr>
+        <w:pStyle w:val="-1"/>
+        <w:rPr>
+          <w:color w:val="FF0000"/>
+          <w:lang w:val="en-US"/>
+        </w:rPr>
+      </w:pPr>
+      <w:r>
+        <w:rPr>
+          <w:color w:val="FF0000"/>
+          <w:lang w:val="en-US"/>
+        </w:rPr>
+        <w:t>Mask R-CNN, GitHub (</w:t>
+      </w:r>
+      <w:proofErr w:type="spellStart"/>
+      <w:r>
+        <w:rPr>
+          <w:color w:val="FF0000"/>
+          <w:lang w:val="en-US"/>
+        </w:rPr>
+        <w:t>matterport</w:t>
+      </w:r>
+      <w:proofErr w:type="spellEnd"/>
+      <w:r>
+        <w:rPr>
+          <w:color w:val="FF0000"/>
+          <w:lang w:val="en-US"/>
+        </w:rPr>
+        <w:t>), 2021</w:t>
+      </w:r>
+    </w:p>
+    <w:p>
+      <w:pPr>
+        <w:pStyle w:val="-1"/>
+        <w:rPr>
+          <w:color w:val="FF0000"/>
+        </w:rPr>
+      </w:pPr>
+      <w:r>
+        <w:rPr>
+          <w:color w:val="FF0000"/>
+          <w:lang w:val="en-US"/>
+        </w:rPr>
+        <w:t>Steccanella, L. et al. </w:t>
+      </w:r>
+      <w:r>
+        <w:rPr>
+          <w:rStyle w:val="aff0"/>
+          <w:i w:val="0"/>
+          <w:iCs w:val="0"/>
+          <w:color w:val="FF0000"/>
+          <w:lang w:val="en-US"/>
+        </w:rPr>
+        <w:t>Waterline and obstacle detection in images from low-cost autonomous boats</w:t>
+      </w:r>
+      <w:r>
+        <w:rPr>
+          <w:color w:val="FF0000"/>
+          <w:lang w:val="en-US"/>
+        </w:rPr>
+        <w:t xml:space="preserve">. </w:t>
+      </w:r>
+      <w:proofErr w:type="spellStart"/>
+      <w:r>
+        <w:rPr>
+          <w:color w:val="FF0000"/>
+        </w:rPr>
+        <w:t>Robotics</w:t>
+      </w:r>
+      <w:proofErr w:type="spellEnd"/>
+      <w:r>
+        <w:rPr>
+          <w:color w:val="FF0000"/>
+        </w:rPr>
+        <w:t xml:space="preserve"> </w:t>
+      </w:r>
+      <w:proofErr w:type="spellStart"/>
+      <w:r>
+        <w:rPr>
+          <w:color w:val="FF0000"/>
+        </w:rPr>
+        <w:t>and</w:t>
+      </w:r>
+      <w:proofErr w:type="spellEnd"/>
+      <w:r>
+        <w:rPr>
+          <w:color w:val="FF0000"/>
+        </w:rPr>
+        <w:t xml:space="preserve"> </w:t>
+      </w:r>
+      <w:proofErr w:type="spellStart"/>
+      <w:r>
+        <w:rPr>
+          <w:color w:val="FF0000"/>
+        </w:rPr>
+        <w:t>Autonomous</w:t>
+      </w:r>
+      <w:proofErr w:type="spellEnd"/>
+      <w:r>
+        <w:rPr>
+          <w:color w:val="FF0000"/>
+        </w:rPr>
+        <w:t xml:space="preserve"> Systems. 2020. DOI: 10.1016/j.robot.2019.103346</w:t>
       </w:r>
     </w:p>
     <w:p>
@@ -6680,7 +7649,39 @@
         <w:t>оценка дистанции до препятствий</w:t>
       </w:r>
       <w:r>
-        <w:t>. Для её решения была реализована трёхкамерная конфигурация (Trio) на базе видеорегистраторов Ambertek SQ10 v2.0, принципиально основанная на методе стереозрения: две или более камеры с перекрывающимися полями зрения фиксируют одну сцену с разных точек, а смещение (диспаритет) одного и того же объекта между кадрами пересчитывается в расстояние по формуле:</w:t>
+        <w:t xml:space="preserve">. Для её решения была реализована </w:t>
+      </w:r>
+      <w:proofErr w:type="spellStart"/>
+      <w:r>
+        <w:t>трёхкамерная</w:t>
+      </w:r>
+      <w:proofErr w:type="spellEnd"/>
+      <w:r>
+        <w:t xml:space="preserve"> конфигурация (</w:t>
+      </w:r>
+      <w:proofErr w:type="spellStart"/>
+      <w:r>
+        <w:t>Trio</w:t>
+      </w:r>
+      <w:proofErr w:type="spellEnd"/>
+      <w:r>
+        <w:t xml:space="preserve">) на базе видеорегистраторов </w:t>
+      </w:r>
+      <w:proofErr w:type="spellStart"/>
+      <w:r>
+        <w:t>Ambertek</w:t>
+      </w:r>
+      <w:proofErr w:type="spellEnd"/>
+      <w:r>
+        <w:t xml:space="preserve"> SQ10 v2.0, принципиально основанная на методе </w:t>
+      </w:r>
+      <w:proofErr w:type="spellStart"/>
+      <w:r>
+        <w:t>стереозрения</w:t>
+      </w:r>
+      <w:proofErr w:type="spellEnd"/>
+      <w:r>
+        <w:t>: две или более камеры с перекрывающимися полями зрения фиксируют одну сцену с разных точек, а смещение (диспаритет) одного и того же объекта между кадрами пересчитывается в расстояние по формуле:</w:t>
       </w:r>
     </w:p>
     <w:p>
@@ -6709,6 +7710,7 @@
       <w:r>
         <w:t xml:space="preserve">где </w:t>
       </w:r>
+      <w:proofErr w:type="spellStart"/>
       <w:r>
         <w:rPr>
           <w:rStyle w:val="katex-mathml"/>
@@ -6721,6 +7723,7 @@
         </w:rPr>
         <w:t>f</w:t>
       </w:r>
+      <w:proofErr w:type="spellEnd"/>
       <w:r>
         <w:t xml:space="preserve"> — фокусное расстояние (пиксели), </w:t>
       </w:r>
@@ -6739,6 +7742,7 @@
       <w:r>
         <w:t xml:space="preserve"> — базис (м), </w:t>
       </w:r>
+      <w:proofErr w:type="spellStart"/>
       <w:r>
         <w:rPr>
           <w:rStyle w:val="katex-mathml"/>
@@ -6751,6 +7755,7 @@
         </w:rPr>
         <w:t>d</w:t>
       </w:r>
+      <w:proofErr w:type="spellEnd"/>
       <w:r>
         <w:t xml:space="preserve"> — диспаритет (пиксели).</w:t>
       </w:r>
@@ -6763,11 +7768,47 @@
         <w:lastRenderedPageBreak/>
         <w:t>Три камеры, разнесённые по горизонтальной раме с шагом 250 мм, формировали две независимые стереопары — малую (</w:t>
       </w:r>
+      <w:proofErr w:type="spellStart"/>
       <w:r>
         <w:rPr>
           <w:rStyle w:val="katex-mathml"/>
         </w:rPr>
-        <w:t>Bshort=250B_\text{short} = 250</w:t>
+        <w:t>Bshort</w:t>
+      </w:r>
+      <w:proofErr w:type="spellEnd"/>
+      <w:r>
+        <w:rPr>
+          <w:rStyle w:val="katex-mathml"/>
+        </w:rPr>
+        <w:t>=250B_\</w:t>
+      </w:r>
+      <w:proofErr w:type="spellStart"/>
+      <w:r>
+        <w:rPr>
+          <w:rStyle w:val="katex-mathml"/>
+        </w:rPr>
+        <w:t>text</w:t>
+      </w:r>
+      <w:proofErr w:type="spellEnd"/>
+      <w:r>
+        <w:rPr>
+          <w:rStyle w:val="katex-mathml"/>
+        </w:rPr>
+        <w:t>{</w:t>
+      </w:r>
+      <w:proofErr w:type="spellStart"/>
+      <w:r>
+        <w:rPr>
+          <w:rStyle w:val="katex-mathml"/>
+        </w:rPr>
+        <w:t>short</w:t>
+      </w:r>
+      <w:proofErr w:type="spellEnd"/>
+      <w:r>
+        <w:rPr>
+          <w:rStyle w:val="katex-mathml"/>
+        </w:rPr>
+        <w:t>} = 250</w:t>
       </w:r>
       <w:r>
         <w:rPr>
@@ -6796,11 +7837,47 @@
       <w:r>
         <w:t xml:space="preserve"> мм) для ближней зоны манёвра и широкую (</w:t>
       </w:r>
+      <w:proofErr w:type="spellStart"/>
       <w:r>
         <w:rPr>
           <w:rStyle w:val="katex-mathml"/>
         </w:rPr>
-        <w:t>Bwide=500B_\text{wide} = 500</w:t>
+        <w:t>Bwide</w:t>
+      </w:r>
+      <w:proofErr w:type="spellEnd"/>
+      <w:r>
+        <w:rPr>
+          <w:rStyle w:val="katex-mathml"/>
+        </w:rPr>
+        <w:t>=500B_\</w:t>
+      </w:r>
+      <w:proofErr w:type="spellStart"/>
+      <w:r>
+        <w:rPr>
+          <w:rStyle w:val="katex-mathml"/>
+        </w:rPr>
+        <w:t>text</w:t>
+      </w:r>
+      <w:proofErr w:type="spellEnd"/>
+      <w:r>
+        <w:rPr>
+          <w:rStyle w:val="katex-mathml"/>
+        </w:rPr>
+        <w:t>{</w:t>
+      </w:r>
+      <w:proofErr w:type="spellStart"/>
+      <w:r>
+        <w:rPr>
+          <w:rStyle w:val="katex-mathml"/>
+        </w:rPr>
+        <w:t>wide</w:t>
+      </w:r>
+      <w:proofErr w:type="spellEnd"/>
+      <w:r>
+        <w:rPr>
+          <w:rStyle w:val="katex-mathml"/>
+        </w:rPr>
+        <w:t>} = 500</w:t>
       </w:r>
       <w:r>
         <w:rPr>
@@ -6835,7 +7912,31 @@
         <w:pStyle w:val="a8"/>
       </w:pPr>
       <w:r>
-        <w:t>Однако в ходе эксплуатации выявились принципиальные ограничения применённого оборудования. Видеорегистраторы Ambertek SQ10 v2.0 не предназначены для непрерывной потоковой передачи видеосигнала: запись ведётся сегментами по 5 минут на карту microSD с аппаратным сжатием через кодек H.264. Блочные артефакты H.264 (характерный размер блока 16×16 пикселей) систематически уничтожали текстуру мелких объектов — именно тех, для детектирования которых создавалась система. Кроме того, отсутствие прямого интерфейса с вычислительным модулем исключало возможность синхронизации кадров в реальном времени и интеграции в программный конвейер на базе NVIDIA Jetson.</w:t>
+        <w:t xml:space="preserve">Однако в ходе эксплуатации выявились принципиальные ограничения применённого оборудования. Видеорегистраторы </w:t>
+      </w:r>
+      <w:proofErr w:type="spellStart"/>
+      <w:r>
+        <w:t>Ambertek</w:t>
+      </w:r>
+      <w:proofErr w:type="spellEnd"/>
+      <w:r>
+        <w:t xml:space="preserve"> SQ10 v2.0 не предназначены для непрерывной потоковой передачи видеосигнала: запись ведётся сегментами по 5 минут на карту </w:t>
+      </w:r>
+      <w:proofErr w:type="spellStart"/>
+      <w:r>
+        <w:t>microSD</w:t>
+      </w:r>
+      <w:proofErr w:type="spellEnd"/>
+      <w:r>
+        <w:t xml:space="preserve"> с аппаратным сжатием через кодек H.264. Блочные артефакты H.264 (характерный размер блока 16×16 пикселей) систематически уничтожали текстуру мелких объектов — именно тех, для детектирования которых создавалась система. Кроме того, отсутствие прямого интерфейса с вычислительным модулем исключало возможность синхронизации кадров в реальном времени и интеграции в программный конвейер на базе NVIDIA </w:t>
+      </w:r>
+      <w:proofErr w:type="spellStart"/>
+      <w:r>
+        <w:t>Jetson</w:t>
+      </w:r>
+      <w:proofErr w:type="spellEnd"/>
+      <w:r>
+        <w:t>.</w:t>
       </w:r>
     </w:p>
     <w:p>
@@ -6899,14 +8000,44 @@
         <w:rPr>
           <w:rStyle w:val="af1"/>
         </w:rPr>
-        <w:t>глобальным затвором (Global Shutter)</w:t>
-      </w:r>
-      <w:r>
-        <w:t xml:space="preserve">. Выбор типа затвора принципиален: у камер с построчным затвором (Rolling Shutter) </w:t>
+        <w:t xml:space="preserve">глобальным затвором (Global </w:t>
+      </w:r>
+      <w:proofErr w:type="spellStart"/>
+      <w:r>
+        <w:rPr>
+          <w:rStyle w:val="af1"/>
+        </w:rPr>
+        <w:t>Shutter</w:t>
+      </w:r>
+      <w:proofErr w:type="spellEnd"/>
+      <w:r>
+        <w:rPr>
+          <w:rStyle w:val="af1"/>
+        </w:rPr>
+        <w:t>)</w:t>
+      </w:r>
+      <w:r>
+        <w:t xml:space="preserve">. Выбор типа затвора принципиален: у камер с построчным затвором (Rolling </w:t>
+      </w:r>
+      <w:proofErr w:type="spellStart"/>
+      <w:r>
+        <w:t>Shutter</w:t>
+      </w:r>
+      <w:proofErr w:type="spellEnd"/>
+      <w:r>
+        <w:t xml:space="preserve">) </w:t>
       </w:r>
       <w:r>
         <w:lastRenderedPageBreak/>
-        <w:t>при боковом смещении объекта относительно оптической оси верхние и нижние строки кадра фиксируются с временны́м сдвигом, что приводит к геометрическим искажениям движущихся объектов. Глобальный затвор экспонирует все пиксели одновременно, полностью устраняя этот эффект .</w:t>
+        <w:t xml:space="preserve">при боковом смещении объекта относительно оптической оси верхние и нижние строки кадра фиксируются с </w:t>
+      </w:r>
+      <w:proofErr w:type="spellStart"/>
+      <w:r>
+        <w:t>временны́м</w:t>
+      </w:r>
+      <w:proofErr w:type="spellEnd"/>
+      <w:r>
+        <w:t xml:space="preserve"> сдвигом, что приводит к геометрическим искажениям движущихся объектов. Глобальный затвор экспонирует все пиксели одновременно, полностью устраняя этот эффект .</w:t>
       </w:r>
     </w:p>
     <w:p>
@@ -6917,19 +8048,73 @@
         <w:rPr>
           <w:rStyle w:val="af1"/>
         </w:rPr>
-        <w:t>Центральная камера — VisCam NS-503UC</w:t>
-      </w:r>
-      <w:r>
-        <w:t xml:space="preserve"> (сенсор Sony IMX264, 5.01 Мп, 36 fps, USB 3.0) . Оснащается объективом </w:t>
-      </w:r>
+        <w:t xml:space="preserve">Центральная камера — </w:t>
+      </w:r>
+      <w:proofErr w:type="spellStart"/>
       <w:r>
         <w:rPr>
           <w:rStyle w:val="af1"/>
         </w:rPr>
+        <w:t>VisCam</w:t>
+      </w:r>
+      <w:proofErr w:type="spellEnd"/>
+      <w:r>
+        <w:rPr>
+          <w:rStyle w:val="af1"/>
+        </w:rPr>
+        <w:t xml:space="preserve"> NS-503UC</w:t>
+      </w:r>
+      <w:r>
+        <w:t xml:space="preserve"> (сенсор Sony IMX264, 5.01 </w:t>
+      </w:r>
+      <w:proofErr w:type="spellStart"/>
+      <w:r>
+        <w:t>Мп</w:t>
+      </w:r>
+      <w:proofErr w:type="spellEnd"/>
+      <w:r>
+        <w:t xml:space="preserve">, 36 </w:t>
+      </w:r>
+      <w:proofErr w:type="spellStart"/>
+      <w:r>
+        <w:t>fps</w:t>
+      </w:r>
+      <w:proofErr w:type="spellEnd"/>
+      <w:r>
+        <w:t xml:space="preserve">, USB 3.0) . Оснащается объективом </w:t>
+      </w:r>
+      <w:r>
+        <w:rPr>
+          <w:rStyle w:val="af1"/>
+        </w:rPr>
         <w:t>CHIOPT FA0802D</w:t>
       </w:r>
       <w:r>
-        <w:t xml:space="preserve"> (f = 8 мм, C-mount, формат 2/3″), обеспечивающим горизонтальный угол обзора HFOV ≈ 58° . Камера направлена по курсу судна и решает задачу дальнего обнаружения: пиксельная плотность на дистанции 100 м составляет 22.1 пкс/м, что при размере объекта 1 м даёт 22 пикселя — выше порогового значения в 16 пикселей, принятого для уверенной детекции нейросетевыми моделями .</w:t>
+        <w:t xml:space="preserve"> (f = 8 мм, C-</w:t>
+      </w:r>
+      <w:proofErr w:type="spellStart"/>
+      <w:r>
+        <w:t>mount</w:t>
+      </w:r>
+      <w:proofErr w:type="spellEnd"/>
+      <w:r>
+        <w:t xml:space="preserve">, формат 2/3″), обеспечивающим горизонтальный угол обзора HFOV ≈ 58° . Камера направлена по курсу судна и решает задачу дальнего обнаружения: пиксельная плотность на дистанции 100 м составляет 22.1 </w:t>
+      </w:r>
+      <w:proofErr w:type="spellStart"/>
+      <w:r>
+        <w:t>пкс</w:t>
+      </w:r>
+      <w:proofErr w:type="spellEnd"/>
+      <w:r>
+        <w:t xml:space="preserve">/м, что при размере объекта 1 м даёт 22 пикселя — выше порогового значения в 16 пикселей, принятого для уверенной детекции </w:t>
+      </w:r>
+      <w:proofErr w:type="spellStart"/>
+      <w:r>
+        <w:t>нейросетевыми</w:t>
+      </w:r>
+      <w:proofErr w:type="spellEnd"/>
+      <w:r>
+        <w:t xml:space="preserve"> моделями .</w:t>
       </w:r>
     </w:p>
     <w:p>
@@ -6943,13 +8128,43 @@
         <w:t>Боковые камеры — ON Semiconductor AR0234</w:t>
       </w:r>
       <w:r>
-        <w:t xml:space="preserve"> (2.3 Мп, 60 fps в режиме MJPEG, USB 3.0/2.0) . Оснащаются объективами </w:t>
+        <w:t xml:space="preserve"> (2.3 </w:t>
+      </w:r>
+      <w:proofErr w:type="spellStart"/>
+      <w:r>
+        <w:t>Мп</w:t>
+      </w:r>
+      <w:proofErr w:type="spellEnd"/>
+      <w:r>
+        <w:t xml:space="preserve">, 60 </w:t>
+      </w:r>
+      <w:proofErr w:type="spellStart"/>
+      <w:r>
+        <w:t>fps</w:t>
+      </w:r>
+      <w:proofErr w:type="spellEnd"/>
+      <w:r>
+        <w:t xml:space="preserve"> в режиме MJPEG, USB 3.0/2.0) . Оснащаются объективами </w:t>
       </w:r>
       <w:r>
         <w:rPr>
           <w:rStyle w:val="af1"/>
         </w:rPr>
-        <w:t>5 Мп M12 F1.6 f = 2.1 мм</w:t>
+        <w:t xml:space="preserve">5 </w:t>
+      </w:r>
+      <w:proofErr w:type="spellStart"/>
+      <w:r>
+        <w:rPr>
+          <w:rStyle w:val="af1"/>
+        </w:rPr>
+        <w:t>Мп</w:t>
+      </w:r>
+      <w:proofErr w:type="spellEnd"/>
+      <w:r>
+        <w:rPr>
+          <w:rStyle w:val="af1"/>
+        </w:rPr>
+        <w:t xml:space="preserve"> M12 F1.6 f = 2.1 мм</w:t>
       </w:r>
       <w:r>
         <w:t xml:space="preserve"> (HFOV ≈ 108° на сенсоре 1/2.5″) . Широкий угол обзора каждой боковой камеры при совместном покрытии двух бортов даёт суммарный сектор ~216° по флангам, который в сложении с 58° центральной камеры перекрывает ~274° горизонта. Боковые камеры решают задачу обнаружения объектов в ближней и средней зоне (до 100 м для судов шириной ≥ 3 м) и закрывают «слепые углы», недоступные центральной оптике .</w:t>
@@ -7159,7 +8374,15 @@
               <w:jc w:val="left"/>
             </w:pPr>
             <w:r>
-              <w:t xml:space="preserve">Центральная (VisCam NS-503UC + </w:t>
+              <w:t>Центральная (</w:t>
+            </w:r>
+            <w:proofErr w:type="spellStart"/>
+            <w:r>
+              <w:t>VisCam</w:t>
+            </w:r>
+            <w:proofErr w:type="spellEnd"/>
+            <w:r>
+              <w:t xml:space="preserve"> NS-503UC + </w:t>
             </w:r>
             <w:r>
               <w:lastRenderedPageBreak/>
@@ -7253,7 +8476,15 @@
           </w:tcPr>
           <w:p>
             <w:r>
-              <w:t>ON Semi AR0234</w:t>
+              <w:t xml:space="preserve">ON </w:t>
+            </w:r>
+            <w:proofErr w:type="spellStart"/>
+            <w:r>
+              <w:t>Semi</w:t>
+            </w:r>
+            <w:proofErr w:type="spellEnd"/>
+            <w:r>
+              <w:t xml:space="preserve"> AR0234</w:t>
             </w:r>
           </w:p>
         </w:tc>
@@ -7330,7 +8561,15 @@
           </w:tcPr>
           <w:p>
             <w:r>
-              <w:t>ON Semi AR0234</w:t>
+              <w:t xml:space="preserve">ON </w:t>
+            </w:r>
+            <w:proofErr w:type="spellStart"/>
+            <w:r>
+              <w:t>Semi</w:t>
+            </w:r>
+            <w:proofErr w:type="spellEnd"/>
+            <w:r>
+              <w:t xml:space="preserve"> AR0234</w:t>
             </w:r>
           </w:p>
         </w:tc>
@@ -7423,7 +8662,55 @@
         <w:t xml:space="preserve"> USB 3.0 . </w:t>
       </w:r>
       <w:r>
-        <w:t>Аппаратная синхронизация центральной камеры реализована через GPIO Jetson с оптоизоляцией (модуль PC817) и преобразователем напряжения Mean Well DDR-15G-12; боковые камеры синхронизируются программно через USB с допустимым джиттером 10–50 мс .</w:t>
+        <w:t xml:space="preserve">Аппаратная синхронизация центральной камеры реализована через GPIO </w:t>
+      </w:r>
+      <w:proofErr w:type="spellStart"/>
+      <w:r>
+        <w:t>Jetson</w:t>
+      </w:r>
+      <w:proofErr w:type="spellEnd"/>
+      <w:r>
+        <w:t xml:space="preserve"> с </w:t>
+      </w:r>
+      <w:proofErr w:type="spellStart"/>
+      <w:r>
+        <w:t>оптоизоляцией</w:t>
+      </w:r>
+      <w:proofErr w:type="spellEnd"/>
+      <w:r>
+        <w:t xml:space="preserve"> (модуль PC817) и преобразователем напряжения </w:t>
+      </w:r>
+      <w:proofErr w:type="spellStart"/>
+      <w:r>
+        <w:t>Mean</w:t>
+      </w:r>
+      <w:proofErr w:type="spellEnd"/>
+      <w:r>
+        <w:t xml:space="preserve"> </w:t>
+      </w:r>
+      <w:proofErr w:type="spellStart"/>
+      <w:r>
+        <w:t>Well</w:t>
+      </w:r>
+      <w:proofErr w:type="spellEnd"/>
+      <w:r>
+        <w:t xml:space="preserve"> DDR-15G-12; боковые камеры синхронизируются </w:t>
+      </w:r>
+      <w:proofErr w:type="spellStart"/>
+      <w:r>
+        <w:t>программно</w:t>
+      </w:r>
+      <w:proofErr w:type="spellEnd"/>
+      <w:r>
+        <w:t xml:space="preserve"> через USB с допустимым джиттером 10–50 </w:t>
+      </w:r>
+      <w:proofErr w:type="spellStart"/>
+      <w:r>
+        <w:t>мс</w:t>
+      </w:r>
+      <w:proofErr w:type="spellEnd"/>
+      <w:r>
+        <w:t xml:space="preserve"> .</w:t>
       </w:r>
     </w:p>
     <w:p>
@@ -7431,7 +8718,15 @@
         <w:pStyle w:val="a8"/>
       </w:pPr>
       <w:r>
-        <w:t>Открытая задача: определение экзтринсических параметров</w:t>
+        <w:t xml:space="preserve">Открытая задача: определение </w:t>
+      </w:r>
+      <w:proofErr w:type="spellStart"/>
+      <w:r>
+        <w:t>экзтринсических</w:t>
+      </w:r>
+      <w:proofErr w:type="spellEnd"/>
+      <w:r>
+        <w:t xml:space="preserve"> параметров</w:t>
       </w:r>
     </w:p>
     <w:p>
@@ -7439,7 +8734,15 @@
         <w:pStyle w:val="a8"/>
       </w:pPr>
       <w:r>
-        <w:t xml:space="preserve">Внутренние параметры (фокусное расстояние, размер пикселя, начальный коэффициент дисторсии) всех трёх камер определяются из паспортных данных и подлежат уточнению в ходе калибровочных испытаний. Взаимное расположение камер — их угловая ориентация относительно корпуса судна, высота установки и взаимные углы наклона (экзтринсические параметры) — на данном этапе не зафиксированы и являются </w:t>
+        <w:t>Внутренние параметры (фокусное расстояние, размер пикселя, начальный коэффициент дисторсии) всех трёх камер определяются из паспортных данных и подлежат уточнению в ходе калибровочных испытаний. Взаимное расположение камер — их угловая ориентация относительно корпуса судна, высота установки и взаимные углы наклона (</w:t>
+      </w:r>
+      <w:proofErr w:type="spellStart"/>
+      <w:r>
+        <w:t>экзтринсические</w:t>
+      </w:r>
+      <w:proofErr w:type="spellEnd"/>
+      <w:r>
+        <w:t xml:space="preserve"> параметры) — на данном этапе не зафиксированы и являются </w:t>
       </w:r>
       <w:r>
         <w:rPr>
@@ -7448,7 +8751,15 @@
         <w:t>самостоятельной задачей настоящей ВКР</w:t>
       </w:r>
       <w:r>
-        <w:t>. Выбор метода монтажа, проектирование несущей конструкции и алгоритм калибровки экзтринсики рассматриваются в разделе 2.2.4.</w:t>
+        <w:t xml:space="preserve">. Выбор метода монтажа, проектирование несущей конструкции и алгоритм калибровки </w:t>
+      </w:r>
+      <w:proofErr w:type="spellStart"/>
+      <w:r>
+        <w:t>экзтринсики</w:t>
+      </w:r>
+      <w:proofErr w:type="spellEnd"/>
+      <w:r>
+        <w:t xml:space="preserve"> рассматриваются в разделе 2.2.4.</w:t>
       </w:r>
     </w:p>
     <w:p>
@@ -7625,7 +8936,21 @@
               <w:rPr>
                 <w:color w:val="FF0000"/>
               </w:rPr>
-              <w:t>2nd ed. Cambridge University Press, 2003</w:t>
+              <w:t xml:space="preserve">2nd </w:t>
+            </w:r>
+            <w:proofErr w:type="spellStart"/>
+            <w:r>
+              <w:rPr>
+                <w:color w:val="FF0000"/>
+              </w:rPr>
+              <w:t>ed</w:t>
+            </w:r>
+            <w:proofErr w:type="spellEnd"/>
+            <w:r>
+              <w:rPr>
+                <w:color w:val="FF0000"/>
+              </w:rPr>
+              <w:t>. Cambridge University Press, 2003</w:t>
             </w:r>
           </w:p>
         </w:tc>
@@ -7645,7 +8970,21 @@
               <w:rPr>
                 <w:color w:val="FF0000"/>
               </w:rPr>
-              <w:t>Формула диспаритета, принцип стереозрения, этап I</w:t>
+              <w:t xml:space="preserve">Формула диспаритета, принцип </w:t>
+            </w:r>
+            <w:proofErr w:type="spellStart"/>
+            <w:r>
+              <w:rPr>
+                <w:color w:val="FF0000"/>
+              </w:rPr>
+              <w:t>стереозрения</w:t>
+            </w:r>
+            <w:proofErr w:type="spellEnd"/>
+            <w:r>
+              <w:rPr>
+                <w:color w:val="FF0000"/>
+              </w:rPr>
+              <w:t>, этап I</w:t>
             </w:r>
           </w:p>
         </w:tc>
@@ -7667,6 +9006,7 @@
               </w:rPr>
             </w:pPr>
             <w:hyperlink r:id="rId11" w:tgtFrame="_blank" w:history="1">
+              <w:proofErr w:type="spellStart"/>
               <w:r>
                 <w:rPr>
                   <w:rStyle w:val="inline-block"/>
@@ -7675,6 +9015,7 @@
                 </w:rPr>
                 <w:t>mdpi</w:t>
               </w:r>
+              <w:proofErr w:type="spellEnd"/>
             </w:hyperlink>
           </w:p>
         </w:tc>
@@ -7783,7 +9124,23 @@
                 <w:rStyle w:val="aff0"/>
                 <w:color w:val="FF0000"/>
               </w:rPr>
-              <w:t>2 — Финальная конфигурация системы зрения. USV-KnowledgeBase, 11.03.2026</w:t>
+              <w:t>2 — Финальная конфигурация системы зрения. USV-</w:t>
+            </w:r>
+            <w:proofErr w:type="spellStart"/>
+            <w:r>
+              <w:rPr>
+                <w:rStyle w:val="aff0"/>
+                <w:color w:val="FF0000"/>
+              </w:rPr>
+              <w:t>KnowledgeBase</w:t>
+            </w:r>
+            <w:proofErr w:type="spellEnd"/>
+            <w:r>
+              <w:rPr>
+                <w:rStyle w:val="aff0"/>
+                <w:color w:val="FF0000"/>
+              </w:rPr>
+              <w:t>, 11.03.2026</w:t>
             </w:r>
           </w:p>
         </w:tc>
@@ -7847,15 +9204,44 @@
         <w:pStyle w:val="a8"/>
       </w:pPr>
       <w:r>
-        <w:t>Взаимное угловое расположение камер — их ориентация по осям рысканья (yaw), дифферента (pitch) и крена (roll) относительно продольной оси судна — на данном этапе не зафиксировано, поскольку зависит от конструктивных особенностей конкретного корпуса БЭК и результатов натурных испытаний. Определение оптимальной монтажной схемы, обеспечивающей целевое угловое покрытие ~270° без паразитных зон засветки и с минимальными мёртвыми секторами, является самостоятельной инженерной задачей настоящей ВКР.</w:t>
+        <w:t>Взаимное угловое расположение камер — их ориентация по осям рысканья (</w:t>
+      </w:r>
+      <w:proofErr w:type="spellStart"/>
+      <w:r>
+        <w:t>yaw</w:t>
+      </w:r>
+      <w:proofErr w:type="spellEnd"/>
+      <w:r>
+        <w:t>), дифферента (</w:t>
+      </w:r>
+      <w:proofErr w:type="spellStart"/>
+      <w:r>
+        <w:t>pitch</w:t>
+      </w:r>
+      <w:proofErr w:type="spellEnd"/>
+      <w:r>
+        <w:t>) и крена (</w:t>
+      </w:r>
+      <w:proofErr w:type="spellStart"/>
+      <w:r>
+        <w:t>roll</w:t>
+      </w:r>
+      <w:proofErr w:type="spellEnd"/>
+      <w:r>
+        <w:t>) относительно продольной оси судна — на данном этапе не зафиксировано, поскольку зависит от конструктивных особенностей конкретного корпуса БЭК и результатов натурных испытаний. Определение оптимальной монтажной схемы, обеспечивающей целевое угловое покрытие ~270° без паразитных зон засветки и с минимальными мёртвыми секторами, является самостоятельной инженерной задачей настоящей ВКР.</w:t>
       </w:r>
     </w:p>
     <w:p>
       <w:pPr>
         <w:pStyle w:val="a8"/>
       </w:pPr>
-      <w:r>
-        <w:t>Интринсическая калибровка</w:t>
+      <w:proofErr w:type="spellStart"/>
+      <w:r>
+        <w:t>Интринсическая</w:t>
+      </w:r>
+      <w:proofErr w:type="spellEnd"/>
+      <w:r>
+        <w:t xml:space="preserve"> калибровка</w:t>
       </w:r>
     </w:p>
     <w:p>
@@ -7866,29 +9252,83 @@
         <w:lastRenderedPageBreak/>
         <w:t xml:space="preserve">Параметры оптической системы каждой камеры делятся на </w:t>
       </w:r>
+      <w:proofErr w:type="spellStart"/>
       <w:r>
         <w:rPr>
           <w:rStyle w:val="af1"/>
         </w:rPr>
         <w:t>интринсические</w:t>
       </w:r>
+      <w:proofErr w:type="spellEnd"/>
       <w:r>
         <w:t xml:space="preserve"> (внутренние) и </w:t>
       </w:r>
+      <w:proofErr w:type="spellStart"/>
       <w:r>
         <w:rPr>
           <w:rStyle w:val="af1"/>
         </w:rPr>
         <w:t>экзтринсические</w:t>
       </w:r>
-      <w:r>
-        <w:t xml:space="preserve"> (внешние). К интринсическим относятся: фокусное расстояние в пикселях </w:t>
+      <w:proofErr w:type="spellEnd"/>
+      <w:r>
+        <w:t xml:space="preserve"> (внешние). К </w:t>
+      </w:r>
+      <w:proofErr w:type="spellStart"/>
+      <w:r>
+        <w:t>интринсическим</w:t>
+      </w:r>
+      <w:proofErr w:type="spellEnd"/>
+      <w:r>
+        <w:t xml:space="preserve"> относятся: фокусное расстояние в пикселях </w:t>
       </w:r>
       <w:r>
         <w:rPr>
           <w:rStyle w:val="katex-mathml"/>
         </w:rPr>
-        <w:t>(fx,fy)(f_x, f_y)</w:t>
+        <w:t>(</w:t>
+      </w:r>
+      <w:proofErr w:type="spellStart"/>
+      <w:r>
+        <w:rPr>
+          <w:rStyle w:val="katex-mathml"/>
+        </w:rPr>
+        <w:t>fx,fy</w:t>
+      </w:r>
+      <w:proofErr w:type="spellEnd"/>
+      <w:r>
+        <w:rPr>
+          <w:rStyle w:val="katex-mathml"/>
+        </w:rPr>
+        <w:t>)(</w:t>
+      </w:r>
+      <w:proofErr w:type="spellStart"/>
+      <w:r>
+        <w:rPr>
+          <w:rStyle w:val="katex-mathml"/>
+        </w:rPr>
+        <w:t>f_x</w:t>
+      </w:r>
+      <w:proofErr w:type="spellEnd"/>
+      <w:r>
+        <w:rPr>
+          <w:rStyle w:val="katex-mathml"/>
+        </w:rPr>
+        <w:t xml:space="preserve">, </w:t>
+      </w:r>
+      <w:proofErr w:type="spellStart"/>
+      <w:r>
+        <w:rPr>
+          <w:rStyle w:val="katex-mathml"/>
+        </w:rPr>
+        <w:t>f_y</w:t>
+      </w:r>
+      <w:proofErr w:type="spellEnd"/>
+      <w:r>
+        <w:rPr>
+          <w:rStyle w:val="katex-mathml"/>
+        </w:rPr>
+        <w:t>)</w:t>
       </w:r>
       <w:r>
         <w:rPr>
@@ -7896,12 +9336,14 @@
         </w:rPr>
         <w:t>(</w:t>
       </w:r>
+      <w:proofErr w:type="spellStart"/>
       <w:r>
         <w:rPr>
           <w:rStyle w:val="mord"/>
         </w:rPr>
         <w:t>fx</w:t>
       </w:r>
+      <w:proofErr w:type="spellEnd"/>
       <w:r>
         <w:rPr>
           <w:rStyle w:val="vlist-s"/>
@@ -7914,12 +9356,14 @@
         </w:rPr>
         <w:t>,</w:t>
       </w:r>
+      <w:proofErr w:type="spellStart"/>
       <w:r>
         <w:rPr>
           <w:rStyle w:val="mord"/>
         </w:rPr>
         <w:t>fy</w:t>
       </w:r>
+      <w:proofErr w:type="spellEnd"/>
       <w:r>
         <w:rPr>
           <w:rStyle w:val="vlist-s"/>
@@ -7939,7 +9383,49 @@
         <w:rPr>
           <w:rStyle w:val="katex-mathml"/>
         </w:rPr>
-        <w:t>(cx,cy)(c_x, c_y)</w:t>
+        <w:t>(</w:t>
+      </w:r>
+      <w:proofErr w:type="spellStart"/>
+      <w:r>
+        <w:rPr>
+          <w:rStyle w:val="katex-mathml"/>
+        </w:rPr>
+        <w:t>cx,cy</w:t>
+      </w:r>
+      <w:proofErr w:type="spellEnd"/>
+      <w:r>
+        <w:rPr>
+          <w:rStyle w:val="katex-mathml"/>
+        </w:rPr>
+        <w:t>)(</w:t>
+      </w:r>
+      <w:proofErr w:type="spellStart"/>
+      <w:r>
+        <w:rPr>
+          <w:rStyle w:val="katex-mathml"/>
+        </w:rPr>
+        <w:t>c_x</w:t>
+      </w:r>
+      <w:proofErr w:type="spellEnd"/>
+      <w:r>
+        <w:rPr>
+          <w:rStyle w:val="katex-mathml"/>
+        </w:rPr>
+        <w:t xml:space="preserve">, </w:t>
+      </w:r>
+      <w:proofErr w:type="spellStart"/>
+      <w:r>
+        <w:rPr>
+          <w:rStyle w:val="katex-mathml"/>
+        </w:rPr>
+        <w:t>c_y</w:t>
+      </w:r>
+      <w:proofErr w:type="spellEnd"/>
+      <w:r>
+        <w:rPr>
+          <w:rStyle w:val="katex-mathml"/>
+        </w:rPr>
+        <w:t>)</w:t>
       </w:r>
       <w:r>
         <w:rPr>
@@ -7947,12 +9433,14 @@
         </w:rPr>
         <w:t>(</w:t>
       </w:r>
+      <w:proofErr w:type="spellStart"/>
       <w:r>
         <w:rPr>
           <w:rStyle w:val="mord"/>
         </w:rPr>
         <w:t>cx</w:t>
       </w:r>
+      <w:proofErr w:type="spellEnd"/>
       <w:r>
         <w:rPr>
           <w:rStyle w:val="vlist-s"/>
@@ -7965,12 +9453,14 @@
         </w:rPr>
         <w:t>,</w:t>
       </w:r>
+      <w:proofErr w:type="spellStart"/>
       <w:r>
         <w:rPr>
           <w:rStyle w:val="mord"/>
         </w:rPr>
         <w:t>cy</w:t>
       </w:r>
+      <w:proofErr w:type="spellEnd"/>
       <w:r>
         <w:rPr>
           <w:rStyle w:val="vlist-s"/>
@@ -8079,26 +9569,103 @@
         <w:pStyle w:val="a8"/>
       </w:pPr>
       <w:r>
-        <w:t>Стандартным методом определения интринсических параметров является метод Чжана (Zhang calibration), основанный на многократной съёмке плоского калибровочного шаблона (шахматной доски или паттерна ChArUco) с различных ракурсов . Метод реализован в библиотеке OpenCV и позволяет получить матрицу камеры и вектор коэффициентов дисторсии с субпиксельной точностью. Интринсическая калибровка может быть выполнена независимо для каждой камеры до её монтажа на судно и не требует знания взаимного расположения камер.</w:t>
+        <w:t xml:space="preserve">Стандартным методом определения </w:t>
+      </w:r>
+      <w:proofErr w:type="spellStart"/>
+      <w:r>
+        <w:t>интринсических</w:t>
+      </w:r>
+      <w:proofErr w:type="spellEnd"/>
+      <w:r>
+        <w:t xml:space="preserve"> параметров является метод </w:t>
+      </w:r>
+      <w:proofErr w:type="spellStart"/>
+      <w:r>
+        <w:t>Чжана</w:t>
+      </w:r>
+      <w:proofErr w:type="spellEnd"/>
+      <w:r>
+        <w:t xml:space="preserve"> (</w:t>
+      </w:r>
+      <w:proofErr w:type="spellStart"/>
+      <w:r>
+        <w:t>Zhang</w:t>
+      </w:r>
+      <w:proofErr w:type="spellEnd"/>
+      <w:r>
+        <w:t xml:space="preserve"> </w:t>
+      </w:r>
+      <w:proofErr w:type="spellStart"/>
+      <w:r>
+        <w:t>calibration</w:t>
+      </w:r>
+      <w:proofErr w:type="spellEnd"/>
+      <w:r>
+        <w:t xml:space="preserve">), основанный на многократной съёмке плоского калибровочного шаблона (шахматной доски или паттерна </w:t>
+      </w:r>
+      <w:proofErr w:type="spellStart"/>
+      <w:r>
+        <w:t>ChArUco</w:t>
+      </w:r>
+      <w:proofErr w:type="spellEnd"/>
+      <w:r>
+        <w:t xml:space="preserve">) с различных ракурсов . Метод реализован в библиотеке </w:t>
+      </w:r>
+      <w:proofErr w:type="spellStart"/>
+      <w:r>
+        <w:t>OpenCV</w:t>
+      </w:r>
+      <w:proofErr w:type="spellEnd"/>
+      <w:r>
+        <w:t xml:space="preserve"> и позволяет получить матрицу камеры и вектор коэффициентов дисторсии с </w:t>
+      </w:r>
+      <w:proofErr w:type="spellStart"/>
+      <w:r>
+        <w:t>субпиксельной</w:t>
+      </w:r>
+      <w:proofErr w:type="spellEnd"/>
+      <w:r>
+        <w:t xml:space="preserve"> точностью. </w:t>
+      </w:r>
+      <w:proofErr w:type="spellStart"/>
+      <w:r>
+        <w:t>Интринсическая</w:t>
+      </w:r>
+      <w:proofErr w:type="spellEnd"/>
+      <w:r>
+        <w:t xml:space="preserve"> калибровка может быть выполнена независимо для каждой камеры до её монтажа на судно и не требует знания взаимного расположения камер.</w:t>
       </w:r>
     </w:p>
     <w:p>
       <w:pPr>
         <w:pStyle w:val="a8"/>
       </w:pPr>
-      <w:r>
-        <w:t>Экзтринсическая калибровка как задача ВКР</w:t>
+      <w:proofErr w:type="spellStart"/>
+      <w:r>
+        <w:t>Экзтринсическая</w:t>
+      </w:r>
+      <w:proofErr w:type="spellEnd"/>
+      <w:r>
+        <w:t xml:space="preserve"> калибровка как задача ВКР</w:t>
       </w:r>
     </w:p>
     <w:p>
       <w:pPr>
         <w:pStyle w:val="a8"/>
       </w:pPr>
+      <w:proofErr w:type="spellStart"/>
       <w:r>
         <w:rPr>
           <w:rStyle w:val="af1"/>
         </w:rPr>
-        <w:t>Экзтринсические параметры</w:t>
+        <w:t>Экзтринсические</w:t>
+      </w:r>
+      <w:proofErr w:type="spellEnd"/>
+      <w:r>
+        <w:rPr>
+          <w:rStyle w:val="af1"/>
+        </w:rPr>
+        <w:t xml:space="preserve"> параметры</w:t>
       </w:r>
       <w:r>
         <w:t xml:space="preserve"> описывают жёсткое преобразование координат между системами отсчёта отдельных камер и общей системой отсчёта судна. Математически они представляются матрицей вращения </w:t>
@@ -8120,7 +9687,21 @@
         <w:rPr>
           <w:rStyle w:val="katex-mathml"/>
         </w:rPr>
-        <w:t>SO(3)R \in SO(3)</w:t>
+        <w:t>SO(3)R \</w:t>
+      </w:r>
+      <w:proofErr w:type="spellStart"/>
+      <w:r>
+        <w:rPr>
+          <w:rStyle w:val="katex-mathml"/>
+        </w:rPr>
+        <w:t>in</w:t>
+      </w:r>
+      <w:proofErr w:type="spellEnd"/>
+      <w:r>
+        <w:rPr>
+          <w:rStyle w:val="katex-mathml"/>
+        </w:rPr>
+        <w:t xml:space="preserve"> SO(3)</w:t>
       </w:r>
       <w:r>
         <w:rPr>
@@ -8179,7 +9760,49 @@
         <w:rPr>
           <w:rStyle w:val="katex-mathml"/>
         </w:rPr>
-        <w:t>R3\mathbf{t} \in \mathbb{R}^3</w:t>
+        <w:t>R3\</w:t>
+      </w:r>
+      <w:proofErr w:type="spellStart"/>
+      <w:r>
+        <w:rPr>
+          <w:rStyle w:val="katex-mathml"/>
+        </w:rPr>
+        <w:t>mathbf</w:t>
+      </w:r>
+      <w:proofErr w:type="spellEnd"/>
+      <w:r>
+        <w:rPr>
+          <w:rStyle w:val="katex-mathml"/>
+        </w:rPr>
+        <w:t>{t} \</w:t>
+      </w:r>
+      <w:proofErr w:type="spellStart"/>
+      <w:r>
+        <w:rPr>
+          <w:rStyle w:val="katex-mathml"/>
+        </w:rPr>
+        <w:t>in</w:t>
+      </w:r>
+      <w:proofErr w:type="spellEnd"/>
+      <w:r>
+        <w:rPr>
+          <w:rStyle w:val="katex-mathml"/>
+        </w:rPr>
+        <w:t xml:space="preserve"> \</w:t>
+      </w:r>
+      <w:proofErr w:type="spellStart"/>
+      <w:r>
+        <w:rPr>
+          <w:rStyle w:val="katex-mathml"/>
+        </w:rPr>
+        <w:t>mathbb</w:t>
+      </w:r>
+      <w:proofErr w:type="spellEnd"/>
+      <w:r>
+        <w:rPr>
+          <w:rStyle w:val="katex-mathml"/>
+        </w:rPr>
+        <w:t>{R}^3</w:t>
       </w:r>
       <w:r>
         <w:rPr>
@@ -8271,7 +9894,15 @@
         </w:rPr>
       </w:pPr>
       <w:r>
-        <w:t xml:space="preserve">Прямое измерение этих параметров физическими инструментами (рулеткой, угломером) не обеспечивает точности, необходимой для корректного совмещения проекций разных камер: погрешность в 1° по углу поворота при дистанции 50 м приводит к смещению проекции объекта на ~0.87 м, что сопоставимо с размером детектируемых целей. Поэтому экзтринсические параметры определяются </w:t>
+        <w:t xml:space="preserve">Прямое измерение этих параметров физическими инструментами (рулеткой, угломером) не обеспечивает точности, необходимой для корректного совмещения проекций разных камер: погрешность в 1° по углу поворота при дистанции 50 м приводит к смещению проекции объекта на ~0.87 м, что сопоставимо с размером детектируемых целей. Поэтому </w:t>
+      </w:r>
+      <w:proofErr w:type="spellStart"/>
+      <w:r>
+        <w:t>экзтринсические</w:t>
+      </w:r>
+      <w:proofErr w:type="spellEnd"/>
+      <w:r>
+        <w:t xml:space="preserve"> параметры определяются </w:t>
       </w:r>
       <w:r>
         <w:lastRenderedPageBreak/>
@@ -8292,7 +9923,39 @@
         <w:t>не перекрываются</w:t>
       </w:r>
       <w:r>
-        <w:t xml:space="preserve">, классический метод стереокалибровки, требующий общих точек одновременно в двух кадрах, непосредственно не применим. Это обусловливает необходимость исследования альтернативных подходов: калибровки с использованием внешнего 3D-шаблона в поле зрения каждой камеры по отдельности с последующей регистрацией через общую систему координат, либо методов на основе структуры из движения (Structure from Motion) при перемещении судна относительно неподвижных ориентиров. Выбор и адаптация метода экзтринсической калибровки для конфигурации с непересекающимися полями зрения формулируется как </w:t>
+        <w:t xml:space="preserve">, классический метод </w:t>
+      </w:r>
+      <w:proofErr w:type="spellStart"/>
+      <w:r>
+        <w:t>стереокалибровки</w:t>
+      </w:r>
+      <w:proofErr w:type="spellEnd"/>
+      <w:r>
+        <w:t>, требующий общих точек одновременно в двух кадрах, непосредственно не применим. Это обусловливает необходимость исследования альтернативных подходов: калибровки с использованием внешнего 3D-шаблона в поле зрения каждой камеры по отдельности с последующей регистрацией через общую систему координат, либо методов на основе структуры из движения (</w:t>
+      </w:r>
+      <w:proofErr w:type="spellStart"/>
+      <w:r>
+        <w:t>Structure</w:t>
+      </w:r>
+      <w:proofErr w:type="spellEnd"/>
+      <w:r>
+        <w:t xml:space="preserve"> </w:t>
+      </w:r>
+      <w:proofErr w:type="spellStart"/>
+      <w:r>
+        <w:t>from</w:t>
+      </w:r>
+      <w:proofErr w:type="spellEnd"/>
+      <w:r>
+        <w:t xml:space="preserve"> Motion) при перемещении судна относительно неподвижных ориентиров. Выбор и адаптация метода </w:t>
+      </w:r>
+      <w:proofErr w:type="spellStart"/>
+      <w:r>
+        <w:t>экзтринсической</w:t>
+      </w:r>
+      <w:proofErr w:type="spellEnd"/>
+      <w:r>
+        <w:t xml:space="preserve"> калибровки для конфигурации с непересекающимися полями зрения формулируется как </w:t>
       </w:r>
       <w:r>
         <w:rPr>
@@ -8478,7 +10141,21 @@
               <w:rPr>
                 <w:color w:val="FF0000"/>
               </w:rPr>
-              <w:t>2nd ed. Cambridge, 2003</w:t>
+              <w:t xml:space="preserve">2nd </w:t>
+            </w:r>
+            <w:proofErr w:type="spellStart"/>
+            <w:r>
+              <w:rPr>
+                <w:color w:val="FF0000"/>
+              </w:rPr>
+              <w:t>ed</w:t>
+            </w:r>
+            <w:proofErr w:type="spellEnd"/>
+            <w:r>
+              <w:rPr>
+                <w:color w:val="FF0000"/>
+              </w:rPr>
+              <w:t>. Cambridge, 2003</w:t>
             </w:r>
           </w:p>
         </w:tc>
@@ -8498,7 +10175,21 @@
               <w:rPr>
                 <w:color w:val="FF0000"/>
               </w:rPr>
-              <w:t xml:space="preserve">Метод Чжана, матрица </w:t>
+              <w:t xml:space="preserve">Метод </w:t>
+            </w:r>
+            <w:proofErr w:type="spellStart"/>
+            <w:r>
+              <w:rPr>
+                <w:color w:val="FF0000"/>
+              </w:rPr>
+              <w:t>Чжана</w:t>
+            </w:r>
+            <w:proofErr w:type="spellEnd"/>
+            <w:r>
+              <w:rPr>
+                <w:color w:val="FF0000"/>
+              </w:rPr>
+              <w:t xml:space="preserve">, матрица </w:t>
             </w:r>
             <w:r>
               <w:rPr>
@@ -8518,8 +10209,16 @@
               <w:rPr>
                 <w:color w:val="FF0000"/>
               </w:rPr>
-              <w:t>, точность экзтринсики</w:t>
-            </w:r>
+              <w:t xml:space="preserve">, точность </w:t>
+            </w:r>
+            <w:proofErr w:type="spellStart"/>
+            <w:r>
+              <w:rPr>
+                <w:color w:val="FF0000"/>
+              </w:rPr>
+              <w:t>экзтринсики</w:t>
+            </w:r>
+            <w:proofErr w:type="spellEnd"/>
           </w:p>
         </w:tc>
       </w:tr>
@@ -8565,7 +10264,23 @@
                 <w:rStyle w:val="aff0"/>
                 <w:color w:val="FF0000"/>
               </w:rPr>
-              <w:t>2 — Финальная конфигурация системы зрения. USV-KnowledgeBase, 11.03.2026</w:t>
+              <w:t>2 — Финальная конфигурация системы зрения. USV-</w:t>
+            </w:r>
+            <w:proofErr w:type="spellStart"/>
+            <w:r>
+              <w:rPr>
+                <w:rStyle w:val="aff0"/>
+                <w:color w:val="FF0000"/>
+              </w:rPr>
+              <w:t>KnowledgeBase</w:t>
+            </w:r>
+            <w:proofErr w:type="spellEnd"/>
+            <w:r>
+              <w:rPr>
+                <w:rStyle w:val="aff0"/>
+                <w:color w:val="FF0000"/>
+              </w:rPr>
+              <w:t>, 11.03.2026</w:t>
             </w:r>
           </w:p>
         </w:tc>
@@ -8621,7 +10336,15 @@
       </w:pPr>
       <w:r>
         <w:lastRenderedPageBreak/>
-        <w:t>Система зрения построена на трёх камерах машинного зрения с глобальным затвором, объединённых в единый мультисенсорный пайплайн. Полный список компонентов с техническими характеристиками приведён в таблице 2.1.</w:t>
+        <w:t xml:space="preserve">Система зрения построена на трёх камерах машинного зрения с глобальным затвором, объединённых в единый мультисенсорный </w:t>
+      </w:r>
+      <w:proofErr w:type="spellStart"/>
+      <w:r>
+        <w:t>пайплайн</w:t>
+      </w:r>
+      <w:proofErr w:type="spellEnd"/>
+      <w:r>
+        <w:t>. Полный список компонентов с техническими характеристиками приведён в таблице 2.1.</w:t>
       </w:r>
     </w:p>
     <w:p>
@@ -8746,6 +10469,7 @@
                 <w:bCs/>
               </w:rPr>
             </w:pPr>
+            <w:proofErr w:type="spellStart"/>
             <w:r>
               <w:rPr>
                 <w:b/>
@@ -8753,6 +10477,7 @@
               </w:rPr>
               <w:t>Мп</w:t>
             </w:r>
+            <w:proofErr w:type="spellEnd"/>
           </w:p>
         </w:tc>
         <w:tc>
@@ -8897,8 +10622,13 @@
             <w:hideMark/>
           </w:tcPr>
           <w:p>
-            <w:r>
-              <w:t>VisCam NS-503UC</w:t>
+            <w:proofErr w:type="spellStart"/>
+            <w:r>
+              <w:t>VisCam</w:t>
+            </w:r>
+            <w:proofErr w:type="spellEnd"/>
+            <w:r>
+              <w:t xml:space="preserve"> NS-503UC</w:t>
             </w:r>
           </w:p>
         </w:tc>
@@ -9023,7 +10753,15 @@
           </w:tcPr>
           <w:p>
             <w:r>
-              <w:t>ON Semi AR0234</w:t>
+              <w:t xml:space="preserve">ON </w:t>
+            </w:r>
+            <w:proofErr w:type="spellStart"/>
+            <w:r>
+              <w:t>Semi</w:t>
+            </w:r>
+            <w:proofErr w:type="spellEnd"/>
+            <w:r>
+              <w:t xml:space="preserve"> AR0234</w:t>
             </w:r>
           </w:p>
         </w:tc>
@@ -9136,7 +10874,15 @@
           </w:tcPr>
           <w:p>
             <w:r>
-              <w:t>ON Semi AR0234</w:t>
+              <w:t xml:space="preserve">ON </w:t>
+            </w:r>
+            <w:proofErr w:type="spellStart"/>
+            <w:r>
+              <w:t>Semi</w:t>
+            </w:r>
+            <w:proofErr w:type="spellEnd"/>
+            <w:r>
+              <w:t xml:space="preserve"> AR0234</w:t>
             </w:r>
           </w:p>
         </w:tc>
@@ -9219,16 +10965,46 @@
         <w:pStyle w:val="a8"/>
       </w:pPr>
       <w:r>
-        <w:t>Центральная камера VisCam NS-503UC с объективом CHIOPT FA0802D (f = 8 мм) ориентирована по курсу судна и обеспечивает высокую пиксельную плотность в переднем секторе</w:t>
+        <w:t xml:space="preserve">Центральная камера </w:t>
+      </w:r>
+      <w:proofErr w:type="spellStart"/>
+      <w:r>
+        <w:t>VisCam</w:t>
+      </w:r>
+      <w:proofErr w:type="spellEnd"/>
+      <w:r>
+        <w:t xml:space="preserve"> NS-503UC с объективом CHIOPT FA0802D (f = 8 мм) ориентирована по курсу судна и обеспечивает высокую пиксельную плотность в переднем секторе</w:t>
       </w:r>
       <w:r>
         <w:rPr>
           <w:color w:val="FF0000"/>
         </w:rPr>
-        <w:t xml:space="preserve">: 22.1 пкс/м </w:t>
-      </w:r>
-      <w:r>
-        <w:t>на дистанции 100 м, что достаточно для уверенного обнаружения объектов размером от 1 м нейросетевыми моделями серии YOLO . Боковые камеры AR0234 с широкоугольными объективами f = 2.1 мм (HFOV ≈ 108° каждая) закрывают фланговые секторы и обеспечивают суммарное горизонтальное покрытие системы ~274°, охватывая переднее полупространство и значительные угловые секторы по обоим бортам . Все три камеры оснащены глобальным затвором, исключающим геометрические искажения движущихся объектов, неизбежные при использовании построчной экспозиции .</w:t>
+        <w:t xml:space="preserve">: 22.1 </w:t>
+      </w:r>
+      <w:proofErr w:type="spellStart"/>
+      <w:r>
+        <w:rPr>
+          <w:color w:val="FF0000"/>
+        </w:rPr>
+        <w:t>пкс</w:t>
+      </w:r>
+      <w:proofErr w:type="spellEnd"/>
+      <w:r>
+        <w:rPr>
+          <w:color w:val="FF0000"/>
+        </w:rPr>
+        <w:t xml:space="preserve">/м </w:t>
+      </w:r>
+      <w:r>
+        <w:t xml:space="preserve">на дистанции 100 м, что достаточно для уверенного обнаружения объектов размером от 1 м </w:t>
+      </w:r>
+      <w:proofErr w:type="spellStart"/>
+      <w:r>
+        <w:t>нейросетевыми</w:t>
+      </w:r>
+      <w:proofErr w:type="spellEnd"/>
+      <w:r>
+        <w:t xml:space="preserve"> моделями серии YOLO . Боковые камеры AR0234 с широкоугольными объективами f = 2.1 мм (HFOV ≈ 108° каждая) закрывают фланговые секторы и обеспечивают суммарное горизонтальное покрытие системы ~274°, охватывая переднее полупространство и значительные угловые секторы по обоим бортам . Все три камеры оснащены глобальным затвором, исключающим геометрические искажения движущихся объектов, неизбежные при использовании построчной экспозиции .</w:t>
       </w:r>
     </w:p>
     <w:p>
@@ -9250,14 +11026,88 @@
         <w:rPr>
           <w:rStyle w:val="af1"/>
         </w:rPr>
-        <w:t>NVIDIA Jetson Orin Nano 8 GB</w:t>
-      </w:r>
-      <w:r>
-        <w:t xml:space="preserve">. Модуль обеспечивает производительность до 40 TOPS (Tera Operations Per Second) при потреблении 7–15 Вт, что достаточно для инференса моделей сегментации серии YOLO в реальном времени (≥ 30 fps на входном разрешении 640×640) . Три порта USB 3.0 на плате-носителе обеспечивают прямое подключение всех камер без концентраторов. Порты GPIO используются для аппаратной синхронизации </w:t>
+        <w:t xml:space="preserve">NVIDIA </w:t>
+      </w:r>
+      <w:proofErr w:type="spellStart"/>
+      <w:r>
+        <w:rPr>
+          <w:rStyle w:val="af1"/>
+        </w:rPr>
+        <w:t>Jetson</w:t>
+      </w:r>
+      <w:proofErr w:type="spellEnd"/>
+      <w:r>
+        <w:rPr>
+          <w:rStyle w:val="af1"/>
+        </w:rPr>
+        <w:t xml:space="preserve"> </w:t>
+      </w:r>
+      <w:proofErr w:type="spellStart"/>
+      <w:r>
+        <w:rPr>
+          <w:rStyle w:val="af1"/>
+        </w:rPr>
+        <w:t>Orin</w:t>
+      </w:r>
+      <w:proofErr w:type="spellEnd"/>
+      <w:r>
+        <w:rPr>
+          <w:rStyle w:val="af1"/>
+        </w:rPr>
+        <w:t xml:space="preserve"> </w:t>
+      </w:r>
+      <w:proofErr w:type="spellStart"/>
+      <w:r>
+        <w:rPr>
+          <w:rStyle w:val="af1"/>
+        </w:rPr>
+        <w:t>Nano</w:t>
+      </w:r>
+      <w:proofErr w:type="spellEnd"/>
+      <w:r>
+        <w:rPr>
+          <w:rStyle w:val="af1"/>
+        </w:rPr>
+        <w:t xml:space="preserve"> 8 GB</w:t>
+      </w:r>
+      <w:r>
+        <w:t>. Модуль обеспечивает производительность до 40 TOPS (</w:t>
+      </w:r>
+      <w:proofErr w:type="spellStart"/>
+      <w:r>
+        <w:t>Tera</w:t>
+      </w:r>
+      <w:proofErr w:type="spellEnd"/>
+      <w:r>
+        <w:t xml:space="preserve"> Operations </w:t>
+      </w:r>
+      <w:proofErr w:type="spellStart"/>
+      <w:r>
+        <w:t>Per</w:t>
+      </w:r>
+      <w:proofErr w:type="spellEnd"/>
+      <w:r>
+        <w:t xml:space="preserve"> Second) при потреблении 7–15 Вт, что достаточно для инференса моделей сегментации серии YOLO в реальном времени (≥ 30 </w:t>
+      </w:r>
+      <w:proofErr w:type="spellStart"/>
+      <w:r>
+        <w:t>fps</w:t>
+      </w:r>
+      <w:proofErr w:type="spellEnd"/>
+      <w:r>
+        <w:t xml:space="preserve"> на входном разрешении 640×640) . Три порта USB 3.0 на плате-носителе обеспечивают прямое подключение всех камер без концентраторов. Порты GPIO используются для аппаратной синхронизации </w:t>
       </w:r>
       <w:r>
         <w:lastRenderedPageBreak/>
-        <w:t>центральной камеры через схему оптоизоляции, что минимизирует джиттер между кадрами при совместной обработке потоков.</w:t>
+        <w:t xml:space="preserve">центральной камеры через схему </w:t>
+      </w:r>
+      <w:proofErr w:type="spellStart"/>
+      <w:r>
+        <w:t>оптоизоляции</w:t>
+      </w:r>
+      <w:proofErr w:type="spellEnd"/>
+      <w:r>
+        <w:t>, что минимизирует джиттер между кадрами при совместной обработке потоков.</w:t>
       </w:r>
     </w:p>
     <w:p>
@@ -9291,7 +11141,15 @@
         <w:t>IMU</w:t>
       </w:r>
       <w:r>
-        <w:t>. GPS обеспечивает геопривязку наблюдаемых объектов и поддержку сценариев, требующих абсолютных координат. IMU предоставляет данные об угловом положении судна (крен, дифферент, рысканье) с высокой частотой обновления, что необходимо для компенсации качки при оценке дистанции и ориентации объектов относительно горизонта. Конкретные модели GPS и IMU будут определены на следующем этапе работы.</w:t>
+        <w:t xml:space="preserve">. GPS обеспечивает </w:t>
+      </w:r>
+      <w:proofErr w:type="spellStart"/>
+      <w:r>
+        <w:t>геопривязку</w:t>
+      </w:r>
+      <w:proofErr w:type="spellEnd"/>
+      <w:r>
+        <w:t xml:space="preserve"> наблюдаемых объектов и поддержку сценариев, требующих абсолютных координат. IMU предоставляет данные об угловом положении судна (крен, дифферент, рысканье) с высокой частотой обновления, что необходимо для компенсации качки при оценке дистанции и ориентации объектов относительно горизонта. Конкретные модели GPS и IMU будут определены на следующем этапе работы.</w:t>
       </w:r>
     </w:p>
     <w:p>
@@ -9444,11 +11302,19 @@
                 <w:lang w:val="en-US"/>
               </w:rPr>
             </w:pPr>
+            <w:proofErr w:type="spellStart"/>
             <w:r>
               <w:rPr>
                 <w:lang w:val="en-US"/>
               </w:rPr>
-              <w:t xml:space="preserve">VisCam NS-503UC + CHIOPT FA0802D 8 </w:t>
+              <w:t>VisCam</w:t>
+            </w:r>
+            <w:proofErr w:type="spellEnd"/>
+            <w:r>
+              <w:rPr>
+                <w:lang w:val="en-US"/>
+              </w:rPr>
+              <w:t xml:space="preserve"> NS-503UC + CHIOPT FA0802D 8 </w:t>
             </w:r>
             <w:r>
               <w:t>мм</w:t>
@@ -9593,8 +11459,13 @@
             <w:hideMark/>
           </w:tcPr>
           <w:p>
-            <w:r>
-              <w:t>Инференс YOLO, управление камерами, синхронизация</w:t>
+            <w:proofErr w:type="spellStart"/>
+            <w:r>
+              <w:t>Инференс</w:t>
+            </w:r>
+            <w:proofErr w:type="spellEnd"/>
+            <w:r>
+              <w:t xml:space="preserve"> YOLO, управление камерами, синхронизация</w:t>
             </w:r>
           </w:p>
         </w:tc>
@@ -9634,8 +11505,13 @@
             <w:hideMark/>
           </w:tcPr>
           <w:p>
-            <w:r>
-              <w:t>Геопривязка объектов</w:t>
+            <w:proofErr w:type="spellStart"/>
+            <w:r>
+              <w:t>Геопривязка</w:t>
+            </w:r>
+            <w:proofErr w:type="spellEnd"/>
+            <w:r>
+              <w:t xml:space="preserve"> объектов</w:t>
             </w:r>
           </w:p>
         </w:tc>
@@ -9842,7 +11718,23 @@
                 <w:rStyle w:val="aff0"/>
                 <w:color w:val="FF0000"/>
               </w:rPr>
-              <w:t>2 — Финальная конфигурация системы зрения. USV-KnowledgeBase, 11.03.2026</w:t>
+              <w:t>2 — Финальная конфигурация системы зрения. USV-</w:t>
+            </w:r>
+            <w:proofErr w:type="spellStart"/>
+            <w:r>
+              <w:rPr>
+                <w:rStyle w:val="aff0"/>
+                <w:color w:val="FF0000"/>
+              </w:rPr>
+              <w:t>KnowledgeBase</w:t>
+            </w:r>
+            <w:proofErr w:type="spellEnd"/>
+            <w:r>
+              <w:rPr>
+                <w:rStyle w:val="aff0"/>
+                <w:color w:val="FF0000"/>
+              </w:rPr>
+              <w:t>, 11.03.2026</w:t>
             </w:r>
           </w:p>
         </w:tc>
@@ -9898,7 +11790,31 @@
         <w:t>Python</w:t>
       </w:r>
       <w:r>
-        <w:t>, что обусловлено его доминирующим положением в экосистеме машинного обучения и компьютерного зрения: де-факто стандартные библиотеки OpenCV, NumPy, Pandas, а также все ведущие ML-фреймворки предоставляют Python как основной интерфейс. Альтернативы — C++ и Java — обеспечивают более высокую производительность на уровне системного кода, однако лишены сопоставимой экосистемы готовых ML-компонентов и существенно увеличивают трудоёмкость разработки исследовательских прототипов.</w:t>
+        <w:t xml:space="preserve">, что обусловлено его доминирующим положением в экосистеме машинного обучения и компьютерного зрения: де-факто стандартные библиотеки </w:t>
+      </w:r>
+      <w:proofErr w:type="spellStart"/>
+      <w:r>
+        <w:t>OpenCV</w:t>
+      </w:r>
+      <w:proofErr w:type="spellEnd"/>
+      <w:r>
+        <w:t xml:space="preserve">, </w:t>
+      </w:r>
+      <w:proofErr w:type="spellStart"/>
+      <w:r>
+        <w:t>NumPy</w:t>
+      </w:r>
+      <w:proofErr w:type="spellEnd"/>
+      <w:r>
+        <w:t xml:space="preserve">, </w:t>
+      </w:r>
+      <w:proofErr w:type="spellStart"/>
+      <w:r>
+        <w:t>Pandas</w:t>
+      </w:r>
+      <w:proofErr w:type="spellEnd"/>
+      <w:r>
+        <w:t>, а также все ведущие ML-фреймворки предоставляют Python как основной интерфейс. Альтернативы — C++ и Java — обеспечивают более высокую производительность на уровне системного кода, однако лишены сопоставимой экосистемы готовых ML-компонентов и существенно увеличивают трудоёмкость разработки исследовательских прототипов.</w:t>
       </w:r>
       <w:hyperlink r:id="rId13" w:tgtFrame="_blank" w:history="1">
         <w:r>
@@ -9918,14 +11834,56 @@
       <w:r>
         <w:t xml:space="preserve">В качестве ML-фреймворка выбран </w:t>
       </w:r>
+      <w:proofErr w:type="spellStart"/>
       <w:r>
         <w:rPr>
           <w:rStyle w:val="af1"/>
         </w:rPr>
         <w:t>PyTorch</w:t>
       </w:r>
-      <w:r>
-        <w:t>. По сравнению с TensorFlow PyTorch предоставляет динамический вычислительный граф (define-by-run), что упрощает отладку и эксперименты с архитектурами — критически важный фактор на исследовательском этапе работы. TensorFlow исторически ориентирован на производственное развёртывание и статические графы (define-and-run), что создаёт дополнительный порог входа при прототипировании новых пайплайнов.</w:t>
+      <w:proofErr w:type="spellEnd"/>
+      <w:r>
+        <w:t xml:space="preserve">. По сравнению с </w:t>
+      </w:r>
+      <w:proofErr w:type="spellStart"/>
+      <w:r>
+        <w:t>TensorFlow</w:t>
+      </w:r>
+      <w:proofErr w:type="spellEnd"/>
+      <w:r>
+        <w:t xml:space="preserve"> </w:t>
+      </w:r>
+      <w:proofErr w:type="spellStart"/>
+      <w:r>
+        <w:t>PyTorch</w:t>
+      </w:r>
+      <w:proofErr w:type="spellEnd"/>
+      <w:r>
+        <w:t xml:space="preserve"> предоставляет динамический вычислительный граф (</w:t>
+      </w:r>
+      <w:proofErr w:type="spellStart"/>
+      <w:r>
+        <w:t>define-by-run</w:t>
+      </w:r>
+      <w:proofErr w:type="spellEnd"/>
+      <w:r>
+        <w:t xml:space="preserve">), что упрощает отладку и эксперименты с архитектурами — критически важный фактор на исследовательском этапе работы. </w:t>
+      </w:r>
+      <w:proofErr w:type="spellStart"/>
+      <w:r>
+        <w:t>TensorFlow</w:t>
+      </w:r>
+      <w:proofErr w:type="spellEnd"/>
+      <w:r>
+        <w:t xml:space="preserve"> исторически ориентирован на производственное развёртывание и статические графы (</w:t>
+      </w:r>
+      <w:proofErr w:type="spellStart"/>
+      <w:r>
+        <w:t>define-and-run</w:t>
+      </w:r>
+      <w:proofErr w:type="spellEnd"/>
+      <w:r>
+        <w:t>), что создаёт дополнительный порог входа при прототипировании новых пайплайнов.</w:t>
       </w:r>
       <w:hyperlink r:id="rId14" w:tgtFrame="_blank" w:history="1">
         <w:r>
@@ -9943,16 +11901,72 @@
         <w:pStyle w:val="a8"/>
       </w:pPr>
       <w:r>
-        <w:t xml:space="preserve">Надстройкой над PyTorch служит библиотека </w:t>
-      </w:r>
+        <w:t xml:space="preserve">Надстройкой над </w:t>
+      </w:r>
+      <w:proofErr w:type="spellStart"/>
+      <w:r>
+        <w:t>PyTorch</w:t>
+      </w:r>
+      <w:proofErr w:type="spellEnd"/>
+      <w:r>
+        <w:t xml:space="preserve"> служит библиотека </w:t>
+      </w:r>
+      <w:proofErr w:type="spellStart"/>
       <w:r>
         <w:rPr>
           <w:rStyle w:val="af1"/>
         </w:rPr>
-        <w:t>Ultralytics YOLO</w:t>
-      </w:r>
-      <w:r>
-        <w:t>, предоставляющая унифицированный высокоуровневый API для полного цикла работы с моделями: загрузка предобученных весов → конфигурирование → обучение → валидация → экспорт. Это позволяет сосредоточиться на задачах исследования, не реализуя вспомогательную инфраструктуру с нуля. На базе YOLOv8s-seg получен baseline-результат на датасете MaSTr1325: Mask mAP50 = 0.940 по классу Obstacle, Recall = 0.872.</w:t>
+        <w:t>Ultralytics</w:t>
+      </w:r>
+      <w:proofErr w:type="spellEnd"/>
+      <w:r>
+        <w:rPr>
+          <w:rStyle w:val="af1"/>
+        </w:rPr>
+        <w:t xml:space="preserve"> YOLO</w:t>
+      </w:r>
+      <w:r>
+        <w:t xml:space="preserve">, предоставляющая унифицированный высокоуровневый API для полного цикла работы с моделями: загрузка </w:t>
+      </w:r>
+      <w:proofErr w:type="spellStart"/>
+      <w:r>
+        <w:t>предобученных</w:t>
+      </w:r>
+      <w:proofErr w:type="spellEnd"/>
+      <w:r>
+        <w:t xml:space="preserve"> весов → конфигурирование → обучение → валидация → экспорт. Это позволяет сосредоточиться на задачах исследования, не реализуя вспомогательную инфраструктуру с нуля. На базе YOLOv8s-seg получен </w:t>
+      </w:r>
+      <w:proofErr w:type="spellStart"/>
+      <w:r>
+        <w:t>baseline</w:t>
+      </w:r>
+      <w:proofErr w:type="spellEnd"/>
+      <w:r>
+        <w:t xml:space="preserve">-результат на датасете MaSTr1325: </w:t>
+      </w:r>
+      <w:proofErr w:type="spellStart"/>
+      <w:r>
+        <w:t>Mask</w:t>
+      </w:r>
+      <w:proofErr w:type="spellEnd"/>
+      <w:r>
+        <w:t xml:space="preserve"> mAP50 = 0.940 по классу </w:t>
+      </w:r>
+      <w:proofErr w:type="spellStart"/>
+      <w:r>
+        <w:t>Obstacle</w:t>
+      </w:r>
+      <w:proofErr w:type="spellEnd"/>
+      <w:r>
+        <w:t xml:space="preserve">, </w:t>
+      </w:r>
+      <w:proofErr w:type="spellStart"/>
+      <w:r>
+        <w:t>Recall</w:t>
+      </w:r>
+      <w:proofErr w:type="spellEnd"/>
+      <w:r>
+        <w:t xml:space="preserve"> = 0.872.</w:t>
       </w:r>
       <w:hyperlink r:id="rId15" w:tgtFrame="_blank" w:history="1">
         <w:r>
@@ -9961,7 +11975,61 @@
             <w:color w:val="0000FF"/>
             <w:u w:val="single"/>
           </w:rPr>
-          <w:t>Технический отчёт ветка feat segmentation — USV Obstacle Detection.pdf</w:t>
+          <w:t xml:space="preserve">Технический отчёт ветка </w:t>
+        </w:r>
+        <w:proofErr w:type="spellStart"/>
+        <w:r>
+          <w:rPr>
+            <w:rStyle w:val="inline-block"/>
+            <w:color w:val="0000FF"/>
+            <w:u w:val="single"/>
+          </w:rPr>
+          <w:t>feat</w:t>
+        </w:r>
+        <w:proofErr w:type="spellEnd"/>
+        <w:r>
+          <w:rPr>
+            <w:rStyle w:val="inline-block"/>
+            <w:color w:val="0000FF"/>
+            <w:u w:val="single"/>
+          </w:rPr>
+          <w:t xml:space="preserve"> </w:t>
+        </w:r>
+        <w:proofErr w:type="spellStart"/>
+        <w:r>
+          <w:rPr>
+            <w:rStyle w:val="inline-block"/>
+            <w:color w:val="0000FF"/>
+            <w:u w:val="single"/>
+          </w:rPr>
+          <w:t>segmentation</w:t>
+        </w:r>
+        <w:proofErr w:type="spellEnd"/>
+        <w:r>
+          <w:rPr>
+            <w:rStyle w:val="inline-block"/>
+            <w:color w:val="0000FF"/>
+            <w:u w:val="single"/>
+          </w:rPr>
+          <w:t xml:space="preserve"> — USV </w:t>
+        </w:r>
+        <w:proofErr w:type="spellStart"/>
+        <w:r>
+          <w:rPr>
+            <w:rStyle w:val="inline-block"/>
+            <w:color w:val="0000FF"/>
+            <w:u w:val="single"/>
+          </w:rPr>
+          <w:t>Obstacle</w:t>
+        </w:r>
+        <w:proofErr w:type="spellEnd"/>
+        <w:r>
+          <w:rPr>
+            <w:rStyle w:val="inline-block"/>
+            <w:color w:val="0000FF"/>
+            <w:u w:val="single"/>
+          </w:rPr>
+          <w:t xml:space="preserve"> Detection.pdf</w:t>
         </w:r>
       </w:hyperlink>
     </w:p>
@@ -9969,9 +12037,22 @@
       <w:pPr>
         <w:pStyle w:val="a"/>
       </w:pPr>
+      <w:proofErr w:type="spellStart"/>
       <w:r>
         <w:lastRenderedPageBreak/>
-        <w:t>Инференс на edge-устройстве</w:t>
+        <w:t>Инференс</w:t>
+      </w:r>
+      <w:proofErr w:type="spellEnd"/>
+      <w:r>
+        <w:t xml:space="preserve"> на </w:t>
+      </w:r>
+      <w:proofErr w:type="spellStart"/>
+      <w:r>
+        <w:t>edge</w:t>
+      </w:r>
+      <w:proofErr w:type="spellEnd"/>
+      <w:r>
+        <w:t>-устройстве</w:t>
       </w:r>
     </w:p>
     <w:p>
@@ -9979,13 +12060,61 @@
         <w:pStyle w:val="a8"/>
       </w:pPr>
       <w:r>
-        <w:t xml:space="preserve">Прямой запуск PyTorch-модели на Jetson Orin Nano в режиме реального времени ограничен пропускной способностью процессора и памяти при работе с форматом FP32. Для достижения целевой производительности (≥ 30 fps при разрешении 640×640) предусмотрена цепочка оптимизации: </w:t>
-      </w:r>
+        <w:t xml:space="preserve">Прямой запуск </w:t>
+      </w:r>
+      <w:proofErr w:type="spellStart"/>
+      <w:r>
+        <w:t>PyTorch</w:t>
+      </w:r>
+      <w:proofErr w:type="spellEnd"/>
+      <w:r>
+        <w:t xml:space="preserve">-модели на </w:t>
+      </w:r>
+      <w:proofErr w:type="spellStart"/>
+      <w:r>
+        <w:t>Jetson</w:t>
+      </w:r>
+      <w:proofErr w:type="spellEnd"/>
+      <w:r>
+        <w:t xml:space="preserve"> </w:t>
+      </w:r>
+      <w:proofErr w:type="spellStart"/>
+      <w:r>
+        <w:t>Orin</w:t>
+      </w:r>
+      <w:proofErr w:type="spellEnd"/>
+      <w:r>
+        <w:t xml:space="preserve"> </w:t>
+      </w:r>
+      <w:proofErr w:type="spellStart"/>
+      <w:r>
+        <w:t>Nano</w:t>
+      </w:r>
+      <w:proofErr w:type="spellEnd"/>
+      <w:r>
+        <w:t xml:space="preserve"> в режиме реального времени ограничен пропускной способностью процессора и памяти при работе с форматом FP32. Для достижения целевой производительности (≥ 30 </w:t>
+      </w:r>
+      <w:proofErr w:type="spellStart"/>
+      <w:r>
+        <w:t>fps</w:t>
+      </w:r>
+      <w:proofErr w:type="spellEnd"/>
+      <w:r>
+        <w:t xml:space="preserve"> при разрешении 640×640) предусмотрена цепочка оптимизации: </w:t>
+      </w:r>
+      <w:proofErr w:type="spellStart"/>
       <w:r>
         <w:rPr>
           <w:rStyle w:val="af1"/>
         </w:rPr>
-        <w:t>PyTorch → ONNX → TensorRT</w:t>
+        <w:t>PyTorch</w:t>
+      </w:r>
+      <w:proofErr w:type="spellEnd"/>
+      <w:r>
+        <w:rPr>
+          <w:rStyle w:val="af1"/>
+        </w:rPr>
+        <w:t xml:space="preserve"> → ONNX → TensorRT</w:t>
       </w:r>
       <w:r>
         <w:t>.</w:t>
@@ -10006,17 +12135,122 @@
         <w:pStyle w:val="a8"/>
       </w:pPr>
       <w:r>
-        <w:t xml:space="preserve">ONNX (Open Neural Network Exchange) является промежуточным аппаратно-независимым форматом, обеспечивающим переносимость модели между фреймворками. TensorRT — среда выполнения NVIDIA, оптимизирующая граф вычислений под конкретное GPU/NPU с применением квантизации INT8 и FP16: по измерениям на семействе Jetson Orin, ускорение по сравнению с PyTorch составляет 2–5× при потере точности не более 1–2 mAP. Ultralytics YOLO предоставляет встроенный метод </w:t>
-      </w:r>
+        <w:t xml:space="preserve">ONNX (Open </w:t>
+      </w:r>
+      <w:proofErr w:type="spellStart"/>
+      <w:r>
+        <w:t>Neural</w:t>
+      </w:r>
+      <w:proofErr w:type="spellEnd"/>
+      <w:r>
+        <w:t xml:space="preserve"> Network Exchange) является промежуточным аппаратно-независимым форматом, обеспечивающим переносимость модели между фреймворками. </w:t>
+      </w:r>
+      <w:proofErr w:type="spellStart"/>
+      <w:r>
+        <w:t>TensorRT</w:t>
+      </w:r>
+      <w:proofErr w:type="spellEnd"/>
+      <w:r>
+        <w:t xml:space="preserve"> — среда выполнения NVIDIA, оптимизирующая граф вычислений под конкретное GPU/NPU с применением квантизации INT8 и FP16: по измерениям на семействе </w:t>
+      </w:r>
+      <w:proofErr w:type="spellStart"/>
+      <w:r>
+        <w:t>Jetson</w:t>
+      </w:r>
+      <w:proofErr w:type="spellEnd"/>
+      <w:r>
+        <w:t xml:space="preserve"> </w:t>
+      </w:r>
+      <w:proofErr w:type="spellStart"/>
+      <w:r>
+        <w:t>Orin</w:t>
+      </w:r>
+      <w:proofErr w:type="spellEnd"/>
+      <w:r>
+        <w:t xml:space="preserve">, ускорение по сравнению с </w:t>
+      </w:r>
+      <w:proofErr w:type="spellStart"/>
+      <w:r>
+        <w:t>PyTorch</w:t>
+      </w:r>
+      <w:proofErr w:type="spellEnd"/>
+      <w:r>
+        <w:t xml:space="preserve"> составляет 2–5× при потере точности не более 1–2 </w:t>
+      </w:r>
+      <w:proofErr w:type="spellStart"/>
+      <w:r>
+        <w:t>mAP</w:t>
+      </w:r>
+      <w:proofErr w:type="spellEnd"/>
+      <w:r>
+        <w:t xml:space="preserve">. </w:t>
+      </w:r>
+      <w:proofErr w:type="spellStart"/>
+      <w:r>
+        <w:t>Ultralytics</w:t>
+      </w:r>
+      <w:proofErr w:type="spellEnd"/>
+      <w:r>
+        <w:t xml:space="preserve"> YOLO предоставляет встроенный метод </w:t>
+      </w:r>
+      <w:proofErr w:type="spellStart"/>
       <w:r>
         <w:rPr>
           <w:rStyle w:val="HTML1"/>
           <w:rFonts w:eastAsia="MS Mincho"/>
         </w:rPr>
-        <w:t>model.export(format='engine')</w:t>
-      </w:r>
-      <w:r>
-        <w:t>, автоматизирующий конвертацию в TensorRT Engine. Реализация данного этапа запланирована на следующую фазу работы.</w:t>
+        <w:t>model.export</w:t>
+      </w:r>
+      <w:proofErr w:type="spellEnd"/>
+      <w:r>
+        <w:rPr>
+          <w:rStyle w:val="HTML1"/>
+          <w:rFonts w:eastAsia="MS Mincho"/>
+        </w:rPr>
+        <w:t>(</w:t>
+      </w:r>
+      <w:proofErr w:type="spellStart"/>
+      <w:r>
+        <w:rPr>
+          <w:rStyle w:val="HTML1"/>
+          <w:rFonts w:eastAsia="MS Mincho"/>
+        </w:rPr>
+        <w:t>format</w:t>
+      </w:r>
+      <w:proofErr w:type="spellEnd"/>
+      <w:r>
+        <w:rPr>
+          <w:rStyle w:val="HTML1"/>
+          <w:rFonts w:eastAsia="MS Mincho"/>
+        </w:rPr>
+        <w:t>='</w:t>
+      </w:r>
+      <w:proofErr w:type="spellStart"/>
+      <w:r>
+        <w:rPr>
+          <w:rStyle w:val="HTML1"/>
+          <w:rFonts w:eastAsia="MS Mincho"/>
+        </w:rPr>
+        <w:t>engine</w:t>
+      </w:r>
+      <w:proofErr w:type="spellEnd"/>
+      <w:r>
+        <w:rPr>
+          <w:rStyle w:val="HTML1"/>
+          <w:rFonts w:eastAsia="MS Mincho"/>
+        </w:rPr>
+        <w:t>')</w:t>
+      </w:r>
+      <w:r>
+        <w:t xml:space="preserve">, автоматизирующий конвертацию в </w:t>
+      </w:r>
+      <w:proofErr w:type="spellStart"/>
+      <w:r>
+        <w:t>TensorRT</w:t>
+      </w:r>
+      <w:proofErr w:type="spellEnd"/>
+      <w:r>
+        <w:t xml:space="preserve"> Engine. Реализация данного этапа запланирована на следующую фазу работы.</w:t>
       </w:r>
       <w:hyperlink r:id="rId17" w:tgtFrame="_blank" w:history="1">
         <w:r>
@@ -10042,16 +12276,42 @@
         <w:pStyle w:val="a8"/>
       </w:pPr>
       <w:r>
-        <w:t xml:space="preserve">Для управления гиперпараметрами и конфигурациями экспериментов запланировано использование фреймворка </w:t>
-      </w:r>
+        <w:t xml:space="preserve">Для управления </w:t>
+      </w:r>
+      <w:proofErr w:type="spellStart"/>
+      <w:r>
+        <w:t>гиперпараметрами</w:t>
+      </w:r>
+      <w:proofErr w:type="spellEnd"/>
+      <w:r>
+        <w:t xml:space="preserve"> и конфигурациями экспериментов запланировано использование фреймворка </w:t>
+      </w:r>
+      <w:proofErr w:type="spellStart"/>
       <w:r>
         <w:rPr>
           <w:rStyle w:val="af1"/>
         </w:rPr>
         <w:t>Hydra</w:t>
       </w:r>
-      <w:r>
-        <w:t>. Hydra позволяет декларативно описывать конфигурации в формате YAML с поддержкой иерархической композиции и переопределения параметров из командной строки, что обеспечивает воспроизводимость экспериментов и устраняет необходимость жёстко прописывать параметры в коде. Интеграция Hydra запланирована на этапе перехода от прототипа к системному пайплайну.</w:t>
+      <w:proofErr w:type="spellEnd"/>
+      <w:r>
+        <w:t xml:space="preserve">. </w:t>
+      </w:r>
+      <w:proofErr w:type="spellStart"/>
+      <w:r>
+        <w:t>Hydra</w:t>
+      </w:r>
+      <w:proofErr w:type="spellEnd"/>
+      <w:r>
+        <w:t xml:space="preserve"> позволяет декларативно описывать конфигурации в формате YAML с поддержкой иерархической композиции и переопределения параметров из командной строки, что обеспечивает воспроизводимость экспериментов и устраняет необходимость жёстко прописывать параметры в коде. Интеграция </w:t>
+      </w:r>
+      <w:proofErr w:type="spellStart"/>
+      <w:r>
+        <w:t>Hydra</w:t>
+      </w:r>
+      <w:proofErr w:type="spellEnd"/>
+      <w:r>
+        <w:t xml:space="preserve"> запланирована на этапе перехода от прототипа к системному пайплайну.</w:t>
       </w:r>
       <w:hyperlink r:id="rId18" w:tgtFrame="_blank" w:history="1">
         <w:r>
@@ -10071,18 +12331,48 @@
       <w:r>
         <w:t xml:space="preserve">Для организации безопасного удалённого доступа к инфраструктуре проекта применяется </w:t>
       </w:r>
+      <w:proofErr w:type="spellStart"/>
       <w:r>
         <w:rPr>
           <w:rStyle w:val="af1"/>
         </w:rPr>
         <w:t>ZeroTier</w:t>
       </w:r>
-      <w:r>
-        <w:t xml:space="preserve"> — программный SDN-маршрутизатор, создающий виртуальную частную сеть поверх публичного интернета. В проекте ZeroTier используется для ограничения доступа к self-hosted инсталляции CVAT исключительно авторизованными участниками команды: сервер CVAT не публикуется в открытой сети, а доступен только по адресу внутри виртуальной сети ZeroTier. Это исключает несанкционированный доступ к аннотированным данным </w:t>
+      <w:proofErr w:type="spellEnd"/>
+      <w:r>
+        <w:t xml:space="preserve"> — программный SDN-маршрутизатор, создающий виртуальную частную сеть поверх публичного интернета. В проекте </w:t>
+      </w:r>
+      <w:proofErr w:type="spellStart"/>
+      <w:r>
+        <w:t>ZeroTier</w:t>
+      </w:r>
+      <w:proofErr w:type="spellEnd"/>
+      <w:r>
+        <w:t xml:space="preserve"> используется для ограничения доступа к </w:t>
+      </w:r>
+      <w:proofErr w:type="spellStart"/>
+      <w:r>
+        <w:t>self-hosted</w:t>
+      </w:r>
+      <w:proofErr w:type="spellEnd"/>
+      <w:r>
+        <w:t xml:space="preserve"> инсталляции CVAT исключительно авторизованными участниками команды: сервер CVAT не публикуется в открытой сети, а доступен только по адресу внутри виртуальной сети </w:t>
+      </w:r>
+      <w:proofErr w:type="spellStart"/>
+      <w:r>
+        <w:t>ZeroTier</w:t>
+      </w:r>
+      <w:proofErr w:type="spellEnd"/>
+      <w:r>
+        <w:t xml:space="preserve">. Это исключает несанкционированный доступ к аннотированным данным </w:t>
       </w:r>
       <w:r>
         <w:lastRenderedPageBreak/>
-        <w:t>без использования сложной VPN-инфраструктуры.</w:t>
+        <w:t>без использования сложной VPN-</w:t>
+      </w:r>
+      <w:proofErr w:type="spellStart"/>
+      <w:r>
+        <w:t>инфраструктуры.</w:t>
       </w:r>
       <w:hyperlink r:id="rId19" w:tgtFrame="_blank" w:history="1">
         <w:r>
@@ -10091,7 +12381,16 @@
             <w:color w:val="0000FF"/>
             <w:u w:val="single"/>
           </w:rPr>
-          <w:t>Документация по созданию датасета.pdf</w:t>
+          <w:t>Документация</w:t>
+        </w:r>
+        <w:proofErr w:type="spellEnd"/>
+        <w:r>
+          <w:rPr>
+            <w:rStyle w:val="inline-block"/>
+            <w:color w:val="0000FF"/>
+            <w:u w:val="single"/>
+          </w:rPr>
+          <w:t xml:space="preserve"> по созданию датасета.pdf</w:t>
         </w:r>
       </w:hyperlink>
     </w:p>
@@ -10108,7 +12407,23 @@
         <w:pStyle w:val="a8"/>
       </w:pPr>
       <w:r>
-        <w:t xml:space="preserve">Выбор инструмента разметки для задачи Video Panoptic Segmentation (VPS) на данных БЭК определялся комбинацией технических требований, нетипичных для стандартных задач детекции: поддержка </w:t>
+        <w:t xml:space="preserve">Выбор инструмента разметки для задачи Video </w:t>
+      </w:r>
+      <w:proofErr w:type="spellStart"/>
+      <w:r>
+        <w:t>Panoptic</w:t>
+      </w:r>
+      <w:proofErr w:type="spellEnd"/>
+      <w:r>
+        <w:t xml:space="preserve"> </w:t>
+      </w:r>
+      <w:proofErr w:type="spellStart"/>
+      <w:r>
+        <w:t>Segmentation</w:t>
+      </w:r>
+      <w:proofErr w:type="spellEnd"/>
+      <w:r>
+        <w:t xml:space="preserve"> (VPS) на данных БЭК определялся комбинацией технических требований, нетипичных для стандартных задач детекции: поддержка </w:t>
       </w:r>
       <w:r>
         <w:rPr>
@@ -10117,7 +12432,15 @@
         <w:t>полигональной разметки</w:t>
       </w:r>
       <w:r>
-        <w:t xml:space="preserve"> с управлением порядком наложения (Z-order) для корректной обработки перекрывающихся объектов; </w:t>
+        <w:t xml:space="preserve"> с управлением порядком наложения (Z-</w:t>
+      </w:r>
+      <w:proofErr w:type="spellStart"/>
+      <w:r>
+        <w:t>order</w:t>
+      </w:r>
+      <w:proofErr w:type="spellEnd"/>
+      <w:r>
+        <w:t xml:space="preserve">) для корректной обработки перекрывающихся объектов; </w:t>
       </w:r>
       <w:r>
         <w:rPr>
@@ -10126,22 +12449,46 @@
         <w:t>трекинг объектов с сохранением Track ID</w:t>
       </w:r>
       <w:r>
-        <w:t xml:space="preserve"> между кадрами (критично для «Things»-классов — судов, буёв); экспорт в формат </w:t>
+        <w:t xml:space="preserve"> между кадрами (критично для «</w:t>
+      </w:r>
+      <w:proofErr w:type="spellStart"/>
+      <w:r>
+        <w:t>Things</w:t>
+      </w:r>
+      <w:proofErr w:type="spellEnd"/>
+      <w:r>
+        <w:t xml:space="preserve">»-классов — судов, буёв); экспорт в формат </w:t>
       </w:r>
       <w:r>
         <w:rPr>
           <w:rStyle w:val="af1"/>
         </w:rPr>
-        <w:t>COCO Panoptic</w:t>
-      </w:r>
+        <w:t xml:space="preserve">COCO </w:t>
+      </w:r>
+      <w:proofErr w:type="spellStart"/>
+      <w:r>
+        <w:rPr>
+          <w:rStyle w:val="af1"/>
+        </w:rPr>
+        <w:t>Panoptic</w:t>
+      </w:r>
+      <w:proofErr w:type="spellEnd"/>
       <w:r>
         <w:t xml:space="preserve">; возможность </w:t>
       </w:r>
+      <w:proofErr w:type="spellStart"/>
       <w:r>
         <w:rPr>
           <w:rStyle w:val="af1"/>
         </w:rPr>
-        <w:t>self-hosted развёртывания</w:t>
+        <w:t>self-hosted</w:t>
+      </w:r>
+      <w:proofErr w:type="spellEnd"/>
+      <w:r>
+        <w:rPr>
+          <w:rStyle w:val="af1"/>
+        </w:rPr>
+        <w:t xml:space="preserve"> развёртывания</w:t>
       </w:r>
       <w:r>
         <w:t xml:space="preserve"> для контроля над данными команды. Проведён сравнительный анализ шести инструментов.</w:t>
@@ -10283,8 +12630,17 @@
                 <w:b/>
                 <w:bCs/>
               </w:rPr>
-              <w:t>Z-order</w:t>
-            </w:r>
+              <w:t>Z-</w:t>
+            </w:r>
+            <w:proofErr w:type="spellStart"/>
+            <w:r>
+              <w:rPr>
+                <w:b/>
+                <w:bCs/>
+              </w:rPr>
+              <w:t>order</w:t>
+            </w:r>
+            <w:proofErr w:type="spellEnd"/>
           </w:p>
         </w:tc>
         <w:tc>
@@ -10306,8 +12662,17 @@
                 <w:b/>
                 <w:bCs/>
               </w:rPr>
-              <w:t>COCO Panoptic</w:t>
-            </w:r>
+              <w:t xml:space="preserve">COCO </w:t>
+            </w:r>
+            <w:proofErr w:type="spellStart"/>
+            <w:r>
+              <w:rPr>
+                <w:b/>
+                <w:bCs/>
+              </w:rPr>
+              <w:t>Panoptic</w:t>
+            </w:r>
+            <w:proofErr w:type="spellEnd"/>
           </w:p>
         </w:tc>
         <w:tc>
@@ -10329,8 +12694,17 @@
                 <w:b/>
                 <w:bCs/>
               </w:rPr>
-              <w:t>Self-hosted</w:t>
-            </w:r>
+              <w:t>Self-</w:t>
+            </w:r>
+            <w:proofErr w:type="spellStart"/>
+            <w:r>
+              <w:rPr>
+                <w:b/>
+                <w:bCs/>
+              </w:rPr>
+              <w:t>hosted</w:t>
+            </w:r>
+            <w:proofErr w:type="spellEnd"/>
           </w:p>
         </w:tc>
         <w:tc>
@@ -10560,8 +12934,13 @@
               <w:t>❌</w:t>
             </w:r>
             <w:r>
-              <w:t xml:space="preserve"> SaaS</w:t>
-            </w:r>
+              <w:t xml:space="preserve"> </w:t>
+            </w:r>
+            <w:proofErr w:type="spellStart"/>
+            <w:r>
+              <w:t>SaaS</w:t>
+            </w:r>
+            <w:proofErr w:type="spellEnd"/>
           </w:p>
         </w:tc>
         <w:tc>
@@ -10572,8 +12951,13 @@
           </w:tcPr>
           <w:p>
             <w:r>
-              <w:t>от 130 $/мес</w:t>
-            </w:r>
+              <w:t>от 130 $/</w:t>
+            </w:r>
+            <w:proofErr w:type="spellStart"/>
+            <w:r>
+              <w:t>мес</w:t>
+            </w:r>
+            <w:proofErr w:type="spellEnd"/>
           </w:p>
         </w:tc>
       </w:tr>
@@ -10588,12 +12972,14 @@
             <w:hideMark/>
           </w:tcPr>
           <w:p>
+            <w:proofErr w:type="spellStart"/>
             <w:r>
               <w:rPr>
                 <w:rStyle w:val="af1"/>
               </w:rPr>
               <w:t>Supervisely</w:t>
             </w:r>
+            <w:proofErr w:type="spellEnd"/>
           </w:p>
         </w:tc>
         <w:tc>
@@ -10682,8 +13068,13 @@
               <w:t>платный</w:t>
             </w:r>
             <w:r>
-              <w:t xml:space="preserve"> self-hosted</w:t>
-            </w:r>
+              <w:t xml:space="preserve"> </w:t>
+            </w:r>
+            <w:proofErr w:type="spellStart"/>
+            <w:r>
+              <w:t>self-hosted</w:t>
+            </w:r>
+            <w:proofErr w:type="spellEnd"/>
           </w:p>
         </w:tc>
         <w:tc>
@@ -10826,9 +13217,11 @@
             <w:hideMark/>
           </w:tcPr>
           <w:p>
+            <w:proofErr w:type="spellStart"/>
             <w:r>
               <w:t>Roboflow</w:t>
             </w:r>
+            <w:proofErr w:type="spellEnd"/>
           </w:p>
         </w:tc>
         <w:tc>
@@ -10905,8 +13298,13 @@
               <w:t>❌</w:t>
             </w:r>
             <w:r>
-              <w:t xml:space="preserve"> SaaS</w:t>
-            </w:r>
+              <w:t xml:space="preserve"> </w:t>
+            </w:r>
+            <w:proofErr w:type="spellStart"/>
+            <w:r>
+              <w:t>SaaS</w:t>
+            </w:r>
+            <w:proofErr w:type="spellEnd"/>
           </w:p>
         </w:tc>
         <w:tc>
@@ -10933,9 +13331,11 @@
             <w:hideMark/>
           </w:tcPr>
           <w:p>
+            <w:proofErr w:type="spellStart"/>
             <w:r>
               <w:t>LabelMe</w:t>
             </w:r>
+            <w:proofErr w:type="spellEnd"/>
           </w:p>
         </w:tc>
         <w:tc>
@@ -11041,7 +13441,15 @@
         <w:t>тройка финалистов</w:t>
       </w:r>
       <w:r>
-        <w:t xml:space="preserve"> — CVAT, Segments.ai и Supervisely — как единственные инструменты, обеспечивающие трекинг объектов </w:t>
+        <w:t xml:space="preserve"> — CVAT, Segments.ai и </w:t>
+      </w:r>
+      <w:proofErr w:type="spellStart"/>
+      <w:r>
+        <w:t>Supervisely</w:t>
+      </w:r>
+      <w:proofErr w:type="spellEnd"/>
+      <w:r>
+        <w:t xml:space="preserve"> — как единственные инструменты, обеспечивающие трекинг объектов </w:t>
       </w:r>
       <w:r>
         <w:lastRenderedPageBreak/>
@@ -11054,23 +13462,59 @@
         <w:t>Label Studio</w:t>
       </w:r>
       <w:r>
-        <w:t xml:space="preserve"> поддерживает трекинг лишь в ограниченном объёме (без сохранения стабильных Track ID между произвольными кадрами) и не имеет Z-order для перекрывающихся полигонов; </w:t>
-      </w:r>
+        <w:t xml:space="preserve"> поддерживает трекинг лишь в ограниченном объёме (без сохранения стабильных Track ID между произвольными кадрами) и не имеет Z-</w:t>
+      </w:r>
+      <w:proofErr w:type="spellStart"/>
+      <w:r>
+        <w:t>order</w:t>
+      </w:r>
+      <w:proofErr w:type="spellEnd"/>
+      <w:r>
+        <w:t xml:space="preserve"> для перекрывающихся полигонов; </w:t>
+      </w:r>
+      <w:proofErr w:type="spellStart"/>
       <w:r>
         <w:rPr>
           <w:rStyle w:val="af1"/>
         </w:rPr>
         <w:t>Roboflow</w:t>
       </w:r>
-      <w:r>
-        <w:t xml:space="preserve"> является исключительно SaaS-платформой без возможности self-hosted развёртывания и не поддерживает COCO Panoptic; </w:t>
-      </w:r>
+      <w:proofErr w:type="spellEnd"/>
+      <w:r>
+        <w:t xml:space="preserve"> является исключительно </w:t>
+      </w:r>
+      <w:proofErr w:type="spellStart"/>
+      <w:r>
+        <w:t>SaaS</w:t>
+      </w:r>
+      <w:proofErr w:type="spellEnd"/>
+      <w:r>
+        <w:t xml:space="preserve">-платформой без возможности </w:t>
+      </w:r>
+      <w:proofErr w:type="spellStart"/>
+      <w:r>
+        <w:t>self-hosted</w:t>
+      </w:r>
+      <w:proofErr w:type="spellEnd"/>
+      <w:r>
+        <w:t xml:space="preserve"> развёртывания и не поддерживает COCO </w:t>
+      </w:r>
+      <w:proofErr w:type="spellStart"/>
+      <w:r>
+        <w:t>Panoptic</w:t>
+      </w:r>
+      <w:proofErr w:type="spellEnd"/>
+      <w:r>
+        <w:t xml:space="preserve">; </w:t>
+      </w:r>
+      <w:proofErr w:type="spellStart"/>
       <w:r>
         <w:rPr>
           <w:rStyle w:val="af1"/>
         </w:rPr>
         <w:t>LabelMe</w:t>
       </w:r>
+      <w:proofErr w:type="spellEnd"/>
       <w:r>
         <w:t xml:space="preserve"> — статический инструмент покадровой разметки без каких-либо средств трекинга.</w:t>
       </w:r>
@@ -11099,16 +13543,50 @@
         <w:t>Segments.ai</w:t>
       </w:r>
       <w:r>
-        <w:t xml:space="preserve"> отклонён по причине высокой стоимости (от 130 $/месяц) и отсутствия self-hosted варианта, что создаёт зависимость от внешнего сервиса и ограничивает контроль над данными. </w:t>
-      </w:r>
+        <w:t xml:space="preserve"> отклонён по причине высокой стоимости (от 130 $/месяц) и отсутствия </w:t>
+      </w:r>
+      <w:proofErr w:type="spellStart"/>
+      <w:r>
+        <w:t>self-hosted</w:t>
+      </w:r>
+      <w:proofErr w:type="spellEnd"/>
+      <w:r>
+        <w:t xml:space="preserve"> варианта, что создаёт зависимость от внешнего сервиса и ограничивает контроль над данными. </w:t>
+      </w:r>
+      <w:proofErr w:type="spellStart"/>
       <w:r>
         <w:rPr>
           <w:rStyle w:val="af1"/>
         </w:rPr>
         <w:t>Supervisely</w:t>
       </w:r>
-      <w:r>
-        <w:t xml:space="preserve"> имеет продвинутый трекер SOTMOT, однако self-hosted развёртывание является платным, а экспорт в COCO Panoptic не поддерживается нативно.</w:t>
+      <w:proofErr w:type="spellEnd"/>
+      <w:r>
+        <w:t xml:space="preserve"> имеет продвинутый </w:t>
+      </w:r>
+      <w:proofErr w:type="spellStart"/>
+      <w:r>
+        <w:t>трекер</w:t>
+      </w:r>
+      <w:proofErr w:type="spellEnd"/>
+      <w:r>
+        <w:t xml:space="preserve"> SOTMOT, однако </w:t>
+      </w:r>
+      <w:proofErr w:type="spellStart"/>
+      <w:r>
+        <w:t>self-hosted</w:t>
+      </w:r>
+      <w:proofErr w:type="spellEnd"/>
+      <w:r>
+        <w:t xml:space="preserve"> развёртывание является платным, а экспорт в COCO </w:t>
+      </w:r>
+      <w:proofErr w:type="spellStart"/>
+      <w:r>
+        <w:t>Panoptic</w:t>
+      </w:r>
+      <w:proofErr w:type="spellEnd"/>
+      <w:r>
+        <w:t xml:space="preserve"> не поддерживается нативно.</w:t>
       </w:r>
       <w:hyperlink r:id="rId22" w:tgtFrame="_blank" w:history="1">
         <w:r>
@@ -11132,17 +13610,114 @@
         <w:t>CVAT</w:t>
       </w:r>
       <w:r>
-        <w:t xml:space="preserve"> (Computer Vision Annotation Tool, Intel) выбран как единственный инструмент, одновременно удовлетворяющий всем ключевым требованиям: полная поддержка полигонального трекинга с сохранением Shape ID, Z-order для управления наложением объектов, нативный экспорт в COCO Panoptic, бесплатное self-hosted развёртывание через </w:t>
-      </w:r>
+        <w:t xml:space="preserve"> (Computer Vision </w:t>
+      </w:r>
+      <w:proofErr w:type="spellStart"/>
+      <w:r>
+        <w:t>Annotation</w:t>
+      </w:r>
+      <w:proofErr w:type="spellEnd"/>
+      <w:r>
+        <w:t xml:space="preserve"> Tool, Intel) выбран как единственный инструмент, одновременно удовлетворяющий всем ключевым требованиям: полная поддержка полигонального трекинга с сохранением </w:t>
+      </w:r>
+      <w:proofErr w:type="spellStart"/>
+      <w:r>
+        <w:t>Shape</w:t>
+      </w:r>
+      <w:proofErr w:type="spellEnd"/>
+      <w:r>
+        <w:t xml:space="preserve"> ID, Z-</w:t>
+      </w:r>
+      <w:proofErr w:type="spellStart"/>
+      <w:r>
+        <w:t>order</w:t>
+      </w:r>
+      <w:proofErr w:type="spellEnd"/>
+      <w:r>
+        <w:t xml:space="preserve"> для управления наложением объектов, нативный экспорт в COCO </w:t>
+      </w:r>
+      <w:proofErr w:type="spellStart"/>
+      <w:r>
+        <w:t>Panoptic</w:t>
+      </w:r>
+      <w:proofErr w:type="spellEnd"/>
+      <w:r>
+        <w:t xml:space="preserve">, бесплатное </w:t>
+      </w:r>
+      <w:proofErr w:type="spellStart"/>
+      <w:r>
+        <w:t>self-hosted</w:t>
+      </w:r>
+      <w:proofErr w:type="spellEnd"/>
+      <w:r>
+        <w:t xml:space="preserve"> развёртывание через </w:t>
+      </w:r>
+      <w:proofErr w:type="spellStart"/>
       <w:r>
         <w:rPr>
           <w:rStyle w:val="HTML1"/>
           <w:rFonts w:eastAsia="MS Mincho"/>
         </w:rPr>
-        <w:t>docker compose up -d</w:t>
-      </w:r>
-      <w:r>
-        <w:t>, в том числе на Oracle Cloud Free Tier. Методология работы в CVAT и регламент разметки описаны в разделе 3.2.</w:t>
+        <w:t>docker</w:t>
+      </w:r>
+      <w:proofErr w:type="spellEnd"/>
+      <w:r>
+        <w:rPr>
+          <w:rStyle w:val="HTML1"/>
+          <w:rFonts w:eastAsia="MS Mincho"/>
+        </w:rPr>
+        <w:t xml:space="preserve"> </w:t>
+      </w:r>
+      <w:proofErr w:type="spellStart"/>
+      <w:r>
+        <w:rPr>
+          <w:rStyle w:val="HTML1"/>
+          <w:rFonts w:eastAsia="MS Mincho"/>
+        </w:rPr>
+        <w:t>compose</w:t>
+      </w:r>
+      <w:proofErr w:type="spellEnd"/>
+      <w:r>
+        <w:rPr>
+          <w:rStyle w:val="HTML1"/>
+          <w:rFonts w:eastAsia="MS Mincho"/>
+        </w:rPr>
+        <w:t xml:space="preserve"> </w:t>
+      </w:r>
+      <w:proofErr w:type="spellStart"/>
+      <w:r>
+        <w:rPr>
+          <w:rStyle w:val="HTML1"/>
+          <w:rFonts w:eastAsia="MS Mincho"/>
+        </w:rPr>
+        <w:t>up</w:t>
+      </w:r>
+      <w:proofErr w:type="spellEnd"/>
+      <w:r>
+        <w:rPr>
+          <w:rStyle w:val="HTML1"/>
+          <w:rFonts w:eastAsia="MS Mincho"/>
+        </w:rPr>
+        <w:t xml:space="preserve"> -d</w:t>
+      </w:r>
+      <w:r>
+        <w:t xml:space="preserve">, в том числе на Oracle </w:t>
+      </w:r>
+      <w:proofErr w:type="spellStart"/>
+      <w:r>
+        <w:t>Cloud</w:t>
+      </w:r>
+      <w:proofErr w:type="spellEnd"/>
+      <w:r>
+        <w:t xml:space="preserve"> Free </w:t>
+      </w:r>
+      <w:proofErr w:type="spellStart"/>
+      <w:r>
+        <w:t>Tier</w:t>
+      </w:r>
+      <w:proofErr w:type="spellEnd"/>
+      <w:r>
+        <w:t>. Методология работы в CVAT и регламент разметки описаны в разделе 3.2.</w:t>
       </w:r>
       <w:hyperlink r:id="rId23" w:tgtFrame="_blank" w:history="1">
         <w:r>
@@ -11160,7 +13735,31 @@
         <w:pStyle w:val="a"/>
       </w:pPr>
       <w:r>
-        <w:t>Среда симуляции (переработка — блок Gazebo vs Webots)</w:t>
+        <w:t xml:space="preserve">Среда симуляции (переработка — блок </w:t>
+      </w:r>
+      <w:proofErr w:type="spellStart"/>
+      <w:r>
+        <w:t>Gazebo</w:t>
+      </w:r>
+      <w:proofErr w:type="spellEnd"/>
+      <w:r>
+        <w:t xml:space="preserve"> </w:t>
+      </w:r>
+      <w:proofErr w:type="spellStart"/>
+      <w:r>
+        <w:t>vs</w:t>
+      </w:r>
+      <w:proofErr w:type="spellEnd"/>
+      <w:r>
+        <w:t xml:space="preserve"> </w:t>
+      </w:r>
+      <w:proofErr w:type="spellStart"/>
+      <w:r>
+        <w:t>Webots</w:t>
+      </w:r>
+      <w:proofErr w:type="spellEnd"/>
+      <w:r>
+        <w:t>)</w:t>
       </w:r>
     </w:p>
     <w:p>
@@ -11175,18 +13774,88 @@
       <w:pPr>
         <w:pStyle w:val="a8"/>
       </w:pPr>
+      <w:proofErr w:type="spellStart"/>
       <w:r>
         <w:rPr>
           <w:rStyle w:val="af1"/>
         </w:rPr>
-        <w:t>Gazebo vs Webots</w:t>
-      </w:r>
-      <w:r>
-        <w:t xml:space="preserve"> — оба симулятора являются зрелыми open-source проектами с поддержкой ROS 2, однако их области применения принципиально различаются. Webots разработан EPFL как универсальный симулятор мобильных роботов и преимущественно ориентирован на наземные и воздушные платформы: его физический движок не моделирует динамику жидкости, волнение водной поверхности или гидродинамическое сопротивление корпуса судна . Gazebo (Open Robotics / OSRF), напротив, является стандартом де-факто для морской </w:t>
+        <w:t>Gazebo</w:t>
+      </w:r>
+      <w:proofErr w:type="spellEnd"/>
+      <w:r>
+        <w:rPr>
+          <w:rStyle w:val="af1"/>
+        </w:rPr>
+        <w:t xml:space="preserve"> </w:t>
+      </w:r>
+      <w:proofErr w:type="spellStart"/>
+      <w:r>
+        <w:rPr>
+          <w:rStyle w:val="af1"/>
+        </w:rPr>
+        <w:t>vs</w:t>
+      </w:r>
+      <w:proofErr w:type="spellEnd"/>
+      <w:r>
+        <w:rPr>
+          <w:rStyle w:val="af1"/>
+        </w:rPr>
+        <w:t xml:space="preserve"> </w:t>
+      </w:r>
+      <w:proofErr w:type="spellStart"/>
+      <w:r>
+        <w:rPr>
+          <w:rStyle w:val="af1"/>
+        </w:rPr>
+        <w:t>Webots</w:t>
+      </w:r>
+      <w:proofErr w:type="spellEnd"/>
+      <w:r>
+        <w:t xml:space="preserve"> — оба симулятора являются зрелыми </w:t>
+      </w:r>
+      <w:proofErr w:type="spellStart"/>
+      <w:r>
+        <w:t>open-source</w:t>
+      </w:r>
+      <w:proofErr w:type="spellEnd"/>
+      <w:r>
+        <w:t xml:space="preserve"> проектами с поддержкой ROS 2, однако их области применения принципиально различаются. </w:t>
+      </w:r>
+      <w:proofErr w:type="spellStart"/>
+      <w:r>
+        <w:t>Webots</w:t>
+      </w:r>
+      <w:proofErr w:type="spellEnd"/>
+      <w:r>
+        <w:t xml:space="preserve"> разработан EPFL как универсальный симулятор мобильных роботов и преимущественно ориентирован на наземные и воздушные платформы: его физический движок не моделирует динамику жидкости, волнение водной поверхности или гидродинамическое сопротивление корпуса судна . </w:t>
+      </w:r>
+      <w:proofErr w:type="spellStart"/>
+      <w:r>
+        <w:t>Gazebo</w:t>
+      </w:r>
+      <w:proofErr w:type="spellEnd"/>
+      <w:r>
+        <w:t xml:space="preserve"> (Open </w:t>
+      </w:r>
+      <w:proofErr w:type="spellStart"/>
+      <w:r>
+        <w:t>Robotics</w:t>
+      </w:r>
+      <w:proofErr w:type="spellEnd"/>
+      <w:r>
+        <w:t xml:space="preserve"> / OSRF), напротив, является стандартом де-факто для морской </w:t>
       </w:r>
       <w:r>
         <w:lastRenderedPageBreak/>
-        <w:t xml:space="preserve">робототехники: именно под Gazebo разработан плагин </w:t>
+        <w:t xml:space="preserve">робототехники: именно под </w:t>
+      </w:r>
+      <w:proofErr w:type="spellStart"/>
+      <w:r>
+        <w:t>Gazebo</w:t>
+      </w:r>
+      <w:proofErr w:type="spellEnd"/>
+      <w:r>
+        <w:t xml:space="preserve"> разработан плагин </w:t>
       </w:r>
       <w:r>
         <w:rPr>
@@ -11195,7 +13864,47 @@
         <w:t>VRX</w:t>
       </w:r>
       <w:r>
-        <w:t xml:space="preserve"> (Virtual RobotX), созданный в рамках международных соревнований по автономной морской навигации Maritime RobotX Challenge и поддерживаемый OSRF совместно с Field Robotics Center (CMU) . Самописный симулятор потребовал бы самостоятельной реализации физики волн, светового рассеяния на водной поверхности и динамики корпуса — задач, каждая из которых является отдельной научной проблемой, выходящей за рамки настоящей ВКР.</w:t>
+        <w:t xml:space="preserve"> (Virtual </w:t>
+      </w:r>
+      <w:proofErr w:type="spellStart"/>
+      <w:r>
+        <w:t>RobotX</w:t>
+      </w:r>
+      <w:proofErr w:type="spellEnd"/>
+      <w:r>
+        <w:t xml:space="preserve">), созданный в рамках международных соревнований по автономной морской навигации </w:t>
+      </w:r>
+      <w:proofErr w:type="spellStart"/>
+      <w:r>
+        <w:t>Maritime</w:t>
+      </w:r>
+      <w:proofErr w:type="spellEnd"/>
+      <w:r>
+        <w:t xml:space="preserve"> </w:t>
+      </w:r>
+      <w:proofErr w:type="spellStart"/>
+      <w:r>
+        <w:t>RobotX</w:t>
+      </w:r>
+      <w:proofErr w:type="spellEnd"/>
+      <w:r>
+        <w:t xml:space="preserve"> Challenge и поддерживаемый OSRF совместно с Field </w:t>
+      </w:r>
+      <w:proofErr w:type="spellStart"/>
+      <w:r>
+        <w:t>Robotics</w:t>
+      </w:r>
+      <w:proofErr w:type="spellEnd"/>
+      <w:r>
+        <w:t xml:space="preserve"> Center (CMU) . </w:t>
+      </w:r>
+      <w:proofErr w:type="spellStart"/>
+      <w:r>
+        <w:t>Самописный</w:t>
+      </w:r>
+      <w:proofErr w:type="spellEnd"/>
+      <w:r>
+        <w:t xml:space="preserve"> симулятор потребовал бы самостоятельной реализации физики волн, светового рассеяния на водной поверхности и динамики корпуса — задач, каждая из которых является отдельной научной проблемой, выходящей за рамки настоящей ВКР.</w:t>
       </w:r>
     </w:p>
     <w:p>
@@ -11209,7 +13918,31 @@
         <w:t>VRX</w:t>
       </w:r>
       <w:r>
-        <w:t xml:space="preserve"> (Virtual RobotX, OSRF / DARPA) — официальный плагин Gazebo для соревнований по автономной морской навигации, предоставляющий готовые модели волнения воды с параметрически настраиваемой высотой и периодом волн, ветровой нагрузки, навигационных буёв и судов. Использование VRX позволяет получать попиксельно точные семантические маски напрямую из движка рендеринга без ручной разметки — ключевое преимущество для балансировки редких классов в датасете.</w:t>
+        <w:t xml:space="preserve"> (Virtual </w:t>
+      </w:r>
+      <w:proofErr w:type="spellStart"/>
+      <w:r>
+        <w:t>RobotX</w:t>
+      </w:r>
+      <w:proofErr w:type="spellEnd"/>
+      <w:r>
+        <w:t xml:space="preserve">, OSRF / DARPA) — официальный плагин </w:t>
+      </w:r>
+      <w:proofErr w:type="spellStart"/>
+      <w:r>
+        <w:t>Gazebo</w:t>
+      </w:r>
+      <w:proofErr w:type="spellEnd"/>
+      <w:r>
+        <w:t xml:space="preserve"> для соревнований по автономной морской навигации, предоставляющий готовые модели волнения воды с </w:t>
+      </w:r>
+      <w:proofErr w:type="spellStart"/>
+      <w:r>
+        <w:t>параметрически</w:t>
+      </w:r>
+      <w:proofErr w:type="spellEnd"/>
+      <w:r>
+        <w:t xml:space="preserve"> настраиваемой высотой и периодом волн, ветровой нагрузки, навигационных буёв и судов. Использование VRX позволяет получать попиксельно точные семантические маски напрямую из движка рендеринга без ручной разметки — ключевое преимущество для балансировки редких классов в датасете.</w:t>
       </w:r>
       <w:hyperlink r:id="rId24" w:tgtFrame="_blank" w:history="1">
         <w:r>
@@ -11226,14 +13959,24 @@
       <w:pPr>
         <w:pStyle w:val="a8"/>
       </w:pPr>
+      <w:proofErr w:type="spellStart"/>
       <w:r>
         <w:rPr>
           <w:rStyle w:val="af1"/>
         </w:rPr>
         <w:t>Docker</w:t>
       </w:r>
-      <w:r>
-        <w:t xml:space="preserve"> обеспечивает изоляцию сложного стека Gazebo + ROS 2 + VRX в контейнере с фиксированными зависимостями. Это решает проблему воспроизводимости среды на машинах разных участников команды (различные версии Ubuntu, драйверов GPU) и упрощает развёртывание на новых узлах без ручной настройки системных зависимостей.</w:t>
+      <w:proofErr w:type="spellEnd"/>
+      <w:r>
+        <w:t xml:space="preserve"> обеспечивает изоляцию сложного стека </w:t>
+      </w:r>
+      <w:proofErr w:type="spellStart"/>
+      <w:r>
+        <w:t>Gazebo</w:t>
+      </w:r>
+      <w:proofErr w:type="spellEnd"/>
+      <w:r>
+        <w:t xml:space="preserve"> + ROS 2 + VRX в контейнере с фиксированными зависимостями. Это решает проблему воспроизводимости среды на машинах разных участников команды (различные версии Ubuntu, драйверов GPU) и упрощает развёртывание на новых узлах без ручной настройки системных зависимостей.</w:t>
       </w:r>
       <w:hyperlink r:id="rId25" w:tgtFrame="_blank" w:history="1">
         <w:r>
@@ -11408,11 +14151,33 @@
                 <w:color w:val="FF0000"/>
               </w:rPr>
             </w:pPr>
+            <w:proofErr w:type="spellStart"/>
             <w:r>
               <w:rPr>
                 <w:color w:val="FF0000"/>
               </w:rPr>
-              <w:t>Саммари по каждому отчёту (USV-KnowledgeBase)</w:t>
+              <w:t>Саммари</w:t>
+            </w:r>
+            <w:proofErr w:type="spellEnd"/>
+            <w:r>
+              <w:rPr>
+                <w:color w:val="FF0000"/>
+              </w:rPr>
+              <w:t xml:space="preserve"> по каждому отчёту (USV-</w:t>
+            </w:r>
+            <w:proofErr w:type="spellStart"/>
+            <w:r>
+              <w:rPr>
+                <w:color w:val="FF0000"/>
+              </w:rPr>
+              <w:t>KnowledgeBase</w:t>
+            </w:r>
+            <w:proofErr w:type="spellEnd"/>
+            <w:r>
+              <w:rPr>
+                <w:color w:val="FF0000"/>
+              </w:rPr>
+              <w:t>)</w:t>
             </w:r>
           </w:p>
         </w:tc>
@@ -11433,8 +14198,58 @@
               <w:rPr>
                 <w:color w:val="FF0000"/>
               </w:rPr>
-              <w:t>Таблица сравнения инструментов, TensorRT ×2–5, ZeroTier адрес, Gazebo/VRX/Docker</w:t>
-            </w:r>
+              <w:t xml:space="preserve">Таблица сравнения инструментов, </w:t>
+            </w:r>
+            <w:proofErr w:type="spellStart"/>
+            <w:r>
+              <w:rPr>
+                <w:color w:val="FF0000"/>
+              </w:rPr>
+              <w:t>TensorRT</w:t>
+            </w:r>
+            <w:proofErr w:type="spellEnd"/>
+            <w:r>
+              <w:rPr>
+                <w:color w:val="FF0000"/>
+              </w:rPr>
+              <w:t xml:space="preserve"> ×2–5, </w:t>
+            </w:r>
+            <w:proofErr w:type="spellStart"/>
+            <w:r>
+              <w:rPr>
+                <w:color w:val="FF0000"/>
+              </w:rPr>
+              <w:t>ZeroTier</w:t>
+            </w:r>
+            <w:proofErr w:type="spellEnd"/>
+            <w:r>
+              <w:rPr>
+                <w:color w:val="FF0000"/>
+              </w:rPr>
+              <w:t xml:space="preserve"> адрес, </w:t>
+            </w:r>
+            <w:proofErr w:type="spellStart"/>
+            <w:r>
+              <w:rPr>
+                <w:color w:val="FF0000"/>
+              </w:rPr>
+              <w:t>Gazebo</w:t>
+            </w:r>
+            <w:proofErr w:type="spellEnd"/>
+            <w:r>
+              <w:rPr>
+                <w:color w:val="FF0000"/>
+              </w:rPr>
+              <w:t>/VRX/</w:t>
+            </w:r>
+            <w:proofErr w:type="spellStart"/>
+            <w:r>
+              <w:rPr>
+                <w:color w:val="FF0000"/>
+              </w:rPr>
+              <w:t>Docker</w:t>
+            </w:r>
+            <w:proofErr w:type="spellEnd"/>
           </w:p>
         </w:tc>
       </w:tr>
@@ -11528,8 +14343,30 @@
               <w:rPr>
                 <w:color w:val="FF0000"/>
               </w:rPr>
-              <w:t>Технический отчёт, ветка feat/segmentation</w:t>
-            </w:r>
+              <w:t xml:space="preserve">Технический отчёт, ветка </w:t>
+            </w:r>
+            <w:proofErr w:type="spellStart"/>
+            <w:r>
+              <w:rPr>
+                <w:color w:val="FF0000"/>
+              </w:rPr>
+              <w:t>feat</w:t>
+            </w:r>
+            <w:proofErr w:type="spellEnd"/>
+            <w:r>
+              <w:rPr>
+                <w:color w:val="FF0000"/>
+              </w:rPr>
+              <w:t>/</w:t>
+            </w:r>
+            <w:proofErr w:type="spellStart"/>
+            <w:r>
+              <w:rPr>
+                <w:color w:val="FF0000"/>
+              </w:rPr>
+              <w:t>segmentation</w:t>
+            </w:r>
+            <w:proofErr w:type="spellEnd"/>
           </w:p>
         </w:tc>
         <w:tc>
@@ -11551,7 +14388,23 @@
                 <w:color w:val="FF0000"/>
                 <w:lang w:val="en-US"/>
               </w:rPr>
-              <w:t>Baseline YOLOv8s-seg mAP50=0.940, Ultralytics API</w:t>
+              <w:t xml:space="preserve">Baseline YOLOv8s-seg mAP50=0.940, </w:t>
+            </w:r>
+            <w:proofErr w:type="spellStart"/>
+            <w:r>
+              <w:rPr>
+                <w:color w:val="FF0000"/>
+                <w:lang w:val="en-US"/>
+              </w:rPr>
+              <w:t>Ultralytics</w:t>
+            </w:r>
+            <w:proofErr w:type="spellEnd"/>
+            <w:r>
+              <w:rPr>
+                <w:color w:val="FF0000"/>
+                <w:lang w:val="en-US"/>
+              </w:rPr>
+              <w:t xml:space="preserve"> API</w:t>
             </w:r>
           </w:p>
         </w:tc>
@@ -11604,8 +14457,16 @@
               <w:rPr>
                 <w:color w:val="FF0000"/>
               </w:rPr>
-              <w:t>Технический анализ ветки main</w:t>
-            </w:r>
+              <w:t xml:space="preserve">Технический анализ ветки </w:t>
+            </w:r>
+            <w:proofErr w:type="spellStart"/>
+            <w:r>
+              <w:rPr>
+                <w:color w:val="FF0000"/>
+              </w:rPr>
+              <w:t>main</w:t>
+            </w:r>
+            <w:proofErr w:type="spellEnd"/>
           </w:p>
         </w:tc>
         <w:tc>
@@ -11621,12 +14482,28 @@
                 <w:color w:val="FF0000"/>
               </w:rPr>
             </w:pPr>
+            <w:proofErr w:type="spellStart"/>
             <w:r>
               <w:rPr>
                 <w:color w:val="FF0000"/>
               </w:rPr>
-              <w:t>Hydra, архитектура пайплайна</w:t>
-            </w:r>
+              <w:t>Hydra</w:t>
+            </w:r>
+            <w:proofErr w:type="spellEnd"/>
+            <w:r>
+              <w:rPr>
+                <w:color w:val="FF0000"/>
+              </w:rPr>
+              <w:t xml:space="preserve">, архитектура </w:t>
+            </w:r>
+            <w:proofErr w:type="spellStart"/>
+            <w:r>
+              <w:rPr>
+                <w:color w:val="FF0000"/>
+              </w:rPr>
+              <w:t>пайплайна</w:t>
+            </w:r>
+            <w:proofErr w:type="spellEnd"/>
           </w:p>
         </w:tc>
       </w:tr>
@@ -11676,8 +14553,16 @@
               <w:rPr>
                 <w:color w:val="FF0000"/>
               </w:rPr>
-              <w:t>Документация по созданию датасета</w:t>
-            </w:r>
+              <w:t xml:space="preserve">Документация по созданию </w:t>
+            </w:r>
+            <w:proofErr w:type="spellStart"/>
+            <w:r>
+              <w:rPr>
+                <w:color w:val="FF0000"/>
+              </w:rPr>
+              <w:t>датасета</w:t>
+            </w:r>
+            <w:proofErr w:type="spellEnd"/>
           </w:p>
         </w:tc>
         <w:tc>
@@ -11697,7 +14582,21 @@
               <w:rPr>
                 <w:color w:val="FF0000"/>
               </w:rPr>
-              <w:t>CVAT + ZeroTier развёртывание</w:t>
+              <w:t xml:space="preserve">CVAT + </w:t>
+            </w:r>
+            <w:proofErr w:type="spellStart"/>
+            <w:r>
+              <w:rPr>
+                <w:color w:val="FF0000"/>
+              </w:rPr>
+              <w:t>ZeroTier</w:t>
+            </w:r>
+            <w:proofErr w:type="spellEnd"/>
+            <w:r>
+              <w:rPr>
+                <w:color w:val="FF0000"/>
+              </w:rPr>
+              <w:t xml:space="preserve"> развёртывание</w:t>
             </w:r>
           </w:p>
         </w:tc>
@@ -11784,7 +14683,23 @@
                 <w:color w:val="FF0000"/>
                 <w:lang w:val="en-US"/>
               </w:rPr>
-              <w:t>, PyTorch vs TensorFlow</w:t>
+              <w:t xml:space="preserve">, </w:t>
+            </w:r>
+            <w:proofErr w:type="spellStart"/>
+            <w:r>
+              <w:rPr>
+                <w:color w:val="FF0000"/>
+                <w:lang w:val="en-US"/>
+              </w:rPr>
+              <w:t>PyTorch</w:t>
+            </w:r>
+            <w:proofErr w:type="spellEnd"/>
+            <w:r>
+              <w:rPr>
+                <w:color w:val="FF0000"/>
+                <w:lang w:val="en-US"/>
+              </w:rPr>
+              <w:t xml:space="preserve"> vs TensorFlow</w:t>
             </w:r>
           </w:p>
         </w:tc>
@@ -11973,11 +14888,47 @@
                 <w:color w:val="FF0000"/>
               </w:rPr>
             </w:pPr>
+            <w:proofErr w:type="spellStart"/>
             <w:r>
               <w:rPr>
                 <w:color w:val="FF0000"/>
               </w:rPr>
-              <w:t>Gazebo + VRX — стандарт морской симуляции, Maritime RobotX Challenge</w:t>
+              <w:t>Gazebo</w:t>
+            </w:r>
+            <w:proofErr w:type="spellEnd"/>
+            <w:r>
+              <w:rPr>
+                <w:color w:val="FF0000"/>
+              </w:rPr>
+              <w:t xml:space="preserve"> + VRX — стандарт морской симуляции, </w:t>
+            </w:r>
+            <w:proofErr w:type="spellStart"/>
+            <w:r>
+              <w:rPr>
+                <w:color w:val="FF0000"/>
+              </w:rPr>
+              <w:t>Maritime</w:t>
+            </w:r>
+            <w:proofErr w:type="spellEnd"/>
+            <w:r>
+              <w:rPr>
+                <w:color w:val="FF0000"/>
+              </w:rPr>
+              <w:t xml:space="preserve"> </w:t>
+            </w:r>
+            <w:proofErr w:type="spellStart"/>
+            <w:r>
+              <w:rPr>
+                <w:color w:val="FF0000"/>
+              </w:rPr>
+              <w:t>RobotX</w:t>
+            </w:r>
+            <w:proofErr w:type="spellEnd"/>
+            <w:r>
+              <w:rPr>
+                <w:color w:val="FF0000"/>
+              </w:rPr>
+              <w:t xml:space="preserve"> Challenge</w:t>
             </w:r>
           </w:p>
         </w:tc>
@@ -12018,11 +14969,33 @@
                 <w:color w:val="FF0000"/>
               </w:rPr>
             </w:pPr>
+            <w:proofErr w:type="spellStart"/>
             <w:r>
               <w:rPr>
                 <w:color w:val="FF0000"/>
               </w:rPr>
-              <w:t>Webots — официальная документация (EPFL/Cyberbotics)</w:t>
+              <w:t>Webots</w:t>
+            </w:r>
+            <w:proofErr w:type="spellEnd"/>
+            <w:r>
+              <w:rPr>
+                <w:color w:val="FF0000"/>
+              </w:rPr>
+              <w:t xml:space="preserve"> — официальная документация (EPFL/</w:t>
+            </w:r>
+            <w:proofErr w:type="spellStart"/>
+            <w:r>
+              <w:rPr>
+                <w:color w:val="FF0000"/>
+              </w:rPr>
+              <w:t>Cyberbotics</w:t>
+            </w:r>
+            <w:proofErr w:type="spellEnd"/>
+            <w:r>
+              <w:rPr>
+                <w:color w:val="FF0000"/>
+              </w:rPr>
+              <w:t>)</w:t>
             </w:r>
           </w:p>
         </w:tc>
@@ -12064,7 +15037,21 @@
               <w:rPr>
                 <w:color w:val="FF0000"/>
               </w:rPr>
-              <w:t>Фокус Webots на наземной/воздушной робототехнике, отсутствие морской физики</w:t>
+              <w:t xml:space="preserve">Фокус </w:t>
+            </w:r>
+            <w:proofErr w:type="spellStart"/>
+            <w:r>
+              <w:rPr>
+                <w:color w:val="FF0000"/>
+              </w:rPr>
+              <w:t>Webots</w:t>
+            </w:r>
+            <w:proofErr w:type="spellEnd"/>
+            <w:r>
+              <w:rPr>
+                <w:color w:val="FF0000"/>
+              </w:rPr>
+              <w:t xml:space="preserve"> на наземной/воздушной робототехнике, отсутствие морской физики</w:t>
             </w:r>
           </w:p>
         </w:tc>
@@ -12105,11 +15092,33 @@
                 <w:color w:val="FF0000"/>
               </w:rPr>
             </w:pPr>
+            <w:proofErr w:type="spellStart"/>
             <w:r>
               <w:rPr>
                 <w:color w:val="FF0000"/>
               </w:rPr>
-              <w:t>Gazebo — официальный сайт (Open Robotics)</w:t>
+              <w:t>Gazebo</w:t>
+            </w:r>
+            <w:proofErr w:type="spellEnd"/>
+            <w:r>
+              <w:rPr>
+                <w:color w:val="FF0000"/>
+              </w:rPr>
+              <w:t xml:space="preserve"> — официальный сайт (Open </w:t>
+            </w:r>
+            <w:proofErr w:type="spellStart"/>
+            <w:r>
+              <w:rPr>
+                <w:color w:val="FF0000"/>
+              </w:rPr>
+              <w:t>Robotics</w:t>
+            </w:r>
+            <w:proofErr w:type="spellEnd"/>
+            <w:r>
+              <w:rPr>
+                <w:color w:val="FF0000"/>
+              </w:rPr>
+              <w:t>)</w:t>
             </w:r>
           </w:p>
         </w:tc>
@@ -12162,7 +15171,15 @@
         <w:pStyle w:val="-0"/>
       </w:pPr>
       <w:r>
-        <w:t>Архитектура пайплайна системы</w:t>
+        <w:t xml:space="preserve">Архитектура </w:t>
+      </w:r>
+      <w:proofErr w:type="spellStart"/>
+      <w:r>
+        <w:t>пайплайна</w:t>
+      </w:r>
+      <w:proofErr w:type="spellEnd"/>
+      <w:r>
+        <w:t xml:space="preserve"> системы</w:t>
       </w:r>
     </w:p>
     <w:p>
@@ -12191,10 +15208,56 @@
         <w:rPr>
           <w:rStyle w:val="af1"/>
         </w:rPr>
-        <w:t>Уровень 1 — Восприятие (Perception).</w:t>
-      </w:r>
-      <w:r>
-        <w:t xml:space="preserve"> Три камеры формируют непрерывные видеопотоки, которые поступают по USB 3.0 на вычислительный модуль Jetson Orin Nano 8 GB. На этом уровне выполняется синхронизация потоков по сигналу GPIO от центральной камеры, опциональная предобработка кадров (апскейлинг, стабилизация EIS с использованием данных IMU) и формирование единого синхронизированного входа для следующего уровня.</w:t>
+        <w:t>Уровень 1 — Восприятие (</w:t>
+      </w:r>
+      <w:proofErr w:type="spellStart"/>
+      <w:r>
+        <w:rPr>
+          <w:rStyle w:val="af1"/>
+        </w:rPr>
+        <w:t>Perception</w:t>
+      </w:r>
+      <w:proofErr w:type="spellEnd"/>
+      <w:r>
+        <w:rPr>
+          <w:rStyle w:val="af1"/>
+        </w:rPr>
+        <w:t>).</w:t>
+      </w:r>
+      <w:r>
+        <w:t xml:space="preserve"> Три камеры формируют непрерывные видеопотоки, которые поступают по USB 3.0 на вычислительный модуль </w:t>
+      </w:r>
+      <w:proofErr w:type="spellStart"/>
+      <w:r>
+        <w:t>Jetson</w:t>
+      </w:r>
+      <w:proofErr w:type="spellEnd"/>
+      <w:r>
+        <w:t xml:space="preserve"> </w:t>
+      </w:r>
+      <w:proofErr w:type="spellStart"/>
+      <w:r>
+        <w:t>Orin</w:t>
+      </w:r>
+      <w:proofErr w:type="spellEnd"/>
+      <w:r>
+        <w:t xml:space="preserve"> </w:t>
+      </w:r>
+      <w:proofErr w:type="spellStart"/>
+      <w:r>
+        <w:t>Nano</w:t>
+      </w:r>
+      <w:proofErr w:type="spellEnd"/>
+      <w:r>
+        <w:t xml:space="preserve"> 8 GB. На этом уровне выполняется синхронизация потоков по сигналу GPIO от центральной камеры, опциональная предобработка кадров (</w:t>
+      </w:r>
+      <w:proofErr w:type="spellStart"/>
+      <w:r>
+        <w:t>апскейлинг</w:t>
+      </w:r>
+      <w:proofErr w:type="spellEnd"/>
+      <w:r>
+        <w:t>, стабилизация EIS с использованием данных IMU) и формирование единого синхронизированного входа для следующего уровня.</w:t>
       </w:r>
       <w:hyperlink r:id="rId32" w:tgtFrame="_blank" w:history="1">
         <w:r>
@@ -12216,10 +15279,72 @@
           <w:rStyle w:val="af1"/>
         </w:rPr>
         <w:lastRenderedPageBreak/>
-        <w:t>Уровень 2 — Анализ (Inference).</w:t>
-      </w:r>
-      <w:r>
-        <w:t xml:space="preserve"> Синхронизированные кадры обрабатываются моделью VPS/YOLO, которая выполняет сегментацию сцены на классы Stuff (Water, Sky, Land, Pier) и обнаружение объектов Things (Vessel, Buoy, Створы и прочее) с присвоением каждому объекту устойчивого Track ID между кадрами. Выходом уровня являются попиксельные маски, ограничивающие рамки и идентификаторы объектов.</w:t>
+        <w:t>Уровень 2 — Анализ (</w:t>
+      </w:r>
+      <w:proofErr w:type="spellStart"/>
+      <w:r>
+        <w:rPr>
+          <w:rStyle w:val="af1"/>
+        </w:rPr>
+        <w:t>Inference</w:t>
+      </w:r>
+      <w:proofErr w:type="spellEnd"/>
+      <w:r>
+        <w:rPr>
+          <w:rStyle w:val="af1"/>
+        </w:rPr>
+        <w:t>).</w:t>
+      </w:r>
+      <w:r>
+        <w:t xml:space="preserve"> Синхронизированные кадры обрабатываются моделью VPS/YOLO, которая выполняет сегментацию сцены на классы </w:t>
+      </w:r>
+      <w:proofErr w:type="spellStart"/>
+      <w:r>
+        <w:t>Stuff</w:t>
+      </w:r>
+      <w:proofErr w:type="spellEnd"/>
+      <w:r>
+        <w:t xml:space="preserve"> (Water, Sky, Land, </w:t>
+      </w:r>
+      <w:proofErr w:type="spellStart"/>
+      <w:r>
+        <w:t>Pier</w:t>
+      </w:r>
+      <w:proofErr w:type="spellEnd"/>
+      <w:r>
+        <w:t xml:space="preserve">) и обнаружение объектов </w:t>
+      </w:r>
+      <w:proofErr w:type="spellStart"/>
+      <w:r>
+        <w:t>Things</w:t>
+      </w:r>
+      <w:proofErr w:type="spellEnd"/>
+      <w:r>
+        <w:t xml:space="preserve"> (</w:t>
+      </w:r>
+      <w:proofErr w:type="spellStart"/>
+      <w:r>
+        <w:t>Vessel</w:t>
+      </w:r>
+      <w:proofErr w:type="spellEnd"/>
+      <w:r>
+        <w:t xml:space="preserve">, </w:t>
+      </w:r>
+      <w:proofErr w:type="spellStart"/>
+      <w:r>
+        <w:t>Buoy</w:t>
+      </w:r>
+      <w:proofErr w:type="spellEnd"/>
+      <w:r>
+        <w:t xml:space="preserve">, Створы и прочее) с присвоением каждому объекту устойчивого Track ID между кадрами. Выходом уровня являются </w:t>
+      </w:r>
+      <w:proofErr w:type="spellStart"/>
+      <w:r>
+        <w:t>попиксельные</w:t>
+      </w:r>
+      <w:proofErr w:type="spellEnd"/>
+      <w:r>
+        <w:t xml:space="preserve"> маски, ограничивающие рамки и идентификаторы объектов.</w:t>
       </w:r>
       <w:hyperlink r:id="rId33" w:tgtFrame="_blank" w:history="1">
         <w:r>
@@ -12240,7 +15365,21 @@
         <w:rPr>
           <w:rStyle w:val="af1"/>
         </w:rPr>
-        <w:t>Уровень 3 — Слияние данных (Sensor Fusion).</w:t>
+        <w:t>Уровень 3 — Слияние данных (</w:t>
+      </w:r>
+      <w:proofErr w:type="spellStart"/>
+      <w:r>
+        <w:rPr>
+          <w:rStyle w:val="af1"/>
+        </w:rPr>
+        <w:t>Sensor</w:t>
+      </w:r>
+      <w:proofErr w:type="spellEnd"/>
+      <w:r>
+        <w:rPr>
+          <w:rStyle w:val="af1"/>
+        </w:rPr>
+        <w:t xml:space="preserve"> Fusion).</w:t>
       </w:r>
       <w:r>
         <w:t xml:space="preserve"> Результаты визуального анализа совмещаются с данными GPS и IMU для перехода от пиксельных координат к метрическим: вычисляется пространственное положение каждого объекта (X, Y, Z), оценка его скорости и формируется карта проходимости акватории. Этот уровень спроектирован в рамках настоящей работы и апробирован на данных отчёта 2025 года, однако его полная интеграция с геометрической веткой (ректификация камер, карта диспаритета, метрическая глубина) выходит за рамки текущего этапа.</w:t>
@@ -12261,7 +15400,15 @@
         <w:pStyle w:val="a8"/>
       </w:pPr>
       <w:r>
-        <w:t>Общая структура пайплайна представлена на рисунке 2.</w:t>
+        <w:t xml:space="preserve">Общая структура </w:t>
+      </w:r>
+      <w:proofErr w:type="spellStart"/>
+      <w:r>
+        <w:t>пайплайна</w:t>
+      </w:r>
+      <w:proofErr w:type="spellEnd"/>
+      <w:r>
+        <w:t xml:space="preserve"> представлена на рисунке 2.</w:t>
       </w:r>
     </w:p>
     <w:p>
@@ -12276,7 +15423,23 @@
           <w:rStyle w:val="HTML1"/>
           <w:color w:val="FF0000"/>
         </w:rPr>
-        <w:t>[ВСТАВИТЬ: Рисунок 2 — Общая архитектура пайплайна (скорректированная блок-схема из отчёта 2025: подпись «КОМПОСТИРОВАНИЕ» → «СЛИЯНИЕ ДАННЫХ»; «YOLOv8» → «VPS / YOLO»; геометрическая ветка помечена «в разработке»)]</w:t>
+        <w:t xml:space="preserve">[ВСТАВИТЬ: Рисунок 2 — Общая архитектура </w:t>
+      </w:r>
+      <w:proofErr w:type="spellStart"/>
+      <w:r>
+        <w:rPr>
+          <w:rStyle w:val="HTML1"/>
+          <w:color w:val="FF0000"/>
+        </w:rPr>
+        <w:t>пайплайна</w:t>
+      </w:r>
+      <w:proofErr w:type="spellEnd"/>
+      <w:r>
+        <w:rPr>
+          <w:rStyle w:val="HTML1"/>
+          <w:color w:val="FF0000"/>
+        </w:rPr>
+        <w:t xml:space="preserve"> (скорректированная блок-схема из отчёта 2025: подпись «КОМПОСТИРОВАНИЕ» → «СЛИЯНИЕ ДАННЫХ»; «YOLOv8» → «VPS / YOLO»; геометрическая ветка помечена «в разработке»)]</w:t>
       </w:r>
     </w:p>
     <w:p>
@@ -12305,6 +15468,1280 @@
       <w:bookmarkEnd w:id="15"/>
       <w:bookmarkEnd w:id="16"/>
       <w:bookmarkEnd w:id="17"/>
+    </w:p>
+    <w:p>
+      <w:pPr>
+        <w:pStyle w:val="-0"/>
+      </w:pPr>
+      <w:r>
+        <w:t>Требования к данным</w:t>
+      </w:r>
+    </w:p>
+    <w:p>
+      <w:pPr>
+        <w:pStyle w:val="a"/>
+      </w:pPr>
+      <w:r>
+        <w:t>Требования к классам объектов и таксономии</w:t>
+      </w:r>
+    </w:p>
+    <w:p>
+      <w:pPr>
+        <w:pStyle w:val="a8"/>
+      </w:pPr>
+      <w:r>
+        <w:t>Задача автономной навигации БЭК предполагает одновременное решение двух взаимосвязанных подзадач: построение семантической карты окружающей среды для планирования маршрута и непрерывное отслеживание отдельных объектов с их идентификацией для предотвращения столкновений. Из этого вытекает фундаментальное требование к составу данных: обучающая выборка должна содержать в каждом клипе оба типа сцен — фоновые элементы навигационной обстановки и динамические индивидуальные объекты, поддающиеся трекингу.</w:t>
+      </w:r>
+      <w:r>
+        <w:t xml:space="preserve"> </w:t>
+      </w:r>
+      <w:hyperlink r:id="rId35" w:history="1">
+        <w:r>
+          <w:rPr>
+            <w:rStyle w:val="afd"/>
+          </w:rPr>
+          <w:t>Sammari-po-k</w:t>
+        </w:r>
+        <w:r>
+          <w:rPr>
+            <w:rStyle w:val="afd"/>
+          </w:rPr>
+          <w:t>a</w:t>
+        </w:r>
+        <w:r>
+          <w:rPr>
+            <w:rStyle w:val="afd"/>
+          </w:rPr>
+          <w:t>zhdomu-otchetu.docx</w:t>
+        </w:r>
+      </w:hyperlink>
+      <w:r>
+        <w:t xml:space="preserve"> </w:t>
+      </w:r>
+      <w:hyperlink r:id="rId36" w:tgtFrame="_blank" w:history="1">
+        <w:r>
+          <w:rPr>
+            <w:rStyle w:val="inline-block"/>
+            <w:color w:val="0000FF"/>
+            <w:u w:val="single"/>
+          </w:rPr>
+          <w:t>statia2-25_</w:t>
+        </w:r>
+        <w:r>
+          <w:rPr>
+            <w:rStyle w:val="inline-block"/>
+            <w:color w:val="0000FF"/>
+            <w:u w:val="single"/>
+          </w:rPr>
+          <w:t>0</w:t>
+        </w:r>
+        <w:r>
+          <w:rPr>
+            <w:rStyle w:val="inline-block"/>
+            <w:color w:val="0000FF"/>
+            <w:u w:val="single"/>
+          </w:rPr>
+          <w:t>2_26.docx</w:t>
+        </w:r>
+      </w:hyperlink>
+    </w:p>
+    <w:p>
+      <w:pPr>
+        <w:pStyle w:val="a8"/>
+      </w:pPr>
+      <w:r>
+        <w:t>Исходя из специфики акватории реки Северная Двина и её навигационной инфраструктуры, данные должны покрывать следующий перечень объектов:</w:t>
+      </w:r>
+      <w:r>
+        <w:rPr>
+          <w:rStyle w:val="21"/>
+          <w:rFonts w:eastAsia="MS Mincho"/>
+        </w:rPr>
+        <w:t xml:space="preserve"> </w:t>
+      </w:r>
+      <w:hyperlink r:id="rId37" w:tgtFrame="_blank" w:history="1">
+        <w:r>
+          <w:rPr>
+            <w:rStyle w:val="inline-block"/>
+            <w:color w:val="0000FF"/>
+            <w:u w:val="single"/>
+          </w:rPr>
+          <w:t>statia2-25_02_26.docx</w:t>
+        </w:r>
+      </w:hyperlink>
+    </w:p>
+    <w:p>
+      <w:pPr>
+        <w:pStyle w:val="a8"/>
+      </w:pPr>
+      <w:r>
+        <w:rPr>
+          <w:rStyle w:val="af1"/>
+        </w:rPr>
+        <w:t>Группа фоновых объектов (</w:t>
+      </w:r>
+      <w:proofErr w:type="spellStart"/>
+      <w:r>
+        <w:rPr>
+          <w:rStyle w:val="af1"/>
+        </w:rPr>
+        <w:t>Stuff</w:t>
+      </w:r>
+      <w:proofErr w:type="spellEnd"/>
+      <w:r>
+        <w:rPr>
+          <w:rStyle w:val="af1"/>
+        </w:rPr>
+        <w:t>)</w:t>
+      </w:r>
+      <w:r>
+        <w:t xml:space="preserve"> — элементы, занимающие связные области сцены без чётких индивидуальных границ:</w:t>
+      </w:r>
+    </w:p>
+    <w:p>
+      <w:pPr>
+        <w:pStyle w:val="-1"/>
+      </w:pPr>
+      <w:r>
+        <w:rPr>
+          <w:rStyle w:val="aff0"/>
+        </w:rPr>
+        <w:t>Water</w:t>
+      </w:r>
+      <w:r>
+        <w:t xml:space="preserve"> — водная поверхность как основная навигационная среда; присутствие обязательно в каждом кадре</w:t>
+      </w:r>
+    </w:p>
+    <w:p>
+      <w:pPr>
+        <w:pStyle w:val="-1"/>
+      </w:pPr>
+      <w:r>
+        <w:rPr>
+          <w:rStyle w:val="aff0"/>
+        </w:rPr>
+        <w:t>Sky</w:t>
+      </w:r>
+      <w:r>
+        <w:t xml:space="preserve"> — небо, определяющее горизонт и условия освещённости</w:t>
+      </w:r>
+    </w:p>
+    <w:p>
+      <w:pPr>
+        <w:pStyle w:val="-1"/>
+      </w:pPr>
+      <w:r>
+        <w:rPr>
+          <w:rStyle w:val="aff0"/>
+        </w:rPr>
+        <w:t>Land</w:t>
+      </w:r>
+      <w:r>
+        <w:t xml:space="preserve"> — береговая линия, берега, острова; критичен для локализации и ограничений маршрута</w:t>
+      </w:r>
+    </w:p>
+    <w:p>
+      <w:pPr>
+        <w:pStyle w:val="-1"/>
+      </w:pPr>
+      <w:proofErr w:type="spellStart"/>
+      <w:r>
+        <w:rPr>
+          <w:rStyle w:val="aff0"/>
+        </w:rPr>
+        <w:t>Pier</w:t>
+      </w:r>
+      <w:proofErr w:type="spellEnd"/>
+      <w:r>
+        <w:t xml:space="preserve"> — причальная инфраструктура (пирсы, дебаркадеры, понтоны)</w:t>
+      </w:r>
+    </w:p>
+    <w:p>
+      <w:pPr>
+        <w:pStyle w:val="-1"/>
+      </w:pPr>
+      <w:r>
+        <w:rPr>
+          <w:rStyle w:val="aff0"/>
+        </w:rPr>
+        <w:t>Bridge</w:t>
+      </w:r>
+      <w:r>
+        <w:t xml:space="preserve"> — мосты и их опоры как статичные препятствия с навигационными ограничениями по высоте и ширине пролёта</w:t>
+      </w:r>
+    </w:p>
+    <w:p>
+      <w:pPr>
+        <w:pStyle w:val="a8"/>
+      </w:pPr>
+      <w:r>
+        <w:rPr>
+          <w:rStyle w:val="af1"/>
+        </w:rPr>
+        <w:t>Группа индивидуальных объектов (</w:t>
+      </w:r>
+      <w:proofErr w:type="spellStart"/>
+      <w:r>
+        <w:rPr>
+          <w:rStyle w:val="af1"/>
+        </w:rPr>
+        <w:t>Things</w:t>
+      </w:r>
+      <w:proofErr w:type="spellEnd"/>
+      <w:r>
+        <w:rPr>
+          <w:rStyle w:val="af1"/>
+        </w:rPr>
+        <w:t>)</w:t>
+      </w:r>
+      <w:r>
+        <w:t xml:space="preserve"> — счётные объекты, каждый из которых должен получать уникальный идентификатор трека (Track ID):</w:t>
+      </w:r>
+      <w:r>
+        <w:rPr>
+          <w:rStyle w:val="inline-block"/>
+        </w:rPr>
+        <w:t>Instruktsiia-po-razmetke-dataseta-dlia-BEK-Panoptic-Segmentation.pdf</w:t>
+      </w:r>
+      <w:r>
+        <w:rPr>
+          <w:rStyle w:val="opacity-50"/>
+        </w:rPr>
+        <w:t xml:space="preserve">, </w:t>
+      </w:r>
+      <w:hyperlink r:id="rId38" w:tgtFrame="_blank" w:history="1">
+        <w:r>
+          <w:rPr>
+            <w:rStyle w:val="inline-block"/>
+            <w:color w:val="0000FF"/>
+            <w:u w:val="single"/>
+          </w:rPr>
+          <w:t>statia2-25_02_26.docx</w:t>
+        </w:r>
+      </w:hyperlink>
+    </w:p>
+    <w:p>
+      <w:pPr>
+        <w:pStyle w:val="-1"/>
+      </w:pPr>
+      <w:proofErr w:type="spellStart"/>
+      <w:r>
+        <w:rPr>
+          <w:rStyle w:val="aff0"/>
+        </w:rPr>
+        <w:t>Vessel</w:t>
+      </w:r>
+      <w:proofErr w:type="spellEnd"/>
+      <w:r>
+        <w:t xml:space="preserve"> — суда различных типов (грузовые, пассажирские, маломерные); приоритетный класс для предотвращения столкновений</w:t>
+      </w:r>
+    </w:p>
+    <w:p>
+      <w:pPr>
+        <w:pStyle w:val="-1"/>
+      </w:pPr>
+      <w:proofErr w:type="spellStart"/>
+      <w:r>
+        <w:rPr>
+          <w:rStyle w:val="aff0"/>
+        </w:rPr>
+        <w:lastRenderedPageBreak/>
+        <w:t>Buoy</w:t>
+      </w:r>
+      <w:proofErr w:type="spellEnd"/>
+      <w:r>
+        <w:t xml:space="preserve"> — навигационные буи, бакены; обязательны для корректного следования по фарватеру</w:t>
+      </w:r>
+    </w:p>
+    <w:p>
+      <w:pPr>
+        <w:pStyle w:val="-1"/>
+      </w:pPr>
+      <w:proofErr w:type="spellStart"/>
+      <w:r>
+        <w:rPr>
+          <w:rStyle w:val="aff0"/>
+        </w:rPr>
+        <w:t>Stvory</w:t>
+      </w:r>
+      <w:proofErr w:type="spellEnd"/>
+      <w:r>
+        <w:rPr>
+          <w:rStyle w:val="aff0"/>
+        </w:rPr>
+        <w:t xml:space="preserve"> (</w:t>
+      </w:r>
+      <w:proofErr w:type="spellStart"/>
+      <w:r>
+        <w:rPr>
+          <w:rStyle w:val="aff0"/>
+        </w:rPr>
+        <w:t>LandingMark</w:t>
+      </w:r>
+      <w:proofErr w:type="spellEnd"/>
+      <w:r>
+        <w:rPr>
+          <w:rStyle w:val="aff0"/>
+        </w:rPr>
+        <w:t>)</w:t>
+      </w:r>
+      <w:r>
+        <w:t xml:space="preserve"> — створные знаки; ключевые навигационные ориентиры на Северной Двине</w:t>
+      </w:r>
+    </w:p>
+    <w:p>
+      <w:pPr>
+        <w:pStyle w:val="-1"/>
+      </w:pPr>
+      <w:proofErr w:type="spellStart"/>
+      <w:r>
+        <w:rPr>
+          <w:rStyle w:val="aff0"/>
+        </w:rPr>
+        <w:t>BridgeLight</w:t>
+      </w:r>
+      <w:proofErr w:type="spellEnd"/>
+      <w:r>
+        <w:t xml:space="preserve"> — навигационные огни на мостах</w:t>
+      </w:r>
+    </w:p>
+    <w:p>
+      <w:pPr>
+        <w:pStyle w:val="-1"/>
+      </w:pPr>
+      <w:proofErr w:type="spellStart"/>
+      <w:r>
+        <w:rPr>
+          <w:rStyle w:val="aff0"/>
+        </w:rPr>
+        <w:t>Other</w:t>
+      </w:r>
+      <w:proofErr w:type="spellEnd"/>
+      <w:r>
+        <w:t xml:space="preserve"> — прочие счётные объекты, включая дрейфующий мусор и топляки</w:t>
+      </w:r>
+    </w:p>
+    <w:p>
+      <w:pPr>
+        <w:pStyle w:val="a8"/>
+      </w:pPr>
+      <w:r>
+        <w:t xml:space="preserve">Отдельно выделяется технический класс </w:t>
+      </w:r>
+      <w:proofErr w:type="spellStart"/>
+      <w:r>
+        <w:rPr>
+          <w:rStyle w:val="af1"/>
+        </w:rPr>
+        <w:t>Void</w:t>
+      </w:r>
+      <w:proofErr w:type="spellEnd"/>
+      <w:r>
+        <w:t>, не участвующий в обучении модели. Данные должны содержать примеры оптических артефактов (солнечные блики на воде, туман, зоны с выраженным размытием движения, объекты размером менее 8×8 пикселей), которые должны быть явно исключены из функции потерь при обучении. Наличие таких артефактов в исходных данных обязательно — они отражают реальные условия эксплуатации и должны быть представлены, чтобы разметчик мог корректно разграничить обучаемые и необучаемые зоны.</w:t>
+      </w:r>
+      <w:r>
+        <w:rPr>
+          <w:rStyle w:val="inline-block"/>
+        </w:rPr>
+        <w:t>statia2-25_02_26.docx</w:t>
+      </w:r>
+      <w:r>
+        <w:rPr>
+          <w:rStyle w:val="opacity-50"/>
+        </w:rPr>
+        <w:t xml:space="preserve">, </w:t>
+      </w:r>
+      <w:r>
+        <w:rPr>
+          <w:rStyle w:val="inline-block"/>
+        </w:rPr>
+        <w:t>Instruktsiia-po-razmetke-dataseta-dlia-BEK-Panoptic-Segmentation.pdf</w:t>
+      </w:r>
+    </w:p>
+    <w:p>
+      <w:pPr>
+        <w:pStyle w:val="a8"/>
+      </w:pPr>
+      <w:r>
+        <w:t xml:space="preserve">Особого внимания заслуживает принцип </w:t>
+      </w:r>
+      <w:r>
+        <w:rPr>
+          <w:rStyle w:val="af1"/>
+        </w:rPr>
+        <w:t>Safety First</w:t>
+      </w:r>
+      <w:r>
+        <w:t xml:space="preserve"> при классификации пограничных объектов. Дрейфующие объекты (топляки, плавающий мусор) являются характерной навигационной угрозой на реках Севера и должны однозначно классифицироваться как </w:t>
+      </w:r>
+      <w:proofErr w:type="spellStart"/>
+      <w:r>
+        <w:rPr>
+          <w:rStyle w:val="aff0"/>
+        </w:rPr>
+        <w:t>Things</w:t>
+      </w:r>
+      <w:proofErr w:type="spellEnd"/>
+      <w:r>
+        <w:rPr>
+          <w:rStyle w:val="aff0"/>
+        </w:rPr>
+        <w:t>/</w:t>
+      </w:r>
+      <w:proofErr w:type="spellStart"/>
+      <w:r>
+        <w:rPr>
+          <w:rStyle w:val="aff0"/>
+        </w:rPr>
+        <w:t>Other</w:t>
+      </w:r>
+      <w:proofErr w:type="spellEnd"/>
+      <w:r>
+        <w:t xml:space="preserve"> вне зависимости от их размера — данные обязаны содержать подобные ситуации, чтобы модель обучилась воспринимать их как потенциальные препятствия, а не как текстуру воды.</w:t>
+      </w:r>
+      <w:r>
+        <w:rPr>
+          <w:rStyle w:val="inline-block"/>
+        </w:rPr>
+        <w:t>Sammari-po-kazhdomu-otchetu.docx</w:t>
+      </w:r>
+      <w:r>
+        <w:rPr>
+          <w:rStyle w:val="opacity-50"/>
+        </w:rPr>
+        <w:t xml:space="preserve">, </w:t>
+      </w:r>
+      <w:hyperlink r:id="rId39" w:tgtFrame="_blank" w:history="1">
+        <w:r>
+          <w:rPr>
+            <w:rStyle w:val="inline-block"/>
+            <w:color w:val="0000FF"/>
+            <w:u w:val="single"/>
+          </w:rPr>
+          <w:t>statia2-25_02_26.docx</w:t>
+        </w:r>
+      </w:hyperlink>
+    </w:p>
+    <w:p>
+      <w:pPr>
+        <w:pStyle w:val="a"/>
+      </w:pPr>
+      <w:r>
+        <w:t>Требования к условиям съёмки</w:t>
+      </w:r>
+    </w:p>
+    <w:p>
+      <w:pPr>
+        <w:pStyle w:val="a8"/>
+      </w:pPr>
+      <w:r>
+        <w:rPr>
+          <w:rStyle w:val="af1"/>
+        </w:rPr>
+        <w:t>Географические и навигационные условия.</w:t>
+      </w:r>
+      <w:r>
+        <w:t xml:space="preserve"> Данные должны быть получены в акватории реки, а не в открытом море — речная навигация принципиально отличается наличием близких береговых линий с обеих сторон, регулярными мостами, интенсивным грузовым судоходством и специфической системой створных знаков. Конкретной целевой локацией является акватория Северной Двины в районе Архангельска, включая портовую зону и прилегающие водные пути, где сосредоточена характерная навигационная инфраструктура Архангельской области.</w:t>
+      </w:r>
+      <w:r>
+        <w:rPr>
+          <w:rStyle w:val="inline-block"/>
+        </w:rPr>
+        <w:t>statia1-08_12_25.docx</w:t>
+      </w:r>
+      <w:r>
+        <w:rPr>
+          <w:rStyle w:val="opacity-50"/>
+        </w:rPr>
+        <w:t xml:space="preserve">, </w:t>
+      </w:r>
+      <w:r>
+        <w:rPr>
+          <w:rStyle w:val="inline-block"/>
+        </w:rPr>
+        <w:t>Sammari-po-kazhdomu-otchetu.docx</w:t>
+      </w:r>
+      <w:r>
+        <w:rPr>
+          <w:rStyle w:val="inline-block"/>
+        </w:rPr>
+        <w:t xml:space="preserve">, </w:t>
+      </w:r>
+      <w:hyperlink r:id="rId40" w:tgtFrame="_blank" w:history="1">
+        <w:r>
+          <w:rPr>
+            <w:rStyle w:val="inline-block"/>
+            <w:color w:val="0000FF"/>
+            <w:u w:val="single"/>
+          </w:rPr>
+          <w:t>statia2-25_02_26.docx</w:t>
+        </w:r>
+      </w:hyperlink>
+    </w:p>
+    <w:p>
+      <w:pPr>
+        <w:pStyle w:val="a8"/>
+      </w:pPr>
+      <w:r>
+        <w:rPr>
+          <w:rStyle w:val="af1"/>
+        </w:rPr>
+        <w:lastRenderedPageBreak/>
+        <w:t>Сезонные ограничения.</w:t>
+      </w:r>
+      <w:r>
+        <w:t xml:space="preserve"> Съёмка проводится исключительно в период </w:t>
+      </w:r>
+      <w:proofErr w:type="spellStart"/>
+      <w:r>
+        <w:t>безлёдной</w:t>
+      </w:r>
+      <w:proofErr w:type="spellEnd"/>
+      <w:r>
+        <w:t xml:space="preserve"> навигации (летне-осенний сезон). Ледовая обстановка выводится за рамки решаемой задачи как отдельная и принципиально иная проблема восприятия. Это требование определяет допустимый </w:t>
+      </w:r>
+      <w:proofErr w:type="spellStart"/>
+      <w:r>
+        <w:t>временно́й</w:t>
+      </w:r>
+      <w:proofErr w:type="spellEnd"/>
+      <w:r>
+        <w:t xml:space="preserve"> диапазон сбора реальных данных.</w:t>
+      </w:r>
+      <w:r>
+        <w:rPr>
+          <w:rStyle w:val="10"/>
+        </w:rPr>
+        <w:t xml:space="preserve"> </w:t>
+      </w:r>
+      <w:r>
+        <w:rPr>
+          <w:rStyle w:val="inline-block"/>
+        </w:rPr>
+        <w:t>Sammari-po-kazhdomu-otchetu.docx</w:t>
+      </w:r>
+    </w:p>
+    <w:p>
+      <w:pPr>
+        <w:pStyle w:val="a8"/>
+      </w:pPr>
+      <w:r>
+        <w:rPr>
+          <w:rStyle w:val="af1"/>
+        </w:rPr>
+        <w:t>Разнообразие погодных условий.</w:t>
+      </w:r>
+      <w:r>
+        <w:t xml:space="preserve"> Одним из ключевых требований к данным является охват различных условий освещённости и атмосферной </w:t>
+      </w:r>
+      <w:proofErr w:type="spellStart"/>
+      <w:r>
+        <w:t>обстановки:</w:t>
+      </w:r>
+      <w:r>
+        <w:rPr>
+          <w:rStyle w:val="inline-block"/>
+        </w:rPr>
+        <w:t>Sammari-po-kazhdomu-otchetu.docx</w:t>
+      </w:r>
+      <w:proofErr w:type="spellEnd"/>
+      <w:r>
+        <w:rPr>
+          <w:rStyle w:val="opacity-50"/>
+        </w:rPr>
+        <w:t xml:space="preserve">, </w:t>
+      </w:r>
+      <w:hyperlink r:id="rId41" w:tgtFrame="_blank" w:history="1">
+        <w:r>
+          <w:rPr>
+            <w:rStyle w:val="inline-block"/>
+            <w:color w:val="0000FF"/>
+            <w:u w:val="single"/>
+          </w:rPr>
+          <w:t>statia2-25_02_26.docx</w:t>
+        </w:r>
+      </w:hyperlink>
+    </w:p>
+    <w:p>
+      <w:pPr>
+        <w:pStyle w:val="-1"/>
+      </w:pPr>
+      <w:r>
+        <w:t>пасмурная погода с равномерным рассеянным освещением</w:t>
+      </w:r>
+    </w:p>
+    <w:p>
+      <w:pPr>
+        <w:pStyle w:val="-1"/>
+      </w:pPr>
+      <w:r>
+        <w:t>прямое солнечное освещение с характерными бликами на воде (</w:t>
+      </w:r>
+      <w:proofErr w:type="spellStart"/>
+      <w:r>
+        <w:t>glare</w:t>
+      </w:r>
+      <w:proofErr w:type="spellEnd"/>
+      <w:r>
+        <w:t>)</w:t>
+      </w:r>
+    </w:p>
+    <w:p>
+      <w:pPr>
+        <w:pStyle w:val="-1"/>
+      </w:pPr>
+      <w:r>
+        <w:t>переменная облачность</w:t>
+      </w:r>
+    </w:p>
+    <w:p>
+      <w:pPr>
+        <w:pStyle w:val="-1"/>
+      </w:pPr>
+      <w:r>
+        <w:t>условия лёгкого дождя или тумана</w:t>
+      </w:r>
+    </w:p>
+    <w:p>
+      <w:pPr>
+        <w:pStyle w:val="a8"/>
+      </w:pPr>
+      <w:r>
+        <w:t xml:space="preserve">Северная специфика создаёт дополнительные оптические эффекты, отсутствующие в южных и морских </w:t>
+      </w:r>
+      <w:proofErr w:type="spellStart"/>
+      <w:r>
+        <w:t>датасетах</w:t>
+      </w:r>
+      <w:proofErr w:type="spellEnd"/>
+      <w:r>
+        <w:t>: низкий угол стояния солнца даже в летние полуденные часы приводит к протяжённым зеркальным бликам, охватывающим значительную часть водной поверхности. Такие условия должны быть представлены в данных, поскольку именно они являются наиболее сложными для алгоритмов сегментации воды.</w:t>
+      </w:r>
+      <w:hyperlink r:id="rId42" w:tgtFrame="_blank" w:history="1">
+        <w:r>
+          <w:rPr>
+            <w:rStyle w:val="inline-block"/>
+            <w:color w:val="0000FF"/>
+            <w:u w:val="single"/>
+          </w:rPr>
+          <w:t>statia2-25_02_26.docx</w:t>
+        </w:r>
+      </w:hyperlink>
+    </w:p>
+    <w:p>
+      <w:pPr>
+        <w:pStyle w:val="a8"/>
+      </w:pPr>
+      <w:r>
+        <w:rPr>
+          <w:rStyle w:val="af1"/>
+        </w:rPr>
+        <w:t>Технические параметры видеозаписи.</w:t>
+      </w:r>
+      <w:r>
+        <w:t xml:space="preserve"> К техническому качеству исходного видеоматериала предъявляются следующие минимальные требования:</w:t>
+      </w:r>
+      <w:r>
+        <w:rPr>
+          <w:rStyle w:val="10"/>
+        </w:rPr>
+        <w:t xml:space="preserve"> </w:t>
+      </w:r>
+      <w:r>
+        <w:rPr>
+          <w:rStyle w:val="inline-block"/>
+        </w:rPr>
+        <w:t>statia1-08_12_25.docx</w:t>
+      </w:r>
+    </w:p>
+    <w:p>
+      <w:pPr>
+        <w:pStyle w:val="-1"/>
+      </w:pPr>
+      <w:r>
+        <w:t xml:space="preserve">частота кадров при захвате — не менее 30 FPS (данное значение обеспечивает возможность последующего </w:t>
+      </w:r>
+      <w:proofErr w:type="spellStart"/>
+      <w:r>
+        <w:t>сэмплирования</w:t>
+      </w:r>
+      <w:proofErr w:type="spellEnd"/>
+      <w:r>
+        <w:t xml:space="preserve"> с частотой 5 FPS для разметки при сохранении достаточного запаса для компенсации выпавших кадров)</w:t>
+      </w:r>
+    </w:p>
+    <w:p>
+      <w:pPr>
+        <w:pStyle w:val="-1"/>
+      </w:pPr>
+      <w:r>
+        <w:t>разрешение — не ниже 720p (предпочтительно Full HD 1920×1080) для обеспечения различимости мелких навигационных знаков на расстоянии</w:t>
+      </w:r>
+    </w:p>
+    <w:p>
+      <w:pPr>
+        <w:pStyle w:val="-1"/>
+      </w:pPr>
+      <w:r>
+        <w:t>формат записи без критических артефактов сжатия, допускающих потерю деталей в зонах бликов и переходных областях вода/берег</w:t>
+      </w:r>
+    </w:p>
+    <w:p>
+      <w:pPr>
+        <w:pStyle w:val="a8"/>
+      </w:pPr>
+      <w:r>
+        <w:rPr>
+          <w:rStyle w:val="af1"/>
+        </w:rPr>
+        <w:t>Содержательность кадров.</w:t>
+      </w:r>
+      <w:r>
+        <w:t xml:space="preserve"> Съёмочная сессия должна проводиться в условиях активной навигационной обстановки: в поле зрения камер должны периодически появляться суда, навигационные знаки и буи. Съёмка пустой водной </w:t>
+      </w:r>
+      <w:r>
+        <w:lastRenderedPageBreak/>
+        <w:t xml:space="preserve">глади без навигационных объектов нецелесообразна с точки зрения обучения </w:t>
+      </w:r>
+      <w:proofErr w:type="spellStart"/>
+      <w:r>
+        <w:t>трекинговой</w:t>
+      </w:r>
+      <w:proofErr w:type="spellEnd"/>
+      <w:r>
+        <w:t xml:space="preserve"> компоненты модели.</w:t>
+      </w:r>
+      <w:r>
+        <w:rPr>
+          <w:rStyle w:val="inline-block"/>
+        </w:rPr>
+        <w:t>Dokumentatsiia-po-sozdaniiu-dataseta.pdf</w:t>
+      </w:r>
+      <w:r>
+        <w:rPr>
+          <w:rStyle w:val="opacity-50"/>
+        </w:rPr>
+        <w:t>+1</w:t>
+      </w:r>
+    </w:p>
+    <w:p>
+      <w:pPr>
+        <w:pStyle w:val="a8"/>
+      </w:pPr>
+      <w:r>
+        <w:rPr>
+          <w:rStyle w:val="af1"/>
+        </w:rPr>
+        <w:t>Вспомогательные данные.</w:t>
+      </w:r>
+      <w:r>
+        <w:t xml:space="preserve"> Параллельно с видеозаписью должны фиксироваться данные вспомогательных сенсоров:</w:t>
+      </w:r>
+      <w:r>
+        <w:rPr>
+          <w:rStyle w:val="inline-block"/>
+        </w:rPr>
+        <w:t>statia1-08_12_25.docx</w:t>
+      </w:r>
+      <w:r>
+        <w:rPr>
+          <w:rStyle w:val="opacity-50"/>
+        </w:rPr>
+        <w:t xml:space="preserve">, </w:t>
+      </w:r>
+      <w:r>
+        <w:rPr>
+          <w:rStyle w:val="inline-block"/>
+        </w:rPr>
+        <w:t>Sammari-po-kazhdomu-otchetu.docx</w:t>
+      </w:r>
+    </w:p>
+    <w:p>
+      <w:pPr>
+        <w:pStyle w:val="-1"/>
+      </w:pPr>
+      <w:r>
+        <w:rPr>
+          <w:rStyle w:val="aff0"/>
+        </w:rPr>
+        <w:t>GNSS</w:t>
+      </w:r>
+      <w:r>
+        <w:t xml:space="preserve"> — географические координаты маршрута для </w:t>
+      </w:r>
+      <w:proofErr w:type="spellStart"/>
+      <w:r>
+        <w:t>геопривязки</w:t>
+      </w:r>
+      <w:proofErr w:type="spellEnd"/>
+      <w:r>
+        <w:t xml:space="preserve"> материала и документирования районов съёмки</w:t>
+      </w:r>
+    </w:p>
+    <w:p>
+      <w:pPr>
+        <w:pStyle w:val="-1"/>
+      </w:pPr>
+      <w:r>
+        <w:rPr>
+          <w:rStyle w:val="aff0"/>
+        </w:rPr>
+        <w:t>IMU</w:t>
+      </w:r>
+      <w:r>
+        <w:t xml:space="preserve"> — данные об угловых перемещениях (крен, дифферент, рыскание) для оценки стабильности изображения и последующей компенсации качки</w:t>
+      </w:r>
+    </w:p>
+    <w:p>
+      <w:pPr>
+        <w:pStyle w:val="-1"/>
+      </w:pPr>
+      <w:r>
+        <w:rPr>
+          <w:rStyle w:val="aff0"/>
+        </w:rPr>
+        <w:t>AIS</w:t>
+      </w:r>
+      <w:r>
+        <w:t xml:space="preserve"> (при доступности) — данные об идентификации судов в зоне съёмки как потенциальный инструмент верификации разметки класса </w:t>
+      </w:r>
+      <w:proofErr w:type="spellStart"/>
+      <w:r>
+        <w:t>Vessel</w:t>
+      </w:r>
+      <w:proofErr w:type="spellEnd"/>
+    </w:p>
+    <w:p>
+      <w:pPr>
+        <w:pStyle w:val="a"/>
+      </w:pPr>
+      <w:r>
+        <w:t>Требования к балансу и разнообразию данных</w:t>
+      </w:r>
+    </w:p>
+    <w:p>
+      <w:pPr>
+        <w:pStyle w:val="a8"/>
+      </w:pPr>
+      <w:r>
+        <w:rPr>
+          <w:rStyle w:val="af1"/>
+        </w:rPr>
+        <w:t>Баланс классов.</w:t>
+      </w:r>
+      <w:r>
+        <w:t xml:space="preserve"> Ожидаемый дисбаланс между классами является одним из принципиальных вызовов при работе с морскими и речными сценами: класс </w:t>
+      </w:r>
+      <w:r>
+        <w:rPr>
+          <w:rStyle w:val="aff0"/>
+        </w:rPr>
+        <w:t>Water</w:t>
+      </w:r>
+      <w:r>
+        <w:t xml:space="preserve"> неизбежно занимает наибольшую площадь в большинстве кадров. Тем не менее данные должны быть подобраны таким образом, чтобы каждый клип содержал представителей не только </w:t>
+      </w:r>
+      <w:proofErr w:type="spellStart"/>
+      <w:r>
+        <w:t>Stuff</w:t>
+      </w:r>
+      <w:proofErr w:type="spellEnd"/>
+      <w:r>
+        <w:t xml:space="preserve">-классов, но и как минимум одного объекта </w:t>
+      </w:r>
+      <w:proofErr w:type="spellStart"/>
+      <w:r>
+        <w:t>Things</w:t>
+      </w:r>
+      <w:proofErr w:type="spellEnd"/>
+      <w:r>
+        <w:t xml:space="preserve"> с выраженным перемещением в поле зрения. Съёмочные сессии, в которых объекты </w:t>
+      </w:r>
+      <w:proofErr w:type="spellStart"/>
+      <w:r>
+        <w:t>Things</w:t>
+      </w:r>
+      <w:proofErr w:type="spellEnd"/>
+      <w:r>
+        <w:t xml:space="preserve"> суммарно занимают менее 1–2% площади кадров на протяжении всего клипа, должны использоваться с ограничениями или исключаться из обучающей выборки.</w:t>
+      </w:r>
+      <w:r>
+        <w:rPr>
+          <w:rStyle w:val="inline-block"/>
+        </w:rPr>
+        <w:t>Sammari-po-kazhdomu-otchetu.docx</w:t>
+      </w:r>
+      <w:r>
+        <w:rPr>
+          <w:rStyle w:val="opacity-50"/>
+        </w:rPr>
+        <w:t xml:space="preserve">, </w:t>
+      </w:r>
+      <w:hyperlink r:id="rId43" w:tgtFrame="_blank" w:history="1">
+        <w:r>
+          <w:rPr>
+            <w:rStyle w:val="inline-block"/>
+            <w:color w:val="0000FF"/>
+            <w:u w:val="single"/>
+          </w:rPr>
+          <w:t>statia2-25_02_26.docx</w:t>
+        </w:r>
+      </w:hyperlink>
+    </w:p>
+    <w:p>
+      <w:pPr>
+        <w:pStyle w:val="a8"/>
+      </w:pPr>
+      <w:r>
+        <w:rPr>
+          <w:rStyle w:val="af1"/>
+        </w:rPr>
+        <w:t>Разнообразие сцен и пространственных конфигураций.</w:t>
+      </w:r>
+      <w:r>
+        <w:t xml:space="preserve"> Данные должны охватывать характерные сложные ситуации — </w:t>
+      </w:r>
+      <w:proofErr w:type="spellStart"/>
+      <w:r>
+        <w:t>edge</w:t>
+      </w:r>
+      <w:proofErr w:type="spellEnd"/>
+      <w:r>
+        <w:t xml:space="preserve"> </w:t>
+      </w:r>
+      <w:proofErr w:type="spellStart"/>
+      <w:r>
+        <w:t>cases</w:t>
+      </w:r>
+      <w:proofErr w:type="spellEnd"/>
+      <w:r>
+        <w:t>, составляющие наибольшую сложность для алгоритмов сегментации:</w:t>
+      </w:r>
+      <w:r>
+        <w:rPr>
+          <w:rStyle w:val="inline-block"/>
+        </w:rPr>
+        <w:t>Instruktsiia-po-razmetke-dataseta-dlia-BEK-Panoptic-Segmentation.pdf</w:t>
+      </w:r>
+      <w:r>
+        <w:rPr>
+          <w:rStyle w:val="opacity-50"/>
+        </w:rPr>
+        <w:t xml:space="preserve">, </w:t>
+      </w:r>
+      <w:hyperlink r:id="rId44" w:tgtFrame="_blank" w:history="1">
+        <w:r>
+          <w:rPr>
+            <w:rStyle w:val="inline-block"/>
+            <w:color w:val="0000FF"/>
+            <w:u w:val="single"/>
+          </w:rPr>
+          <w:t>statia2-25_02_26.docx</w:t>
+        </w:r>
+      </w:hyperlink>
+    </w:p>
+    <w:p>
+      <w:pPr>
+        <w:pStyle w:val="-1"/>
+      </w:pPr>
+      <w:r>
+        <w:t xml:space="preserve">взаимное перекрытие объектов </w:t>
+      </w:r>
+      <w:proofErr w:type="spellStart"/>
+      <w:r>
+        <w:t>Things</w:t>
+      </w:r>
+      <w:proofErr w:type="spellEnd"/>
+      <w:r>
+        <w:t xml:space="preserve"> (например, одно судно частично скрыто другим или портовым сооружением)</w:t>
+      </w:r>
+    </w:p>
+    <w:p>
+      <w:pPr>
+        <w:pStyle w:val="-1"/>
+      </w:pPr>
+      <w:r>
+        <w:t>объекты у самой береговой линии — ситуация, при которой граница Land/Water совпадает с контуром судна</w:t>
+      </w:r>
+    </w:p>
+    <w:p>
+      <w:pPr>
+        <w:pStyle w:val="-1"/>
+      </w:pPr>
+      <w:r>
+        <w:t>навигационные знаки на фоне моста или берега</w:t>
+      </w:r>
+    </w:p>
+    <w:p>
+      <w:pPr>
+        <w:pStyle w:val="-1"/>
+      </w:pPr>
+      <w:r>
+        <w:lastRenderedPageBreak/>
+        <w:t xml:space="preserve">объекты </w:t>
+      </w:r>
+      <w:proofErr w:type="spellStart"/>
+      <w:r>
+        <w:t>Things</w:t>
+      </w:r>
+      <w:proofErr w:type="spellEnd"/>
+      <w:r>
+        <w:t xml:space="preserve"> вблизи или непосредственно под мостом (частичное перекрытие, резкая смена освещённости в тени)</w:t>
+      </w:r>
+    </w:p>
+    <w:p>
+      <w:pPr>
+        <w:pStyle w:val="-1"/>
+      </w:pPr>
+      <w:r>
+        <w:t>блики на воде, маскирующие часть контура судна или буя</w:t>
+      </w:r>
+    </w:p>
+    <w:p>
+      <w:pPr>
+        <w:pStyle w:val="a8"/>
+      </w:pPr>
+      <w:r>
+        <w:t>Присутствие подобных ситуаций в данных принципиально: именно на них модель, обученная только на «чистых» сценах, теряет в метрике точности.</w:t>
+      </w:r>
+    </w:p>
+    <w:p>
+      <w:pPr>
+        <w:pStyle w:val="a8"/>
+      </w:pPr>
+      <w:r>
+        <w:rPr>
+          <w:rStyle w:val="af1"/>
+        </w:rPr>
+        <w:t>Требования к клипам для трекинга.</w:t>
+      </w:r>
+      <w:r>
+        <w:t xml:space="preserve"> Поскольку целевой задачей является Video </w:t>
+      </w:r>
+      <w:proofErr w:type="spellStart"/>
+      <w:r>
+        <w:t>Panoptic</w:t>
+      </w:r>
+      <w:proofErr w:type="spellEnd"/>
+      <w:r>
+        <w:t xml:space="preserve"> </w:t>
+      </w:r>
+      <w:proofErr w:type="spellStart"/>
+      <w:r>
+        <w:t>Segmentation</w:t>
+      </w:r>
+      <w:proofErr w:type="spellEnd"/>
+      <w:r>
+        <w:t xml:space="preserve"> с сохранением Track ID, каждый обучающий клип должен содержать </w:t>
+      </w:r>
+      <w:proofErr w:type="spellStart"/>
+      <w:r>
+        <w:t>временну́ю</w:t>
+      </w:r>
+      <w:proofErr w:type="spellEnd"/>
+      <w:r>
+        <w:t xml:space="preserve"> динамику: объект класса </w:t>
+      </w:r>
+      <w:proofErr w:type="spellStart"/>
+      <w:r>
+        <w:t>Things</w:t>
+      </w:r>
+      <w:proofErr w:type="spellEnd"/>
+      <w:r>
+        <w:t xml:space="preserve"> должен находиться в кадре не менее нескольких секунд, совершая заметное перемещение, чтобы разметчик мог провести полноценный трек с присвоением и удержанием идентификатора. Статичные снимки и клипы с неподвижной камерой без движущихся объектов не удовлетворяют данному требованию.</w:t>
+      </w:r>
+      <w:r>
+        <w:rPr>
+          <w:rStyle w:val="inline-block"/>
+        </w:rPr>
+        <w:t>Dokumentatsiia-po-sozdaniiu-dataseta.pdf</w:t>
+      </w:r>
+      <w:r>
+        <w:rPr>
+          <w:rStyle w:val="opacity-50"/>
+        </w:rPr>
+        <w:t xml:space="preserve">, </w:t>
+      </w:r>
+      <w:hyperlink r:id="rId45" w:tgtFrame="_blank" w:history="1">
+        <w:r>
+          <w:rPr>
+            <w:rStyle w:val="inline-block"/>
+            <w:color w:val="0000FF"/>
+            <w:u w:val="single"/>
+          </w:rPr>
+          <w:t>statia2-25_02_26.docx</w:t>
+        </w:r>
+      </w:hyperlink>
+    </w:p>
+    <w:p>
+      <w:pPr>
+        <w:pStyle w:val="a8"/>
+      </w:pPr>
+      <w:r>
+        <w:rPr>
+          <w:rStyle w:val="af1"/>
+        </w:rPr>
+        <w:t>Требования к сплитам.</w:t>
+      </w:r>
+      <w:r>
+        <w:t xml:space="preserve"> При разбиении данных на обучающую, </w:t>
+      </w:r>
+      <w:proofErr w:type="spellStart"/>
+      <w:r>
+        <w:t>валидационную</w:t>
+      </w:r>
+      <w:proofErr w:type="spellEnd"/>
+      <w:r>
+        <w:t xml:space="preserve"> и тестовую выборки (</w:t>
+      </w:r>
+      <w:proofErr w:type="spellStart"/>
+      <w:r>
+        <w:t>train</w:t>
+      </w:r>
+      <w:proofErr w:type="spellEnd"/>
+      <w:r>
+        <w:t>/</w:t>
+      </w:r>
+      <w:proofErr w:type="spellStart"/>
+      <w:r>
+        <w:t>val</w:t>
+      </w:r>
+      <w:proofErr w:type="spellEnd"/>
+      <w:r>
+        <w:t>/</w:t>
+      </w:r>
+      <w:proofErr w:type="spellStart"/>
+      <w:r>
+        <w:t>test</w:t>
+      </w:r>
+      <w:proofErr w:type="spellEnd"/>
+      <w:r>
+        <w:t xml:space="preserve">) должно соблюдаться условие отсутствия пересечения сцен: клипы, снятые в одном и том же месте в один и тот же день, не должны одновременно попадать в </w:t>
+      </w:r>
+      <w:proofErr w:type="spellStart"/>
+      <w:r>
+        <w:t>train</w:t>
+      </w:r>
+      <w:proofErr w:type="spellEnd"/>
+      <w:r>
+        <w:t xml:space="preserve"> и </w:t>
+      </w:r>
+      <w:proofErr w:type="spellStart"/>
+      <w:r>
+        <w:t>test</w:t>
+      </w:r>
+      <w:proofErr w:type="spellEnd"/>
+      <w:r>
+        <w:t>. Это исключает утечку контекстной информации между выборками (</w:t>
+      </w:r>
+      <w:proofErr w:type="spellStart"/>
+      <w:r>
+        <w:t>spatial</w:t>
+      </w:r>
+      <w:proofErr w:type="spellEnd"/>
+      <w:r>
+        <w:t xml:space="preserve"> и </w:t>
+      </w:r>
+      <w:proofErr w:type="spellStart"/>
+      <w:r>
+        <w:t>temporal</w:t>
+      </w:r>
+      <w:proofErr w:type="spellEnd"/>
+      <w:r>
+        <w:t xml:space="preserve"> </w:t>
+      </w:r>
+      <w:proofErr w:type="spellStart"/>
+      <w:r>
+        <w:t>leakage</w:t>
+      </w:r>
+      <w:proofErr w:type="spellEnd"/>
+      <w:r>
+        <w:t>) и обеспечивает реалистичную оценку обобщающей способности модели.</w:t>
+      </w:r>
+      <w:r>
+        <w:rPr>
+          <w:rStyle w:val="10"/>
+        </w:rPr>
+        <w:t xml:space="preserve"> </w:t>
+      </w:r>
+      <w:r>
+        <w:rPr>
+          <w:rStyle w:val="inline-block"/>
+        </w:rPr>
+        <w:t>Sammari-po-kazhdomu-otchetu.docx</w:t>
+      </w:r>
+    </w:p>
+    <w:p>
+      <w:pPr>
+        <w:pStyle w:val="a8"/>
+      </w:pPr>
+      <w:r>
+        <w:rPr>
+          <w:rStyle w:val="af1"/>
+        </w:rPr>
+        <w:t>Целевой объём.</w:t>
+      </w:r>
+      <w:r>
+        <w:t xml:space="preserve"> В качестве нижнего порога для формирования работоспособной обучающей выборки ориентировочно рассматривается диапазон 20–40 аннотированных видеоклипов с частотой разметки 5 FPS. При таком объёме достигается минимально достаточное разнообразие сцен и накапливается статистика по редким классам (</w:t>
+      </w:r>
+      <w:proofErr w:type="spellStart"/>
+      <w:r>
+        <w:t>Buoy</w:t>
+      </w:r>
+      <w:proofErr w:type="spellEnd"/>
+      <w:r>
+        <w:t xml:space="preserve">, </w:t>
+      </w:r>
+      <w:proofErr w:type="spellStart"/>
+      <w:r>
+        <w:t>Stvory</w:t>
+      </w:r>
+      <w:proofErr w:type="spellEnd"/>
+      <w:r>
+        <w:t xml:space="preserve">, </w:t>
+      </w:r>
+      <w:proofErr w:type="spellStart"/>
+      <w:r>
+        <w:t>BridgeLight</w:t>
+      </w:r>
+      <w:proofErr w:type="spellEnd"/>
+      <w:r>
+        <w:t>), необходимая для устойчивого обучения. Точный целевой объём и статистика по классам приведены в разделе 3.2.5 и сводной таблице 3.5.</w:t>
+      </w:r>
+      <w:r>
+        <w:rPr>
+          <w:rStyle w:val="inline-block"/>
+        </w:rPr>
+        <w:t>Dokumentatsiia-po-sozdaniiu-dataseta.pdf</w:t>
+      </w:r>
+      <w:r>
+        <w:rPr>
+          <w:rStyle w:val="opacity-50"/>
+        </w:rPr>
+        <w:t xml:space="preserve">, </w:t>
+      </w:r>
+      <w:hyperlink r:id="rId46" w:tgtFrame="_blank" w:history="1">
+        <w:r>
+          <w:rPr>
+            <w:rStyle w:val="inline-block"/>
+            <w:color w:val="0000FF"/>
+            <w:u w:val="single"/>
+          </w:rPr>
+          <w:t>statia2-25_02_26.docx</w:t>
+        </w:r>
+      </w:hyperlink>
+    </w:p>
+    <w:p>
+      <w:pPr>
+        <w:spacing w:before="100" w:beforeAutospacing="1" w:after="100" w:afterAutospacing="1" w:line="240" w:lineRule="auto"/>
+        <w:jc w:val="left"/>
+        <w:rPr>
+          <w:rFonts w:eastAsia="Times New Roman" w:cs="Times New Roman"/>
+          <w:color w:val="auto"/>
+          <w:szCs w:val="24"/>
+          <w:lang w:eastAsia="ru-RU"/>
+        </w:rPr>
+      </w:pPr>
     </w:p>
     <w:p>
       <w:pPr>
@@ -12330,7 +16767,7 @@
           <w:szCs w:val="24"/>
           <w:lang w:eastAsia="ru-RU"/>
         </w:rPr>
-        <w:t>3.1</w:t>
+        <w:t>3.2</w:t>
       </w:r>
       <w:r>
         <w:rPr>
@@ -12339,7 +16776,7 @@
           <w:szCs w:val="24"/>
           <w:lang w:eastAsia="ru-RU"/>
         </w:rPr>
-        <w:t xml:space="preserve"> Требования к данным (классы объектов, условия съёмки, баланс классов) </w:t>
+        <w:t xml:space="preserve"> Реальные данные </w:t>
       </w:r>
     </w:p>
     <w:p>
@@ -12360,13 +16797,627 @@
       <w:r>
         <w:rPr>
           <w:rFonts w:eastAsia="Times New Roman" w:cs="Times New Roman"/>
+          <w:color w:val="auto"/>
+          <w:szCs w:val="24"/>
+          <w:lang w:eastAsia="ru-RU"/>
+        </w:rPr>
+        <w:t xml:space="preserve">3.2.1 Сбор данных (экспедиция на р. Северная Двина, состав оборудования, объём) </w:t>
+      </w:r>
+    </w:p>
+    <w:p>
+      <w:pPr>
+        <w:numPr>
+          <w:ilvl w:val="2"/>
+          <w:numId w:val="16"/>
+        </w:numPr>
+        <w:spacing w:before="100" w:beforeAutospacing="1" w:after="100" w:afterAutospacing="1" w:line="240" w:lineRule="auto"/>
+        <w:jc w:val="left"/>
+        <w:rPr>
+          <w:rFonts w:eastAsia="Times New Roman" w:cs="Times New Roman"/>
+          <w:color w:val="auto"/>
+          <w:szCs w:val="24"/>
+          <w:lang w:eastAsia="ru-RU"/>
+        </w:rPr>
+      </w:pPr>
+      <w:r>
+        <w:rPr>
+          <w:rFonts w:eastAsia="Times New Roman" w:cs="Times New Roman"/>
           <w:i/>
           <w:iCs/>
           <w:color w:val="auto"/>
           <w:szCs w:val="24"/>
           <w:lang w:eastAsia="ru-RU"/>
         </w:rPr>
-        <w:t>Источник: черновик «Требования к данным»</w:t>
+        <w:lastRenderedPageBreak/>
+        <w:t xml:space="preserve">Источник: Документация по созданию </w:t>
+      </w:r>
+      <w:proofErr w:type="spellStart"/>
+      <w:r>
+        <w:rPr>
+          <w:rFonts w:eastAsia="Times New Roman" w:cs="Times New Roman"/>
+          <w:i/>
+          <w:iCs/>
+          <w:color w:val="auto"/>
+          <w:szCs w:val="24"/>
+          <w:lang w:eastAsia="ru-RU"/>
+        </w:rPr>
+        <w:t>датасета</w:t>
+      </w:r>
+      <w:proofErr w:type="spellEnd"/>
+    </w:p>
+    <w:p>
+      <w:pPr>
+        <w:numPr>
+          <w:ilvl w:val="1"/>
+          <w:numId w:val="16"/>
+        </w:numPr>
+        <w:spacing w:before="100" w:beforeAutospacing="1" w:after="100" w:afterAutospacing="1" w:line="240" w:lineRule="auto"/>
+        <w:jc w:val="left"/>
+        <w:rPr>
+          <w:rFonts w:eastAsia="Times New Roman" w:cs="Times New Roman"/>
+          <w:color w:val="auto"/>
+          <w:szCs w:val="24"/>
+          <w:lang w:eastAsia="ru-RU"/>
+        </w:rPr>
+      </w:pPr>
+      <w:r>
+        <w:rPr>
+          <w:rFonts w:eastAsia="Times New Roman" w:cs="Times New Roman"/>
+          <w:color w:val="auto"/>
+          <w:szCs w:val="24"/>
+          <w:lang w:eastAsia="ru-RU"/>
+        </w:rPr>
+        <w:t xml:space="preserve">3.2.2 Предобработка (синхронизация потоков, нарезка, ручная выборка, </w:t>
+      </w:r>
+      <w:proofErr w:type="spellStart"/>
+      <w:r>
+        <w:rPr>
+          <w:rFonts w:eastAsia="Times New Roman" w:cs="Times New Roman"/>
+          <w:color w:val="auto"/>
+          <w:szCs w:val="24"/>
+          <w:lang w:eastAsia="ru-RU"/>
+        </w:rPr>
+        <w:t>ignore</w:t>
+      </w:r>
+      <w:proofErr w:type="spellEnd"/>
+      <w:r>
+        <w:rPr>
+          <w:rFonts w:eastAsia="Times New Roman" w:cs="Times New Roman"/>
+          <w:color w:val="auto"/>
+          <w:szCs w:val="24"/>
+          <w:lang w:eastAsia="ru-RU"/>
+        </w:rPr>
+        <w:t xml:space="preserve">-маски) </w:t>
+      </w:r>
+    </w:p>
+    <w:p>
+      <w:pPr>
+        <w:numPr>
+          <w:ilvl w:val="2"/>
+          <w:numId w:val="16"/>
+        </w:numPr>
+        <w:spacing w:before="100" w:beforeAutospacing="1" w:after="100" w:afterAutospacing="1" w:line="240" w:lineRule="auto"/>
+        <w:jc w:val="left"/>
+        <w:rPr>
+          <w:rFonts w:eastAsia="Times New Roman" w:cs="Times New Roman"/>
+          <w:color w:val="auto"/>
+          <w:szCs w:val="24"/>
+          <w:lang w:eastAsia="ru-RU"/>
+        </w:rPr>
+      </w:pPr>
+      <w:r>
+        <w:rPr>
+          <w:rFonts w:eastAsia="Times New Roman" w:cs="Times New Roman"/>
+          <w:i/>
+          <w:iCs/>
+          <w:color w:val="auto"/>
+          <w:szCs w:val="24"/>
+          <w:lang w:eastAsia="ru-RU"/>
+        </w:rPr>
+        <w:t xml:space="preserve">Источник: Документация по созданию </w:t>
+      </w:r>
+      <w:proofErr w:type="spellStart"/>
+      <w:r>
+        <w:rPr>
+          <w:rFonts w:eastAsia="Times New Roman" w:cs="Times New Roman"/>
+          <w:i/>
+          <w:iCs/>
+          <w:color w:val="auto"/>
+          <w:szCs w:val="24"/>
+          <w:lang w:eastAsia="ru-RU"/>
+        </w:rPr>
+        <w:t>датасета</w:t>
+      </w:r>
+      <w:proofErr w:type="spellEnd"/>
+      <w:r>
+        <w:rPr>
+          <w:rFonts w:eastAsia="Times New Roman" w:cs="Times New Roman"/>
+          <w:i/>
+          <w:iCs/>
+          <w:color w:val="auto"/>
+          <w:szCs w:val="24"/>
+          <w:lang w:eastAsia="ru-RU"/>
+        </w:rPr>
+        <w:t xml:space="preserve">; Технический отчёт ветка </w:t>
+      </w:r>
+      <w:proofErr w:type="spellStart"/>
+      <w:r>
+        <w:rPr>
+          <w:rFonts w:eastAsia="Times New Roman" w:cs="Times New Roman"/>
+          <w:i/>
+          <w:iCs/>
+          <w:color w:val="auto"/>
+          <w:szCs w:val="24"/>
+          <w:lang w:eastAsia="ru-RU"/>
+        </w:rPr>
+        <w:t>feat</w:t>
+      </w:r>
+      <w:proofErr w:type="spellEnd"/>
+      <w:r>
+        <w:rPr>
+          <w:rFonts w:eastAsia="Times New Roman" w:cs="Times New Roman"/>
+          <w:i/>
+          <w:iCs/>
+          <w:color w:val="auto"/>
+          <w:szCs w:val="24"/>
+          <w:lang w:eastAsia="ru-RU"/>
+        </w:rPr>
+        <w:t>/</w:t>
+      </w:r>
+      <w:proofErr w:type="spellStart"/>
+      <w:r>
+        <w:rPr>
+          <w:rFonts w:eastAsia="Times New Roman" w:cs="Times New Roman"/>
+          <w:i/>
+          <w:iCs/>
+          <w:color w:val="auto"/>
+          <w:szCs w:val="24"/>
+          <w:lang w:eastAsia="ru-RU"/>
+        </w:rPr>
+        <w:t>synchronization</w:t>
+      </w:r>
+      <w:proofErr w:type="spellEnd"/>
+    </w:p>
+    <w:p>
+      <w:pPr>
+        <w:numPr>
+          <w:ilvl w:val="2"/>
+          <w:numId w:val="16"/>
+        </w:numPr>
+        <w:spacing w:before="100" w:beforeAutospacing="1" w:after="100" w:afterAutospacing="1" w:line="240" w:lineRule="auto"/>
+        <w:jc w:val="left"/>
+        <w:rPr>
+          <w:rFonts w:eastAsia="Times New Roman" w:cs="Times New Roman"/>
+          <w:color w:val="auto"/>
+          <w:szCs w:val="24"/>
+          <w:lang w:eastAsia="ru-RU"/>
+        </w:rPr>
+      </w:pPr>
+      <w:r>
+        <w:rPr>
+          <w:rFonts w:ascii="Courier New" w:eastAsia="Times New Roman" w:hAnsi="Courier New" w:cs="Courier New"/>
+          <w:color w:val="auto"/>
+          <w:sz w:val="20"/>
+          <w:szCs w:val="20"/>
+          <w:lang w:eastAsia="ru-RU"/>
+        </w:rPr>
+        <w:t xml:space="preserve">[ВСТАВИТЬ: Таблица 3 — Статистика </w:t>
+      </w:r>
+      <w:proofErr w:type="spellStart"/>
+      <w:r>
+        <w:rPr>
+          <w:rFonts w:ascii="Courier New" w:eastAsia="Times New Roman" w:hAnsi="Courier New" w:cs="Courier New"/>
+          <w:color w:val="auto"/>
+          <w:sz w:val="20"/>
+          <w:szCs w:val="20"/>
+          <w:lang w:eastAsia="ru-RU"/>
+        </w:rPr>
+        <w:t>датасета</w:t>
+      </w:r>
+      <w:proofErr w:type="spellEnd"/>
+      <w:r>
+        <w:rPr>
+          <w:rFonts w:ascii="Courier New" w:eastAsia="Times New Roman" w:hAnsi="Courier New" w:cs="Courier New"/>
+          <w:color w:val="auto"/>
+          <w:sz w:val="20"/>
+          <w:szCs w:val="20"/>
+          <w:lang w:eastAsia="ru-RU"/>
+        </w:rPr>
+        <w:t xml:space="preserve"> по классам и сплитам]</w:t>
+      </w:r>
+    </w:p>
+    <w:p>
+      <w:pPr>
+        <w:numPr>
+          <w:ilvl w:val="1"/>
+          <w:numId w:val="16"/>
+        </w:numPr>
+        <w:spacing w:before="100" w:beforeAutospacing="1" w:after="100" w:afterAutospacing="1" w:line="240" w:lineRule="auto"/>
+        <w:jc w:val="left"/>
+        <w:rPr>
+          <w:rFonts w:eastAsia="Times New Roman" w:cs="Times New Roman"/>
+          <w:color w:val="auto"/>
+          <w:szCs w:val="24"/>
+          <w:lang w:eastAsia="ru-RU"/>
+        </w:rPr>
+      </w:pPr>
+      <w:r>
+        <w:rPr>
+          <w:rFonts w:eastAsia="Times New Roman" w:cs="Times New Roman"/>
+          <w:color w:val="auto"/>
+          <w:szCs w:val="24"/>
+          <w:lang w:eastAsia="ru-RU"/>
+        </w:rPr>
+        <w:t xml:space="preserve">3.2.3 Инструменты разметки: обзор и обоснование выбора CVAT </w:t>
+      </w:r>
+    </w:p>
+    <w:p>
+      <w:pPr>
+        <w:numPr>
+          <w:ilvl w:val="2"/>
+          <w:numId w:val="16"/>
+        </w:numPr>
+        <w:spacing w:before="100" w:beforeAutospacing="1" w:after="100" w:afterAutospacing="1" w:line="240" w:lineRule="auto"/>
+        <w:jc w:val="left"/>
+        <w:rPr>
+          <w:rFonts w:eastAsia="Times New Roman" w:cs="Times New Roman"/>
+          <w:color w:val="auto"/>
+          <w:szCs w:val="24"/>
+          <w:lang w:eastAsia="ru-RU"/>
+        </w:rPr>
+      </w:pPr>
+      <w:r>
+        <w:rPr>
+          <w:rFonts w:eastAsia="Times New Roman" w:cs="Times New Roman"/>
+          <w:i/>
+          <w:iCs/>
+          <w:color w:val="auto"/>
+          <w:szCs w:val="24"/>
+          <w:lang w:eastAsia="ru-RU"/>
+        </w:rPr>
+        <w:t xml:space="preserve">Источник: записи ТГ + чаты </w:t>
+      </w:r>
+      <w:proofErr w:type="spellStart"/>
+      <w:r>
+        <w:rPr>
+          <w:rFonts w:eastAsia="Times New Roman" w:cs="Times New Roman"/>
+          <w:i/>
+          <w:iCs/>
+          <w:color w:val="auto"/>
+          <w:szCs w:val="24"/>
+          <w:lang w:eastAsia="ru-RU"/>
+        </w:rPr>
+        <w:t>Gemini</w:t>
+      </w:r>
+      <w:proofErr w:type="spellEnd"/>
+      <w:r>
+        <w:rPr>
+          <w:rFonts w:eastAsia="Times New Roman" w:cs="Times New Roman"/>
+          <w:i/>
+          <w:iCs/>
+          <w:color w:val="auto"/>
+          <w:szCs w:val="24"/>
+          <w:lang w:eastAsia="ru-RU"/>
+        </w:rPr>
+        <w:t>/</w:t>
+      </w:r>
+      <w:proofErr w:type="spellStart"/>
+      <w:r>
+        <w:rPr>
+          <w:rFonts w:eastAsia="Times New Roman" w:cs="Times New Roman"/>
+          <w:i/>
+          <w:iCs/>
+          <w:color w:val="auto"/>
+          <w:szCs w:val="24"/>
+          <w:lang w:eastAsia="ru-RU"/>
+        </w:rPr>
+        <w:t>Perplexity</w:t>
+      </w:r>
+      <w:proofErr w:type="spellEnd"/>
+      <w:r>
+        <w:rPr>
+          <w:rFonts w:eastAsia="Times New Roman" w:cs="Times New Roman"/>
+          <w:i/>
+          <w:iCs/>
+          <w:color w:val="auto"/>
+          <w:szCs w:val="24"/>
+          <w:lang w:eastAsia="ru-RU"/>
+        </w:rPr>
+        <w:t xml:space="preserve">; настройка </w:t>
+      </w:r>
+      <w:proofErr w:type="spellStart"/>
+      <w:r>
+        <w:rPr>
+          <w:rFonts w:eastAsia="Times New Roman" w:cs="Times New Roman"/>
+          <w:i/>
+          <w:iCs/>
+          <w:color w:val="auto"/>
+          <w:szCs w:val="24"/>
+          <w:lang w:eastAsia="ru-RU"/>
+        </w:rPr>
+        <w:t>self-hosted</w:t>
+      </w:r>
+      <w:proofErr w:type="spellEnd"/>
+      <w:r>
+        <w:rPr>
+          <w:rFonts w:eastAsia="Times New Roman" w:cs="Times New Roman"/>
+          <w:i/>
+          <w:iCs/>
+          <w:color w:val="auto"/>
+          <w:szCs w:val="24"/>
+          <w:lang w:eastAsia="ru-RU"/>
+        </w:rPr>
+        <w:t xml:space="preserve"> CVAT через </w:t>
+      </w:r>
+      <w:proofErr w:type="spellStart"/>
+      <w:r>
+        <w:rPr>
+          <w:rFonts w:eastAsia="Times New Roman" w:cs="Times New Roman"/>
+          <w:i/>
+          <w:iCs/>
+          <w:color w:val="auto"/>
+          <w:szCs w:val="24"/>
+          <w:lang w:eastAsia="ru-RU"/>
+        </w:rPr>
+        <w:t>ZeroTier</w:t>
+      </w:r>
+      <w:proofErr w:type="spellEnd"/>
+    </w:p>
+    <w:p>
+      <w:pPr>
+        <w:numPr>
+          <w:ilvl w:val="2"/>
+          <w:numId w:val="16"/>
+        </w:numPr>
+        <w:spacing w:before="100" w:beforeAutospacing="1" w:after="100" w:afterAutospacing="1" w:line="240" w:lineRule="auto"/>
+        <w:jc w:val="left"/>
+        <w:rPr>
+          <w:rFonts w:eastAsia="Times New Roman" w:cs="Times New Roman"/>
+          <w:color w:val="auto"/>
+          <w:szCs w:val="24"/>
+          <w:lang w:eastAsia="ru-RU"/>
+        </w:rPr>
+      </w:pPr>
+      <w:r>
+        <w:rPr>
+          <w:rFonts w:ascii="Courier New" w:eastAsia="Times New Roman" w:hAnsi="Courier New" w:cs="Courier New"/>
+          <w:color w:val="auto"/>
+          <w:sz w:val="20"/>
+          <w:szCs w:val="20"/>
+          <w:lang w:eastAsia="ru-RU"/>
+        </w:rPr>
+        <w:t xml:space="preserve">[ВСТАВИТЬ: Таблица 4 — Сравнение инструментов разметки (CVAT, Label Studio, </w:t>
+      </w:r>
+      <w:proofErr w:type="spellStart"/>
+      <w:r>
+        <w:rPr>
+          <w:rFonts w:ascii="Courier New" w:eastAsia="Times New Roman" w:hAnsi="Courier New" w:cs="Courier New"/>
+          <w:color w:val="auto"/>
+          <w:sz w:val="20"/>
+          <w:szCs w:val="20"/>
+          <w:lang w:eastAsia="ru-RU"/>
+        </w:rPr>
+        <w:t>Roboflow</w:t>
+      </w:r>
+      <w:proofErr w:type="spellEnd"/>
+      <w:r>
+        <w:rPr>
+          <w:rFonts w:ascii="Courier New" w:eastAsia="Times New Roman" w:hAnsi="Courier New" w:cs="Courier New"/>
+          <w:color w:val="auto"/>
+          <w:sz w:val="20"/>
+          <w:szCs w:val="20"/>
+          <w:lang w:eastAsia="ru-RU"/>
+        </w:rPr>
+        <w:t xml:space="preserve"> и др.)]</w:t>
+      </w:r>
+    </w:p>
+    <w:p>
+      <w:pPr>
+        <w:numPr>
+          <w:ilvl w:val="1"/>
+          <w:numId w:val="16"/>
+        </w:numPr>
+        <w:spacing w:before="100" w:beforeAutospacing="1" w:after="100" w:afterAutospacing="1" w:line="240" w:lineRule="auto"/>
+        <w:jc w:val="left"/>
+        <w:rPr>
+          <w:rFonts w:eastAsia="Times New Roman" w:cs="Times New Roman"/>
+          <w:color w:val="auto"/>
+          <w:szCs w:val="24"/>
+          <w:lang w:eastAsia="ru-RU"/>
+        </w:rPr>
+      </w:pPr>
+      <w:r>
+        <w:rPr>
+          <w:rFonts w:eastAsia="Times New Roman" w:cs="Times New Roman"/>
+          <w:color w:val="auto"/>
+          <w:szCs w:val="24"/>
+          <w:lang w:eastAsia="ru-RU"/>
+        </w:rPr>
+        <w:t>3.2.4 Методология разметки VPS (таксономия, Z-</w:t>
+      </w:r>
+      <w:proofErr w:type="spellStart"/>
+      <w:r>
+        <w:rPr>
+          <w:rFonts w:eastAsia="Times New Roman" w:cs="Times New Roman"/>
+          <w:color w:val="auto"/>
+          <w:szCs w:val="24"/>
+          <w:lang w:eastAsia="ru-RU"/>
+        </w:rPr>
+        <w:t>order</w:t>
+      </w:r>
+      <w:proofErr w:type="spellEnd"/>
+      <w:r>
+        <w:rPr>
+          <w:rFonts w:eastAsia="Times New Roman" w:cs="Times New Roman"/>
+          <w:color w:val="auto"/>
+          <w:szCs w:val="24"/>
+          <w:lang w:eastAsia="ru-RU"/>
+        </w:rPr>
+        <w:t xml:space="preserve">, трекинг, </w:t>
+      </w:r>
+      <w:proofErr w:type="spellStart"/>
+      <w:r>
+        <w:rPr>
+          <w:rFonts w:eastAsia="Times New Roman" w:cs="Times New Roman"/>
+          <w:color w:val="auto"/>
+          <w:szCs w:val="24"/>
+          <w:lang w:eastAsia="ru-RU"/>
+        </w:rPr>
+        <w:t>edge</w:t>
+      </w:r>
+      <w:proofErr w:type="spellEnd"/>
+      <w:r>
+        <w:rPr>
+          <w:rFonts w:eastAsia="Times New Roman" w:cs="Times New Roman"/>
+          <w:color w:val="auto"/>
+          <w:szCs w:val="24"/>
+          <w:lang w:eastAsia="ru-RU"/>
+        </w:rPr>
+        <w:t xml:space="preserve"> </w:t>
+      </w:r>
+      <w:proofErr w:type="spellStart"/>
+      <w:r>
+        <w:rPr>
+          <w:rFonts w:eastAsia="Times New Roman" w:cs="Times New Roman"/>
+          <w:color w:val="auto"/>
+          <w:szCs w:val="24"/>
+          <w:lang w:eastAsia="ru-RU"/>
+        </w:rPr>
+        <w:t>cases</w:t>
+      </w:r>
+      <w:proofErr w:type="spellEnd"/>
+      <w:r>
+        <w:rPr>
+          <w:rFonts w:eastAsia="Times New Roman" w:cs="Times New Roman"/>
+          <w:color w:val="auto"/>
+          <w:szCs w:val="24"/>
+          <w:lang w:eastAsia="ru-RU"/>
+        </w:rPr>
+        <w:t xml:space="preserve">) </w:t>
+      </w:r>
+    </w:p>
+    <w:p>
+      <w:pPr>
+        <w:numPr>
+          <w:ilvl w:val="2"/>
+          <w:numId w:val="16"/>
+        </w:numPr>
+        <w:spacing w:before="100" w:beforeAutospacing="1" w:after="100" w:afterAutospacing="1" w:line="240" w:lineRule="auto"/>
+        <w:jc w:val="left"/>
+        <w:rPr>
+          <w:rFonts w:eastAsia="Times New Roman" w:cs="Times New Roman"/>
+          <w:color w:val="auto"/>
+          <w:szCs w:val="24"/>
+          <w:lang w:eastAsia="ru-RU"/>
+        </w:rPr>
+      </w:pPr>
+      <w:r>
+        <w:rPr>
+          <w:rFonts w:eastAsia="Times New Roman" w:cs="Times New Roman"/>
+          <w:i/>
+          <w:iCs/>
+          <w:color w:val="auto"/>
+          <w:szCs w:val="24"/>
+          <w:lang w:eastAsia="ru-RU"/>
+        </w:rPr>
+        <w:t xml:space="preserve">Источник: Инструкция по разметке </w:t>
+      </w:r>
+      <w:proofErr w:type="spellStart"/>
+      <w:r>
+        <w:rPr>
+          <w:rFonts w:eastAsia="Times New Roman" w:cs="Times New Roman"/>
+          <w:i/>
+          <w:iCs/>
+          <w:color w:val="auto"/>
+          <w:szCs w:val="24"/>
+          <w:lang w:eastAsia="ru-RU"/>
+        </w:rPr>
+        <w:t>датасета</w:t>
+      </w:r>
+      <w:proofErr w:type="spellEnd"/>
+      <w:r>
+        <w:rPr>
+          <w:rFonts w:eastAsia="Times New Roman" w:cs="Times New Roman"/>
+          <w:i/>
+          <w:iCs/>
+          <w:color w:val="auto"/>
+          <w:szCs w:val="24"/>
+          <w:lang w:eastAsia="ru-RU"/>
+        </w:rPr>
+        <w:t xml:space="preserve"> для БЭК (</w:t>
+      </w:r>
+      <w:proofErr w:type="spellStart"/>
+      <w:r>
+        <w:rPr>
+          <w:rFonts w:eastAsia="Times New Roman" w:cs="Times New Roman"/>
+          <w:i/>
+          <w:iCs/>
+          <w:color w:val="auto"/>
+          <w:szCs w:val="24"/>
+          <w:lang w:eastAsia="ru-RU"/>
+        </w:rPr>
+        <w:t>Panoptic</w:t>
+      </w:r>
+      <w:proofErr w:type="spellEnd"/>
+      <w:r>
+        <w:rPr>
+          <w:rFonts w:eastAsia="Times New Roman" w:cs="Times New Roman"/>
+          <w:i/>
+          <w:iCs/>
+          <w:color w:val="auto"/>
+          <w:szCs w:val="24"/>
+          <w:lang w:eastAsia="ru-RU"/>
+        </w:rPr>
+        <w:t xml:space="preserve"> </w:t>
+      </w:r>
+      <w:proofErr w:type="spellStart"/>
+      <w:r>
+        <w:rPr>
+          <w:rFonts w:eastAsia="Times New Roman" w:cs="Times New Roman"/>
+          <w:i/>
+          <w:iCs/>
+          <w:color w:val="auto"/>
+          <w:szCs w:val="24"/>
+          <w:lang w:eastAsia="ru-RU"/>
+        </w:rPr>
+        <w:t>Segmentation</w:t>
+      </w:r>
+      <w:proofErr w:type="spellEnd"/>
+      <w:r>
+        <w:rPr>
+          <w:rFonts w:eastAsia="Times New Roman" w:cs="Times New Roman"/>
+          <w:i/>
+          <w:iCs/>
+          <w:color w:val="auto"/>
+          <w:szCs w:val="24"/>
+          <w:lang w:eastAsia="ru-RU"/>
+        </w:rPr>
+        <w:t>)</w:t>
+      </w:r>
+    </w:p>
+    <w:p>
+      <w:pPr>
+        <w:numPr>
+          <w:ilvl w:val="1"/>
+          <w:numId w:val="16"/>
+        </w:numPr>
+        <w:spacing w:before="100" w:beforeAutospacing="1" w:after="100" w:afterAutospacing="1" w:line="240" w:lineRule="auto"/>
+        <w:jc w:val="left"/>
+        <w:rPr>
+          <w:rFonts w:eastAsia="Times New Roman" w:cs="Times New Roman"/>
+          <w:color w:val="auto"/>
+          <w:szCs w:val="24"/>
+          <w:lang w:eastAsia="ru-RU"/>
+        </w:rPr>
+      </w:pPr>
+      <w:r>
+        <w:rPr>
+          <w:rFonts w:eastAsia="Times New Roman" w:cs="Times New Roman"/>
+          <w:color w:val="auto"/>
+          <w:szCs w:val="24"/>
+          <w:lang w:eastAsia="ru-RU"/>
+        </w:rPr>
+        <w:t>3.2.5 Результаты разметки реальных данных</w:t>
       </w:r>
     </w:p>
     <w:p>
@@ -12393,7 +17444,7 @@
           <w:szCs w:val="24"/>
           <w:lang w:eastAsia="ru-RU"/>
         </w:rPr>
-        <w:t>3.2</w:t>
+        <w:t>3.3</w:t>
       </w:r>
       <w:r>
         <w:rPr>
@@ -12402,7 +17453,27 @@
           <w:szCs w:val="24"/>
           <w:lang w:eastAsia="ru-RU"/>
         </w:rPr>
-        <w:t xml:space="preserve"> Реальные данные </w:t>
+        <w:t xml:space="preserve"> Публичные </w:t>
+      </w:r>
+      <w:proofErr w:type="spellStart"/>
+      <w:r>
+        <w:rPr>
+          <w:rFonts w:eastAsia="Times New Roman" w:cs="Times New Roman"/>
+          <w:color w:val="auto"/>
+          <w:szCs w:val="24"/>
+          <w:lang w:eastAsia="ru-RU"/>
+        </w:rPr>
+        <w:t>датасеты</w:t>
+      </w:r>
+      <w:proofErr w:type="spellEnd"/>
+      <w:r>
+        <w:rPr>
+          <w:rFonts w:eastAsia="Times New Roman" w:cs="Times New Roman"/>
+          <w:color w:val="auto"/>
+          <w:szCs w:val="24"/>
+          <w:lang w:eastAsia="ru-RU"/>
+        </w:rPr>
+        <w:t xml:space="preserve"> </w:t>
       </w:r>
     </w:p>
     <w:p>
@@ -12427,7 +17498,7 @@
           <w:szCs w:val="24"/>
           <w:lang w:eastAsia="ru-RU"/>
         </w:rPr>
-        <w:t xml:space="preserve">3.2.1 Сбор данных (экспедиция на р. Северная Двина, состав оборудования, объём) </w:t>
+        <w:t xml:space="preserve">3.3.1 Обзор и отбор (MaSTr1325 и др.) </w:t>
       </w:r>
     </w:p>
     <w:p>
@@ -12454,7 +17525,7 @@
           <w:szCs w:val="24"/>
           <w:lang w:eastAsia="ru-RU"/>
         </w:rPr>
-        <w:t>Источник: Документация по созданию датасета</w:t>
+        <w:t>Источник: отчёт по практике 2025.docx; статья2-25_02_26.docx</w:t>
       </w:r>
     </w:p>
     <w:p>
@@ -12479,7 +17550,27 @@
           <w:szCs w:val="24"/>
           <w:lang w:eastAsia="ru-RU"/>
         </w:rPr>
-        <w:t xml:space="preserve">3.2.2 Предобработка (синхронизация потоков, нарезка, ручная выборка, ignore-маски) </w:t>
+        <w:t>3.3.2 Конвертация под задачу (формат YOLO-</w:t>
+      </w:r>
+      <w:proofErr w:type="spellStart"/>
+      <w:r>
+        <w:rPr>
+          <w:rFonts w:eastAsia="Times New Roman" w:cs="Times New Roman"/>
+          <w:color w:val="auto"/>
+          <w:szCs w:val="24"/>
+          <w:lang w:eastAsia="ru-RU"/>
+        </w:rPr>
+        <w:t>seg</w:t>
+      </w:r>
+      <w:proofErr w:type="spellEnd"/>
+      <w:r>
+        <w:rPr>
+          <w:rFonts w:eastAsia="Times New Roman" w:cs="Times New Roman"/>
+          <w:color w:val="auto"/>
+          <w:szCs w:val="24"/>
+          <w:lang w:eastAsia="ru-RU"/>
+        </w:rPr>
+        <w:t xml:space="preserve">) </w:t>
       </w:r>
     </w:p>
     <w:p>
@@ -12506,13 +17597,50 @@
           <w:szCs w:val="24"/>
           <w:lang w:eastAsia="ru-RU"/>
         </w:rPr>
-        <w:t>Источник: Документация по созданию датасета; Технический отчёт ветка feat/synchronization</w:t>
-      </w:r>
+        <w:t xml:space="preserve">Источник: Технический отчёт ветка </w:t>
+      </w:r>
+      <w:proofErr w:type="spellStart"/>
+      <w:r>
+        <w:rPr>
+          <w:rFonts w:eastAsia="Times New Roman" w:cs="Times New Roman"/>
+          <w:i/>
+          <w:iCs/>
+          <w:color w:val="auto"/>
+          <w:szCs w:val="24"/>
+          <w:lang w:eastAsia="ru-RU"/>
+        </w:rPr>
+        <w:t>feat</w:t>
+      </w:r>
+      <w:proofErr w:type="spellEnd"/>
+      <w:r>
+        <w:rPr>
+          <w:rFonts w:eastAsia="Times New Roman" w:cs="Times New Roman"/>
+          <w:i/>
+          <w:iCs/>
+          <w:color w:val="auto"/>
+          <w:szCs w:val="24"/>
+          <w:lang w:eastAsia="ru-RU"/>
+        </w:rPr>
+        <w:t>/</w:t>
+      </w:r>
+      <w:proofErr w:type="spellStart"/>
+      <w:r>
+        <w:rPr>
+          <w:rFonts w:eastAsia="Times New Roman" w:cs="Times New Roman"/>
+          <w:i/>
+          <w:iCs/>
+          <w:color w:val="auto"/>
+          <w:szCs w:val="24"/>
+          <w:lang w:eastAsia="ru-RU"/>
+        </w:rPr>
+        <w:t>segmentation</w:t>
+      </w:r>
+      <w:proofErr w:type="spellEnd"/>
     </w:p>
     <w:p>
       <w:pPr>
         <w:numPr>
-          <w:ilvl w:val="2"/>
+          <w:ilvl w:val="0"/>
           <w:numId w:val="16"/>
         </w:numPr>
         <w:spacing w:before="100" w:beforeAutospacing="1" w:after="100" w:afterAutospacing="1" w:line="240" w:lineRule="auto"/>
@@ -12526,13 +17654,43 @@
       </w:pPr>
       <w:r>
         <w:rPr>
-          <w:rFonts w:ascii="Courier New" w:eastAsia="Times New Roman" w:hAnsi="Courier New" w:cs="Courier New"/>
-          <w:color w:val="auto"/>
-          <w:sz w:val="20"/>
-          <w:szCs w:val="20"/>
-          <w:lang w:eastAsia="ru-RU"/>
-        </w:rPr>
-        <w:t>[ВСТАВИТЬ: Таблица 3 — Статистика датасета по классам и сплитам]</w:t>
+          <w:rFonts w:eastAsia="Times New Roman" w:cs="Times New Roman"/>
+          <w:b/>
+          <w:bCs/>
+          <w:color w:val="auto"/>
+          <w:szCs w:val="24"/>
+          <w:lang w:eastAsia="ru-RU"/>
+        </w:rPr>
+        <w:t>3.4</w:t>
+      </w:r>
+      <w:r>
+        <w:rPr>
+          <w:rFonts w:eastAsia="Times New Roman" w:cs="Times New Roman"/>
+          <w:color w:val="auto"/>
+          <w:szCs w:val="24"/>
+          <w:lang w:eastAsia="ru-RU"/>
+        </w:rPr>
+        <w:t xml:space="preserve"> Синтетические данные: симулятор </w:t>
+      </w:r>
+      <w:proofErr w:type="spellStart"/>
+      <w:r>
+        <w:rPr>
+          <w:rFonts w:eastAsia="Times New Roman" w:cs="Times New Roman"/>
+          <w:color w:val="auto"/>
+          <w:szCs w:val="24"/>
+          <w:lang w:eastAsia="ru-RU"/>
+        </w:rPr>
+        <w:t>Gazebo</w:t>
+      </w:r>
+      <w:proofErr w:type="spellEnd"/>
+      <w:r>
+        <w:rPr>
+          <w:rFonts w:eastAsia="Times New Roman" w:cs="Times New Roman"/>
+          <w:color w:val="auto"/>
+          <w:szCs w:val="24"/>
+          <w:lang w:eastAsia="ru-RU"/>
+        </w:rPr>
+        <w:t xml:space="preserve"> VRX </w:t>
       </w:r>
     </w:p>
     <w:p>
@@ -12557,60 +17715,7 @@
           <w:szCs w:val="24"/>
           <w:lang w:eastAsia="ru-RU"/>
         </w:rPr>
-        <w:t xml:space="preserve">3.2.3 Инструменты разметки: обзор и обоснование выбора CVAT </w:t>
-      </w:r>
-    </w:p>
-    <w:p>
-      <w:pPr>
-        <w:numPr>
-          <w:ilvl w:val="2"/>
-          <w:numId w:val="16"/>
-        </w:numPr>
-        <w:spacing w:before="100" w:beforeAutospacing="1" w:after="100" w:afterAutospacing="1" w:line="240" w:lineRule="auto"/>
-        <w:jc w:val="left"/>
-        <w:rPr>
-          <w:rFonts w:eastAsia="Times New Roman" w:cs="Times New Roman"/>
-          <w:color w:val="auto"/>
-          <w:szCs w:val="24"/>
-          <w:lang w:eastAsia="ru-RU"/>
-        </w:rPr>
-      </w:pPr>
-      <w:r>
-        <w:rPr>
-          <w:rFonts w:eastAsia="Times New Roman" w:cs="Times New Roman"/>
-          <w:i/>
-          <w:iCs/>
-          <w:color w:val="auto"/>
-          <w:szCs w:val="24"/>
-          <w:lang w:eastAsia="ru-RU"/>
-        </w:rPr>
-        <w:t>Источник: записи ТГ + чаты Gemini/Perplexity; настройка self-hosted CVAT через ZeroTier</w:t>
-      </w:r>
-    </w:p>
-    <w:p>
-      <w:pPr>
-        <w:numPr>
-          <w:ilvl w:val="2"/>
-          <w:numId w:val="16"/>
-        </w:numPr>
-        <w:spacing w:before="100" w:beforeAutospacing="1" w:after="100" w:afterAutospacing="1" w:line="240" w:lineRule="auto"/>
-        <w:jc w:val="left"/>
-        <w:rPr>
-          <w:rFonts w:eastAsia="Times New Roman" w:cs="Times New Roman"/>
-          <w:color w:val="auto"/>
-          <w:szCs w:val="24"/>
-          <w:lang w:eastAsia="ru-RU"/>
-        </w:rPr>
-      </w:pPr>
-      <w:r>
-        <w:rPr>
-          <w:rFonts w:ascii="Courier New" w:eastAsia="Times New Roman" w:hAnsi="Courier New" w:cs="Courier New"/>
-          <w:color w:val="auto"/>
-          <w:sz w:val="20"/>
-          <w:szCs w:val="20"/>
-          <w:lang w:eastAsia="ru-RU"/>
-        </w:rPr>
-        <w:t>[ВСТАВИТЬ: Таблица 4 — Сравнение инструментов разметки (CVAT, Label Studio, Roboflow и др.)]</w:t>
+        <w:t>3.4.1 Описание симулятора и его возможностей (водная среда, условия освещения, объекты)</w:t>
       </w:r>
     </w:p>
     <w:p>
@@ -12635,34 +17740,27 @@
           <w:szCs w:val="24"/>
           <w:lang w:eastAsia="ru-RU"/>
         </w:rPr>
-        <w:t xml:space="preserve">3.2.4 Методология разметки VPS (таксономия, Z-order, трекинг, edge cases) </w:t>
-      </w:r>
-    </w:p>
-    <w:p>
-      <w:pPr>
-        <w:numPr>
-          <w:ilvl w:val="2"/>
-          <w:numId w:val="16"/>
-        </w:numPr>
-        <w:spacing w:before="100" w:beforeAutospacing="1" w:after="100" w:afterAutospacing="1" w:line="240" w:lineRule="auto"/>
-        <w:jc w:val="left"/>
+        <w:t xml:space="preserve">3.4.2 Автоматическая генерация масок с </w:t>
+      </w:r>
+      <w:proofErr w:type="spellStart"/>
+      <w:r>
         <w:rPr>
           <w:rFonts w:eastAsia="Times New Roman" w:cs="Times New Roman"/>
           <w:color w:val="auto"/>
           <w:szCs w:val="24"/>
           <w:lang w:eastAsia="ru-RU"/>
         </w:rPr>
-      </w:pPr>
-      <w:r>
-        <w:rPr>
-          <w:rFonts w:eastAsia="Times New Roman" w:cs="Times New Roman"/>
-          <w:i/>
-          <w:iCs/>
+        <w:t>попиксельной</w:t>
+      </w:r>
+      <w:proofErr w:type="spellEnd"/>
+      <w:r>
+        <w:rPr>
+          <w:rFonts w:eastAsia="Times New Roman" w:cs="Times New Roman"/>
           <w:color w:val="auto"/>
           <w:szCs w:val="24"/>
           <w:lang w:eastAsia="ru-RU"/>
         </w:rPr>
-        <w:t>Источник: Инструкция по разметке датасета для БЭК (Panoptic Segmentation)</w:t>
+        <w:t xml:space="preserve"> точностью</w:t>
       </w:r>
     </w:p>
     <w:p>
@@ -12687,7 +17785,32 @@
           <w:szCs w:val="24"/>
           <w:lang w:eastAsia="ru-RU"/>
         </w:rPr>
-        <w:t>3.2.5 Результаты разметки реальных данных</w:t>
+        <w:t>3.4.3 Текущий статус: настройка и запуск среды</w:t>
+      </w:r>
+    </w:p>
+    <w:p>
+      <w:pPr>
+        <w:numPr>
+          <w:ilvl w:val="1"/>
+          <w:numId w:val="16"/>
+        </w:numPr>
+        <w:spacing w:before="100" w:beforeAutospacing="1" w:after="100" w:afterAutospacing="1" w:line="240" w:lineRule="auto"/>
+        <w:jc w:val="left"/>
+        <w:rPr>
+          <w:rFonts w:eastAsia="Times New Roman" w:cs="Times New Roman"/>
+          <w:color w:val="auto"/>
+          <w:szCs w:val="24"/>
+          <w:lang w:eastAsia="ru-RU"/>
+        </w:rPr>
+      </w:pPr>
+      <w:r>
+        <w:rPr>
+          <w:rFonts w:eastAsia="Times New Roman" w:cs="Times New Roman"/>
+          <w:color w:val="auto"/>
+          <w:szCs w:val="24"/>
+          <w:lang w:eastAsia="ru-RU"/>
+        </w:rPr>
+        <w:t>3.4.4 Планируемый объём и применение синтетических данных</w:t>
       </w:r>
     </w:p>
     <w:p>
@@ -12714,7 +17837,7 @@
           <w:szCs w:val="24"/>
           <w:lang w:eastAsia="ru-RU"/>
         </w:rPr>
-        <w:t>3.3</w:t>
+        <w:t>3.5</w:t>
       </w:r>
       <w:r>
         <w:rPr>
@@ -12723,7 +17846,87 @@
           <w:szCs w:val="24"/>
           <w:lang w:eastAsia="ru-RU"/>
         </w:rPr>
-        <w:t xml:space="preserve"> Публичные датасеты </w:t>
+        <w:t xml:space="preserve"> Итоговый состав </w:t>
+      </w:r>
+      <w:proofErr w:type="spellStart"/>
+      <w:r>
+        <w:rPr>
+          <w:rFonts w:eastAsia="Times New Roman" w:cs="Times New Roman"/>
+          <w:color w:val="auto"/>
+          <w:szCs w:val="24"/>
+          <w:lang w:eastAsia="ru-RU"/>
+        </w:rPr>
+        <w:t>датасета</w:t>
+      </w:r>
+      <w:proofErr w:type="spellEnd"/>
+      <w:r>
+        <w:rPr>
+          <w:rFonts w:eastAsia="Times New Roman" w:cs="Times New Roman"/>
+          <w:color w:val="auto"/>
+          <w:szCs w:val="24"/>
+          <w:lang w:eastAsia="ru-RU"/>
+        </w:rPr>
+        <w:t xml:space="preserve"> (сводная статистика, </w:t>
+      </w:r>
+      <w:proofErr w:type="spellStart"/>
+      <w:r>
+        <w:rPr>
+          <w:rFonts w:eastAsia="Times New Roman" w:cs="Times New Roman"/>
+          <w:color w:val="auto"/>
+          <w:szCs w:val="24"/>
+          <w:lang w:eastAsia="ru-RU"/>
+        </w:rPr>
+        <w:t>train</w:t>
+      </w:r>
+      <w:proofErr w:type="spellEnd"/>
+      <w:r>
+        <w:rPr>
+          <w:rFonts w:eastAsia="Times New Roman" w:cs="Times New Roman"/>
+          <w:color w:val="auto"/>
+          <w:szCs w:val="24"/>
+          <w:lang w:eastAsia="ru-RU"/>
+        </w:rPr>
+        <w:t>/</w:t>
+      </w:r>
+      <w:proofErr w:type="spellStart"/>
+      <w:r>
+        <w:rPr>
+          <w:rFonts w:eastAsia="Times New Roman" w:cs="Times New Roman"/>
+          <w:color w:val="auto"/>
+          <w:szCs w:val="24"/>
+          <w:lang w:eastAsia="ru-RU"/>
+        </w:rPr>
+        <w:t>val</w:t>
+      </w:r>
+      <w:proofErr w:type="spellEnd"/>
+      <w:r>
+        <w:rPr>
+          <w:rFonts w:eastAsia="Times New Roman" w:cs="Times New Roman"/>
+          <w:color w:val="auto"/>
+          <w:szCs w:val="24"/>
+          <w:lang w:eastAsia="ru-RU"/>
+        </w:rPr>
+        <w:t>/</w:t>
+      </w:r>
+      <w:proofErr w:type="spellStart"/>
+      <w:r>
+        <w:rPr>
+          <w:rFonts w:eastAsia="Times New Roman" w:cs="Times New Roman"/>
+          <w:color w:val="auto"/>
+          <w:szCs w:val="24"/>
+          <w:lang w:eastAsia="ru-RU"/>
+        </w:rPr>
+        <w:t>test</w:t>
+      </w:r>
+      <w:proofErr w:type="spellEnd"/>
+      <w:r>
+        <w:rPr>
+          <w:rFonts w:eastAsia="Times New Roman" w:cs="Times New Roman"/>
+          <w:color w:val="auto"/>
+          <w:szCs w:val="24"/>
+          <w:lang w:eastAsia="ru-RU"/>
+        </w:rPr>
+        <w:t xml:space="preserve">) </w:t>
       </w:r>
     </w:p>
     <w:p>
@@ -12743,289 +17946,35 @@
       </w:pPr>
       <w:r>
         <w:rPr>
-          <w:rFonts w:eastAsia="Times New Roman" w:cs="Times New Roman"/>
-          <w:color w:val="auto"/>
-          <w:szCs w:val="24"/>
-          <w:lang w:eastAsia="ru-RU"/>
-        </w:rPr>
-        <w:t xml:space="preserve">3.3.1 Обзор и отбор (MaSTr1325 и др.) </w:t>
-      </w:r>
-    </w:p>
-    <w:p>
-      <w:pPr>
-        <w:numPr>
-          <w:ilvl w:val="2"/>
-          <w:numId w:val="16"/>
-        </w:numPr>
-        <w:spacing w:before="100" w:beforeAutospacing="1" w:after="100" w:afterAutospacing="1" w:line="240" w:lineRule="auto"/>
-        <w:jc w:val="left"/>
-        <w:rPr>
-          <w:rFonts w:eastAsia="Times New Roman" w:cs="Times New Roman"/>
-          <w:color w:val="auto"/>
-          <w:szCs w:val="24"/>
-          <w:lang w:eastAsia="ru-RU"/>
-        </w:rPr>
-      </w:pPr>
-      <w:r>
-        <w:rPr>
-          <w:rFonts w:eastAsia="Times New Roman" w:cs="Times New Roman"/>
-          <w:i/>
-          <w:iCs/>
-          <w:color w:val="auto"/>
-          <w:szCs w:val="24"/>
-          <w:lang w:eastAsia="ru-RU"/>
-        </w:rPr>
-        <w:t>Источник: отчёт по практике 2025.docx; статья2-25_02_26.docx</w:t>
-      </w:r>
-    </w:p>
-    <w:p>
-      <w:pPr>
-        <w:numPr>
-          <w:ilvl w:val="1"/>
-          <w:numId w:val="16"/>
-        </w:numPr>
-        <w:spacing w:before="100" w:beforeAutospacing="1" w:after="100" w:afterAutospacing="1" w:line="240" w:lineRule="auto"/>
-        <w:jc w:val="left"/>
-        <w:rPr>
-          <w:rFonts w:eastAsia="Times New Roman" w:cs="Times New Roman"/>
-          <w:color w:val="auto"/>
-          <w:szCs w:val="24"/>
-          <w:lang w:eastAsia="ru-RU"/>
-        </w:rPr>
-      </w:pPr>
-      <w:r>
-        <w:rPr>
-          <w:rFonts w:eastAsia="Times New Roman" w:cs="Times New Roman"/>
-          <w:color w:val="auto"/>
-          <w:szCs w:val="24"/>
-          <w:lang w:eastAsia="ru-RU"/>
-        </w:rPr>
-        <w:t xml:space="preserve">3.3.2 Конвертация под задачу (формат YOLO-seg) </w:t>
-      </w:r>
-    </w:p>
-    <w:p>
-      <w:pPr>
-        <w:numPr>
-          <w:ilvl w:val="2"/>
-          <w:numId w:val="16"/>
-        </w:numPr>
-        <w:spacing w:before="100" w:beforeAutospacing="1" w:after="100" w:afterAutospacing="1" w:line="240" w:lineRule="auto"/>
-        <w:jc w:val="left"/>
-        <w:rPr>
-          <w:rFonts w:eastAsia="Times New Roman" w:cs="Times New Roman"/>
-          <w:color w:val="auto"/>
-          <w:szCs w:val="24"/>
-          <w:lang w:eastAsia="ru-RU"/>
-        </w:rPr>
-      </w:pPr>
-      <w:r>
-        <w:rPr>
-          <w:rFonts w:eastAsia="Times New Roman" w:cs="Times New Roman"/>
-          <w:i/>
-          <w:iCs/>
-          <w:color w:val="auto"/>
-          <w:szCs w:val="24"/>
-          <w:lang w:eastAsia="ru-RU"/>
-        </w:rPr>
-        <w:t>Источник: Технический отчёт ветка feat/segmentation</w:t>
-      </w:r>
-    </w:p>
-    <w:p>
-      <w:pPr>
-        <w:numPr>
-          <w:ilvl w:val="0"/>
-          <w:numId w:val="16"/>
-        </w:numPr>
-        <w:spacing w:before="100" w:beforeAutospacing="1" w:after="100" w:afterAutospacing="1" w:line="240" w:lineRule="auto"/>
-        <w:jc w:val="left"/>
-        <w:rPr>
-          <w:rFonts w:eastAsia="Times New Roman" w:cs="Times New Roman"/>
-          <w:color w:val="auto"/>
-          <w:szCs w:val="24"/>
-          <w:lang w:eastAsia="ru-RU"/>
-        </w:rPr>
-      </w:pPr>
-      <w:r>
-        <w:rPr>
-          <w:rFonts w:eastAsia="Times New Roman" w:cs="Times New Roman"/>
-          <w:b/>
-          <w:bCs/>
-          <w:color w:val="auto"/>
-          <w:szCs w:val="24"/>
-          <w:lang w:eastAsia="ru-RU"/>
-        </w:rPr>
-        <w:t>3.4</w:t>
-      </w:r>
-      <w:r>
-        <w:rPr>
-          <w:rFonts w:eastAsia="Times New Roman" w:cs="Times New Roman"/>
-          <w:color w:val="auto"/>
-          <w:szCs w:val="24"/>
-          <w:lang w:eastAsia="ru-RU"/>
-        </w:rPr>
-        <w:t xml:space="preserve"> Синтетические данные: симулятор Gazebo VRX </w:t>
-      </w:r>
-    </w:p>
-    <w:p>
-      <w:pPr>
-        <w:numPr>
-          <w:ilvl w:val="1"/>
-          <w:numId w:val="16"/>
-        </w:numPr>
-        <w:spacing w:before="100" w:beforeAutospacing="1" w:after="100" w:afterAutospacing="1" w:line="240" w:lineRule="auto"/>
-        <w:jc w:val="left"/>
-        <w:rPr>
-          <w:rFonts w:eastAsia="Times New Roman" w:cs="Times New Roman"/>
-          <w:color w:val="auto"/>
-          <w:szCs w:val="24"/>
-          <w:lang w:eastAsia="ru-RU"/>
-        </w:rPr>
-      </w:pPr>
-      <w:r>
-        <w:rPr>
-          <w:rFonts w:eastAsia="Times New Roman" w:cs="Times New Roman"/>
-          <w:color w:val="auto"/>
-          <w:szCs w:val="24"/>
-          <w:lang w:eastAsia="ru-RU"/>
-        </w:rPr>
-        <w:t>3.4.1 Описание симулятора и его возможностей (водная среда, условия освещения, объекты)</w:t>
-      </w:r>
-    </w:p>
-    <w:p>
-      <w:pPr>
-        <w:numPr>
-          <w:ilvl w:val="1"/>
-          <w:numId w:val="16"/>
-        </w:numPr>
-        <w:spacing w:before="100" w:beforeAutospacing="1" w:after="100" w:afterAutospacing="1" w:line="240" w:lineRule="auto"/>
-        <w:jc w:val="left"/>
-        <w:rPr>
-          <w:rFonts w:eastAsia="Times New Roman" w:cs="Times New Roman"/>
-          <w:color w:val="auto"/>
-          <w:szCs w:val="24"/>
-          <w:lang w:eastAsia="ru-RU"/>
-        </w:rPr>
-      </w:pPr>
-      <w:r>
-        <w:rPr>
-          <w:rFonts w:eastAsia="Times New Roman" w:cs="Times New Roman"/>
-          <w:color w:val="auto"/>
-          <w:szCs w:val="24"/>
-          <w:lang w:eastAsia="ru-RU"/>
-        </w:rPr>
-        <w:t>3.4.2 Автоматическая генерация масок с попиксельной точностью</w:t>
-      </w:r>
-    </w:p>
-    <w:p>
-      <w:pPr>
-        <w:numPr>
-          <w:ilvl w:val="1"/>
-          <w:numId w:val="16"/>
-        </w:numPr>
-        <w:spacing w:before="100" w:beforeAutospacing="1" w:after="100" w:afterAutospacing="1" w:line="240" w:lineRule="auto"/>
-        <w:jc w:val="left"/>
-        <w:rPr>
-          <w:rFonts w:eastAsia="Times New Roman" w:cs="Times New Roman"/>
-          <w:color w:val="auto"/>
-          <w:szCs w:val="24"/>
-          <w:lang w:eastAsia="ru-RU"/>
-        </w:rPr>
-      </w:pPr>
-      <w:r>
-        <w:rPr>
-          <w:rFonts w:eastAsia="Times New Roman" w:cs="Times New Roman"/>
-          <w:color w:val="auto"/>
-          <w:szCs w:val="24"/>
-          <w:lang w:eastAsia="ru-RU"/>
-        </w:rPr>
-        <w:t>3.4.3 Текущий статус: настройка и запуск среды</w:t>
-      </w:r>
-    </w:p>
-    <w:p>
-      <w:pPr>
-        <w:numPr>
-          <w:ilvl w:val="1"/>
-          <w:numId w:val="16"/>
-        </w:numPr>
-        <w:spacing w:before="100" w:beforeAutospacing="1" w:after="100" w:afterAutospacing="1" w:line="240" w:lineRule="auto"/>
-        <w:jc w:val="left"/>
-        <w:rPr>
-          <w:rFonts w:eastAsia="Times New Roman" w:cs="Times New Roman"/>
-          <w:color w:val="auto"/>
-          <w:szCs w:val="24"/>
-          <w:lang w:eastAsia="ru-RU"/>
-        </w:rPr>
-      </w:pPr>
-      <w:r>
-        <w:rPr>
-          <w:rFonts w:eastAsia="Times New Roman" w:cs="Times New Roman"/>
-          <w:color w:val="auto"/>
-          <w:szCs w:val="24"/>
-          <w:lang w:eastAsia="ru-RU"/>
-        </w:rPr>
-        <w:t>3.4.4 Планируемый объём и применение синтетических данных</w:t>
-      </w:r>
-    </w:p>
-    <w:p>
-      <w:pPr>
-        <w:numPr>
-          <w:ilvl w:val="0"/>
-          <w:numId w:val="16"/>
-        </w:numPr>
-        <w:spacing w:before="100" w:beforeAutospacing="1" w:after="100" w:afterAutospacing="1" w:line="240" w:lineRule="auto"/>
-        <w:jc w:val="left"/>
-        <w:rPr>
-          <w:rFonts w:eastAsia="Times New Roman" w:cs="Times New Roman"/>
-          <w:color w:val="auto"/>
-          <w:szCs w:val="24"/>
-          <w:lang w:eastAsia="ru-RU"/>
-        </w:rPr>
-      </w:pPr>
-      <w:r>
-        <w:rPr>
-          <w:rFonts w:eastAsia="Times New Roman" w:cs="Times New Roman"/>
-          <w:b/>
-          <w:bCs/>
-          <w:color w:val="auto"/>
-          <w:szCs w:val="24"/>
-          <w:lang w:eastAsia="ru-RU"/>
-        </w:rPr>
-        <w:t>3.5</w:t>
-      </w:r>
-      <w:r>
-        <w:rPr>
-          <w:rFonts w:eastAsia="Times New Roman" w:cs="Times New Roman"/>
-          <w:color w:val="auto"/>
-          <w:szCs w:val="24"/>
-          <w:lang w:eastAsia="ru-RU"/>
-        </w:rPr>
-        <w:t xml:space="preserve"> Итоговый состав датасета (сводная статистика, train/val/test) </w:t>
-      </w:r>
-    </w:p>
-    <w:p>
-      <w:pPr>
-        <w:numPr>
-          <w:ilvl w:val="1"/>
-          <w:numId w:val="16"/>
-        </w:numPr>
-        <w:spacing w:before="100" w:beforeAutospacing="1" w:after="100" w:afterAutospacing="1" w:line="240" w:lineRule="auto"/>
-        <w:jc w:val="left"/>
-        <w:rPr>
-          <w:rFonts w:eastAsia="Times New Roman" w:cs="Times New Roman"/>
-          <w:color w:val="auto"/>
-          <w:szCs w:val="24"/>
-          <w:lang w:eastAsia="ru-RU"/>
-        </w:rPr>
-      </w:pPr>
-      <w:r>
-        <w:rPr>
           <w:rFonts w:ascii="Courier New" w:eastAsia="Times New Roman" w:hAnsi="Courier New" w:cs="Courier New"/>
           <w:color w:val="auto"/>
           <w:sz w:val="20"/>
           <w:szCs w:val="20"/>
           <w:lang w:eastAsia="ru-RU"/>
         </w:rPr>
-        <w:t>[ВСТАВИТЬ: Таблица 5 — Итоговый состав датасета]</w:t>
+        <w:t xml:space="preserve">[ВСТАВИТЬ: Таблица 5 — Итоговый состав </w:t>
+      </w:r>
+      <w:proofErr w:type="spellStart"/>
+      <w:r>
+        <w:rPr>
+          <w:rFonts w:ascii="Courier New" w:eastAsia="Times New Roman" w:hAnsi="Courier New" w:cs="Courier New"/>
+          <w:color w:val="auto"/>
+          <w:sz w:val="20"/>
+          <w:szCs w:val="20"/>
+          <w:lang w:eastAsia="ru-RU"/>
+        </w:rPr>
+        <w:t>датасета</w:t>
+      </w:r>
+      <w:proofErr w:type="spellEnd"/>
+      <w:r>
+        <w:rPr>
+          <w:rFonts w:ascii="Courier New" w:eastAsia="Times New Roman" w:hAnsi="Courier New" w:cs="Courier New"/>
+          <w:color w:val="auto"/>
+          <w:sz w:val="20"/>
+          <w:szCs w:val="20"/>
+          <w:lang w:eastAsia="ru-RU"/>
+        </w:rPr>
+        <w:t>]</w:t>
       </w:r>
       <w:r>
         <w:rPr>
@@ -13130,7 +18079,47 @@
           <w:szCs w:val="24"/>
           <w:lang w:eastAsia="ru-RU"/>
         </w:rPr>
-        <w:t xml:space="preserve">4.1.1 Детекция (bbox) vs сегментация (маска) </w:t>
+        <w:t>4.1.1 Детекция (</w:t>
+      </w:r>
+      <w:proofErr w:type="spellStart"/>
+      <w:r>
+        <w:rPr>
+          <w:rFonts w:eastAsia="Times New Roman" w:cs="Times New Roman"/>
+          <w:color w:val="auto"/>
+          <w:szCs w:val="24"/>
+          <w:lang w:eastAsia="ru-RU"/>
+        </w:rPr>
+        <w:t>bbox</w:t>
+      </w:r>
+      <w:proofErr w:type="spellEnd"/>
+      <w:r>
+        <w:rPr>
+          <w:rFonts w:eastAsia="Times New Roman" w:cs="Times New Roman"/>
+          <w:color w:val="auto"/>
+          <w:szCs w:val="24"/>
+          <w:lang w:eastAsia="ru-RU"/>
+        </w:rPr>
+        <w:t xml:space="preserve">) </w:t>
+      </w:r>
+      <w:proofErr w:type="spellStart"/>
+      <w:r>
+        <w:rPr>
+          <w:rFonts w:eastAsia="Times New Roman" w:cs="Times New Roman"/>
+          <w:color w:val="auto"/>
+          <w:szCs w:val="24"/>
+          <w:lang w:eastAsia="ru-RU"/>
+        </w:rPr>
+        <w:t>vs</w:t>
+      </w:r>
+      <w:proofErr w:type="spellEnd"/>
+      <w:r>
+        <w:rPr>
+          <w:rFonts w:eastAsia="Times New Roman" w:cs="Times New Roman"/>
+          <w:color w:val="auto"/>
+          <w:szCs w:val="24"/>
+          <w:lang w:eastAsia="ru-RU"/>
+        </w:rPr>
+        <w:t xml:space="preserve"> сегментация (маска) </w:t>
       </w:r>
     </w:p>
     <w:p>
@@ -13182,7 +18171,27 @@
           <w:szCs w:val="24"/>
           <w:lang w:eastAsia="ru-RU"/>
         </w:rPr>
-        <w:t xml:space="preserve">4.1.2 Виды сегментации: семантическая, инстанс, паноптическая </w:t>
+        <w:t xml:space="preserve">4.1.2 Виды сегментации: семантическая, инстанс, </w:t>
+      </w:r>
+      <w:proofErr w:type="spellStart"/>
+      <w:r>
+        <w:rPr>
+          <w:rFonts w:eastAsia="Times New Roman" w:cs="Times New Roman"/>
+          <w:color w:val="auto"/>
+          <w:szCs w:val="24"/>
+          <w:lang w:eastAsia="ru-RU"/>
+        </w:rPr>
+        <w:t>паноптическая</w:t>
+      </w:r>
+      <w:proofErr w:type="spellEnd"/>
+      <w:r>
+        <w:rPr>
+          <w:rFonts w:eastAsia="Times New Roman" w:cs="Times New Roman"/>
+          <w:color w:val="auto"/>
+          <w:szCs w:val="24"/>
+          <w:lang w:eastAsia="ru-RU"/>
+        </w:rPr>
+        <w:t xml:space="preserve"> </w:t>
       </w:r>
     </w:p>
     <w:p>
@@ -13365,7 +18374,87 @@
           <w:szCs w:val="24"/>
           <w:lang w:eastAsia="ru-RU"/>
         </w:rPr>
-        <w:t>Критерии: скорость на Jetson Orin Nano, mAP, поддержка сегментации</w:t>
+        <w:t xml:space="preserve">Критерии: скорость на </w:t>
+      </w:r>
+      <w:proofErr w:type="spellStart"/>
+      <w:r>
+        <w:rPr>
+          <w:rFonts w:eastAsia="Times New Roman" w:cs="Times New Roman"/>
+          <w:color w:val="auto"/>
+          <w:szCs w:val="24"/>
+          <w:lang w:eastAsia="ru-RU"/>
+        </w:rPr>
+        <w:t>Jetson</w:t>
+      </w:r>
+      <w:proofErr w:type="spellEnd"/>
+      <w:r>
+        <w:rPr>
+          <w:rFonts w:eastAsia="Times New Roman" w:cs="Times New Roman"/>
+          <w:color w:val="auto"/>
+          <w:szCs w:val="24"/>
+          <w:lang w:eastAsia="ru-RU"/>
+        </w:rPr>
+        <w:t xml:space="preserve"> </w:t>
+      </w:r>
+      <w:proofErr w:type="spellStart"/>
+      <w:r>
+        <w:rPr>
+          <w:rFonts w:eastAsia="Times New Roman" w:cs="Times New Roman"/>
+          <w:color w:val="auto"/>
+          <w:szCs w:val="24"/>
+          <w:lang w:eastAsia="ru-RU"/>
+        </w:rPr>
+        <w:t>Orin</w:t>
+      </w:r>
+      <w:proofErr w:type="spellEnd"/>
+      <w:r>
+        <w:rPr>
+          <w:rFonts w:eastAsia="Times New Roman" w:cs="Times New Roman"/>
+          <w:color w:val="auto"/>
+          <w:szCs w:val="24"/>
+          <w:lang w:eastAsia="ru-RU"/>
+        </w:rPr>
+        <w:t xml:space="preserve"> </w:t>
+      </w:r>
+      <w:proofErr w:type="spellStart"/>
+      <w:r>
+        <w:rPr>
+          <w:rFonts w:eastAsia="Times New Roman" w:cs="Times New Roman"/>
+          <w:color w:val="auto"/>
+          <w:szCs w:val="24"/>
+          <w:lang w:eastAsia="ru-RU"/>
+        </w:rPr>
+        <w:t>Nano</w:t>
+      </w:r>
+      <w:proofErr w:type="spellEnd"/>
+      <w:r>
+        <w:rPr>
+          <w:rFonts w:eastAsia="Times New Roman" w:cs="Times New Roman"/>
+          <w:color w:val="auto"/>
+          <w:szCs w:val="24"/>
+          <w:lang w:eastAsia="ru-RU"/>
+        </w:rPr>
+        <w:t xml:space="preserve">, </w:t>
+      </w:r>
+      <w:proofErr w:type="spellStart"/>
+      <w:r>
+        <w:rPr>
+          <w:rFonts w:eastAsia="Times New Roman" w:cs="Times New Roman"/>
+          <w:color w:val="auto"/>
+          <w:szCs w:val="24"/>
+          <w:lang w:eastAsia="ru-RU"/>
+        </w:rPr>
+        <w:t>mAP</w:t>
+      </w:r>
+      <w:proofErr w:type="spellEnd"/>
+      <w:r>
+        <w:rPr>
+          <w:rFonts w:eastAsia="Times New Roman" w:cs="Times New Roman"/>
+          <w:color w:val="auto"/>
+          <w:szCs w:val="24"/>
+          <w:lang w:eastAsia="ru-RU"/>
+        </w:rPr>
+        <w:t>, поддержка сегментации</w:t>
       </w:r>
     </w:p>
     <w:p>
@@ -13669,7 +18758,51 @@
           <w:szCs w:val="20"/>
           <w:lang w:eastAsia="ru-RU"/>
         </w:rPr>
-        <w:t>[ВСТАВИТЬ: Рисунок 3 — Кривые обучения (loss, mAP)]</w:t>
+        <w:t>[ВСТАВИТЬ: Рисунок 3 — Кривые обучения (</w:t>
+      </w:r>
+      <w:proofErr w:type="spellStart"/>
+      <w:r>
+        <w:rPr>
+          <w:rFonts w:ascii="Courier New" w:eastAsia="Times New Roman" w:hAnsi="Courier New" w:cs="Courier New"/>
+          <w:color w:val="auto"/>
+          <w:sz w:val="20"/>
+          <w:szCs w:val="20"/>
+          <w:lang w:eastAsia="ru-RU"/>
+        </w:rPr>
+        <w:t>loss</w:t>
+      </w:r>
+      <w:proofErr w:type="spellEnd"/>
+      <w:r>
+        <w:rPr>
+          <w:rFonts w:ascii="Courier New" w:eastAsia="Times New Roman" w:hAnsi="Courier New" w:cs="Courier New"/>
+          <w:color w:val="auto"/>
+          <w:sz w:val="20"/>
+          <w:szCs w:val="20"/>
+          <w:lang w:eastAsia="ru-RU"/>
+        </w:rPr>
+        <w:t xml:space="preserve">, </w:t>
+      </w:r>
+      <w:proofErr w:type="spellStart"/>
+      <w:r>
+        <w:rPr>
+          <w:rFonts w:ascii="Courier New" w:eastAsia="Times New Roman" w:hAnsi="Courier New" w:cs="Courier New"/>
+          <w:color w:val="auto"/>
+          <w:sz w:val="20"/>
+          <w:szCs w:val="20"/>
+          <w:lang w:eastAsia="ru-RU"/>
+        </w:rPr>
+        <w:t>mAP</w:t>
+      </w:r>
+      <w:proofErr w:type="spellEnd"/>
+      <w:r>
+        <w:rPr>
+          <w:rFonts w:ascii="Courier New" w:eastAsia="Times New Roman" w:hAnsi="Courier New" w:cs="Courier New"/>
+          <w:color w:val="auto"/>
+          <w:sz w:val="20"/>
+          <w:szCs w:val="20"/>
+          <w:lang w:eastAsia="ru-RU"/>
+        </w:rPr>
+        <w:t>)]</w:t>
       </w:r>
     </w:p>
     <w:p>
@@ -13794,7 +18927,27 @@
           <w:szCs w:val="24"/>
           <w:lang w:eastAsia="ru-RU"/>
         </w:rPr>
-        <w:t xml:space="preserve"> Интеграция модели в пайплайн  </w:t>
+        <w:t xml:space="preserve"> Интеграция модели в </w:t>
+      </w:r>
+      <w:proofErr w:type="spellStart"/>
+      <w:r>
+        <w:rPr>
+          <w:rFonts w:eastAsia="Times New Roman" w:cs="Times New Roman"/>
+          <w:color w:val="auto"/>
+          <w:szCs w:val="24"/>
+          <w:lang w:eastAsia="ru-RU"/>
+        </w:rPr>
+        <w:t>пайплайн</w:t>
+      </w:r>
+      <w:proofErr w:type="spellEnd"/>
+      <w:r>
+        <w:rPr>
+          <w:rFonts w:eastAsia="Times New Roman" w:cs="Times New Roman"/>
+          <w:color w:val="auto"/>
+          <w:szCs w:val="24"/>
+          <w:lang w:eastAsia="ru-RU"/>
+        </w:rPr>
+        <w:t xml:space="preserve">  </w:t>
       </w:r>
     </w:p>
     <w:p>
@@ -13819,7 +18972,27 @@
           <w:szCs w:val="24"/>
           <w:lang w:eastAsia="ru-RU"/>
         </w:rPr>
-        <w:t>Модуль инференса, формат экспорта (ONNX / TensorRT)</w:t>
+        <w:t xml:space="preserve">Модуль инференса, формат экспорта (ONNX / </w:t>
+      </w:r>
+      <w:proofErr w:type="spellStart"/>
+      <w:r>
+        <w:rPr>
+          <w:rFonts w:eastAsia="Times New Roman" w:cs="Times New Roman"/>
+          <w:color w:val="auto"/>
+          <w:szCs w:val="24"/>
+          <w:lang w:eastAsia="ru-RU"/>
+        </w:rPr>
+        <w:t>TensorRT</w:t>
+      </w:r>
+      <w:proofErr w:type="spellEnd"/>
+      <w:r>
+        <w:rPr>
+          <w:rFonts w:eastAsia="Times New Roman" w:cs="Times New Roman"/>
+          <w:color w:val="auto"/>
+          <w:szCs w:val="24"/>
+          <w:lang w:eastAsia="ru-RU"/>
+        </w:rPr>
+        <w:t>)</w:t>
       </w:r>
     </w:p>
     <w:p>
@@ -13931,7 +19104,27 @@
           <w:szCs w:val="24"/>
           <w:lang w:eastAsia="ru-RU"/>
         </w:rPr>
-        <w:t>Логика работы демо: входные данные → предобработка → инференс → визуализация масок</w:t>
+        <w:t xml:space="preserve">Логика работы демо: входные данные → предобработка → </w:t>
+      </w:r>
+      <w:proofErr w:type="spellStart"/>
+      <w:r>
+        <w:rPr>
+          <w:rFonts w:eastAsia="Times New Roman" w:cs="Times New Roman"/>
+          <w:color w:val="auto"/>
+          <w:szCs w:val="24"/>
+          <w:lang w:eastAsia="ru-RU"/>
+        </w:rPr>
+        <w:t>инференс</w:t>
+      </w:r>
+      <w:proofErr w:type="spellEnd"/>
+      <w:r>
+        <w:rPr>
+          <w:rFonts w:eastAsia="Times New Roman" w:cs="Times New Roman"/>
+          <w:color w:val="auto"/>
+          <w:szCs w:val="24"/>
+          <w:lang w:eastAsia="ru-RU"/>
+        </w:rPr>
+        <w:t xml:space="preserve"> → визуализация масок</w:t>
       </w:r>
     </w:p>
     <w:p>
@@ -14086,8 +19279,19 @@
           <w:szCs w:val="24"/>
           <w:lang w:eastAsia="ru-RU"/>
         </w:rPr>
-        <w:t>Завершение разметки и формирование финального датасета</w:t>
-      </w:r>
+        <w:t xml:space="preserve">Завершение разметки и формирование финального </w:t>
+      </w:r>
+      <w:proofErr w:type="spellStart"/>
+      <w:r>
+        <w:rPr>
+          <w:rFonts w:eastAsia="Times New Roman" w:cs="Times New Roman"/>
+          <w:color w:val="auto"/>
+          <w:szCs w:val="24"/>
+          <w:lang w:eastAsia="ru-RU"/>
+        </w:rPr>
+        <w:t>датасета</w:t>
+      </w:r>
+      <w:proofErr w:type="spellEnd"/>
     </w:p>
     <w:p>
       <w:pPr>
@@ -14111,7 +19315,27 @@
           <w:szCs w:val="24"/>
           <w:lang w:eastAsia="ru-RU"/>
         </w:rPr>
-        <w:t>Полноценное использование Gazebo VRX (балансировка, аугментация редких классов)</w:t>
+        <w:t xml:space="preserve">Полноценное использование </w:t>
+      </w:r>
+      <w:proofErr w:type="spellStart"/>
+      <w:r>
+        <w:rPr>
+          <w:rFonts w:eastAsia="Times New Roman" w:cs="Times New Roman"/>
+          <w:color w:val="auto"/>
+          <w:szCs w:val="24"/>
+          <w:lang w:eastAsia="ru-RU"/>
+        </w:rPr>
+        <w:t>Gazebo</w:t>
+      </w:r>
+      <w:proofErr w:type="spellEnd"/>
+      <w:r>
+        <w:rPr>
+          <w:rFonts w:eastAsia="Times New Roman" w:cs="Times New Roman"/>
+          <w:color w:val="auto"/>
+          <w:szCs w:val="24"/>
+          <w:lang w:eastAsia="ru-RU"/>
+        </w:rPr>
+        <w:t xml:space="preserve"> VRX (балансировка, аугментация редких классов)</w:t>
       </w:r>
     </w:p>
     <w:p>
@@ -14136,7 +19360,27 @@
           <w:szCs w:val="24"/>
           <w:lang w:eastAsia="ru-RU"/>
         </w:rPr>
-        <w:t>Слияние сенсоров (fusion камер + IMU + GPS)</w:t>
+        <w:t>Слияние сенсоров (</w:t>
+      </w:r>
+      <w:proofErr w:type="spellStart"/>
+      <w:r>
+        <w:rPr>
+          <w:rFonts w:eastAsia="Times New Roman" w:cs="Times New Roman"/>
+          <w:color w:val="auto"/>
+          <w:szCs w:val="24"/>
+          <w:lang w:eastAsia="ru-RU"/>
+        </w:rPr>
+        <w:t>fusion</w:t>
+      </w:r>
+      <w:proofErr w:type="spellEnd"/>
+      <w:r>
+        <w:rPr>
+          <w:rFonts w:eastAsia="Times New Roman" w:cs="Times New Roman"/>
+          <w:color w:val="auto"/>
+          <w:szCs w:val="24"/>
+          <w:lang w:eastAsia="ru-RU"/>
+        </w:rPr>
+        <w:t xml:space="preserve"> камер + IMU + GPS)</w:t>
       </w:r>
     </w:p>
     <w:p>
@@ -14154,6 +19398,7 @@
           <w:lang w:eastAsia="ru-RU"/>
         </w:rPr>
       </w:pPr>
+      <w:proofErr w:type="spellStart"/>
       <w:r>
         <w:rPr>
           <w:rFonts w:eastAsia="Times New Roman" w:cs="Times New Roman"/>
@@ -14161,7 +19406,37 @@
           <w:szCs w:val="24"/>
           <w:lang w:eastAsia="ru-RU"/>
         </w:rPr>
-        <w:t>Depth estimation и построение карты местности</w:t>
+        <w:t>Depth</w:t>
+      </w:r>
+      <w:proofErr w:type="spellEnd"/>
+      <w:r>
+        <w:rPr>
+          <w:rFonts w:eastAsia="Times New Roman" w:cs="Times New Roman"/>
+          <w:color w:val="auto"/>
+          <w:szCs w:val="24"/>
+          <w:lang w:eastAsia="ru-RU"/>
+        </w:rPr>
+        <w:t xml:space="preserve"> </w:t>
+      </w:r>
+      <w:proofErr w:type="spellStart"/>
+      <w:r>
+        <w:rPr>
+          <w:rFonts w:eastAsia="Times New Roman" w:cs="Times New Roman"/>
+          <w:color w:val="auto"/>
+          <w:szCs w:val="24"/>
+          <w:lang w:eastAsia="ru-RU"/>
+        </w:rPr>
+        <w:t>estimation</w:t>
+      </w:r>
+      <w:proofErr w:type="spellEnd"/>
+      <w:r>
+        <w:rPr>
+          <w:rFonts w:eastAsia="Times New Roman" w:cs="Times New Roman"/>
+          <w:color w:val="auto"/>
+          <w:szCs w:val="24"/>
+          <w:lang w:eastAsia="ru-RU"/>
+        </w:rPr>
+        <w:t xml:space="preserve"> и построение карты местности</w:t>
       </w:r>
     </w:p>
     <w:p>
@@ -14186,8 +19461,19 @@
           <w:szCs w:val="24"/>
           <w:lang w:eastAsia="ru-RU"/>
         </w:rPr>
-        <w:t>Full VPS pipeline</w:t>
-      </w:r>
+        <w:t xml:space="preserve">Full VPS </w:t>
+      </w:r>
+      <w:proofErr w:type="spellStart"/>
+      <w:r>
+        <w:rPr>
+          <w:rFonts w:eastAsia="Times New Roman" w:cs="Times New Roman"/>
+          <w:color w:val="auto"/>
+          <w:szCs w:val="24"/>
+          <w:lang w:eastAsia="ru-RU"/>
+        </w:rPr>
+        <w:t>pipeline</w:t>
+      </w:r>
+      <w:proofErr w:type="spellEnd"/>
     </w:p>
     <w:p>
       <w:pPr>
@@ -14263,7 +19549,21 @@
         <w:rPr>
           <w:lang w:eastAsia="ru-RU"/>
         </w:rPr>
-        <w:t>Информационно-аналитическое агентство PortNews. В Архангельской области в 2026 году запустят грузовые беспилотные катера. https://portnews.ru/news/385137/. 202</w:t>
+        <w:t xml:space="preserve">Информационно-аналитическое агентство </w:t>
+      </w:r>
+      <w:proofErr w:type="spellStart"/>
+      <w:r>
+        <w:rPr>
+          <w:lang w:eastAsia="ru-RU"/>
+        </w:rPr>
+        <w:t>PortNews</w:t>
+      </w:r>
+      <w:proofErr w:type="spellEnd"/>
+      <w:r>
+        <w:rPr>
+          <w:lang w:eastAsia="ru-RU"/>
+        </w:rPr>
+        <w:t>. В Архангельской области в 2026 году запустят грузовые беспилотные катера. https://portnews.ru/news/385137/. 202</w:t>
       </w:r>
       <w:r>
         <w:rPr>
@@ -14275,18 +19575,186 @@
         <w:rPr>
           <w:lang w:eastAsia="ru-RU"/>
         </w:rPr>
-        <w:t xml:space="preserve">. Фонтанка.ру. Беспилотный катер «Бриз» связал Архангельск и Соловки. https://www.fontanka.ru/2025/11/19/76129930/. </w:t>
+        <w:t xml:space="preserve">. </w:t>
+      </w:r>
+      <w:proofErr w:type="spellStart"/>
+      <w:r>
+        <w:rPr>
+          <w:lang w:eastAsia="ru-RU"/>
+        </w:rPr>
+        <w:t>Фонтанка.ру</w:t>
+      </w:r>
+      <w:proofErr w:type="spellEnd"/>
+      <w:r>
+        <w:rPr>
+          <w:lang w:eastAsia="ru-RU"/>
+        </w:rPr>
+        <w:t xml:space="preserve">. Беспилотный катер «Бриз» связал Архангельск и Соловки. https://www.fontanka.ru/2025/11/19/76129930/. </w:t>
       </w:r>
       <w:r>
         <w:rPr>
           <w:lang w:val="en-US" w:eastAsia="ru-RU"/>
         </w:rPr>
-        <w:t xml:space="preserve">2024. Bovcon B., Muhovič J., Perš J., Kristan M. The MaSTr1325 dataset for training deep USV obstacle detection models. Proceedings of the IEEE/RSJ International Conference on Intelligent Robots and Systems (IROS). DOI: 10.1109/IROS40897.2019.8967909. 2019. Bovcon B., Muhovič J., Perš J., Kristan M. MODD2: A Comprehensive Marine Object Detection Dataset. Proceedings of the IEEE/RSJ International Conference on Intelligent Robots and Systems (IROS). DOI: 10.1109/IROS.2018.8593664. 2018. Žust L., Perš J., Kristan M. LaRS: A Diverse Panoptic Maritime Obstacle Detection Dataset and Benchmark. Proceedings of the IEEE/CVF International Conference on Computer Vision (ICCV). 2023. Jocher G., Chaurasia A., Qiu J. Ultralytics YOLO. https://github.com/ultralytics/ultralytics. 2023. Qiao D., Guo Y., Li W. et al. Marine Vision-Based Situational Awareness Using Discriminative Deep Learning: A Survey. Journal of Marine Science and Engineering. DOI: 10.3390/jmse9040397. 2021. Steccanella L. et al. Waterline and obstacle detection in images from low-cost autonomous boats for environmental monitoring. Robotics and Autonomous Systems. </w:t>
-      </w:r>
+        <w:t xml:space="preserve">2024. </w:t>
+      </w:r>
+      <w:proofErr w:type="spellStart"/>
       <w:r>
         <w:rPr>
           <w:lang w:val="en-US" w:eastAsia="ru-RU"/>
         </w:rPr>
+        <w:t>Bovcon</w:t>
+      </w:r>
+      <w:proofErr w:type="spellEnd"/>
+      <w:r>
+        <w:rPr>
+          <w:lang w:val="en-US" w:eastAsia="ru-RU"/>
+        </w:rPr>
+        <w:t xml:space="preserve"> B., </w:t>
+      </w:r>
+      <w:proofErr w:type="spellStart"/>
+      <w:r>
+        <w:rPr>
+          <w:lang w:val="en-US" w:eastAsia="ru-RU"/>
+        </w:rPr>
+        <w:t>Muhovič</w:t>
+      </w:r>
+      <w:proofErr w:type="spellEnd"/>
+      <w:r>
+        <w:rPr>
+          <w:lang w:val="en-US" w:eastAsia="ru-RU"/>
+        </w:rPr>
+        <w:t xml:space="preserve"> J., </w:t>
+      </w:r>
+      <w:proofErr w:type="spellStart"/>
+      <w:r>
+        <w:rPr>
+          <w:lang w:val="en-US" w:eastAsia="ru-RU"/>
+        </w:rPr>
+        <w:t>Perš</w:t>
+      </w:r>
+      <w:proofErr w:type="spellEnd"/>
+      <w:r>
+        <w:rPr>
+          <w:lang w:val="en-US" w:eastAsia="ru-RU"/>
+        </w:rPr>
+        <w:t xml:space="preserve"> J., Kristan M. The MaSTr1325 dataset for training deep USV obstacle detection models. Proceedings of the IEEE/RSJ International Conference on Intelligent Robots and Systems (IROS). DOI: 10.1109/IROS40897.2019.8967909. 2019. </w:t>
+      </w:r>
+      <w:proofErr w:type="spellStart"/>
+      <w:r>
+        <w:rPr>
+          <w:lang w:val="en-US" w:eastAsia="ru-RU"/>
+        </w:rPr>
+        <w:t>Bovcon</w:t>
+      </w:r>
+      <w:proofErr w:type="spellEnd"/>
+      <w:r>
+        <w:rPr>
+          <w:lang w:val="en-US" w:eastAsia="ru-RU"/>
+        </w:rPr>
+        <w:t xml:space="preserve"> B., </w:t>
+      </w:r>
+      <w:proofErr w:type="spellStart"/>
+      <w:r>
+        <w:rPr>
+          <w:lang w:val="en-US" w:eastAsia="ru-RU"/>
+        </w:rPr>
+        <w:t>Muhovič</w:t>
+      </w:r>
+      <w:proofErr w:type="spellEnd"/>
+      <w:r>
+        <w:rPr>
+          <w:lang w:val="en-US" w:eastAsia="ru-RU"/>
+        </w:rPr>
+        <w:t xml:space="preserve"> J., </w:t>
+      </w:r>
+      <w:proofErr w:type="spellStart"/>
+      <w:r>
+        <w:rPr>
+          <w:lang w:val="en-US" w:eastAsia="ru-RU"/>
+        </w:rPr>
+        <w:t>Perš</w:t>
+      </w:r>
+      <w:proofErr w:type="spellEnd"/>
+      <w:r>
+        <w:rPr>
+          <w:lang w:val="en-US" w:eastAsia="ru-RU"/>
+        </w:rPr>
+        <w:t xml:space="preserve"> J., Kristan M. MODD2: A Comprehensive Marine Object Detection Dataset. Proceedings of the IEEE/RSJ International Conference on Intelligent Robots and Systems (IROS). DOI: 10.1109/IROS.2018.8593664. 2018. </w:t>
+      </w:r>
+      <w:proofErr w:type="spellStart"/>
+      <w:r>
+        <w:rPr>
+          <w:lang w:val="en-US" w:eastAsia="ru-RU"/>
+        </w:rPr>
+        <w:t>Žust</w:t>
+      </w:r>
+      <w:proofErr w:type="spellEnd"/>
+      <w:r>
+        <w:rPr>
+          <w:lang w:val="en-US" w:eastAsia="ru-RU"/>
+        </w:rPr>
+        <w:t xml:space="preserve"> L., </w:t>
+      </w:r>
+      <w:proofErr w:type="spellStart"/>
+      <w:r>
+        <w:rPr>
+          <w:lang w:val="en-US" w:eastAsia="ru-RU"/>
+        </w:rPr>
+        <w:t>Perš</w:t>
+      </w:r>
+      <w:proofErr w:type="spellEnd"/>
+      <w:r>
+        <w:rPr>
+          <w:lang w:val="en-US" w:eastAsia="ru-RU"/>
+        </w:rPr>
+        <w:t xml:space="preserve"> J., Kristan M. </w:t>
+      </w:r>
+      <w:proofErr w:type="spellStart"/>
+      <w:r>
+        <w:rPr>
+          <w:lang w:val="en-US" w:eastAsia="ru-RU"/>
+        </w:rPr>
+        <w:t>LaRS</w:t>
+      </w:r>
+      <w:proofErr w:type="spellEnd"/>
+      <w:r>
+        <w:rPr>
+          <w:lang w:val="en-US" w:eastAsia="ru-RU"/>
+        </w:rPr>
+        <w:t xml:space="preserve">: A Diverse Panoptic Maritime Obstacle Detection Dataset and Benchmark. Proceedings of the IEEE/CVF International Conference on Computer Vision (ICCV). 2023. </w:t>
+      </w:r>
+      <w:proofErr w:type="spellStart"/>
+      <w:r>
+        <w:rPr>
+          <w:lang w:val="en-US" w:eastAsia="ru-RU"/>
+        </w:rPr>
+        <w:t>Jocher</w:t>
+      </w:r>
+      <w:proofErr w:type="spellEnd"/>
+      <w:r>
+        <w:rPr>
+          <w:lang w:val="en-US" w:eastAsia="ru-RU"/>
+        </w:rPr>
+        <w:t xml:space="preserve"> G., Chaurasia A., Qiu J. </w:t>
+      </w:r>
+      <w:proofErr w:type="spellStart"/>
+      <w:r>
+        <w:rPr>
+          <w:lang w:val="en-US" w:eastAsia="ru-RU"/>
+        </w:rPr>
+        <w:t>Ultralytics</w:t>
+      </w:r>
+      <w:proofErr w:type="spellEnd"/>
+      <w:r>
+        <w:rPr>
+          <w:lang w:val="en-US" w:eastAsia="ru-RU"/>
+        </w:rPr>
+        <w:t xml:space="preserve"> YOLO. https://github.com/ultralytics/ultralytics. 2023. Qiao D., Guo Y., Li W. et al. Marine Vision-Based Situational Awareness Using Discriminative Deep Learning: A Survey. Journal of Marine Science and Engineering. DOI: 10.3390/jmse9040397. 2021. Steccanella L. et al. Waterline and obstacle detection in images from low-cost autonomous boats for environmental monitoring. Robotics and Autonomous Systems. </w:t>
+      </w:r>
+      <w:r>
+        <w:rPr>
+          <w:lang w:val="en-US" w:eastAsia="ru-RU"/>
+        </w:rPr>
         <w:t xml:space="preserve">DOI: 10.1016/j.robot.2019.103346. 2020. </w:t>
       </w:r>
       <w:r>
@@ -14485,7 +19953,49 @@
         <w:rPr>
           <w:lang w:eastAsia="ru-RU"/>
         </w:rPr>
-        <w:t>Известия ТулГУ. 2024. Лазарева И.М., Шелегов Г.С. Использование методов машинного обучения для оценки ледовой обстановки на реках Мурманской области по данным спутников Sentinel-1. Конференция «Современные проблемы ДЗЗ из космоса». 2024. Зеленина Л.И., Хаймина Л.Э., Деменкова Е.А. и др. Разработка методики моделирования изменения ледяного покрова Арктики. Современные наукоемкие технологии. 2020.</w:t>
+        <w:t xml:space="preserve">Известия </w:t>
+      </w:r>
+      <w:proofErr w:type="spellStart"/>
+      <w:r>
+        <w:rPr>
+          <w:lang w:eastAsia="ru-RU"/>
+        </w:rPr>
+        <w:t>ТулГУ</w:t>
+      </w:r>
+      <w:proofErr w:type="spellEnd"/>
+      <w:r>
+        <w:rPr>
+          <w:lang w:eastAsia="ru-RU"/>
+        </w:rPr>
+        <w:t xml:space="preserve">. 2024. Лазарева И.М., </w:t>
+      </w:r>
+      <w:proofErr w:type="spellStart"/>
+      <w:r>
+        <w:rPr>
+          <w:lang w:eastAsia="ru-RU"/>
+        </w:rPr>
+        <w:t>Шелегов</w:t>
+      </w:r>
+      <w:proofErr w:type="spellEnd"/>
+      <w:r>
+        <w:rPr>
+          <w:lang w:eastAsia="ru-RU"/>
+        </w:rPr>
+        <w:t xml:space="preserve"> Г.С. Использование методов машинного обучения для оценки ледовой обстановки на реках Мурманской области по данным спутников Sentinel-1. Конференция «Современные проблемы ДЗЗ из космоса». 2024. Зеленина Л.И., </w:t>
+      </w:r>
+      <w:proofErr w:type="spellStart"/>
+      <w:r>
+        <w:rPr>
+          <w:lang w:eastAsia="ru-RU"/>
+        </w:rPr>
+        <w:t>Хаймина</w:t>
+      </w:r>
+      <w:proofErr w:type="spellEnd"/>
+      <w:r>
+        <w:rPr>
+          <w:lang w:eastAsia="ru-RU"/>
+        </w:rPr>
+        <w:t xml:space="preserve"> Л.Э., Деменкова Е.А. и др. Разработка методики моделирования изменения ледяного покрова Арктики. Современные наукоемкие технологии. 2020.</w:t>
       </w:r>
     </w:p>
     <w:p>
@@ -14567,7 +20077,15 @@
         <w:t>«</w:t>
       </w:r>
       <w:r>
-        <w:t>Разработка программного модуля детектирования и пространственной локализации надводных препятствий для безэкипажного катера на основе интеллектуальной обработки мультисенсорных данных</w:t>
+        <w:t xml:space="preserve">Разработка программного модуля детектирования и пространственной локализации надводных препятствий для </w:t>
+      </w:r>
+      <w:proofErr w:type="spellStart"/>
+      <w:r>
+        <w:t>безэкипажного</w:t>
+      </w:r>
+      <w:proofErr w:type="spellEnd"/>
+      <w:r>
+        <w:t xml:space="preserve"> катера на основе интеллектуальной обработки мультисенсорных данных</w:t>
       </w:r>
       <w:r>
         <w:t>»</w:t>
@@ -14819,6 +20337,7 @@
               <w:ind w:firstLine="0"/>
               <w:jc w:val="center"/>
             </w:pPr>
+            <w:proofErr w:type="spellStart"/>
             <w:r>
               <w:rPr>
                 <w:rFonts w:eastAsia="Times New Roman"/>
@@ -14826,7 +20345,17 @@
                 <w:szCs w:val="26"/>
                 <w:lang w:eastAsia="ru-RU"/>
               </w:rPr>
-              <w:t>Загидуллин Е.А.</w:t>
+              <w:t>Загидуллин</w:t>
+            </w:r>
+            <w:proofErr w:type="spellEnd"/>
+            <w:r>
+              <w:rPr>
+                <w:rFonts w:eastAsia="Times New Roman"/>
+                <w:color w:val="000000"/>
+                <w:szCs w:val="26"/>
+                <w:lang w:eastAsia="ru-RU"/>
+              </w:rPr>
+              <w:t xml:space="preserve"> Е.А.</w:t>
             </w:r>
           </w:p>
           <w:p>
@@ -14849,6 +20378,27 @@
         </w:tc>
       </w:tr>
     </w:tbl>
+    <w:p>
+      <w:pPr>
+        <w:pStyle w:val="a8"/>
+        <w:ind w:firstLine="0"/>
+      </w:pPr>
+    </w:p>
+    <w:p>
+      <w:pPr>
+        <w:spacing w:after="160" w:line="259" w:lineRule="auto"/>
+        <w:ind w:firstLine="0"/>
+        <w:jc w:val="left"/>
+        <w:rPr>
+          <w:rFonts w:eastAsia="MS Mincho" w:cs="Times New Roman"/>
+          <w:color w:val="auto"/>
+          <w:sz w:val="26"/>
+        </w:rPr>
+      </w:pPr>
+      <w:r>
+        <w:br w:type="page"/>
+      </w:r>
+    </w:p>
     <w:p>
       <w:pPr>
         <w:pStyle w:val="a8"/>
@@ -15821,6 +21371,155 @@
     </w:lvl>
   </w:abstractNum>
   <w:abstractNum w:abstractNumId="6" w15:restartNumberingAfterBreak="0">
+    <w:nsid w:val="13C80134"/>
+    <w:multiLevelType w:val="multilevel"/>
+    <w:tmpl w:val="B08C8670"/>
+    <w:lvl w:ilvl="0">
+      <w:start w:val="1"/>
+      <w:numFmt w:val="bullet"/>
+      <w:lvlText w:val=""/>
+      <w:lvlJc w:val="left"/>
+      <w:pPr>
+        <w:tabs>
+          <w:tab w:val="num" w:pos="720"/>
+        </w:tabs>
+        <w:ind w:left="720" w:hanging="360"/>
+      </w:pPr>
+      <w:rPr>
+        <w:rFonts w:ascii="Symbol" w:hAnsi="Symbol" w:hint="default"/>
+        <w:sz w:val="20"/>
+      </w:rPr>
+    </w:lvl>
+    <w:lvl w:ilvl="1" w:tentative="1">
+      <w:start w:val="1"/>
+      <w:numFmt w:val="bullet"/>
+      <w:lvlText w:val="o"/>
+      <w:lvlJc w:val="left"/>
+      <w:pPr>
+        <w:tabs>
+          <w:tab w:val="num" w:pos="1440"/>
+        </w:tabs>
+        <w:ind w:left="1440" w:hanging="360"/>
+      </w:pPr>
+      <w:rPr>
+        <w:rFonts w:ascii="Courier New" w:hAnsi="Courier New" w:hint="default"/>
+        <w:sz w:val="20"/>
+      </w:rPr>
+    </w:lvl>
+    <w:lvl w:ilvl="2" w:tentative="1">
+      <w:start w:val="1"/>
+      <w:numFmt w:val="bullet"/>
+      <w:lvlText w:val=""/>
+      <w:lvlJc w:val="left"/>
+      <w:pPr>
+        <w:tabs>
+          <w:tab w:val="num" w:pos="2160"/>
+        </w:tabs>
+        <w:ind w:left="2160" w:hanging="360"/>
+      </w:pPr>
+      <w:rPr>
+        <w:rFonts w:ascii="Wingdings" w:hAnsi="Wingdings" w:hint="default"/>
+        <w:sz w:val="20"/>
+      </w:rPr>
+    </w:lvl>
+    <w:lvl w:ilvl="3" w:tentative="1">
+      <w:start w:val="1"/>
+      <w:numFmt w:val="bullet"/>
+      <w:lvlText w:val=""/>
+      <w:lvlJc w:val="left"/>
+      <w:pPr>
+        <w:tabs>
+          <w:tab w:val="num" w:pos="2880"/>
+        </w:tabs>
+        <w:ind w:left="2880" w:hanging="360"/>
+      </w:pPr>
+      <w:rPr>
+        <w:rFonts w:ascii="Wingdings" w:hAnsi="Wingdings" w:hint="default"/>
+        <w:sz w:val="20"/>
+      </w:rPr>
+    </w:lvl>
+    <w:lvl w:ilvl="4" w:tentative="1">
+      <w:start w:val="1"/>
+      <w:numFmt w:val="bullet"/>
+      <w:lvlText w:val=""/>
+      <w:lvlJc w:val="left"/>
+      <w:pPr>
+        <w:tabs>
+          <w:tab w:val="num" w:pos="3600"/>
+        </w:tabs>
+        <w:ind w:left="3600" w:hanging="360"/>
+      </w:pPr>
+      <w:rPr>
+        <w:rFonts w:ascii="Wingdings" w:hAnsi="Wingdings" w:hint="default"/>
+        <w:sz w:val="20"/>
+      </w:rPr>
+    </w:lvl>
+    <w:lvl w:ilvl="5" w:tentative="1">
+      <w:start w:val="1"/>
+      <w:numFmt w:val="bullet"/>
+      <w:lvlText w:val=""/>
+      <w:lvlJc w:val="left"/>
+      <w:pPr>
+        <w:tabs>
+          <w:tab w:val="num" w:pos="4320"/>
+        </w:tabs>
+        <w:ind w:left="4320" w:hanging="360"/>
+      </w:pPr>
+      <w:rPr>
+        <w:rFonts w:ascii="Wingdings" w:hAnsi="Wingdings" w:hint="default"/>
+        <w:sz w:val="20"/>
+      </w:rPr>
+    </w:lvl>
+    <w:lvl w:ilvl="6" w:tentative="1">
+      <w:start w:val="1"/>
+      <w:numFmt w:val="bullet"/>
+      <w:lvlText w:val=""/>
+      <w:lvlJc w:val="left"/>
+      <w:pPr>
+        <w:tabs>
+          <w:tab w:val="num" w:pos="5040"/>
+        </w:tabs>
+        <w:ind w:left="5040" w:hanging="360"/>
+      </w:pPr>
+      <w:rPr>
+        <w:rFonts w:ascii="Wingdings" w:hAnsi="Wingdings" w:hint="default"/>
+        <w:sz w:val="20"/>
+      </w:rPr>
+    </w:lvl>
+    <w:lvl w:ilvl="7" w:tentative="1">
+      <w:start w:val="1"/>
+      <w:numFmt w:val="bullet"/>
+      <w:lvlText w:val=""/>
+      <w:lvlJc w:val="left"/>
+      <w:pPr>
+        <w:tabs>
+          <w:tab w:val="num" w:pos="5760"/>
+        </w:tabs>
+        <w:ind w:left="5760" w:hanging="360"/>
+      </w:pPr>
+      <w:rPr>
+        <w:rFonts w:ascii="Wingdings" w:hAnsi="Wingdings" w:hint="default"/>
+        <w:sz w:val="20"/>
+      </w:rPr>
+    </w:lvl>
+    <w:lvl w:ilvl="8" w:tentative="1">
+      <w:start w:val="1"/>
+      <w:numFmt w:val="bullet"/>
+      <w:lvlText w:val=""/>
+      <w:lvlJc w:val="left"/>
+      <w:pPr>
+        <w:tabs>
+          <w:tab w:val="num" w:pos="6480"/>
+        </w:tabs>
+        <w:ind w:left="6480" w:hanging="360"/>
+      </w:pPr>
+      <w:rPr>
+        <w:rFonts w:ascii="Wingdings" w:hAnsi="Wingdings" w:hint="default"/>
+        <w:sz w:val="20"/>
+      </w:rPr>
+    </w:lvl>
+  </w:abstractNum>
+  <w:abstractNum w:abstractNumId="7" w15:restartNumberingAfterBreak="0">
     <w:nsid w:val="1E391E22"/>
     <w:multiLevelType w:val="multilevel"/>
     <w:tmpl w:val="6416F67A"/>
@@ -15969,7 +21668,7 @@
       </w:rPr>
     </w:lvl>
   </w:abstractNum>
-  <w:abstractNum w:abstractNumId="7" w15:restartNumberingAfterBreak="0">
+  <w:abstractNum w:abstractNumId="8" w15:restartNumberingAfterBreak="0">
     <w:nsid w:val="1F3A2802"/>
     <w:multiLevelType w:val="multilevel"/>
     <w:tmpl w:val="1CC4E17E"/>
@@ -16118,7 +21817,7 @@
       </w:rPr>
     </w:lvl>
   </w:abstractNum>
-  <w:abstractNum w:abstractNumId="8" w15:restartNumberingAfterBreak="0">
+  <w:abstractNum w:abstractNumId="9" w15:restartNumberingAfterBreak="0">
     <w:nsid w:val="204E7CF6"/>
     <w:multiLevelType w:val="hybridMultilevel"/>
     <w:tmpl w:val="B61CE40E"/>
@@ -16208,7 +21907,7 @@
       </w:pPr>
     </w:lvl>
   </w:abstractNum>
-  <w:abstractNum w:abstractNumId="9" w15:restartNumberingAfterBreak="0">
+  <w:abstractNum w:abstractNumId="10" w15:restartNumberingAfterBreak="0">
     <w:nsid w:val="217B11DC"/>
     <w:multiLevelType w:val="multilevel"/>
     <w:tmpl w:val="99722F7E"/>
@@ -16357,7 +22056,603 @@
       </w:rPr>
     </w:lvl>
   </w:abstractNum>
-  <w:abstractNum w:abstractNumId="10" w15:restartNumberingAfterBreak="0">
+  <w:abstractNum w:abstractNumId="11" w15:restartNumberingAfterBreak="0">
+    <w:nsid w:val="25DF0389"/>
+    <w:multiLevelType w:val="multilevel"/>
+    <w:tmpl w:val="9904C7D2"/>
+    <w:lvl w:ilvl="0">
+      <w:start w:val="1"/>
+      <w:numFmt w:val="bullet"/>
+      <w:lvlText w:val=""/>
+      <w:lvlJc w:val="left"/>
+      <w:pPr>
+        <w:tabs>
+          <w:tab w:val="num" w:pos="720"/>
+        </w:tabs>
+        <w:ind w:left="720" w:hanging="360"/>
+      </w:pPr>
+      <w:rPr>
+        <w:rFonts w:ascii="Symbol" w:hAnsi="Symbol" w:hint="default"/>
+        <w:sz w:val="20"/>
+      </w:rPr>
+    </w:lvl>
+    <w:lvl w:ilvl="1" w:tentative="1">
+      <w:start w:val="1"/>
+      <w:numFmt w:val="bullet"/>
+      <w:lvlText w:val="o"/>
+      <w:lvlJc w:val="left"/>
+      <w:pPr>
+        <w:tabs>
+          <w:tab w:val="num" w:pos="1440"/>
+        </w:tabs>
+        <w:ind w:left="1440" w:hanging="360"/>
+      </w:pPr>
+      <w:rPr>
+        <w:rFonts w:ascii="Courier New" w:hAnsi="Courier New" w:hint="default"/>
+        <w:sz w:val="20"/>
+      </w:rPr>
+    </w:lvl>
+    <w:lvl w:ilvl="2" w:tentative="1">
+      <w:start w:val="1"/>
+      <w:numFmt w:val="bullet"/>
+      <w:lvlText w:val=""/>
+      <w:lvlJc w:val="left"/>
+      <w:pPr>
+        <w:tabs>
+          <w:tab w:val="num" w:pos="2160"/>
+        </w:tabs>
+        <w:ind w:left="2160" w:hanging="360"/>
+      </w:pPr>
+      <w:rPr>
+        <w:rFonts w:ascii="Wingdings" w:hAnsi="Wingdings" w:hint="default"/>
+        <w:sz w:val="20"/>
+      </w:rPr>
+    </w:lvl>
+    <w:lvl w:ilvl="3" w:tentative="1">
+      <w:start w:val="1"/>
+      <w:numFmt w:val="bullet"/>
+      <w:lvlText w:val=""/>
+      <w:lvlJc w:val="left"/>
+      <w:pPr>
+        <w:tabs>
+          <w:tab w:val="num" w:pos="2880"/>
+        </w:tabs>
+        <w:ind w:left="2880" w:hanging="360"/>
+      </w:pPr>
+      <w:rPr>
+        <w:rFonts w:ascii="Wingdings" w:hAnsi="Wingdings" w:hint="default"/>
+        <w:sz w:val="20"/>
+      </w:rPr>
+    </w:lvl>
+    <w:lvl w:ilvl="4" w:tentative="1">
+      <w:start w:val="1"/>
+      <w:numFmt w:val="bullet"/>
+      <w:lvlText w:val=""/>
+      <w:lvlJc w:val="left"/>
+      <w:pPr>
+        <w:tabs>
+          <w:tab w:val="num" w:pos="3600"/>
+        </w:tabs>
+        <w:ind w:left="3600" w:hanging="360"/>
+      </w:pPr>
+      <w:rPr>
+        <w:rFonts w:ascii="Wingdings" w:hAnsi="Wingdings" w:hint="default"/>
+        <w:sz w:val="20"/>
+      </w:rPr>
+    </w:lvl>
+    <w:lvl w:ilvl="5" w:tentative="1">
+      <w:start w:val="1"/>
+      <w:numFmt w:val="bullet"/>
+      <w:lvlText w:val=""/>
+      <w:lvlJc w:val="left"/>
+      <w:pPr>
+        <w:tabs>
+          <w:tab w:val="num" w:pos="4320"/>
+        </w:tabs>
+        <w:ind w:left="4320" w:hanging="360"/>
+      </w:pPr>
+      <w:rPr>
+        <w:rFonts w:ascii="Wingdings" w:hAnsi="Wingdings" w:hint="default"/>
+        <w:sz w:val="20"/>
+      </w:rPr>
+    </w:lvl>
+    <w:lvl w:ilvl="6" w:tentative="1">
+      <w:start w:val="1"/>
+      <w:numFmt w:val="bullet"/>
+      <w:lvlText w:val=""/>
+      <w:lvlJc w:val="left"/>
+      <w:pPr>
+        <w:tabs>
+          <w:tab w:val="num" w:pos="5040"/>
+        </w:tabs>
+        <w:ind w:left="5040" w:hanging="360"/>
+      </w:pPr>
+      <w:rPr>
+        <w:rFonts w:ascii="Wingdings" w:hAnsi="Wingdings" w:hint="default"/>
+        <w:sz w:val="20"/>
+      </w:rPr>
+    </w:lvl>
+    <w:lvl w:ilvl="7" w:tentative="1">
+      <w:start w:val="1"/>
+      <w:numFmt w:val="bullet"/>
+      <w:lvlText w:val=""/>
+      <w:lvlJc w:val="left"/>
+      <w:pPr>
+        <w:tabs>
+          <w:tab w:val="num" w:pos="5760"/>
+        </w:tabs>
+        <w:ind w:left="5760" w:hanging="360"/>
+      </w:pPr>
+      <w:rPr>
+        <w:rFonts w:ascii="Wingdings" w:hAnsi="Wingdings" w:hint="default"/>
+        <w:sz w:val="20"/>
+      </w:rPr>
+    </w:lvl>
+    <w:lvl w:ilvl="8" w:tentative="1">
+      <w:start w:val="1"/>
+      <w:numFmt w:val="bullet"/>
+      <w:lvlText w:val=""/>
+      <w:lvlJc w:val="left"/>
+      <w:pPr>
+        <w:tabs>
+          <w:tab w:val="num" w:pos="6480"/>
+        </w:tabs>
+        <w:ind w:left="6480" w:hanging="360"/>
+      </w:pPr>
+      <w:rPr>
+        <w:rFonts w:ascii="Wingdings" w:hAnsi="Wingdings" w:hint="default"/>
+        <w:sz w:val="20"/>
+      </w:rPr>
+    </w:lvl>
+  </w:abstractNum>
+  <w:abstractNum w:abstractNumId="12" w15:restartNumberingAfterBreak="0">
+    <w:nsid w:val="27C9724B"/>
+    <w:multiLevelType w:val="multilevel"/>
+    <w:tmpl w:val="0FB2A1AC"/>
+    <w:lvl w:ilvl="0">
+      <w:start w:val="1"/>
+      <w:numFmt w:val="bullet"/>
+      <w:lvlText w:val=""/>
+      <w:lvlJc w:val="left"/>
+      <w:pPr>
+        <w:tabs>
+          <w:tab w:val="num" w:pos="720"/>
+        </w:tabs>
+        <w:ind w:left="720" w:hanging="360"/>
+      </w:pPr>
+      <w:rPr>
+        <w:rFonts w:ascii="Symbol" w:hAnsi="Symbol" w:hint="default"/>
+        <w:sz w:val="20"/>
+      </w:rPr>
+    </w:lvl>
+    <w:lvl w:ilvl="1" w:tentative="1">
+      <w:start w:val="1"/>
+      <w:numFmt w:val="bullet"/>
+      <w:lvlText w:val="o"/>
+      <w:lvlJc w:val="left"/>
+      <w:pPr>
+        <w:tabs>
+          <w:tab w:val="num" w:pos="1440"/>
+        </w:tabs>
+        <w:ind w:left="1440" w:hanging="360"/>
+      </w:pPr>
+      <w:rPr>
+        <w:rFonts w:ascii="Courier New" w:hAnsi="Courier New" w:hint="default"/>
+        <w:sz w:val="20"/>
+      </w:rPr>
+    </w:lvl>
+    <w:lvl w:ilvl="2" w:tentative="1">
+      <w:start w:val="1"/>
+      <w:numFmt w:val="bullet"/>
+      <w:lvlText w:val=""/>
+      <w:lvlJc w:val="left"/>
+      <w:pPr>
+        <w:tabs>
+          <w:tab w:val="num" w:pos="2160"/>
+        </w:tabs>
+        <w:ind w:left="2160" w:hanging="360"/>
+      </w:pPr>
+      <w:rPr>
+        <w:rFonts w:ascii="Wingdings" w:hAnsi="Wingdings" w:hint="default"/>
+        <w:sz w:val="20"/>
+      </w:rPr>
+    </w:lvl>
+    <w:lvl w:ilvl="3" w:tentative="1">
+      <w:start w:val="1"/>
+      <w:numFmt w:val="bullet"/>
+      <w:lvlText w:val=""/>
+      <w:lvlJc w:val="left"/>
+      <w:pPr>
+        <w:tabs>
+          <w:tab w:val="num" w:pos="2880"/>
+        </w:tabs>
+        <w:ind w:left="2880" w:hanging="360"/>
+      </w:pPr>
+      <w:rPr>
+        <w:rFonts w:ascii="Wingdings" w:hAnsi="Wingdings" w:hint="default"/>
+        <w:sz w:val="20"/>
+      </w:rPr>
+    </w:lvl>
+    <w:lvl w:ilvl="4" w:tentative="1">
+      <w:start w:val="1"/>
+      <w:numFmt w:val="bullet"/>
+      <w:lvlText w:val=""/>
+      <w:lvlJc w:val="left"/>
+      <w:pPr>
+        <w:tabs>
+          <w:tab w:val="num" w:pos="3600"/>
+        </w:tabs>
+        <w:ind w:left="3600" w:hanging="360"/>
+      </w:pPr>
+      <w:rPr>
+        <w:rFonts w:ascii="Wingdings" w:hAnsi="Wingdings" w:hint="default"/>
+        <w:sz w:val="20"/>
+      </w:rPr>
+    </w:lvl>
+    <w:lvl w:ilvl="5" w:tentative="1">
+      <w:start w:val="1"/>
+      <w:numFmt w:val="bullet"/>
+      <w:lvlText w:val=""/>
+      <w:lvlJc w:val="left"/>
+      <w:pPr>
+        <w:tabs>
+          <w:tab w:val="num" w:pos="4320"/>
+        </w:tabs>
+        <w:ind w:left="4320" w:hanging="360"/>
+      </w:pPr>
+      <w:rPr>
+        <w:rFonts w:ascii="Wingdings" w:hAnsi="Wingdings" w:hint="default"/>
+        <w:sz w:val="20"/>
+      </w:rPr>
+    </w:lvl>
+    <w:lvl w:ilvl="6" w:tentative="1">
+      <w:start w:val="1"/>
+      <w:numFmt w:val="bullet"/>
+      <w:lvlText w:val=""/>
+      <w:lvlJc w:val="left"/>
+      <w:pPr>
+        <w:tabs>
+          <w:tab w:val="num" w:pos="5040"/>
+        </w:tabs>
+        <w:ind w:left="5040" w:hanging="360"/>
+      </w:pPr>
+      <w:rPr>
+        <w:rFonts w:ascii="Wingdings" w:hAnsi="Wingdings" w:hint="default"/>
+        <w:sz w:val="20"/>
+      </w:rPr>
+    </w:lvl>
+    <w:lvl w:ilvl="7" w:tentative="1">
+      <w:start w:val="1"/>
+      <w:numFmt w:val="bullet"/>
+      <w:lvlText w:val=""/>
+      <w:lvlJc w:val="left"/>
+      <w:pPr>
+        <w:tabs>
+          <w:tab w:val="num" w:pos="5760"/>
+        </w:tabs>
+        <w:ind w:left="5760" w:hanging="360"/>
+      </w:pPr>
+      <w:rPr>
+        <w:rFonts w:ascii="Wingdings" w:hAnsi="Wingdings" w:hint="default"/>
+        <w:sz w:val="20"/>
+      </w:rPr>
+    </w:lvl>
+    <w:lvl w:ilvl="8" w:tentative="1">
+      <w:start w:val="1"/>
+      <w:numFmt w:val="bullet"/>
+      <w:lvlText w:val=""/>
+      <w:lvlJc w:val="left"/>
+      <w:pPr>
+        <w:tabs>
+          <w:tab w:val="num" w:pos="6480"/>
+        </w:tabs>
+        <w:ind w:left="6480" w:hanging="360"/>
+      </w:pPr>
+      <w:rPr>
+        <w:rFonts w:ascii="Wingdings" w:hAnsi="Wingdings" w:hint="default"/>
+        <w:sz w:val="20"/>
+      </w:rPr>
+    </w:lvl>
+  </w:abstractNum>
+  <w:abstractNum w:abstractNumId="13" w15:restartNumberingAfterBreak="0">
+    <w:nsid w:val="299F7715"/>
+    <w:multiLevelType w:val="multilevel"/>
+    <w:tmpl w:val="68D41D26"/>
+    <w:lvl w:ilvl="0">
+      <w:start w:val="1"/>
+      <w:numFmt w:val="bullet"/>
+      <w:lvlText w:val=""/>
+      <w:lvlJc w:val="left"/>
+      <w:pPr>
+        <w:tabs>
+          <w:tab w:val="num" w:pos="720"/>
+        </w:tabs>
+        <w:ind w:left="720" w:hanging="360"/>
+      </w:pPr>
+      <w:rPr>
+        <w:rFonts w:ascii="Symbol" w:hAnsi="Symbol" w:hint="default"/>
+        <w:sz w:val="20"/>
+      </w:rPr>
+    </w:lvl>
+    <w:lvl w:ilvl="1" w:tentative="1">
+      <w:start w:val="1"/>
+      <w:numFmt w:val="bullet"/>
+      <w:lvlText w:val="o"/>
+      <w:lvlJc w:val="left"/>
+      <w:pPr>
+        <w:tabs>
+          <w:tab w:val="num" w:pos="1440"/>
+        </w:tabs>
+        <w:ind w:left="1440" w:hanging="360"/>
+      </w:pPr>
+      <w:rPr>
+        <w:rFonts w:ascii="Courier New" w:hAnsi="Courier New" w:hint="default"/>
+        <w:sz w:val="20"/>
+      </w:rPr>
+    </w:lvl>
+    <w:lvl w:ilvl="2" w:tentative="1">
+      <w:start w:val="1"/>
+      <w:numFmt w:val="bullet"/>
+      <w:lvlText w:val=""/>
+      <w:lvlJc w:val="left"/>
+      <w:pPr>
+        <w:tabs>
+          <w:tab w:val="num" w:pos="2160"/>
+        </w:tabs>
+        <w:ind w:left="2160" w:hanging="360"/>
+      </w:pPr>
+      <w:rPr>
+        <w:rFonts w:ascii="Wingdings" w:hAnsi="Wingdings" w:hint="default"/>
+        <w:sz w:val="20"/>
+      </w:rPr>
+    </w:lvl>
+    <w:lvl w:ilvl="3" w:tentative="1">
+      <w:start w:val="1"/>
+      <w:numFmt w:val="bullet"/>
+      <w:lvlText w:val=""/>
+      <w:lvlJc w:val="left"/>
+      <w:pPr>
+        <w:tabs>
+          <w:tab w:val="num" w:pos="2880"/>
+        </w:tabs>
+        <w:ind w:left="2880" w:hanging="360"/>
+      </w:pPr>
+      <w:rPr>
+        <w:rFonts w:ascii="Wingdings" w:hAnsi="Wingdings" w:hint="default"/>
+        <w:sz w:val="20"/>
+      </w:rPr>
+    </w:lvl>
+    <w:lvl w:ilvl="4" w:tentative="1">
+      <w:start w:val="1"/>
+      <w:numFmt w:val="bullet"/>
+      <w:lvlText w:val=""/>
+      <w:lvlJc w:val="left"/>
+      <w:pPr>
+        <w:tabs>
+          <w:tab w:val="num" w:pos="3600"/>
+        </w:tabs>
+        <w:ind w:left="3600" w:hanging="360"/>
+      </w:pPr>
+      <w:rPr>
+        <w:rFonts w:ascii="Wingdings" w:hAnsi="Wingdings" w:hint="default"/>
+        <w:sz w:val="20"/>
+      </w:rPr>
+    </w:lvl>
+    <w:lvl w:ilvl="5" w:tentative="1">
+      <w:start w:val="1"/>
+      <w:numFmt w:val="bullet"/>
+      <w:lvlText w:val=""/>
+      <w:lvlJc w:val="left"/>
+      <w:pPr>
+        <w:tabs>
+          <w:tab w:val="num" w:pos="4320"/>
+        </w:tabs>
+        <w:ind w:left="4320" w:hanging="360"/>
+      </w:pPr>
+      <w:rPr>
+        <w:rFonts w:ascii="Wingdings" w:hAnsi="Wingdings" w:hint="default"/>
+        <w:sz w:val="20"/>
+      </w:rPr>
+    </w:lvl>
+    <w:lvl w:ilvl="6" w:tentative="1">
+      <w:start w:val="1"/>
+      <w:numFmt w:val="bullet"/>
+      <w:lvlText w:val=""/>
+      <w:lvlJc w:val="left"/>
+      <w:pPr>
+        <w:tabs>
+          <w:tab w:val="num" w:pos="5040"/>
+        </w:tabs>
+        <w:ind w:left="5040" w:hanging="360"/>
+      </w:pPr>
+      <w:rPr>
+        <w:rFonts w:ascii="Wingdings" w:hAnsi="Wingdings" w:hint="default"/>
+        <w:sz w:val="20"/>
+      </w:rPr>
+    </w:lvl>
+    <w:lvl w:ilvl="7" w:tentative="1">
+      <w:start w:val="1"/>
+      <w:numFmt w:val="bullet"/>
+      <w:lvlText w:val=""/>
+      <w:lvlJc w:val="left"/>
+      <w:pPr>
+        <w:tabs>
+          <w:tab w:val="num" w:pos="5760"/>
+        </w:tabs>
+        <w:ind w:left="5760" w:hanging="360"/>
+      </w:pPr>
+      <w:rPr>
+        <w:rFonts w:ascii="Wingdings" w:hAnsi="Wingdings" w:hint="default"/>
+        <w:sz w:val="20"/>
+      </w:rPr>
+    </w:lvl>
+    <w:lvl w:ilvl="8" w:tentative="1">
+      <w:start w:val="1"/>
+      <w:numFmt w:val="bullet"/>
+      <w:lvlText w:val=""/>
+      <w:lvlJc w:val="left"/>
+      <w:pPr>
+        <w:tabs>
+          <w:tab w:val="num" w:pos="6480"/>
+        </w:tabs>
+        <w:ind w:left="6480" w:hanging="360"/>
+      </w:pPr>
+      <w:rPr>
+        <w:rFonts w:ascii="Wingdings" w:hAnsi="Wingdings" w:hint="default"/>
+        <w:sz w:val="20"/>
+      </w:rPr>
+    </w:lvl>
+  </w:abstractNum>
+  <w:abstractNum w:abstractNumId="14" w15:restartNumberingAfterBreak="0">
+    <w:nsid w:val="2C422B32"/>
+    <w:multiLevelType w:val="multilevel"/>
+    <w:tmpl w:val="9E9C58E2"/>
+    <w:lvl w:ilvl="0">
+      <w:start w:val="1"/>
+      <w:numFmt w:val="bullet"/>
+      <w:lvlText w:val=""/>
+      <w:lvlJc w:val="left"/>
+      <w:pPr>
+        <w:tabs>
+          <w:tab w:val="num" w:pos="720"/>
+        </w:tabs>
+        <w:ind w:left="720" w:hanging="360"/>
+      </w:pPr>
+      <w:rPr>
+        <w:rFonts w:ascii="Symbol" w:hAnsi="Symbol" w:hint="default"/>
+        <w:sz w:val="20"/>
+      </w:rPr>
+    </w:lvl>
+    <w:lvl w:ilvl="1" w:tentative="1">
+      <w:start w:val="1"/>
+      <w:numFmt w:val="bullet"/>
+      <w:lvlText w:val="o"/>
+      <w:lvlJc w:val="left"/>
+      <w:pPr>
+        <w:tabs>
+          <w:tab w:val="num" w:pos="1440"/>
+        </w:tabs>
+        <w:ind w:left="1440" w:hanging="360"/>
+      </w:pPr>
+      <w:rPr>
+        <w:rFonts w:ascii="Courier New" w:hAnsi="Courier New" w:hint="default"/>
+        <w:sz w:val="20"/>
+      </w:rPr>
+    </w:lvl>
+    <w:lvl w:ilvl="2" w:tentative="1">
+      <w:start w:val="1"/>
+      <w:numFmt w:val="bullet"/>
+      <w:lvlText w:val=""/>
+      <w:lvlJc w:val="left"/>
+      <w:pPr>
+        <w:tabs>
+          <w:tab w:val="num" w:pos="2160"/>
+        </w:tabs>
+        <w:ind w:left="2160" w:hanging="360"/>
+      </w:pPr>
+      <w:rPr>
+        <w:rFonts w:ascii="Wingdings" w:hAnsi="Wingdings" w:hint="default"/>
+        <w:sz w:val="20"/>
+      </w:rPr>
+    </w:lvl>
+    <w:lvl w:ilvl="3" w:tentative="1">
+      <w:start w:val="1"/>
+      <w:numFmt w:val="bullet"/>
+      <w:lvlText w:val=""/>
+      <w:lvlJc w:val="left"/>
+      <w:pPr>
+        <w:tabs>
+          <w:tab w:val="num" w:pos="2880"/>
+        </w:tabs>
+        <w:ind w:left="2880" w:hanging="360"/>
+      </w:pPr>
+      <w:rPr>
+        <w:rFonts w:ascii="Wingdings" w:hAnsi="Wingdings" w:hint="default"/>
+        <w:sz w:val="20"/>
+      </w:rPr>
+    </w:lvl>
+    <w:lvl w:ilvl="4" w:tentative="1">
+      <w:start w:val="1"/>
+      <w:numFmt w:val="bullet"/>
+      <w:lvlText w:val=""/>
+      <w:lvlJc w:val="left"/>
+      <w:pPr>
+        <w:tabs>
+          <w:tab w:val="num" w:pos="3600"/>
+        </w:tabs>
+        <w:ind w:left="3600" w:hanging="360"/>
+      </w:pPr>
+      <w:rPr>
+        <w:rFonts w:ascii="Wingdings" w:hAnsi="Wingdings" w:hint="default"/>
+        <w:sz w:val="20"/>
+      </w:rPr>
+    </w:lvl>
+    <w:lvl w:ilvl="5" w:tentative="1">
+      <w:start w:val="1"/>
+      <w:numFmt w:val="bullet"/>
+      <w:lvlText w:val=""/>
+      <w:lvlJc w:val="left"/>
+      <w:pPr>
+        <w:tabs>
+          <w:tab w:val="num" w:pos="4320"/>
+        </w:tabs>
+        <w:ind w:left="4320" w:hanging="360"/>
+      </w:pPr>
+      <w:rPr>
+        <w:rFonts w:ascii="Wingdings" w:hAnsi="Wingdings" w:hint="default"/>
+        <w:sz w:val="20"/>
+      </w:rPr>
+    </w:lvl>
+    <w:lvl w:ilvl="6" w:tentative="1">
+      <w:start w:val="1"/>
+      <w:numFmt w:val="bullet"/>
+      <w:lvlText w:val=""/>
+      <w:lvlJc w:val="left"/>
+      <w:pPr>
+        <w:tabs>
+          <w:tab w:val="num" w:pos="5040"/>
+        </w:tabs>
+        <w:ind w:left="5040" w:hanging="360"/>
+      </w:pPr>
+      <w:rPr>
+        <w:rFonts w:ascii="Wingdings" w:hAnsi="Wingdings" w:hint="default"/>
+        <w:sz w:val="20"/>
+      </w:rPr>
+    </w:lvl>
+    <w:lvl w:ilvl="7" w:tentative="1">
+      <w:start w:val="1"/>
+      <w:numFmt w:val="bullet"/>
+      <w:lvlText w:val=""/>
+      <w:lvlJc w:val="left"/>
+      <w:pPr>
+        <w:tabs>
+          <w:tab w:val="num" w:pos="5760"/>
+        </w:tabs>
+        <w:ind w:left="5760" w:hanging="360"/>
+      </w:pPr>
+      <w:rPr>
+        <w:rFonts w:ascii="Wingdings" w:hAnsi="Wingdings" w:hint="default"/>
+        <w:sz w:val="20"/>
+      </w:rPr>
+    </w:lvl>
+    <w:lvl w:ilvl="8" w:tentative="1">
+      <w:start w:val="1"/>
+      <w:numFmt w:val="bullet"/>
+      <w:lvlText w:val=""/>
+      <w:lvlJc w:val="left"/>
+      <w:pPr>
+        <w:tabs>
+          <w:tab w:val="num" w:pos="6480"/>
+        </w:tabs>
+        <w:ind w:left="6480" w:hanging="360"/>
+      </w:pPr>
+      <w:rPr>
+        <w:rFonts w:ascii="Wingdings" w:hAnsi="Wingdings" w:hint="default"/>
+        <w:sz w:val="20"/>
+      </w:rPr>
+    </w:lvl>
+  </w:abstractNum>
+  <w:abstractNum w:abstractNumId="15" w15:restartNumberingAfterBreak="0">
     <w:nsid w:val="2E147BE1"/>
     <w:multiLevelType w:val="multilevel"/>
     <w:tmpl w:val="5868FD00"/>
@@ -16506,7 +22801,7 @@
       </w:rPr>
     </w:lvl>
   </w:abstractNum>
-  <w:abstractNum w:abstractNumId="11" w15:restartNumberingAfterBreak="0">
+  <w:abstractNum w:abstractNumId="16" w15:restartNumberingAfterBreak="0">
     <w:nsid w:val="2EE7147A"/>
     <w:multiLevelType w:val="multilevel"/>
     <w:tmpl w:val="82743750"/>
@@ -16655,7 +22950,7 @@
       </w:rPr>
     </w:lvl>
   </w:abstractNum>
-  <w:abstractNum w:abstractNumId="12" w15:restartNumberingAfterBreak="0">
+  <w:abstractNum w:abstractNumId="17" w15:restartNumberingAfterBreak="0">
     <w:nsid w:val="306021E7"/>
     <w:multiLevelType w:val="multilevel"/>
     <w:tmpl w:val="ACBAECB4"/>
@@ -16804,7 +23099,7 @@
       </w:rPr>
     </w:lvl>
   </w:abstractNum>
-  <w:abstractNum w:abstractNumId="13" w15:restartNumberingAfterBreak="0">
+  <w:abstractNum w:abstractNumId="18" w15:restartNumberingAfterBreak="0">
     <w:nsid w:val="311104E3"/>
     <w:multiLevelType w:val="multilevel"/>
     <w:tmpl w:val="293ADC3A"/>
@@ -16919,7 +23214,7 @@
       </w:rPr>
     </w:lvl>
   </w:abstractNum>
-  <w:abstractNum w:abstractNumId="14" w15:restartNumberingAfterBreak="0">
+  <w:abstractNum w:abstractNumId="19" w15:restartNumberingAfterBreak="0">
     <w:nsid w:val="368A01E6"/>
     <w:multiLevelType w:val="multilevel"/>
     <w:tmpl w:val="1158BD04"/>
@@ -17034,7 +23329,7 @@
       </w:rPr>
     </w:lvl>
   </w:abstractNum>
-  <w:abstractNum w:abstractNumId="15" w15:restartNumberingAfterBreak="0">
+  <w:abstractNum w:abstractNumId="20" w15:restartNumberingAfterBreak="0">
     <w:nsid w:val="3D39764C"/>
     <w:multiLevelType w:val="multilevel"/>
     <w:tmpl w:val="3C329E80"/>
@@ -17183,7 +23478,7 @@
       </w:rPr>
     </w:lvl>
   </w:abstractNum>
-  <w:abstractNum w:abstractNumId="16" w15:restartNumberingAfterBreak="0">
+  <w:abstractNum w:abstractNumId="21" w15:restartNumberingAfterBreak="0">
     <w:nsid w:val="423117B0"/>
     <w:multiLevelType w:val="multilevel"/>
     <w:tmpl w:val="E96C63D2"/>
@@ -17298,7 +23593,7 @@
       </w:rPr>
     </w:lvl>
   </w:abstractNum>
-  <w:abstractNum w:abstractNumId="17" w15:restartNumberingAfterBreak="0">
+  <w:abstractNum w:abstractNumId="22" w15:restartNumberingAfterBreak="0">
     <w:nsid w:val="4419476F"/>
     <w:multiLevelType w:val="multilevel"/>
     <w:tmpl w:val="45646DAC"/>
@@ -17413,7 +23708,7 @@
       </w:rPr>
     </w:lvl>
   </w:abstractNum>
-  <w:abstractNum w:abstractNumId="18" w15:restartNumberingAfterBreak="0">
+  <w:abstractNum w:abstractNumId="23" w15:restartNumberingAfterBreak="0">
     <w:nsid w:val="47B65389"/>
     <w:multiLevelType w:val="multilevel"/>
     <w:tmpl w:val="DDBE8732"/>
@@ -17562,7 +23857,7 @@
       </w:rPr>
     </w:lvl>
   </w:abstractNum>
-  <w:abstractNum w:abstractNumId="19" w15:restartNumberingAfterBreak="0">
+  <w:abstractNum w:abstractNumId="24" w15:restartNumberingAfterBreak="0">
     <w:nsid w:val="4B787B8C"/>
     <w:multiLevelType w:val="multilevel"/>
     <w:tmpl w:val="EF064C94"/>
@@ -17673,7 +23968,7 @@
       </w:rPr>
     </w:lvl>
   </w:abstractNum>
-  <w:abstractNum w:abstractNumId="20" w15:restartNumberingAfterBreak="0">
+  <w:abstractNum w:abstractNumId="25" w15:restartNumberingAfterBreak="0">
     <w:nsid w:val="50FF0AD3"/>
     <w:multiLevelType w:val="multilevel"/>
     <w:tmpl w:val="DA5E0418"/>
@@ -17822,7 +24117,7 @@
       </w:rPr>
     </w:lvl>
   </w:abstractNum>
-  <w:abstractNum w:abstractNumId="21" w15:restartNumberingAfterBreak="0">
+  <w:abstractNum w:abstractNumId="26" w15:restartNumberingAfterBreak="0">
     <w:nsid w:val="52705FED"/>
     <w:multiLevelType w:val="hybridMultilevel"/>
     <w:tmpl w:val="9D0C63F4"/>
@@ -17935,7 +24230,7 @@
       </w:rPr>
     </w:lvl>
   </w:abstractNum>
-  <w:abstractNum w:abstractNumId="22" w15:restartNumberingAfterBreak="0">
+  <w:abstractNum w:abstractNumId="27" w15:restartNumberingAfterBreak="0">
     <w:nsid w:val="57077446"/>
     <w:multiLevelType w:val="multilevel"/>
     <w:tmpl w:val="D73CBAF6"/>
@@ -18084,7 +24379,7 @@
       </w:rPr>
     </w:lvl>
   </w:abstractNum>
-  <w:abstractNum w:abstractNumId="23" w15:restartNumberingAfterBreak="0">
+  <w:abstractNum w:abstractNumId="28" w15:restartNumberingAfterBreak="0">
     <w:nsid w:val="5EC61EAC"/>
     <w:multiLevelType w:val="multilevel"/>
     <w:tmpl w:val="E0805340"/>
@@ -18233,7 +24528,7 @@
       </w:rPr>
     </w:lvl>
   </w:abstractNum>
-  <w:abstractNum w:abstractNumId="24" w15:restartNumberingAfterBreak="0">
+  <w:abstractNum w:abstractNumId="29" w15:restartNumberingAfterBreak="0">
     <w:nsid w:val="66576166"/>
     <w:multiLevelType w:val="multilevel"/>
     <w:tmpl w:val="C2409B8C"/>
@@ -18346,7 +24641,7 @@
       </w:pPr>
     </w:lvl>
   </w:abstractNum>
-  <w:abstractNum w:abstractNumId="25" w15:restartNumberingAfterBreak="0">
+  <w:abstractNum w:abstractNumId="30" w15:restartNumberingAfterBreak="0">
     <w:nsid w:val="6EE04E5A"/>
     <w:multiLevelType w:val="hybridMultilevel"/>
     <w:tmpl w:val="E9B2CF86"/>
@@ -18436,7 +24731,7 @@
       </w:pPr>
     </w:lvl>
   </w:abstractNum>
-  <w:abstractNum w:abstractNumId="26" w15:restartNumberingAfterBreak="0">
+  <w:abstractNum w:abstractNumId="31" w15:restartNumberingAfterBreak="0">
     <w:nsid w:val="70AC3BF6"/>
     <w:multiLevelType w:val="multilevel"/>
     <w:tmpl w:val="78689012"/>
@@ -18552,7 +24847,156 @@
       </w:rPr>
     </w:lvl>
   </w:abstractNum>
-  <w:abstractNum w:abstractNumId="27" w15:restartNumberingAfterBreak="0">
+  <w:abstractNum w:abstractNumId="32" w15:restartNumberingAfterBreak="0">
+    <w:nsid w:val="70C21D3E"/>
+    <w:multiLevelType w:val="multilevel"/>
+    <w:tmpl w:val="12A6AFBE"/>
+    <w:lvl w:ilvl="0">
+      <w:start w:val="1"/>
+      <w:numFmt w:val="bullet"/>
+      <w:lvlText w:val=""/>
+      <w:lvlJc w:val="left"/>
+      <w:pPr>
+        <w:tabs>
+          <w:tab w:val="num" w:pos="720"/>
+        </w:tabs>
+        <w:ind w:left="720" w:hanging="360"/>
+      </w:pPr>
+      <w:rPr>
+        <w:rFonts w:ascii="Symbol" w:hAnsi="Symbol" w:hint="default"/>
+        <w:sz w:val="20"/>
+      </w:rPr>
+    </w:lvl>
+    <w:lvl w:ilvl="1" w:tentative="1">
+      <w:start w:val="1"/>
+      <w:numFmt w:val="bullet"/>
+      <w:lvlText w:val="o"/>
+      <w:lvlJc w:val="left"/>
+      <w:pPr>
+        <w:tabs>
+          <w:tab w:val="num" w:pos="1440"/>
+        </w:tabs>
+        <w:ind w:left="1440" w:hanging="360"/>
+      </w:pPr>
+      <w:rPr>
+        <w:rFonts w:ascii="Courier New" w:hAnsi="Courier New" w:hint="default"/>
+        <w:sz w:val="20"/>
+      </w:rPr>
+    </w:lvl>
+    <w:lvl w:ilvl="2" w:tentative="1">
+      <w:start w:val="1"/>
+      <w:numFmt w:val="bullet"/>
+      <w:lvlText w:val=""/>
+      <w:lvlJc w:val="left"/>
+      <w:pPr>
+        <w:tabs>
+          <w:tab w:val="num" w:pos="2160"/>
+        </w:tabs>
+        <w:ind w:left="2160" w:hanging="360"/>
+      </w:pPr>
+      <w:rPr>
+        <w:rFonts w:ascii="Wingdings" w:hAnsi="Wingdings" w:hint="default"/>
+        <w:sz w:val="20"/>
+      </w:rPr>
+    </w:lvl>
+    <w:lvl w:ilvl="3" w:tentative="1">
+      <w:start w:val="1"/>
+      <w:numFmt w:val="bullet"/>
+      <w:lvlText w:val=""/>
+      <w:lvlJc w:val="left"/>
+      <w:pPr>
+        <w:tabs>
+          <w:tab w:val="num" w:pos="2880"/>
+        </w:tabs>
+        <w:ind w:left="2880" w:hanging="360"/>
+      </w:pPr>
+      <w:rPr>
+        <w:rFonts w:ascii="Wingdings" w:hAnsi="Wingdings" w:hint="default"/>
+        <w:sz w:val="20"/>
+      </w:rPr>
+    </w:lvl>
+    <w:lvl w:ilvl="4" w:tentative="1">
+      <w:start w:val="1"/>
+      <w:numFmt w:val="bullet"/>
+      <w:lvlText w:val=""/>
+      <w:lvlJc w:val="left"/>
+      <w:pPr>
+        <w:tabs>
+          <w:tab w:val="num" w:pos="3600"/>
+        </w:tabs>
+        <w:ind w:left="3600" w:hanging="360"/>
+      </w:pPr>
+      <w:rPr>
+        <w:rFonts w:ascii="Wingdings" w:hAnsi="Wingdings" w:hint="default"/>
+        <w:sz w:val="20"/>
+      </w:rPr>
+    </w:lvl>
+    <w:lvl w:ilvl="5" w:tentative="1">
+      <w:start w:val="1"/>
+      <w:numFmt w:val="bullet"/>
+      <w:lvlText w:val=""/>
+      <w:lvlJc w:val="left"/>
+      <w:pPr>
+        <w:tabs>
+          <w:tab w:val="num" w:pos="4320"/>
+        </w:tabs>
+        <w:ind w:left="4320" w:hanging="360"/>
+      </w:pPr>
+      <w:rPr>
+        <w:rFonts w:ascii="Wingdings" w:hAnsi="Wingdings" w:hint="default"/>
+        <w:sz w:val="20"/>
+      </w:rPr>
+    </w:lvl>
+    <w:lvl w:ilvl="6" w:tentative="1">
+      <w:start w:val="1"/>
+      <w:numFmt w:val="bullet"/>
+      <w:lvlText w:val=""/>
+      <w:lvlJc w:val="left"/>
+      <w:pPr>
+        <w:tabs>
+          <w:tab w:val="num" w:pos="5040"/>
+        </w:tabs>
+        <w:ind w:left="5040" w:hanging="360"/>
+      </w:pPr>
+      <w:rPr>
+        <w:rFonts w:ascii="Wingdings" w:hAnsi="Wingdings" w:hint="default"/>
+        <w:sz w:val="20"/>
+      </w:rPr>
+    </w:lvl>
+    <w:lvl w:ilvl="7" w:tentative="1">
+      <w:start w:val="1"/>
+      <w:numFmt w:val="bullet"/>
+      <w:lvlText w:val=""/>
+      <w:lvlJc w:val="left"/>
+      <w:pPr>
+        <w:tabs>
+          <w:tab w:val="num" w:pos="5760"/>
+        </w:tabs>
+        <w:ind w:left="5760" w:hanging="360"/>
+      </w:pPr>
+      <w:rPr>
+        <w:rFonts w:ascii="Wingdings" w:hAnsi="Wingdings" w:hint="default"/>
+        <w:sz w:val="20"/>
+      </w:rPr>
+    </w:lvl>
+    <w:lvl w:ilvl="8" w:tentative="1">
+      <w:start w:val="1"/>
+      <w:numFmt w:val="bullet"/>
+      <w:lvlText w:val=""/>
+      <w:lvlJc w:val="left"/>
+      <w:pPr>
+        <w:tabs>
+          <w:tab w:val="num" w:pos="6480"/>
+        </w:tabs>
+        <w:ind w:left="6480" w:hanging="360"/>
+      </w:pPr>
+      <w:rPr>
+        <w:rFonts w:ascii="Wingdings" w:hAnsi="Wingdings" w:hint="default"/>
+        <w:sz w:val="20"/>
+      </w:rPr>
+    </w:lvl>
+  </w:abstractNum>
+  <w:abstractNum w:abstractNumId="33" w15:restartNumberingAfterBreak="0">
     <w:nsid w:val="77832CBE"/>
     <w:multiLevelType w:val="hybridMultilevel"/>
     <w:tmpl w:val="44B2B662"/>
@@ -18641,7 +25085,7 @@
       </w:pPr>
     </w:lvl>
   </w:abstractNum>
-  <w:abstractNum w:abstractNumId="28" w15:restartNumberingAfterBreak="0">
+  <w:abstractNum w:abstractNumId="34" w15:restartNumberingAfterBreak="0">
     <w:nsid w:val="7B291D6B"/>
     <w:multiLevelType w:val="multilevel"/>
     <w:tmpl w:val="A580AB7C"/>
@@ -18790,7 +25234,7 @@
       </w:rPr>
     </w:lvl>
   </w:abstractNum>
-  <w:abstractNum w:abstractNumId="29" w15:restartNumberingAfterBreak="0">
+  <w:abstractNum w:abstractNumId="35" w15:restartNumberingAfterBreak="0">
     <w:nsid w:val="7FE54FDD"/>
     <w:multiLevelType w:val="multilevel"/>
     <w:tmpl w:val="A4141810"/>
@@ -18906,7 +25350,7 @@
     </w:lvl>
   </w:abstractNum>
   <w:num w:numId="1" w16cid:durableId="1595164528">
-    <w:abstractNumId w:val="27"/>
+    <w:abstractNumId w:val="33"/>
     <w:lvlOverride w:ilvl="0">
       <w:startOverride w:val="1"/>
     </w:lvlOverride>
@@ -18936,19 +25380,19 @@
     </w:lvlOverride>
   </w:num>
   <w:num w:numId="2" w16cid:durableId="578566059">
+    <w:abstractNumId w:val="24"/>
+  </w:num>
+  <w:num w:numId="3" w16cid:durableId="399327835">
+    <w:abstractNumId w:val="35"/>
+  </w:num>
+  <w:num w:numId="4" w16cid:durableId="46147625">
+    <w:abstractNumId w:val="31"/>
+  </w:num>
+  <w:num w:numId="5" w16cid:durableId="2014724889">
     <w:abstractNumId w:val="19"/>
   </w:num>
-  <w:num w:numId="3" w16cid:durableId="399327835">
-    <w:abstractNumId w:val="29"/>
-  </w:num>
-  <w:num w:numId="4" w16cid:durableId="46147625">
-    <w:abstractNumId w:val="26"/>
-  </w:num>
-  <w:num w:numId="5" w16cid:durableId="2014724889">
-    <w:abstractNumId w:val="14"/>
-  </w:num>
   <w:num w:numId="6" w16cid:durableId="623385641">
-    <w:abstractNumId w:val="19"/>
+    <w:abstractNumId w:val="24"/>
     <w:lvlOverride w:ilvl="0">
       <w:lvl w:ilvl="0">
         <w:start w:val="1"/>
@@ -19082,7 +25526,7 @@
     </w:lvlOverride>
   </w:num>
   <w:num w:numId="7" w16cid:durableId="493224597">
-    <w:abstractNumId w:val="19"/>
+    <w:abstractNumId w:val="24"/>
     <w:lvlOverride w:ilvl="0">
       <w:lvl w:ilvl="0">
         <w:start w:val="1"/>
@@ -19221,67 +25665,67 @@
     <w:abstractNumId w:val="3"/>
   </w:num>
   <w:num w:numId="9" w16cid:durableId="454566033">
-    <w:abstractNumId w:val="13"/>
+    <w:abstractNumId w:val="18"/>
   </w:num>
   <w:num w:numId="10" w16cid:durableId="1037698009">
-    <w:abstractNumId w:val="17"/>
+    <w:abstractNumId w:val="22"/>
   </w:num>
   <w:num w:numId="11" w16cid:durableId="2055039461">
-    <w:abstractNumId w:val="16"/>
+    <w:abstractNumId w:val="21"/>
   </w:num>
   <w:num w:numId="12" w16cid:durableId="915165156">
-    <w:abstractNumId w:val="8"/>
+    <w:abstractNumId w:val="9"/>
   </w:num>
   <w:num w:numId="13" w16cid:durableId="844632087">
-    <w:abstractNumId w:val="6"/>
+    <w:abstractNumId w:val="7"/>
   </w:num>
   <w:num w:numId="14" w16cid:durableId="898437216">
-    <w:abstractNumId w:val="18"/>
+    <w:abstractNumId w:val="23"/>
   </w:num>
   <w:num w:numId="15" w16cid:durableId="413237126">
     <w:abstractNumId w:val="5"/>
   </w:num>
   <w:num w:numId="16" w16cid:durableId="1310011622">
-    <w:abstractNumId w:val="22"/>
+    <w:abstractNumId w:val="27"/>
   </w:num>
   <w:num w:numId="17" w16cid:durableId="1072704931">
-    <w:abstractNumId w:val="11"/>
+    <w:abstractNumId w:val="16"/>
   </w:num>
   <w:num w:numId="18" w16cid:durableId="775905312">
-    <w:abstractNumId w:val="9"/>
+    <w:abstractNumId w:val="10"/>
   </w:num>
   <w:num w:numId="19" w16cid:durableId="1728606600">
-    <w:abstractNumId w:val="28"/>
+    <w:abstractNumId w:val="34"/>
   </w:num>
   <w:num w:numId="20" w16cid:durableId="231474493">
-    <w:abstractNumId w:val="24"/>
+    <w:abstractNumId w:val="29"/>
   </w:num>
   <w:num w:numId="21" w16cid:durableId="1135026407">
-    <w:abstractNumId w:val="27"/>
+    <w:abstractNumId w:val="33"/>
   </w:num>
   <w:num w:numId="22" w16cid:durableId="946037305">
-    <w:abstractNumId w:val="25"/>
+    <w:abstractNumId w:val="30"/>
   </w:num>
   <w:num w:numId="23" w16cid:durableId="1884053511">
-    <w:abstractNumId w:val="10"/>
+    <w:abstractNumId w:val="15"/>
   </w:num>
   <w:num w:numId="24" w16cid:durableId="1205559689">
-    <w:abstractNumId w:val="15"/>
+    <w:abstractNumId w:val="20"/>
   </w:num>
   <w:num w:numId="25" w16cid:durableId="346640209">
-    <w:abstractNumId w:val="7"/>
+    <w:abstractNumId w:val="8"/>
   </w:num>
   <w:num w:numId="26" w16cid:durableId="2053458563">
-    <w:abstractNumId w:val="21"/>
+    <w:abstractNumId w:val="26"/>
   </w:num>
   <w:num w:numId="27" w16cid:durableId="370156728">
     <w:abstractNumId w:val="0"/>
   </w:num>
   <w:num w:numId="28" w16cid:durableId="1685787858">
-    <w:abstractNumId w:val="23"/>
+    <w:abstractNumId w:val="28"/>
   </w:num>
   <w:num w:numId="29" w16cid:durableId="1978140353">
-    <w:abstractNumId w:val="12"/>
+    <w:abstractNumId w:val="17"/>
   </w:num>
   <w:num w:numId="30" w16cid:durableId="1114515721">
     <w:abstractNumId w:val="4"/>
@@ -19293,7 +25737,25 @@
     <w:abstractNumId w:val="2"/>
   </w:num>
   <w:num w:numId="33" w16cid:durableId="1676572777">
-    <w:abstractNumId w:val="20"/>
+    <w:abstractNumId w:val="25"/>
+  </w:num>
+  <w:num w:numId="34" w16cid:durableId="703025088">
+    <w:abstractNumId w:val="32"/>
+  </w:num>
+  <w:num w:numId="35" w16cid:durableId="1229222461">
+    <w:abstractNumId w:val="13"/>
+  </w:num>
+  <w:num w:numId="36" w16cid:durableId="1839005763">
+    <w:abstractNumId w:val="12"/>
+  </w:num>
+  <w:num w:numId="37" w16cid:durableId="1092044253">
+    <w:abstractNumId w:val="6"/>
+  </w:num>
+  <w:num w:numId="38" w16cid:durableId="1790737356">
+    <w:abstractNumId w:val="11"/>
+  </w:num>
+  <w:num w:numId="39" w16cid:durableId="163202971">
+    <w:abstractNumId w:val="14"/>
   </w:num>
   <w:numIdMacAtCleanup w:val="12"/>
 </w:numbering>
@@ -20961,6 +27423,18 @@
     <w:basedOn w:val="a1"/>
     <w:rsid w:val="00724461"/>
   </w:style>
+  <w:style w:type="character" w:styleId="aff3">
+    <w:name w:val="Unresolved Mention"/>
+    <w:basedOn w:val="a1"/>
+    <w:uiPriority w:val="99"/>
+    <w:semiHidden/>
+    <w:unhideWhenUsed/>
+    <w:rsid w:val="00A77E44"/>
+    <w:rPr>
+      <w:color w:val="605E5C"/>
+      <w:shd w:val="clear" w:color="auto" w:fill="E1DFDD"/>
+    </w:rPr>
+  </w:style>
 </w:styles>
 </file>
 

--- a/черновик отчет по практике 2026.docx
+++ b/черновик отчет по практике 2026.docx
@@ -13242,7 +13242,7 @@
       </w:pPr>
       <w:r>
         <w:lastRenderedPageBreak/>
-        <w:t>Сбор данных</w:t>
+        <w:t>Оборудование и условия съёмки</w:t>
       </w:r>
     </w:p>
     <w:p>
@@ -13931,15 +13931,25 @@
       </w:pPr>
       <w:r>
         <w:lastRenderedPageBreak/>
-        <w:t>Формирование набора данных для разметки</w:t>
-      </w:r>
+        <w:t>Исследование методов синхронизации видеопотоков</w:t>
+      </w:r>
+    </w:p>
+    <w:p>
+      <w:pPr>
+        <w:pStyle w:val="-4"/>
+      </w:pPr>
+      <w:bookmarkStart w:id="18" w:name="bm_3_2_2_1_постановка_проблемы_си_49c0ce"/>
+      <w:r>
+        <w:t>Постановка проблемы синхронизации видеопотоков</w:t>
+      </w:r>
+      <w:bookmarkEnd w:id="18"/>
     </w:p>
     <w:p>
       <w:pPr>
         <w:pStyle w:val="a8"/>
       </w:pPr>
       <w:r>
-        <w:t>Постановка задачи</w:t>
+        <w:t>В ходе экспедиции I (осень 2025 года) видеозапись производилась одновременно тремя независимыми камерами: двумя боковыми камерами Ambertek SQ10 v2.0 (левая и правая) и центральной камерой Honor X7d. Каждая из камер функционировала автономно — единого сигнала старта, общего таймкода или аппаратного триггера предусмотрено не было. Перед началом работы над синхронизацией потребовалось детально проанализировать характеристики каждой камеры, поскольку именно они определяют источники и масштаб погрешности совмещения.</w:t>
       </w:r>
     </w:p>
     <w:p>
@@ -13947,110 +13957,5088 @@
         <w:pStyle w:val="a8"/>
       </w:pPr>
       <w:r>
-        <w:t xml:space="preserve">Сырой видеоматериал экспедиции I не пригоден для непосредственной разметки по трём причинам. Во-первых, запись велась при частоте </w:t>
-      </w:r>
+        <w:rPr>
+          <w:b/>
+        </w:rPr>
+        <w:t>Камеры Ambertek SQ10 v2.0</w:t>
+      </w:r>
+      <w:r>
+        <w:t xml:space="preserve"> — бюджетные экшн-камеры с матрицей, работающей в режиме Rolling Shutter, и углом обзора FOV 70°. Запись ведётся в формате AVI с номинальной частотой 30 кадров в секунду при разрешении 1920×1080. Использование контейнера AVI создаёт первую существенную техническую проблему: в отличие от MP4/MOV, контейнер AVI не поддерживает VBR (переменный битрейт) с надёжной синхронизацией временны́х меток — частота кадров в реальных условиях может незначительно отклоняться от номинальной, и это отклонение накапливается на протяжении всей записи. Таким образом, вычисление абсолютного времени кадра по формуле </w:t>
+      </w:r>
+      <m:oMath>
+        <m:sSub>
+          <m:sSubPr>
+            <m:ctrlPr>
+              <w:rPr>
+                <w:rFonts w:ascii="Cambria Math" w:hAnsi="Cambria Math"/>
+                <w:sz w:val="21"/>
+              </w:rPr>
+            </m:ctrlPr>
+          </m:sSubPr>
+          <m:e>
+            <m:r>
+              <w:rPr>
+                <w:rFonts w:ascii="Cambria Math" w:hAnsi="Cambria Math"/>
+              </w:rPr>
+              <m:t>t</m:t>
+            </m:r>
+          </m:e>
+          <m:sub>
+            <m:r>
+              <m:rPr>
+                <m:nor/>
+              </m:rPr>
+              <m:t>frame</m:t>
+            </m:r>
+          </m:sub>
+        </m:sSub>
+        <m:r>
+          <m:rPr>
+            <m:sty m:val="p"/>
+          </m:rPr>
+          <w:rPr>
+            <w:rFonts w:ascii="Cambria Math" w:hAnsi="Cambria Math"/>
+          </w:rPr>
+          <m:t>=</m:t>
+        </m:r>
+        <m:r>
+          <m:rPr>
+            <m:nor/>
+          </m:rPr>
+          <m:t>frame\_idx</m:t>
+        </m:r>
+        <m:r>
+          <m:rPr>
+            <m:sty m:val="p"/>
+          </m:rPr>
+          <w:rPr>
+            <w:rFonts w:ascii="Cambria Math" w:hAnsi="Cambria Math"/>
+          </w:rPr>
+          <m:t>/</m:t>
+        </m:r>
+        <m:r>
+          <m:rPr>
+            <m:nor/>
+          </m:rPr>
+          <m:t>fps</m:t>
+        </m:r>
+      </m:oMath>
+      <w:r>
+        <w:t xml:space="preserve"> неизбежно даёт дрейфующую погрешность: на записи длительностью несколько минут накопленная ошибка может составить десятки и сотни миллисекунд. Кроме того, имена файлов камер Ambertek (</w:t>
+      </w:r>
+      <w:r>
+        <w:rPr>
+          <w:rStyle w:val="VerbatimChar"/>
+          <w:rFonts w:ascii="menlo" w:eastAsia="menlo" w:hAnsi="menlo" w:cs="menlo"/>
+          <w:color w:val="000000"/>
+          <w:sz w:val="18"/>
+          <w:shd w:val="clear" w:color="auto" w:fill="F8F8FA"/>
+        </w:rPr>
+        <w:t>MOVI0000.AVI</w:t>
+      </w:r>
+      <w:r>
+        <w:t xml:space="preserve">, </w:t>
+      </w:r>
+      <w:r>
+        <w:rPr>
+          <w:rStyle w:val="VerbatimChar"/>
+          <w:rFonts w:ascii="menlo" w:eastAsia="menlo" w:hAnsi="menlo" w:cs="menlo"/>
+          <w:color w:val="000000"/>
+          <w:sz w:val="18"/>
+          <w:shd w:val="clear" w:color="auto" w:fill="F8F8FA"/>
+        </w:rPr>
+        <w:t>MOVI0001.AVI</w:t>
+      </w:r>
+      <w:r>
+        <w:t>, ...) не содержат никакой информации о времени начала или конца записи — они представляют собой простой инкрементальный счётчик. Это означает, что при обработке данных принципиально невозможно определить абсолютный момент начала каждого клипа без дополнительного внешнего источника временно́й привязки.</w:t>
+      </w:r>
+    </w:p>
+    <w:p>
+      <w:pPr>
+        <w:pStyle w:val="a8"/>
+      </w:pPr>
+      <w:r>
+        <w:rPr>
+          <w:b/>
+        </w:rPr>
+        <w:t>Rolling Shutter</w:t>
+      </w:r>
+      <w:r>
+        <w:t xml:space="preserve"> камер Ambertek порождает вторую группу проблем. В отличие от Global Shutter, при котором все строки матрицы экспонируются одновременно, Rolling Shutter экспонирует строки последовательно сверху вниз с небольшим временны́м сдвигом. При движении платформы (качка, вибрация двигателя, удары волн) это приводит к характерным геометрическим искажениям изображения: </w:t>
+      </w:r>
+      <w:r>
+        <w:lastRenderedPageBreak/>
+        <w:t>вертикальные линии «заваливаются», объекты «размазываются» в направлении движения. Для задачи метрического стереодепта, где соответствие пикселей левого и правого снимков должно быть точным до субпиксельного уровня, Rolling Shutter создаёт не только пространственные, но и временны́е искажения: фактически каждая строка изображения соответствует слегка разному моменту времени. Таким образом, даже при идеально синхронизированных кадрах геометрия сцены в нижней части кадра будет относиться к чуть более позднему моменту, чем в верхней.</w:t>
+      </w:r>
+    </w:p>
+    <w:p>
+      <w:pPr>
+        <w:pStyle w:val="a8"/>
+      </w:pPr>
+      <w:r>
+        <w:rPr>
+          <w:b/>
+        </w:rPr>
+        <w:t>Центральная камера Honor X7d</w:t>
+      </w:r>
+      <w:r>
+        <w:t xml:space="preserve"> — смартфон, ведущий запись в формате MP4 с разрешением 1080p. В отличие от Ambertek, Honor X7d при каждой записи сохраняет временну́ю метку в имени файла в формате </w:t>
+      </w:r>
+      <w:r>
+        <w:rPr>
+          <w:rStyle w:val="VerbatimChar"/>
+          <w:rFonts w:ascii="menlo" w:eastAsia="menlo" w:hAnsi="menlo" w:cs="menlo"/>
+          <w:color w:val="000000"/>
+          <w:sz w:val="18"/>
+          <w:shd w:val="clear" w:color="auto" w:fill="F8F8FA"/>
+        </w:rPr>
+        <w:t>VID_YYYYMMDD_HHMMSS.mp4</w:t>
+      </w:r>
+      <w:r>
+        <w:t xml:space="preserve">. Казалось бы, это решает проблему временно́й привязки, однако здесь обнаруживается неочевидная особенность поведения Android-системы: временна́я метка в имени файла соответствует </w:t>
+      </w:r>
+      <w:r>
+        <w:rPr>
+          <w:b/>
+        </w:rPr>
+        <w:t>моменту окончания</w:t>
+      </w:r>
+      <w:r>
+        <w:t xml:space="preserve"> записи, а не её начала. Это поведение нестандартно с точки зрения интуитивного восприятия и было установлено эмпирически при анализе файлов. Следовательно, для получения времени начала клипа необходимо вычесть его длительность из метки конца: </w:t>
+      </w:r>
+      <m:oMath>
+        <m:sSub>
+          <m:sSubPr>
+            <m:ctrlPr>
+              <w:rPr>
+                <w:rFonts w:ascii="Cambria Math" w:hAnsi="Cambria Math"/>
+                <w:sz w:val="21"/>
+              </w:rPr>
+            </m:ctrlPr>
+          </m:sSubPr>
+          <m:e>
+            <m:r>
+              <w:rPr>
+                <w:rFonts w:ascii="Cambria Math" w:hAnsi="Cambria Math"/>
+              </w:rPr>
+              <m:t>t</m:t>
+            </m:r>
+          </m:e>
+          <m:sub>
+            <m:r>
+              <m:rPr>
+                <m:nor/>
+              </m:rPr>
+              <m:t>start</m:t>
+            </m:r>
+          </m:sub>
+        </m:sSub>
+        <m:r>
+          <m:rPr>
+            <m:sty m:val="p"/>
+          </m:rPr>
+          <w:rPr>
+            <w:rFonts w:ascii="Cambria Math" w:hAnsi="Cambria Math"/>
+          </w:rPr>
+          <m:t>=</m:t>
+        </m:r>
+        <m:sSub>
+          <m:sSubPr>
+            <m:ctrlPr>
+              <w:rPr>
+                <w:rFonts w:ascii="Cambria Math" w:hAnsi="Cambria Math"/>
+                <w:sz w:val="21"/>
+              </w:rPr>
+            </m:ctrlPr>
+          </m:sSubPr>
+          <m:e>
+            <m:r>
+              <w:rPr>
+                <w:rFonts w:ascii="Cambria Math" w:hAnsi="Cambria Math"/>
+              </w:rPr>
+              <m:t>t</m:t>
+            </m:r>
+          </m:e>
+          <m:sub>
+            <m:r>
+              <m:rPr>
+                <m:nor/>
+              </m:rPr>
+              <m:t>VID\_timestamp</m:t>
+            </m:r>
+          </m:sub>
+        </m:sSub>
+        <m:r>
+          <m:rPr>
+            <m:sty m:val="p"/>
+          </m:rPr>
+          <w:rPr>
+            <w:rFonts w:ascii="Cambria Math" w:hAnsi="Cambria Math"/>
+          </w:rPr>
+          <m:t>-Δ</m:t>
+        </m:r>
+        <m:sSub>
+          <m:sSubPr>
+            <m:ctrlPr>
+              <w:rPr>
+                <w:rFonts w:ascii="Cambria Math" w:hAnsi="Cambria Math"/>
+                <w:sz w:val="21"/>
+              </w:rPr>
+            </m:ctrlPr>
+          </m:sSubPr>
+          <m:e>
+            <m:r>
+              <w:rPr>
+                <w:rFonts w:ascii="Cambria Math" w:hAnsi="Cambria Math"/>
+              </w:rPr>
+              <m:t>t</m:t>
+            </m:r>
+          </m:e>
+          <m:sub>
+            <m:r>
+              <m:rPr>
+                <m:nor/>
+              </m:rPr>
+              <m:t>duration</m:t>
+            </m:r>
+          </m:sub>
+        </m:sSub>
+      </m:oMath>
+      <w:r>
+        <w:t xml:space="preserve">. Длительность клипа при этом должна извлекаться не из метаданных контейнера (они могут быть неточными), а через </w:t>
+      </w:r>
+      <w:r>
+        <w:rPr>
+          <w:rStyle w:val="VerbatimChar"/>
+          <w:rFonts w:ascii="menlo" w:eastAsia="menlo" w:hAnsi="menlo" w:cs="menlo"/>
+          <w:color w:val="000000"/>
+          <w:sz w:val="18"/>
+          <w:shd w:val="clear" w:color="auto" w:fill="F8F8FA"/>
+        </w:rPr>
+        <w:t>ffprobe</w:t>
+      </w:r>
+      <w:r>
+        <w:t xml:space="preserve"> из видеопотока напрямую.</w:t>
+      </w:r>
+    </w:p>
+    <w:p>
+      <w:pPr>
+        <w:pStyle w:val="a8"/>
+      </w:pPr>
+      <w:r>
+        <w:rPr>
+          <w:b/>
+        </w:rPr>
+        <w:t>Итоговая постановка задачи синхронизации</w:t>
+      </w:r>
+      <w:r>
+        <w:t xml:space="preserve"> сводится к следующему: имеются три видеопотока — </w:t>
+      </w:r>
+      <w:r>
+        <w:rPr>
+          <w:rStyle w:val="VerbatimChar"/>
+          <w:rFonts w:ascii="menlo" w:eastAsia="menlo" w:hAnsi="menlo" w:cs="menlo"/>
+          <w:color w:val="000000"/>
+          <w:sz w:val="18"/>
+          <w:shd w:val="clear" w:color="auto" w:fill="F8F8FA"/>
+        </w:rPr>
+        <w:t>phone_center</w:t>
+      </w:r>
+      <w:r>
+        <w:t xml:space="preserve"> (MP4, Honor X7d), </w:t>
+      </w:r>
+      <w:r>
+        <w:rPr>
+          <w:rStyle w:val="VerbatimChar"/>
+          <w:rFonts w:ascii="menlo" w:eastAsia="menlo" w:hAnsi="menlo" w:cs="menlo"/>
+          <w:color w:val="000000"/>
+          <w:sz w:val="18"/>
+          <w:shd w:val="clear" w:color="auto" w:fill="F8F8FA"/>
+        </w:rPr>
+        <w:t>cam_left</w:t>
+      </w:r>
+      <w:r>
+        <w:t xml:space="preserve"> (AVI, Ambertek) и </w:t>
+      </w:r>
+      <w:r>
+        <w:rPr>
+          <w:rStyle w:val="VerbatimChar"/>
+          <w:rFonts w:ascii="menlo" w:eastAsia="menlo" w:hAnsi="menlo" w:cs="menlo"/>
+          <w:color w:val="000000"/>
+          <w:sz w:val="18"/>
+          <w:shd w:val="clear" w:color="auto" w:fill="F8F8FA"/>
+        </w:rPr>
+        <w:t>cam_right</w:t>
+      </w:r>
+      <w:r>
+        <w:t xml:space="preserve"> (AVI, Ambertek), — которые записывались параллельно, но независимо. Для каждого из трёх потоков необходимо установить точный момент начала и конца каждого клипа в общей временно́й шкале, чтобы сопоставить кадры с одинаковым глобальным временем. Сложность задачи определяется следующим набором взаимосвязанных факторов:</w:t>
+      </w:r>
+    </w:p>
+    <w:p>
+      <w:pPr>
+        <w:pStyle w:val="-1"/>
+      </w:pPr>
+      <w:r>
+        <w:t>Камеры Ambertek не сохраняют временны́е метки в именах файлов — абсолютное время их клипов неизвестно;</w:t>
+      </w:r>
+    </w:p>
+    <w:p>
+      <w:pPr>
+        <w:pStyle w:val="-1"/>
+      </w:pPr>
+      <w:r>
+        <w:t>Временна́я метка в имени файла Honor X7d соответствует концу записи, а не началу, что требует специальной обработки;</w:t>
+      </w:r>
+    </w:p>
+    <w:p>
+      <w:pPr>
+        <w:pStyle w:val="-1"/>
+      </w:pPr>
+      <w:r>
+        <w:t>Переменный битрейт AVI у Ambertek вносит накопленный дрейф при попытке вычислить время кадра по его порядковому номеру;</w:t>
+      </w:r>
+    </w:p>
+    <w:p>
+      <w:pPr>
+        <w:pStyle w:val="-1"/>
+      </w:pPr>
+      <w:r>
+        <w:lastRenderedPageBreak/>
+        <w:t>Rolling Shutter обеих Ambertek добавляет субкадровые геометрические искажения, зависящие от динамики платформы;</w:t>
+      </w:r>
+    </w:p>
+    <w:p>
+      <w:pPr>
+        <w:pStyle w:val="-1"/>
+      </w:pPr>
+      <w:r>
+        <w:t>Камеры стартовали в разные моменты времени с неизвестными взаимными смещениями, которые варьируются от сессии к сессии.</w:t>
+      </w:r>
+    </w:p>
+    <w:p>
+      <w:pPr>
+        <w:pStyle w:val="a8"/>
+      </w:pPr>
+      <w:r>
+        <w:t>Решение задачи разбивалось на два этапа: сначала построение манифеста видеофайлов с извлечением всей доступной метаинформации (п. 3.2.2.2), затем применение методов синхронизации для определения взаимных временны́х смещений между потоками (пп. 3.2.2.3–3.2.2.4).</w:t>
+      </w:r>
+    </w:p>
+    <w:p>
+      <w:pPr>
+        <w:pStyle w:val="-4"/>
+      </w:pPr>
+      <w:bookmarkStart w:id="19" w:name="bm_3_2_2_2_построение_манифеста_в_147cf9"/>
+      <w:r>
+        <w:t>Построение манифеста видеофайлов</w:t>
+      </w:r>
+      <w:bookmarkEnd w:id="19"/>
+    </w:p>
+    <w:p>
+      <w:pPr>
+        <w:pStyle w:val="a8"/>
+      </w:pPr>
+      <w:r>
+        <w:t xml:space="preserve">Первым шагом к синхронизации потоков стало создание единого структурированного реестра всех видеофайлов, охватывающего их метаданные и расчётные временны́е границы. Этот реестр получил название </w:t>
+      </w:r>
+      <w:r>
+        <w:rPr>
+          <w:b/>
+        </w:rPr>
+        <w:t>манифеста</w:t>
+      </w:r>
+      <w:r>
+        <w:t xml:space="preserve"> (</w:t>
+      </w:r>
+      <w:r>
+        <w:rPr>
+          <w:rStyle w:val="VerbatimChar"/>
+          <w:rFonts w:ascii="menlo" w:eastAsia="menlo" w:hAnsi="menlo" w:cs="menlo"/>
+          <w:color w:val="000000"/>
+          <w:sz w:val="18"/>
+          <w:shd w:val="clear" w:color="auto" w:fill="F8F8FA"/>
+        </w:rPr>
+        <w:t>data_manifest.csv</w:t>
+      </w:r>
+      <w:r>
+        <w:t xml:space="preserve">) и был реализован в виде класса </w:t>
+      </w:r>
+      <w:r>
+        <w:rPr>
+          <w:rStyle w:val="VerbatimChar"/>
+          <w:rFonts w:ascii="menlo" w:eastAsia="menlo" w:hAnsi="menlo" w:cs="menlo"/>
+          <w:color w:val="000000"/>
+          <w:sz w:val="18"/>
+          <w:shd w:val="clear" w:color="auto" w:fill="F8F8FA"/>
+        </w:rPr>
+        <w:t>VideoManifestGenerator</w:t>
+      </w:r>
+      <w:r>
+        <w:t xml:space="preserve"> в модуле </w:t>
+      </w:r>
+      <w:hyperlink r:id="rId49" w:history="1">
+        <w:r>
+          <w:rPr>
+            <w:rStyle w:val="VerbatimChar"/>
+            <w:rFonts w:ascii="helvetica neue" w:eastAsia="helvetica neue" w:hAnsi="helvetica neue" w:cs="helvetica neue"/>
+            <w:u w:val="single"/>
+            <w:shd w:val="clear" w:color="auto" w:fill="F8F8FA"/>
+          </w:rPr>
+          <w:t>src/usv/data_loader/manifest_generator.py</w:t>
+        </w:r>
+      </w:hyperlink>
+      <w:r>
+        <w:t xml:space="preserve"> ветки </w:t>
+      </w:r>
+      <w:r>
+        <w:rPr>
+          <w:rStyle w:val="VerbatimChar"/>
+          <w:rFonts w:ascii="menlo" w:eastAsia="menlo" w:hAnsi="menlo" w:cs="menlo"/>
+          <w:color w:val="000000"/>
+          <w:sz w:val="18"/>
+          <w:shd w:val="clear" w:color="auto" w:fill="F8F8FA"/>
+        </w:rPr>
+        <w:t>feat/synchronization</w:t>
+      </w:r>
+      <w:r>
+        <w:t>.</w:t>
+      </w:r>
+    </w:p>
+    <w:p>
+      <w:pPr>
+        <w:pStyle w:val="a8"/>
+      </w:pPr>
+      <w:r>
+        <w:rPr>
+          <w:b/>
+        </w:rPr>
+        <w:t>Структура данных на входе.</w:t>
+      </w:r>
+      <w:r>
+        <w:t xml:space="preserve"> Манифест строится по директории </w:t>
+      </w:r>
+      <w:r>
+        <w:rPr>
+          <w:rStyle w:val="VerbatimChar"/>
+          <w:rFonts w:ascii="menlo" w:eastAsia="menlo" w:hAnsi="menlo" w:cs="menlo"/>
+          <w:color w:val="000000"/>
+          <w:sz w:val="18"/>
+          <w:shd w:val="clear" w:color="auto" w:fill="F8F8FA"/>
+        </w:rPr>
+        <w:t>data/raw/</w:t>
+      </w:r>
+      <w:r>
+        <w:t>, которая организована по типу камеры:</w:t>
+      </w:r>
+    </w:p>
+    <w:p>
+      <w:pPr>
+        <w:spacing w:after="210" w:line="360" w:lineRule="auto"/>
+        <w:ind w:firstLine="0"/>
+        <w:rPr>
+          <w:rFonts w:eastAsia="Georgia" w:hAnsi="Georgia" w:cs="Georgia"/>
+          <w:color w:val="000000"/>
+        </w:rPr>
+      </w:pPr>
+      <w:r>
+        <w:rPr>
+          <w:rFonts w:eastAsia="Georgia" w:hAnsi="Georgia" w:cs="Georgia"/>
+          <w:color w:val="000000"/>
+        </w:rPr>
+        <w:drawing>
+          <wp:inline distT="0" distB="0" distL="0" distR="0" wp14:anchorId="7F65565B" wp14:editId="2E71B4CE">
+            <wp:extent cx="5940425" cy="1207135"/>
+            <wp:effectExtent l="0" t="0" r="3175" b="0"/>
+            <wp:docPr id="14" name="Рисунок 14"/>
+            <wp:cNvGraphicFramePr>
+              <a:graphicFrameLocks xmlns:a="http://schemas.openxmlformats.org/drawingml/2006/main" noChangeAspect="1"/>
+            </wp:cNvGraphicFramePr>
+            <a:graphic xmlns:a="http://schemas.openxmlformats.org/drawingml/2006/main">
+              <a:graphicData uri="http://schemas.openxmlformats.org/drawingml/2006/picture">
+                <pic:pic xmlns:pic="http://schemas.openxmlformats.org/drawingml/2006/picture">
+                  <pic:nvPicPr>
+                    <pic:cNvPr id="1" name=""/>
+                    <pic:cNvPicPr/>
+                  </pic:nvPicPr>
+                  <pic:blipFill>
+                    <a:blip r:embed="rId50"/>
+                    <a:stretch>
+                      <a:fillRect/>
+                    </a:stretch>
+                  </pic:blipFill>
+                  <pic:spPr>
+                    <a:xfrm>
+                      <a:off x="0" y="0"/>
+                      <a:ext cx="5940425" cy="1207135"/>
+                    </a:xfrm>
+                    <a:prstGeom prst="rect">
+                      <a:avLst/>
+                    </a:prstGeom>
+                  </pic:spPr>
+                </pic:pic>
+              </a:graphicData>
+            </a:graphic>
+          </wp:inline>
+        </w:drawing>
+      </w:r>
+    </w:p>
+    <w:p>
+      <w:pPr>
+        <w:pStyle w:val="a8"/>
+      </w:pPr>
+      <w:r>
+        <w:t>Генератор</w:t>
+      </w:r>
+      <w:r>
+        <w:t xml:space="preserve"> </w:t>
+      </w:r>
+      <w:r>
+        <w:t>рекурсивно</w:t>
+      </w:r>
+      <w:r>
+        <w:t xml:space="preserve"> </w:t>
+      </w:r>
+      <w:r>
+        <w:t>обходит</w:t>
+      </w:r>
+      <w:r>
+        <w:t xml:space="preserve"> </w:t>
+      </w:r>
+      <w:r>
+        <w:t>директорию</w:t>
+      </w:r>
+      <w:r>
+        <w:t xml:space="preserve">, </w:t>
+      </w:r>
+      <w:r>
+        <w:t>собирая</w:t>
+      </w:r>
+      <w:r>
+        <w:t xml:space="preserve"> </w:t>
+      </w:r>
+      <w:r>
+        <w:t>файлы</w:t>
+      </w:r>
+      <w:r>
+        <w:t xml:space="preserve"> </w:t>
+      </w:r>
+      <w:r>
+        <w:t>с</w:t>
+      </w:r>
+      <w:r>
+        <w:t xml:space="preserve"> </w:t>
+      </w:r>
+      <w:r>
+        <w:t>расширениями</w:t>
+      </w:r>
+      <w:r>
+        <w:t xml:space="preserve"> </w:t>
+      </w:r>
+      <w:r>
+        <w:rPr>
+          <w:rStyle w:val="VerbatimChar"/>
+          <w:rFonts w:ascii="menlo" w:eastAsia="menlo" w:hAnsi="menlo" w:cs="menlo"/>
+          <w:color w:val="000000"/>
+          <w:sz w:val="18"/>
+          <w:shd w:val="clear" w:color="auto" w:fill="F8F8FA"/>
+        </w:rPr>
+        <w:t>.</w:t>
+      </w:r>
+      <w:r>
+        <w:rPr>
+          <w:rStyle w:val="VerbatimChar"/>
+          <w:rFonts w:ascii="menlo" w:eastAsia="menlo" w:hAnsi="menlo" w:cs="menlo"/>
+          <w:color w:val="000000"/>
+          <w:sz w:val="18"/>
+          <w:shd w:val="clear" w:color="auto" w:fill="F8F8FA"/>
+          <w:lang w:val="en-US"/>
+        </w:rPr>
+        <w:t>mp</w:t>
+      </w:r>
+      <w:r>
+        <w:rPr>
+          <w:rStyle w:val="VerbatimChar"/>
+          <w:rFonts w:ascii="menlo" w:eastAsia="menlo" w:hAnsi="menlo" w:cs="menlo"/>
+          <w:color w:val="000000"/>
+          <w:sz w:val="18"/>
+          <w:shd w:val="clear" w:color="auto" w:fill="F8F8FA"/>
+        </w:rPr>
+        <w:t>4</w:t>
+      </w:r>
+      <w:r>
+        <w:t xml:space="preserve">, </w:t>
+      </w:r>
+      <w:r>
+        <w:rPr>
+          <w:rStyle w:val="VerbatimChar"/>
+          <w:rFonts w:ascii="menlo" w:eastAsia="menlo" w:hAnsi="menlo" w:cs="menlo"/>
+          <w:color w:val="000000"/>
+          <w:sz w:val="18"/>
+          <w:shd w:val="clear" w:color="auto" w:fill="F8F8FA"/>
+        </w:rPr>
+        <w:t>.</w:t>
+      </w:r>
+      <w:r>
+        <w:rPr>
+          <w:rStyle w:val="VerbatimChar"/>
+          <w:rFonts w:ascii="menlo" w:eastAsia="menlo" w:hAnsi="menlo" w:cs="menlo"/>
+          <w:color w:val="000000"/>
+          <w:sz w:val="18"/>
+          <w:shd w:val="clear" w:color="auto" w:fill="F8F8FA"/>
+          <w:lang w:val="en-US"/>
+        </w:rPr>
+        <w:t>avi</w:t>
+      </w:r>
+      <w:r>
+        <w:t xml:space="preserve">, </w:t>
+      </w:r>
+      <w:r>
+        <w:rPr>
+          <w:rStyle w:val="VerbatimChar"/>
+          <w:rFonts w:ascii="menlo" w:eastAsia="menlo" w:hAnsi="menlo" w:cs="menlo"/>
+          <w:color w:val="000000"/>
+          <w:sz w:val="18"/>
+          <w:shd w:val="clear" w:color="auto" w:fill="F8F8FA"/>
+        </w:rPr>
+        <w:t>.</w:t>
+      </w:r>
+      <w:r>
+        <w:rPr>
+          <w:rStyle w:val="VerbatimChar"/>
+          <w:rFonts w:ascii="menlo" w:eastAsia="menlo" w:hAnsi="menlo" w:cs="menlo"/>
+          <w:color w:val="000000"/>
+          <w:sz w:val="18"/>
+          <w:shd w:val="clear" w:color="auto" w:fill="F8F8FA"/>
+          <w:lang w:val="en-US"/>
+        </w:rPr>
+        <w:t>mov</w:t>
+      </w:r>
+      <w:r>
+        <w:t xml:space="preserve"> (</w:t>
+      </w:r>
+      <w:r>
+        <w:t>и</w:t>
+      </w:r>
+      <w:r>
+        <w:t xml:space="preserve"> </w:t>
+      </w:r>
+      <w:r>
+        <w:t>их</w:t>
+      </w:r>
+      <w:r>
+        <w:t xml:space="preserve"> </w:t>
+      </w:r>
+      <w:r>
+        <w:t>заглавные</w:t>
+      </w:r>
+      <w:r>
+        <w:t xml:space="preserve"> </w:t>
+      </w:r>
+      <w:r>
+        <w:t>варианты</w:t>
+      </w:r>
+      <w:r>
+        <w:t xml:space="preserve"> </w:t>
+      </w:r>
+      <w:r>
+        <w:rPr>
+          <w:rStyle w:val="VerbatimChar"/>
+          <w:rFonts w:ascii="menlo" w:eastAsia="menlo" w:hAnsi="menlo" w:cs="menlo"/>
+          <w:color w:val="000000"/>
+          <w:sz w:val="18"/>
+          <w:shd w:val="clear" w:color="auto" w:fill="F8F8FA"/>
+        </w:rPr>
+        <w:t>.</w:t>
+      </w:r>
+      <w:r>
+        <w:rPr>
+          <w:rStyle w:val="VerbatimChar"/>
+          <w:rFonts w:ascii="menlo" w:eastAsia="menlo" w:hAnsi="menlo" w:cs="menlo"/>
+          <w:color w:val="000000"/>
+          <w:sz w:val="18"/>
+          <w:shd w:val="clear" w:color="auto" w:fill="F8F8FA"/>
+          <w:lang w:val="en-US"/>
+        </w:rPr>
+        <w:t>MP</w:t>
+      </w:r>
+      <w:r>
+        <w:rPr>
+          <w:rStyle w:val="VerbatimChar"/>
+          <w:rFonts w:ascii="menlo" w:eastAsia="menlo" w:hAnsi="menlo" w:cs="menlo"/>
+          <w:color w:val="000000"/>
+          <w:sz w:val="18"/>
+          <w:shd w:val="clear" w:color="auto" w:fill="F8F8FA"/>
+        </w:rPr>
+        <w:t>4</w:t>
+      </w:r>
+      <w:r>
+        <w:t xml:space="preserve">, </w:t>
+      </w:r>
+      <w:r>
+        <w:rPr>
+          <w:rStyle w:val="VerbatimChar"/>
+          <w:rFonts w:ascii="menlo" w:eastAsia="menlo" w:hAnsi="menlo" w:cs="menlo"/>
+          <w:color w:val="000000"/>
+          <w:sz w:val="18"/>
+          <w:shd w:val="clear" w:color="auto" w:fill="F8F8FA"/>
+        </w:rPr>
+        <w:t>.</w:t>
+      </w:r>
+      <w:r>
+        <w:rPr>
+          <w:rStyle w:val="VerbatimChar"/>
+          <w:rFonts w:ascii="menlo" w:eastAsia="menlo" w:hAnsi="menlo" w:cs="menlo"/>
+          <w:color w:val="000000"/>
+          <w:sz w:val="18"/>
+          <w:shd w:val="clear" w:color="auto" w:fill="F8F8FA"/>
+          <w:lang w:val="en-US"/>
+        </w:rPr>
+        <w:t>AVI</w:t>
+      </w:r>
+      <w:r>
+        <w:t xml:space="preserve">, </w:t>
+      </w:r>
+      <w:r>
+        <w:rPr>
+          <w:rStyle w:val="VerbatimChar"/>
+          <w:rFonts w:ascii="menlo" w:eastAsia="menlo" w:hAnsi="menlo" w:cs="menlo"/>
+          <w:color w:val="000000"/>
+          <w:sz w:val="18"/>
+          <w:shd w:val="clear" w:color="auto" w:fill="F8F8FA"/>
+        </w:rPr>
+        <w:t>.</w:t>
+      </w:r>
+      <w:r>
+        <w:rPr>
+          <w:rStyle w:val="VerbatimChar"/>
+          <w:rFonts w:ascii="menlo" w:eastAsia="menlo" w:hAnsi="menlo" w:cs="menlo"/>
+          <w:color w:val="000000"/>
+          <w:sz w:val="18"/>
+          <w:shd w:val="clear" w:color="auto" w:fill="F8F8FA"/>
+          <w:lang w:val="en-US"/>
+        </w:rPr>
+        <w:t>MOV</w:t>
+      </w:r>
+      <w:r>
+        <w:t xml:space="preserve">) </w:t>
+      </w:r>
+      <w:r>
+        <w:t>через</w:t>
+      </w:r>
+      <w:r>
+        <w:t xml:space="preserve"> </w:t>
+      </w:r>
+      <w:r>
+        <w:rPr>
+          <w:rStyle w:val="VerbatimChar"/>
+          <w:rFonts w:ascii="menlo" w:eastAsia="menlo" w:hAnsi="menlo" w:cs="menlo"/>
+          <w:color w:val="000000"/>
+          <w:sz w:val="18"/>
+          <w:shd w:val="clear" w:color="auto" w:fill="F8F8FA"/>
+          <w:lang w:val="en-US"/>
+        </w:rPr>
+        <w:t>Path</w:t>
+      </w:r>
+      <w:r>
+        <w:rPr>
+          <w:rStyle w:val="VerbatimChar"/>
+          <w:rFonts w:ascii="menlo" w:eastAsia="menlo" w:hAnsi="menlo" w:cs="menlo"/>
+          <w:color w:val="000000"/>
+          <w:sz w:val="18"/>
+          <w:shd w:val="clear" w:color="auto" w:fill="F8F8FA"/>
+        </w:rPr>
+        <w:t>.</w:t>
+      </w:r>
+      <w:r>
+        <w:rPr>
+          <w:rStyle w:val="VerbatimChar"/>
+          <w:rFonts w:ascii="menlo" w:eastAsia="menlo" w:hAnsi="menlo" w:cs="menlo"/>
+          <w:color w:val="000000"/>
+          <w:sz w:val="18"/>
+          <w:shd w:val="clear" w:color="auto" w:fill="F8F8FA"/>
+          <w:lang w:val="en-US"/>
+        </w:rPr>
+        <w:t>rglob</w:t>
+      </w:r>
+      <w:r>
+        <w:t xml:space="preserve">. </w:t>
+      </w:r>
+      <w:r>
+        <w:t>Принадлежность</w:t>
+      </w:r>
+      <w:r>
+        <w:t xml:space="preserve"> </w:t>
+      </w:r>
+      <w:r>
+        <w:t>файла</w:t>
+      </w:r>
+      <w:r>
+        <w:t xml:space="preserve"> </w:t>
+      </w:r>
+      <w:r>
+        <w:t>к</w:t>
+      </w:r>
+      <w:r>
+        <w:t xml:space="preserve"> </w:t>
+      </w:r>
+      <w:r>
+        <w:t>конкретной</w:t>
+      </w:r>
+      <w:r>
+        <w:t xml:space="preserve"> </w:t>
+      </w:r>
+      <w:r>
+        <w:t>камере</w:t>
+      </w:r>
+      <w:r>
+        <w:t xml:space="preserve"> </w:t>
+      </w:r>
+      <w:r>
+        <w:t>определяется</w:t>
+      </w:r>
+      <w:r>
+        <w:t xml:space="preserve"> </w:t>
+      </w:r>
+      <w:r>
+        <w:t>по</w:t>
+      </w:r>
+      <w:r>
+        <w:t xml:space="preserve"> </w:t>
+      </w:r>
+      <w:r>
+        <w:t>имени</w:t>
+      </w:r>
+      <w:r>
+        <w:t xml:space="preserve"> </w:t>
+      </w:r>
+      <w:r>
+        <w:t>содержащей</w:t>
+      </w:r>
+      <w:r>
+        <w:t xml:space="preserve"> </w:t>
+      </w:r>
+      <w:r>
+        <w:t>папки</w:t>
+      </w:r>
+      <w:r>
+        <w:t xml:space="preserve"> </w:t>
+      </w:r>
+      <w:r>
+        <w:t>или</w:t>
+      </w:r>
+      <w:r>
+        <w:t xml:space="preserve"> </w:t>
+      </w:r>
+      <w:r>
+        <w:t>по</w:t>
+      </w:r>
+      <w:r>
+        <w:t xml:space="preserve"> </w:t>
+      </w:r>
+      <w:r>
+        <w:t>имени</w:t>
+      </w:r>
+      <w:r>
+        <w:t xml:space="preserve"> </w:t>
+      </w:r>
+      <w:r>
+        <w:t>самого</w:t>
+      </w:r>
+      <w:r>
+        <w:t xml:space="preserve"> </w:t>
+      </w:r>
+      <w:r>
+        <w:t>файла</w:t>
+      </w:r>
+      <w:r>
+        <w:t xml:space="preserve">: </w:t>
+      </w:r>
+      <w:r>
+        <w:t>наличие</w:t>
+      </w:r>
+      <w:r>
+        <w:t xml:space="preserve"> </w:t>
+      </w:r>
+      <w:r>
+        <w:t>подстрок</w:t>
+      </w:r>
+      <w:r>
+        <w:t xml:space="preserve"> </w:t>
+      </w:r>
+      <w:r>
+        <w:rPr>
+          <w:rStyle w:val="VerbatimChar"/>
+          <w:rFonts w:ascii="menlo" w:eastAsia="menlo" w:hAnsi="menlo" w:cs="menlo"/>
+          <w:color w:val="000000"/>
+          <w:sz w:val="18"/>
+          <w:shd w:val="clear" w:color="auto" w:fill="F8F8FA"/>
+          <w:lang w:val="en-US"/>
+        </w:rPr>
+        <w:t>phone</w:t>
+      </w:r>
+      <w:r>
+        <w:t xml:space="preserve"> </w:t>
+      </w:r>
+      <w:r>
+        <w:t>или</w:t>
+      </w:r>
+      <w:r>
+        <w:t xml:space="preserve"> </w:t>
+      </w:r>
+      <w:r>
+        <w:rPr>
+          <w:rStyle w:val="VerbatimChar"/>
+          <w:rFonts w:ascii="menlo" w:eastAsia="menlo" w:hAnsi="menlo" w:cs="menlo"/>
+          <w:color w:val="000000"/>
+          <w:sz w:val="18"/>
+          <w:shd w:val="clear" w:color="auto" w:fill="F8F8FA"/>
+          <w:lang w:val="en-US"/>
+        </w:rPr>
+        <w:t>center</w:t>
+      </w:r>
+      <w:r>
+        <w:t xml:space="preserve"> → </w:t>
+      </w:r>
+      <w:r>
+        <w:rPr>
+          <w:rStyle w:val="VerbatimChar"/>
+          <w:rFonts w:ascii="menlo" w:eastAsia="menlo" w:hAnsi="menlo" w:cs="menlo"/>
+          <w:color w:val="000000"/>
+          <w:sz w:val="18"/>
+          <w:shd w:val="clear" w:color="auto" w:fill="F8F8FA"/>
+          <w:lang w:val="en-US"/>
+        </w:rPr>
+        <w:t>phone</w:t>
+      </w:r>
+      <w:r>
+        <w:rPr>
+          <w:rStyle w:val="VerbatimChar"/>
+          <w:rFonts w:ascii="menlo" w:eastAsia="menlo" w:hAnsi="menlo" w:cs="menlo"/>
+          <w:color w:val="000000"/>
+          <w:sz w:val="18"/>
+          <w:shd w:val="clear" w:color="auto" w:fill="F8F8FA"/>
+        </w:rPr>
+        <w:t>_</w:t>
+      </w:r>
+      <w:r>
+        <w:rPr>
+          <w:rStyle w:val="VerbatimChar"/>
+          <w:rFonts w:ascii="menlo" w:eastAsia="menlo" w:hAnsi="menlo" w:cs="menlo"/>
+          <w:color w:val="000000"/>
+          <w:sz w:val="18"/>
+          <w:shd w:val="clear" w:color="auto" w:fill="F8F8FA"/>
+          <w:lang w:val="en-US"/>
+        </w:rPr>
+        <w:t>center</w:t>
+      </w:r>
+      <w:r>
+        <w:t xml:space="preserve">; </w:t>
+      </w:r>
+      <w:r>
+        <w:rPr>
+          <w:rStyle w:val="VerbatimChar"/>
+          <w:rFonts w:ascii="menlo" w:eastAsia="menlo" w:hAnsi="menlo" w:cs="menlo"/>
+          <w:color w:val="000000"/>
+          <w:sz w:val="18"/>
+          <w:shd w:val="clear" w:color="auto" w:fill="F8F8FA"/>
+          <w:lang w:val="en-US"/>
+        </w:rPr>
+        <w:t>left</w:t>
+      </w:r>
+      <w:r>
+        <w:t xml:space="preserve"> → </w:t>
+      </w:r>
+      <w:r>
+        <w:rPr>
+          <w:rStyle w:val="VerbatimChar"/>
+          <w:rFonts w:ascii="menlo" w:eastAsia="menlo" w:hAnsi="menlo" w:cs="menlo"/>
+          <w:color w:val="000000"/>
+          <w:sz w:val="18"/>
+          <w:shd w:val="clear" w:color="auto" w:fill="F8F8FA"/>
+          <w:lang w:val="en-US"/>
+        </w:rPr>
+        <w:t>cam</w:t>
+      </w:r>
+      <w:r>
+        <w:rPr>
+          <w:rStyle w:val="VerbatimChar"/>
+          <w:rFonts w:ascii="menlo" w:eastAsia="menlo" w:hAnsi="menlo" w:cs="menlo"/>
+          <w:color w:val="000000"/>
+          <w:sz w:val="18"/>
+          <w:shd w:val="clear" w:color="auto" w:fill="F8F8FA"/>
+        </w:rPr>
+        <w:t>_</w:t>
+      </w:r>
+      <w:r>
+        <w:rPr>
+          <w:rStyle w:val="VerbatimChar"/>
+          <w:rFonts w:ascii="menlo" w:eastAsia="menlo" w:hAnsi="menlo" w:cs="menlo"/>
+          <w:color w:val="000000"/>
+          <w:sz w:val="18"/>
+          <w:shd w:val="clear" w:color="auto" w:fill="F8F8FA"/>
+          <w:lang w:val="en-US"/>
+        </w:rPr>
+        <w:t>left</w:t>
+      </w:r>
+      <w:r>
+        <w:t xml:space="preserve">; </w:t>
+      </w:r>
+      <w:r>
+        <w:rPr>
+          <w:rStyle w:val="VerbatimChar"/>
+          <w:rFonts w:ascii="menlo" w:eastAsia="menlo" w:hAnsi="menlo" w:cs="menlo"/>
+          <w:color w:val="000000"/>
+          <w:sz w:val="18"/>
+          <w:shd w:val="clear" w:color="auto" w:fill="F8F8FA"/>
+          <w:lang w:val="en-US"/>
+        </w:rPr>
+        <w:t>right</w:t>
+      </w:r>
+      <w:r>
+        <w:t xml:space="preserve"> → </w:t>
+      </w:r>
+      <w:r>
+        <w:rPr>
+          <w:rStyle w:val="VerbatimChar"/>
+          <w:rFonts w:ascii="menlo" w:eastAsia="menlo" w:hAnsi="menlo" w:cs="menlo"/>
+          <w:color w:val="000000"/>
+          <w:sz w:val="18"/>
+          <w:shd w:val="clear" w:color="auto" w:fill="F8F8FA"/>
+          <w:lang w:val="en-US"/>
+        </w:rPr>
+        <w:t>cam</w:t>
+      </w:r>
+      <w:r>
+        <w:rPr>
+          <w:rStyle w:val="VerbatimChar"/>
+          <w:rFonts w:ascii="menlo" w:eastAsia="menlo" w:hAnsi="menlo" w:cs="menlo"/>
+          <w:color w:val="000000"/>
+          <w:sz w:val="18"/>
+          <w:shd w:val="clear" w:color="auto" w:fill="F8F8FA"/>
+        </w:rPr>
+        <w:t>_</w:t>
+      </w:r>
+      <w:r>
+        <w:rPr>
+          <w:rStyle w:val="VerbatimChar"/>
+          <w:rFonts w:ascii="menlo" w:eastAsia="menlo" w:hAnsi="menlo" w:cs="menlo"/>
+          <w:color w:val="000000"/>
+          <w:sz w:val="18"/>
+          <w:shd w:val="clear" w:color="auto" w:fill="F8F8FA"/>
+          <w:lang w:val="en-US"/>
+        </w:rPr>
+        <w:t>right</w:t>
+      </w:r>
+      <w:r>
+        <w:t>.</w:t>
+      </w:r>
+    </w:p>
+    <w:p>
+      <w:pPr>
+        <w:pStyle w:val="a8"/>
+      </w:pPr>
+      <w:r>
+        <w:rPr>
+          <w:b/>
+        </w:rPr>
+        <w:t>Извлечение длительности клипа.</w:t>
+      </w:r>
+      <w:r>
+        <w:t xml:space="preserve"> Для каждого файла вызывается </w:t>
+      </w:r>
+      <w:r>
+        <w:rPr>
+          <w:rStyle w:val="VerbatimChar"/>
+          <w:rFonts w:ascii="menlo" w:eastAsia="menlo" w:hAnsi="menlo" w:cs="menlo"/>
+          <w:color w:val="000000"/>
+          <w:sz w:val="18"/>
+          <w:shd w:val="clear" w:color="auto" w:fill="F8F8FA"/>
+        </w:rPr>
+        <w:t>ffprobe</w:t>
+      </w:r>
+      <w:r>
+        <w:t xml:space="preserve"> через библиотеку </w:t>
+      </w:r>
+      <w:r>
+        <w:rPr>
+          <w:rStyle w:val="VerbatimChar"/>
+          <w:rFonts w:ascii="menlo" w:eastAsia="menlo" w:hAnsi="menlo" w:cs="menlo"/>
+          <w:color w:val="000000"/>
+          <w:sz w:val="18"/>
+          <w:shd w:val="clear" w:color="auto" w:fill="F8F8FA"/>
+        </w:rPr>
+        <w:t>ffmpeg-python</w:t>
+      </w:r>
+      <w:r>
+        <w:t>:</w:t>
+      </w:r>
+    </w:p>
+    <w:p>
+      <w:pPr>
+        <w:spacing w:after="210" w:line="360" w:lineRule="auto"/>
+        <w:ind w:firstLine="0"/>
+        <w:rPr>
+          <w:rStyle w:val="VerbatimChar"/>
+          <w:rFonts w:ascii="menlo" w:eastAsia="menlo" w:hAnsi="menlo" w:cs="menlo"/>
+          <w:color w:val="000000"/>
+          <w:sz w:val="18"/>
+          <w:lang w:val="en-US"/>
+        </w:rPr>
+      </w:pPr>
+      <w:r>
+        <w:rPr>
+          <w:rStyle w:val="VerbatimChar"/>
+          <w:rFonts w:ascii="menlo" w:eastAsia="menlo" w:hAnsi="menlo" w:cs="menlo"/>
+          <w:color w:val="000000"/>
+          <w:sz w:val="18"/>
+          <w:lang w:val="en-US"/>
+        </w:rPr>
+        <w:lastRenderedPageBreak/>
+        <w:drawing>
+          <wp:inline distT="0" distB="0" distL="0" distR="0" wp14:anchorId="134A5062" wp14:editId="4BCF7006">
+            <wp:extent cx="5940425" cy="1367155"/>
+            <wp:effectExtent l="0" t="0" r="3175" b="4445"/>
+            <wp:docPr id="15" name="Рисунок 15"/>
+            <wp:cNvGraphicFramePr>
+              <a:graphicFrameLocks xmlns:a="http://schemas.openxmlformats.org/drawingml/2006/main" noChangeAspect="1"/>
+            </wp:cNvGraphicFramePr>
+            <a:graphic xmlns:a="http://schemas.openxmlformats.org/drawingml/2006/main">
+              <a:graphicData uri="http://schemas.openxmlformats.org/drawingml/2006/picture">
+                <pic:pic xmlns:pic="http://schemas.openxmlformats.org/drawingml/2006/picture">
+                  <pic:nvPicPr>
+                    <pic:cNvPr id="1" name=""/>
+                    <pic:cNvPicPr/>
+                  </pic:nvPicPr>
+                  <pic:blipFill>
+                    <a:blip r:embed="rId51"/>
+                    <a:stretch>
+                      <a:fillRect/>
+                    </a:stretch>
+                  </pic:blipFill>
+                  <pic:spPr>
+                    <a:xfrm>
+                      <a:off x="0" y="0"/>
+                      <a:ext cx="5940425" cy="1367155"/>
+                    </a:xfrm>
+                    <a:prstGeom prst="rect">
+                      <a:avLst/>
+                    </a:prstGeom>
+                  </pic:spPr>
+                </pic:pic>
+              </a:graphicData>
+            </a:graphic>
+          </wp:inline>
+        </w:drawing>
+      </w:r>
+    </w:p>
+    <w:p>
+      <w:pPr>
+        <w:pStyle w:val="a8"/>
+      </w:pPr>
+      <w:r>
+        <w:t xml:space="preserve">Использование </w:t>
+      </w:r>
+      <w:r>
+        <w:rPr>
+          <w:rStyle w:val="VerbatimChar"/>
+          <w:rFonts w:ascii="menlo" w:eastAsia="menlo" w:hAnsi="menlo" w:cs="menlo"/>
+          <w:color w:val="000000"/>
+          <w:sz w:val="18"/>
+          <w:shd w:val="clear" w:color="auto" w:fill="F8F8FA"/>
+        </w:rPr>
+        <w:t>ffprobe</w:t>
+      </w:r>
+      <w:r>
+        <w:t xml:space="preserve"> вместо </w:t>
+      </w:r>
+      <w:r>
+        <w:rPr>
+          <w:rStyle w:val="VerbatimChar"/>
+          <w:rFonts w:ascii="menlo" w:eastAsia="menlo" w:hAnsi="menlo" w:cs="menlo"/>
+          <w:color w:val="000000"/>
+          <w:sz w:val="18"/>
+          <w:shd w:val="clear" w:color="auto" w:fill="F8F8FA"/>
+        </w:rPr>
+        <w:t>cv2.CAP_PROP_FRAME_COUNT / fps</w:t>
+      </w:r>
+      <w:r>
+        <w:t xml:space="preserve"> принципиально важно: OpenCV при работе с AVI-файлами с переменным битрейтом нередко возвращает неточное количество кадров или некорректный fps, что приводит к систематической погрешности при вычислении длительности. </w:t>
+      </w:r>
+      <w:r>
+        <w:rPr>
+          <w:rStyle w:val="VerbatimChar"/>
+          <w:rFonts w:ascii="menlo" w:eastAsia="menlo" w:hAnsi="menlo" w:cs="menlo"/>
+          <w:color w:val="000000"/>
+          <w:sz w:val="18"/>
+          <w:shd w:val="clear" w:color="auto" w:fill="F8F8FA"/>
+        </w:rPr>
+        <w:t>ffprobe</w:t>
+      </w:r>
+      <w:r>
+        <w:t xml:space="preserve"> читает длительность непосредственно из заголовка видеопотока, что даёт более надёжный результат.</w:t>
+      </w:r>
+    </w:p>
+    <w:p>
+      <w:pPr>
+        <w:pStyle w:val="a8"/>
+      </w:pPr>
+      <w:r>
+        <w:rPr>
+          <w:b/>
+        </w:rPr>
+        <w:t>Разбор временно́й метки из имени файла Honor X7d.</w:t>
+      </w:r>
+      <w:r>
+        <w:t xml:space="preserve"> Для файлов типа </w:t>
+      </w:r>
+      <w:r>
+        <w:rPr>
+          <w:rStyle w:val="VerbatimChar"/>
+          <w:rFonts w:ascii="menlo" w:eastAsia="menlo" w:hAnsi="menlo" w:cs="menlo"/>
+          <w:color w:val="000000"/>
+          <w:sz w:val="18"/>
+          <w:shd w:val="clear" w:color="auto" w:fill="F8F8FA"/>
+        </w:rPr>
+        <w:t>phone_center</w:t>
+      </w:r>
+      <w:r>
+        <w:t xml:space="preserve"> применяется метод </w:t>
+      </w:r>
+      <w:r>
+        <w:rPr>
+          <w:rStyle w:val="VerbatimChar"/>
+          <w:rFonts w:ascii="menlo" w:eastAsia="menlo" w:hAnsi="menlo" w:cs="menlo"/>
+          <w:color w:val="000000"/>
+          <w:sz w:val="18"/>
+          <w:shd w:val="clear" w:color="auto" w:fill="F8F8FA"/>
+        </w:rPr>
+        <w:t>parse_phone_filename</w:t>
+      </w:r>
+      <w:r>
+        <w:t>, основанный на регулярном выражении:</w:t>
+      </w:r>
+    </w:p>
+    <w:p>
+      <w:pPr>
+        <w:pStyle w:val="a8"/>
+      </w:pPr>
+      <w:r>
+        <w:drawing>
+          <wp:inline distT="0" distB="0" distL="0" distR="0" wp14:anchorId="3BAD3D3B" wp14:editId="53EDE610">
+            <wp:extent cx="5940425" cy="958850"/>
+            <wp:effectExtent l="0" t="0" r="3175" b="0"/>
+            <wp:docPr id="16" name="Рисунок 16"/>
+            <wp:cNvGraphicFramePr>
+              <a:graphicFrameLocks xmlns:a="http://schemas.openxmlformats.org/drawingml/2006/main" noChangeAspect="1"/>
+            </wp:cNvGraphicFramePr>
+            <a:graphic xmlns:a="http://schemas.openxmlformats.org/drawingml/2006/main">
+              <a:graphicData uri="http://schemas.openxmlformats.org/drawingml/2006/picture">
+                <pic:pic xmlns:pic="http://schemas.openxmlformats.org/drawingml/2006/picture">
+                  <pic:nvPicPr>
+                    <pic:cNvPr id="1" name=""/>
+                    <pic:cNvPicPr/>
+                  </pic:nvPicPr>
+                  <pic:blipFill>
+                    <a:blip r:embed="rId52"/>
+                    <a:stretch>
+                      <a:fillRect/>
+                    </a:stretch>
+                  </pic:blipFill>
+                  <pic:spPr>
+                    <a:xfrm>
+                      <a:off x="0" y="0"/>
+                      <a:ext cx="5940425" cy="958850"/>
+                    </a:xfrm>
+                    <a:prstGeom prst="rect">
+                      <a:avLst/>
+                    </a:prstGeom>
+                  </pic:spPr>
+                </pic:pic>
+              </a:graphicData>
+            </a:graphic>
+          </wp:inline>
+        </w:drawing>
+      </w:r>
+    </w:p>
+    <w:p>
+      <w:pPr>
+        <w:spacing w:after="210" w:line="360" w:lineRule="auto"/>
+      </w:pPr>
+      <w:r>
+        <w:rPr>
+          <w:rFonts w:eastAsia="Georgia" w:hAnsi="Georgia" w:cs="Georgia"/>
+          <w:color w:val="000000"/>
+        </w:rPr>
+        <w:t>Паттерн</w:t>
+      </w:r>
+      <w:r>
+        <w:rPr>
+          <w:rFonts w:eastAsia="Georgia" w:hAnsi="Georgia" w:cs="Georgia"/>
+          <w:color w:val="000000"/>
+        </w:rPr>
+        <w:t xml:space="preserve"> </w:t>
+      </w:r>
+      <w:r>
+        <w:rPr>
+          <w:rFonts w:eastAsia="Georgia" w:hAnsi="Georgia" w:cs="Georgia"/>
+          <w:color w:val="000000"/>
+        </w:rPr>
+        <w:t>извлекает</w:t>
+      </w:r>
+      <w:r>
+        <w:rPr>
+          <w:rFonts w:eastAsia="Georgia" w:hAnsi="Georgia" w:cs="Georgia"/>
+          <w:color w:val="000000"/>
+        </w:rPr>
+        <w:t xml:space="preserve"> </w:t>
+      </w:r>
+      <w:r>
+        <w:rPr>
+          <w:rFonts w:eastAsia="Georgia" w:hAnsi="Georgia" w:cs="Georgia"/>
+          <w:color w:val="000000"/>
+        </w:rPr>
+        <w:t>год</w:t>
+      </w:r>
+      <w:r>
+        <w:rPr>
+          <w:rFonts w:eastAsia="Georgia" w:hAnsi="Georgia" w:cs="Georgia"/>
+          <w:color w:val="000000"/>
+        </w:rPr>
+        <w:t xml:space="preserve">, </w:t>
+      </w:r>
+      <w:r>
+        <w:rPr>
+          <w:rFonts w:eastAsia="Georgia" w:hAnsi="Georgia" w:cs="Georgia"/>
+          <w:color w:val="000000"/>
+        </w:rPr>
+        <w:t>месяц</w:t>
+      </w:r>
+      <w:r>
+        <w:rPr>
+          <w:rFonts w:eastAsia="Georgia" w:hAnsi="Georgia" w:cs="Georgia"/>
+          <w:color w:val="000000"/>
+        </w:rPr>
+        <w:t xml:space="preserve">, </w:t>
+      </w:r>
+      <w:r>
+        <w:rPr>
+          <w:rFonts w:eastAsia="Georgia" w:hAnsi="Georgia" w:cs="Georgia"/>
+          <w:color w:val="000000"/>
+        </w:rPr>
+        <w:t>день</w:t>
+      </w:r>
+      <w:r>
+        <w:rPr>
+          <w:rFonts w:eastAsia="Georgia" w:hAnsi="Georgia" w:cs="Georgia"/>
+          <w:color w:val="000000"/>
+        </w:rPr>
+        <w:t xml:space="preserve">, </w:t>
+      </w:r>
+      <w:r>
+        <w:rPr>
+          <w:rFonts w:eastAsia="Georgia" w:hAnsi="Georgia" w:cs="Georgia"/>
+          <w:color w:val="000000"/>
+        </w:rPr>
+        <w:t>часы</w:t>
+      </w:r>
+      <w:r>
+        <w:rPr>
+          <w:rFonts w:eastAsia="Georgia" w:hAnsi="Georgia" w:cs="Georgia"/>
+          <w:color w:val="000000"/>
+        </w:rPr>
+        <w:t xml:space="preserve">, </w:t>
+      </w:r>
+      <w:r>
+        <w:rPr>
+          <w:rFonts w:eastAsia="Georgia" w:hAnsi="Georgia" w:cs="Georgia"/>
+          <w:color w:val="000000"/>
+        </w:rPr>
+        <w:t>минуты</w:t>
+      </w:r>
+      <w:r>
+        <w:rPr>
+          <w:rFonts w:eastAsia="Georgia" w:hAnsi="Georgia" w:cs="Georgia"/>
+          <w:color w:val="000000"/>
+        </w:rPr>
+        <w:t xml:space="preserve"> </w:t>
+      </w:r>
+      <w:r>
+        <w:rPr>
+          <w:rFonts w:eastAsia="Georgia" w:hAnsi="Georgia" w:cs="Georgia"/>
+          <w:color w:val="000000"/>
+        </w:rPr>
+        <w:t>и</w:t>
+      </w:r>
+      <w:r>
+        <w:rPr>
+          <w:rFonts w:eastAsia="Georgia" w:hAnsi="Georgia" w:cs="Georgia"/>
+          <w:color w:val="000000"/>
+        </w:rPr>
+        <w:t xml:space="preserve"> </w:t>
+      </w:r>
+      <w:r>
+        <w:rPr>
+          <w:rFonts w:eastAsia="Georgia" w:hAnsi="Georgia" w:cs="Georgia"/>
+          <w:color w:val="000000"/>
+        </w:rPr>
+        <w:t>секунды</w:t>
+      </w:r>
+      <w:r>
+        <w:rPr>
+          <w:rFonts w:eastAsia="Georgia" w:hAnsi="Georgia" w:cs="Georgia"/>
+          <w:color w:val="000000"/>
+        </w:rPr>
+        <w:t xml:space="preserve"> </w:t>
+      </w:r>
+      <w:r>
+        <w:rPr>
+          <w:rFonts w:eastAsia="Georgia" w:hAnsi="Georgia" w:cs="Georgia"/>
+          <w:color w:val="000000"/>
+        </w:rPr>
+        <w:t>из</w:t>
+      </w:r>
+      <w:r>
+        <w:rPr>
+          <w:rFonts w:eastAsia="Georgia" w:hAnsi="Georgia" w:cs="Georgia"/>
+          <w:color w:val="000000"/>
+        </w:rPr>
+        <w:t xml:space="preserve"> </w:t>
+      </w:r>
+      <w:r>
+        <w:rPr>
+          <w:rFonts w:eastAsia="Georgia" w:hAnsi="Georgia" w:cs="Georgia"/>
+          <w:color w:val="000000"/>
+        </w:rPr>
+        <w:t>имени</w:t>
+      </w:r>
+      <w:r>
+        <w:rPr>
+          <w:rFonts w:eastAsia="Georgia" w:hAnsi="Georgia" w:cs="Georgia"/>
+          <w:color w:val="000000"/>
+        </w:rPr>
+        <w:t xml:space="preserve"> </w:t>
+      </w:r>
+      <w:r>
+        <w:rPr>
+          <w:rFonts w:eastAsia="Georgia" w:hAnsi="Georgia" w:cs="Georgia"/>
+          <w:color w:val="000000"/>
+        </w:rPr>
+        <w:t>файла</w:t>
+      </w:r>
+      <w:r>
+        <w:rPr>
+          <w:rFonts w:eastAsia="Georgia" w:hAnsi="Georgia" w:cs="Georgia"/>
+          <w:color w:val="000000"/>
+        </w:rPr>
+        <w:t xml:space="preserve"> </w:t>
+      </w:r>
+      <w:r>
+        <w:rPr>
+          <w:rFonts w:eastAsia="Georgia" w:hAnsi="Georgia" w:cs="Georgia"/>
+          <w:color w:val="000000"/>
+        </w:rPr>
+        <w:t>вида</w:t>
+      </w:r>
+      <w:r>
+        <w:rPr>
+          <w:rFonts w:eastAsia="Georgia" w:hAnsi="Georgia" w:cs="Georgia"/>
+          <w:color w:val="000000"/>
+        </w:rPr>
+        <w:t xml:space="preserve"> </w:t>
+      </w:r>
+      <w:r>
+        <w:rPr>
+          <w:rStyle w:val="VerbatimChar"/>
+          <w:rFonts w:ascii="menlo" w:eastAsia="menlo" w:hAnsi="menlo" w:cs="menlo"/>
+          <w:color w:val="000000"/>
+          <w:sz w:val="18"/>
+          <w:shd w:val="clear" w:color="auto" w:fill="F8F8FA"/>
+        </w:rPr>
+        <w:t>VID_20251027_151559.mp4</w:t>
+      </w:r>
+      <w:r>
+        <w:rPr>
+          <w:rFonts w:eastAsia="Georgia" w:hAnsi="Georgia" w:cs="Georgia"/>
+          <w:color w:val="000000"/>
+        </w:rPr>
+        <w:t xml:space="preserve"> </w:t>
+      </w:r>
+      <w:r>
+        <w:rPr>
+          <w:rFonts w:eastAsia="Georgia" w:hAnsi="Georgia" w:cs="Georgia"/>
+          <w:color w:val="000000"/>
+        </w:rPr>
+        <w:t>и</w:t>
+      </w:r>
+      <w:r>
+        <w:rPr>
+          <w:rFonts w:eastAsia="Georgia" w:hAnsi="Georgia" w:cs="Georgia"/>
+          <w:color w:val="000000"/>
+        </w:rPr>
+        <w:t xml:space="preserve"> </w:t>
+      </w:r>
+      <w:r>
+        <w:rPr>
+          <w:rFonts w:eastAsia="Georgia" w:hAnsi="Georgia" w:cs="Georgia"/>
+          <w:color w:val="000000"/>
+        </w:rPr>
+        <w:t>преобразует</w:t>
+      </w:r>
+      <w:r>
+        <w:rPr>
+          <w:rFonts w:eastAsia="Georgia" w:hAnsi="Georgia" w:cs="Georgia"/>
+          <w:color w:val="000000"/>
+        </w:rPr>
+        <w:t xml:space="preserve"> </w:t>
+      </w:r>
+      <w:r>
+        <w:rPr>
+          <w:rFonts w:eastAsia="Georgia" w:hAnsi="Georgia" w:cs="Georgia"/>
+          <w:color w:val="000000"/>
+        </w:rPr>
+        <w:t>их</w:t>
+      </w:r>
+      <w:r>
+        <w:rPr>
+          <w:rFonts w:eastAsia="Georgia" w:hAnsi="Georgia" w:cs="Georgia"/>
+          <w:color w:val="000000"/>
+        </w:rPr>
+        <w:t xml:space="preserve"> </w:t>
+      </w:r>
+      <w:r>
+        <w:rPr>
+          <w:rFonts w:eastAsia="Georgia" w:hAnsi="Georgia" w:cs="Georgia"/>
+          <w:color w:val="000000"/>
+        </w:rPr>
+        <w:t>в</w:t>
+      </w:r>
+      <w:r>
+        <w:rPr>
+          <w:rFonts w:eastAsia="Georgia" w:hAnsi="Georgia" w:cs="Georgia"/>
+          <w:color w:val="000000"/>
+        </w:rPr>
+        <w:t xml:space="preserve"> </w:t>
+      </w:r>
+      <w:r>
+        <w:rPr>
+          <w:rFonts w:eastAsia="Georgia" w:hAnsi="Georgia" w:cs="Georgia"/>
+          <w:color w:val="000000"/>
+        </w:rPr>
+        <w:t>объект</w:t>
+      </w:r>
+      <w:r>
+        <w:rPr>
+          <w:rFonts w:eastAsia="Georgia" w:hAnsi="Georgia" w:cs="Georgia"/>
+          <w:color w:val="000000"/>
+        </w:rPr>
+        <w:t xml:space="preserve"> </w:t>
+      </w:r>
+      <w:r>
+        <w:rPr>
+          <w:rStyle w:val="VerbatimChar"/>
+          <w:rFonts w:ascii="menlo" w:eastAsia="menlo" w:hAnsi="menlo" w:cs="menlo"/>
+          <w:color w:val="000000"/>
+          <w:sz w:val="18"/>
+          <w:shd w:val="clear" w:color="auto" w:fill="F8F8FA"/>
+        </w:rPr>
+        <w:t>datetime</w:t>
+      </w:r>
+      <w:r>
+        <w:rPr>
+          <w:rFonts w:eastAsia="Georgia" w:hAnsi="Georgia" w:cs="Georgia"/>
+          <w:color w:val="000000"/>
+        </w:rPr>
+        <w:t xml:space="preserve">. </w:t>
+      </w:r>
+      <w:r>
+        <w:rPr>
+          <w:rFonts w:eastAsia="Georgia" w:hAnsi="Georgia" w:cs="Georgia"/>
+          <w:color w:val="000000"/>
+        </w:rPr>
+        <w:t>Как</w:t>
+      </w:r>
+      <w:r>
+        <w:rPr>
+          <w:rFonts w:eastAsia="Georgia" w:hAnsi="Georgia" w:cs="Georgia"/>
+          <w:color w:val="000000"/>
+        </w:rPr>
+        <w:t xml:space="preserve"> </w:t>
+      </w:r>
+      <w:r>
+        <w:rPr>
+          <w:rFonts w:eastAsia="Georgia" w:hAnsi="Georgia" w:cs="Georgia"/>
+          <w:color w:val="000000"/>
+        </w:rPr>
+        <w:t>было</w:t>
+      </w:r>
+      <w:r>
+        <w:rPr>
+          <w:rFonts w:eastAsia="Georgia" w:hAnsi="Georgia" w:cs="Georgia"/>
+          <w:color w:val="000000"/>
+        </w:rPr>
+        <w:t xml:space="preserve"> </w:t>
+      </w:r>
+      <w:r>
+        <w:rPr>
+          <w:rFonts w:eastAsia="Georgia" w:hAnsi="Georgia" w:cs="Georgia"/>
+          <w:color w:val="000000"/>
+        </w:rPr>
+        <w:t>установлено</w:t>
+      </w:r>
+      <w:r>
+        <w:rPr>
+          <w:rFonts w:eastAsia="Georgia" w:hAnsi="Georgia" w:cs="Georgia"/>
+          <w:color w:val="000000"/>
+        </w:rPr>
+        <w:t xml:space="preserve"> </w:t>
+      </w:r>
+      <w:r>
+        <w:rPr>
+          <w:rFonts w:eastAsia="Georgia" w:hAnsi="Georgia" w:cs="Georgia"/>
+          <w:color w:val="000000"/>
+        </w:rPr>
+        <w:t>при</w:t>
+      </w:r>
+      <w:r>
+        <w:rPr>
+          <w:rFonts w:eastAsia="Georgia" w:hAnsi="Georgia" w:cs="Georgia"/>
+          <w:color w:val="000000"/>
+        </w:rPr>
+        <w:t xml:space="preserve"> </w:t>
+      </w:r>
+      <w:r>
+        <w:rPr>
+          <w:rFonts w:eastAsia="Georgia" w:hAnsi="Georgia" w:cs="Georgia"/>
+          <w:color w:val="000000"/>
+        </w:rPr>
+        <w:t>анализе</w:t>
+      </w:r>
+      <w:r>
+        <w:rPr>
+          <w:rFonts w:eastAsia="Georgia" w:hAnsi="Georgia" w:cs="Georgia"/>
+          <w:color w:val="000000"/>
+        </w:rPr>
+        <w:t xml:space="preserve"> </w:t>
+      </w:r>
+      <w:r>
+        <w:rPr>
+          <w:rFonts w:eastAsia="Georgia" w:hAnsi="Georgia" w:cs="Georgia"/>
+          <w:color w:val="000000"/>
+        </w:rPr>
+        <w:t>данных</w:t>
+      </w:r>
+      <w:r>
+        <w:rPr>
+          <w:rFonts w:eastAsia="Georgia" w:hAnsi="Georgia" w:cs="Georgia"/>
+          <w:color w:val="000000"/>
+        </w:rPr>
+        <w:t xml:space="preserve"> </w:t>
+      </w:r>
+      <w:r>
+        <w:rPr>
+          <w:rFonts w:eastAsia="Georgia" w:hAnsi="Georgia" w:cs="Georgia"/>
+          <w:color w:val="000000"/>
+        </w:rPr>
+        <w:t>экспедиции</w:t>
+      </w:r>
+      <w:r>
+        <w:rPr>
+          <w:rFonts w:eastAsia="Georgia" w:hAnsi="Georgia" w:cs="Georgia"/>
+          <w:color w:val="000000"/>
+        </w:rPr>
+        <w:t xml:space="preserve"> I, </w:t>
+      </w:r>
+      <w:r>
+        <w:rPr>
+          <w:rFonts w:eastAsia="Georgia" w:hAnsi="Georgia" w:cs="Georgia"/>
+          <w:color w:val="000000"/>
+        </w:rPr>
+        <w:t>эта</w:t>
+      </w:r>
+      <w:r>
+        <w:rPr>
+          <w:rFonts w:eastAsia="Georgia" w:hAnsi="Georgia" w:cs="Georgia"/>
+          <w:color w:val="000000"/>
+        </w:rPr>
+        <w:t xml:space="preserve"> </w:t>
+      </w:r>
+      <w:r>
+        <w:rPr>
+          <w:rFonts w:eastAsia="Georgia" w:hAnsi="Georgia" w:cs="Georgia"/>
+          <w:color w:val="000000"/>
+        </w:rPr>
+        <w:t>метка</w:t>
+      </w:r>
+      <w:r>
+        <w:rPr>
+          <w:rFonts w:eastAsia="Georgia" w:hAnsi="Georgia" w:cs="Georgia"/>
+          <w:color w:val="000000"/>
+        </w:rPr>
+        <w:t xml:space="preserve"> </w:t>
+      </w:r>
+      <w:r>
+        <w:rPr>
+          <w:rFonts w:eastAsia="Georgia" w:hAnsi="Georgia" w:cs="Georgia"/>
+          <w:color w:val="000000"/>
+        </w:rPr>
+        <w:t>соответствует</w:t>
+      </w:r>
+      <w:r>
+        <w:rPr>
+          <w:rFonts w:eastAsia="Georgia" w:hAnsi="Georgia" w:cs="Georgia"/>
+          <w:color w:val="000000"/>
+        </w:rPr>
+        <w:t xml:space="preserve"> </w:t>
+      </w:r>
+      <w:r>
+        <w:rPr>
+          <w:rFonts w:eastAsia="Georgia" w:hAnsi="Georgia" w:cs="Georgia"/>
+          <w:b/>
+          <w:color w:val="000000"/>
+        </w:rPr>
+        <w:t>моменту</w:t>
+      </w:r>
+      <w:r>
+        <w:rPr>
+          <w:rFonts w:eastAsia="Georgia" w:hAnsi="Georgia" w:cs="Georgia"/>
+          <w:b/>
+          <w:color w:val="000000"/>
+        </w:rPr>
+        <w:t xml:space="preserve"> </w:t>
+      </w:r>
+      <w:r>
+        <w:rPr>
+          <w:rFonts w:eastAsia="Georgia" w:hAnsi="Georgia" w:cs="Georgia"/>
+          <w:b/>
+          <w:color w:val="000000"/>
+        </w:rPr>
+        <w:t>завершения</w:t>
+      </w:r>
+      <w:r>
+        <w:rPr>
+          <w:rFonts w:eastAsia="Georgia" w:hAnsi="Georgia" w:cs="Georgia"/>
+          <w:color w:val="000000"/>
+        </w:rPr>
+        <w:t xml:space="preserve"> </w:t>
+      </w:r>
+      <w:r>
+        <w:rPr>
+          <w:rFonts w:eastAsia="Georgia" w:hAnsi="Georgia" w:cs="Georgia"/>
+          <w:color w:val="000000"/>
+        </w:rPr>
+        <w:t>записи</w:t>
+      </w:r>
+      <w:r>
+        <w:rPr>
+          <w:rFonts w:eastAsia="Georgia" w:hAnsi="Georgia" w:cs="Georgia"/>
+          <w:color w:val="000000"/>
+        </w:rPr>
+        <w:t xml:space="preserve">. </w:t>
+      </w:r>
+      <w:r>
+        <w:rPr>
+          <w:rFonts w:eastAsia="Georgia" w:hAnsi="Georgia" w:cs="Georgia"/>
+          <w:color w:val="000000"/>
+        </w:rPr>
+        <w:t>Поэтому</w:t>
+      </w:r>
+      <w:r>
+        <w:rPr>
+          <w:rFonts w:eastAsia="Georgia" w:hAnsi="Georgia" w:cs="Georgia"/>
+          <w:color w:val="000000"/>
+        </w:rPr>
+        <w:t xml:space="preserve"> </w:t>
+      </w:r>
+      <w:r>
+        <w:rPr>
+          <w:rFonts w:eastAsia="Georgia" w:hAnsi="Georgia" w:cs="Georgia"/>
+          <w:color w:val="000000"/>
+        </w:rPr>
+        <w:t>время</w:t>
+      </w:r>
+      <w:r>
+        <w:rPr>
+          <w:rFonts w:eastAsia="Georgia" w:hAnsi="Georgia" w:cs="Georgia"/>
+          <w:color w:val="000000"/>
+        </w:rPr>
+        <w:t xml:space="preserve"> </w:t>
+      </w:r>
+      <w:r>
+        <w:rPr>
+          <w:rFonts w:eastAsia="Georgia" w:hAnsi="Georgia" w:cs="Georgia"/>
+          <w:color w:val="000000"/>
+        </w:rPr>
+        <w:t>начала</w:t>
+      </w:r>
+      <w:r>
+        <w:rPr>
+          <w:rFonts w:eastAsia="Georgia" w:hAnsi="Georgia" w:cs="Georgia"/>
+          <w:color w:val="000000"/>
+        </w:rPr>
+        <w:t xml:space="preserve"> </w:t>
+      </w:r>
+      <w:r>
+        <w:rPr>
+          <w:rFonts w:eastAsia="Georgia" w:hAnsi="Georgia" w:cs="Georgia"/>
+          <w:color w:val="000000"/>
+        </w:rPr>
+        <w:t>клипа</w:t>
+      </w:r>
+      <w:r>
+        <w:rPr>
+          <w:rFonts w:eastAsia="Georgia" w:hAnsi="Georgia" w:cs="Georgia"/>
+          <w:color w:val="000000"/>
+        </w:rPr>
+        <w:t xml:space="preserve"> </w:t>
+      </w:r>
+      <w:r>
+        <w:rPr>
+          <w:rFonts w:eastAsia="Georgia" w:hAnsi="Georgia" w:cs="Georgia"/>
+          <w:color w:val="000000"/>
+        </w:rPr>
+        <w:t>вычисляется</w:t>
+      </w:r>
+      <w:r>
+        <w:rPr>
+          <w:rFonts w:eastAsia="Georgia" w:hAnsi="Georgia" w:cs="Georgia"/>
+          <w:color w:val="000000"/>
+        </w:rPr>
+        <w:t xml:space="preserve"> </w:t>
+      </w:r>
+      <w:r>
+        <w:rPr>
+          <w:rFonts w:eastAsia="Georgia" w:hAnsi="Georgia" w:cs="Georgia"/>
+          <w:color w:val="000000"/>
+        </w:rPr>
+        <w:t>как</w:t>
+      </w:r>
+      <w:r>
+        <w:rPr>
+          <w:rFonts w:eastAsia="Georgia" w:hAnsi="Georgia" w:cs="Georgia"/>
+          <w:color w:val="000000"/>
+        </w:rPr>
+        <w:t>:</w:t>
+      </w:r>
+    </w:p>
+    <w:p>
+      <w:pPr>
+        <w:spacing w:after="210" w:line="360" w:lineRule="auto"/>
+      </w:pPr>
+      <m:oMathPara>
+        <m:oMath>
+          <m:sSub>
+            <m:sSubPr>
+              <m:ctrlPr>
+                <w:rPr>
+                  <w:rFonts w:ascii="Cambria Math" w:hAnsi="Cambria Math"/>
+                  <w:color w:val="000000"/>
+                  <w:sz w:val="21"/>
+                </w:rPr>
+              </m:ctrlPr>
+            </m:sSubPr>
+            <m:e>
+              <m:r>
+                <w:rPr>
+                  <w:rFonts w:ascii="Cambria Math" w:hAnsi="Cambria Math"/>
+                  <w:color w:val="000000"/>
+                </w:rPr>
+                <m:t>t</m:t>
+              </m:r>
+            </m:e>
+            <m:sub>
+              <m:r>
+                <m:rPr>
+                  <m:nor/>
+                </m:rPr>
+                <w:rPr>
+                  <w:color w:val="000000"/>
+                </w:rPr>
+                <m:t>start</m:t>
+              </m:r>
+            </m:sub>
+          </m:sSub>
+          <m:r>
+            <m:rPr>
+              <m:sty m:val="p"/>
+            </m:rPr>
+            <w:rPr>
+              <w:rFonts w:ascii="Cambria Math" w:hAnsi="Cambria Math"/>
+              <w:color w:val="000000"/>
+            </w:rPr>
+            <m:t>=</m:t>
+          </m:r>
+          <m:sSub>
+            <m:sSubPr>
+              <m:ctrlPr>
+                <w:rPr>
+                  <w:rFonts w:ascii="Cambria Math" w:hAnsi="Cambria Math"/>
+                  <w:color w:val="000000"/>
+                  <w:sz w:val="21"/>
+                </w:rPr>
+              </m:ctrlPr>
+            </m:sSubPr>
+            <m:e>
+              <m:r>
+                <w:rPr>
+                  <w:rFonts w:ascii="Cambria Math" w:hAnsi="Cambria Math"/>
+                  <w:color w:val="000000"/>
+                </w:rPr>
+                <m:t>t</m:t>
+              </m:r>
+            </m:e>
+            <m:sub>
+              <m:r>
+                <m:rPr>
+                  <m:nor/>
+                </m:rPr>
+                <w:rPr>
+                  <w:color w:val="000000"/>
+                </w:rPr>
+                <m:t>end</m:t>
+              </m:r>
+            </m:sub>
+          </m:sSub>
+          <m:r>
+            <m:rPr>
+              <m:sty m:val="p"/>
+            </m:rPr>
+            <w:rPr>
+              <w:rFonts w:ascii="Cambria Math" w:hAnsi="Cambria Math"/>
+              <w:color w:val="000000"/>
+            </w:rPr>
+            <m:t>-Δ</m:t>
+          </m:r>
+          <m:sSub>
+            <m:sSubPr>
+              <m:ctrlPr>
+                <w:rPr>
+                  <w:rFonts w:ascii="Cambria Math" w:hAnsi="Cambria Math"/>
+                  <w:color w:val="000000"/>
+                  <w:sz w:val="21"/>
+                </w:rPr>
+              </m:ctrlPr>
+            </m:sSubPr>
+            <m:e>
+              <m:r>
+                <w:rPr>
+                  <w:rFonts w:ascii="Cambria Math" w:hAnsi="Cambria Math"/>
+                  <w:color w:val="000000"/>
+                </w:rPr>
+                <m:t>t</m:t>
+              </m:r>
+            </m:e>
+            <m:sub>
+              <m:r>
+                <m:rPr>
+                  <m:nor/>
+                </m:rPr>
+                <w:rPr>
+                  <w:color w:val="000000"/>
+                </w:rPr>
+                <m:t>duration</m:t>
+              </m:r>
+            </m:sub>
+          </m:sSub>
+        </m:oMath>
+      </m:oMathPara>
+    </w:p>
+    <w:p>
+      <w:pPr>
+        <w:spacing w:after="210" w:line="360" w:lineRule="auto"/>
+        <w:rPr>
+          <w:lang w:val="en-US"/>
+        </w:rPr>
+      </w:pPr>
+      <w:r>
+        <w:rPr>
+          <w:rFonts w:eastAsia="Georgia" w:hAnsi="Georgia" w:cs="Georgia"/>
+          <w:color w:val="000000"/>
+        </w:rPr>
+        <w:t>где</w:t>
+      </w:r>
+      <w:r>
+        <w:rPr>
+          <w:rFonts w:eastAsia="Georgia" w:hAnsi="Georgia" w:cs="Georgia"/>
+          <w:color w:val="000000"/>
+        </w:rPr>
+        <w:t xml:space="preserve"> </w:t>
+      </w:r>
+      <m:oMath>
+        <m:sSub>
+          <m:sSubPr>
+            <m:ctrlPr>
+              <w:rPr>
+                <w:rFonts w:ascii="Cambria Math" w:hAnsi="Cambria Math"/>
+                <w:color w:val="000000"/>
+                <w:sz w:val="21"/>
+              </w:rPr>
+            </m:ctrlPr>
+          </m:sSubPr>
+          <m:e>
+            <m:r>
+              <w:rPr>
+                <w:rFonts w:ascii="Cambria Math" w:hAnsi="Cambria Math"/>
+                <w:color w:val="000000"/>
+              </w:rPr>
+              <m:t>t</m:t>
+            </m:r>
+          </m:e>
+          <m:sub>
+            <m:r>
+              <m:rPr>
+                <m:nor/>
+              </m:rPr>
+              <w:rPr>
+                <w:color w:val="000000"/>
+              </w:rPr>
+              <m:t>end</m:t>
+            </m:r>
+          </m:sub>
+        </m:sSub>
+      </m:oMath>
+      <w:r>
+        <w:rPr>
+          <w:rFonts w:eastAsia="Georgia" w:hAnsi="Georgia" w:cs="Georgia"/>
+          <w:color w:val="000000"/>
+        </w:rPr>
+        <w:t xml:space="preserve"> </w:t>
+      </w:r>
+      <w:r>
+        <w:rPr>
+          <w:rFonts w:eastAsia="Georgia" w:hAnsi="Georgia" w:cs="Georgia"/>
+          <w:color w:val="000000"/>
+        </w:rPr>
+        <w:t>—</w:t>
+      </w:r>
+      <w:r>
+        <w:rPr>
+          <w:rFonts w:eastAsia="Georgia" w:hAnsi="Georgia" w:cs="Georgia"/>
+          <w:color w:val="000000"/>
+        </w:rPr>
+        <w:t xml:space="preserve"> </w:t>
+      </w:r>
+      <w:r>
+        <w:rPr>
+          <w:rFonts w:eastAsia="Georgia" w:hAnsi="Georgia" w:cs="Georgia"/>
+          <w:color w:val="000000"/>
+        </w:rPr>
+        <w:t>метка</w:t>
+      </w:r>
+      <w:r>
+        <w:rPr>
+          <w:rFonts w:eastAsia="Georgia" w:hAnsi="Georgia" w:cs="Georgia"/>
+          <w:color w:val="000000"/>
+        </w:rPr>
+        <w:t xml:space="preserve"> </w:t>
+      </w:r>
+      <w:r>
+        <w:rPr>
+          <w:rFonts w:eastAsia="Georgia" w:hAnsi="Georgia" w:cs="Georgia"/>
+          <w:color w:val="000000"/>
+        </w:rPr>
+        <w:t>из</w:t>
+      </w:r>
+      <w:r>
+        <w:rPr>
+          <w:rFonts w:eastAsia="Georgia" w:hAnsi="Georgia" w:cs="Georgia"/>
+          <w:color w:val="000000"/>
+        </w:rPr>
+        <w:t xml:space="preserve"> </w:t>
+      </w:r>
+      <w:r>
+        <w:rPr>
+          <w:rFonts w:eastAsia="Georgia" w:hAnsi="Georgia" w:cs="Georgia"/>
+          <w:color w:val="000000"/>
+        </w:rPr>
+        <w:t>имени</w:t>
+      </w:r>
+      <w:r>
+        <w:rPr>
+          <w:rFonts w:eastAsia="Georgia" w:hAnsi="Georgia" w:cs="Georgia"/>
+          <w:color w:val="000000"/>
+        </w:rPr>
+        <w:t xml:space="preserve"> </w:t>
+      </w:r>
+      <w:r>
+        <w:rPr>
+          <w:rFonts w:eastAsia="Georgia" w:hAnsi="Georgia" w:cs="Georgia"/>
+          <w:color w:val="000000"/>
+        </w:rPr>
+        <w:t>файла</w:t>
+      </w:r>
+      <w:r>
+        <w:rPr>
+          <w:rFonts w:eastAsia="Georgia" w:hAnsi="Georgia" w:cs="Georgia"/>
+          <w:color w:val="000000"/>
+        </w:rPr>
+        <w:t xml:space="preserve">, </w:t>
+      </w:r>
+      <m:oMath>
+        <m:r>
+          <m:rPr>
+            <m:sty m:val="p"/>
+          </m:rPr>
+          <w:rPr>
+            <w:rFonts w:ascii="Cambria Math" w:hAnsi="Cambria Math"/>
+            <w:color w:val="000000"/>
+          </w:rPr>
+          <m:t>Δ</m:t>
+        </m:r>
+        <m:sSub>
+          <m:sSubPr>
+            <m:ctrlPr>
+              <w:rPr>
+                <w:rFonts w:ascii="Cambria Math" w:hAnsi="Cambria Math"/>
+                <w:color w:val="000000"/>
+                <w:sz w:val="21"/>
+              </w:rPr>
+            </m:ctrlPr>
+          </m:sSubPr>
+          <m:e>
+            <m:r>
+              <w:rPr>
+                <w:rFonts w:ascii="Cambria Math" w:hAnsi="Cambria Math"/>
+                <w:color w:val="000000"/>
+              </w:rPr>
+              <m:t>t</m:t>
+            </m:r>
+          </m:e>
+          <m:sub>
+            <m:r>
+              <m:rPr>
+                <m:nor/>
+              </m:rPr>
+              <w:rPr>
+                <w:color w:val="000000"/>
+              </w:rPr>
+              <m:t>duration</m:t>
+            </m:r>
+          </m:sub>
+        </m:sSub>
+      </m:oMath>
+      <w:r>
+        <w:rPr>
+          <w:rFonts w:eastAsia="Georgia" w:hAnsi="Georgia" w:cs="Georgia"/>
+          <w:color w:val="000000"/>
+        </w:rPr>
+        <w:t xml:space="preserve"> </w:t>
+      </w:r>
+      <w:r>
+        <w:rPr>
+          <w:rFonts w:eastAsia="Georgia" w:hAnsi="Georgia" w:cs="Georgia"/>
+          <w:color w:val="000000"/>
+        </w:rPr>
+        <w:t>—</w:t>
+      </w:r>
+      <w:r>
+        <w:rPr>
+          <w:rFonts w:eastAsia="Georgia" w:hAnsi="Georgia" w:cs="Georgia"/>
+          <w:color w:val="000000"/>
+        </w:rPr>
+        <w:t xml:space="preserve"> </w:t>
+      </w:r>
+      <w:r>
+        <w:rPr>
+          <w:rFonts w:eastAsia="Georgia" w:hAnsi="Georgia" w:cs="Georgia"/>
+          <w:color w:val="000000"/>
+        </w:rPr>
+        <w:t>длительность</w:t>
+      </w:r>
+      <w:r>
+        <w:rPr>
+          <w:rFonts w:eastAsia="Georgia" w:hAnsi="Georgia" w:cs="Georgia"/>
+          <w:color w:val="000000"/>
+        </w:rPr>
+        <w:t xml:space="preserve"> </w:t>
+      </w:r>
+      <w:r>
+        <w:rPr>
+          <w:rFonts w:eastAsia="Georgia" w:hAnsi="Georgia" w:cs="Georgia"/>
+          <w:color w:val="000000"/>
+        </w:rPr>
+        <w:t>клипа</w:t>
+      </w:r>
+      <w:r>
+        <w:rPr>
+          <w:rFonts w:eastAsia="Georgia" w:hAnsi="Georgia" w:cs="Georgia"/>
+          <w:color w:val="000000"/>
+        </w:rPr>
+        <w:t xml:space="preserve"> </w:t>
+      </w:r>
+      <w:r>
+        <w:rPr>
+          <w:rFonts w:eastAsia="Georgia" w:hAnsi="Georgia" w:cs="Georgia"/>
+          <w:color w:val="000000"/>
+        </w:rPr>
+        <w:t>в</w:t>
+      </w:r>
+      <w:r>
+        <w:rPr>
+          <w:rFonts w:eastAsia="Georgia" w:hAnsi="Georgia" w:cs="Georgia"/>
+          <w:color w:val="000000"/>
+        </w:rPr>
+        <w:t xml:space="preserve"> </w:t>
+      </w:r>
+      <w:r>
+        <w:rPr>
+          <w:rFonts w:eastAsia="Georgia" w:hAnsi="Georgia" w:cs="Georgia"/>
+          <w:color w:val="000000"/>
+        </w:rPr>
+        <w:t>секундах</w:t>
+      </w:r>
+      <w:r>
+        <w:rPr>
+          <w:rFonts w:eastAsia="Georgia" w:hAnsi="Georgia" w:cs="Georgia"/>
+          <w:color w:val="000000"/>
+        </w:rPr>
+        <w:t xml:space="preserve">, </w:t>
+      </w:r>
+      <w:r>
+        <w:rPr>
+          <w:rFonts w:eastAsia="Georgia" w:hAnsi="Georgia" w:cs="Georgia"/>
+          <w:color w:val="000000"/>
+        </w:rPr>
+        <w:t>полученная</w:t>
+      </w:r>
+      <w:r>
+        <w:rPr>
+          <w:rFonts w:eastAsia="Georgia" w:hAnsi="Georgia" w:cs="Georgia"/>
+          <w:color w:val="000000"/>
+        </w:rPr>
+        <w:t xml:space="preserve"> </w:t>
+      </w:r>
+      <w:r>
+        <w:rPr>
+          <w:rFonts w:eastAsia="Georgia" w:hAnsi="Georgia" w:cs="Georgia"/>
+          <w:color w:val="000000"/>
+        </w:rPr>
+        <w:t>через</w:t>
+      </w:r>
+      <w:r>
+        <w:rPr>
+          <w:rFonts w:eastAsia="Georgia" w:hAnsi="Georgia" w:cs="Georgia"/>
+          <w:color w:val="000000"/>
+        </w:rPr>
+        <w:t xml:space="preserve"> </w:t>
+      </w:r>
+      <w:r>
+        <w:rPr>
+          <w:rStyle w:val="VerbatimChar"/>
+          <w:rFonts w:ascii="menlo" w:eastAsia="menlo" w:hAnsi="menlo" w:cs="menlo"/>
+          <w:color w:val="000000"/>
+          <w:sz w:val="18"/>
+          <w:shd w:val="clear" w:color="auto" w:fill="F8F8FA"/>
+        </w:rPr>
+        <w:t>ffprobe</w:t>
+      </w:r>
+      <w:r>
+        <w:rPr>
+          <w:rFonts w:eastAsia="Georgia" w:hAnsi="Georgia" w:cs="Georgia"/>
+          <w:color w:val="000000"/>
+        </w:rPr>
+        <w:t xml:space="preserve">. </w:t>
+      </w:r>
+      <w:r>
+        <w:rPr>
+          <w:rFonts w:eastAsia="Georgia" w:hAnsi="Georgia" w:cs="Georgia"/>
+          <w:color w:val="000000"/>
+        </w:rPr>
+        <w:t>В</w:t>
+      </w:r>
+      <w:r>
+        <w:rPr>
+          <w:rFonts w:eastAsia="Georgia" w:hAnsi="Georgia" w:cs="Georgia"/>
+          <w:color w:val="000000"/>
+          <w:lang w:val="en-US"/>
+        </w:rPr>
+        <w:t xml:space="preserve"> </w:t>
+      </w:r>
+      <w:r>
+        <w:rPr>
+          <w:rFonts w:eastAsia="Georgia" w:hAnsi="Georgia" w:cs="Georgia"/>
+          <w:color w:val="000000"/>
+        </w:rPr>
+        <w:t>коде</w:t>
+      </w:r>
+      <w:r>
+        <w:rPr>
+          <w:rFonts w:eastAsia="Georgia" w:hAnsi="Georgia" w:cs="Georgia"/>
+          <w:color w:val="000000"/>
+          <w:lang w:val="en-US"/>
+        </w:rPr>
+        <w:t xml:space="preserve"> </w:t>
+      </w:r>
+      <w:r>
+        <w:rPr>
+          <w:rFonts w:eastAsia="Georgia" w:hAnsi="Georgia" w:cs="Georgia"/>
+          <w:color w:val="000000"/>
+        </w:rPr>
+        <w:t>это</w:t>
+      </w:r>
+      <w:r>
+        <w:rPr>
+          <w:rFonts w:eastAsia="Georgia" w:hAnsi="Georgia" w:cs="Georgia"/>
+          <w:color w:val="000000"/>
+          <w:lang w:val="en-US"/>
+        </w:rPr>
+        <w:t xml:space="preserve"> </w:t>
+      </w:r>
+      <w:r>
+        <w:rPr>
+          <w:rFonts w:eastAsia="Georgia" w:hAnsi="Georgia" w:cs="Georgia"/>
+          <w:color w:val="000000"/>
+        </w:rPr>
+        <w:t>реализовано</w:t>
+      </w:r>
+      <w:r>
+        <w:rPr>
+          <w:rFonts w:eastAsia="Georgia" w:hAnsi="Georgia" w:cs="Georgia"/>
+          <w:color w:val="000000"/>
+          <w:lang w:val="en-US"/>
+        </w:rPr>
+        <w:t xml:space="preserve"> </w:t>
+      </w:r>
+      <w:r>
+        <w:rPr>
+          <w:rFonts w:eastAsia="Georgia" w:hAnsi="Georgia" w:cs="Georgia"/>
+          <w:color w:val="000000"/>
+        </w:rPr>
+        <w:t>следующим</w:t>
+      </w:r>
+      <w:r>
+        <w:rPr>
+          <w:rFonts w:eastAsia="Georgia" w:hAnsi="Georgia" w:cs="Georgia"/>
+          <w:color w:val="000000"/>
+          <w:lang w:val="en-US"/>
+        </w:rPr>
+        <w:t xml:space="preserve"> </w:t>
+      </w:r>
+      <w:r>
+        <w:rPr>
+          <w:rFonts w:eastAsia="Georgia" w:hAnsi="Georgia" w:cs="Georgia"/>
+          <w:color w:val="000000"/>
+        </w:rPr>
+        <w:t>образом</w:t>
+      </w:r>
+      <w:r>
+        <w:rPr>
+          <w:rFonts w:eastAsia="Georgia" w:hAnsi="Georgia" w:cs="Georgia"/>
+          <w:color w:val="000000"/>
+          <w:lang w:val="en-US"/>
+        </w:rPr>
+        <w:t>:</w:t>
+      </w:r>
+    </w:p>
+    <w:p>
+      <w:pPr>
+        <w:spacing w:after="210" w:line="360" w:lineRule="auto"/>
+        <w:ind w:firstLine="0"/>
+        <w:rPr>
+          <w:rFonts w:eastAsia="Georgia" w:hAnsi="Georgia" w:cs="Georgia"/>
+          <w:b/>
+          <w:color w:val="000000"/>
+        </w:rPr>
+      </w:pPr>
+      <w:r>
+        <w:rPr>
+          <w:rFonts w:eastAsia="Georgia" w:hAnsi="Georgia" w:cs="Georgia"/>
+          <w:b/>
+          <w:color w:val="000000"/>
+        </w:rPr>
+        <w:drawing>
+          <wp:inline distT="0" distB="0" distL="0" distR="0" wp14:anchorId="7BDEBE0F" wp14:editId="18BC2EF2">
+            <wp:extent cx="5940425" cy="984250"/>
+            <wp:effectExtent l="0" t="0" r="3175" b="6350"/>
+            <wp:docPr id="17" name="Рисунок 17"/>
+            <wp:cNvGraphicFramePr>
+              <a:graphicFrameLocks xmlns:a="http://schemas.openxmlformats.org/drawingml/2006/main" noChangeAspect="1"/>
+            </wp:cNvGraphicFramePr>
+            <a:graphic xmlns:a="http://schemas.openxmlformats.org/drawingml/2006/main">
+              <a:graphicData uri="http://schemas.openxmlformats.org/drawingml/2006/picture">
+                <pic:pic xmlns:pic="http://schemas.openxmlformats.org/drawingml/2006/picture">
+                  <pic:nvPicPr>
+                    <pic:cNvPr id="1" name=""/>
+                    <pic:cNvPicPr/>
+                  </pic:nvPicPr>
+                  <pic:blipFill>
+                    <a:blip r:embed="rId53"/>
+                    <a:stretch>
+                      <a:fillRect/>
+                    </a:stretch>
+                  </pic:blipFill>
+                  <pic:spPr>
+                    <a:xfrm>
+                      <a:off x="0" y="0"/>
+                      <a:ext cx="5940425" cy="984250"/>
+                    </a:xfrm>
+                    <a:prstGeom prst="rect">
+                      <a:avLst/>
+                    </a:prstGeom>
+                  </pic:spPr>
+                </pic:pic>
+              </a:graphicData>
+            </a:graphic>
+          </wp:inline>
+        </w:drawing>
+      </w:r>
+    </w:p>
+    <w:p>
+      <w:pPr>
+        <w:pStyle w:val="a8"/>
+      </w:pPr>
+      <w:r>
+        <w:rPr>
+          <w:b/>
+        </w:rPr>
+        <w:t>Обработка камер Ambertek.</w:t>
+      </w:r>
+      <w:r>
+        <w:t xml:space="preserve"> Для файлов </w:t>
+      </w:r>
+      <w:r>
+        <w:rPr>
+          <w:rStyle w:val="VerbatimChar"/>
+          <w:rFonts w:ascii="menlo" w:eastAsia="menlo" w:hAnsi="menlo" w:cs="menlo"/>
+          <w:color w:val="000000"/>
+          <w:sz w:val="18"/>
+          <w:shd w:val="clear" w:color="auto" w:fill="F8F8FA"/>
+        </w:rPr>
+        <w:t>cam_left</w:t>
+      </w:r>
+      <w:r>
+        <w:t xml:space="preserve"> и </w:t>
+      </w:r>
+      <w:r>
+        <w:rPr>
+          <w:rStyle w:val="VerbatimChar"/>
+          <w:rFonts w:ascii="menlo" w:eastAsia="menlo" w:hAnsi="menlo" w:cs="menlo"/>
+          <w:color w:val="000000"/>
+          <w:sz w:val="18"/>
+          <w:shd w:val="clear" w:color="auto" w:fill="F8F8FA"/>
+        </w:rPr>
+        <w:t>cam_right</w:t>
+      </w:r>
+      <w:r>
+        <w:t xml:space="preserve"> имя файла не несёт временно́й информации, поэтому поля </w:t>
+      </w:r>
+      <w:r>
+        <w:rPr>
+          <w:rStyle w:val="VerbatimChar"/>
+          <w:rFonts w:ascii="menlo" w:eastAsia="menlo" w:hAnsi="menlo" w:cs="menlo"/>
+          <w:color w:val="000000"/>
+          <w:sz w:val="18"/>
+          <w:shd w:val="clear" w:color="auto" w:fill="F8F8FA"/>
+        </w:rPr>
+        <w:t>calc_start_time</w:t>
+      </w:r>
+      <w:r>
+        <w:t xml:space="preserve"> и </w:t>
+      </w:r>
+      <w:r>
+        <w:rPr>
+          <w:rStyle w:val="VerbatimChar"/>
+          <w:rFonts w:ascii="menlo" w:eastAsia="menlo" w:hAnsi="menlo" w:cs="menlo"/>
+          <w:color w:val="000000"/>
+          <w:sz w:val="18"/>
+          <w:shd w:val="clear" w:color="auto" w:fill="F8F8FA"/>
+        </w:rPr>
+        <w:t>calc_end_time</w:t>
+      </w:r>
+      <w:r>
+        <w:t xml:space="preserve"> в манифесте остаются равными </w:t>
+      </w:r>
+      <w:r>
+        <w:rPr>
+          <w:rStyle w:val="VerbatimChar"/>
+          <w:rFonts w:ascii="menlo" w:eastAsia="menlo" w:hAnsi="menlo" w:cs="menlo"/>
+          <w:color w:val="000000"/>
+          <w:sz w:val="18"/>
+          <w:shd w:val="clear" w:color="auto" w:fill="F8F8FA"/>
+        </w:rPr>
+        <w:t>None</w:t>
+      </w:r>
+      <w:r>
+        <w:t xml:space="preserve"> на этом этапе. Их заполнение происходит позже — в ходе аудио-</w:t>
+      </w:r>
+      <w:r>
+        <w:lastRenderedPageBreak/>
+        <w:t>синхронизации (</w:t>
+      </w:r>
+      <w:r>
+        <w:rPr>
+          <w:rStyle w:val="VerbatimChar"/>
+          <w:rFonts w:ascii="menlo" w:eastAsia="menlo" w:hAnsi="menlo" w:cs="menlo"/>
+          <w:color w:val="000000"/>
+          <w:sz w:val="18"/>
+          <w:shd w:val="clear" w:color="auto" w:fill="F8F8FA"/>
+        </w:rPr>
+        <w:t>SyncPipeline</w:t>
+      </w:r>
+      <w:r>
+        <w:t xml:space="preserve">), которая устанавливает смещение относительно </w:t>
+      </w:r>
+      <w:r>
+        <w:rPr>
+          <w:rStyle w:val="VerbatimChar"/>
+          <w:rFonts w:ascii="menlo" w:eastAsia="menlo" w:hAnsi="menlo" w:cs="menlo"/>
+          <w:color w:val="000000"/>
+          <w:sz w:val="18"/>
+          <w:shd w:val="clear" w:color="auto" w:fill="F8F8FA"/>
+        </w:rPr>
+        <w:t>phone_center</w:t>
+      </w:r>
+      <w:r>
+        <w:t xml:space="preserve"> и пересчитывает временны́е границы каждого AVI-клипа. Таким образом, манифест служит общей структурой данных, в которую последовательно вносятся уточнения по мере прохождения пайплайна.</w:t>
+      </w:r>
+    </w:p>
+    <w:p>
+      <w:pPr>
+        <w:pStyle w:val="a8"/>
+      </w:pPr>
+      <w:r>
+        <w:rPr>
+          <w:b/>
+        </w:rPr>
+        <w:t xml:space="preserve">Структура выходного файла </w:t>
+      </w:r>
+      <w:r>
+        <w:rPr>
+          <w:rStyle w:val="VerbatimChar"/>
+          <w:rFonts w:ascii="Georgia" w:eastAsia="Georgia" w:hAnsi="Georgia" w:cs="Georgia"/>
+          <w:b/>
+          <w:color w:val="000000"/>
+          <w:shd w:val="clear" w:color="auto" w:fill="F8F8FA"/>
+        </w:rPr>
+        <w:t>data_manifest.csv.</w:t>
+      </w:r>
+      <w:r>
+        <w:t xml:space="preserve"> Каждая строка соответствует одному видеофайлу и содержит следующие поля:</w:t>
+      </w:r>
+    </w:p>
+    <w:tbl>
+      <w:tblPr>
+        <w:tblStyle w:val="NormalGrid"/>
+        <w:tblW w:w="0" w:type="auto"/>
+        <w:jc w:val="center"/>
+        <w:tblCellSpacing w:w="0" w:type="dxa"/>
+        <w:tblInd w:w="0" w:type="dxa"/>
+        <w:tblBorders>
+          <w:top w:val="single" w:sz="2" w:space="0" w:color="000000"/>
+          <w:left w:val="single" w:sz="2" w:space="0" w:color="000000"/>
+          <w:bottom w:val="single" w:sz="2" w:space="0" w:color="000000"/>
+          <w:right w:val="single" w:sz="2" w:space="0" w:color="000000"/>
+        </w:tblBorders>
+        <w:tblLook w:val="04A0" w:firstRow="1" w:lastRow="0" w:firstColumn="1" w:lastColumn="0" w:noHBand="0" w:noVBand="1"/>
+      </w:tblPr>
+      <w:tblGrid>
+        <w:gridCol w:w="1884"/>
+        <w:gridCol w:w="1854"/>
+        <w:gridCol w:w="5617"/>
+      </w:tblGrid>
+      <w:tr>
+        <w:trPr>
+          <w:cantSplit/>
+          <w:tblCellSpacing w:w="0" w:type="dxa"/>
+          <w:jc w:val="center"/>
+        </w:trPr>
+        <w:tc>
+          <w:tcPr>
+            <w:tcW w:w="0" w:type="auto"/>
+            <w:tcBorders>
+              <w:top w:val="single" w:sz="2" w:space="0" w:color="000000"/>
+              <w:left w:val="nil"/>
+              <w:bottom w:val="single" w:sz="2" w:space="0" w:color="000000"/>
+              <w:right w:val="single" w:sz="2" w:space="0" w:color="000000"/>
+            </w:tcBorders>
+            <w:hideMark/>
+          </w:tcPr>
+          <w:p>
+            <w:pPr>
+              <w:pStyle w:val="ad"/>
+            </w:pPr>
+            <w:r>
+              <w:t>Поле</w:t>
+            </w:r>
+          </w:p>
+        </w:tc>
+        <w:tc>
+          <w:tcPr>
+            <w:tcW w:w="0" w:type="auto"/>
+            <w:tcBorders>
+              <w:top w:val="single" w:sz="2" w:space="0" w:color="000000"/>
+              <w:left w:val="nil"/>
+              <w:bottom w:val="single" w:sz="2" w:space="0" w:color="000000"/>
+              <w:right w:val="single" w:sz="2" w:space="0" w:color="000000"/>
+            </w:tcBorders>
+            <w:hideMark/>
+          </w:tcPr>
+          <w:p>
+            <w:pPr>
+              <w:pStyle w:val="ad"/>
+            </w:pPr>
+            <w:r>
+              <w:t>Тип</w:t>
+            </w:r>
+          </w:p>
+        </w:tc>
+        <w:tc>
+          <w:tcPr>
+            <w:tcW w:w="0" w:type="auto"/>
+            <w:tcBorders>
+              <w:top w:val="single" w:sz="2" w:space="0" w:color="000000"/>
+              <w:left w:val="nil"/>
+              <w:bottom w:val="single" w:sz="2" w:space="0" w:color="000000"/>
+              <w:right w:val="nil"/>
+            </w:tcBorders>
+            <w:hideMark/>
+          </w:tcPr>
+          <w:p>
+            <w:pPr>
+              <w:pStyle w:val="ad"/>
+            </w:pPr>
+            <w:r>
+              <w:t>Описание</w:t>
+            </w:r>
+          </w:p>
+        </w:tc>
+      </w:tr>
+      <w:tr>
+        <w:trPr>
+          <w:cantSplit/>
+          <w:tblCellSpacing w:w="0" w:type="dxa"/>
+          <w:jc w:val="center"/>
+        </w:trPr>
+        <w:tc>
+          <w:tcPr>
+            <w:tcW w:w="0" w:type="auto"/>
+            <w:tcBorders>
+              <w:top w:val="single" w:sz="2" w:space="0" w:color="000000"/>
+              <w:left w:val="nil"/>
+              <w:bottom w:val="single" w:sz="2" w:space="0" w:color="000000"/>
+              <w:right w:val="single" w:sz="2" w:space="0" w:color="000000"/>
+            </w:tcBorders>
+            <w:hideMark/>
+          </w:tcPr>
+          <w:p>
+            <w:pPr>
+              <w:pStyle w:val="ad"/>
+            </w:pPr>
+            <w:r>
+              <w:rPr>
+                <w:rStyle w:val="VerbatimChar"/>
+                <w:rFonts w:ascii="menlo" w:eastAsia="menlo" w:hAnsi="menlo" w:cs="menlo"/>
+                <w:color w:val="000000"/>
+                <w:sz w:val="18"/>
+                <w:shd w:val="clear" w:color="auto" w:fill="F8F8FA"/>
+              </w:rPr>
+              <w:t>filename</w:t>
+            </w:r>
+          </w:p>
+        </w:tc>
+        <w:tc>
+          <w:tcPr>
+            <w:tcW w:w="0" w:type="auto"/>
+            <w:tcBorders>
+              <w:top w:val="single" w:sz="2" w:space="0" w:color="000000"/>
+              <w:left w:val="nil"/>
+              <w:bottom w:val="single" w:sz="2" w:space="0" w:color="000000"/>
+              <w:right w:val="single" w:sz="2" w:space="0" w:color="000000"/>
+            </w:tcBorders>
+            <w:hideMark/>
+          </w:tcPr>
+          <w:p>
+            <w:pPr>
+              <w:pStyle w:val="ad"/>
+            </w:pPr>
+            <w:r>
+              <w:t>str</w:t>
+            </w:r>
+          </w:p>
+        </w:tc>
+        <w:tc>
+          <w:tcPr>
+            <w:tcW w:w="0" w:type="auto"/>
+            <w:tcBorders>
+              <w:top w:val="single" w:sz="2" w:space="0" w:color="000000"/>
+              <w:left w:val="nil"/>
+              <w:bottom w:val="single" w:sz="2" w:space="0" w:color="000000"/>
+              <w:right w:val="nil"/>
+            </w:tcBorders>
+            <w:hideMark/>
+          </w:tcPr>
+          <w:p>
+            <w:pPr>
+              <w:pStyle w:val="ad"/>
+            </w:pPr>
+            <w:r>
+              <w:t>Имя файла</w:t>
+            </w:r>
+          </w:p>
+        </w:tc>
+      </w:tr>
+      <w:tr>
+        <w:trPr>
+          <w:cantSplit/>
+          <w:tblCellSpacing w:w="0" w:type="dxa"/>
+          <w:jc w:val="center"/>
+        </w:trPr>
+        <w:tc>
+          <w:tcPr>
+            <w:tcW w:w="0" w:type="auto"/>
+            <w:tcBorders>
+              <w:top w:val="single" w:sz="2" w:space="0" w:color="000000"/>
+              <w:left w:val="nil"/>
+              <w:bottom w:val="single" w:sz="2" w:space="0" w:color="000000"/>
+              <w:right w:val="single" w:sz="2" w:space="0" w:color="000000"/>
+            </w:tcBorders>
+            <w:hideMark/>
+          </w:tcPr>
+          <w:p>
+            <w:pPr>
+              <w:pStyle w:val="ad"/>
+            </w:pPr>
+            <w:r>
+              <w:rPr>
+                <w:rStyle w:val="VerbatimChar"/>
+                <w:rFonts w:ascii="menlo" w:eastAsia="menlo" w:hAnsi="menlo" w:cs="menlo"/>
+                <w:color w:val="000000"/>
+                <w:sz w:val="18"/>
+                <w:shd w:val="clear" w:color="auto" w:fill="F8F8FA"/>
+              </w:rPr>
+              <w:t>path</w:t>
+            </w:r>
+          </w:p>
+        </w:tc>
+        <w:tc>
+          <w:tcPr>
+            <w:tcW w:w="0" w:type="auto"/>
+            <w:tcBorders>
+              <w:top w:val="single" w:sz="2" w:space="0" w:color="000000"/>
+              <w:left w:val="nil"/>
+              <w:bottom w:val="single" w:sz="2" w:space="0" w:color="000000"/>
+              <w:right w:val="single" w:sz="2" w:space="0" w:color="000000"/>
+            </w:tcBorders>
+            <w:hideMark/>
+          </w:tcPr>
+          <w:p>
+            <w:pPr>
+              <w:pStyle w:val="ad"/>
+            </w:pPr>
+            <w:r>
+              <w:t>str</w:t>
+            </w:r>
+          </w:p>
+        </w:tc>
+        <w:tc>
+          <w:tcPr>
+            <w:tcW w:w="0" w:type="auto"/>
+            <w:tcBorders>
+              <w:top w:val="single" w:sz="2" w:space="0" w:color="000000"/>
+              <w:left w:val="nil"/>
+              <w:bottom w:val="single" w:sz="2" w:space="0" w:color="000000"/>
+              <w:right w:val="nil"/>
+            </w:tcBorders>
+            <w:hideMark/>
+          </w:tcPr>
+          <w:p>
+            <w:pPr>
+              <w:pStyle w:val="ad"/>
+            </w:pPr>
+            <w:r>
+              <w:t>Абсолютный путь к файлу</w:t>
+            </w:r>
+          </w:p>
+        </w:tc>
+      </w:tr>
+      <w:tr>
+        <w:trPr>
+          <w:cantSplit/>
+          <w:tblCellSpacing w:w="0" w:type="dxa"/>
+          <w:jc w:val="center"/>
+        </w:trPr>
+        <w:tc>
+          <w:tcPr>
+            <w:tcW w:w="0" w:type="auto"/>
+            <w:tcBorders>
+              <w:top w:val="single" w:sz="2" w:space="0" w:color="000000"/>
+              <w:left w:val="nil"/>
+              <w:bottom w:val="single" w:sz="2" w:space="0" w:color="000000"/>
+              <w:right w:val="single" w:sz="2" w:space="0" w:color="000000"/>
+            </w:tcBorders>
+            <w:hideMark/>
+          </w:tcPr>
+          <w:p>
+            <w:pPr>
+              <w:pStyle w:val="ad"/>
+            </w:pPr>
+            <w:r>
+              <w:rPr>
+                <w:rStyle w:val="VerbatimChar"/>
+                <w:rFonts w:ascii="menlo" w:eastAsia="menlo" w:hAnsi="menlo" w:cs="menlo"/>
+                <w:color w:val="000000"/>
+                <w:sz w:val="18"/>
+                <w:shd w:val="clear" w:color="auto" w:fill="F8F8FA"/>
+              </w:rPr>
+              <w:t>camera_id</w:t>
+            </w:r>
+          </w:p>
+        </w:tc>
+        <w:tc>
+          <w:tcPr>
+            <w:tcW w:w="0" w:type="auto"/>
+            <w:tcBorders>
+              <w:top w:val="single" w:sz="2" w:space="0" w:color="000000"/>
+              <w:left w:val="nil"/>
+              <w:bottom w:val="single" w:sz="2" w:space="0" w:color="000000"/>
+              <w:right w:val="single" w:sz="2" w:space="0" w:color="000000"/>
+            </w:tcBorders>
+            <w:hideMark/>
+          </w:tcPr>
+          <w:p>
+            <w:pPr>
+              <w:pStyle w:val="ad"/>
+            </w:pPr>
+            <w:r>
+              <w:t>str</w:t>
+            </w:r>
+          </w:p>
+        </w:tc>
+        <w:tc>
+          <w:tcPr>
+            <w:tcW w:w="0" w:type="auto"/>
+            <w:tcBorders>
+              <w:top w:val="single" w:sz="2" w:space="0" w:color="000000"/>
+              <w:left w:val="nil"/>
+              <w:bottom w:val="single" w:sz="2" w:space="0" w:color="000000"/>
+              <w:right w:val="nil"/>
+            </w:tcBorders>
+            <w:hideMark/>
+          </w:tcPr>
+          <w:p>
+            <w:pPr>
+              <w:pStyle w:val="ad"/>
+              <w:rPr>
+                <w:lang w:val="en-US"/>
+              </w:rPr>
+            </w:pPr>
+            <w:r>
+              <w:t>Идентификатор</w:t>
+            </w:r>
+            <w:r>
+              <w:rPr>
+                <w:lang w:val="en-US"/>
+              </w:rPr>
+              <w:t xml:space="preserve"> </w:t>
+            </w:r>
+            <w:r>
+              <w:t>камеры</w:t>
+            </w:r>
+            <w:r>
+              <w:rPr>
+                <w:lang w:val="en-US"/>
+              </w:rPr>
+              <w:t xml:space="preserve">: </w:t>
+            </w:r>
+            <w:r>
+              <w:rPr>
+                <w:rStyle w:val="VerbatimChar"/>
+                <w:rFonts w:ascii="menlo" w:eastAsia="menlo" w:hAnsi="menlo" w:cs="menlo"/>
+                <w:color w:val="000000"/>
+                <w:sz w:val="18"/>
+                <w:shd w:val="clear" w:color="auto" w:fill="F8F8FA"/>
+                <w:lang w:val="en-US"/>
+              </w:rPr>
+              <w:t>phone_center</w:t>
+            </w:r>
+            <w:r>
+              <w:rPr>
+                <w:lang w:val="en-US"/>
+              </w:rPr>
+              <w:t xml:space="preserve">, </w:t>
+            </w:r>
+            <w:r>
+              <w:rPr>
+                <w:rStyle w:val="VerbatimChar"/>
+                <w:rFonts w:ascii="menlo" w:eastAsia="menlo" w:hAnsi="menlo" w:cs="menlo"/>
+                <w:color w:val="000000"/>
+                <w:sz w:val="18"/>
+                <w:shd w:val="clear" w:color="auto" w:fill="F8F8FA"/>
+                <w:lang w:val="en-US"/>
+              </w:rPr>
+              <w:t>cam_left</w:t>
+            </w:r>
+            <w:r>
+              <w:rPr>
+                <w:lang w:val="en-US"/>
+              </w:rPr>
+              <w:t xml:space="preserve">, </w:t>
+            </w:r>
+            <w:r>
+              <w:rPr>
+                <w:rStyle w:val="VerbatimChar"/>
+                <w:rFonts w:ascii="menlo" w:eastAsia="menlo" w:hAnsi="menlo" w:cs="menlo"/>
+                <w:color w:val="000000"/>
+                <w:sz w:val="18"/>
+                <w:shd w:val="clear" w:color="auto" w:fill="F8F8FA"/>
+                <w:lang w:val="en-US"/>
+              </w:rPr>
+              <w:t>cam_right</w:t>
+            </w:r>
+          </w:p>
+        </w:tc>
+      </w:tr>
+      <w:tr>
+        <w:trPr>
+          <w:cantSplit/>
+          <w:tblCellSpacing w:w="0" w:type="dxa"/>
+          <w:jc w:val="center"/>
+        </w:trPr>
+        <w:tc>
+          <w:tcPr>
+            <w:tcW w:w="0" w:type="auto"/>
+            <w:tcBorders>
+              <w:top w:val="single" w:sz="2" w:space="0" w:color="000000"/>
+              <w:left w:val="nil"/>
+              <w:bottom w:val="single" w:sz="2" w:space="0" w:color="000000"/>
+              <w:right w:val="single" w:sz="2" w:space="0" w:color="000000"/>
+            </w:tcBorders>
+            <w:hideMark/>
+          </w:tcPr>
+          <w:p>
+            <w:pPr>
+              <w:pStyle w:val="ad"/>
+            </w:pPr>
+            <w:r>
+              <w:rPr>
+                <w:rStyle w:val="VerbatimChar"/>
+                <w:rFonts w:ascii="menlo" w:eastAsia="menlo" w:hAnsi="menlo" w:cs="menlo"/>
+                <w:color w:val="000000"/>
+                <w:sz w:val="18"/>
+                <w:shd w:val="clear" w:color="auto" w:fill="F8F8FA"/>
+              </w:rPr>
+              <w:t>duration_sec</w:t>
+            </w:r>
+          </w:p>
+        </w:tc>
+        <w:tc>
+          <w:tcPr>
+            <w:tcW w:w="0" w:type="auto"/>
+            <w:tcBorders>
+              <w:top w:val="single" w:sz="2" w:space="0" w:color="000000"/>
+              <w:left w:val="nil"/>
+              <w:bottom w:val="single" w:sz="2" w:space="0" w:color="000000"/>
+              <w:right w:val="single" w:sz="2" w:space="0" w:color="000000"/>
+            </w:tcBorders>
+            <w:hideMark/>
+          </w:tcPr>
+          <w:p>
+            <w:pPr>
+              <w:pStyle w:val="ad"/>
+            </w:pPr>
+            <w:r>
+              <w:t>float</w:t>
+            </w:r>
+          </w:p>
+        </w:tc>
+        <w:tc>
+          <w:tcPr>
+            <w:tcW w:w="0" w:type="auto"/>
+            <w:tcBorders>
+              <w:top w:val="single" w:sz="2" w:space="0" w:color="000000"/>
+              <w:left w:val="nil"/>
+              <w:bottom w:val="single" w:sz="2" w:space="0" w:color="000000"/>
+              <w:right w:val="nil"/>
+            </w:tcBorders>
+            <w:hideMark/>
+          </w:tcPr>
+          <w:p>
+            <w:pPr>
+              <w:pStyle w:val="ad"/>
+            </w:pPr>
+            <w:r>
+              <w:t xml:space="preserve">Длительность клипа в секундах (из </w:t>
+            </w:r>
+            <w:r>
+              <w:rPr>
+                <w:rStyle w:val="VerbatimChar"/>
+                <w:rFonts w:ascii="menlo" w:eastAsia="menlo" w:hAnsi="menlo" w:cs="menlo"/>
+                <w:color w:val="000000"/>
+                <w:sz w:val="18"/>
+                <w:shd w:val="clear" w:color="auto" w:fill="F8F8FA"/>
+              </w:rPr>
+              <w:t>ffprobe</w:t>
+            </w:r>
+            <w:r>
+              <w:t>)</w:t>
+            </w:r>
+          </w:p>
+        </w:tc>
+      </w:tr>
+      <w:tr>
+        <w:trPr>
+          <w:cantSplit/>
+          <w:tblCellSpacing w:w="0" w:type="dxa"/>
+          <w:jc w:val="center"/>
+        </w:trPr>
+        <w:tc>
+          <w:tcPr>
+            <w:tcW w:w="0" w:type="auto"/>
+            <w:tcBorders>
+              <w:top w:val="single" w:sz="2" w:space="0" w:color="000000"/>
+              <w:left w:val="nil"/>
+              <w:bottom w:val="single" w:sz="2" w:space="0" w:color="000000"/>
+              <w:right w:val="single" w:sz="2" w:space="0" w:color="000000"/>
+            </w:tcBorders>
+            <w:hideMark/>
+          </w:tcPr>
+          <w:p>
+            <w:pPr>
+              <w:pStyle w:val="ad"/>
+            </w:pPr>
+            <w:r>
+              <w:rPr>
+                <w:rStyle w:val="VerbatimChar"/>
+                <w:rFonts w:ascii="menlo" w:eastAsia="menlo" w:hAnsi="menlo" w:cs="menlo"/>
+                <w:color w:val="000000"/>
+                <w:sz w:val="18"/>
+                <w:shd w:val="clear" w:color="auto" w:fill="F8F8FA"/>
+              </w:rPr>
+              <w:t>filename_timestamp</w:t>
+            </w:r>
+          </w:p>
+        </w:tc>
+        <w:tc>
+          <w:tcPr>
+            <w:tcW w:w="0" w:type="auto"/>
+            <w:tcBorders>
+              <w:top w:val="single" w:sz="2" w:space="0" w:color="000000"/>
+              <w:left w:val="nil"/>
+              <w:bottom w:val="single" w:sz="2" w:space="0" w:color="000000"/>
+              <w:right w:val="single" w:sz="2" w:space="0" w:color="000000"/>
+            </w:tcBorders>
+            <w:hideMark/>
+          </w:tcPr>
+          <w:p>
+            <w:pPr>
+              <w:pStyle w:val="ad"/>
+            </w:pPr>
+            <w:r>
+              <w:t>datetime</w:t>
+            </w:r>
+          </w:p>
+        </w:tc>
+        <w:tc>
+          <w:tcPr>
+            <w:tcW w:w="0" w:type="auto"/>
+            <w:tcBorders>
+              <w:top w:val="single" w:sz="2" w:space="0" w:color="000000"/>
+              <w:left w:val="nil"/>
+              <w:bottom w:val="single" w:sz="2" w:space="0" w:color="000000"/>
+              <w:right w:val="nil"/>
+            </w:tcBorders>
+            <w:hideMark/>
+          </w:tcPr>
+          <w:p>
+            <w:pPr>
+              <w:pStyle w:val="ad"/>
+            </w:pPr>
+            <w:r>
+              <w:t xml:space="preserve">Метка времени из имени файла (только для </w:t>
+            </w:r>
+            <w:r>
+              <w:rPr>
+                <w:rStyle w:val="VerbatimChar"/>
+                <w:rFonts w:ascii="menlo" w:eastAsia="menlo" w:hAnsi="menlo" w:cs="menlo"/>
+                <w:color w:val="000000"/>
+                <w:sz w:val="18"/>
+                <w:shd w:val="clear" w:color="auto" w:fill="F8F8FA"/>
+              </w:rPr>
+              <w:t>phone_center</w:t>
+            </w:r>
+            <w:r>
+              <w:t>)</w:t>
+            </w:r>
+          </w:p>
+        </w:tc>
+      </w:tr>
+      <w:tr>
+        <w:trPr>
+          <w:cantSplit/>
+          <w:tblCellSpacing w:w="0" w:type="dxa"/>
+          <w:jc w:val="center"/>
+        </w:trPr>
+        <w:tc>
+          <w:tcPr>
+            <w:tcW w:w="0" w:type="auto"/>
+            <w:tcBorders>
+              <w:top w:val="single" w:sz="2" w:space="0" w:color="000000"/>
+              <w:left w:val="nil"/>
+              <w:bottom w:val="single" w:sz="2" w:space="0" w:color="000000"/>
+              <w:right w:val="single" w:sz="2" w:space="0" w:color="000000"/>
+            </w:tcBorders>
+            <w:hideMark/>
+          </w:tcPr>
+          <w:p>
+            <w:pPr>
+              <w:pStyle w:val="ad"/>
+            </w:pPr>
+            <w:r>
+              <w:rPr>
+                <w:rStyle w:val="VerbatimChar"/>
+                <w:rFonts w:ascii="menlo" w:eastAsia="menlo" w:hAnsi="menlo" w:cs="menlo"/>
+                <w:color w:val="000000"/>
+                <w:sz w:val="18"/>
+                <w:shd w:val="clear" w:color="auto" w:fill="F8F8FA"/>
+              </w:rPr>
+              <w:t>calc_start_time</w:t>
+            </w:r>
+          </w:p>
+        </w:tc>
+        <w:tc>
+          <w:tcPr>
+            <w:tcW w:w="0" w:type="auto"/>
+            <w:tcBorders>
+              <w:top w:val="single" w:sz="2" w:space="0" w:color="000000"/>
+              <w:left w:val="nil"/>
+              <w:bottom w:val="single" w:sz="2" w:space="0" w:color="000000"/>
+              <w:right w:val="single" w:sz="2" w:space="0" w:color="000000"/>
+            </w:tcBorders>
+            <w:hideMark/>
+          </w:tcPr>
+          <w:p>
+            <w:pPr>
+              <w:pStyle w:val="ad"/>
+            </w:pPr>
+            <w:r>
+              <w:t>datetime / None</w:t>
+            </w:r>
+          </w:p>
+        </w:tc>
+        <w:tc>
+          <w:tcPr>
+            <w:tcW w:w="0" w:type="auto"/>
+            <w:tcBorders>
+              <w:top w:val="single" w:sz="2" w:space="0" w:color="000000"/>
+              <w:left w:val="nil"/>
+              <w:bottom w:val="single" w:sz="2" w:space="0" w:color="000000"/>
+              <w:right w:val="nil"/>
+            </w:tcBorders>
+            <w:hideMark/>
+          </w:tcPr>
+          <w:p>
+            <w:pPr>
+              <w:pStyle w:val="ad"/>
+            </w:pPr>
+            <w:r>
+              <w:t>Расчётное время начала клипа</w:t>
+            </w:r>
+          </w:p>
+        </w:tc>
+      </w:tr>
+      <w:tr>
+        <w:trPr>
+          <w:cantSplit/>
+          <w:tblCellSpacing w:w="0" w:type="dxa"/>
+          <w:jc w:val="center"/>
+        </w:trPr>
+        <w:tc>
+          <w:tcPr>
+            <w:tcW w:w="0" w:type="auto"/>
+            <w:tcBorders>
+              <w:top w:val="single" w:sz="2" w:space="0" w:color="000000"/>
+              <w:left w:val="nil"/>
+              <w:bottom w:val="single" w:sz="2" w:space="0" w:color="000000"/>
+              <w:right w:val="single" w:sz="2" w:space="0" w:color="000000"/>
+            </w:tcBorders>
+            <w:hideMark/>
+          </w:tcPr>
+          <w:p>
+            <w:pPr>
+              <w:pStyle w:val="ad"/>
+            </w:pPr>
+            <w:r>
+              <w:rPr>
+                <w:rStyle w:val="VerbatimChar"/>
+                <w:rFonts w:ascii="menlo" w:eastAsia="menlo" w:hAnsi="menlo" w:cs="menlo"/>
+                <w:color w:val="000000"/>
+                <w:sz w:val="18"/>
+                <w:shd w:val="clear" w:color="auto" w:fill="F8F8FA"/>
+              </w:rPr>
+              <w:t>calc_end_time</w:t>
+            </w:r>
+          </w:p>
+        </w:tc>
+        <w:tc>
+          <w:tcPr>
+            <w:tcW w:w="0" w:type="auto"/>
+            <w:tcBorders>
+              <w:top w:val="single" w:sz="2" w:space="0" w:color="000000"/>
+              <w:left w:val="nil"/>
+              <w:bottom w:val="single" w:sz="2" w:space="0" w:color="000000"/>
+              <w:right w:val="single" w:sz="2" w:space="0" w:color="000000"/>
+            </w:tcBorders>
+            <w:hideMark/>
+          </w:tcPr>
+          <w:p>
+            <w:pPr>
+              <w:pStyle w:val="ad"/>
+            </w:pPr>
+            <w:r>
+              <w:t>datetime / None</w:t>
+            </w:r>
+          </w:p>
+        </w:tc>
+        <w:tc>
+          <w:tcPr>
+            <w:tcW w:w="0" w:type="auto"/>
+            <w:tcBorders>
+              <w:top w:val="single" w:sz="2" w:space="0" w:color="000000"/>
+              <w:left w:val="nil"/>
+              <w:bottom w:val="single" w:sz="2" w:space="0" w:color="000000"/>
+              <w:right w:val="nil"/>
+            </w:tcBorders>
+            <w:hideMark/>
+          </w:tcPr>
+          <w:p>
+            <w:pPr>
+              <w:pStyle w:val="ad"/>
+            </w:pPr>
+            <w:r>
+              <w:t>Расчётное время конца клипа</w:t>
+            </w:r>
+          </w:p>
+        </w:tc>
+      </w:tr>
+    </w:tbl>
+    <w:p>
+      <w:pPr>
+        <w:pStyle w:val="a8"/>
+      </w:pPr>
+      <w:r>
+        <w:t>Перед сохранением строки сортируются по паре (</w:t>
+      </w:r>
+      <w:r>
+        <w:rPr>
+          <w:rStyle w:val="VerbatimChar"/>
+          <w:rFonts w:ascii="menlo" w:eastAsia="menlo" w:hAnsi="menlo" w:cs="menlo"/>
+          <w:color w:val="000000"/>
+          <w:sz w:val="18"/>
+          <w:shd w:val="clear" w:color="auto" w:fill="F8F8FA"/>
+        </w:rPr>
+        <w:t>camera_id</w:t>
+      </w:r>
+      <w:r>
+        <w:t xml:space="preserve">, </w:t>
+      </w:r>
+      <w:r>
+        <w:rPr>
+          <w:rStyle w:val="VerbatimChar"/>
+          <w:rFonts w:ascii="menlo" w:eastAsia="menlo" w:hAnsi="menlo" w:cs="menlo"/>
+          <w:color w:val="000000"/>
+          <w:sz w:val="18"/>
+          <w:shd w:val="clear" w:color="auto" w:fill="F8F8FA"/>
+        </w:rPr>
+        <w:t>filename_timestamp</w:t>
+      </w:r>
+      <w:r>
+        <w:t xml:space="preserve">), что обеспечивает хронологический порядок клипов внутри каждой камеры и упрощает дальнейшую итерацию в </w:t>
+      </w:r>
+      <w:r>
+        <w:rPr>
+          <w:rStyle w:val="VerbatimChar"/>
+          <w:rFonts w:ascii="menlo" w:eastAsia="menlo" w:hAnsi="menlo" w:cs="menlo"/>
+          <w:color w:val="000000"/>
+          <w:sz w:val="18"/>
+          <w:shd w:val="clear" w:color="auto" w:fill="F8F8FA"/>
+        </w:rPr>
+        <w:t>SyncPipeline</w:t>
+      </w:r>
+      <w:r>
+        <w:t xml:space="preserve"> и </w:t>
+      </w:r>
+      <w:r>
+        <w:rPr>
+          <w:rStyle w:val="VerbatimChar"/>
+          <w:rFonts w:ascii="menlo" w:eastAsia="menlo" w:hAnsi="menlo" w:cs="menlo"/>
+          <w:color w:val="000000"/>
+          <w:sz w:val="18"/>
+          <w:shd w:val="clear" w:color="auto" w:fill="F8F8FA"/>
+        </w:rPr>
+        <w:t>FullDatasetResync</w:t>
+      </w:r>
+      <w:r>
+        <w:t>.</w:t>
+      </w:r>
+    </w:p>
+    <w:p>
+      <w:pPr>
+        <w:pStyle w:val="a8"/>
+      </w:pPr>
+      <w:r>
+        <w:rPr>
+          <w:b/>
+        </w:rPr>
+        <w:t>Ограничения манифеста на данном этапе.</w:t>
+      </w:r>
+      <w:r>
+        <w:t xml:space="preserve"> После отработки </w:t>
+      </w:r>
+      <w:r>
+        <w:rPr>
+          <w:rStyle w:val="VerbatimChar"/>
+          <w:rFonts w:ascii="menlo" w:eastAsia="menlo" w:hAnsi="menlo" w:cs="menlo"/>
+          <w:color w:val="000000"/>
+          <w:sz w:val="18"/>
+          <w:shd w:val="clear" w:color="auto" w:fill="F8F8FA"/>
+        </w:rPr>
+        <w:t>VideoManifestGenerator</w:t>
+      </w:r>
+      <w:r>
+        <w:t xml:space="preserve"> манифест содержит полные временны́е данные только для </w:t>
+      </w:r>
+      <w:r>
+        <w:rPr>
+          <w:rStyle w:val="VerbatimChar"/>
+          <w:rFonts w:ascii="menlo" w:eastAsia="menlo" w:hAnsi="menlo" w:cs="menlo"/>
+          <w:color w:val="000000"/>
+          <w:sz w:val="18"/>
+          <w:shd w:val="clear" w:color="auto" w:fill="F8F8FA"/>
+        </w:rPr>
+        <w:t>phone_center</w:t>
+      </w:r>
+      <w:r>
+        <w:t xml:space="preserve">. Для </w:t>
+      </w:r>
+      <w:r>
+        <w:rPr>
+          <w:rStyle w:val="VerbatimChar"/>
+          <w:rFonts w:ascii="menlo" w:eastAsia="menlo" w:hAnsi="menlo" w:cs="menlo"/>
+          <w:color w:val="000000"/>
+          <w:sz w:val="18"/>
+          <w:shd w:val="clear" w:color="auto" w:fill="F8F8FA"/>
+        </w:rPr>
+        <w:t>cam_left</w:t>
+      </w:r>
+      <w:r>
+        <w:t xml:space="preserve"> и </w:t>
+      </w:r>
+      <w:r>
+        <w:rPr>
+          <w:rStyle w:val="VerbatimChar"/>
+          <w:rFonts w:ascii="menlo" w:eastAsia="menlo" w:hAnsi="menlo" w:cs="menlo"/>
+          <w:color w:val="000000"/>
+          <w:sz w:val="18"/>
+          <w:shd w:val="clear" w:color="auto" w:fill="F8F8FA"/>
+        </w:rPr>
+        <w:t>cam_right</w:t>
+      </w:r>
+      <w:r>
+        <w:t xml:space="preserve"> известна лишь длительность каждого клипа; абсолютные временны́е границы остаются неопределёнными вплоть до применения аудио-синхронизации. Тем не менее манифест уже на этом этапе позволяет ответить на вопрос о том, какие клипы трёх камер потенциально перекрываются по времени, — путём сопоставления суммарной длительности клипов Ambertek с известным временны́м окном записи сессии, восстановленным по метке Honor X7d.</w:t>
+      </w:r>
+    </w:p>
+    <w:p>
+      <w:pPr>
+        <w:pStyle w:val="-4"/>
+      </w:pPr>
+      <w:r>
+        <w:t>Автоматическая синхронизация по аудиосигналу</w:t>
+      </w:r>
+    </w:p>
+    <w:p>
+      <w:pPr>
+        <w:pStyle w:val="a8"/>
+      </w:pPr>
+      <w:r>
+        <w:t xml:space="preserve">В условиях отсутствия аппаратной шины синхронизации единственным событием, гарантированно зафиксированным всеми камерами одновременно, </w:t>
+      </w:r>
+      <w:r>
+        <w:lastRenderedPageBreak/>
+        <w:t xml:space="preserve">является акустический импульс — короткий хлопок в ладоши в начале каждой съёмочной сессии. Хлопок обеспечивает резкий фронт нарастания сигнала (время нарастания менее 5 мс), что делает его пригодным для временно́го выравнивания методом кросс-корреляции. Задача сводится к следующей: для каждой пары «телефон (опорная камера) — регистратор» определить скалярное временно́е смещение </w:t>
+      </w:r>
+      <w:r>
+        <w:rPr>
+          <w:rStyle w:val="katex-mathml"/>
+        </w:rPr>
+        <w:t>Δt\Delta t</w:t>
+      </w:r>
+      <w:r>
+        <w:rPr>
+          <w:rStyle w:val="mord"/>
+        </w:rPr>
+        <w:t>Δt</w:t>
+      </w:r>
+      <w:r>
+        <w:t>, минимизирующее рассогласование аудиоканалов, и внести его в манифест датасета.</w:t>
+      </w:r>
+    </w:p>
+    <w:p>
+      <w:pPr>
+        <w:pStyle w:val="a8"/>
+      </w:pPr>
+      <w:r>
+        <w:t xml:space="preserve">В рамках </w:t>
+      </w:r>
+      <w:r>
+        <w:t>первого этапа работ</w:t>
+      </w:r>
+      <w:r>
+        <w:t xml:space="preserve"> был реализован исходный прототип автоматической синхронизации (automation_sync_videos.py, Приложение А.1): кросс-корреляция вычислялась функцией scipy.signal.correlate непосредственно на сырой аудиодорожке без предобработки сигнала.</w:t>
+      </w:r>
+      <w:r>
+        <w:t xml:space="preserve"> </w:t>
+      </w:r>
+      <w:r>
+        <w:t xml:space="preserve"> Анализ результатов показал систематическую нестабильность: в условиях съёмки с работающим двигателем низкочастотные вибрации (&lt; 300 Гц) и удары корпуса катера при волнении формировали паразитные пики корреляции, неотличимые по амплитуде от пика хлопка. Это обусловило необходимость разработки улучшенного пайплайна с предобработкой аудиосигнала.</w:t>
+      </w:r>
+    </w:p>
+    <w:p>
+      <w:pPr>
+        <w:pStyle w:val="a8"/>
+      </w:pPr>
       <w:r>
         <w:rPr>
           <w:rStyle w:val="af1"/>
         </w:rPr>
-        <w:t>30 FPS</w:t>
-      </w:r>
-      <w:r>
-        <w:t xml:space="preserve">: соседние кадры практически идентичны — попиксельное изменение сцены между ними минимально, поэтому разметка каждого кадра многократно увеличивала бы трудозатраты без прироста семантического разнообразия. Во-вторых, задача Video Panoptic Segmentation (VPS) принципиально отличается от разметки отдельных изображений: модель должна не только сегментировать объекты, но и сохранять их идентичность во времени через </w:t>
-      </w:r>
-      <w:r>
-        <w:rPr>
-          <w:rStyle w:val="af1"/>
-        </w:rPr>
-        <w:t>Track ID</w:t>
-      </w:r>
-      <w:r>
-        <w:t xml:space="preserve">. Это требует, чтобы обучающие данные были организованы в виде </w:t>
-      </w:r>
-      <w:r>
-        <w:rPr>
-          <w:rStyle w:val="af1"/>
-        </w:rPr>
-        <w:t>плотных временны́х последовательностей</w:t>
-      </w:r>
-      <w:r>
-        <w:t>, а не разрозненного набора кадров. В-третьих, распределение сцен в исходных видео крайне неравномерно: подавляющее большинство записей содержит только воду, берег и небо, тогда как навигационно значимые объекты — буи, навигационные знаки, причальные сооружения — встречаются редко и занимают малую долю кадров. Простое равномерное сэмплирование по времени привело бы к сильному дисбалансу классов в итоговом датасете.</w:t>
-      </w:r>
-      <w:r>
-        <w:rPr>
-          <w:rStyle w:val="inline-block"/>
-        </w:rPr>
-        <w:t>Sammari-po-kazhdomu-otchetu.docx</w:t>
-      </w:r>
-      <w:r>
-        <w:rPr>
-          <w:rStyle w:val="opacity-50"/>
-        </w:rPr>
-        <w:t xml:space="preserve">, </w:t>
-      </w:r>
-      <w:r>
-        <w:rPr>
-          <w:rStyle w:val="opacity-50"/>
-        </w:rPr>
-        <w:t>Dokumentatsiia-po-sozdaniiu-dataseta.pdf</w:t>
-      </w:r>
-    </w:p>
-    <w:p>
-      <w:pPr>
-        <w:pStyle w:val="a8"/>
-      </w:pPr>
-      <w:r>
-        <w:t>Таким образом, перед формированием набора данных стояли следующие требования:</w:t>
-      </w:r>
-    </w:p>
-    <w:p>
-      <w:pPr>
-        <w:pStyle w:val="-1"/>
-      </w:pPr>
-      <w:r>
-        <w:t>снизить частоту кадров с 30 FPS до уровня, обеспечивающего содержательное межкадровое изменение сцены при сохранении непрерывности трекинга объектов;</w:t>
-      </w:r>
-    </w:p>
-    <w:p>
-      <w:pPr>
-        <w:pStyle w:val="-1"/>
-      </w:pPr>
-      <w:r>
-        <w:t>обеспечить покрытие редких классов (Buoy, LandingMark, BridgeLight) за счёт целенаправленного отбора ключевых кадров;</w:t>
-      </w:r>
-    </w:p>
-    <w:p>
-      <w:pPr>
-        <w:pStyle w:val="-1"/>
-      </w:pPr>
-      <w:r>
-        <w:t xml:space="preserve">организовать выход в виде структурированных клипов, совместимых с VPS-разметкой в CVAT: тройка </w:t>
+        <w:t>Улучшенный пайплайн: класс</w:t>
+      </w:r>
+      <w:r>
+        <w:t xml:space="preserve"> </w:t>
       </w:r>
       <w:r>
         <w:rPr>
           <w:rStyle w:val="HTML1"/>
           <w:rFonts w:eastAsia="MS Mincho"/>
         </w:rPr>
-        <w:t>videos/</w:t>
-      </w:r>
-      <w:r>
-        <w:t xml:space="preserve">, </w:t>
+        <w:t>AudioAligner</w:t>
+      </w:r>
+      <w:r>
+        <w:t xml:space="preserve">. Реализованный в ветке </w:t>
       </w:r>
       <w:r>
         <w:rPr>
           <w:rStyle w:val="HTML1"/>
           <w:rFonts w:eastAsia="MS Mincho"/>
         </w:rPr>
-        <w:t>frames/</w:t>
-      </w:r>
-      <w:r>
-        <w:t xml:space="preserve">, </w:t>
+        <w:t>feat/synchronization</w:t>
+      </w:r>
+      <w:r>
+        <w:t xml:space="preserve"> модуль </w:t>
       </w:r>
       <w:r>
         <w:rPr>
           <w:rStyle w:val="HTML1"/>
           <w:rFonts w:eastAsia="MS Mincho"/>
         </w:rPr>
+        <w:t>audio_sync.py</w:t>
+      </w:r>
+      <w:r>
+        <w:t xml:space="preserve"> выполняет выравнивание в шесть последовательных шагов:</w:t>
+      </w:r>
+    </w:p>
+    <w:p>
+      <w:pPr>
+        <w:pStyle w:val="a8"/>
+      </w:pPr>
+    </w:p>
+    <w:tbl>
+      <w:tblPr>
+        <w:tblW w:w="8505" w:type="dxa"/>
+        <w:tblCellSpacing w:w="15" w:type="dxa"/>
+        <w:tblCellMar>
+          <w:top w:w="15" w:type="dxa"/>
+          <w:left w:w="15" w:type="dxa"/>
+          <w:bottom w:w="15" w:type="dxa"/>
+          <w:right w:w="15" w:type="dxa"/>
+        </w:tblCellMar>
+        <w:tblLook w:val="04A0" w:firstRow="1" w:lastRow="0" w:firstColumn="1" w:lastColumn="0" w:noHBand="0" w:noVBand="1"/>
+      </w:tblPr>
+      <w:tblGrid>
+        <w:gridCol w:w="950"/>
+        <w:gridCol w:w="2382"/>
+        <w:gridCol w:w="3363"/>
+        <w:gridCol w:w="2660"/>
+      </w:tblGrid>
+      <w:tr>
+        <w:trPr>
+          <w:tblHeader/>
+          <w:tblCellSpacing w:w="15" w:type="dxa"/>
+        </w:trPr>
+        <w:tc>
+          <w:tcPr>
+            <w:tcW w:w="0" w:type="auto"/>
+            <w:vAlign w:val="center"/>
+            <w:hideMark/>
+          </w:tcPr>
+          <w:p>
+            <w:pPr>
+              <w:jc w:val="center"/>
+              <w:rPr>
+                <w:b/>
+                <w:bCs/>
+              </w:rPr>
+            </w:pPr>
+            <w:r>
+              <w:rPr>
+                <w:b/>
+                <w:bCs/>
+              </w:rPr>
+              <w:t>№</w:t>
+            </w:r>
+          </w:p>
+        </w:tc>
+        <w:tc>
+          <w:tcPr>
+            <w:tcW w:w="0" w:type="auto"/>
+            <w:vAlign w:val="center"/>
+            <w:hideMark/>
+          </w:tcPr>
+          <w:p>
+            <w:pPr>
+              <w:jc w:val="center"/>
+              <w:rPr>
+                <w:b/>
+                <w:bCs/>
+              </w:rPr>
+            </w:pPr>
+            <w:r>
+              <w:rPr>
+                <w:b/>
+                <w:bCs/>
+              </w:rPr>
+              <w:t>Операция</w:t>
+            </w:r>
+          </w:p>
+        </w:tc>
+        <w:tc>
+          <w:tcPr>
+            <w:tcW w:w="0" w:type="auto"/>
+            <w:vAlign w:val="center"/>
+            <w:hideMark/>
+          </w:tcPr>
+          <w:p>
+            <w:pPr>
+              <w:jc w:val="center"/>
+              <w:rPr>
+                <w:b/>
+                <w:bCs/>
+              </w:rPr>
+            </w:pPr>
+            <w:r>
+              <w:rPr>
+                <w:b/>
+                <w:bCs/>
+              </w:rPr>
+              <w:t>Реализация</w:t>
+            </w:r>
+          </w:p>
+        </w:tc>
+        <w:tc>
+          <w:tcPr>
+            <w:tcW w:w="1765" w:type="dxa"/>
+            <w:vAlign w:val="center"/>
+            <w:hideMark/>
+          </w:tcPr>
+          <w:p>
+            <w:pPr>
+              <w:jc w:val="center"/>
+              <w:rPr>
+                <w:b/>
+                <w:bCs/>
+              </w:rPr>
+            </w:pPr>
+            <w:r>
+              <w:rPr>
+                <w:b/>
+                <w:bCs/>
+              </w:rPr>
+              <w:t>Параметры и обоснование</w:t>
+            </w:r>
+          </w:p>
+        </w:tc>
+      </w:tr>
+      <w:tr>
+        <w:trPr>
+          <w:tblCellSpacing w:w="15" w:type="dxa"/>
+        </w:trPr>
+        <w:tc>
+          <w:tcPr>
+            <w:tcW w:w="0" w:type="auto"/>
+            <w:vAlign w:val="center"/>
+            <w:hideMark/>
+          </w:tcPr>
+          <w:p>
+            <w:pPr>
+              <w:jc w:val="left"/>
+            </w:pPr>
+            <w:r>
+              <w:t>1</w:t>
+            </w:r>
+          </w:p>
+        </w:tc>
+        <w:tc>
+          <w:tcPr>
+            <w:tcW w:w="0" w:type="auto"/>
+            <w:vAlign w:val="center"/>
+            <w:hideMark/>
+          </w:tcPr>
+          <w:p>
+            <w:r>
+              <w:t>Загрузка и ресэмплинг</w:t>
+            </w:r>
+          </w:p>
+        </w:tc>
+        <w:tc>
+          <w:tcPr>
+            <w:tcW w:w="0" w:type="auto"/>
+            <w:vAlign w:val="center"/>
+            <w:hideMark/>
+          </w:tcPr>
+          <w:p>
+            <w:r>
+              <w:rPr>
+                <w:rStyle w:val="HTML1"/>
+                <w:rFonts w:eastAsia="MS Mincho"/>
+              </w:rPr>
+              <w:t>librosa.load</w:t>
+            </w:r>
+          </w:p>
+        </w:tc>
+        <w:tc>
+          <w:tcPr>
+            <w:tcW w:w="1765" w:type="dxa"/>
+            <w:vAlign w:val="center"/>
+            <w:hideMark/>
+          </w:tcPr>
+          <w:p>
+            <w:r>
+              <w:t>sr=16 000 Гц, моно; нативная частота регистраторов, теоретическое разрешение отсчёта — 62.5 мкс</w:t>
+            </w:r>
+          </w:p>
+        </w:tc>
+      </w:tr>
+      <w:tr>
+        <w:trPr>
+          <w:tblCellSpacing w:w="15" w:type="dxa"/>
+        </w:trPr>
+        <w:tc>
+          <w:tcPr>
+            <w:tcW w:w="0" w:type="auto"/>
+            <w:vAlign w:val="center"/>
+            <w:hideMark/>
+          </w:tcPr>
+          <w:p>
+            <w:r>
+              <w:t>2</w:t>
+            </w:r>
+          </w:p>
+        </w:tc>
+        <w:tc>
+          <w:tcPr>
+            <w:tcW w:w="0" w:type="auto"/>
+            <w:vAlign w:val="center"/>
+            <w:hideMark/>
+          </w:tcPr>
+          <w:p>
+            <w:r>
+              <w:t>Шумоподавление (Spectral Gating)</w:t>
+            </w:r>
+          </w:p>
+        </w:tc>
+        <w:tc>
+          <w:tcPr>
+            <w:tcW w:w="0" w:type="auto"/>
+            <w:vAlign w:val="center"/>
+            <w:hideMark/>
+          </w:tcPr>
+          <w:p>
+            <w:r>
+              <w:rPr>
+                <w:rStyle w:val="HTML1"/>
+                <w:rFonts w:eastAsia="MS Mincho"/>
+              </w:rPr>
+              <w:t>noisereduce.reduce_noise</w:t>
+            </w:r>
+          </w:p>
+        </w:tc>
+        <w:tc>
+          <w:tcPr>
+            <w:tcW w:w="1765" w:type="dxa"/>
+            <w:vAlign w:val="center"/>
+            <w:hideMark/>
+          </w:tcPr>
+          <w:p>
+            <w:r>
+              <w:rPr>
+                <w:rStyle w:val="HTML1"/>
+                <w:rFonts w:eastAsia="MS Mincho"/>
+              </w:rPr>
+              <w:t>prop_decrease=0.7</w:t>
+            </w:r>
+            <w:r>
+              <w:t xml:space="preserve">, </w:t>
+            </w:r>
+            <w:r>
+              <w:rPr>
+                <w:rStyle w:val="HTML1"/>
+                <w:rFonts w:eastAsia="MS Mincho"/>
+              </w:rPr>
+              <w:t>n_fft=512</w:t>
+            </w:r>
+            <w:r>
+              <w:t xml:space="preserve">; значение 0.7 — компромисс между подавлением стационарного фона и сохранением </w:t>
+            </w:r>
+            <w:r>
+              <w:lastRenderedPageBreak/>
+              <w:t>импульсного фронта хлопка</w:t>
+            </w:r>
+          </w:p>
+        </w:tc>
+      </w:tr>
+      <w:tr>
+        <w:trPr>
+          <w:tblCellSpacing w:w="15" w:type="dxa"/>
+        </w:trPr>
+        <w:tc>
+          <w:tcPr>
+            <w:tcW w:w="0" w:type="auto"/>
+            <w:vAlign w:val="center"/>
+            <w:hideMark/>
+          </w:tcPr>
+          <w:p>
+            <w:r>
+              <w:lastRenderedPageBreak/>
+              <w:t>3</w:t>
+            </w:r>
+          </w:p>
+        </w:tc>
+        <w:tc>
+          <w:tcPr>
+            <w:tcW w:w="0" w:type="auto"/>
+            <w:vAlign w:val="center"/>
+            <w:hideMark/>
+          </w:tcPr>
+          <w:p>
+            <w:r>
+              <w:t>Полосовой фильтр Баттерворта</w:t>
+            </w:r>
+          </w:p>
+        </w:tc>
+        <w:tc>
+          <w:tcPr>
+            <w:tcW w:w="0" w:type="auto"/>
+            <w:vAlign w:val="center"/>
+            <w:hideMark/>
+          </w:tcPr>
+          <w:p>
+            <w:r>
+              <w:rPr>
+                <w:rStyle w:val="HTML1"/>
+                <w:rFonts w:eastAsia="MS Mincho"/>
+              </w:rPr>
+              <w:t>scipy.signal.butter</w:t>
+            </w:r>
+            <w:r>
+              <w:t xml:space="preserve"> + </w:t>
+            </w:r>
+            <w:r>
+              <w:rPr>
+                <w:rStyle w:val="HTML1"/>
+                <w:rFonts w:eastAsia="MS Mincho"/>
+              </w:rPr>
+              <w:t>lfilter</w:t>
+            </w:r>
+          </w:p>
+        </w:tc>
+        <w:tc>
+          <w:tcPr>
+            <w:tcW w:w="1765" w:type="dxa"/>
+            <w:vAlign w:val="center"/>
+            <w:hideMark/>
+          </w:tcPr>
+          <w:p>
+            <w:r>
+              <w:t>Порядок 5, полоса 2500–7500 Гц; нижняя граница повышена с 300 Гц до 2500 Гц для подавления структурных вибраций корпуса; верхняя — с запасом до частоты Найквиста (8000 Гц)</w:t>
+            </w:r>
+          </w:p>
+        </w:tc>
+      </w:tr>
+      <w:tr>
+        <w:trPr>
+          <w:tblCellSpacing w:w="15" w:type="dxa"/>
+        </w:trPr>
+        <w:tc>
+          <w:tcPr>
+            <w:tcW w:w="0" w:type="auto"/>
+            <w:vAlign w:val="center"/>
+            <w:hideMark/>
+          </w:tcPr>
+          <w:p>
+            <w:r>
+              <w:t>4</w:t>
+            </w:r>
+          </w:p>
+        </w:tc>
+        <w:tc>
+          <w:tcPr>
+            <w:tcW w:w="0" w:type="auto"/>
+            <w:vAlign w:val="center"/>
+            <w:hideMark/>
+          </w:tcPr>
+          <w:p>
+            <w:r>
+              <w:t>Z-нормализация</w:t>
+            </w:r>
+          </w:p>
+        </w:tc>
+        <w:tc>
+          <w:tcPr>
+            <w:tcW w:w="0" w:type="auto"/>
+            <w:vAlign w:val="center"/>
+            <w:hideMark/>
+          </w:tcPr>
+          <w:p>
+            <w:r>
+              <w:t>NumPy</w:t>
+            </w:r>
+          </w:p>
+        </w:tc>
+        <w:tc>
+          <w:tcPr>
+            <w:tcW w:w="1765" w:type="dxa"/>
+            <w:vAlign w:val="center"/>
+            <w:hideMark/>
+          </w:tcPr>
+          <w:p>
+            <w:r>
+              <w:rPr>
+                <w:rStyle w:val="HTML1"/>
+                <w:rFonts w:eastAsia="MS Mincho"/>
+              </w:rPr>
+              <w:t>(x − μ) / (σ + 1e-9)</w:t>
+            </w:r>
+            <w:r>
+              <w:t>; устраняет влияние различного уровня записи телефона и регистраторов</w:t>
+            </w:r>
+          </w:p>
+        </w:tc>
+      </w:tr>
+      <w:tr>
+        <w:trPr>
+          <w:tblCellSpacing w:w="15" w:type="dxa"/>
+        </w:trPr>
+        <w:tc>
+          <w:tcPr>
+            <w:tcW w:w="0" w:type="auto"/>
+            <w:vAlign w:val="center"/>
+            <w:hideMark/>
+          </w:tcPr>
+          <w:p>
+            <w:r>
+              <w:t>5</w:t>
+            </w:r>
+          </w:p>
+        </w:tc>
+        <w:tc>
+          <w:tcPr>
+            <w:tcW w:w="0" w:type="auto"/>
+            <w:vAlign w:val="center"/>
+            <w:hideMark/>
+          </w:tcPr>
+          <w:p>
+            <w:r>
+              <w:t>FFT-кросс-корреляция</w:t>
+            </w:r>
+          </w:p>
+        </w:tc>
+        <w:tc>
+          <w:tcPr>
+            <w:tcW w:w="0" w:type="auto"/>
+            <w:vAlign w:val="center"/>
+            <w:hideMark/>
+          </w:tcPr>
+          <w:p>
+            <w:r>
+              <w:rPr>
+                <w:rStyle w:val="HTML1"/>
+                <w:rFonts w:eastAsia="MS Mincho"/>
+              </w:rPr>
+              <w:t>scipy.signal.fftconvolve</w:t>
+            </w:r>
+          </w:p>
+        </w:tc>
+        <w:tc>
+          <w:tcPr>
+            <w:tcW w:w="1765" w:type="dxa"/>
+            <w:vAlign w:val="center"/>
+            <w:hideMark/>
+          </w:tcPr>
+          <w:p>
+            <w:pPr>
+              <w:rPr>
+                <w:lang w:val="en-US"/>
+              </w:rPr>
+            </w:pPr>
+            <w:r>
+              <w:rPr>
+                <w:rStyle w:val="HTML1"/>
+                <w:rFonts w:eastAsia="MS Mincho"/>
+                <w:lang w:val="en-US"/>
+              </w:rPr>
+              <w:t>mode='full'</w:t>
+            </w:r>
+            <w:r>
+              <w:rPr>
+                <w:lang w:val="en-US"/>
+              </w:rPr>
+              <w:t xml:space="preserve">; O(N log N) </w:t>
+            </w:r>
+            <w:r>
+              <w:t>против</w:t>
+            </w:r>
+            <w:r>
+              <w:rPr>
+                <w:lang w:val="en-US"/>
+              </w:rPr>
+              <w:t xml:space="preserve"> O(N²) </w:t>
+            </w:r>
+            <w:r>
+              <w:t>у</w:t>
+            </w:r>
+            <w:r>
+              <w:rPr>
+                <w:lang w:val="en-US"/>
+              </w:rPr>
+              <w:t xml:space="preserve"> </w:t>
+            </w:r>
+            <w:r>
+              <w:rPr>
+                <w:rStyle w:val="HTML1"/>
+                <w:rFonts w:eastAsia="MS Mincho"/>
+                <w:lang w:val="en-US"/>
+              </w:rPr>
+              <w:t>scipy.signal.correlate</w:t>
+            </w:r>
+          </w:p>
+        </w:tc>
+      </w:tr>
+      <w:tr>
+        <w:trPr>
+          <w:tblCellSpacing w:w="15" w:type="dxa"/>
+        </w:trPr>
+        <w:tc>
+          <w:tcPr>
+            <w:tcW w:w="0" w:type="auto"/>
+            <w:vAlign w:val="center"/>
+            <w:hideMark/>
+          </w:tcPr>
+          <w:p>
+            <w:r>
+              <w:t>6</w:t>
+            </w:r>
+          </w:p>
+        </w:tc>
+        <w:tc>
+          <w:tcPr>
+            <w:tcW w:w="0" w:type="auto"/>
+            <w:vAlign w:val="center"/>
+            <w:hideMark/>
+          </w:tcPr>
+          <w:p>
+            <w:r>
+              <w:t>Определение временно́го лага</w:t>
+            </w:r>
+          </w:p>
+        </w:tc>
+        <w:tc>
+          <w:tcPr>
+            <w:tcW w:w="0" w:type="auto"/>
+            <w:vAlign w:val="center"/>
+            <w:hideMark/>
+          </w:tcPr>
+          <w:p>
+            <w:r>
+              <w:t xml:space="preserve">NumPy </w:t>
+            </w:r>
+            <w:r>
+              <w:rPr>
+                <w:rStyle w:val="HTML1"/>
+                <w:rFonts w:eastAsia="MS Mincho"/>
+              </w:rPr>
+              <w:t>argmax</w:t>
+            </w:r>
+          </w:p>
+        </w:tc>
+        <w:tc>
+          <w:tcPr>
+            <w:tcW w:w="1765" w:type="dxa"/>
+            <w:vAlign w:val="center"/>
+            <w:hideMark/>
+          </w:tcPr>
+          <w:p>
+            <w:r>
+              <w:t xml:space="preserve">Позиция максимума корреляционной функции пересчитывается в секунды: </w:t>
+            </w:r>
+            <w:r>
+              <w:rPr>
+                <w:rStyle w:val="HTML1"/>
+                <w:rFonts w:eastAsia="MS Mincho"/>
+              </w:rPr>
+              <w:t>lag_samples / sr</w:t>
+            </w:r>
+          </w:p>
+        </w:tc>
+      </w:tr>
+    </w:tbl>
+    <w:p>
+      <w:pPr>
+        <w:pStyle w:val="a8"/>
+      </w:pPr>
+      <w:r>
+        <w:rPr>
+          <w:rStyle w:val="af1"/>
+        </w:rPr>
+        <w:t>Оркестрирование: классы</w:t>
+      </w:r>
+      <w:r>
+        <w:t xml:space="preserve"> </w:t>
+      </w:r>
+      <w:r>
+        <w:rPr>
+          <w:rStyle w:val="HTML1"/>
+          <w:rFonts w:eastAsia="MS Mincho"/>
+        </w:rPr>
+        <w:t>SyncPipeline</w:t>
+      </w:r>
+      <w:r>
+        <w:t xml:space="preserve"> и </w:t>
+      </w:r>
+      <w:r>
+        <w:rPr>
+          <w:rStyle w:val="HTML1"/>
+          <w:rFonts w:eastAsia="MS Mincho"/>
+        </w:rPr>
+        <w:t>FullDatasetResync</w:t>
+      </w:r>
+      <w:r>
+        <w:t xml:space="preserve">. </w:t>
+      </w:r>
+      <w:r>
+        <w:rPr>
+          <w:rStyle w:val="HTML1"/>
+          <w:rFonts w:eastAsia="MS Mincho"/>
+        </w:rPr>
+        <w:t>SyncPipeline</w:t>
+      </w:r>
+      <w:r>
+        <w:t xml:space="preserve"> (</w:t>
+      </w:r>
+      <w:r>
+        <w:rPr>
+          <w:rStyle w:val="HTML1"/>
+          <w:rFonts w:eastAsia="MS Mincho"/>
+        </w:rPr>
+        <w:t>sync_pipeline.py</w:t>
+      </w:r>
+      <w:r>
+        <w:t xml:space="preserve">) решает задачу одной сессии: загружает первые 40 с аудиодорожки телефона и каждого регистратора, вызывает </w:t>
+      </w:r>
+      <w:r>
+        <w:rPr>
+          <w:rStyle w:val="HTML1"/>
+          <w:rFonts w:eastAsia="MS Mincho"/>
+        </w:rPr>
+        <w:t>AudioAligner.find_offset</w:t>
+      </w:r>
+      <w:r>
+        <w:t xml:space="preserve"> и пропагирует скорректированное время на все последующие файлы камеры путём последовательного прибавления длительности каждого клипа. </w:t>
+      </w:r>
+      <w:r>
+        <w:rPr>
+          <w:rStyle w:val="HTML1"/>
+          <w:rFonts w:eastAsia="MS Mincho"/>
+        </w:rPr>
+        <w:t>FullDatasetResync</w:t>
+      </w:r>
+      <w:r>
+        <w:t xml:space="preserve"> (</w:t>
+      </w:r>
+      <w:r>
+        <w:rPr>
+          <w:rStyle w:val="HTML1"/>
+          <w:rFonts w:eastAsia="MS Mincho"/>
+        </w:rPr>
+        <w:t>resync_full_dataset.py</w:t>
+      </w:r>
+      <w:r>
+        <w:t xml:space="preserve">) масштабирует подход на весь датасет: для каждого файла регистратора автоматически определяется соответствующий фрагмент записи телефона с помощью функции </w:t>
+      </w:r>
+      <w:r>
+        <w:rPr>
+          <w:rStyle w:val="HTML1"/>
+          <w:rFonts w:eastAsia="MS Mincho"/>
+        </w:rPr>
+        <w:lastRenderedPageBreak/>
+        <w:t>get_master_audio_segment</w:t>
+      </w:r>
+      <w:r>
+        <w:t>, реализующей поиск по временно́й метке (</w:t>
+      </w:r>
+      <w:r>
+        <w:rPr>
+          <w:rStyle w:val="HTML1"/>
+          <w:rFonts w:eastAsia="MS Mincho"/>
+        </w:rPr>
+        <w:t>calc_start_time</w:t>
+      </w:r>
+      <w:r>
+        <w:t xml:space="preserve"> / </w:t>
+      </w:r>
+      <w:r>
+        <w:rPr>
+          <w:rStyle w:val="HTML1"/>
+          <w:rFonts w:eastAsia="MS Mincho"/>
+        </w:rPr>
+        <w:t>calc_end_time</w:t>
+      </w:r>
+      <w:r>
+        <w:t xml:space="preserve">). Окно поиска для первого файла каждой камеры составляет 120 с (широкий поиск с начала сессии); для последующих файлов применяется узкое окно ±25 с от ожидаемого момента старта, вычисленного как конец предыдущего клипа. Критерий достоверности синхронизации: </w:t>
+      </w:r>
+      <w:r>
+        <w:rPr>
+          <w:rStyle w:val="HTML1"/>
+          <w:rFonts w:eastAsia="MS Mincho"/>
+        </w:rPr>
+        <w:t>corr_peak &gt; 10.0</w:t>
+      </w:r>
+      <w:r>
+        <w:t xml:space="preserve">; при невыполнении условия файл помечается как </w:t>
+      </w:r>
+      <w:r>
+        <w:rPr>
+          <w:rStyle w:val="HTML1"/>
+          <w:rFonts w:eastAsia="MS Mincho"/>
+        </w:rPr>
+        <w:t>fallback</w:t>
+      </w:r>
+      <w:r>
+        <w:t xml:space="preserve"> и его временна́я метка вычисляется экстраполяцией от предыдущего файла. Результат сохраняется в </w:t>
+      </w:r>
+      <w:r>
+        <w:rPr>
+          <w:rStyle w:val="HTML1"/>
+          <w:rFonts w:eastAsia="MS Mincho"/>
+        </w:rPr>
+        <w:t>reports/synced_manifest_full.csv</w:t>
+      </w:r>
+      <w:r>
+        <w:t>.</w:t>
+      </w:r>
+    </w:p>
+    <w:p>
+      <w:pPr>
+        <w:pStyle w:val="a8"/>
+      </w:pPr>
+      <w:r>
+        <w:rPr>
+          <w:rStyle w:val="af1"/>
+        </w:rPr>
+        <w:t>Инструменты верификации.</w:t>
+      </w:r>
+      <w:r>
+        <w:t xml:space="preserve"> Для контроля качества синхронизации разработан набор вспомогательных скриптов:</w:t>
+      </w:r>
+    </w:p>
+    <w:p>
+      <w:pPr>
+        <w:pStyle w:val="-1"/>
+      </w:pPr>
+      <w:r>
+        <w:rPr>
+          <w:rStyle w:val="HTML1"/>
+          <w:rFonts w:eastAsia="MS Mincho"/>
+        </w:rPr>
+        <w:t>verify_peaks.py</w:t>
+      </w:r>
+      <w:r>
+        <w:t xml:space="preserve"> — анализ формы корреляционного пика: ширина на уровне половины максимума (FWHM) и отношение пика к фоновому уровню; острый одиночный пик является признаком достоверной синхронизации;</w:t>
+      </w:r>
+    </w:p>
+    <w:p>
+      <w:pPr>
+        <w:pStyle w:val="-1"/>
+      </w:pPr>
+      <w:r>
+        <w:rPr>
+          <w:rStyle w:val="HTML1"/>
+          <w:rFonts w:eastAsia="MS Mincho"/>
+        </w:rPr>
+        <w:t>analyze_claps.py</w:t>
+      </w:r>
+      <w:r>
+        <w:t xml:space="preserve"> — onset-detection методами </w:t>
+      </w:r>
+      <w:r>
+        <w:rPr>
+          <w:rStyle w:val="HTML1"/>
+          <w:rFonts w:eastAsia="MS Mincho"/>
+        </w:rPr>
+        <w:t>librosa.onset.onset_detect</w:t>
+      </w:r>
+      <w:r>
+        <w:t xml:space="preserve"> для подтверждения того, что обнаруженная позиция соответствует хлопку, а не шумовому артефакту;</w:t>
+      </w:r>
+    </w:p>
+    <w:p>
+      <w:pPr>
+        <w:pStyle w:val="-1"/>
+      </w:pPr>
+      <w:r>
+        <w:rPr>
+          <w:rStyle w:val="HTML1"/>
+          <w:rFonts w:eastAsia="MS Mincho"/>
+        </w:rPr>
+        <w:t>verify_sync.py</w:t>
+      </w:r>
+      <w:r>
+        <w:t xml:space="preserve"> — визуальный контроль через OpenCV: кадры двух камер при найденном смещении выводятся рядом для ручной проверки соответствия.</w:t>
+      </w:r>
+    </w:p>
+    <w:p>
+      <w:pPr>
+        <w:pStyle w:val="a8"/>
+        <w:rPr>
+          <w:lang w:eastAsia="ru-RU"/>
+        </w:rPr>
+      </w:pPr>
+      <w:r>
+        <w:rPr>
+          <w:lang w:eastAsia="ru-RU"/>
+        </w:rPr>
+        <w:t xml:space="preserve">На первой паре видеофайлов, содержащей акустическую метку в начале записи, метод обеспечил покадровую точность синхронизации. Для последующих файлов аналогичного результата достичь не удалось: применяемые видеорегистраторы Ambertek SQ10 v2.0 автоматически разбивают запись на сегменты продолжительностью 5 минут, и ни один из этих сегментов не содержит хлопка. В отсутствие импульсной акустической метки алгоритм опирается на корреляцию фонового шума, что приводит к резкому снижению достоверности: значение </w:t>
+      </w:r>
+      <w:r>
+        <w:rPr>
+          <w:rFonts w:ascii="Courier New" w:hAnsi="Courier New" w:cs="Courier New"/>
+          <w:sz w:val="20"/>
+          <w:szCs w:val="20"/>
+          <w:lang w:eastAsia="ru-RU"/>
+        </w:rPr>
+        <w:t>corr_peak</w:t>
+      </w:r>
+      <w:r>
+        <w:rPr>
+          <w:lang w:eastAsia="ru-RU"/>
+        </w:rPr>
+        <w:t xml:space="preserve"> падает ниже порогового уровня 10.0, и файл уходит в режим </w:t>
+      </w:r>
+      <w:r>
+        <w:rPr>
+          <w:rFonts w:ascii="Courier New" w:hAnsi="Courier New" w:cs="Courier New"/>
+          <w:sz w:val="20"/>
+          <w:szCs w:val="20"/>
+          <w:lang w:eastAsia="ru-RU"/>
+        </w:rPr>
+        <w:t>fallback</w:t>
+      </w:r>
+      <w:r>
+        <w:rPr>
+          <w:lang w:eastAsia="ru-RU"/>
+        </w:rPr>
+        <w:t xml:space="preserve"> — его временна́я метка вычисляется экстраполяцией от конца предыдущего сегмента. Накопленная погрешность при таком подходе не контролируется.</w:t>
+      </w:r>
+    </w:p>
+    <w:p>
+      <w:pPr>
+        <w:pStyle w:val="-4"/>
+      </w:pPr>
+      <w:r>
+        <w:lastRenderedPageBreak/>
+        <w:t>Ручная синхронизация</w:t>
+      </w:r>
+    </w:p>
+    <w:p>
+      <w:pPr>
+        <w:pStyle w:val="a8"/>
+      </w:pPr>
+      <w:r>
+        <w:t>Ручная синхронизация реализована как резервный метод для сессий, в которых акустическая метка отсутствует или сигнал хлопка недостаточно различим на фоне шума двигателя. Дополнительно она служит инструментом верификации результатов автоматического пайплайна: оператор визуально оценивает соответствие кадров и, при необходимости, корректирует найденное смещение вручную.</w:t>
+      </w:r>
+    </w:p>
+    <w:p>
+      <w:pPr>
+        <w:pStyle w:val="a8"/>
+      </w:pPr>
+      <w:r>
+        <w:rPr>
+          <w:rStyle w:val="af1"/>
+        </w:rPr>
+        <w:t>Принцип метода.</w:t>
+      </w:r>
+      <w:r>
+        <w:t xml:space="preserve"> Основу реализации составляет функция </w:t>
+      </w:r>
+      <w:r>
+        <w:rPr>
+          <w:rStyle w:val="HTML1"/>
+          <w:rFonts w:eastAsia="MS Mincho"/>
+        </w:rPr>
+        <w:t>build_camera_timeline(video_files)</w:t>
+      </w:r>
+      <w:r>
+        <w:t xml:space="preserve">, принимающая на вход список файлов одной камеры. Для каждого файла вычисляются абсолютные временны́е метки всех кадров: зная длительность клипа (из </w:t>
+      </w:r>
+      <w:r>
+        <w:rPr>
+          <w:rStyle w:val="HTML1"/>
+          <w:rFonts w:eastAsia="MS Mincho"/>
+        </w:rPr>
+        <w:t>ffprobe</w:t>
+      </w:r>
+      <w:r>
+        <w:t>) и частоту кадров, функция восстанавливает временну́ю ось как</w:t>
+      </w:r>
+      <w:r>
+        <w:rPr>
+          <w:rStyle w:val="katex-mathml"/>
+        </w:rPr>
+        <w:t xml:space="preserve"> </w:t>
+      </w:r>
+      <w:r>
+        <w:rPr>
+          <w:rStyle w:val="katex-mathml"/>
+        </w:rPr>
+        <w:drawing>
+          <wp:inline distT="0" distB="0" distL="0" distR="0" wp14:anchorId="03772D60" wp14:editId="0E146816">
+            <wp:extent cx="2381582" cy="247685"/>
+            <wp:effectExtent l="0" t="0" r="0" b="0"/>
+            <wp:docPr id="20" name="Рисунок 20"/>
+            <wp:cNvGraphicFramePr>
+              <a:graphicFrameLocks xmlns:a="http://schemas.openxmlformats.org/drawingml/2006/main" noChangeAspect="1"/>
+            </wp:cNvGraphicFramePr>
+            <a:graphic xmlns:a="http://schemas.openxmlformats.org/drawingml/2006/main">
+              <a:graphicData uri="http://schemas.openxmlformats.org/drawingml/2006/picture">
+                <pic:pic xmlns:pic="http://schemas.openxmlformats.org/drawingml/2006/picture">
+                  <pic:nvPicPr>
+                    <pic:cNvPr id="1" name=""/>
+                    <pic:cNvPicPr/>
+                  </pic:nvPicPr>
+                  <pic:blipFill>
+                    <a:blip r:embed="rId54"/>
+                    <a:stretch>
+                      <a:fillRect/>
+                    </a:stretch>
+                  </pic:blipFill>
+                  <pic:spPr>
+                    <a:xfrm>
+                      <a:off x="0" y="0"/>
+                      <a:ext cx="2381582" cy="247685"/>
+                    </a:xfrm>
+                    <a:prstGeom prst="rect">
+                      <a:avLst/>
+                    </a:prstGeom>
+                  </pic:spPr>
+                </pic:pic>
+              </a:graphicData>
+            </a:graphic>
+          </wp:inline>
+        </w:drawing>
+      </w:r>
+      <w:r>
+        <w:t xml:space="preserve">. Вызов функции для трёх потоков — </w:t>
+      </w:r>
+      <w:r>
+        <w:rPr>
+          <w:rStyle w:val="HTML1"/>
+          <w:rFonts w:eastAsia="MS Mincho"/>
+        </w:rPr>
+        <w:t>phone_center</w:t>
+      </w:r>
+      <w:r>
+        <w:t xml:space="preserve">, </w:t>
+      </w:r>
+      <w:r>
+        <w:rPr>
+          <w:rStyle w:val="HTML1"/>
+          <w:rFonts w:eastAsia="MS Mincho"/>
+        </w:rPr>
+        <w:t>cam_left</w:t>
+      </w:r>
+      <w:r>
+        <w:t xml:space="preserve">, </w:t>
+      </w:r>
+      <w:r>
+        <w:rPr>
+          <w:rStyle w:val="HTML1"/>
+          <w:rFonts w:eastAsia="MS Mincho"/>
+        </w:rPr>
+        <w:t>cam_right</w:t>
+      </w:r>
+      <w:r>
+        <w:t xml:space="preserve"> — формирует три независимых покадровых таймлайна.</w:t>
+      </w:r>
+    </w:p>
+    <w:p>
+      <w:pPr>
+        <w:pStyle w:val="a8"/>
+      </w:pPr>
+      <w:r>
+        <w:t xml:space="preserve">Синхронизация выполняется путём задания словаря ручных смещений </w:t>
+      </w:r>
+      <w:r>
+        <w:rPr>
+          <w:rStyle w:val="HTML1"/>
+          <w:rFonts w:eastAsia="MS Mincho"/>
+        </w:rPr>
+        <w:t>session_offsets</w:t>
+      </w:r>
+      <w:r>
+        <w:t xml:space="preserve">, ключами которого служат идентификаторы сессий, а значениями — временны́е сдвиги в секундах, определённые оператором визуальным сопоставлением кадров. Скорректированная временна́я ось каждого регистратора вычисляется прибавлением соответствующего смещения ко всем меткам потока. После этого для каждого кадра опорного потока (телефон) ближайший кадр боковой камеры находится методом бинарного поиска </w:t>
+      </w:r>
+      <w:r>
+        <w:rPr>
+          <w:rStyle w:val="HTML1"/>
+          <w:rFonts w:eastAsia="MS Mincho"/>
+        </w:rPr>
+        <w:t>np.searchsorted</w:t>
+      </w:r>
+      <w:r>
+        <w:t xml:space="preserve"> по скорректированному таймлайну — это обеспечивает </w:t>
+      </w:r>
+      <w:r>
+        <w:rPr>
+          <w:rStyle w:val="katex-mathml"/>
+        </w:rPr>
+        <w:t>O(log⁡N)O(\log N)</w:t>
+      </w:r>
+      <w:r>
+        <w:rPr>
+          <w:rStyle w:val="mord"/>
+        </w:rPr>
+        <w:t>O</w:t>
+      </w:r>
+      <w:r>
+        <w:rPr>
+          <w:rStyle w:val="mopen"/>
+        </w:rPr>
+        <w:t>(</w:t>
+      </w:r>
+      <w:r>
+        <w:rPr>
+          <w:rStyle w:val="mop"/>
+        </w:rPr>
+        <w:t>log</w:t>
+      </w:r>
+      <w:r>
+        <w:rPr>
+          <w:rStyle w:val="mord"/>
+        </w:rPr>
+        <w:t>N</w:t>
+      </w:r>
+      <w:r>
+        <w:rPr>
+          <w:rStyle w:val="mclose"/>
+        </w:rPr>
+        <w:t>)</w:t>
+      </w:r>
+      <w:r>
+        <w:t xml:space="preserve"> вместо линейного перебора при объёме датасета в десятки тысяч кадров.</w:t>
+      </w:r>
+    </w:p>
+    <w:p>
+      <w:pPr>
+        <w:pStyle w:val="a8"/>
+      </w:pPr>
+      <w:r>
+        <w:rPr>
+          <w:rStyle w:val="af1"/>
+        </w:rPr>
+        <w:t>Результат.</w:t>
+      </w:r>
+      <w:r>
+        <w:t xml:space="preserve"> Выходом пайплайна является файл </w:t>
+      </w:r>
+      <w:r>
+        <w:rPr>
+          <w:rStyle w:val="HTML1"/>
+          <w:rFonts w:eastAsia="MS Mincho"/>
+        </w:rPr>
+        <w:t>manual_sync_videos.csv</w:t>
+      </w:r>
+      <w:r>
+        <w:t xml:space="preserve"> — таблица пофреймового сопоставления трёх потоков, где каждой строке опорного кадра телефона поставлены в соответствие индексы ближайших кадров левой и правой камер. Таблица передаётся в </w:t>
+      </w:r>
+      <w:r>
+        <w:rPr>
+          <w:rStyle w:val="HTML1"/>
+          <w:rFonts w:eastAsia="MS Mincho"/>
+        </w:rPr>
+        <w:t>SequenceDatasetBuilder</w:t>
+      </w:r>
+      <w:r>
+        <w:t xml:space="preserve"> как основа для извлечения синхронизированных последовательностей.</w:t>
+      </w:r>
+    </w:p>
+    <w:p>
+      <w:pPr>
+        <w:pStyle w:val="a8"/>
+        <w:rPr>
+          <w:szCs w:val="26"/>
+        </w:rPr>
+      </w:pPr>
+      <w:r>
+        <w:rPr>
+          <w:rStyle w:val="af1"/>
+        </w:rPr>
+        <w:t>Ограничения и статус.</w:t>
+      </w:r>
+      <w:r>
+        <w:t xml:space="preserve"> Метод не масштабируется на большие коллекции сессий: каждое значение </w:t>
+      </w:r>
+      <w:r>
+        <w:rPr>
+          <w:rStyle w:val="HTML1"/>
+          <w:rFonts w:eastAsia="MS Mincho"/>
+        </w:rPr>
+        <w:t>session_offsets</w:t>
+      </w:r>
+      <w:r>
+        <w:t xml:space="preserve"> требует ручного просмотра видеоматериала, что линейно увеличивает трудозатраты с ростом числа записей. </w:t>
+      </w:r>
+      <w:r>
+        <w:lastRenderedPageBreak/>
+        <w:t xml:space="preserve">Практическая точность ограничена частотой кадров камер: при 30 FPS минимальный квант выравнивания составляет ~33 мс, что не позволяет достичь субкадровой точности, принципиально доступной аудиометоду. Реализация выполнена в рамках отчёта по практике 2025 г. (Приложение А.2, </w:t>
+      </w:r>
+      <w:r>
+        <w:rPr>
+          <w:rStyle w:val="HTML1"/>
+          <w:rFonts w:eastAsia="MS Mincho"/>
+        </w:rPr>
+        <w:t>manual_sync_videos.py</w:t>
+      </w:r>
+      <w:r>
+        <w:t xml:space="preserve">); верификация численных результатов и таблица смещений по сессиям </w:t>
+      </w:r>
+      <w:r>
+        <w:rPr>
+          <w:szCs w:val="26"/>
+        </w:rPr>
+        <w:t>будут дополнены напарником.</w:t>
+      </w:r>
+    </w:p>
+    <w:p>
+      <w:pPr>
+        <w:pStyle w:val="-4"/>
+      </w:pPr>
+      <w:r>
+        <w:t>Итоги программной синхронизации</w:t>
+      </w:r>
+    </w:p>
+    <w:p>
+      <w:pPr>
+        <w:pStyle w:val="a8"/>
+      </w:pPr>
+      <w:r>
+        <w:t>Оба реализованных метода — автоматический (раздел 3.2.2.3) и ручной (раздел 3.2.2.4) — не обеспечили верифицированной синхронизации для полного объёма видеоматериала экспедиции I.</w:t>
+      </w:r>
+    </w:p>
+    <w:p>
+      <w:pPr>
+        <w:pStyle w:val="a8"/>
+      </w:pPr>
+      <w:r>
+        <w:t xml:space="preserve">Принципиальным источником проблемы является переменный битрейт AVI-записей Ambertek SQ10 v2.0: </w:t>
+      </w:r>
+      <w:r>
+        <w:rPr>
+          <w:rStyle w:val="HTML1"/>
+          <w:rFonts w:eastAsia="MS Mincho"/>
+        </w:rPr>
+        <w:t>ffprobe</w:t>
+      </w:r>
+      <w:r>
+        <w:t xml:space="preserve"> возвращает номинальное значение fps, тогда как фактическая частота кадров в условиях бортовой вибрации плавает в пределах нескольких процентов. При экстраполяции временны́х меток от первого клипа на последующие 5-минутные сегменты накопленный дрейф оказывается сопоставим или превышает длительность одного кадра (~33 мс), что сводит на нет любое выравнивание, достигнутое на первом файле. Второй источник ошибки — низкое отношение сигнал/шум хлопка в условиях работающего двигателя: при записи последующих сегментов акустическая метка отсутствует полностью, автоматический метод уходит в </w:t>
+      </w:r>
+      <w:r>
+        <w:rPr>
+          <w:rStyle w:val="HTML1"/>
+          <w:rFonts w:eastAsia="MS Mincho"/>
+        </w:rPr>
+        <w:t>fallback</w:t>
+      </w:r>
+      <w:r>
+        <w:t xml:space="preserve">-режим и результат определяется исключительно экстраполяцией. Порог </w:t>
+      </w:r>
+      <w:r>
+        <w:rPr>
+          <w:rStyle w:val="HTML1"/>
+          <w:rFonts w:eastAsia="MS Mincho"/>
+        </w:rPr>
+        <w:t>corr_peak &gt; 10.0</w:t>
+      </w:r>
+      <w:r>
+        <w:t xml:space="preserve"> в </w:t>
+      </w:r>
+      <w:r>
+        <w:rPr>
+          <w:rStyle w:val="HTML1"/>
+          <w:rFonts w:eastAsia="MS Mincho"/>
+        </w:rPr>
+        <w:t>FullDatasetResync</w:t>
+      </w:r>
+      <w:r>
+        <w:t xml:space="preserve"> является эвристическим и не гарантирует корректности синхронизации даже при его выполнении: значение пика зависит от длины сигнала и уровня фонового шума и не имеет абсолютной интерпретации.</w:t>
+      </w:r>
+    </w:p>
+    <w:p>
+      <w:pPr>
+        <w:pStyle w:val="a8"/>
+      </w:pPr>
+      <w:r>
+        <w:t>Количественная оценка достигнутой точности — таблица смещений по сессиям и погрешность в миллисекундах — будет дополнена напарником по результатам финального прогона пайплайна. Принципиальный вывод состоит в следующем: перечисленные источники ошибки обусловлены аппаратными ограничениями конфигурации экспедиции I и не могут быть полностью устранены программными методами. Это определило архитектурное решение для экспедиции II, описанное в разделе 3.2.2.6.</w:t>
+      </w:r>
+    </w:p>
+    <w:p>
+      <w:pPr>
+        <w:pStyle w:val="-4"/>
+      </w:pPr>
+      <w:r>
+        <w:lastRenderedPageBreak/>
+        <w:t>Аппаратная синхронизация в экспедиции II</w:t>
+      </w:r>
+    </w:p>
+    <w:p>
+      <w:pPr>
+        <w:pStyle w:val="a8"/>
+      </w:pPr>
+      <w:r>
+        <w:t>Три проблемы, выявленные в разделе 3.2.2.1 — отсутствие общей временно́й базы, нестабильный fps AVI-записей и принципиальная невозможность субкадровой точности при программном выравнивании — устраняются единым аппаратным решением, реализованным в конфигурации экспедиции II.</w:t>
+      </w:r>
+    </w:p>
+    <w:p>
+      <w:pPr>
+        <w:pStyle w:val="a8"/>
+      </w:pPr>
+      <w:r>
+        <w:t>Сигнал старта записи формируется на GPIO-выходе NVIDIA Jetson Orin Nano 8 GB и подаётся через оптопару PC817, обеспечивающую гальваническую развязку между управляющей схемой и цепью питания камер. Питание цепи триггера осуществляется от блока Mean Well DDR-15G-12 (12 В, монтаж на DIN-рейку). Все три камеры конфигурации — VisCam NS-503UC (центральная) и два модуля AR0234 (левая и правая) — получают сигнал одновременно, что обеспечивает общую временну́ю базу с точностью менее 1 мс. Камеры AR0234 оснащены матрицей с глобальным затвором (Global Shutter), что дополнительно устраняет субкадровые геометрические искажения, характерные для Rolling Shutter Ambertek, и делает кадры пригодными для метрического стереодепта без дополнительной коррекции.</w:t>
+      </w:r>
+    </w:p>
+    <w:p>
+      <w:pPr>
+        <w:pStyle w:val="a8"/>
+      </w:pPr>
+      <w:r>
+        <w:t>Аппаратная синхронизация полностью исключает необходимость в программном выравнивании видеопотоков и является одним из ключевых архитектурных улучшений конфигурации экспедиции II относительно экспедиции I (см. раздел 3.2.1, таблица сравнения конфигураций).</w:t>
+      </w:r>
+    </w:p>
+    <w:p>
+      <w:pPr>
+        <w:pStyle w:val="a"/>
+      </w:pPr>
+      <w:r>
+        <w:t>Исследование синхронизации видео с данными сенсоров</w:t>
+      </w:r>
+    </w:p>
+    <w:p>
+      <w:pPr>
+        <w:pStyle w:val="-4"/>
+      </w:pPr>
+      <w:r>
+        <w:t>Постановка проблемы</w:t>
+      </w:r>
+    </w:p>
+    <w:p>
+      <w:pPr>
+        <w:pStyle w:val="a8"/>
+      </w:pPr>
+      <w:r>
+        <w:t>Параллельно с задачей синхронизации видеопотоков между камерами (раздел 3.2.2) решалась смежная задача: сопоставление каждого кадра видеозаписи с ближайшим по времени замером сенсоров — угловой ориентации</w:t>
+      </w:r>
+      <w:r>
+        <w:t xml:space="preserve"> платформы (Roll, Pitch, Yaw) и координат GNSS (Latitude, Longitude). Результат такого совмещения необходим для двух последующих этапов обработки: электронной стабилизации изображения (EIS, раздел 3.6) на основе данных IMU и мультимодального слияния сенсорных данных (Sensor Fusion, раздел 3.9).</w:t>
+      </w:r>
+    </w:p>
+    <w:p>
+      <w:pPr>
+        <w:pStyle w:val="a8"/>
+      </w:pPr>
+      <w:r>
+        <w:t xml:space="preserve">Исходные данные двух типов имели принципиально различный формат временны́х меток. CSV-логи IMU и GNSS записывались приложением на смартфоне </w:t>
+      </w:r>
+      <w:r>
+        <w:lastRenderedPageBreak/>
+        <w:t xml:space="preserve">Honor X7d и содержали метки в виде Unix-времени в миллисекундах в часовом поясе UTC. Временны́е метки видеопотоков, сформированные скриптом </w:t>
+      </w:r>
+      <w:r>
+        <w:rPr>
+          <w:rStyle w:val="HTML1"/>
+          <w:rFonts w:eastAsia="MS Mincho"/>
+        </w:rPr>
+        <w:t>manual_sync_videos.py</w:t>
+      </w:r>
+      <w:r>
+        <w:t xml:space="preserve">, хранились в файле </w:t>
+      </w:r>
+      <w:r>
+        <w:rPr>
+          <w:rStyle w:val="HTML1"/>
+          <w:rFonts w:eastAsia="MS Mincho"/>
+        </w:rPr>
+        <w:t>sync_videos.csv</w:t>
+      </w:r>
+      <w:r>
+        <w:t xml:space="preserve"> в наносекундах и были привязаны к местному времени UTC+3. Таким образом, перед любым сопоставлением требовалось устранить одновременно три несоответствия: единицы измерения (мс против нс), часовой пояс (UTC против UTC+3) и абсолютный масштаб временны́х шкал.</w:t>
+      </w:r>
+    </w:p>
+    <w:p>
+      <w:pPr>
+        <w:pStyle w:val="a8"/>
+        <w:rPr>
+          <w:szCs w:val="26"/>
+        </w:rPr>
+      </w:pPr>
+      <w:r>
+        <w:t xml:space="preserve">Дополнительную трудность представляла нестабильная частота записи GPS-данных смартфоном: в зависимости от условий приёма сигнала и состояния буфера приложения интервал между соседними замерами варьировался от 0.5 до 2 Гц. При жёстком пороге допустимого рассогласования это непосредственно определяло </w:t>
+      </w:r>
+      <w:r>
+        <w:rPr>
+          <w:szCs w:val="26"/>
+        </w:rPr>
+        <w:t>долю кадров, для которых сенсорное значение окажется недоступным.</w:t>
+      </w:r>
+    </w:p>
+    <w:p>
+      <w:pPr>
+        <w:pStyle w:val="-4"/>
+      </w:pPr>
+      <w:r>
+        <w:t>Реализация: приведение временны́х меток и наложение</w:t>
+      </w:r>
+    </w:p>
+    <w:p>
+      <w:pPr>
+        <w:pStyle w:val="a8"/>
+        <w:rPr>
+          <w:szCs w:val="26"/>
+        </w:rPr>
+      </w:pPr>
+      <w:r>
+        <w:rPr>
+          <w:szCs w:val="26"/>
+        </w:rPr>
+        <w:t>Реализация выполнена в два последовательных шага: сначала приведение временны́х зон сенсорных логов, затем непосредственное наложение на видеопоток.</w:t>
+      </w:r>
+    </w:p>
+    <w:p>
+      <w:pPr>
+        <w:pStyle w:val="a8"/>
+      </w:pPr>
+      <w:r>
+        <w:rPr>
+          <w:szCs w:val="26"/>
+        </w:rPr>
+        <w:t>На первом шаге скрипт</w:t>
+      </w:r>
+      <w:r>
+        <w:t xml:space="preserve"> </w:t>
+      </w:r>
+      <w:r>
+        <w:rPr>
+          <w:rStyle w:val="HTML1"/>
+          <w:rFonts w:eastAsia="MS Mincho"/>
+        </w:rPr>
+        <w:t>new_csv.py</w:t>
+      </w:r>
+      <w:r>
+        <w:t xml:space="preserve"> конвертирует временны́е метки всех CSV-файлов сенсоров из UTC в UTC+3 прибавлением фиксированного смещения: </w:t>
+      </w:r>
+      <w:r>
+        <w:rPr>
+          <w:rStyle w:val="HTML1"/>
+          <w:rFonts w:eastAsia="MS Mincho"/>
+        </w:rPr>
+        <w:t>df['time'] = df['time'] + 3 * 3600</w:t>
+      </w:r>
+      <w:r>
+        <w:t>. После конвертации обе шкалы — видео и сенсоры — оказываются в одном часовом поясе, что делает их непосредственно сопоставимыми.</w:t>
+      </w:r>
+    </w:p>
+    <w:p>
+      <w:pPr>
+        <w:pStyle w:val="a8"/>
+      </w:pPr>
+      <w:r>
+        <w:t xml:space="preserve">На втором шаге скрипт </w:t>
+      </w:r>
+      <w:r>
+        <w:rPr>
+          <w:rStyle w:val="HTML1"/>
+          <w:rFonts w:eastAsia="MS Mincho"/>
+        </w:rPr>
+        <w:t>sync_videos_and_sensors.py</w:t>
+      </w:r>
+      <w:r>
+        <w:t xml:space="preserve"> загружает </w:t>
+      </w:r>
+      <w:r>
+        <w:rPr>
+          <w:rStyle w:val="HTML1"/>
+          <w:rFonts w:eastAsia="MS Mincho"/>
+        </w:rPr>
+        <w:t>sync_videos.csv</w:t>
+      </w:r>
+      <w:r>
+        <w:t xml:space="preserve"> (временны́е метки кадров в наносекундах) и сконвертированные сенсорные CSV-файлы, после чего для каждого столбца каждого сенсорного файла применяет функцию </w:t>
+      </w:r>
+      <w:r>
+        <w:rPr>
+          <w:rStyle w:val="HTML1"/>
+          <w:rFonts w:eastAsia="MS Mincho"/>
+        </w:rPr>
+        <w:t>nearest_with_threshold</w:t>
+      </w:r>
+      <w:r>
+        <w:t xml:space="preserve">. Алгоритм функции: </w:t>
+      </w:r>
+      <w:r>
+        <w:rPr>
+          <w:rStyle w:val="HTML1"/>
+          <w:rFonts w:eastAsia="MS Mincho"/>
+        </w:rPr>
+        <w:t>np.searchsorted</w:t>
+      </w:r>
+      <w:r>
+        <w:t xml:space="preserve"> находит позицию вставки временно́й метки кадра в отсортированный массив меток сенсора; из левого и правого соседей выбирается ближайший; если минимальное расстояние превышает порог </w:t>
+      </w:r>
+      <w:r>
+        <w:rPr>
+          <w:rStyle w:val="HTML1"/>
+          <w:rFonts w:eastAsia="MS Mincho"/>
+        </w:rPr>
+        <w:t>MAX_DIFF_NS = 100 000 000</w:t>
+      </w:r>
+      <w:r>
+        <w:t xml:space="preserve"> нс (100 мс), ячейка заполняется </w:t>
+      </w:r>
+      <w:r>
+        <w:rPr>
+          <w:rStyle w:val="HTML1"/>
+          <w:rFonts w:eastAsia="MS Mincho"/>
+        </w:rPr>
+        <w:t>NaN</w:t>
+      </w:r>
+      <w:r>
+        <w:t xml:space="preserve">. Результат записывается в </w:t>
+      </w:r>
+      <w:r>
+        <w:rPr>
+          <w:rStyle w:val="HTML1"/>
+          <w:rFonts w:eastAsia="MS Mincho"/>
+        </w:rPr>
+        <w:t>video_with_sensors.csv</w:t>
+      </w:r>
+      <w:r>
+        <w:t>: каждая строка соответствует одному кадру и содержит путь к файлу, временну́ю метку и сопоставленные значения Roll, Pitch, Yaw, Latitude, Longitude из всех доступных сенсорных источников.</w:t>
+      </w:r>
+    </w:p>
+    <w:p>
+      <w:pPr>
+        <w:pStyle w:val="-4"/>
+      </w:pPr>
+      <w:r>
+        <w:lastRenderedPageBreak/>
+        <w:t>Ограничения и статус</w:t>
+      </w:r>
+    </w:p>
+    <w:p>
+      <w:pPr>
+        <w:pStyle w:val="a8"/>
+      </w:pPr>
+      <w:r>
+        <w:t xml:space="preserve">Достигнутое качество совмещения оказалось недостаточным для практического применения в EIS и Sensor Fusion. Основная причина — нестабильная частота записи GPS-данных смартфоном: при интервалах между замерами, достигающих 2 с, порог в 100 мс отсекает подавляющее большинство кадров, оставляя для координат GNSS значение </w:t>
+      </w:r>
+      <w:r>
+        <w:rPr>
+          <w:rStyle w:val="HTML1"/>
+          <w:rFonts w:eastAsia="MS Mincho"/>
+        </w:rPr>
+        <w:t>NaN</w:t>
+      </w:r>
+      <w:r>
+        <w:t>. Данные IMU записывались с более высокой частотой, однако CSV-логи смартфона содержали пропуски и скачки временны́х меток, что приводило к дополнительным потерям при наложении. В итоге доля кадров с полным набором валидных сенсорных значений оказалась недостаточной для обучения и инференса моделей, опирающихся на мультимодальные данные.</w:t>
+      </w:r>
+    </w:p>
+    <w:p>
+      <w:pPr>
+        <w:pStyle w:val="a8"/>
+      </w:pPr>
+      <w:r>
+        <w:t>Для экспедиции II задача решается на архитектурном уровне: переход на выделенный IMU-модуль с детерминированной частотой записи и аппаратная синхронизация всех потоков по единому триггеру (раздел 3.2.2.6) устраняют оба источника проблемы — нерегулярность замеров и рассогласование временны́х шкал. Задача программного совмещения видео с сенсорными данными в конфигурации экспедиции I остаётся незакрытой и не переносится в последующие итерации в исходном виде.</w:t>
+      </w:r>
+    </w:p>
+    <w:p>
+      <w:pPr>
+        <w:pStyle w:val="a"/>
+      </w:pPr>
+      <w:r>
+        <w:t>Исследование методов улучшения качества изображений</w:t>
+      </w:r>
+    </w:p>
+    <w:p>
+      <w:pPr>
+        <w:pStyle w:val="a8"/>
+      </w:pPr>
+    </w:p>
+    <w:p>
+      <w:pPr>
+        <w:pStyle w:val="a"/>
+      </w:pPr>
+      <w:r>
+        <w:t>Исследование методов сэмплирования кадров</w:t>
+      </w:r>
+    </w:p>
+    <w:p>
+      <w:pPr>
+        <w:pStyle w:val="a8"/>
+      </w:pPr>
+    </w:p>
+    <w:p>
+      <w:pPr>
+        <w:pStyle w:val="a"/>
+      </w:pPr>
+      <w:r>
+        <w:t>Ignore-маски</w:t>
+      </w:r>
+    </w:p>
+    <w:p>
+      <w:pPr>
+        <w:pStyle w:val="a8"/>
+      </w:pPr>
+    </w:p>
+    <w:p>
+      <w:pPr>
+        <w:pStyle w:val="a"/>
+      </w:pPr>
+      <w:r>
+        <w:t>Формирование набора данных для разметки</w:t>
+      </w:r>
+    </w:p>
+    <w:p>
+      <w:pPr>
+        <w:pStyle w:val="a8"/>
+      </w:pPr>
+      <w:r>
+        <w:t>Постановка задачи</w:t>
+      </w:r>
+    </w:p>
+    <w:p>
+      <w:pPr>
+        <w:pStyle w:val="a8"/>
+      </w:pPr>
+      <w:r>
+        <w:lastRenderedPageBreak/>
+        <w:t xml:space="preserve">Сырой видеоматериал экспедиции I не пригоден для непосредственной разметки по трём причинам. Во-первых, запись велась при частоте </w:t>
+      </w:r>
+      <w:r>
+        <w:rPr>
+          <w:rStyle w:val="af1"/>
+        </w:rPr>
+        <w:t>30 FPS</w:t>
+      </w:r>
+      <w:r>
+        <w:t xml:space="preserve">: соседние кадры практически идентичны — попиксельное изменение сцены между ними минимально, поэтому разметка каждого кадра многократно увеличивала бы трудозатраты без прироста семантического разнообразия. Во-вторых, задача Video Panoptic Segmentation (VPS) принципиально отличается от разметки отдельных изображений: модель должна не только сегментировать объекты, но и сохранять их идентичность во времени через </w:t>
+      </w:r>
+      <w:r>
+        <w:rPr>
+          <w:rStyle w:val="af1"/>
+        </w:rPr>
+        <w:t>Track ID</w:t>
+      </w:r>
+      <w:r>
+        <w:t xml:space="preserve">. Это требует, чтобы обучающие данные были организованы в виде </w:t>
+      </w:r>
+      <w:r>
+        <w:rPr>
+          <w:rStyle w:val="af1"/>
+        </w:rPr>
+        <w:t>плотных временны́х последовательностей</w:t>
+      </w:r>
+      <w:r>
+        <w:t>, а не разрозненного набора кадров. В-третьих, распределение сцен в исходных видео крайне неравномерно: подавляющее большинство записей содержит только воду, берег и небо, тогда как навигационно значимые объекты — буи, навигационные знаки, причальные сооружения — встречаются редко и занимают малую долю кадров. Простое равномерное сэмплирование по времени привело бы к сильному дисбалансу классов в итоговом датасете.</w:t>
+      </w:r>
+      <w:r>
+        <w:rPr>
+          <w:rStyle w:val="inline-block"/>
+        </w:rPr>
+        <w:t>Sammari-po-kazhdomu-otchetu.docx</w:t>
+      </w:r>
+      <w:r>
+        <w:rPr>
+          <w:rStyle w:val="opacity-50"/>
+        </w:rPr>
+        <w:t xml:space="preserve">, </w:t>
+      </w:r>
+      <w:r>
+        <w:rPr>
+          <w:rStyle w:val="opacity-50"/>
+        </w:rPr>
+        <w:t>Dokumentatsiia-po-sozdaniiu-dataseta.pdf</w:t>
+      </w:r>
+    </w:p>
+    <w:p>
+      <w:pPr>
+        <w:pStyle w:val="a8"/>
+      </w:pPr>
+      <w:r>
+        <w:t>Таким образом, перед формированием набора данных стояли следующие требования:</w:t>
+      </w:r>
+    </w:p>
+    <w:p>
+      <w:pPr>
+        <w:pStyle w:val="-1"/>
+      </w:pPr>
+      <w:r>
+        <w:t>снизить частоту кадров с 30 FPS до уровня, обеспечивающего содержательное межкадровое изменение сцены при сохранении непрерывности трекинга объектов;</w:t>
+      </w:r>
+    </w:p>
+    <w:p>
+      <w:pPr>
+        <w:pStyle w:val="-1"/>
+      </w:pPr>
+      <w:r>
+        <w:t>обеспечить покрытие редких классов (Buoy, LandingMark, BridgeLight) за счёт целенаправленного отбора ключевых кадров;</w:t>
+      </w:r>
+    </w:p>
+    <w:p>
+      <w:pPr>
+        <w:pStyle w:val="-1"/>
+      </w:pPr>
+      <w:r>
+        <w:t xml:space="preserve">организовать выход в виде структурированных клипов, совместимых с VPS-разметкой в CVAT: тройка </w:t>
+      </w:r>
+      <w:r>
+        <w:rPr>
+          <w:rStyle w:val="HTML1"/>
+          <w:rFonts w:eastAsia="MS Mincho"/>
+        </w:rPr>
+        <w:t>videos/</w:t>
+      </w:r>
+      <w:r>
+        <w:t xml:space="preserve">, </w:t>
+      </w:r>
+      <w:r>
+        <w:rPr>
+          <w:rStyle w:val="HTML1"/>
+          <w:rFonts w:eastAsia="MS Mincho"/>
+        </w:rPr>
+        <w:t>frames/</w:t>
+      </w:r>
+      <w:r>
+        <w:t xml:space="preserve">, </w:t>
+      </w:r>
+      <w:r>
+        <w:rPr>
+          <w:rStyle w:val="HTML1"/>
+          <w:rFonts w:eastAsia="MS Mincho"/>
+        </w:rPr>
         <w:t>metadata/</w:t>
       </w:r>
       <w:r>
@@ -14078,7 +19066,6 @@
         <w:pStyle w:val="a8"/>
       </w:pPr>
       <w:r>
-        <w:lastRenderedPageBreak/>
         <w:t>Весь процесс реализован в виде последовательных шагов, каждый из которых преобразует данные в строго определённую промежуточную форму. Таблица 3.X описывает полную цепочку.</w:t>
       </w:r>
     </w:p>
@@ -14138,6 +19125,7 @@
                 <w:b/>
                 <w:bCs/>
               </w:rPr>
+              <w:lastRenderedPageBreak/>
               <w:t>Шаг</w:t>
             </w:r>
           </w:p>
@@ -14962,29 +19950,29 @@
         <w:t>первичной фильтрации</w:t>
       </w:r>
       <w:r>
-        <w:t xml:space="preserve">: из сырого потока выделяются кадры-кандидаты, затем итеративно сужаются до набора ключевых </w:t>
+        <w:t xml:space="preserve">: из сырого потока выделяются кадры-кандидаты, затем итеративно сужаются до набора ключевых кадров, задающих семантически богатые точки видеоряда. Шаги 4–5 образуют блок </w:t>
+      </w:r>
+      <w:r>
+        <w:rPr>
+          <w:rStyle w:val="af1"/>
+        </w:rPr>
+        <w:t>генерации последовательностей</w:t>
+      </w:r>
+      <w:r>
+        <w:t xml:space="preserve">: вокруг каждого ключевого кадра восстанавливается временной контекст в исходном видео и формируются плотные клипы при 5 FPS. Шаги 6–7 образуют блок </w:t>
+      </w:r>
+      <w:r>
+        <w:rPr>
+          <w:rStyle w:val="af1"/>
+        </w:rPr>
+        <w:t>аудита и отбора</w:t>
+      </w:r>
+      <w:r>
+        <w:t xml:space="preserve">: каждый клип </w:t>
       </w:r>
       <w:r>
         <w:lastRenderedPageBreak/>
-        <w:t xml:space="preserve">кадров, задающих семантически богатые точки видеоряда. Шаги 4–5 образуют блок </w:t>
-      </w:r>
-      <w:r>
-        <w:rPr>
-          <w:rStyle w:val="af1"/>
-        </w:rPr>
-        <w:t>генерации последовательностей</w:t>
-      </w:r>
-      <w:r>
-        <w:t xml:space="preserve">: вокруг каждого ключевого кадра восстанавливается временной контекст в исходном видео и формируются плотные клипы при 5 FPS. Шаги 6–7 образуют блок </w:t>
-      </w:r>
-      <w:r>
-        <w:rPr>
-          <w:rStyle w:val="af1"/>
-        </w:rPr>
-        <w:t>аудита и отбора</w:t>
-      </w:r>
-      <w:r>
-        <w:t>: каждый клип описывается по составу классов и передаётся на разметку.</w:t>
+        <w:t>описывается по составу классов и передаётся на разметку.</w:t>
       </w:r>
       <w:r>
         <w:rPr>
@@ -15054,7 +20042,7 @@
       <w:r>
         <w:t xml:space="preserve"> (Honor X7d, центральная).</w:t>
       </w:r>
-      <w:hyperlink r:id="rId49" w:tgtFrame="_blank" w:history="1">
+      <w:hyperlink r:id="rId55" w:tgtFrame="_blank" w:history="1">
         <w:r>
           <w:rPr>
             <w:rStyle w:val="inline-block"/>
@@ -15080,7 +20068,7 @@
       <w:r>
         <w:t xml:space="preserve">Извлечение выполнено скриптом </w:t>
       </w:r>
-      <w:hyperlink r:id="rId50" w:tgtFrame="_blank" w:history="1">
+      <w:hyperlink r:id="rId56" w:tgtFrame="_blank" w:history="1">
         <w:r>
           <w:rPr>
             <w:rStyle w:val="HTML1"/>
@@ -15144,7 +20132,7 @@
       <w:r>
         <w:t xml:space="preserve"> — исчерпывающий набор форматов, в которых сохраняются видеозаписи обеих используемых камер (AVI для Ambertek SQ10 v2.0 и MP4 для Honor X7d).</w:t>
       </w:r>
-      <w:hyperlink r:id="rId51" w:tgtFrame="_blank" w:history="1">
+      <w:hyperlink r:id="rId57" w:tgtFrame="_blank" w:history="1">
         <w:r>
           <w:rPr>
             <w:rStyle w:val="inline-block"/>
@@ -15210,7 +20198,7 @@
       <w:r>
         <w:t>) используется для однозначного восстановления соответствия «имя кадра → конкретное видео → конкретная позиция в нём». Любое нарушение порядка — добавление нового видеофайла в папку, переименование, изменение файловой системы — приведёт к тому, что уже извлечённые кадры потеряют связь со своим источником и станут непригодными для использования в пайплайне.</w:t>
       </w:r>
-      <w:hyperlink r:id="rId52" w:tgtFrame="_blank" w:history="1">
+      <w:hyperlink r:id="rId58" w:tgtFrame="_blank" w:history="1">
         <w:r>
           <w:rPr>
             <w:rStyle w:val="inline-block"/>
@@ -15226,7 +20214,6 @@
         <w:pStyle w:val="a8"/>
       </w:pPr>
       <w:r>
-        <w:lastRenderedPageBreak/>
         <w:t xml:space="preserve">Определение источника и параметр </w:t>
       </w:r>
       <w:r>
@@ -15262,7 +20249,11 @@
         <w:t>"center"</w:t>
       </w:r>
       <w:r>
-        <w:t xml:space="preserve"> — кадру присваивается префикс </w:t>
+        <w:t xml:space="preserve"> — кадру </w:t>
+      </w:r>
+      <w:r>
+        <w:lastRenderedPageBreak/>
+        <w:t xml:space="preserve">присваивается префикс </w:t>
       </w:r>
       <w:r>
         <w:rPr>
@@ -15372,7 +20363,7 @@
                     <pic:cNvPicPr/>
                   </pic:nvPicPr>
                   <pic:blipFill>
-                    <a:blip r:embed="rId53"/>
+                    <a:blip r:embed="rId59"/>
                     <a:stretch>
                       <a:fillRect/>
                     </a:stretch>
@@ -15486,7 +20477,6 @@
         <w:pStyle w:val="a8"/>
       </w:pPr>
       <w:r>
-        <w:lastRenderedPageBreak/>
         <w:t xml:space="preserve">Таким образом, </w:t>
       </w:r>
       <w:r>
@@ -15499,7 +20489,7 @@
       <w:r>
         <w:t xml:space="preserve"> обеспечивает плотность кандидатов, достаточную для захвата редких объектов, и одновременно управляемый объём пула для ручного просмотра.</w:t>
       </w:r>
-      <w:hyperlink r:id="rId54" w:tgtFrame="_blank" w:history="1">
+      <w:hyperlink r:id="rId60" w:tgtFrame="_blank" w:history="1">
         <w:r>
           <w:rPr>
             <w:rStyle w:val="inline-block"/>
@@ -15526,6 +20516,7 @@
         </w:rPr>
       </w:pPr>
       <w:r>
+        <w:lastRenderedPageBreak/>
         <w:t xml:space="preserve">Особого внимания требует обработка видео с центральной камеры (Honor X7d). Смартфон снимал в вертикальной ориентации, однако контейнер хранит кадры в горизонтальном расположении без флага поворота, распознаваемого OpenCV: метаданные </w:t>
       </w:r>
       <w:r>
@@ -15618,7 +20609,7 @@
                     <pic:cNvPicPr/>
                   </pic:nvPicPr>
                   <pic:blipFill>
-                    <a:blip r:embed="rId55"/>
+                    <a:blip r:embed="rId61"/>
                     <a:stretch>
                       <a:fillRect/>
                     </a:stretch>
@@ -15659,7 +20650,7 @@
       <w:r>
         <w:t xml:space="preserve"> вынесен в сигнатуру функции, что позволяет отключить автоповорот без изменения кода — например, при использовании видео, записанных с иными настройками смартфона или при наличии корректных метаданных ориентации.</w:t>
       </w:r>
-      <w:hyperlink r:id="rId56" w:tgtFrame="_blank" w:history="1">
+      <w:hyperlink r:id="rId62" w:tgtFrame="_blank" w:history="1">
         <w:r>
           <w:rPr>
             <w:rStyle w:val="inline-block"/>
@@ -15918,7 +20909,7 @@
       <w:r>
         <w:t xml:space="preserve"> его позицию в исходном видео.</w:t>
       </w:r>
-      <w:hyperlink r:id="rId57" w:tgtFrame="_blank" w:history="1">
+      <w:hyperlink r:id="rId63" w:tgtFrame="_blank" w:history="1">
         <w:r>
           <w:rPr>
             <w:rStyle w:val="inline-block"/>
@@ -15975,7 +20966,7 @@
                     <pic:cNvPicPr/>
                   </pic:nvPicPr>
                   <pic:blipFill>
-                    <a:blip r:embed="rId58"/>
+                    <a:blip r:embed="rId64"/>
                     <a:stretch>
                       <a:fillRect/>
                     </a:stretch>
@@ -16076,7 +21067,7 @@
       <w:r>
         <w:t>На первом этапе ручной фильтрации выполнялся просмотр всего пула кадров с целью удаления изображений, непригодных для разметки по техническим или качественным критериям. Применение автоматических метрик качества (BRISQUE, NIQE, Laplacian variance и т.п.) на данном шаге было намеренно отклонено: автоматические методы не позволяют надёжно отличить содержательно богатый кадр с небольшими дефектами от технически чистого, но семантически пустого. Например, кадр с одиноким буем на спокойной воде даст высокий показатель BRISQUE, тогда как сцена с несколькими судами под мостом при умеренной засветке может быть отвергнута автоматически, несмотря на высокую ценность для датасета.</w:t>
       </w:r>
-      <w:hyperlink r:id="rId59" w:tgtFrame="_blank" w:history="1">
+      <w:hyperlink r:id="rId65" w:tgtFrame="_blank" w:history="1">
         <w:r>
           <w:rPr>
             <w:rStyle w:val="inline-block"/>
@@ -16227,7 +21218,7 @@
       <w:r>
         <w:t xml:space="preserve"> (удалено 2 147 кадров, ~48% от исходного пула). Столь значительный процент отсева объясняется прежде всего наличием технических сбоев записи и кадров с засветкой в записях Ambertek SQ10 v2.0 при съёмке в направлении солнца в условиях октябрьского низкого угла освещения.</w:t>
       </w:r>
-      <w:hyperlink r:id="rId60" w:tgtFrame="_blank" w:history="1">
+      <w:hyperlink r:id="rId66" w:tgtFrame="_blank" w:history="1">
         <w:r>
           <w:rPr>
             <w:rStyle w:val="inline-block"/>
@@ -16626,7 +21617,7 @@
       <w:r>
         <w:t>.</w:t>
       </w:r>
-      <w:hyperlink r:id="rId61" w:tgtFrame="_blank" w:history="1">
+      <w:hyperlink r:id="rId67" w:tgtFrame="_blank" w:history="1">
         <w:r>
           <w:rPr>
             <w:rStyle w:val="inline-block"/>
@@ -16670,7 +21661,7 @@
       <w:r>
         <w:t xml:space="preserve"> (удалено 1 688 кадров, ~73% от входа второго этапа; общее сокращение от исходных 4 473 кадров — ~85.7%).</w:t>
       </w:r>
-      <w:hyperlink r:id="rId62" w:tgtFrame="_blank" w:history="1">
+      <w:hyperlink r:id="rId68" w:tgtFrame="_blank" w:history="1">
         <w:r>
           <w:rPr>
             <w:rStyle w:val="inline-block"/>
@@ -16696,7 +21687,7 @@
       <w:r>
         <w:t>Прежде чем переходить к технической реализации генерации последовательностей, необходимо обосновать ключевой параметр пайплайна — целевую частоту кадров итогового набора данных. Выбор частоты определяет одновременно три характеристики датасета: трудозатраты на разметку (число размечаемых кадров), качество временно́го контекста для VPS-модели (достаточность межкадрового изменения сцены для трекинга объектов) и совместимость с существующими наборами данных и методами обучения.</w:t>
       </w:r>
-      <w:hyperlink r:id="rId63" w:tgtFrame="_blank" w:history="1">
+      <w:hyperlink r:id="rId69" w:tgtFrame="_blank" w:history="1">
         <w:r>
           <w:rPr>
             <w:rStyle w:val="inline-block"/>
@@ -17274,7 +22265,7 @@
       <w:r>
         <w:t xml:space="preserve"> — ближайший по домену аналог (суда, водная поверхность, навигационная обстановка) — использует разреженную нефиксированную схему сэмплирования: 5 кадров на видеоролик, без сохранения временно́й непрерывности. Такой подход пригоден для задачи экземплярной сегментации, но неприменим для VPS, где непрерывность последовательности является обязательным условием обучения трекинговой составляющей модели.</w:t>
       </w:r>
-      <w:hyperlink r:id="rId64" w:tgtFrame="_blank" w:history="1">
+      <w:hyperlink r:id="rId70" w:tgtFrame="_blank" w:history="1">
         <w:r>
           <w:rPr>
             <w:rStyle w:val="inline-block"/>
@@ -17339,7 +22330,7 @@
       <w:r>
         <w:t>, которая оценивает степень изменения сцены между соседними кадрами по трём компонентам:</w:t>
       </w:r>
-      <w:hyperlink r:id="rId65" w:tgtFrame="_blank" w:history="1">
+      <w:hyperlink r:id="rId71" w:tgtFrame="_blank" w:history="1">
         <w:r>
           <w:rPr>
             <w:rStyle w:val="inline-block"/>
@@ -17360,1278 +22351,6 @@
             <wp:extent cx="3057952" cy="495369"/>
             <wp:effectExtent l="0" t="0" r="9525" b="0"/>
             <wp:docPr id="8" name="Рисунок 8"/>
-            <wp:cNvGraphicFramePr>
-              <a:graphicFrameLocks xmlns:a="http://schemas.openxmlformats.org/drawingml/2006/main" noChangeAspect="1"/>
-            </wp:cNvGraphicFramePr>
-            <a:graphic xmlns:a="http://schemas.openxmlformats.org/drawingml/2006/main">
-              <a:graphicData uri="http://schemas.openxmlformats.org/drawingml/2006/picture">
-                <pic:pic xmlns:pic="http://schemas.openxmlformats.org/drawingml/2006/picture">
-                  <pic:nvPicPr>
-                    <pic:cNvPr id="1" name=""/>
-                    <pic:cNvPicPr/>
-                  </pic:nvPicPr>
-                  <pic:blipFill>
-                    <a:blip r:embed="rId66"/>
-                    <a:stretch>
-                      <a:fillRect/>
-                    </a:stretch>
-                  </pic:blipFill>
-                  <pic:spPr>
-                    <a:xfrm>
-                      <a:off x="0" y="0"/>
-                      <a:ext cx="3057952" cy="495369"/>
-                    </a:xfrm>
-                    <a:prstGeom prst="rect">
-                      <a:avLst/>
-                    </a:prstGeom>
-                  </pic:spPr>
-                </pic:pic>
-              </a:graphicData>
-            </a:graphic>
-          </wp:inline>
-        </w:drawing>
-      </w:r>
-    </w:p>
-    <w:p>
-      <w:pPr>
-        <w:pStyle w:val="my-2"/>
-      </w:pPr>
-      <w:r>
-        <w:t>где:</w:t>
-      </w:r>
-    </w:p>
-    <w:p>
-      <w:pPr>
-        <w:pStyle w:val="-1"/>
-      </w:pPr>
-      <w:r>
-        <w:rPr>
-          <w:rStyle w:val="katex-mathml"/>
-        </w:rPr>
-        <w:lastRenderedPageBreak/>
-        <w:t>mtm_t</w:t>
-      </w:r>
-      <w:r>
-        <w:rPr>
-          <w:rStyle w:val="mord"/>
-        </w:rPr>
-        <w:t>mt</w:t>
-      </w:r>
-      <w:r>
-        <w:rPr>
-          <w:rStyle w:val="vlist-s"/>
-        </w:rPr>
-        <w:t>​</w:t>
-      </w:r>
-      <w:r>
-        <w:t xml:space="preserve"> — </w:t>
-      </w:r>
-      <w:r>
-        <w:rPr>
-          <w:rStyle w:val="af1"/>
-        </w:rPr>
-        <w:t>магнитуда оптического потока</w:t>
-      </w:r>
-      <w:r>
-        <w:t xml:space="preserve"> (optical flow magnitude): средняя величина смещения пикселей между кадрами </w:t>
-      </w:r>
-      <w:r>
-        <w:rPr>
-          <w:rStyle w:val="katex-mathml"/>
-        </w:rPr>
-        <w:t>ItI_t</w:t>
-      </w:r>
-      <w:r>
-        <w:rPr>
-          <w:rStyle w:val="mord"/>
-        </w:rPr>
-        <w:t>It</w:t>
-      </w:r>
-      <w:r>
-        <w:rPr>
-          <w:rStyle w:val="vlist-s"/>
-        </w:rPr>
-        <w:t>​</w:t>
-      </w:r>
-      <w:r>
-        <w:t xml:space="preserve"> и </w:t>
-      </w:r>
-      <w:r>
-        <w:rPr>
-          <w:rStyle w:val="katex-mathml"/>
-        </w:rPr>
-        <w:t>It−1I_{t-1}</w:t>
-      </w:r>
-      <w:r>
-        <w:rPr>
-          <w:rStyle w:val="mord"/>
-        </w:rPr>
-        <w:t>It</w:t>
-      </w:r>
-      <w:r>
-        <w:rPr>
-          <w:rStyle w:val="mbin"/>
-        </w:rPr>
-        <w:t>−</w:t>
-      </w:r>
-      <w:r>
-        <w:rPr>
-          <w:rStyle w:val="mord"/>
-        </w:rPr>
-        <w:t>1</w:t>
-      </w:r>
-      <w:r>
-        <w:rPr>
-          <w:rStyle w:val="vlist-s"/>
-        </w:rPr>
-        <w:t>​</w:t>
-      </w:r>
-      <w:r>
-        <w:t>; отражает глобальное движение в сцене;</w:t>
-      </w:r>
-    </w:p>
-    <w:p>
-      <w:pPr>
-        <w:pStyle w:val="-1"/>
-      </w:pPr>
-      <w:r>
-        <w:rPr>
-          <w:rStyle w:val="katex-mathml"/>
-        </w:rPr>
-        <w:t>vt=1−SSIM(It,It−1)v_t = 1 - \text{SSIM}(I_t, I_{t-1})</w:t>
-      </w:r>
-      <w:r>
-        <w:rPr>
-          <w:rStyle w:val="mord"/>
-        </w:rPr>
-        <w:t>vt</w:t>
-      </w:r>
-      <w:r>
-        <w:rPr>
-          <w:rStyle w:val="vlist-s"/>
-        </w:rPr>
-        <w:t>​</w:t>
-      </w:r>
-      <w:r>
-        <w:rPr>
-          <w:rStyle w:val="mrel"/>
-        </w:rPr>
-        <w:t>=</w:t>
-      </w:r>
-      <w:r>
-        <w:rPr>
-          <w:rStyle w:val="mord"/>
-        </w:rPr>
-        <w:t>1</w:t>
-      </w:r>
-      <w:r>
-        <w:rPr>
-          <w:rStyle w:val="mbin"/>
-        </w:rPr>
-        <w:t>−</w:t>
-      </w:r>
-      <w:r>
-        <w:rPr>
-          <w:rStyle w:val="mord"/>
-        </w:rPr>
-        <w:t>SSIM</w:t>
-      </w:r>
-      <w:r>
-        <w:rPr>
-          <w:rStyle w:val="mopen"/>
-        </w:rPr>
-        <w:t>(</w:t>
-      </w:r>
-      <w:r>
-        <w:rPr>
-          <w:rStyle w:val="mord"/>
-        </w:rPr>
-        <w:t>It</w:t>
-      </w:r>
-      <w:r>
-        <w:rPr>
-          <w:rStyle w:val="vlist-s"/>
-        </w:rPr>
-        <w:t>​</w:t>
-      </w:r>
-      <w:r>
-        <w:rPr>
-          <w:rStyle w:val="mpunct"/>
-        </w:rPr>
-        <w:t>,</w:t>
-      </w:r>
-      <w:r>
-        <w:rPr>
-          <w:rStyle w:val="mord"/>
-        </w:rPr>
-        <w:t>It</w:t>
-      </w:r>
-      <w:r>
-        <w:rPr>
-          <w:rStyle w:val="mbin"/>
-        </w:rPr>
-        <w:t>−</w:t>
-      </w:r>
-      <w:r>
-        <w:rPr>
-          <w:rStyle w:val="mord"/>
-        </w:rPr>
-        <w:t>1</w:t>
-      </w:r>
-      <w:r>
-        <w:rPr>
-          <w:rStyle w:val="vlist-s"/>
-        </w:rPr>
-        <w:t>​</w:t>
-      </w:r>
-      <w:r>
-        <w:rPr>
-          <w:rStyle w:val="mclose"/>
-        </w:rPr>
-        <w:t>)</w:t>
-      </w:r>
-      <w:r>
-        <w:t xml:space="preserve"> — </w:t>
-      </w:r>
-      <w:r>
-        <w:rPr>
-          <w:rStyle w:val="af1"/>
-        </w:rPr>
-        <w:t>структурное различие</w:t>
-      </w:r>
-      <w:r>
-        <w:t>: обратная величина индекса структурного сходства SSIM; чем сильнее изменилась структура кадра, тем выше значение компоненты;</w:t>
-      </w:r>
-    </w:p>
-    <w:p>
-      <w:pPr>
-        <w:pStyle w:val="-1"/>
-      </w:pPr>
-      <w:r>
-        <w:rPr>
-          <w:rStyle w:val="katex-mathml"/>
-        </w:rPr>
-        <w:t>sts_t</w:t>
-      </w:r>
-      <w:r>
-        <w:rPr>
-          <w:rStyle w:val="mord"/>
-        </w:rPr>
-        <w:t>st</w:t>
-      </w:r>
-      <w:r>
-        <w:rPr>
-          <w:rStyle w:val="vlist-s"/>
-        </w:rPr>
-        <w:t>​</w:t>
-      </w:r>
-      <w:r>
-        <w:t xml:space="preserve"> — </w:t>
-      </w:r>
-      <w:r>
-        <w:rPr>
-          <w:rStyle w:val="af1"/>
-        </w:rPr>
-        <w:t>семантическая дистанция</w:t>
-      </w:r>
-      <w:r>
-        <w:t xml:space="preserve"> (cosine distance): расстояние между векторами признаков соседних кадров в пространстве эмбеддингов;</w:t>
-      </w:r>
-    </w:p>
-    <w:p>
-      <w:pPr>
-        <w:pStyle w:val="-1"/>
-        <w:rPr>
-          <w:lang w:val="en-US"/>
-        </w:rPr>
-      </w:pPr>
-      <w:r>
-        <w:t>веса</w:t>
-      </w:r>
-      <w:r>
-        <w:rPr>
-          <w:lang w:val="en-US"/>
-        </w:rPr>
-        <w:t xml:space="preserve">: </w:t>
-      </w:r>
-      <w:r>
-        <w:rPr>
-          <w:rStyle w:val="katex-mathml"/>
-          <w:lang w:val="en-US"/>
-        </w:rPr>
-        <w:t>wm=0.4w_m = 0.4</w:t>
-      </w:r>
-      <w:r>
-        <w:rPr>
-          <w:rStyle w:val="mord"/>
-          <w:lang w:val="en-US"/>
-        </w:rPr>
-        <w:t>wm</w:t>
-      </w:r>
-      <w:r>
-        <w:rPr>
-          <w:rStyle w:val="vlist-s"/>
-          <w:lang w:val="en-US"/>
-        </w:rPr>
-        <w:t>​</w:t>
-      </w:r>
-      <w:r>
-        <w:rPr>
-          <w:rStyle w:val="mrel"/>
-          <w:lang w:val="en-US"/>
-        </w:rPr>
-        <w:t>=</w:t>
-      </w:r>
-      <w:r>
-        <w:rPr>
-          <w:rStyle w:val="mord"/>
-          <w:lang w:val="en-US"/>
-        </w:rPr>
-        <w:t>0.4</w:t>
-      </w:r>
-      <w:r>
-        <w:rPr>
-          <w:lang w:val="en-US"/>
-        </w:rPr>
-        <w:t xml:space="preserve">, </w:t>
-      </w:r>
-      <w:r>
-        <w:rPr>
-          <w:rStyle w:val="katex-mathml"/>
-          <w:lang w:val="en-US"/>
-        </w:rPr>
-        <w:t>wv=0.4w_v = 0.4</w:t>
-      </w:r>
-      <w:r>
-        <w:rPr>
-          <w:rStyle w:val="mord"/>
-          <w:lang w:val="en-US"/>
-        </w:rPr>
-        <w:t>wv</w:t>
-      </w:r>
-      <w:r>
-        <w:rPr>
-          <w:rStyle w:val="vlist-s"/>
-          <w:lang w:val="en-US"/>
-        </w:rPr>
-        <w:t>​</w:t>
-      </w:r>
-      <w:r>
-        <w:rPr>
-          <w:rStyle w:val="mrel"/>
-          <w:lang w:val="en-US"/>
-        </w:rPr>
-        <w:t>=</w:t>
-      </w:r>
-      <w:r>
-        <w:rPr>
-          <w:rStyle w:val="mord"/>
-          <w:lang w:val="en-US"/>
-        </w:rPr>
-        <w:t>0.4</w:t>
-      </w:r>
-      <w:r>
-        <w:rPr>
-          <w:lang w:val="en-US"/>
-        </w:rPr>
-        <w:t xml:space="preserve">, </w:t>
-      </w:r>
-      <w:r>
-        <w:rPr>
-          <w:rStyle w:val="katex-mathml"/>
-          <w:lang w:val="en-US"/>
-        </w:rPr>
-        <w:t>ws=0.2w_s = 0.2</w:t>
-      </w:r>
-      <w:r>
-        <w:rPr>
-          <w:rStyle w:val="mord"/>
-          <w:lang w:val="en-US"/>
-        </w:rPr>
-        <w:t>ws</w:t>
-      </w:r>
-      <w:r>
-        <w:rPr>
-          <w:rStyle w:val="vlist-s"/>
-          <w:lang w:val="en-US"/>
-        </w:rPr>
-        <w:t>​</w:t>
-      </w:r>
-      <w:r>
-        <w:rPr>
-          <w:rStyle w:val="mrel"/>
-          <w:lang w:val="en-US"/>
-        </w:rPr>
-        <w:t>=</w:t>
-      </w:r>
-      <w:r>
-        <w:rPr>
-          <w:rStyle w:val="mord"/>
-          <w:lang w:val="en-US"/>
-        </w:rPr>
-        <w:t>0.2</w:t>
-      </w:r>
-      <w:r>
-        <w:rPr>
-          <w:lang w:val="en-US"/>
-        </w:rPr>
-        <w:t>.</w:t>
-      </w:r>
-    </w:p>
-    <w:p>
-      <w:pPr>
-        <w:pStyle w:val="a8"/>
-      </w:pPr>
-      <w:r>
-        <w:t xml:space="preserve">Кадр включается в выборку, если </w:t>
-      </w:r>
-      <w:r>
-        <w:rPr>
-          <w:rStyle w:val="katex-mathml"/>
-        </w:rPr>
-        <w:t>FVI(t)\text{FVI}(t)</w:t>
-      </w:r>
-      <w:r>
-        <w:rPr>
-          <w:rStyle w:val="mord"/>
-        </w:rPr>
-        <w:t>FVI</w:t>
-      </w:r>
-      <w:r>
-        <w:rPr>
-          <w:rStyle w:val="mopen"/>
-        </w:rPr>
-        <w:t>(</w:t>
-      </w:r>
-      <w:r>
-        <w:rPr>
-          <w:rStyle w:val="mord"/>
-        </w:rPr>
-        <w:t>t</w:t>
-      </w:r>
-      <w:r>
-        <w:rPr>
-          <w:rStyle w:val="mclose"/>
-        </w:rPr>
-        <w:t>)</w:t>
-      </w:r>
-      <w:r>
-        <w:t xml:space="preserve"> превышает порог, подобранный через Non-Maximum Suppression (NMS) с окном 0.5–1 с. Такой подход позволяет отбирать кадры в моменты наибольшего содержательного изменения сцены — например, при появлении нового объекта или резком манёвре — и пропускать участки с монотонным движением.</w:t>
-      </w:r>
-      <w:hyperlink r:id="rId67" w:tgtFrame="_blank" w:history="1">
-        <w:r>
-          <w:rPr>
-            <w:rStyle w:val="inline-block"/>
-            <w:color w:val="0000FF"/>
-            <w:u w:val="single"/>
-          </w:rPr>
-          <w:t>Sammari-po-kazhdomu-otchetu.docx</w:t>
-        </w:r>
-      </w:hyperlink>
-    </w:p>
-    <w:p>
-      <w:pPr>
-        <w:pStyle w:val="a8"/>
-      </w:pPr>
-      <w:r>
-        <w:t xml:space="preserve">Несмотря на теоретические преимущества Adaptive FPS, для данного проекта был выбран </w:t>
-      </w:r>
-      <w:r>
-        <w:rPr>
-          <w:rStyle w:val="af1"/>
-        </w:rPr>
-        <w:t>Constant FPS</w:t>
-      </w:r>
-      <w:r>
-        <w:t xml:space="preserve"> по следующим причинам:</w:t>
-      </w:r>
-    </w:p>
-    <w:p>
-      <w:pPr>
-        <w:pStyle w:val="-1"/>
-      </w:pPr>
-      <w:r>
-        <w:rPr>
-          <w:rStyle w:val="af1"/>
-        </w:rPr>
-        <w:t>Воспроизводимость.</w:t>
-      </w:r>
-      <w:r>
-        <w:t xml:space="preserve"> Constant FPS гарантирует, что при повторном запуске пайплайна с теми же исходными видео будет получен идентичный набор кадров. Adaptive FPS зависит от параметров оптического потока, весов FVI и порога NMS, небольшое изменение которых изменяет состав выборки — что затрудняет воспроизведение и сравнение результатов.</w:t>
-      </w:r>
-    </w:p>
-    <w:p>
-      <w:pPr>
-        <w:pStyle w:val="-1"/>
-      </w:pPr>
-      <w:r>
-        <w:rPr>
-          <w:rStyle w:val="af1"/>
-        </w:rPr>
-        <w:t>Вычислительная стоимость.</w:t>
-      </w:r>
-      <w:r>
-        <w:t xml:space="preserve"> Расчёт FVI требует вычисления оптического потока (Farnebäck или Lucas-Kanade) и эмбеддингов для каждой пары соседних кадров по всему видеоматериалу. Для нескольких часов записи при 30 FPS это многократно увеличивало бы время предобработки без гарантированного прироста качества набора данных.</w:t>
-      </w:r>
-    </w:p>
-    <w:p>
-      <w:pPr>
-        <w:pStyle w:val="-1"/>
-      </w:pPr>
-      <w:r>
-        <w:rPr>
-          <w:rStyle w:val="af1"/>
-        </w:rPr>
-        <w:t>Совместимость с VPS.</w:t>
-      </w:r>
-      <w:r>
-        <w:t xml:space="preserve"> Задача VPS требует </w:t>
-      </w:r>
-      <w:r>
-        <w:rPr>
-          <w:rStyle w:val="af1"/>
-        </w:rPr>
-        <w:t>непрерывных</w:t>
-      </w:r>
-      <w:r>
-        <w:t xml:space="preserve"> последовательностей с фиксированным временны́м шагом — это упрощает реализацию трекинга и re-identification в модели. Adaptive FPS генерирует последовательности с переменным шагом, что нестандартно для существующих VPS-методов (Video K-Net, Mask2Former, DVIS) и усложняет загрузку данных в </w:t>
-      </w:r>
-      <w:r>
-        <w:lastRenderedPageBreak/>
-        <w:t>CVAT с корректной временно́й привязкой.</w:t>
-      </w:r>
-      <w:r>
-        <w:rPr>
-          <w:rStyle w:val="inline-block"/>
-        </w:rPr>
-        <w:t>Tekhnicheskii-otchet-vetka-feat-segmentation-USV-Obstacle-Detection.pdf</w:t>
-      </w:r>
-      <w:r>
-        <w:rPr>
-          <w:rStyle w:val="opacity-50"/>
-        </w:rPr>
-        <w:t>+1</w:t>
-      </w:r>
-    </w:p>
-    <w:p>
-      <w:pPr>
-        <w:pStyle w:val="-1"/>
-      </w:pPr>
-      <w:r>
-        <w:rPr>
-          <w:rStyle w:val="af1"/>
-        </w:rPr>
-        <w:t>Практика.</w:t>
-      </w:r>
-      <w:r>
-        <w:t xml:space="preserve"> Датасеты LaRS и WaterScenes — наиболее близкие по домену — также используют постоянную частоту кадров, что упрощает сравнение и возможное дообучение модели.</w:t>
-      </w:r>
-      <w:hyperlink r:id="rId68" w:tgtFrame="_blank" w:history="1">
-        <w:r>
-          <w:rPr>
-            <w:rStyle w:val="inline-block"/>
-            <w:color w:val="0000FF"/>
-            <w:u w:val="single"/>
-          </w:rPr>
-          <w:t>Dokumentatsiia-po-sozdaniiu-dataseta.pdf</w:t>
-        </w:r>
-      </w:hyperlink>
-    </w:p>
-    <w:p>
-      <w:pPr>
-        <w:pStyle w:val="a8"/>
-      </w:pPr>
-      <w:r>
-        <w:t>Итоговый выбор параметров</w:t>
-      </w:r>
-    </w:p>
-    <w:p>
-      <w:pPr>
-        <w:pStyle w:val="a8"/>
-      </w:pPr>
-      <w:r>
-        <w:t xml:space="preserve">Целевая частота кадров: </w:t>
-      </w:r>
-      <w:r>
-        <w:rPr>
-          <w:rStyle w:val="af1"/>
-        </w:rPr>
-        <w:t>5 FPS</w:t>
-      </w:r>
-      <w:r>
-        <w:t xml:space="preserve"> — кадр каждые 0.2 с, шаг 6 кадров при исходных 30 FPS. Размер контекстного окна вокруг каждого ключевого кадра: </w:t>
-      </w:r>
-      <w:r>
-        <w:rPr>
-          <w:rStyle w:val="af1"/>
-        </w:rPr>
-        <w:t>±5 секунд</w:t>
-      </w:r>
-      <w:r>
-        <w:t xml:space="preserve">, то есть 25 кадров до и 25 кадров после ключевого, итого до </w:t>
-      </w:r>
-      <w:r>
-        <w:rPr>
-          <w:rStyle w:val="af1"/>
-        </w:rPr>
-        <w:t>51 кадра</w:t>
-      </w:r>
-      <w:r>
-        <w:t xml:space="preserve"> на один ключевой кадр (до слияния интервалов). Данные параметры зафиксированы в конфигурации </w:t>
-      </w:r>
-      <w:r>
-        <w:rPr>
-          <w:rStyle w:val="HTML1"/>
-          <w:rFonts w:eastAsia="MS Mincho"/>
-        </w:rPr>
-        <w:t>SequenceDatasetBuilder</w:t>
-      </w:r>
-      <w:r>
-        <w:t xml:space="preserve">: </w:t>
-      </w:r>
-      <w:r>
-        <w:rPr>
-          <w:rStyle w:val="HTML1"/>
-          <w:rFonts w:eastAsia="MS Mincho"/>
-        </w:rPr>
-        <w:t>context_sec=5</w:t>
-      </w:r>
-      <w:r>
-        <w:t xml:space="preserve">, </w:t>
-      </w:r>
-      <w:r>
-        <w:rPr>
-          <w:rStyle w:val="HTML1"/>
-          <w:rFonts w:eastAsia="MS Mincho"/>
-        </w:rPr>
-        <w:t>target_fps=5</w:t>
-      </w:r>
-      <w:r>
-        <w:t xml:space="preserve"> .</w:t>
-      </w:r>
-    </w:p>
-    <w:p>
-      <w:pPr>
-        <w:pStyle w:val="-4"/>
-      </w:pPr>
-      <w:r>
-        <w:t>Генерация VPS-последовательностей (</w:t>
-      </w:r>
-      <w:r>
-        <w:rPr>
-          <w:rStyle w:val="HTML1"/>
-          <w:rFonts w:eastAsia="MS Mincho"/>
-        </w:rPr>
-        <w:t>generate_sequences.py</w:t>
-      </w:r>
-      <w:r>
-        <w:t>)</w:t>
-      </w:r>
-    </w:p>
-    <w:p>
-      <w:pPr>
-        <w:pStyle w:val="a8"/>
-      </w:pPr>
-      <w:r>
-        <w:t xml:space="preserve">Генерация последовательностей реализована в классе </w:t>
-      </w:r>
-      <w:hyperlink r:id="rId69" w:tgtFrame="_blank" w:history="1">
-        <w:r>
-          <w:rPr>
-            <w:rStyle w:val="HTML1"/>
-            <w:rFonts w:eastAsia="MS Mincho"/>
-            <w:color w:val="0000FF"/>
-            <w:u w:val="single"/>
-          </w:rPr>
-          <w:t>SequenceDatasetBuilder</w:t>
-        </w:r>
-      </w:hyperlink>
-      <w:r>
-        <w:t xml:space="preserve"> и выполняется в три последовательных этапа: восстановление маппинга, построение интервалов с их слиянием, и непосредственное извлечение кадров .</w:t>
-      </w:r>
-    </w:p>
-    <w:p>
-      <w:pPr>
-        <w:pStyle w:val="a8"/>
-      </w:pPr>
-      <w:r>
-        <w:rPr>
-          <w:rStyle w:val="HTML1"/>
-          <w:rFonts w:eastAsia="MS Mincho"/>
-        </w:rPr>
-        <w:t>build_index_mapping()</w:t>
-      </w:r>
-      <w:r>
-        <w:t xml:space="preserve"> — восстановление соответствия </w:t>
-      </w:r>
-      <w:r>
-        <w:rPr>
-          <w:rStyle w:val="HTML1"/>
-          <w:rFonts w:eastAsia="MS Mincho"/>
-        </w:rPr>
-        <w:t>global_idx → (video, frame)</w:t>
-      </w:r>
-    </w:p>
-    <w:p>
-      <w:pPr>
-        <w:pStyle w:val="a8"/>
-      </w:pPr>
-      <w:r>
-        <w:t xml:space="preserve">Ключевая проблема, которую решает этот метод, состоит в следующем. Кадры в </w:t>
-      </w:r>
-      <w:r>
-        <w:rPr>
-          <w:rStyle w:val="HTML1"/>
-          <w:rFonts w:eastAsia="MS Mincho"/>
-        </w:rPr>
-        <w:t>labeling_v5_mf_squeezed</w:t>
-      </w:r>
-      <w:r>
-        <w:t xml:space="preserve"> хранятся под именами вида </w:t>
-      </w:r>
-      <w:r>
-        <w:rPr>
-          <w:rStyle w:val="HTML1"/>
-          <w:rFonts w:eastAsia="MS Mincho"/>
-        </w:rPr>
-        <w:t>left_00123.jpg</w:t>
-      </w:r>
-      <w:r>
-        <w:t xml:space="preserve">, </w:t>
-      </w:r>
-      <w:r>
-        <w:rPr>
-          <w:rStyle w:val="HTML1"/>
-          <w:rFonts w:eastAsia="MS Mincho"/>
-        </w:rPr>
-        <w:t>right_00456.jpg</w:t>
-      </w:r>
-      <w:r>
-        <w:t xml:space="preserve"> — то есть единственная информация, закодированная в имени файла, это </w:t>
-      </w:r>
-      <w:r>
-        <w:rPr>
-          <w:rStyle w:val="af1"/>
-        </w:rPr>
-        <w:t>префикс камеры</w:t>
-      </w:r>
-      <w:r>
-        <w:t xml:space="preserve"> и </w:t>
-      </w:r>
-      <w:r>
-        <w:rPr>
-          <w:rStyle w:val="af1"/>
-        </w:rPr>
-        <w:t xml:space="preserve">значение </w:t>
-      </w:r>
-      <w:r>
-        <w:rPr>
-          <w:rStyle w:val="HTML1"/>
-          <w:rFonts w:eastAsia="MS Mincho"/>
-          <w:b/>
-          <w:bCs/>
-        </w:rPr>
-        <w:t>global_idx</w:t>
-      </w:r>
-      <w:r>
-        <w:t xml:space="preserve">. Ни имя исходного видеофайла, ни порядковый номер кадра в этом видео в имени не хранятся. Это стало следствием архитектурного решения шага 1: </w:t>
-      </w:r>
-      <w:r>
-        <w:rPr>
-          <w:rStyle w:val="HTML1"/>
-          <w:rFonts w:eastAsia="MS Mincho"/>
-        </w:rPr>
-        <w:t>extract_frames.py</w:t>
-      </w:r>
-      <w:r>
-        <w:t xml:space="preserve"> использовал единый монотонный счётчик </w:t>
-      </w:r>
-      <w:r>
-        <w:rPr>
-          <w:rStyle w:val="HTML1"/>
-          <w:rFonts w:eastAsia="MS Mincho"/>
-        </w:rPr>
-        <w:t>global_idx</w:t>
-      </w:r>
-      <w:r>
-        <w:t xml:space="preserve"> через все видеофайлы всех камер, не сохраняя метаданные о происхождении каждого кадра .</w:t>
-      </w:r>
-    </w:p>
-    <w:p>
-      <w:pPr>
-        <w:pStyle w:val="a8"/>
-      </w:pPr>
-      <w:r>
-        <w:t xml:space="preserve">Чтобы по значению </w:t>
-      </w:r>
-      <w:r>
-        <w:rPr>
-          <w:rStyle w:val="HTML1"/>
-          <w:rFonts w:eastAsia="MS Mincho"/>
-        </w:rPr>
-        <w:t>global_idx</w:t>
-      </w:r>
-      <w:r>
-        <w:t xml:space="preserve"> восстановить точную позицию кадра в исходном видео, метод </w:t>
-      </w:r>
-      <w:r>
-        <w:rPr>
-          <w:rStyle w:val="HTML1"/>
-          <w:rFonts w:eastAsia="MS Mincho"/>
-        </w:rPr>
-        <w:t>build_index_mapping()</w:t>
-      </w:r>
-      <w:r>
-        <w:t xml:space="preserve"> </w:t>
-      </w:r>
-      <w:r>
-        <w:rPr>
-          <w:rStyle w:val="af1"/>
-        </w:rPr>
-        <w:t xml:space="preserve">воспроизводит логику </w:t>
-      </w:r>
-      <w:r>
-        <w:rPr>
-          <w:rStyle w:val="HTML1"/>
-          <w:rFonts w:eastAsia="MS Mincho"/>
-          <w:b/>
-          <w:bCs/>
-        </w:rPr>
-        <w:t>extract_frames.py</w:t>
-      </w:r>
-      <w:r>
-        <w:t xml:space="preserve"> на тех же исходных видеофайлах. Алгоритм идентичен: те же папки, тот же сорт видеофайлов, тот же шаг </w:t>
-      </w:r>
-      <w:r>
-        <w:rPr>
-          <w:rStyle w:val="HTML1"/>
-          <w:rFonts w:eastAsia="MS Mincho"/>
-        </w:rPr>
-        <w:t>step = int(fps × original_interval_sec)</w:t>
-      </w:r>
-      <w:r>
-        <w:t xml:space="preserve"> (при </w:t>
-      </w:r>
-      <w:r>
-        <w:rPr>
-          <w:rStyle w:val="HTML1"/>
-          <w:rFonts w:eastAsia="MS Mincho"/>
-        </w:rPr>
-        <w:t>original_interval_sec=5</w:t>
-      </w:r>
-      <w:r>
-        <w:t xml:space="preserve">). Для каждой позиции </w:t>
-      </w:r>
-      <w:r>
-        <w:rPr>
-          <w:rStyle w:val="HTML1"/>
-          <w:rFonts w:eastAsia="MS Mincho"/>
-        </w:rPr>
-        <w:t>i</w:t>
-      </w:r>
-      <w:r>
-        <w:t xml:space="preserve"> в </w:t>
-      </w:r>
-      <w:r>
-        <w:lastRenderedPageBreak/>
-        <w:t xml:space="preserve">видеофайле, которую </w:t>
-      </w:r>
-      <w:r>
-        <w:rPr>
-          <w:rStyle w:val="HTML1"/>
-          <w:rFonts w:eastAsia="MS Mincho"/>
-        </w:rPr>
-        <w:t>extract_frames.py</w:t>
-      </w:r>
-      <w:r>
-        <w:t xml:space="preserve"> бы извлёк, в словарь </w:t>
-      </w:r>
-      <w:r>
-        <w:rPr>
-          <w:rStyle w:val="HTML1"/>
-          <w:rFonts w:eastAsia="MS Mincho"/>
-        </w:rPr>
-        <w:t>self.mapping</w:t>
-      </w:r>
-      <w:r>
-        <w:t xml:space="preserve"> записывается запись:</w:t>
-      </w:r>
-    </w:p>
-    <w:p>
-      <w:pPr>
-        <w:pStyle w:val="a8"/>
-        <w:ind w:firstLine="0"/>
-      </w:pPr>
-      <w:r>
-        <w:drawing>
-          <wp:inline distT="0" distB="0" distL="0" distR="0" wp14:anchorId="117F28FD" wp14:editId="370016C7">
-            <wp:extent cx="5940425" cy="1513840"/>
-            <wp:effectExtent l="0" t="0" r="3175" b="0"/>
-            <wp:docPr id="7" name="Рисунок 7"/>
-            <wp:cNvGraphicFramePr>
-              <a:graphicFrameLocks xmlns:a="http://schemas.openxmlformats.org/drawingml/2006/main" noChangeAspect="1"/>
-            </wp:cNvGraphicFramePr>
-            <a:graphic xmlns:a="http://schemas.openxmlformats.org/drawingml/2006/main">
-              <a:graphicData uri="http://schemas.openxmlformats.org/drawingml/2006/picture">
-                <pic:pic xmlns:pic="http://schemas.openxmlformats.org/drawingml/2006/picture">
-                  <pic:nvPicPr>
-                    <pic:cNvPr id="1" name=""/>
-                    <pic:cNvPicPr/>
-                  </pic:nvPicPr>
-                  <pic:blipFill>
-                    <a:blip r:embed="rId70"/>
-                    <a:stretch>
-                      <a:fillRect/>
-                    </a:stretch>
-                  </pic:blipFill>
-                  <pic:spPr>
-                    <a:xfrm>
-                      <a:off x="0" y="0"/>
-                      <a:ext cx="5940425" cy="1513840"/>
-                    </a:xfrm>
-                    <a:prstGeom prst="rect">
-                      <a:avLst/>
-                    </a:prstGeom>
-                  </pic:spPr>
-                </pic:pic>
-              </a:graphicData>
-            </a:graphic>
-          </wp:inline>
-        </w:drawing>
-      </w:r>
-    </w:p>
-    <w:p>
-      <w:pPr>
-        <w:pStyle w:val="a8"/>
-      </w:pPr>
-      <w:r>
-        <w:t xml:space="preserve">Таким образом, после выполнения </w:t>
-      </w:r>
-      <w:r>
-        <w:rPr>
-          <w:rStyle w:val="HTML1"/>
-          <w:rFonts w:eastAsia="MS Mincho"/>
-        </w:rPr>
-        <w:t>build_index_mapping()</w:t>
-      </w:r>
-      <w:r>
-        <w:t xml:space="preserve"> любое имя файла из </w:t>
-      </w:r>
-      <w:r>
-        <w:rPr>
-          <w:rStyle w:val="HTML1"/>
-          <w:rFonts w:eastAsia="MS Mincho"/>
-        </w:rPr>
-        <w:t>labeling_v5_mf_squeezed</w:t>
-      </w:r>
-      <w:r>
-        <w:t xml:space="preserve"> однозначно отображается на конкретный кадр конкретного видеофайла. Критическое требование: исходные видеофайлы должны находиться в тех же папках и иметь тот же порядок, что и при запуске </w:t>
-      </w:r>
-      <w:r>
-        <w:rPr>
-          <w:rStyle w:val="HTML1"/>
-          <w:rFonts w:eastAsia="MS Mincho"/>
-        </w:rPr>
-        <w:t>extract_frames.py</w:t>
-      </w:r>
-      <w:r>
-        <w:t xml:space="preserve"> — иначе маппинг окажется некорректным .</w:t>
-      </w:r>
-    </w:p>
-    <w:p>
-      <w:pPr>
-        <w:pStyle w:val="a8"/>
-      </w:pPr>
-      <w:r>
-        <w:t xml:space="preserve">Итог: словарь </w:t>
-      </w:r>
-      <w:r>
-        <w:rPr>
-          <w:rStyle w:val="HTML1"/>
-          <w:rFonts w:eastAsia="MS Mincho"/>
-        </w:rPr>
-        <w:t>self.mapping</w:t>
-      </w:r>
-      <w:r>
-        <w:t xml:space="preserve"> с записями для всех </w:t>
-      </w:r>
-      <w:r>
-        <w:rPr>
-          <w:rStyle w:val="af1"/>
-        </w:rPr>
-        <w:t>4 473</w:t>
-      </w:r>
-      <w:r>
-        <w:t xml:space="preserve"> позиций, соответствующих всем кадрам, которые извлёк </w:t>
-      </w:r>
-      <w:r>
-        <w:rPr>
-          <w:rStyle w:val="HTML1"/>
-          <w:rFonts w:eastAsia="MS Mincho"/>
-        </w:rPr>
-        <w:t>extract_frames.py</w:t>
-      </w:r>
-      <w:r>
-        <w:t>.</w:t>
-      </w:r>
-    </w:p>
-    <w:p>
-      <w:pPr>
-        <w:pStyle w:val="a8"/>
-      </w:pPr>
-      <w:r>
-        <w:rPr>
-          <w:rStyle w:val="HTML1"/>
-          <w:rFonts w:eastAsia="MS Mincho"/>
-        </w:rPr>
-        <w:t>parse_squeezed_frames()</w:t>
-      </w:r>
-      <w:r>
-        <w:t xml:space="preserve"> — построение контекстных интервалов</w:t>
-      </w:r>
-    </w:p>
-    <w:p>
-      <w:pPr>
-        <w:pStyle w:val="a8"/>
-      </w:pPr>
-      <w:r>
-        <w:t xml:space="preserve">После построения маппинга скрипт обходит директорию </w:t>
-      </w:r>
-      <w:r>
-        <w:rPr>
-          <w:rStyle w:val="HTML1"/>
-          <w:rFonts w:eastAsia="MS Mincho"/>
-        </w:rPr>
-        <w:t>labeling_v5_mf_squeezed</w:t>
-      </w:r>
-      <w:r>
-        <w:t xml:space="preserve"> и для каждого файла извлекает </w:t>
-      </w:r>
-      <w:r>
-        <w:rPr>
-          <w:rStyle w:val="HTML1"/>
-          <w:rFonts w:eastAsia="MS Mincho"/>
-        </w:rPr>
-        <w:t>global_idx</w:t>
-      </w:r>
-      <w:r>
-        <w:t xml:space="preserve"> с помощью регулярного выражения </w:t>
-      </w:r>
-      <w:r>
-        <w:rPr>
-          <w:rStyle w:val="HTML1"/>
-          <w:rFonts w:eastAsia="MS Mincho"/>
-        </w:rPr>
-        <w:t>r".*_(\d+)\.(jpg|jpeg|png)$"</w:t>
-      </w:r>
-      <w:r>
-        <w:t xml:space="preserve">. По найденному </w:t>
-      </w:r>
-      <w:r>
-        <w:rPr>
-          <w:rStyle w:val="HTML1"/>
-          <w:rFonts w:eastAsia="MS Mincho"/>
-        </w:rPr>
-        <w:t>global_idx</w:t>
-      </w:r>
-      <w:r>
-        <w:t xml:space="preserve"> из </w:t>
-      </w:r>
-      <w:r>
-        <w:rPr>
-          <w:rStyle w:val="HTML1"/>
-          <w:rFonts w:eastAsia="MS Mincho"/>
-        </w:rPr>
-        <w:t>self.mapping</w:t>
-      </w:r>
-      <w:r>
-        <w:t xml:space="preserve"> получаются </w:t>
-      </w:r>
-      <w:r>
-        <w:rPr>
-          <w:rStyle w:val="HTML1"/>
-          <w:rFonts w:eastAsia="MS Mincho"/>
-        </w:rPr>
-        <w:t>video_path</w:t>
-      </w:r>
-      <w:r>
-        <w:t xml:space="preserve">, </w:t>
-      </w:r>
-      <w:r>
-        <w:rPr>
-          <w:rStyle w:val="HTML1"/>
-          <w:rFonts w:eastAsia="MS Mincho"/>
-        </w:rPr>
-        <w:t>frame_idx</w:t>
-      </w:r>
-      <w:r>
-        <w:t xml:space="preserve"> и </w:t>
-      </w:r>
-      <w:r>
-        <w:rPr>
-          <w:rStyle w:val="HTML1"/>
-          <w:rFonts w:eastAsia="MS Mincho"/>
-        </w:rPr>
-        <w:t>fps</w:t>
-      </w:r>
-      <w:r>
-        <w:t xml:space="preserve"> для данного ключевого кадра .</w:t>
-      </w:r>
-    </w:p>
-    <w:p>
-      <w:pPr>
-        <w:pStyle w:val="a8"/>
-      </w:pPr>
-      <w:r>
-        <w:t>Контекстный интервал в исходных кадрах видео вычисляется как:</w:t>
-      </w:r>
-    </w:p>
-    <w:p>
-      <w:pPr>
-        <w:pStyle w:val="a8"/>
-      </w:pPr>
-      <w:r>
-        <w:drawing>
-          <wp:inline distT="0" distB="0" distL="0" distR="0" wp14:anchorId="1C6D5FD6" wp14:editId="2B024C6A">
-            <wp:extent cx="5058481" cy="1505160"/>
-            <wp:effectExtent l="0" t="0" r="8890" b="0"/>
-            <wp:docPr id="6" name="Рисунок 6"/>
-            <wp:cNvGraphicFramePr>
-              <a:graphicFrameLocks xmlns:a="http://schemas.openxmlformats.org/drawingml/2006/main" noChangeAspect="1"/>
-            </wp:cNvGraphicFramePr>
-            <a:graphic xmlns:a="http://schemas.openxmlformats.org/drawingml/2006/main">
-              <a:graphicData uri="http://schemas.openxmlformats.org/drawingml/2006/picture">
-                <pic:pic xmlns:pic="http://schemas.openxmlformats.org/drawingml/2006/picture">
-                  <pic:nvPicPr>
-                    <pic:cNvPr id="1" name=""/>
-                    <pic:cNvPicPr/>
-                  </pic:nvPicPr>
-                  <pic:blipFill>
-                    <a:blip r:embed="rId71"/>
-                    <a:stretch>
-                      <a:fillRect/>
-                    </a:stretch>
-                  </pic:blipFill>
-                  <pic:spPr>
-                    <a:xfrm>
-                      <a:off x="0" y="0"/>
-                      <a:ext cx="5058481" cy="1505160"/>
-                    </a:xfrm>
-                    <a:prstGeom prst="rect">
-                      <a:avLst/>
-                    </a:prstGeom>
-                  </pic:spPr>
-                </pic:pic>
-              </a:graphicData>
-            </a:graphic>
-          </wp:inline>
-        </w:drawing>
-      </w:r>
-    </w:p>
-    <w:p>
-      <w:pPr>
-        <w:pStyle w:val="a8"/>
-      </w:pPr>
-      <w:r>
-        <w:t xml:space="preserve">Таким образом, вокруг каждого ключевого кадра формируется интервал </w:t>
-      </w:r>
-      <w:r>
-        <w:rPr>
-          <w:rStyle w:val="af1"/>
-        </w:rPr>
-        <w:t>[start_f, end_f]</w:t>
-      </w:r>
-      <w:r>
-        <w:t xml:space="preserve"> — окно в 300 исходных кадров (10 с при 30 FPS), которое после прореживания до 5 FPS даёт </w:t>
-      </w:r>
-      <w:r>
-        <w:rPr>
-          <w:rStyle w:val="af1"/>
-        </w:rPr>
-        <w:t>51 кадр</w:t>
-      </w:r>
-      <w:r>
-        <w:t xml:space="preserve"> (≈10.2 с) на один ключевой кадр. Все интервалы для одного и того же видеофайла группируются в список </w:t>
-      </w:r>
-      <w:r>
-        <w:rPr>
-          <w:rStyle w:val="HTML1"/>
-          <w:rFonts w:eastAsia="MS Mincho"/>
-        </w:rPr>
-        <w:t>intervals_by_video[v_path]</w:t>
-      </w:r>
-      <w:r>
-        <w:t xml:space="preserve"> .</w:t>
-      </w:r>
-    </w:p>
-    <w:p>
-      <w:pPr>
-        <w:pStyle w:val="a8"/>
-      </w:pPr>
-      <w:r>
-        <w:rPr>
-          <w:rStyle w:val="HTML1"/>
-          <w:rFonts w:eastAsia="MS Mincho"/>
-        </w:rPr>
-        <w:lastRenderedPageBreak/>
-        <w:t>merge_intervals()</w:t>
-      </w:r>
-      <w:r>
-        <w:t xml:space="preserve"> — слияние перекрывающихся интервалов</w:t>
-      </w:r>
-    </w:p>
-    <w:p>
-      <w:pPr>
-        <w:pStyle w:val="a8"/>
-      </w:pPr>
-      <w:r>
-        <w:t>Поскольку 638 ключевых кадров распределены по всему видеоматериалу неравномерно (намеренно отдавался приоритет насыщенным сценам), контекстные интервалы соседних ключевых кадров нередко перекрывались — особенно в эпизодах, богатых событиями, где несколько ключевых кадров отстояли друг от друга менее чем на 10 секунд.</w:t>
-      </w:r>
-    </w:p>
-    <w:p>
-      <w:pPr>
-        <w:pStyle w:val="a8"/>
-        <w:rPr>
-          <w:lang w:val="en-US"/>
-        </w:rPr>
-      </w:pPr>
-      <w:r>
-        <w:t xml:space="preserve">Метод </w:t>
-      </w:r>
-      <w:r>
-        <w:rPr>
-          <w:rStyle w:val="HTML1"/>
-          <w:rFonts w:eastAsia="MS Mincho"/>
-        </w:rPr>
-        <w:t>merge_intervals()</w:t>
-      </w:r>
-      <w:r>
-        <w:t xml:space="preserve"> выполняет слияние таких перекрытий по классическому алгоритму с временно́й сложностью </w:t>
-      </w:r>
-      <w:r>
-        <w:rPr>
-          <w:lang w:val="en-US"/>
-        </w:rPr>
-        <w:t>O(n log n) :</w:t>
-      </w:r>
-    </w:p>
-    <w:p>
-      <w:pPr>
-        <w:pStyle w:val="a8"/>
-        <w:ind w:firstLine="0"/>
-        <w:rPr>
-          <w:rStyle w:val="af1"/>
-        </w:rPr>
-      </w:pPr>
-      <w:r>
-        <w:rPr>
-          <w:rStyle w:val="af1"/>
-        </w:rPr>
-        <w:drawing>
-          <wp:inline distT="0" distB="0" distL="0" distR="0" wp14:anchorId="7B8CD0B9" wp14:editId="58710C52">
-            <wp:extent cx="5940425" cy="1898015"/>
-            <wp:effectExtent l="0" t="0" r="3175" b="6985"/>
-            <wp:docPr id="5" name="Рисунок 5"/>
             <wp:cNvGraphicFramePr>
               <a:graphicFrameLocks xmlns:a="http://schemas.openxmlformats.org/drawingml/2006/main" noChangeAspect="1"/>
             </wp:cNvGraphicFramePr>
@@ -18651,7 +22370,7 @@
                   <pic:spPr>
                     <a:xfrm>
                       <a:off x="0" y="0"/>
-                      <a:ext cx="5940425" cy="1898015"/>
+                      <a:ext cx="3057952" cy="495369"/>
                     </a:xfrm>
                     <a:prstGeom prst="rect">
                       <a:avLst/>
@@ -18666,35 +22385,429 @@
     </w:p>
     <w:p>
       <w:pPr>
+        <w:pStyle w:val="my-2"/>
+      </w:pPr>
+      <w:r>
+        <w:t>где:</w:t>
+      </w:r>
+    </w:p>
+    <w:p>
+      <w:pPr>
+        <w:pStyle w:val="-1"/>
+      </w:pPr>
+      <w:r>
+        <w:rPr>
+          <w:rStyle w:val="katex-mathml"/>
+        </w:rPr>
+        <w:lastRenderedPageBreak/>
+        <w:t>mtm_t</w:t>
+      </w:r>
+      <w:r>
+        <w:rPr>
+          <w:rStyle w:val="mord"/>
+        </w:rPr>
+        <w:t>mt</w:t>
+      </w:r>
+      <w:r>
+        <w:rPr>
+          <w:rStyle w:val="vlist-s"/>
+        </w:rPr>
+        <w:t>​</w:t>
+      </w:r>
+      <w:r>
+        <w:t xml:space="preserve"> — </w:t>
+      </w:r>
+      <w:r>
+        <w:rPr>
+          <w:rStyle w:val="af1"/>
+        </w:rPr>
+        <w:t>магнитуда оптического потока</w:t>
+      </w:r>
+      <w:r>
+        <w:t xml:space="preserve"> (optical flow magnitude): средняя величина смещения пикселей между кадрами </w:t>
+      </w:r>
+      <w:r>
+        <w:rPr>
+          <w:rStyle w:val="katex-mathml"/>
+        </w:rPr>
+        <w:t>ItI_t</w:t>
+      </w:r>
+      <w:r>
+        <w:rPr>
+          <w:rStyle w:val="mord"/>
+        </w:rPr>
+        <w:t>It</w:t>
+      </w:r>
+      <w:r>
+        <w:rPr>
+          <w:rStyle w:val="vlist-s"/>
+        </w:rPr>
+        <w:t>​</w:t>
+      </w:r>
+      <w:r>
+        <w:t xml:space="preserve"> и </w:t>
+      </w:r>
+      <w:r>
+        <w:rPr>
+          <w:rStyle w:val="katex-mathml"/>
+        </w:rPr>
+        <w:t>It−1I_{t-1}</w:t>
+      </w:r>
+      <w:r>
+        <w:rPr>
+          <w:rStyle w:val="mord"/>
+        </w:rPr>
+        <w:t>It</w:t>
+      </w:r>
+      <w:r>
+        <w:rPr>
+          <w:rStyle w:val="mbin"/>
+        </w:rPr>
+        <w:t>−</w:t>
+      </w:r>
+      <w:r>
+        <w:rPr>
+          <w:rStyle w:val="mord"/>
+        </w:rPr>
+        <w:t>1</w:t>
+      </w:r>
+      <w:r>
+        <w:rPr>
+          <w:rStyle w:val="vlist-s"/>
+        </w:rPr>
+        <w:t>​</w:t>
+      </w:r>
+      <w:r>
+        <w:t>; отражает глобальное движение в сцене;</w:t>
+      </w:r>
+    </w:p>
+    <w:p>
+      <w:pPr>
+        <w:pStyle w:val="-1"/>
+      </w:pPr>
+      <w:r>
+        <w:rPr>
+          <w:rStyle w:val="katex-mathml"/>
+        </w:rPr>
+        <w:t>vt=1−SSIM(It,It−1)v_t = 1 - \text{SSIM}(I_t, I_{t-1})</w:t>
+      </w:r>
+      <w:r>
+        <w:rPr>
+          <w:rStyle w:val="mord"/>
+        </w:rPr>
+        <w:t>vt</w:t>
+      </w:r>
+      <w:r>
+        <w:rPr>
+          <w:rStyle w:val="vlist-s"/>
+        </w:rPr>
+        <w:t>​</w:t>
+      </w:r>
+      <w:r>
+        <w:rPr>
+          <w:rStyle w:val="mrel"/>
+        </w:rPr>
+        <w:t>=</w:t>
+      </w:r>
+      <w:r>
+        <w:rPr>
+          <w:rStyle w:val="mord"/>
+        </w:rPr>
+        <w:t>1</w:t>
+      </w:r>
+      <w:r>
+        <w:rPr>
+          <w:rStyle w:val="mbin"/>
+        </w:rPr>
+        <w:t>−</w:t>
+      </w:r>
+      <w:r>
+        <w:rPr>
+          <w:rStyle w:val="mord"/>
+        </w:rPr>
+        <w:t>SSIM</w:t>
+      </w:r>
+      <w:r>
+        <w:rPr>
+          <w:rStyle w:val="mopen"/>
+        </w:rPr>
+        <w:t>(</w:t>
+      </w:r>
+      <w:r>
+        <w:rPr>
+          <w:rStyle w:val="mord"/>
+        </w:rPr>
+        <w:t>It</w:t>
+      </w:r>
+      <w:r>
+        <w:rPr>
+          <w:rStyle w:val="vlist-s"/>
+        </w:rPr>
+        <w:t>​</w:t>
+      </w:r>
+      <w:r>
+        <w:rPr>
+          <w:rStyle w:val="mpunct"/>
+        </w:rPr>
+        <w:t>,</w:t>
+      </w:r>
+      <w:r>
+        <w:rPr>
+          <w:rStyle w:val="mord"/>
+        </w:rPr>
+        <w:t>It</w:t>
+      </w:r>
+      <w:r>
+        <w:rPr>
+          <w:rStyle w:val="mbin"/>
+        </w:rPr>
+        <w:t>−</w:t>
+      </w:r>
+      <w:r>
+        <w:rPr>
+          <w:rStyle w:val="mord"/>
+        </w:rPr>
+        <w:t>1</w:t>
+      </w:r>
+      <w:r>
+        <w:rPr>
+          <w:rStyle w:val="vlist-s"/>
+        </w:rPr>
+        <w:t>​</w:t>
+      </w:r>
+      <w:r>
+        <w:rPr>
+          <w:rStyle w:val="mclose"/>
+        </w:rPr>
+        <w:t>)</w:t>
+      </w:r>
+      <w:r>
+        <w:t xml:space="preserve"> — </w:t>
+      </w:r>
+      <w:r>
+        <w:rPr>
+          <w:rStyle w:val="af1"/>
+        </w:rPr>
+        <w:t>структурное различие</w:t>
+      </w:r>
+      <w:r>
+        <w:t>: обратная величина индекса структурного сходства SSIM; чем сильнее изменилась структура кадра, тем выше значение компоненты;</w:t>
+      </w:r>
+    </w:p>
+    <w:p>
+      <w:pPr>
+        <w:pStyle w:val="-1"/>
+      </w:pPr>
+      <w:r>
+        <w:rPr>
+          <w:rStyle w:val="katex-mathml"/>
+        </w:rPr>
+        <w:t>sts_t</w:t>
+      </w:r>
+      <w:r>
+        <w:rPr>
+          <w:rStyle w:val="mord"/>
+        </w:rPr>
+        <w:t>st</w:t>
+      </w:r>
+      <w:r>
+        <w:rPr>
+          <w:rStyle w:val="vlist-s"/>
+        </w:rPr>
+        <w:t>​</w:t>
+      </w:r>
+      <w:r>
+        <w:t xml:space="preserve"> — </w:t>
+      </w:r>
+      <w:r>
+        <w:rPr>
+          <w:rStyle w:val="af1"/>
+        </w:rPr>
+        <w:t>семантическая дистанция</w:t>
+      </w:r>
+      <w:r>
+        <w:t xml:space="preserve"> (cosine distance): расстояние между векторами признаков соседних кадров в пространстве эмбеддингов;</w:t>
+      </w:r>
+    </w:p>
+    <w:p>
+      <w:pPr>
+        <w:pStyle w:val="-1"/>
+        <w:rPr>
+          <w:lang w:val="en-US"/>
+        </w:rPr>
+      </w:pPr>
+      <w:r>
+        <w:t>веса</w:t>
+      </w:r>
+      <w:r>
+        <w:rPr>
+          <w:lang w:val="en-US"/>
+        </w:rPr>
+        <w:t xml:space="preserve">: </w:t>
+      </w:r>
+      <w:r>
+        <w:rPr>
+          <w:rStyle w:val="katex-mathml"/>
+          <w:lang w:val="en-US"/>
+        </w:rPr>
+        <w:t>wm=0.4w_m = 0.4</w:t>
+      </w:r>
+      <w:r>
+        <w:rPr>
+          <w:rStyle w:val="mord"/>
+          <w:lang w:val="en-US"/>
+        </w:rPr>
+        <w:t>wm</w:t>
+      </w:r>
+      <w:r>
+        <w:rPr>
+          <w:rStyle w:val="vlist-s"/>
+          <w:lang w:val="en-US"/>
+        </w:rPr>
+        <w:t>​</w:t>
+      </w:r>
+      <w:r>
+        <w:rPr>
+          <w:rStyle w:val="mrel"/>
+          <w:lang w:val="en-US"/>
+        </w:rPr>
+        <w:t>=</w:t>
+      </w:r>
+      <w:r>
+        <w:rPr>
+          <w:rStyle w:val="mord"/>
+          <w:lang w:val="en-US"/>
+        </w:rPr>
+        <w:t>0.4</w:t>
+      </w:r>
+      <w:r>
+        <w:rPr>
+          <w:lang w:val="en-US"/>
+        </w:rPr>
+        <w:t xml:space="preserve">, </w:t>
+      </w:r>
+      <w:r>
+        <w:rPr>
+          <w:rStyle w:val="katex-mathml"/>
+          <w:lang w:val="en-US"/>
+        </w:rPr>
+        <w:t>wv=0.4w_v = 0.4</w:t>
+      </w:r>
+      <w:r>
+        <w:rPr>
+          <w:rStyle w:val="mord"/>
+          <w:lang w:val="en-US"/>
+        </w:rPr>
+        <w:t>wv</w:t>
+      </w:r>
+      <w:r>
+        <w:rPr>
+          <w:rStyle w:val="vlist-s"/>
+          <w:lang w:val="en-US"/>
+        </w:rPr>
+        <w:t>​</w:t>
+      </w:r>
+      <w:r>
+        <w:rPr>
+          <w:rStyle w:val="mrel"/>
+          <w:lang w:val="en-US"/>
+        </w:rPr>
+        <w:t>=</w:t>
+      </w:r>
+      <w:r>
+        <w:rPr>
+          <w:rStyle w:val="mord"/>
+          <w:lang w:val="en-US"/>
+        </w:rPr>
+        <w:t>0.4</w:t>
+      </w:r>
+      <w:r>
+        <w:rPr>
+          <w:lang w:val="en-US"/>
+        </w:rPr>
+        <w:t xml:space="preserve">, </w:t>
+      </w:r>
+      <w:r>
+        <w:rPr>
+          <w:rStyle w:val="katex-mathml"/>
+          <w:lang w:val="en-US"/>
+        </w:rPr>
+        <w:t>ws=0.2w_s = 0.2</w:t>
+      </w:r>
+      <w:r>
+        <w:rPr>
+          <w:rStyle w:val="mord"/>
+          <w:lang w:val="en-US"/>
+        </w:rPr>
+        <w:t>ws</w:t>
+      </w:r>
+      <w:r>
+        <w:rPr>
+          <w:rStyle w:val="vlist-s"/>
+          <w:lang w:val="en-US"/>
+        </w:rPr>
+        <w:t>​</w:t>
+      </w:r>
+      <w:r>
+        <w:rPr>
+          <w:rStyle w:val="mrel"/>
+          <w:lang w:val="en-US"/>
+        </w:rPr>
+        <w:t>=</w:t>
+      </w:r>
+      <w:r>
+        <w:rPr>
+          <w:rStyle w:val="mord"/>
+          <w:lang w:val="en-US"/>
+        </w:rPr>
+        <w:t>0.2</w:t>
+      </w:r>
+      <w:r>
+        <w:rPr>
+          <w:lang w:val="en-US"/>
+        </w:rPr>
+        <w:t>.</w:t>
+      </w:r>
+    </w:p>
+    <w:p>
+      <w:pPr>
         <w:pStyle w:val="a8"/>
       </w:pPr>
       <w:r>
-        <w:rPr>
-          <w:rStyle w:val="af1"/>
-        </w:rPr>
-        <w:t>Ошибка слияния.</w:t>
-      </w:r>
-      <w:r>
-        <w:t xml:space="preserve"> Принятое решение объединять перекрывающиеся интервалы оказалось ошибочным на практике. В эпизодах с высокой плотностью ключевых кадров (например, сложная навигационная обстановка с несколькими судами, мостом и буями) несколько десятков ключевых кадров, расположенных в пределах 1–2 минут видеозаписи, порождали цепочку перекрытий, которая при последовательном слиянии давала единый непрерывный интервал длиной </w:t>
-      </w:r>
-      <w:r>
-        <w:rPr>
-          <w:rStyle w:val="af1"/>
-        </w:rPr>
-        <w:t>более 60 секунд</w:t>
-      </w:r>
-      <w:r>
-        <w:t>. Такой клип при загрузке в CVAT оказывался неудобным для разметчика: интерфейс CVAT замедлялся при работе с длинными последовательностями, а единый длинный клип не позволял равномерно распределить работу между несколькими разметчиками. Проблема была обнаружена после генерации и устранена на шаге 5 (</w:t>
-      </w:r>
-      <w:r>
-        <w:rPr>
-          <w:rStyle w:val="HTML1"/>
-          <w:rFonts w:eastAsia="MS Mincho"/>
-        </w:rPr>
-        <w:t>split_long_clips.py</w:t>
-      </w:r>
-      <w:r>
-        <w:t>).</w:t>
+        <w:t xml:space="preserve">Кадр включается в выборку, если </w:t>
+      </w:r>
+      <w:r>
+        <w:rPr>
+          <w:rStyle w:val="katex-mathml"/>
+        </w:rPr>
+        <w:t>FVI(t)\text{FVI}(t)</w:t>
+      </w:r>
+      <w:r>
+        <w:rPr>
+          <w:rStyle w:val="mord"/>
+        </w:rPr>
+        <w:t>FVI</w:t>
+      </w:r>
+      <w:r>
+        <w:rPr>
+          <w:rStyle w:val="mopen"/>
+        </w:rPr>
+        <w:t>(</w:t>
+      </w:r>
+      <w:r>
+        <w:rPr>
+          <w:rStyle w:val="mord"/>
+        </w:rPr>
+        <w:t>t</w:t>
+      </w:r>
+      <w:r>
+        <w:rPr>
+          <w:rStyle w:val="mclose"/>
+        </w:rPr>
+        <w:t>)</w:t>
+      </w:r>
+      <w:r>
+        <w:t xml:space="preserve"> превышает порог, подобранный через Non-Maximum Suppression (NMS) с окном 0.5–1 с. Такой подход позволяет отбирать кадры в моменты наибольшего содержательного изменения сцены — например, при появлении нового объекта или резком манёвре — и пропускать участки с монотонным движением.</w:t>
       </w:r>
       <w:hyperlink r:id="rId73" w:tgtFrame="_blank" w:history="1">
         <w:r>
@@ -18703,7 +22816,7 @@
             <w:color w:val="0000FF"/>
             <w:u w:val="single"/>
           </w:rPr>
-          <w:t>Tekhnicheskii-otchet-vetka-feat-segmentation-USV-Obstacle-Detection.pdf</w:t>
+          <w:t>Sammari-po-kazhdomu-otchetu.docx</w:t>
         </w:r>
       </w:hyperlink>
     </w:p>
@@ -18712,14 +22825,198 @@
         <w:pStyle w:val="a8"/>
       </w:pPr>
       <w:r>
+        <w:t xml:space="preserve">Несмотря на теоретические преимущества Adaptive FPS, для данного проекта был выбран </w:t>
+      </w:r>
+      <w:r>
+        <w:rPr>
+          <w:rStyle w:val="af1"/>
+        </w:rPr>
+        <w:t>Constant FPS</w:t>
+      </w:r>
+      <w:r>
+        <w:t xml:space="preserve"> по следующим причинам:</w:t>
+      </w:r>
+    </w:p>
+    <w:p>
+      <w:pPr>
+        <w:pStyle w:val="-1"/>
+      </w:pPr>
+      <w:r>
+        <w:rPr>
+          <w:rStyle w:val="af1"/>
+        </w:rPr>
+        <w:t>Воспроизводимость.</w:t>
+      </w:r>
+      <w:r>
+        <w:t xml:space="preserve"> Constant FPS гарантирует, что при повторном запуске пайплайна с теми же исходными видео будет получен идентичный набор кадров. Adaptive FPS зависит от параметров оптического потока, весов FVI и порога NMS, небольшое изменение которых изменяет состав выборки — что затрудняет воспроизведение и сравнение результатов.</w:t>
+      </w:r>
+    </w:p>
+    <w:p>
+      <w:pPr>
+        <w:pStyle w:val="-1"/>
+      </w:pPr>
+      <w:r>
+        <w:rPr>
+          <w:rStyle w:val="af1"/>
+        </w:rPr>
+        <w:t>Вычислительная стоимость.</w:t>
+      </w:r>
+      <w:r>
+        <w:t xml:space="preserve"> Расчёт FVI требует вычисления оптического потока (Farnebäck или Lucas-Kanade) и эмбеддингов для каждой пары соседних кадров по всему видеоматериалу. Для нескольких часов записи при 30 FPS это многократно увеличивало бы время предобработки без гарантированного прироста качества набора данных.</w:t>
+      </w:r>
+    </w:p>
+    <w:p>
+      <w:pPr>
+        <w:pStyle w:val="-1"/>
+      </w:pPr>
+      <w:r>
+        <w:rPr>
+          <w:rStyle w:val="af1"/>
+        </w:rPr>
+        <w:t>Совместимость с VPS.</w:t>
+      </w:r>
+      <w:r>
+        <w:t xml:space="preserve"> Задача VPS требует </w:t>
+      </w:r>
+      <w:r>
+        <w:rPr>
+          <w:rStyle w:val="af1"/>
+        </w:rPr>
+        <w:t>непрерывных</w:t>
+      </w:r>
+      <w:r>
+        <w:t xml:space="preserve"> последовательностей с фиксированным временны́м шагом — это упрощает реализацию трекинга и re-identification в модели. Adaptive FPS генерирует последовательности с переменным шагом, что нестандартно для существующих VPS-методов (Video K-Net, Mask2Former, DVIS) и усложняет загрузку данных в </w:t>
+      </w:r>
+      <w:r>
+        <w:lastRenderedPageBreak/>
+        <w:t>CVAT с корректной временно́й привязкой.</w:t>
+      </w:r>
+      <w:r>
+        <w:rPr>
+          <w:rStyle w:val="inline-block"/>
+        </w:rPr>
+        <w:t>Tekhnicheskii-otchet-vetka-feat-segmentation-USV-Obstacle-Detection.pdf</w:t>
+      </w:r>
+      <w:r>
+        <w:rPr>
+          <w:rStyle w:val="opacity-50"/>
+        </w:rPr>
+        <w:t>+1</w:t>
+      </w:r>
+    </w:p>
+    <w:p>
+      <w:pPr>
+        <w:pStyle w:val="-1"/>
+      </w:pPr>
+      <w:r>
+        <w:rPr>
+          <w:rStyle w:val="af1"/>
+        </w:rPr>
+        <w:t>Практика.</w:t>
+      </w:r>
+      <w:r>
+        <w:t xml:space="preserve"> Датасеты LaRS и WaterScenes — наиболее близкие по домену — также используют постоянную частоту кадров, что упрощает сравнение и возможное дообучение модели.</w:t>
+      </w:r>
+      <w:hyperlink r:id="rId74" w:tgtFrame="_blank" w:history="1">
+        <w:r>
+          <w:rPr>
+            <w:rStyle w:val="inline-block"/>
+            <w:color w:val="0000FF"/>
+            <w:u w:val="single"/>
+          </w:rPr>
+          <w:t>Dokumentatsiia-po-sozdaniiu-dataseta.pdf</w:t>
+        </w:r>
+      </w:hyperlink>
+    </w:p>
+    <w:p>
+      <w:pPr>
+        <w:pStyle w:val="a8"/>
+      </w:pPr>
+      <w:r>
+        <w:t>Итоговый выбор параметров</w:t>
+      </w:r>
+    </w:p>
+    <w:p>
+      <w:pPr>
+        <w:pStyle w:val="a8"/>
+      </w:pPr>
+      <w:r>
+        <w:t xml:space="preserve">Целевая частота кадров: </w:t>
+      </w:r>
+      <w:r>
+        <w:rPr>
+          <w:rStyle w:val="af1"/>
+        </w:rPr>
+        <w:t>5 FPS</w:t>
+      </w:r>
+      <w:r>
+        <w:t xml:space="preserve"> — кадр каждые 0.2 с, шаг 6 кадров при исходных 30 FPS. Размер контекстного окна вокруг каждого ключевого кадра: </w:t>
+      </w:r>
+      <w:r>
+        <w:rPr>
+          <w:rStyle w:val="af1"/>
+        </w:rPr>
+        <w:t>±5 секунд</w:t>
+      </w:r>
+      <w:r>
+        <w:t xml:space="preserve">, то есть 25 кадров до и 25 кадров после ключевого, итого до </w:t>
+      </w:r>
+      <w:r>
+        <w:rPr>
+          <w:rStyle w:val="af1"/>
+        </w:rPr>
+        <w:t>51 кадра</w:t>
+      </w:r>
+      <w:r>
+        <w:t xml:space="preserve"> на один ключевой кадр (до слияния интервалов). Данные параметры зафиксированы в конфигурации </w:t>
+      </w:r>
+      <w:r>
         <w:rPr>
           <w:rStyle w:val="HTML1"/>
           <w:rFonts w:eastAsia="MS Mincho"/>
         </w:rPr>
-        <w:t>extract_sequences()</w:t>
-      </w:r>
-      <w:r>
-        <w:t xml:space="preserve"> — извлечение кадров и формирование структуры датасета</w:t>
+        <w:t>SequenceDatasetBuilder</w:t>
+      </w:r>
+      <w:r>
+        <w:t xml:space="preserve">: </w:t>
+      </w:r>
+      <w:r>
+        <w:rPr>
+          <w:rStyle w:val="HTML1"/>
+          <w:rFonts w:eastAsia="MS Mincho"/>
+        </w:rPr>
+        <w:t>context_sec=5</w:t>
+      </w:r>
+      <w:r>
+        <w:t xml:space="preserve">, </w:t>
+      </w:r>
+      <w:r>
+        <w:rPr>
+          <w:rStyle w:val="HTML1"/>
+          <w:rFonts w:eastAsia="MS Mincho"/>
+        </w:rPr>
+        <w:t>target_fps=5</w:t>
+      </w:r>
+      <w:r>
+        <w:t xml:space="preserve"> .</w:t>
+      </w:r>
+    </w:p>
+    <w:p>
+      <w:pPr>
+        <w:pStyle w:val="-4"/>
+      </w:pPr>
+      <w:r>
+        <w:t>Генерация VPS-последовательностей (</w:t>
+      </w:r>
+      <w:r>
+        <w:rPr>
+          <w:rStyle w:val="HTML1"/>
+          <w:rFonts w:eastAsia="MS Mincho"/>
+        </w:rPr>
+        <w:t>generate_sequences.py</w:t>
+      </w:r>
+      <w:r>
+        <w:t>)</w:t>
       </w:r>
     </w:p>
     <w:p>
@@ -18727,7 +23024,21 @@
         <w:pStyle w:val="a8"/>
       </w:pPr>
       <w:r>
-        <w:t>После слияния интервалов для каждого объединённого отрезка выполняется непосредственное извлечение кадров из исходного видеофайла .</w:t>
+        <w:t xml:space="preserve">Генерация последовательностей реализована в классе </w:t>
+      </w:r>
+      <w:hyperlink r:id="rId75" w:tgtFrame="_blank" w:history="1">
+        <w:r>
+          <w:rPr>
+            <w:rStyle w:val="HTML1"/>
+            <w:rFonts w:eastAsia="MS Mincho"/>
+            <w:color w:val="0000FF"/>
+            <w:u w:val="single"/>
+          </w:rPr>
+          <w:t>SequenceDatasetBuilder</w:t>
+        </w:r>
+      </w:hyperlink>
+      <w:r>
+        <w:t xml:space="preserve"> и выполняется в три последовательных этапа: восстановление маппинга, построение интервалов с их слиянием, и непосредственное извлечение кадров .</w:t>
       </w:r>
     </w:p>
     <w:p>
@@ -18736,12 +23047,105 @@
       </w:pPr>
       <w:r>
         <w:rPr>
+          <w:rStyle w:val="HTML1"/>
+          <w:rFonts w:eastAsia="MS Mincho"/>
+        </w:rPr>
+        <w:t>build_index_mapping()</w:t>
+      </w:r>
+      <w:r>
+        <w:t xml:space="preserve"> — восстановление соответствия </w:t>
+      </w:r>
+      <w:r>
+        <w:rPr>
+          <w:rStyle w:val="HTML1"/>
+          <w:rFonts w:eastAsia="MS Mincho"/>
+        </w:rPr>
+        <w:t>global_idx → (video, frame)</w:t>
+      </w:r>
+    </w:p>
+    <w:p>
+      <w:pPr>
+        <w:pStyle w:val="a8"/>
+      </w:pPr>
+      <w:r>
+        <w:t xml:space="preserve">Ключевая проблема, которую решает этот метод, состоит в следующем. Кадры в </w:t>
+      </w:r>
+      <w:r>
+        <w:rPr>
+          <w:rStyle w:val="HTML1"/>
+          <w:rFonts w:eastAsia="MS Mincho"/>
+        </w:rPr>
+        <w:t>labeling_v5_mf_squeezed</w:t>
+      </w:r>
+      <w:r>
+        <w:t xml:space="preserve"> хранятся под именами вида </w:t>
+      </w:r>
+      <w:r>
+        <w:rPr>
+          <w:rStyle w:val="HTML1"/>
+          <w:rFonts w:eastAsia="MS Mincho"/>
+        </w:rPr>
+        <w:t>left_00123.jpg</w:t>
+      </w:r>
+      <w:r>
+        <w:t xml:space="preserve">, </w:t>
+      </w:r>
+      <w:r>
+        <w:rPr>
+          <w:rStyle w:val="HTML1"/>
+          <w:rFonts w:eastAsia="MS Mincho"/>
+        </w:rPr>
+        <w:t>right_00456.jpg</w:t>
+      </w:r>
+      <w:r>
+        <w:t xml:space="preserve"> — то есть единственная информация, закодированная в имени файла, это </w:t>
+      </w:r>
+      <w:r>
+        <w:rPr>
           <w:rStyle w:val="af1"/>
         </w:rPr>
-        <w:t>Прореживание до 5 FPS.</w:t>
-      </w:r>
-      <w:r>
-        <w:t xml:space="preserve"> Шаг прореживания вычисляется как:</w:t>
+        <w:t>префикс камеры</w:t>
+      </w:r>
+      <w:r>
+        <w:t xml:space="preserve"> и </w:t>
+      </w:r>
+      <w:r>
+        <w:rPr>
+          <w:rStyle w:val="af1"/>
+        </w:rPr>
+        <w:t xml:space="preserve">значение </w:t>
+      </w:r>
+      <w:r>
+        <w:rPr>
+          <w:rStyle w:val="HTML1"/>
+          <w:rFonts w:eastAsia="MS Mincho"/>
+          <w:b/>
+          <w:bCs/>
+        </w:rPr>
+        <w:t>global_idx</w:t>
+      </w:r>
+      <w:r>
+        <w:t xml:space="preserve">. Ни имя исходного видеофайла, ни порядковый номер кадра в этом видео в имени не хранятся. Это стало следствием архитектурного решения шага 1: </w:t>
+      </w:r>
+      <w:r>
+        <w:rPr>
+          <w:rStyle w:val="HTML1"/>
+          <w:rFonts w:eastAsia="MS Mincho"/>
+        </w:rPr>
+        <w:t>extract_frames.py</w:t>
+      </w:r>
+      <w:r>
+        <w:t xml:space="preserve"> использовал единый монотонный счётчик </w:t>
+      </w:r>
+      <w:r>
+        <w:rPr>
+          <w:rStyle w:val="HTML1"/>
+          <w:rFonts w:eastAsia="MS Mincho"/>
+        </w:rPr>
+        <w:t>global_idx</w:t>
+      </w:r>
+      <w:r>
+        <w:t xml:space="preserve"> через все видеофайлы всех камер, не сохраняя метаданные о происхождении каждого кадра .</w:t>
       </w:r>
     </w:p>
     <w:p>
@@ -18749,12 +23153,112 @@
         <w:pStyle w:val="a8"/>
       </w:pPr>
       <w:r>
+        <w:t xml:space="preserve">Чтобы по значению </w:t>
+      </w:r>
+      <w:r>
+        <w:rPr>
+          <w:rStyle w:val="HTML1"/>
+          <w:rFonts w:eastAsia="MS Mincho"/>
+        </w:rPr>
+        <w:t>global_idx</w:t>
+      </w:r>
+      <w:r>
+        <w:t xml:space="preserve"> восстановить точную позицию кадра в исходном видео, метод </w:t>
+      </w:r>
+      <w:r>
+        <w:rPr>
+          <w:rStyle w:val="HTML1"/>
+          <w:rFonts w:eastAsia="MS Mincho"/>
+        </w:rPr>
+        <w:t>build_index_mapping()</w:t>
+      </w:r>
+      <w:r>
+        <w:t xml:space="preserve"> </w:t>
+      </w:r>
+      <w:r>
+        <w:rPr>
+          <w:rStyle w:val="af1"/>
+        </w:rPr>
+        <w:t xml:space="preserve">воспроизводит логику </w:t>
+      </w:r>
+      <w:r>
+        <w:rPr>
+          <w:rStyle w:val="HTML1"/>
+          <w:rFonts w:eastAsia="MS Mincho"/>
+          <w:b/>
+          <w:bCs/>
+        </w:rPr>
+        <w:t>extract_frames.py</w:t>
+      </w:r>
+      <w:r>
+        <w:t xml:space="preserve"> на тех же исходных видеофайлах. Алгоритм идентичен: те же папки, тот же сорт видеофайлов, тот же шаг </w:t>
+      </w:r>
+      <w:r>
+        <w:rPr>
+          <w:rStyle w:val="HTML1"/>
+          <w:rFonts w:eastAsia="MS Mincho"/>
+        </w:rPr>
+        <w:t>step = int(fps × original_interval_sec)</w:t>
+      </w:r>
+      <w:r>
+        <w:t xml:space="preserve"> (при </w:t>
+      </w:r>
+      <w:r>
+        <w:rPr>
+          <w:rStyle w:val="HTML1"/>
+          <w:rFonts w:eastAsia="MS Mincho"/>
+        </w:rPr>
+        <w:t>original_interval_sec=5</w:t>
+      </w:r>
+      <w:r>
+        <w:t xml:space="preserve">). Для каждой позиции </w:t>
+      </w:r>
+      <w:r>
+        <w:rPr>
+          <w:rStyle w:val="HTML1"/>
+          <w:rFonts w:eastAsia="MS Mincho"/>
+        </w:rPr>
+        <w:t>i</w:t>
+      </w:r>
+      <w:r>
+        <w:t xml:space="preserve"> в </w:t>
+      </w:r>
+      <w:r>
         <w:lastRenderedPageBreak/>
+        <w:t xml:space="preserve">видеофайле, которую </w:t>
+      </w:r>
+      <w:r>
+        <w:rPr>
+          <w:rStyle w:val="HTML1"/>
+          <w:rFonts w:eastAsia="MS Mincho"/>
+        </w:rPr>
+        <w:t>extract_frames.py</w:t>
+      </w:r>
+      <w:r>
+        <w:t xml:space="preserve"> бы извлёк, в словарь </w:t>
+      </w:r>
+      <w:r>
+        <w:rPr>
+          <w:rStyle w:val="HTML1"/>
+          <w:rFonts w:eastAsia="MS Mincho"/>
+        </w:rPr>
+        <w:t>self.mapping</w:t>
+      </w:r>
+      <w:r>
+        <w:t xml:space="preserve"> записывается запись:</w:t>
+      </w:r>
+    </w:p>
+    <w:p>
+      <w:pPr>
+        <w:pStyle w:val="a8"/>
+        <w:ind w:firstLine="0"/>
+      </w:pPr>
+      <w:r>
         <w:drawing>
-          <wp:inline distT="0" distB="0" distL="0" distR="0" wp14:anchorId="0B53E07E" wp14:editId="2BD7EB23">
-            <wp:extent cx="3629532" cy="695422"/>
-            <wp:effectExtent l="0" t="0" r="9525" b="9525"/>
-            <wp:docPr id="4" name="Рисунок 4"/>
+          <wp:inline distT="0" distB="0" distL="0" distR="0" wp14:anchorId="117F28FD" wp14:editId="370016C7">
+            <wp:extent cx="5940425" cy="1513840"/>
+            <wp:effectExtent l="0" t="0" r="3175" b="0"/>
+            <wp:docPr id="7" name="Рисунок 7"/>
             <wp:cNvGraphicFramePr>
               <a:graphicFrameLocks xmlns:a="http://schemas.openxmlformats.org/drawingml/2006/main" noChangeAspect="1"/>
             </wp:cNvGraphicFramePr>
@@ -18766,7 +23270,7 @@
                     <pic:cNvPicPr/>
                   </pic:nvPicPr>
                   <pic:blipFill>
-                    <a:blip r:embed="rId74"/>
+                    <a:blip r:embed="rId76"/>
                     <a:stretch>
                       <a:fillRect/>
                     </a:stretch>
@@ -18774,7 +23278,7 @@
                   <pic:spPr>
                     <a:xfrm>
                       <a:off x="0" y="0"/>
-                      <a:ext cx="3629532" cy="695422"/>
+                      <a:ext cx="5940425" cy="1513840"/>
                     </a:xfrm>
                     <a:prstGeom prst="rect">
                       <a:avLst/>
@@ -18792,37 +23296,37 @@
         <w:pStyle w:val="a8"/>
       </w:pPr>
       <w:r>
-        <w:t xml:space="preserve">То есть из диапазона </w:t>
+        <w:t xml:space="preserve">Таким образом, после выполнения </w:t>
       </w:r>
       <w:r>
         <w:rPr>
           <w:rStyle w:val="HTML1"/>
           <w:rFonts w:eastAsia="MS Mincho"/>
         </w:rPr>
-        <w:t>[start_f, end_f]</w:t>
-      </w:r>
-      <w:r>
-        <w:t xml:space="preserve"> извлекается каждый 6-й кадр: </w:t>
+        <w:t>build_index_mapping()</w:t>
+      </w:r>
+      <w:r>
+        <w:t xml:space="preserve"> любое имя файла из </w:t>
       </w:r>
       <w:r>
         <w:rPr>
           <w:rStyle w:val="HTML1"/>
           <w:rFonts w:eastAsia="MS Mincho"/>
         </w:rPr>
-        <w:t>i = start_f, start_f+6, start_f+12, ...</w:t>
-      </w:r>
-      <w:r>
-        <w:t xml:space="preserve">. Остальные кадры пропускаются через </w:t>
+        <w:t>labeling_v5_mf_squeezed</w:t>
+      </w:r>
+      <w:r>
+        <w:t xml:space="preserve"> однозначно отображается на конкретный кадр конкретного видеофайла. Критическое требование: исходные видеофайлы должны находиться в тех же папках и иметь тот же порядок, что и при запуске </w:t>
       </w:r>
       <w:r>
         <w:rPr>
           <w:rStyle w:val="HTML1"/>
           <w:rFonts w:eastAsia="MS Mincho"/>
         </w:rPr>
-        <w:t>cap.grab()</w:t>
-      </w:r>
-      <w:r>
-        <w:t xml:space="preserve"> (без декодирования) для экономии памяти.</w:t>
+        <w:t>extract_frames.py</w:t>
+      </w:r>
+      <w:r>
+        <w:t xml:space="preserve"> — иначе маппинг окажется некорректным .</w:t>
       </w:r>
     </w:p>
     <w:p>
@@ -18830,43 +23334,51 @@
         <w:pStyle w:val="a8"/>
       </w:pPr>
       <w:r>
-        <w:rPr>
-          <w:rStyle w:val="af1"/>
-        </w:rPr>
-        <w:t>Поворот центральной камеры.</w:t>
-      </w:r>
-      <w:r>
-        <w:t xml:space="preserve"> Аналогично </w:t>
+        <w:t xml:space="preserve">Итог: словарь </w:t>
       </w:r>
       <w:r>
         <w:rPr>
           <w:rStyle w:val="HTML1"/>
           <w:rFonts w:eastAsia="MS Mincho"/>
         </w:rPr>
-        <w:t>extract_frames.py</w:t>
-      </w:r>
-      <w:r>
-        <w:t xml:space="preserve">, для клипов с префиксом </w:t>
+        <w:t>self.mapping</w:t>
+      </w:r>
+      <w:r>
+        <w:t xml:space="preserve"> с записями для всех </w:t>
+      </w:r>
+      <w:r>
+        <w:rPr>
+          <w:rStyle w:val="af1"/>
+        </w:rPr>
+        <w:t>4 473</w:t>
+      </w:r>
+      <w:r>
+        <w:t xml:space="preserve"> позиций, соответствующих всем кадрам, которые извлёк </w:t>
       </w:r>
       <w:r>
         <w:rPr>
           <w:rStyle w:val="HTML1"/>
           <w:rFonts w:eastAsia="MS Mincho"/>
         </w:rPr>
-        <w:t>"center"</w:t>
-      </w:r>
-      <w:r>
-        <w:t xml:space="preserve"> к каждому кадру перед сохранением применяется </w:t>
-      </w:r>
+        <w:t>extract_frames.py</w:t>
+      </w:r>
+      <w:r>
+        <w:t>.</w:t>
+      </w:r>
+    </w:p>
+    <w:p>
+      <w:pPr>
+        <w:pStyle w:val="a8"/>
+      </w:pPr>
       <w:r>
         <w:rPr>
           <w:rStyle w:val="HTML1"/>
           <w:rFonts w:eastAsia="MS Mincho"/>
         </w:rPr>
-        <w:t>cv2.rotate(frame, cv2.ROTATE_90_CLOCKWISE)</w:t>
-      </w:r>
-      <w:r>
-        <w:t xml:space="preserve"> .</w:t>
+        <w:t>parse_squeezed_frames()</w:t>
+      </w:r>
+      <w:r>
+        <w:t xml:space="preserve"> — построение контекстных интервалов</w:t>
       </w:r>
     </w:p>
     <w:p>
@@ -18874,176 +23386,87 @@
         <w:pStyle w:val="a8"/>
       </w:pPr>
       <w:r>
-        <w:rPr>
-          <w:rStyle w:val="af1"/>
-        </w:rPr>
-        <w:t>Структура выходных данных.</w:t>
-      </w:r>
-      <w:r>
-        <w:t xml:space="preserve"> Для каждого объединённого интервала (с учётом нумерации </w:t>
+        <w:t xml:space="preserve">После построения маппинга скрипт обходит директорию </w:t>
       </w:r>
       <w:r>
         <w:rPr>
           <w:rStyle w:val="HTML1"/>
           <w:rFonts w:eastAsia="MS Mincho"/>
         </w:rPr>
-        <w:t>seq_id</w:t>
-      </w:r>
-      <w:r>
-        <w:t xml:space="preserve"> внутри одного видеофайла) формируется следующая структура:</w:t>
-      </w:r>
-    </w:p>
-    <w:p>
-      <w:pPr>
-        <w:pStyle w:val="a8"/>
-        <w:ind w:firstLine="0"/>
-        <w:rPr>
-          <w:rStyle w:val="af1"/>
-        </w:rPr>
-      </w:pPr>
-      <w:r>
-        <w:rPr>
-          <w:rStyle w:val="af1"/>
-        </w:rPr>
-        <w:drawing>
-          <wp:inline distT="0" distB="0" distL="0" distR="0" wp14:anchorId="20305D01" wp14:editId="4754568E">
-            <wp:extent cx="5940425" cy="2506345"/>
-            <wp:effectExtent l="0" t="0" r="3175" b="8255"/>
-            <wp:docPr id="3" name="Рисунок 3"/>
-            <wp:cNvGraphicFramePr>
-              <a:graphicFrameLocks xmlns:a="http://schemas.openxmlformats.org/drawingml/2006/main" noChangeAspect="1"/>
-            </wp:cNvGraphicFramePr>
-            <a:graphic xmlns:a="http://schemas.openxmlformats.org/drawingml/2006/main">
-              <a:graphicData uri="http://schemas.openxmlformats.org/drawingml/2006/picture">
-                <pic:pic xmlns:pic="http://schemas.openxmlformats.org/drawingml/2006/picture">
-                  <pic:nvPicPr>
-                    <pic:cNvPr id="1" name=""/>
-                    <pic:cNvPicPr/>
-                  </pic:nvPicPr>
-                  <pic:blipFill>
-                    <a:blip r:embed="rId75"/>
-                    <a:stretch>
-                      <a:fillRect/>
-                    </a:stretch>
-                  </pic:blipFill>
-                  <pic:spPr>
-                    <a:xfrm>
-                      <a:off x="0" y="0"/>
-                      <a:ext cx="5940425" cy="2506345"/>
-                    </a:xfrm>
-                    <a:prstGeom prst="rect">
-                      <a:avLst/>
-                    </a:prstGeom>
-                  </pic:spPr>
-                </pic:pic>
-              </a:graphicData>
-            </a:graphic>
-          </wp:inline>
-        </w:drawing>
-      </w:r>
-    </w:p>
-    <w:p>
-      <w:pPr>
-        <w:pStyle w:val="a8"/>
-      </w:pPr>
-      <w:r>
-        <w:rPr>
-          <w:rStyle w:val="af1"/>
-        </w:rPr>
-        <w:t>Именование клипов</w:t>
-      </w:r>
-      <w:r>
-        <w:t xml:space="preserve"> строится по схеме </w:t>
+        <w:t>labeling_v5_mf_squeezed</w:t>
+      </w:r>
+      <w:r>
+        <w:t xml:space="preserve"> и для каждого файла извлекает </w:t>
       </w:r>
       <w:r>
         <w:rPr>
           <w:rStyle w:val="HTML1"/>
           <w:rFonts w:eastAsia="MS Mincho"/>
         </w:rPr>
-        <w:t>{prefix}_{video_stem}_{seq_id:04d}</w:t>
-      </w:r>
-      <w:r>
-        <w:t xml:space="preserve">, где </w:t>
+        <w:t>global_idx</w:t>
+      </w:r>
+      <w:r>
+        <w:t xml:space="preserve"> с помощью регулярного выражения </w:t>
       </w:r>
       <w:r>
         <w:rPr>
           <w:rStyle w:val="HTML1"/>
           <w:rFonts w:eastAsia="MS Mincho"/>
         </w:rPr>
-        <w:t>seq_id</w:t>
-      </w:r>
-      <w:r>
-        <w:t xml:space="preserve"> — порядковый номер объединённого интервала внутри данного видеофайла, начиная с 1. Например: </w:t>
+        <w:t>r".*_(\d+)\.(jpg|jpeg|png)$"</w:t>
+      </w:r>
+      <w:r>
+        <w:t xml:space="preserve">. По найденному </w:t>
       </w:r>
       <w:r>
         <w:rPr>
           <w:rStyle w:val="HTML1"/>
           <w:rFonts w:eastAsia="MS Mincho"/>
         </w:rPr>
-        <w:t>right_MOVI0017_0001</w:t>
-      </w:r>
-      <w:r>
-        <w:t xml:space="preserve">, </w:t>
+        <w:t>global_idx</w:t>
+      </w:r>
+      <w:r>
+        <w:t xml:space="preserve"> из </w:t>
       </w:r>
       <w:r>
         <w:rPr>
           <w:rStyle w:val="HTML1"/>
           <w:rFonts w:eastAsia="MS Mincho"/>
         </w:rPr>
-        <w:t>right_MOVI0017_0002</w:t>
-      </w:r>
-      <w:r>
-        <w:t xml:space="preserve">, </w:t>
+        <w:t>self.mapping</w:t>
+      </w:r>
+      <w:r>
+        <w:t xml:space="preserve"> получаются </w:t>
       </w:r>
       <w:r>
         <w:rPr>
           <w:rStyle w:val="HTML1"/>
           <w:rFonts w:eastAsia="MS Mincho"/>
         </w:rPr>
-        <w:t>left_MOVI0020_0001</w:t>
-      </w:r>
-      <w:r>
-        <w:t xml:space="preserve">. Файл метаданных </w:t>
+        <w:t>video_path</w:t>
+      </w:r>
+      <w:r>
+        <w:t xml:space="preserve">, </w:t>
       </w:r>
       <w:r>
         <w:rPr>
           <w:rStyle w:val="HTML1"/>
           <w:rFonts w:eastAsia="MS Mincho"/>
         </w:rPr>
-        <w:t>{clip_name}.csv</w:t>
-      </w:r>
-      <w:r>
-        <w:t xml:space="preserve"> содержит три поля для каждого сохранённого кадра: </w:t>
+        <w:t>frame_idx</w:t>
+      </w:r>
+      <w:r>
+        <w:t xml:space="preserve"> и </w:t>
       </w:r>
       <w:r>
         <w:rPr>
           <w:rStyle w:val="HTML1"/>
           <w:rFonts w:eastAsia="MS Mincho"/>
         </w:rPr>
-        <w:t>local_seq_idx</w:t>
-      </w:r>
-      <w:r>
-        <w:t xml:space="preserve"> (локальный номер кадра в клипе, начиная с 1), </w:t>
-      </w:r>
-      <w:r>
-        <w:rPr>
-          <w:rStyle w:val="HTML1"/>
-          <w:rFonts w:eastAsia="MS Mincho"/>
-        </w:rPr>
-        <w:t>original_video</w:t>
-      </w:r>
-      <w:r>
-        <w:t xml:space="preserve"> (имя исходного видеофайла), </w:t>
-      </w:r>
-      <w:r>
-        <w:rPr>
-          <w:rStyle w:val="HTML1"/>
-          <w:rFonts w:eastAsia="MS Mincho"/>
-        </w:rPr>
-        <w:t>original_frame_idx</w:t>
-      </w:r>
-      <w:r>
-        <w:t xml:space="preserve"> (номер кадра в исходном видео). Это обеспечивает полную трассируемость каждого кадра датасета до его источника в сырых данных .</w:t>
+        <w:t>fps</w:t>
+      </w:r>
+      <w:r>
+        <w:t xml:space="preserve"> для данного ключевого кадра .</w:t>
       </w:r>
     </w:p>
     <w:p>
@@ -19051,131 +23474,7 @@
         <w:pStyle w:val="a8"/>
       </w:pPr>
       <w:r>
-        <w:rPr>
-          <w:rStyle w:val="af1"/>
-        </w:rPr>
-        <w:t>Выход</w:t>
-      </w:r>
-      <w:r>
-        <w:rPr>
-          <w:rStyle w:val="af1"/>
-          <w:lang w:val="en-US"/>
-        </w:rPr>
-        <w:t>:</w:t>
-      </w:r>
-      <w:r>
-        <w:rPr>
-          <w:lang w:val="en-US"/>
-        </w:rPr>
-        <w:t xml:space="preserve"> </w:t>
-      </w:r>
-      <w:r>
-        <w:t>директория</w:t>
-      </w:r>
-      <w:r>
-        <w:rPr>
-          <w:lang w:val="en-US"/>
-        </w:rPr>
-        <w:t xml:space="preserve"> </w:t>
-      </w:r>
-      <w:r>
-        <w:rPr>
-          <w:rStyle w:val="HTML1"/>
-          <w:rFonts w:eastAsia="MS Mincho"/>
-          <w:lang w:val="en-US"/>
-        </w:rPr>
-        <w:t>data/interim/sequent_frames_v5/</w:t>
-      </w:r>
-      <w:r>
-        <w:rPr>
-          <w:lang w:val="en-US"/>
-        </w:rPr>
-        <w:t xml:space="preserve"> </w:t>
-      </w:r>
-      <w:r>
-        <w:t>со</w:t>
-      </w:r>
-      <w:r>
-        <w:rPr>
-          <w:lang w:val="en-US"/>
-        </w:rPr>
-        <w:t xml:space="preserve"> </w:t>
-      </w:r>
-      <w:r>
-        <w:t>структурой</w:t>
-      </w:r>
-      <w:r>
-        <w:rPr>
-          <w:lang w:val="en-US"/>
-        </w:rPr>
-        <w:t xml:space="preserve"> </w:t>
-      </w:r>
-      <w:r>
-        <w:rPr>
-          <w:rStyle w:val="HTML1"/>
-          <w:rFonts w:eastAsia="MS Mincho"/>
-          <w:lang w:val="en-US"/>
-        </w:rPr>
-        <w:t>videos/</w:t>
-      </w:r>
-      <w:r>
-        <w:rPr>
-          <w:lang w:val="en-US"/>
-        </w:rPr>
-        <w:t xml:space="preserve">, </w:t>
-      </w:r>
-      <w:r>
-        <w:rPr>
-          <w:rStyle w:val="HTML1"/>
-          <w:rFonts w:eastAsia="MS Mincho"/>
-          <w:lang w:val="en-US"/>
-        </w:rPr>
-        <w:t>frames/</w:t>
-      </w:r>
-      <w:r>
-        <w:rPr>
-          <w:lang w:val="en-US"/>
-        </w:rPr>
-        <w:t xml:space="preserve">, </w:t>
-      </w:r>
-      <w:r>
-        <w:rPr>
-          <w:rStyle w:val="HTML1"/>
-          <w:rFonts w:eastAsia="MS Mincho"/>
-          <w:lang w:val="en-US"/>
-        </w:rPr>
-        <w:t>metadata/</w:t>
-      </w:r>
-      <w:r>
-        <w:rPr>
-          <w:lang w:val="en-US"/>
-        </w:rPr>
-        <w:t xml:space="preserve">. </w:t>
-      </w:r>
-      <w:r>
-        <w:t xml:space="preserve">Часть клипов имела длину более 30 секунд (150 кадров при 5 </w:t>
-      </w:r>
-      <w:r>
-        <w:lastRenderedPageBreak/>
-        <w:t>FPS) вследствие ошибки слияния интервалов — они требовали дополнительной обработки на следующем шаге.</w:t>
-      </w:r>
-    </w:p>
-    <w:p>
-      <w:pPr>
-        <w:pStyle w:val="-4"/>
-      </w:pPr>
-      <w:r>
-        <w:t>Нарезка длинных клипов (</w:t>
-      </w:r>
-      <w:r>
-        <w:rPr>
-          <w:rStyle w:val="HTML1"/>
-          <w:rFonts w:eastAsia="MS Mincho"/>
-        </w:rPr>
-        <w:t>split_long_clips.py</w:t>
-      </w:r>
-      <w:r>
-        <w:t>)</w:t>
+        <w:t>Контекстный интервал в исходных кадрах видео вычисляется как:</w:t>
       </w:r>
     </w:p>
     <w:p>
@@ -19183,179 +23482,11 @@
         <w:pStyle w:val="a8"/>
       </w:pPr>
       <w:r>
-        <w:rPr>
-          <w:rStyle w:val="af1"/>
-        </w:rPr>
-        <w:t>Вход:</w:t>
-      </w:r>
-      <w:r>
-        <w:t xml:space="preserve"> директория </w:t>
-      </w:r>
-      <w:r>
-        <w:rPr>
-          <w:rStyle w:val="HTML1"/>
-          <w:rFonts w:eastAsia="MS Mincho"/>
-        </w:rPr>
-        <w:t>data/interim/sequent_frames_v5/</w:t>
-      </w:r>
-      <w:r>
-        <w:t xml:space="preserve"> — клипы, часть которых превышает 30 секунд вследствие слияния перекрывающихся интервалов на предыдущем шаге.</w:t>
-      </w:r>
-    </w:p>
-    <w:p>
-      <w:pPr>
-        <w:pStyle w:val="a8"/>
-      </w:pPr>
-      <w:r>
-        <w:t xml:space="preserve">Нарезка реализована в классе </w:t>
-      </w:r>
-      <w:hyperlink r:id="rId76" w:tgtFrame="_blank" w:history="1">
-        <w:r>
-          <w:rPr>
-            <w:rStyle w:val="HTML1"/>
-            <w:rFonts w:eastAsia="MS Mincho"/>
-            <w:color w:val="0000FF"/>
-            <w:u w:val="single"/>
-          </w:rPr>
-          <w:t>SequenceSplitter</w:t>
-        </w:r>
-      </w:hyperlink>
-      <w:r>
-        <w:t xml:space="preserve">. Пороговые параметры: </w:t>
-      </w:r>
-      <w:r>
-        <w:rPr>
-          <w:rStyle w:val="HTML1"/>
-          <w:rFonts w:eastAsia="MS Mincho"/>
-        </w:rPr>
-        <w:t>max_seconds=30</w:t>
-      </w:r>
-      <w:r>
-        <w:t xml:space="preserve">, </w:t>
-      </w:r>
-      <w:r>
-        <w:rPr>
-          <w:rStyle w:val="HTML1"/>
-          <w:rFonts w:eastAsia="MS Mincho"/>
-        </w:rPr>
-        <w:t>target_fps=5</w:t>
-      </w:r>
-      <w:r>
-        <w:t xml:space="preserve">, что даёт </w:t>
-      </w:r>
-      <w:r>
-        <w:rPr>
-          <w:rStyle w:val="HTML1"/>
-          <w:rFonts w:eastAsia="MS Mincho"/>
-        </w:rPr>
-        <w:t>max_frames = 30 × 5 = 150 кадров</w:t>
-      </w:r>
-      <w:r>
-        <w:t xml:space="preserve"> на клип .</w:t>
-      </w:r>
-    </w:p>
-    <w:p>
-      <w:pPr>
-        <w:pStyle w:val="a8"/>
-      </w:pPr>
-      <w:r>
-        <w:t>Обнаружение клипов, требующих нарезки</w:t>
-      </w:r>
-    </w:p>
-    <w:p>
-      <w:pPr>
-        <w:pStyle w:val="a8"/>
-      </w:pPr>
-      <w:r>
-        <w:t xml:space="preserve">Скрипт обходит все файлы </w:t>
-      </w:r>
-      <w:r>
-        <w:rPr>
-          <w:rStyle w:val="HTML1"/>
-          <w:rFonts w:eastAsia="MS Mincho"/>
-        </w:rPr>
-        <w:t>*.csv</w:t>
-      </w:r>
-      <w:r>
-        <w:t xml:space="preserve"> в директории </w:t>
-      </w:r>
-      <w:r>
-        <w:rPr>
-          <w:rStyle w:val="HTML1"/>
-          <w:rFonts w:eastAsia="MS Mincho"/>
-        </w:rPr>
-        <w:t>metadata/</w:t>
-      </w:r>
-      <w:r>
-        <w:t xml:space="preserve">. Для каждого CSV-файла считывается число строк через </w:t>
-      </w:r>
-      <w:r>
-        <w:rPr>
-          <w:rStyle w:val="HTML1"/>
-          <w:rFonts w:eastAsia="MS Mincho"/>
-        </w:rPr>
-        <w:t>pd.read_csv(csv_path)</w:t>
-      </w:r>
-      <w:r>
-        <w:t xml:space="preserve"> — это число равно числу кадров в клипе. Если </w:t>
-      </w:r>
-      <w:r>
-        <w:rPr>
-          <w:rStyle w:val="HTML1"/>
-          <w:rFonts w:eastAsia="MS Mincho"/>
-        </w:rPr>
-        <w:t>len(df) &gt; max_frames</w:t>
-      </w:r>
-      <w:r>
-        <w:t xml:space="preserve"> (то есть клип длиннее 150 кадров, или 30 секунд при 5 FPS) — клип добавляется в список на нарезку. Клипы, имена которых уже содержат подстроку </w:t>
-      </w:r>
-      <w:r>
-        <w:rPr>
-          <w:rStyle w:val="HTML1"/>
-          <w:rFonts w:eastAsia="MS Mincho"/>
-        </w:rPr>
-        <w:t>"_part"</w:t>
-      </w:r>
-      <w:r>
-        <w:t>, пропускаются — это защита от повторного разбиения при повторном запуске скрипта .</w:t>
-      </w:r>
-    </w:p>
-    <w:p>
-      <w:pPr>
-        <w:pStyle w:val="a8"/>
-      </w:pPr>
-      <w:r>
-        <w:t>Нарезка и переименование</w:t>
-      </w:r>
-    </w:p>
-    <w:p>
-      <w:pPr>
-        <w:pStyle w:val="a8"/>
-      </w:pPr>
-      <w:r>
-        <w:t xml:space="preserve">Для каждого длинного клипа метод </w:t>
-      </w:r>
-      <w:r>
-        <w:rPr>
-          <w:rStyle w:val="HTML1"/>
-          <w:rFonts w:eastAsia="MS Mincho"/>
-        </w:rPr>
-        <w:t>_process_clip()</w:t>
-      </w:r>
-      <w:r>
-        <w:t xml:space="preserve"> вычисляет число частей:</w:t>
-      </w:r>
-    </w:p>
-    <w:p>
-      <w:pPr>
-        <w:pStyle w:val="a8"/>
-      </w:pPr>
-      <w:r>
         <w:drawing>
-          <wp:inline distT="0" distB="0" distL="0" distR="0" wp14:anchorId="04E407C9" wp14:editId="3B0B61D8">
-            <wp:extent cx="2248214" cy="752580"/>
-            <wp:effectExtent l="0" t="0" r="0" b="9525"/>
-            <wp:docPr id="2" name="Рисунок 2"/>
+          <wp:inline distT="0" distB="0" distL="0" distR="0" wp14:anchorId="1C6D5FD6" wp14:editId="2B024C6A">
+            <wp:extent cx="5058481" cy="1505160"/>
+            <wp:effectExtent l="0" t="0" r="8890" b="0"/>
+            <wp:docPr id="6" name="Рисунок 6"/>
             <wp:cNvGraphicFramePr>
               <a:graphicFrameLocks xmlns:a="http://schemas.openxmlformats.org/drawingml/2006/main" noChangeAspect="1"/>
             </wp:cNvGraphicFramePr>
@@ -19375,6 +23506,866 @@
                   <pic:spPr>
                     <a:xfrm>
                       <a:off x="0" y="0"/>
+                      <a:ext cx="5058481" cy="1505160"/>
+                    </a:xfrm>
+                    <a:prstGeom prst="rect">
+                      <a:avLst/>
+                    </a:prstGeom>
+                  </pic:spPr>
+                </pic:pic>
+              </a:graphicData>
+            </a:graphic>
+          </wp:inline>
+        </w:drawing>
+      </w:r>
+    </w:p>
+    <w:p>
+      <w:pPr>
+        <w:pStyle w:val="a8"/>
+      </w:pPr>
+      <w:r>
+        <w:t xml:space="preserve">Таким образом, вокруг каждого ключевого кадра формируется интервал </w:t>
+      </w:r>
+      <w:r>
+        <w:rPr>
+          <w:rStyle w:val="af1"/>
+        </w:rPr>
+        <w:t>[start_f, end_f]</w:t>
+      </w:r>
+      <w:r>
+        <w:t xml:space="preserve"> — окно в 300 исходных кадров (10 с при 30 FPS), которое после прореживания до 5 FPS даёт </w:t>
+      </w:r>
+      <w:r>
+        <w:rPr>
+          <w:rStyle w:val="af1"/>
+        </w:rPr>
+        <w:t>51 кадр</w:t>
+      </w:r>
+      <w:r>
+        <w:t xml:space="preserve"> (≈10.2 с) на один ключевой кадр. Все интервалы для одного и того же видеофайла группируются в список </w:t>
+      </w:r>
+      <w:r>
+        <w:rPr>
+          <w:rStyle w:val="HTML1"/>
+          <w:rFonts w:eastAsia="MS Mincho"/>
+        </w:rPr>
+        <w:t>intervals_by_video[v_path]</w:t>
+      </w:r>
+      <w:r>
+        <w:t xml:space="preserve"> .</w:t>
+      </w:r>
+    </w:p>
+    <w:p>
+      <w:pPr>
+        <w:pStyle w:val="a8"/>
+      </w:pPr>
+      <w:r>
+        <w:rPr>
+          <w:rStyle w:val="HTML1"/>
+          <w:rFonts w:eastAsia="MS Mincho"/>
+        </w:rPr>
+        <w:lastRenderedPageBreak/>
+        <w:t>merge_intervals()</w:t>
+      </w:r>
+      <w:r>
+        <w:t xml:space="preserve"> — слияние перекрывающихся интервалов</w:t>
+      </w:r>
+    </w:p>
+    <w:p>
+      <w:pPr>
+        <w:pStyle w:val="a8"/>
+      </w:pPr>
+      <w:r>
+        <w:t>Поскольку 638 ключевых кадров распределены по всему видеоматериалу неравномерно (намеренно отдавался приоритет насыщенным сценам), контекстные интервалы соседних ключевых кадров нередко перекрывались — особенно в эпизодах, богатых событиями, где несколько ключевых кадров отстояли друг от друга менее чем на 10 секунд.</w:t>
+      </w:r>
+    </w:p>
+    <w:p>
+      <w:pPr>
+        <w:pStyle w:val="a8"/>
+        <w:rPr>
+          <w:lang w:val="en-US"/>
+        </w:rPr>
+      </w:pPr>
+      <w:r>
+        <w:t xml:space="preserve">Метод </w:t>
+      </w:r>
+      <w:r>
+        <w:rPr>
+          <w:rStyle w:val="HTML1"/>
+          <w:rFonts w:eastAsia="MS Mincho"/>
+        </w:rPr>
+        <w:t>merge_intervals()</w:t>
+      </w:r>
+      <w:r>
+        <w:t xml:space="preserve"> выполняет слияние таких перекрытий по классическому алгоритму с временно́й сложностью </w:t>
+      </w:r>
+      <w:r>
+        <w:rPr>
+          <w:lang w:val="en-US"/>
+        </w:rPr>
+        <w:t>O(n log n) :</w:t>
+      </w:r>
+    </w:p>
+    <w:p>
+      <w:pPr>
+        <w:pStyle w:val="a8"/>
+        <w:ind w:firstLine="0"/>
+        <w:rPr>
+          <w:rStyle w:val="af1"/>
+        </w:rPr>
+      </w:pPr>
+      <w:r>
+        <w:rPr>
+          <w:rStyle w:val="af1"/>
+        </w:rPr>
+        <w:drawing>
+          <wp:inline distT="0" distB="0" distL="0" distR="0" wp14:anchorId="7B8CD0B9" wp14:editId="58710C52">
+            <wp:extent cx="5940425" cy="1898015"/>
+            <wp:effectExtent l="0" t="0" r="3175" b="6985"/>
+            <wp:docPr id="5" name="Рисунок 5"/>
+            <wp:cNvGraphicFramePr>
+              <a:graphicFrameLocks xmlns:a="http://schemas.openxmlformats.org/drawingml/2006/main" noChangeAspect="1"/>
+            </wp:cNvGraphicFramePr>
+            <a:graphic xmlns:a="http://schemas.openxmlformats.org/drawingml/2006/main">
+              <a:graphicData uri="http://schemas.openxmlformats.org/drawingml/2006/picture">
+                <pic:pic xmlns:pic="http://schemas.openxmlformats.org/drawingml/2006/picture">
+                  <pic:nvPicPr>
+                    <pic:cNvPr id="1" name=""/>
+                    <pic:cNvPicPr/>
+                  </pic:nvPicPr>
+                  <pic:blipFill>
+                    <a:blip r:embed="rId78"/>
+                    <a:stretch>
+                      <a:fillRect/>
+                    </a:stretch>
+                  </pic:blipFill>
+                  <pic:spPr>
+                    <a:xfrm>
+                      <a:off x="0" y="0"/>
+                      <a:ext cx="5940425" cy="1898015"/>
+                    </a:xfrm>
+                    <a:prstGeom prst="rect">
+                      <a:avLst/>
+                    </a:prstGeom>
+                  </pic:spPr>
+                </pic:pic>
+              </a:graphicData>
+            </a:graphic>
+          </wp:inline>
+        </w:drawing>
+      </w:r>
+    </w:p>
+    <w:p>
+      <w:pPr>
+        <w:pStyle w:val="a8"/>
+      </w:pPr>
+      <w:r>
+        <w:rPr>
+          <w:rStyle w:val="af1"/>
+        </w:rPr>
+        <w:t>Ошибка слияния.</w:t>
+      </w:r>
+      <w:r>
+        <w:t xml:space="preserve"> Принятое решение объединять перекрывающиеся интервалы оказалось ошибочным на практике. В эпизодах с высокой плотностью ключевых кадров (например, сложная навигационная обстановка с несколькими судами, мостом и буями) несколько десятков ключевых кадров, расположенных в пределах 1–2 минут видеозаписи, порождали цепочку перекрытий, которая при последовательном слиянии давала единый непрерывный интервал длиной </w:t>
+      </w:r>
+      <w:r>
+        <w:rPr>
+          <w:rStyle w:val="af1"/>
+        </w:rPr>
+        <w:t>более 60 секунд</w:t>
+      </w:r>
+      <w:r>
+        <w:t>. Такой клип при загрузке в CVAT оказывался неудобным для разметчика: интерфейс CVAT замедлялся при работе с длинными последовательностями, а единый длинный клип не позволял равномерно распределить работу между несколькими разметчиками. Проблема была обнаружена после генерации и устранена на шаге 5 (</w:t>
+      </w:r>
+      <w:r>
+        <w:rPr>
+          <w:rStyle w:val="HTML1"/>
+          <w:rFonts w:eastAsia="MS Mincho"/>
+        </w:rPr>
+        <w:t>split_long_clips.py</w:t>
+      </w:r>
+      <w:r>
+        <w:t>).</w:t>
+      </w:r>
+      <w:hyperlink r:id="rId79" w:tgtFrame="_blank" w:history="1">
+        <w:r>
+          <w:rPr>
+            <w:rStyle w:val="inline-block"/>
+            <w:color w:val="0000FF"/>
+            <w:u w:val="single"/>
+          </w:rPr>
+          <w:t>Tekhnicheskii-otchet-vetka-feat-segmentation-USV-Obstacle-Detection.pdf</w:t>
+        </w:r>
+      </w:hyperlink>
+    </w:p>
+    <w:p>
+      <w:pPr>
+        <w:pStyle w:val="a8"/>
+      </w:pPr>
+      <w:r>
+        <w:rPr>
+          <w:rStyle w:val="HTML1"/>
+          <w:rFonts w:eastAsia="MS Mincho"/>
+        </w:rPr>
+        <w:t>extract_sequences()</w:t>
+      </w:r>
+      <w:r>
+        <w:t xml:space="preserve"> — извлечение кадров и формирование структуры датасета</w:t>
+      </w:r>
+    </w:p>
+    <w:p>
+      <w:pPr>
+        <w:pStyle w:val="a8"/>
+      </w:pPr>
+      <w:r>
+        <w:t>После слияния интервалов для каждого объединённого отрезка выполняется непосредственное извлечение кадров из исходного видеофайла .</w:t>
+      </w:r>
+    </w:p>
+    <w:p>
+      <w:pPr>
+        <w:pStyle w:val="a8"/>
+      </w:pPr>
+      <w:r>
+        <w:rPr>
+          <w:rStyle w:val="af1"/>
+        </w:rPr>
+        <w:t>Прореживание до 5 FPS.</w:t>
+      </w:r>
+      <w:r>
+        <w:t xml:space="preserve"> Шаг прореживания вычисляется как:</w:t>
+      </w:r>
+    </w:p>
+    <w:p>
+      <w:pPr>
+        <w:pStyle w:val="a8"/>
+      </w:pPr>
+      <w:r>
+        <w:lastRenderedPageBreak/>
+        <w:drawing>
+          <wp:inline distT="0" distB="0" distL="0" distR="0" wp14:anchorId="0B53E07E" wp14:editId="2BD7EB23">
+            <wp:extent cx="3629532" cy="695422"/>
+            <wp:effectExtent l="0" t="0" r="9525" b="9525"/>
+            <wp:docPr id="4" name="Рисунок 4"/>
+            <wp:cNvGraphicFramePr>
+              <a:graphicFrameLocks xmlns:a="http://schemas.openxmlformats.org/drawingml/2006/main" noChangeAspect="1"/>
+            </wp:cNvGraphicFramePr>
+            <a:graphic xmlns:a="http://schemas.openxmlformats.org/drawingml/2006/main">
+              <a:graphicData uri="http://schemas.openxmlformats.org/drawingml/2006/picture">
+                <pic:pic xmlns:pic="http://schemas.openxmlformats.org/drawingml/2006/picture">
+                  <pic:nvPicPr>
+                    <pic:cNvPr id="1" name=""/>
+                    <pic:cNvPicPr/>
+                  </pic:nvPicPr>
+                  <pic:blipFill>
+                    <a:blip r:embed="rId80"/>
+                    <a:stretch>
+                      <a:fillRect/>
+                    </a:stretch>
+                  </pic:blipFill>
+                  <pic:spPr>
+                    <a:xfrm>
+                      <a:off x="0" y="0"/>
+                      <a:ext cx="3629532" cy="695422"/>
+                    </a:xfrm>
+                    <a:prstGeom prst="rect">
+                      <a:avLst/>
+                    </a:prstGeom>
+                  </pic:spPr>
+                </pic:pic>
+              </a:graphicData>
+            </a:graphic>
+          </wp:inline>
+        </w:drawing>
+      </w:r>
+    </w:p>
+    <w:p>
+      <w:pPr>
+        <w:pStyle w:val="a8"/>
+      </w:pPr>
+      <w:r>
+        <w:t xml:space="preserve">То есть из диапазона </w:t>
+      </w:r>
+      <w:r>
+        <w:rPr>
+          <w:rStyle w:val="HTML1"/>
+          <w:rFonts w:eastAsia="MS Mincho"/>
+        </w:rPr>
+        <w:t>[start_f, end_f]</w:t>
+      </w:r>
+      <w:r>
+        <w:t xml:space="preserve"> извлекается каждый 6-й кадр: </w:t>
+      </w:r>
+      <w:r>
+        <w:rPr>
+          <w:rStyle w:val="HTML1"/>
+          <w:rFonts w:eastAsia="MS Mincho"/>
+        </w:rPr>
+        <w:t>i = start_f, start_f+6, start_f+12, ...</w:t>
+      </w:r>
+      <w:r>
+        <w:t xml:space="preserve">. Остальные кадры пропускаются через </w:t>
+      </w:r>
+      <w:r>
+        <w:rPr>
+          <w:rStyle w:val="HTML1"/>
+          <w:rFonts w:eastAsia="MS Mincho"/>
+        </w:rPr>
+        <w:t>cap.grab()</w:t>
+      </w:r>
+      <w:r>
+        <w:t xml:space="preserve"> (без декодирования) для экономии памяти.</w:t>
+      </w:r>
+    </w:p>
+    <w:p>
+      <w:pPr>
+        <w:pStyle w:val="a8"/>
+      </w:pPr>
+      <w:r>
+        <w:rPr>
+          <w:rStyle w:val="af1"/>
+        </w:rPr>
+        <w:t>Поворот центральной камеры.</w:t>
+      </w:r>
+      <w:r>
+        <w:t xml:space="preserve"> Аналогично </w:t>
+      </w:r>
+      <w:r>
+        <w:rPr>
+          <w:rStyle w:val="HTML1"/>
+          <w:rFonts w:eastAsia="MS Mincho"/>
+        </w:rPr>
+        <w:t>extract_frames.py</w:t>
+      </w:r>
+      <w:r>
+        <w:t xml:space="preserve">, для клипов с префиксом </w:t>
+      </w:r>
+      <w:r>
+        <w:rPr>
+          <w:rStyle w:val="HTML1"/>
+          <w:rFonts w:eastAsia="MS Mincho"/>
+        </w:rPr>
+        <w:t>"center"</w:t>
+      </w:r>
+      <w:r>
+        <w:t xml:space="preserve"> к каждому кадру перед сохранением применяется </w:t>
+      </w:r>
+      <w:r>
+        <w:rPr>
+          <w:rStyle w:val="HTML1"/>
+          <w:rFonts w:eastAsia="MS Mincho"/>
+        </w:rPr>
+        <w:t>cv2.rotate(frame, cv2.ROTATE_90_CLOCKWISE)</w:t>
+      </w:r>
+      <w:r>
+        <w:t xml:space="preserve"> .</w:t>
+      </w:r>
+    </w:p>
+    <w:p>
+      <w:pPr>
+        <w:pStyle w:val="a8"/>
+      </w:pPr>
+      <w:r>
+        <w:rPr>
+          <w:rStyle w:val="af1"/>
+        </w:rPr>
+        <w:t>Структура выходных данных.</w:t>
+      </w:r>
+      <w:r>
+        <w:t xml:space="preserve"> Для каждого объединённого интервала (с учётом нумерации </w:t>
+      </w:r>
+      <w:r>
+        <w:rPr>
+          <w:rStyle w:val="HTML1"/>
+          <w:rFonts w:eastAsia="MS Mincho"/>
+        </w:rPr>
+        <w:t>seq_id</w:t>
+      </w:r>
+      <w:r>
+        <w:t xml:space="preserve"> внутри одного видеофайла) формируется следующая структура:</w:t>
+      </w:r>
+    </w:p>
+    <w:p>
+      <w:pPr>
+        <w:pStyle w:val="a8"/>
+        <w:ind w:firstLine="0"/>
+        <w:rPr>
+          <w:rStyle w:val="af1"/>
+        </w:rPr>
+      </w:pPr>
+      <w:r>
+        <w:rPr>
+          <w:rStyle w:val="af1"/>
+        </w:rPr>
+        <w:drawing>
+          <wp:inline distT="0" distB="0" distL="0" distR="0" wp14:anchorId="20305D01" wp14:editId="4754568E">
+            <wp:extent cx="5940425" cy="2506345"/>
+            <wp:effectExtent l="0" t="0" r="3175" b="8255"/>
+            <wp:docPr id="3" name="Рисунок 3"/>
+            <wp:cNvGraphicFramePr>
+              <a:graphicFrameLocks xmlns:a="http://schemas.openxmlformats.org/drawingml/2006/main" noChangeAspect="1"/>
+            </wp:cNvGraphicFramePr>
+            <a:graphic xmlns:a="http://schemas.openxmlformats.org/drawingml/2006/main">
+              <a:graphicData uri="http://schemas.openxmlformats.org/drawingml/2006/picture">
+                <pic:pic xmlns:pic="http://schemas.openxmlformats.org/drawingml/2006/picture">
+                  <pic:nvPicPr>
+                    <pic:cNvPr id="1" name=""/>
+                    <pic:cNvPicPr/>
+                  </pic:nvPicPr>
+                  <pic:blipFill>
+                    <a:blip r:embed="rId81"/>
+                    <a:stretch>
+                      <a:fillRect/>
+                    </a:stretch>
+                  </pic:blipFill>
+                  <pic:spPr>
+                    <a:xfrm>
+                      <a:off x="0" y="0"/>
+                      <a:ext cx="5940425" cy="2506345"/>
+                    </a:xfrm>
+                    <a:prstGeom prst="rect">
+                      <a:avLst/>
+                    </a:prstGeom>
+                  </pic:spPr>
+                </pic:pic>
+              </a:graphicData>
+            </a:graphic>
+          </wp:inline>
+        </w:drawing>
+      </w:r>
+    </w:p>
+    <w:p>
+      <w:pPr>
+        <w:pStyle w:val="a8"/>
+      </w:pPr>
+      <w:r>
+        <w:rPr>
+          <w:rStyle w:val="af1"/>
+        </w:rPr>
+        <w:t>Именование клипов</w:t>
+      </w:r>
+      <w:r>
+        <w:t xml:space="preserve"> строится по схеме </w:t>
+      </w:r>
+      <w:r>
+        <w:rPr>
+          <w:rStyle w:val="HTML1"/>
+          <w:rFonts w:eastAsia="MS Mincho"/>
+        </w:rPr>
+        <w:t>{prefix}_{video_stem}_{seq_id:04d}</w:t>
+      </w:r>
+      <w:r>
+        <w:t xml:space="preserve">, где </w:t>
+      </w:r>
+      <w:r>
+        <w:rPr>
+          <w:rStyle w:val="HTML1"/>
+          <w:rFonts w:eastAsia="MS Mincho"/>
+        </w:rPr>
+        <w:t>seq_id</w:t>
+      </w:r>
+      <w:r>
+        <w:t xml:space="preserve"> — порядковый номер объединённого интервала внутри данного видеофайла, начиная с 1. Например: </w:t>
+      </w:r>
+      <w:r>
+        <w:rPr>
+          <w:rStyle w:val="HTML1"/>
+          <w:rFonts w:eastAsia="MS Mincho"/>
+        </w:rPr>
+        <w:t>right_MOVI0017_0001</w:t>
+      </w:r>
+      <w:r>
+        <w:t xml:space="preserve">, </w:t>
+      </w:r>
+      <w:r>
+        <w:rPr>
+          <w:rStyle w:val="HTML1"/>
+          <w:rFonts w:eastAsia="MS Mincho"/>
+        </w:rPr>
+        <w:t>right_MOVI0017_0002</w:t>
+      </w:r>
+      <w:r>
+        <w:t xml:space="preserve">, </w:t>
+      </w:r>
+      <w:r>
+        <w:rPr>
+          <w:rStyle w:val="HTML1"/>
+          <w:rFonts w:eastAsia="MS Mincho"/>
+        </w:rPr>
+        <w:t>left_MOVI0020_0001</w:t>
+      </w:r>
+      <w:r>
+        <w:t xml:space="preserve">. Файл метаданных </w:t>
+      </w:r>
+      <w:r>
+        <w:rPr>
+          <w:rStyle w:val="HTML1"/>
+          <w:rFonts w:eastAsia="MS Mincho"/>
+        </w:rPr>
+        <w:t>{clip_name}.csv</w:t>
+      </w:r>
+      <w:r>
+        <w:t xml:space="preserve"> содержит три поля для каждого сохранённого кадра: </w:t>
+      </w:r>
+      <w:r>
+        <w:rPr>
+          <w:rStyle w:val="HTML1"/>
+          <w:rFonts w:eastAsia="MS Mincho"/>
+        </w:rPr>
+        <w:t>local_seq_idx</w:t>
+      </w:r>
+      <w:r>
+        <w:t xml:space="preserve"> (локальный номер кадра в клипе, начиная с 1), </w:t>
+      </w:r>
+      <w:r>
+        <w:rPr>
+          <w:rStyle w:val="HTML1"/>
+          <w:rFonts w:eastAsia="MS Mincho"/>
+        </w:rPr>
+        <w:t>original_video</w:t>
+      </w:r>
+      <w:r>
+        <w:t xml:space="preserve"> (имя исходного видеофайла), </w:t>
+      </w:r>
+      <w:r>
+        <w:rPr>
+          <w:rStyle w:val="HTML1"/>
+          <w:rFonts w:eastAsia="MS Mincho"/>
+        </w:rPr>
+        <w:t>original_frame_idx</w:t>
+      </w:r>
+      <w:r>
+        <w:t xml:space="preserve"> (номер кадра в исходном видео). Это обеспечивает полную трассируемость каждого кадра датасета до его источника в сырых данных .</w:t>
+      </w:r>
+    </w:p>
+    <w:p>
+      <w:pPr>
+        <w:pStyle w:val="a8"/>
+      </w:pPr>
+      <w:r>
+        <w:rPr>
+          <w:rStyle w:val="af1"/>
+        </w:rPr>
+        <w:t>Выход</w:t>
+      </w:r>
+      <w:r>
+        <w:rPr>
+          <w:rStyle w:val="af1"/>
+          <w:lang w:val="en-US"/>
+        </w:rPr>
+        <w:t>:</w:t>
+      </w:r>
+      <w:r>
+        <w:rPr>
+          <w:lang w:val="en-US"/>
+        </w:rPr>
+        <w:t xml:space="preserve"> </w:t>
+      </w:r>
+      <w:r>
+        <w:t>директория</w:t>
+      </w:r>
+      <w:r>
+        <w:rPr>
+          <w:lang w:val="en-US"/>
+        </w:rPr>
+        <w:t xml:space="preserve"> </w:t>
+      </w:r>
+      <w:r>
+        <w:rPr>
+          <w:rStyle w:val="HTML1"/>
+          <w:rFonts w:eastAsia="MS Mincho"/>
+          <w:lang w:val="en-US"/>
+        </w:rPr>
+        <w:t>data/interim/sequent_frames_v5/</w:t>
+      </w:r>
+      <w:r>
+        <w:rPr>
+          <w:lang w:val="en-US"/>
+        </w:rPr>
+        <w:t xml:space="preserve"> </w:t>
+      </w:r>
+      <w:r>
+        <w:t>со</w:t>
+      </w:r>
+      <w:r>
+        <w:rPr>
+          <w:lang w:val="en-US"/>
+        </w:rPr>
+        <w:t xml:space="preserve"> </w:t>
+      </w:r>
+      <w:r>
+        <w:t>структурой</w:t>
+      </w:r>
+      <w:r>
+        <w:rPr>
+          <w:lang w:val="en-US"/>
+        </w:rPr>
+        <w:t xml:space="preserve"> </w:t>
+      </w:r>
+      <w:r>
+        <w:rPr>
+          <w:rStyle w:val="HTML1"/>
+          <w:rFonts w:eastAsia="MS Mincho"/>
+          <w:lang w:val="en-US"/>
+        </w:rPr>
+        <w:t>videos/</w:t>
+      </w:r>
+      <w:r>
+        <w:rPr>
+          <w:lang w:val="en-US"/>
+        </w:rPr>
+        <w:t xml:space="preserve">, </w:t>
+      </w:r>
+      <w:r>
+        <w:rPr>
+          <w:rStyle w:val="HTML1"/>
+          <w:rFonts w:eastAsia="MS Mincho"/>
+          <w:lang w:val="en-US"/>
+        </w:rPr>
+        <w:t>frames/</w:t>
+      </w:r>
+      <w:r>
+        <w:rPr>
+          <w:lang w:val="en-US"/>
+        </w:rPr>
+        <w:t xml:space="preserve">, </w:t>
+      </w:r>
+      <w:r>
+        <w:rPr>
+          <w:rStyle w:val="HTML1"/>
+          <w:rFonts w:eastAsia="MS Mincho"/>
+          <w:lang w:val="en-US"/>
+        </w:rPr>
+        <w:t>metadata/</w:t>
+      </w:r>
+      <w:r>
+        <w:rPr>
+          <w:lang w:val="en-US"/>
+        </w:rPr>
+        <w:t xml:space="preserve">. </w:t>
+      </w:r>
+      <w:r>
+        <w:t xml:space="preserve">Часть клипов имела длину более 30 секунд (150 кадров при 5 </w:t>
+      </w:r>
+      <w:r>
+        <w:lastRenderedPageBreak/>
+        <w:t>FPS) вследствие ошибки слияния интервалов — они требовали дополнительной обработки на следующем шаге.</w:t>
+      </w:r>
+    </w:p>
+    <w:p>
+      <w:pPr>
+        <w:pStyle w:val="-4"/>
+      </w:pPr>
+      <w:r>
+        <w:t>Нарезка длинных клипов (</w:t>
+      </w:r>
+      <w:r>
+        <w:rPr>
+          <w:rStyle w:val="HTML1"/>
+          <w:rFonts w:eastAsia="MS Mincho"/>
+        </w:rPr>
+        <w:t>split_long_clips.py</w:t>
+      </w:r>
+      <w:r>
+        <w:t>)</w:t>
+      </w:r>
+    </w:p>
+    <w:p>
+      <w:pPr>
+        <w:pStyle w:val="a8"/>
+      </w:pPr>
+      <w:r>
+        <w:rPr>
+          <w:rStyle w:val="af1"/>
+        </w:rPr>
+        <w:t>Вход:</w:t>
+      </w:r>
+      <w:r>
+        <w:t xml:space="preserve"> директория </w:t>
+      </w:r>
+      <w:r>
+        <w:rPr>
+          <w:rStyle w:val="HTML1"/>
+          <w:rFonts w:eastAsia="MS Mincho"/>
+        </w:rPr>
+        <w:t>data/interim/sequent_frames_v5/</w:t>
+      </w:r>
+      <w:r>
+        <w:t xml:space="preserve"> — клипы, часть которых превышает 30 секунд вследствие слияния перекрывающихся интервалов на предыдущем шаге.</w:t>
+      </w:r>
+    </w:p>
+    <w:p>
+      <w:pPr>
+        <w:pStyle w:val="a8"/>
+      </w:pPr>
+      <w:r>
+        <w:t xml:space="preserve">Нарезка реализована в классе </w:t>
+      </w:r>
+      <w:hyperlink r:id="rId82" w:tgtFrame="_blank" w:history="1">
+        <w:r>
+          <w:rPr>
+            <w:rStyle w:val="HTML1"/>
+            <w:rFonts w:eastAsia="MS Mincho"/>
+            <w:color w:val="0000FF"/>
+            <w:u w:val="single"/>
+          </w:rPr>
+          <w:t>SequenceSplitter</w:t>
+        </w:r>
+      </w:hyperlink>
+      <w:r>
+        <w:t xml:space="preserve">. Пороговые параметры: </w:t>
+      </w:r>
+      <w:r>
+        <w:rPr>
+          <w:rStyle w:val="HTML1"/>
+          <w:rFonts w:eastAsia="MS Mincho"/>
+        </w:rPr>
+        <w:t>max_seconds=30</w:t>
+      </w:r>
+      <w:r>
+        <w:t xml:space="preserve">, </w:t>
+      </w:r>
+      <w:r>
+        <w:rPr>
+          <w:rStyle w:val="HTML1"/>
+          <w:rFonts w:eastAsia="MS Mincho"/>
+        </w:rPr>
+        <w:t>target_fps=5</w:t>
+      </w:r>
+      <w:r>
+        <w:t xml:space="preserve">, что даёт </w:t>
+      </w:r>
+      <w:r>
+        <w:rPr>
+          <w:rStyle w:val="HTML1"/>
+          <w:rFonts w:eastAsia="MS Mincho"/>
+        </w:rPr>
+        <w:t>max_frames = 30 × 5 = 150 кадров</w:t>
+      </w:r>
+      <w:r>
+        <w:t xml:space="preserve"> на клип .</w:t>
+      </w:r>
+    </w:p>
+    <w:p>
+      <w:pPr>
+        <w:pStyle w:val="a8"/>
+      </w:pPr>
+      <w:r>
+        <w:t>Обнаружение клипов, требующих нарезки</w:t>
+      </w:r>
+    </w:p>
+    <w:p>
+      <w:pPr>
+        <w:pStyle w:val="a8"/>
+      </w:pPr>
+      <w:r>
+        <w:t xml:space="preserve">Скрипт обходит все файлы </w:t>
+      </w:r>
+      <w:r>
+        <w:rPr>
+          <w:rStyle w:val="HTML1"/>
+          <w:rFonts w:eastAsia="MS Mincho"/>
+        </w:rPr>
+        <w:t>*.csv</w:t>
+      </w:r>
+      <w:r>
+        <w:t xml:space="preserve"> в директории </w:t>
+      </w:r>
+      <w:r>
+        <w:rPr>
+          <w:rStyle w:val="HTML1"/>
+          <w:rFonts w:eastAsia="MS Mincho"/>
+        </w:rPr>
+        <w:t>metadata/</w:t>
+      </w:r>
+      <w:r>
+        <w:t xml:space="preserve">. Для каждого CSV-файла считывается число строк через </w:t>
+      </w:r>
+      <w:r>
+        <w:rPr>
+          <w:rStyle w:val="HTML1"/>
+          <w:rFonts w:eastAsia="MS Mincho"/>
+        </w:rPr>
+        <w:t>pd.read_csv(csv_path)</w:t>
+      </w:r>
+      <w:r>
+        <w:t xml:space="preserve"> — это число равно числу кадров в клипе. Если </w:t>
+      </w:r>
+      <w:r>
+        <w:rPr>
+          <w:rStyle w:val="HTML1"/>
+          <w:rFonts w:eastAsia="MS Mincho"/>
+        </w:rPr>
+        <w:t>len(df) &gt; max_frames</w:t>
+      </w:r>
+      <w:r>
+        <w:t xml:space="preserve"> (то есть клип длиннее 150 кадров, или 30 секунд при 5 FPS) — клип добавляется в список на нарезку. Клипы, имена которых уже содержат подстроку </w:t>
+      </w:r>
+      <w:r>
+        <w:rPr>
+          <w:rStyle w:val="HTML1"/>
+          <w:rFonts w:eastAsia="MS Mincho"/>
+        </w:rPr>
+        <w:t>"_part"</w:t>
+      </w:r>
+      <w:r>
+        <w:t>, пропускаются — это защита от повторного разбиения при повторном запуске скрипта .</w:t>
+      </w:r>
+    </w:p>
+    <w:p>
+      <w:pPr>
+        <w:pStyle w:val="a8"/>
+      </w:pPr>
+      <w:r>
+        <w:t>Нарезка и переименование</w:t>
+      </w:r>
+    </w:p>
+    <w:p>
+      <w:pPr>
+        <w:pStyle w:val="a8"/>
+      </w:pPr>
+      <w:r>
+        <w:t xml:space="preserve">Для каждого длинного клипа метод </w:t>
+      </w:r>
+      <w:r>
+        <w:rPr>
+          <w:rStyle w:val="HTML1"/>
+          <w:rFonts w:eastAsia="MS Mincho"/>
+        </w:rPr>
+        <w:t>_process_clip()</w:t>
+      </w:r>
+      <w:r>
+        <w:t xml:space="preserve"> вычисляет число частей:</w:t>
+      </w:r>
+    </w:p>
+    <w:p>
+      <w:pPr>
+        <w:pStyle w:val="a8"/>
+      </w:pPr>
+      <w:r>
+        <w:drawing>
+          <wp:inline distT="0" distB="0" distL="0" distR="0" wp14:anchorId="04E407C9" wp14:editId="3B0B61D8">
+            <wp:extent cx="2248214" cy="752580"/>
+            <wp:effectExtent l="0" t="0" r="0" b="9525"/>
+            <wp:docPr id="2" name="Рисунок 2"/>
+            <wp:cNvGraphicFramePr>
+              <a:graphicFrameLocks xmlns:a="http://schemas.openxmlformats.org/drawingml/2006/main" noChangeAspect="1"/>
+            </wp:cNvGraphicFramePr>
+            <a:graphic xmlns:a="http://schemas.openxmlformats.org/drawingml/2006/main">
+              <a:graphicData uri="http://schemas.openxmlformats.org/drawingml/2006/picture">
+                <pic:pic xmlns:pic="http://schemas.openxmlformats.org/drawingml/2006/picture">
+                  <pic:nvPicPr>
+                    <pic:cNvPr id="1" name=""/>
+                    <pic:cNvPicPr/>
+                  </pic:nvPicPr>
+                  <pic:blipFill>
+                    <a:blip r:embed="rId83"/>
+                    <a:stretch>
+                      <a:fillRect/>
+                    </a:stretch>
+                  </pic:blipFill>
+                  <pic:spPr>
+                    <a:xfrm>
+                      <a:off x="0" y="0"/>
                       <a:ext cx="2248214" cy="752580"/>
                     </a:xfrm>
                     <a:prstGeom prst="rect">
@@ -19788,7 +24779,7 @@
       <w:r>
         <w:t xml:space="preserve">Для систематического учёта и оценки всех сформированных клипов была создана таблица </w:t>
       </w:r>
-      <w:hyperlink r:id="rId78" w:tgtFrame="_blank" w:history="1">
+      <w:hyperlink r:id="rId84" w:tgtFrame="_blank" w:history="1">
         <w:r>
           <w:rPr>
             <w:rStyle w:val="HTML1"/>
@@ -19802,7 +24793,7 @@
       <w:r>
         <w:t xml:space="preserve">. Структура таблицы определена в скрипте </w:t>
       </w:r>
-      <w:hyperlink r:id="rId79" w:tgtFrame="_blank" w:history="1">
+      <w:hyperlink r:id="rId85" w:tgtFrame="_blank" w:history="1">
         <w:r>
           <w:rPr>
             <w:rStyle w:val="HTML1"/>
@@ -19974,7 +24965,7 @@
       <w:r>
         <w:t xml:space="preserve">Скрипт </w:t>
       </w:r>
-      <w:hyperlink r:id="rId80" w:tgtFrame="_blank" w:history="1">
+      <w:hyperlink r:id="rId86" w:tgtFrame="_blank" w:history="1">
         <w:r>
           <w:rPr>
             <w:rStyle w:val="HTML1"/>
@@ -20330,7 +25321,7 @@
       <w:r>
         <w:t>.</w:t>
       </w:r>
-      <w:hyperlink r:id="rId81" w:tgtFrame="_blank" w:history="1">
+      <w:hyperlink r:id="rId87" w:tgtFrame="_blank" w:history="1">
         <w:r>
           <w:rPr>
             <w:rStyle w:val="inline-block"/>
@@ -21154,7 +26145,7 @@
       <w:r>
         <w:t>.</w:t>
       </w:r>
-      <w:hyperlink r:id="rId82" w:tgtFrame="_blank" w:history="1">
+      <w:hyperlink r:id="rId88" w:tgtFrame="_blank" w:history="1">
         <w:r>
           <w:rPr>
             <w:rStyle w:val="inline-block"/>
@@ -21187,7 +26178,7 @@
       <w:r>
         <w:t xml:space="preserve">Таблица </w:t>
       </w:r>
-      <w:hyperlink r:id="rId83" w:tgtFrame="_blank" w:history="1">
+      <w:hyperlink r:id="rId89" w:tgtFrame="_blank" w:history="1">
         <w:r>
           <w:rPr>
             <w:rStyle w:val="HTML1"/>
@@ -21811,7 +26802,7 @@
       <w:r>
         <w:t xml:space="preserve">Клипы из </w:t>
       </w:r>
-      <w:hyperlink r:id="rId84" w:tgtFrame="_blank" w:history="1">
+      <w:hyperlink r:id="rId90" w:tgtFrame="_blank" w:history="1">
         <w:r>
           <w:rPr>
             <w:rStyle w:val="HTML1"/>
@@ -21865,7 +26856,7 @@
       <w:r>
         <w:t xml:space="preserve"> обеспечивают полную трассируемость каждого размеченного кадра до его исходного положения в сырых видеозаписях экспедиции. Методология разметки, инструмент и рабочий процесс описаны в пп. 3.2.7–3.2.9.</w:t>
       </w:r>
-      <w:hyperlink r:id="rId85" w:tgtFrame="_blank" w:history="1">
+      <w:hyperlink r:id="rId91" w:tgtFrame="_blank" w:history="1">
         <w:r>
           <w:rPr>
             <w:rStyle w:val="inline-block"/>
@@ -21878,15 +26869,20 @@
     </w:p>
     <w:p>
       <w:pPr>
-        <w:spacing w:before="100" w:beforeAutospacing="1" w:after="100" w:afterAutospacing="1" w:line="240" w:lineRule="auto"/>
-        <w:jc w:val="left"/>
-        <w:rPr>
-          <w:rFonts w:eastAsia="Times New Roman" w:cs="Times New Roman"/>
-          <w:color w:val="auto"/>
-          <w:szCs w:val="24"/>
-          <w:lang w:eastAsia="ru-RU"/>
-        </w:rPr>
-      </w:pPr>
+        <w:pStyle w:val="a"/>
+      </w:pPr>
+      <w:r>
+        <w:lastRenderedPageBreak/>
+        <w:t>Инструмент разметки: CVAT</w:t>
+      </w:r>
+    </w:p>
+    <w:p>
+      <w:pPr>
+        <w:pStyle w:val="a"/>
+      </w:pPr>
+      <w:r>
+        <w:t>Методология разметки VPS</w:t>
+      </w:r>
     </w:p>
     <w:p>
       <w:pPr>
@@ -21924,7 +26920,6 @@
           <w:szCs w:val="24"/>
           <w:lang w:eastAsia="ru-RU"/>
         </w:rPr>
-        <w:lastRenderedPageBreak/>
         <w:t>3.2</w:t>
       </w:r>
       <w:r>
@@ -22593,16 +27588,16 @@
       <w:pPr>
         <w:pStyle w:val="-"/>
       </w:pPr>
-      <w:bookmarkStart w:id="18" w:name="_Toc217908870"/>
-      <w:bookmarkStart w:id="19" w:name="_Toc217909346"/>
-      <w:bookmarkStart w:id="20" w:name="_Toc226468290"/>
+      <w:bookmarkStart w:id="20" w:name="_Toc217908870"/>
+      <w:bookmarkStart w:id="21" w:name="_Toc217909346"/>
+      <w:bookmarkStart w:id="22" w:name="_Toc226468290"/>
       <w:r>
         <w:lastRenderedPageBreak/>
         <w:t>подготовка обучающей выборки</w:t>
       </w:r>
-      <w:bookmarkEnd w:id="18"/>
-      <w:bookmarkEnd w:id="19"/>
       <w:bookmarkEnd w:id="20"/>
+      <w:bookmarkEnd w:id="21"/>
+      <w:bookmarkEnd w:id="22"/>
     </w:p>
     <w:p>
       <w:pPr>
@@ -23279,9 +28274,9 @@
       <w:pPr>
         <w:pStyle w:val="-"/>
       </w:pPr>
-      <w:bookmarkStart w:id="21" w:name="_Toc217908875"/>
-      <w:bookmarkStart w:id="22" w:name="_Toc217909351"/>
-      <w:bookmarkStart w:id="23" w:name="_Toc226468291"/>
+      <w:bookmarkStart w:id="23" w:name="_Toc217908875"/>
+      <w:bookmarkStart w:id="24" w:name="_Toc217909351"/>
+      <w:bookmarkStart w:id="25" w:name="_Toc226468291"/>
       <w:r>
         <w:lastRenderedPageBreak/>
         <w:t>результаты</w:t>
@@ -23289,9 +28284,9 @@
       <w:r>
         <w:t xml:space="preserve"> исследования</w:t>
       </w:r>
-      <w:bookmarkEnd w:id="21"/>
-      <w:bookmarkEnd w:id="22"/>
       <w:bookmarkEnd w:id="23"/>
+      <w:bookmarkEnd w:id="24"/>
+      <w:bookmarkEnd w:id="25"/>
     </w:p>
     <w:p>
       <w:pPr>
@@ -23535,16 +28530,16 @@
       <w:pPr>
         <w:pStyle w:val="-2"/>
       </w:pPr>
-      <w:bookmarkStart w:id="24" w:name="_Toc217908878"/>
-      <w:bookmarkStart w:id="25" w:name="_Toc217909354"/>
-      <w:bookmarkStart w:id="26" w:name="_Toc226468292"/>
+      <w:bookmarkStart w:id="26" w:name="_Toc217908878"/>
+      <w:bookmarkStart w:id="27" w:name="_Toc217909354"/>
+      <w:bookmarkStart w:id="28" w:name="_Toc226468292"/>
       <w:r>
         <w:lastRenderedPageBreak/>
         <w:t>Заключение</w:t>
       </w:r>
-      <w:bookmarkEnd w:id="24"/>
-      <w:bookmarkEnd w:id="25"/>
       <w:bookmarkEnd w:id="26"/>
+      <w:bookmarkEnd w:id="27"/>
+      <w:bookmarkEnd w:id="28"/>
     </w:p>
     <w:p>
       <w:pPr>
@@ -23755,20 +28750,20 @@
       <w:pPr>
         <w:pStyle w:val="-2"/>
       </w:pPr>
-      <w:bookmarkStart w:id="27" w:name="_Toc200648306"/>
-      <w:bookmarkStart w:id="28" w:name="_Toc201255751"/>
-      <w:bookmarkStart w:id="29" w:name="_Toc217908879"/>
-      <w:bookmarkStart w:id="30" w:name="_Toc217909355"/>
-      <w:bookmarkStart w:id="31" w:name="_Toc226468293"/>
+      <w:bookmarkStart w:id="29" w:name="_Toc200648306"/>
+      <w:bookmarkStart w:id="30" w:name="_Toc201255751"/>
+      <w:bookmarkStart w:id="31" w:name="_Toc217908879"/>
+      <w:bookmarkStart w:id="32" w:name="_Toc217909355"/>
+      <w:bookmarkStart w:id="33" w:name="_Toc226468293"/>
       <w:r>
         <w:lastRenderedPageBreak/>
         <w:t>СПИСОК ИСПОЛЬЗОВАННЫХ ИСТОЧНИКОВ</w:t>
       </w:r>
-      <w:bookmarkEnd w:id="27"/>
-      <w:bookmarkEnd w:id="28"/>
       <w:bookmarkEnd w:id="29"/>
       <w:bookmarkEnd w:id="30"/>
       <w:bookmarkEnd w:id="31"/>
+      <w:bookmarkEnd w:id="32"/>
+      <w:bookmarkEnd w:id="33"/>
     </w:p>
     <w:p>
       <w:pPr>
@@ -24034,9 +29029,9 @@
         <w:pStyle w:val="-2"/>
         <w:spacing w:after="0"/>
       </w:pPr>
-      <w:bookmarkStart w:id="32" w:name="_Toc217908880"/>
-      <w:bookmarkStart w:id="33" w:name="_Toc217909356"/>
-      <w:bookmarkStart w:id="34" w:name="_Toc226468294"/>
+      <w:bookmarkStart w:id="34" w:name="_Toc217908880"/>
+      <w:bookmarkStart w:id="35" w:name="_Toc217909356"/>
+      <w:bookmarkStart w:id="36" w:name="_Toc226468294"/>
       <w:r>
         <w:lastRenderedPageBreak/>
         <w:t>ПРИложение</w:t>
@@ -24047,9 +29042,9 @@
       <w:r>
         <w:t>а</w:t>
       </w:r>
-      <w:bookmarkEnd w:id="32"/>
-      <w:bookmarkEnd w:id="33"/>
       <w:bookmarkEnd w:id="34"/>
+      <w:bookmarkEnd w:id="35"/>
+      <w:bookmarkEnd w:id="36"/>
     </w:p>
     <w:p>
       <w:pPr>
@@ -24062,22 +29057,22 @@
       <w:pPr>
         <w:pStyle w:val="-2"/>
       </w:pPr>
-      <w:bookmarkStart w:id="35" w:name="_Toc190029319"/>
-      <w:bookmarkStart w:id="36" w:name="_Toc200648311"/>
-      <w:bookmarkStart w:id="37" w:name="_Toc201255754"/>
-      <w:bookmarkStart w:id="38" w:name="_Toc217908881"/>
-      <w:bookmarkStart w:id="39" w:name="_Toc217909357"/>
-      <w:bookmarkStart w:id="40" w:name="_Toc226468295"/>
+      <w:bookmarkStart w:id="37" w:name="_Toc190029319"/>
+      <w:bookmarkStart w:id="38" w:name="_Toc200648311"/>
+      <w:bookmarkStart w:id="39" w:name="_Toc201255754"/>
+      <w:bookmarkStart w:id="40" w:name="_Toc217908881"/>
+      <w:bookmarkStart w:id="41" w:name="_Toc217909357"/>
+      <w:bookmarkStart w:id="42" w:name="_Toc226468295"/>
       <w:r>
         <w:lastRenderedPageBreak/>
         <w:t>Сведения о самостоятельности выполнения работы</w:t>
       </w:r>
-      <w:bookmarkEnd w:id="35"/>
-      <w:bookmarkEnd w:id="36"/>
       <w:bookmarkEnd w:id="37"/>
       <w:bookmarkEnd w:id="38"/>
       <w:bookmarkEnd w:id="39"/>
       <w:bookmarkEnd w:id="40"/>
+      <w:bookmarkEnd w:id="41"/>
+      <w:bookmarkEnd w:id="42"/>
     </w:p>
     <w:p>
       <w:pPr>
@@ -27795,6 +32790,36 @@
     <w:basedOn w:val="a1"/>
     <w:rsid w:val="001B1ACE"/>
   </w:style>
+  <w:style w:type="character" w:customStyle="1" w:styleId="VerbatimChar">
+    <w:name w:val="Verbatim Char"/>
+    <w:rsid w:val="005D0A02"/>
+    <w:rPr>
+      <w:rFonts w:ascii="Consolas" w:hAnsi="Consolas" w:hint="default"/>
+      <w:sz w:val="22"/>
+    </w:rPr>
+  </w:style>
+  <w:style w:type="table" w:customStyle="1" w:styleId="NormalGrid">
+    <w:name w:val="Normal Grid"/>
+    <w:basedOn w:val="a2"/>
+    <w:uiPriority w:val="39"/>
+    <w:rsid w:val="005D0A02"/>
+    <w:pPr>
+      <w:spacing w:after="0" w:line="240" w:lineRule="auto"/>
+    </w:pPr>
+    <w:rPr>
+      <w:rFonts w:ascii="Georgia"/>
+      <w:sz w:val="21"/>
+    </w:rPr>
+    <w:tblPr>
+      <w:tblInd w:w="0" w:type="nil"/>
+      <w:tblCellMar>
+        <w:top w:w="80" w:type="dxa"/>
+        <w:left w:w="160" w:type="dxa"/>
+        <w:bottom w:w="80" w:type="dxa"/>
+        <w:right w:w="160" w:type="dxa"/>
+      </w:tblCellMar>
+    </w:tblPr>
+  </w:style>
 </w:styles>
 </file>
 
